--- a/Proyecto de Investigación 1/Trabajo 1/Trabajo1-Planteamiento-del-problema.docx
+++ b/Proyecto de Investigación 1/Trabajo 1/Trabajo1-Planteamiento-del-problema.docx
@@ -742,7 +742,7 @@
           <w:szCs w:val="24"/>
           <w:lang w:val="es-GT"/>
         </w:rPr>
-        <w:t xml:space="preserve">A escala internacional, el software vulnerable se consolidó como una de las principales vías de entrada de los incidentes de seguridad. El informe de investigaciones de brechas de datos de 2026 señala que, por primera vez en su historia, la explotación de vulnerabilidades (31 %) superó al abuso de credenciales (13 %) como vector inicial de acceso (Verizon, 2026). Por su parte, el informe de Veracode (2026) indica que el 82 % de las organizaciones analizadas acumula deuda de seguridad, entendida como fallas sin corregir durante más de un año, y que el 60 % de ellas presenta deuda de nivel crítico. El costo de las brechas acompaña esta tendencia: el promedio global alcanzó 4.99 millones de dólares por incidente, un valor récord según IBM (2026).</w:t>
+        <w:t xml:space="preserve">A nivel internacional el software vulnerable se afianzó como una de las principales puertas de entrada de los incidentes de seguridad. El informe de investigaciones de brechas de datos de 2026 señala que la explotación de vulnerabilidades (31 %) superó por primera vez en su historia al abuso de credenciales (13 %) como vector inicial de acceso (Verizon, 2026). Por su parte, el informe de Veracode (2026) señala que el 82 % de las organizaciones estudiadas acumulan deuda de seguridad, entendida como vulnerabilidades sin corregir durante más de un año, y que el 60 % de ellas tiene deuda de nivel crítico. El costo de las brechas sigue esta tendencia: el promedio global alcanzó 4.99 millones de dólares por incidente, un valor récord, según IBM (2026).</w:t>
       </w:r>
     </w:p>
     <w:p>
@@ -762,7 +762,7 @@
           <w:szCs w:val="24"/>
           <w:lang w:val="es-GT"/>
         </w:rPr>
-        <w:t xml:space="preserve">En Guatemala, el Cyber Insights Report de Mastercard (2025) reportó que los ciberataques aumentaron 200 % en 2024 respecto del año anterior y ubicó al país entre los diez con mayor exposición de América Latina. En el plano normativo, la iniciativa de Ley de Ciberseguridad 6347, presentada en 2024, regresó a comisión en abril de 2026 para corregir deficiencias técnicas (RSM Guatemala, s. f.), por lo que, según la fuente consultada, la ley aún no se aprueba.</w:t>
+        <w:t xml:space="preserve">El Cyber Insights Report de Mastercard (2025) en Guatemala reveló que los ataques cibernéticos crecieron 200 % en 2024 en comparación con el año anterior, y posicionó al país dentro de los diez con mayor exposición de América Latina. En cuanto al ámbito normativo, la iniciativa de Ley de Ciberseguridad 6347, introducida en 2024, fue devuelta a comisión en abril de 2026 para subsanar falencias técnicas (RSM Guatemala, s. f.), por lo que, de acuerdo con la fuente revisada, la ley aún está pendiente de aprobación.</w:t>
       </w:r>
     </w:p>
     <w:p>
@@ -782,7 +782,7 @@
           <w:szCs w:val="24"/>
           <w:lang w:val="es-GT"/>
         </w:rPr>
-        <w:t xml:space="preserve">En el nivel micro, el estudio se centra en los equipos de desarrollo de empresas medianas del área metropolitana de Guatemala, que construyen o mantienen aplicaciones propias o para terceros. El marco de referencia internacional para estos equipos es el Secure Software Development Framework (SSDF) del NIST, que organiza las prácticas de desarrollo seguro en cuatro grupos: preparar la organización, proteger el software, producir software bien protegido y responder a las vulnerabilidades (Souppaya et al., 2022). La literatura sobre adopción de DevSecOps identifica 21 desafíos agrupados en personas, prácticas, herramientas e infraestructura, y señala que los factores relacionados con las personas son críticos, pero han sido menos estudiados (Rajapakse et al., 2022).</w:t>
+        <w:t xml:space="preserve">En el nivel micro se estudiarán los equipos de desarrollo de empresas medianas en el área metropolitana de Guatemala que construyen o mantienen aplicaciones propias o para terceros. El marco de referencia internacional para estos equipos es el Secure Software Development Framework (SSDF) del NIST, que agrupa las prácticas de desarrollo seguro en cuatro grupos: preparar la organización, proteger el software, producir software bien protegido y responder a las vulnerabilidades (Souppaya et al., 2022). La literatura existente sobre adopción de DevSecOps identifica 21 desafíos agrupados en personas, prácticas, herramientas e infraestructura, y señala que los factores relacionados con las personas son críticos, pero han sido menos estudiados (Rajapakse et al., 2022).</w:t>
       </w:r>
     </w:p>
     <w:p>
@@ -824,7 +824,7 @@
           <w:szCs w:val="24"/>
           <w:lang w:val="es-GT"/>
         </w:rPr>
-        <w:t xml:space="preserve">La evidencia internacional sugiere que corregir las fallas después del despliegue es lento y costoso. Verizon (2026) reporta que solo el 26 % de las vulnerabilidades críticas del catálogo de vulnerabilidades explotadas conocidas (KEV) se corrigió por completo y que la mediana para parchear una falla crítica aumentó de 32 a 43 días. En paralelo, Veracode (2026) documenta un aumento de 36 % interanual en las vulnerabilidades de alto riesgo.</w:t>
+        <w:t xml:space="preserve">Los antecedentes internacionales indican que los arreglos de las fallas después de la puesta en marcha son tardíos y caros. Verizon (2026) indica que únicamente el 26 % de las vulnerabilidades críticas del catálogo de vulnerabilidades explotadas conocidas (KEV) fueron remediadas en su totalidad, y que la mediana para subsanar una falla crítica se incrementó de 32 a 43 días. A la par, Veracode (2026) constata un incremento interanual del 36 % en las vulnerabilidades de alto riesgo.</w:t>
       </w:r>
     </w:p>
     <w:p>
@@ -844,7 +844,7 @@
           <w:szCs w:val="24"/>
           <w:lang w:val="es-GT"/>
         </w:rPr>
-        <w:t xml:space="preserve">Integrar la seguridad desde el diseño no ocurre de forma automática. Depende de factores organizacionales como la capacitación, las políticas institucionales, la cultura del equipo y el equilibrio entre velocidad de entrega y seguridad (Ortega Ovalle, 2026; Rajapakse et al., 2022). Desde la teoría de los paradigmas (Gadea et al., 2019; Kuhn, 2017), la resistencia a integrar la seguridad en el diseño puede leerse como la persistencia de un paradigma vigente, el de la seguridad como etapa final o perimetral, frente a un enfoque emergente que la concibe como responsabilidad compartida durante todo el ciclo de vida (Rose et al., 2020; Souppaya et al., 2022). Esta lectura se propone como una analogía de trabajo y no como una afirmación sobre las ciencias naturales de las que Kuhn extrajo su modelo.</w:t>
+        <w:t xml:space="preserve">La integración de la seguridad desde el diseño no es algo que ocurra de forma automática. Está sujeta a factores organizacionales como la capacitación, las políticas institucionales, la cultura del equipo y el equilibrio entre velocidad de entrega y seguridad (Ortega Ovalle, 2026; Rajapakse et al., 2022). Desde la teoría de los paradigmas (Gadea et al., 2019; Kuhn, 2017), la resistencia a integrar la seguridad en el diseño puede interpretarse como la pervivencia de un paradigma vigente, el de la seguridad como etapa final o perimetral, frente a un enfoque emergente que la concibe como responsabilidad compartida durante todo el ciclo de vida (Rose et al., 2020; Souppaya et al., 2022). Esta lectura se ofrece como una analogía de trabajo y no como una afirmación sobre las ciencias naturales de las que Kuhn tomó prestado su modelo.</w:t>
       </w:r>
     </w:p>
     <w:p>
@@ -864,7 +864,7 @@
           <w:szCs w:val="24"/>
           <w:lang w:val="es-GT"/>
         </w:rPr>
-        <w:t xml:space="preserve">En el contexto guatemalteco, la revisión bibliográfica preliminar realizada para este trabajo no identificó estudios publicados que describan en qué medida los equipos de desarrollo de empresas medianas integran prácticas de seguridad en su ciclo de desarrollo ni qué factores condicionan esa integración. Esta ausencia de datos locales impide fundamentar decisiones de capacitación, políticas e inversión, y mantiene el problema sin dimensionar.</w:t>
+        <w:t xml:space="preserve">En Guatemala, la revisión bibliográfica preliminar para este trabajo no encontró estudios publicados que describan el grado de incorporación de prácticas de seguridad por los equipos de desarrollo de empresas medianas en su ciclo de desarrollo, ni los factores que condicionan dicha integración. Esta falta de datos locales no permite basar decisiones de capacitación, políticas e inversión, y deja el problema sin dimensionar.</w:t>
       </w:r>
     </w:p>
     <w:p>
@@ -906,7 +906,7 @@
           <w:szCs w:val="24"/>
           <w:lang w:val="es-GT"/>
         </w:rPr>
-        <w:t xml:space="preserve">El propósito del estudio es identificar y explicar los factores organizacionales que influyen en la adopción de prácticas de seguridad durante el desarrollo de software en equipos de empresas medianas del área metropolitana de Guatemala, con el fin de aportar evidencia local que oriente la capacitación, la gobernanza y la selección de herramientas.</w:t>
+        <w:t xml:space="preserve">El propósito del estudio es identificar y explicar los factores organizacionales que influyen en la adopción de prácticas de seguridad durante el desarrollo de software en equipos de empresas medianas del área metropolitana de Guatemala, para aportar evidencia local que sirva para orientar la capacitación, la gobernanza y la selección de herramientas.</w:t>
       </w:r>
     </w:p>
     <w:p>
@@ -948,7 +948,7 @@
           <w:szCs w:val="24"/>
           <w:lang w:val="es-GT"/>
         </w:rPr>
-        <w:t xml:space="preserve">Se identifican tres deficiencias. La primera es empírica: no se dispone de datos locales sobre el grado de adopción de prácticas de desarrollo seguro. La segunda es teórica: los factores humanos y organizacionales han recibido menos atención que los tecnológicos en la literatura sobre adopción (Rajapakse et al., 2022). La tercera es metodológica: no se localizaron instrumentos adaptados al contexto guatemalteco que midan la adopción de prácticas con base en un marco reconocido, como el SSDF.</w:t>
+        <w:t xml:space="preserve">Se observan tres fallas. La primera es empírica: no se dispone de datos locales sobre el grado de adopción de prácticas de desarrollo seguro. La segunda es teórica: en la literatura sobre adopción (Rajapakse et al., 2022), los factores humanos y organizacionales han recibido menor atención que los tecnológicos. La tercera es de orden metodológico: no se localizaron instrumentos ajustados al contexto guatemalteco que evalúen la adopción de prácticas bajo un marco reconocido como el SSDF.</w:t>
       </w:r>
     </w:p>
     <w:p>
@@ -990,7 +990,7 @@
           <w:szCs w:val="24"/>
           <w:lang w:val="es-GT"/>
         </w:rPr>
-        <w:t xml:space="preserve">El árbol de problemas (Figura 1) ordena el problema central, sus causas directas y sus efectos. Las causas y los efectos cuentan con respaldo en evidencia internacional; su verificación en el contexto guatemalteco corresponde al estudio y se presenta en la Tabla 1 como hipótesis por contrastar.</w:t>
+        <w:t xml:space="preserve">El árbol de problemas (Figura 1) ordena el problema principal, sus causas inmediatas y sus efectos. Las causas y efectos están respaldados por evidencia internacional; su verificación en el contexto guatemalteco corresponde al estudio y se presenta como hipótesis a contrastar en la Tabla 1.</w:t>
       </w:r>
     </w:p>
     <w:p>
@@ -2024,7 +2024,7 @@
           <w:szCs w:val="24"/>
           <w:lang w:val="es-GT"/>
         </w:rPr>
-        <w:t xml:space="preserve">A partir del árbol de problemas, cada causa se convierte en un medio y cada efecto en un fin (Figura 2). El problema central se transforma en el objetivo central del estudio.</w:t>
+        <w:t xml:space="preserve">A partir del árbol de problemas cada causa se convierte en medio y cada efecto en fin (Figura 2). El problema principal pasa a ser el objetivo principal del estudio.</w:t>
       </w:r>
     </w:p>
     <w:p>
@@ -2798,7 +2798,7 @@
           <w:szCs w:val="24"/>
           <w:lang w:val="es-GT"/>
         </w:rPr>
-        <w:t xml:space="preserve">Analizar los factores organizacionales que influyen en la adopción de prácticas de seguridad durante el ciclo de desarrollo de software en equipos de desarrollo de empresas medianas del área metropolitana de Guatemala en el año 2027.</w:t>
+        <w:t xml:space="preserve">Analizar los factores organizacionales que inciden en la adopción de prácticas de seguridad durante el ciclo de desarrollo de software en equipos de desarrollo de empresas medianas del área metropolitana de Guatemala en el año 2027.</w:t>
       </w:r>
     </w:p>
     <w:p>
@@ -2849,7 +2849,7 @@
           <w:szCs w:val="24"/>
           <w:lang w:val="es-GT"/>
         </w:rPr>
-        <w:t xml:space="preserve">Identificar las prácticas de seguridad del ciclo de desarrollo de software que aplican los equipos de desarrollo, con base en los grupos de prácticas del marco SSDF del NIST.</w:t>
+        <w:t xml:space="preserve">Identificar las prácticas de seguridad en el ciclo de vida de desarrollo de software que aplican los equipos de desarrollo, con base en los grupos de prácticas del marco SSDF del NIST.</w:t>
       </w:r>
     </w:p>
     <w:p>
@@ -2878,7 +2878,7 @@
           <w:szCs w:val="24"/>
           <w:lang w:val="es-GT"/>
         </w:rPr>
-        <w:t xml:space="preserve">Describir las barreras relacionadas con las personas, las prácticas, las herramientas, la infraestructura y la gobernanza que perciben los equipos para integrar la seguridad en su desarrollo.</w:t>
+        <w:t xml:space="preserve">Describir las barreras de personas, prácticas, herramientas, infraestructura y gobernanza que perciben los equipos para incorporar la seguridad en su desarrollo.</w:t>
       </w:r>
     </w:p>
     <w:p>
@@ -2907,7 +2907,7 @@
           <w:szCs w:val="24"/>
           <w:lang w:val="es-GT"/>
         </w:rPr>
-        <w:t xml:space="preserve">Determinar la relación entre el nivel de capacitación en desarrollo seguro y el grado de adopción de prácticas de seguridad.</w:t>
+        <w:t xml:space="preserve">Determinar la relación entre el nivel de capacitación en desarrollo seguro y el grado de adopción de las prácticas de seguridad.</w:t>
       </w:r>
     </w:p>
     <w:p>
@@ -2949,7 +2949,7 @@
           <w:szCs w:val="24"/>
           <w:lang w:val="es-GT"/>
         </w:rPr>
-        <w:t xml:space="preserve">El estudio es de alcance descriptivo y correlacional. Describe el grado de adopción de prácticas de desarrollo seguro y examina su relación con factores organizacionales. No evalúa la calidad técnica del código ni identifica vulnerabilidades específicas en las aplicaciones de las empresas participantes. La Tabla 3 resume las delimitaciones.</w:t>
+        <w:t xml:space="preserve">El estudio es descriptivo y correlacional. Describe el nivel de adopción de las prácticas de desarrollo seguro y analiza su relación con los factores organizacionales. No evalúa la calidad técnica del código ni detecta vulnerabilidades específicas de las aplicaciones de las empresas participantes. En la Tabla 3 se resumen las delimitaciones.</w:t>
       </w:r>
     </w:p>
     <w:p>
@@ -3355,7 +3355,7 @@
           <w:szCs w:val="24"/>
           <w:lang w:val="es-GT"/>
         </w:rPr>
-        <w:t xml:space="preserve">La investigación es conveniente porque el costo de corregir fallas después del despliegue crece junto con la exposición a incidentes. Los datos internacionales muestran que la explotación de vulnerabilidades es hoy el vector inicial de acceso más frecuente (Verizon, 2026), que la mayoría de las organizaciones acumula deuda de seguridad (Veracode, 2026) y que cada brecha cuesta, en promedio, 4.99 millones de dólares (IBM, 2026). Conocer qué impide integrar la seguridad durante el desarrollo permite actuar sobre la causa y no solo sobre el síntoma.</w:t>
+        <w:t xml:space="preserve">Es conveniente realizar investigación ya que el costo de corregir defectos después de realizar el despliegue crece en la medida en que crece la exposición a incidentes. Los datos internacionales indican que hoy en día la explotación de vulnerabilidades es el vector de acceso inicial más frecuente (Verizon, 2026), que la mayoría de las organizaciones acumulan deuda de seguridad (Veracode, 2026) y que cada brecha cuesta en promedio 4.99 millones de dólares (IBM, 2026). Saber qué dificulta integrar la seguridad en el desarrollo permite actuar sobre la causa y no solo sobre el síntoma.</w:t>
       </w:r>
     </w:p>
     <w:p>
@@ -3375,7 +3375,7 @@
           <w:szCs w:val="24"/>
           <w:lang w:val="es-GT"/>
         </w:rPr>
-        <w:t xml:space="preserve">Su relevancia social radica en que los ciberataques en Guatemala aumentaron 200 % en 2024 (Mastercard, 2025) y en que el marco legal continúa en discusión (RSM Guatemala, s. f.). Los beneficiarios directos son los equipos de desarrollo y las gerencias de las empresas medianas; los indirectos son sus clientes y usuarios, cuyos datos dependen de la seguridad del software que utilizan.</w:t>
+        <w:t xml:space="preserve">Su importancia social se debe a que los ataques cibernéticos en Guatemala aumentaron en un 200 % en 2024 (Mastercard, 2025) y a que el marco legal continúa en discusión (RSM Guatemala, s. f.). Son beneficiarios directos los equipos de desarrollo y las gerencias de las empresas medianas y, beneficiarios indirectos, sus clientes y usuarios que tienen sus datos a merced de la seguridad del software que utilizan.</w:t>
       </w:r>
     </w:p>
     <w:p>
@@ -3395,7 +3395,7 @@
           <w:szCs w:val="24"/>
           <w:lang w:val="es-GT"/>
         </w:rPr>
-        <w:t xml:space="preserve">Desde la perspectiva teórica, el estudio aplica la teoría de los paradigmas (Kuhn, 2017) a un fenómeno de ingeniería de software y evalúa si la resistencia a adoptar prácticas de desarrollo seguro se explica por la persistencia de un paradigma vigente. Además, responde a la observación de que los factores relacionados con las personas están menos estudiados que los tecnológicos (Rajapakse et al., 2022) y aporta evidencia empírica de un contexto no documentado en la literatura revisada.</w:t>
+        <w:t xml:space="preserve">Desde el punto de vista teórico, el estudio aplica la teoría de los paradigmas (Kuhn, 2017) a un fenómeno de ingeniería de software, y evalúa si la resistencia a adoptar prácticas de desarrollo seguro se explica por la persistencia de un paradigma vigente. Asimismo, responde a la observación de que los factores relacionados con las personas se han estudiado menos que los tecnológicos (Rajapakse et al., 2022) y brinda evidencia empírica de un contexto no documentado en la literatura revisada.</w:t>
       </w:r>
     </w:p>
     <w:p>
@@ -3415,7 +3415,7 @@
           <w:szCs w:val="24"/>
           <w:lang w:val="es-GT"/>
         </w:rPr>
-        <w:t xml:space="preserve">En lo metodológico, el estudio propone un instrumento que mide la adopción de prácticas con base en los cuatro grupos del SSDF (Souppaya et al., 2022) y las barreras agrupadas por personas, prácticas, herramientas, infraestructura y gobernanza (Ortega Ovalle, 2026; Rajapakse et al., 2022). Una vez validado mediante juicio de expertos y prueba piloto, el instrumento queda disponible para replicar la medición en otros contextos y periodos.</w:t>
+        <w:t xml:space="preserve">Desde lo metodológico, el estudio propone un instrumento que mide la adopción de prácticas con base en los cuatro grupos del SSDF (Souppaya et al., 2022) y las barreras agrupadas en personas, prácticas, herramientas, infraestructura y gobernanza (Ortega Ovalle, 2026; Rajapakse et al., 2022). Una vez que se haya validado mediante juicio de expertos y prueba piloto, el instrumento estará disponible para replicar la medición en otros contextos y periodos.</w:t>
       </w:r>
     </w:p>
     <w:p>
@@ -3435,7 +3435,7 @@
           <w:szCs w:val="24"/>
           <w:lang w:val="es-GT"/>
         </w:rPr>
-        <w:t xml:space="preserve">En el plano práctico, los resultados orientan decisiones concretas: qué capacitación priorizar, qué políticas establecer y qué herramientas incorporar primero según las barreras más frecuentes. También ofrecen a las universidades y a las gerencias de tecnología un diagnóstico local que hoy no existe, útil para diseñar programas de formación y planes de adopción gradual.</w:t>
+        <w:t xml:space="preserve">En la práctica, los resultados guían decisiones concretas: qué capacitación priorizar, qué políticas establecer y qué herramientas incorporar primero según las barreras más frecuentes. Ofrecen, además, a las universidades y a las gerencias de tecnología, un diagnóstico local que hoy no existe, útil para diseñar programas de formación y planes de adopción gradual.</w:t>
       </w:r>
     </w:p>
     <w:p>
@@ -3477,7 +3477,7 @@
           <w:szCs w:val="24"/>
           <w:lang w:val="es-GT"/>
         </w:rPr>
-        <w:t xml:space="preserve">La viabilidad se analizó con la matriz de chequeo presentada en clase (Tabla 4), ampliada con los factores de recursos económicos, base científica y riesgo de sobrealcance.</w:t>
+        <w:t xml:space="preserve">Se utilizó la matriz de chequeo vista en clase (Tabla 4) para analizar la viabilidad, la cual fue ampliada con los factores de recursos económicos, base científica y riesgo de sobrealcance.</w:t>
       </w:r>
     </w:p>
     <w:p>
@@ -4221,49 +4221,7 @@
           <w:szCs w:val="24"/>
           <w:lang w:val="es-GT"/>
         </w:rPr>
-        <w:t xml:space="preserve">En conjunto, el estudio resulta viable técnica y científicamente. El acceso a los participantes es el único factor condicionado y se atiende con una estrategia de participación voluntaria.</w:t>
-      </w:r>
-    </w:p>
-    <w:p>
-      <w:pPr>
-        <w:keepNext/>
-        <w:spacing w:before="240" w:after="0" w:line="360" w:lineRule="auto"/>
-        <w:jc w:val="center"/>
-        <w:outlineLvl w:val="0"/>
-        <w:rPr>
-          <w:rFonts w:ascii="Times New Roman" w:hAnsi="Times New Roman" w:cs="Times New Roman"/>
-          <w:lang w:val="es-GT"/>
-        </w:rPr>
-      </w:pPr>
-      <w:r>
-        <w:rPr>
-          <w:rFonts w:ascii="Times New Roman" w:hAnsi="Times New Roman" w:cs="Times New Roman"/>
-          <w:b/>
-          <w:sz w:val="24"/>
-          <w:szCs w:val="24"/>
-          <w:lang w:val="es-GT"/>
-        </w:rPr>
-        <w:t xml:space="preserve">Declaración sobre el uso de inteligencia artificial</w:t>
-      </w:r>
-    </w:p>
-    <w:p>
-      <w:pPr>
-        <w:spacing w:before="0" w:after="0" w:line="360" w:lineRule="auto"/>
-        <w:ind w:firstLine="720"/>
-        <w:jc w:val="both"/>
-        <w:rPr>
-          <w:rFonts w:ascii="Times New Roman" w:hAnsi="Times New Roman" w:cs="Times New Roman"/>
-          <w:lang w:val="es-GT"/>
-        </w:rPr>
-      </w:pPr>
-      <w:r>
-        <w:rPr>
-          <w:rFonts w:ascii="Times New Roman" w:hAnsi="Times New Roman" w:cs="Times New Roman"/>
-          <w:sz w:val="24"/>
-          <w:szCs w:val="24"/>
-          <w:lang w:val="es-GT"/>
-        </w:rPr>
-        <w:t xml:space="preserve">Para la elaboración de este trabajo se utilizó un asistente de inteligencia artificial como apoyo en la búsqueda inicial de fuentes, la organización de ideas y la redacción de borradores. El autor revisó, reescribió y validó el contenido, y verificó las fuentes citadas.</w:t>
+        <w:t xml:space="preserve">El estudio en conjunto es técnicamente y científicamente viable. El único factor condicionado es el acceso a los participantes y se atiende con una estrategia de participación voluntaria.</w:t>
       </w:r>
     </w:p>
     <w:p>

--- a/Proyecto de Investigación 1/Trabajo 1/Trabajo1-Planteamiento-del-problema.docx
+++ b/Proyecto de Investigación 1/Trabajo 1/Trabajo1-Planteamiento-del-problema.docx
@@ -682,8 +682,1222 @@
     </w:p>
     <w:p>
       <w:pPr>
+        <w:sectPr>
+          <w:pgSz w:w="12240" w:h="15840"/>
+          <w:pgMar w:top="1440" w:right="1440" w:bottom="1440" w:left="1440" w:header="720" w:footer="720" w:gutter="0"/>
+          <w:cols w:space="720"/>
+          <w:docGrid w:linePitch="360"/>
+        </w:sectPr>
+      </w:pPr>
+    </w:p>
+    <w:p>
+      <w:pPr>
+        <w:spacing w:before="0" w:after="0" w:line="360" w:lineRule="auto"/>
+        <w:jc w:val="center"/>
+        <w:rPr>
+          <w:rFonts w:ascii="Times New Roman" w:hAnsi="Times New Roman" w:cs="Times New Roman"/>
+          <w:lang w:val="es-GT"/>
+        </w:rPr>
+      </w:pPr>
+      <w:r>
+        <w:rPr>
+          <w:rFonts w:ascii="Times New Roman" w:hAnsi="Times New Roman" w:cs="Times New Roman"/>
+          <w:b/>
+          <w:sz w:val="24"/>
+          <w:szCs w:val="24"/>
+          <w:lang w:val="es-GT"/>
+        </w:rPr>
+        <w:t xml:space="preserve">Tabla de contenido</w:t>
+      </w:r>
+    </w:p>
+    <w:p>
+      <w:pPr>
+        <w:tabs>
+          <w:tab w:val="right" w:leader="dot" w:pos="9350"/>
+        </w:tabs>
+        <w:spacing w:before="0" w:after="60" w:line="276" w:lineRule="auto"/>
+        <w:jc w:val="left"/>
+      </w:pPr>
+      <w:r>
+        <w:fldChar w:fldCharType="begin"/>
+      </w:r>
+      <w:r>
+        <w:instrText xml:space="preserve">TOC \o "1-2" \h \z \u</w:instrText>
+      </w:r>
+      <w:r>
+        <w:fldChar w:fldCharType="separate"/>
+      </w:r>
+      <w:hyperlink w:anchor="_Toc800201" w:history="1">
+        <w:r>
+          <w:rPr>
+            <w:rFonts w:ascii="Times New Roman" w:hAnsi="Times New Roman" w:cs="Times New Roman"/>
+            <w:b/>
+            <w:sz w:val="24"/>
+            <w:szCs w:val="24"/>
+            <w:lang w:val="es-GT"/>
+          </w:rPr>
+          <w:t xml:space="preserve">Planteamiento y formulación del problema</w:t>
+        </w:r>
+        <w:r>
+          <w:rPr>
+            <w:rFonts w:ascii="Times New Roman" w:hAnsi="Times New Roman" w:cs="Times New Roman"/>
+            <w:b/>
+            <w:sz w:val="24"/>
+            <w:szCs w:val="24"/>
+            <w:lang w:val="es-GT"/>
+          </w:rPr>
+          <w:tab/>
+        </w:r>
+        <w:r>
+          <w:rPr>
+            <w:rFonts w:ascii="Times New Roman" w:hAnsi="Times New Roman" w:cs="Times New Roman"/>
+            <w:b/>
+            <w:sz w:val="24"/>
+            <w:szCs w:val="24"/>
+            <w:lang w:val="es-GT"/>
+          </w:rPr>
+          <w:fldChar w:fldCharType="begin"/>
+        </w:r>
+        <w:r>
+          <w:rPr>
+            <w:rFonts w:ascii="Times New Roman" w:hAnsi="Times New Roman" w:cs="Times New Roman"/>
+            <w:b/>
+            <w:sz w:val="24"/>
+            <w:szCs w:val="24"/>
+            <w:lang w:val="es-GT"/>
+          </w:rPr>
+          <w:instrText xml:space="preserve"> PAGEREF _Toc800201 \h </w:instrText>
+        </w:r>
+        <w:r>
+          <w:rPr>
+            <w:rFonts w:ascii="Times New Roman" w:hAnsi="Times New Roman" w:cs="Times New Roman"/>
+            <w:b/>
+            <w:sz w:val="24"/>
+            <w:szCs w:val="24"/>
+            <w:lang w:val="es-GT"/>
+          </w:rPr>
+          <w:fldChar w:fldCharType="separate"/>
+        </w:r>
+        <w:r>
+          <w:rPr>
+            <w:rFonts w:ascii="Times New Roman" w:hAnsi="Times New Roman" w:cs="Times New Roman"/>
+            <w:b/>
+            <w:sz w:val="24"/>
+            <w:szCs w:val="24"/>
+            <w:lang w:val="es-GT"/>
+          </w:rPr>
+          <w:t>1</w:t>
+        </w:r>
+        <w:r>
+          <w:rPr>
+            <w:rFonts w:ascii="Times New Roman" w:hAnsi="Times New Roman" w:cs="Times New Roman"/>
+            <w:b/>
+            <w:sz w:val="24"/>
+            <w:szCs w:val="24"/>
+            <w:lang w:val="es-GT"/>
+          </w:rPr>
+          <w:fldChar w:fldCharType="end"/>
+        </w:r>
+      </w:hyperlink>
+    </w:p>
+    <w:p>
+      <w:pPr>
+        <w:tabs>
+          <w:tab w:val="right" w:leader="dot" w:pos="9350"/>
+        </w:tabs>
+        <w:spacing w:before="0" w:after="60" w:line="276" w:lineRule="auto"/>
+        <w:ind w:left="440"/>
+        <w:jc w:val="left"/>
+      </w:pPr>
+      <w:hyperlink w:anchor="_Toc800202" w:history="1">
+        <w:r>
+          <w:rPr>
+            <w:rFonts w:ascii="Times New Roman" w:hAnsi="Times New Roman" w:cs="Times New Roman"/>
+            <w:sz w:val="24"/>
+            <w:szCs w:val="24"/>
+            <w:lang w:val="es-GT"/>
+          </w:rPr>
+          <w:t xml:space="preserve">Contexto y situación actual</w:t>
+        </w:r>
+        <w:r>
+          <w:rPr>
+            <w:rFonts w:ascii="Times New Roman" w:hAnsi="Times New Roman" w:cs="Times New Roman"/>
+            <w:sz w:val="24"/>
+            <w:szCs w:val="24"/>
+            <w:lang w:val="es-GT"/>
+          </w:rPr>
+          <w:tab/>
+        </w:r>
+        <w:r>
+          <w:rPr>
+            <w:rFonts w:ascii="Times New Roman" w:hAnsi="Times New Roman" w:cs="Times New Roman"/>
+            <w:sz w:val="24"/>
+            <w:szCs w:val="24"/>
+            <w:lang w:val="es-GT"/>
+          </w:rPr>
+          <w:fldChar w:fldCharType="begin"/>
+        </w:r>
+        <w:r>
+          <w:rPr>
+            <w:rFonts w:ascii="Times New Roman" w:hAnsi="Times New Roman" w:cs="Times New Roman"/>
+            <w:sz w:val="24"/>
+            <w:szCs w:val="24"/>
+            <w:lang w:val="es-GT"/>
+          </w:rPr>
+          <w:instrText xml:space="preserve"> PAGEREF _Toc800202 \h </w:instrText>
+        </w:r>
+        <w:r>
+          <w:rPr>
+            <w:rFonts w:ascii="Times New Roman" w:hAnsi="Times New Roman" w:cs="Times New Roman"/>
+            <w:sz w:val="24"/>
+            <w:szCs w:val="24"/>
+            <w:lang w:val="es-GT"/>
+          </w:rPr>
+          <w:fldChar w:fldCharType="separate"/>
+        </w:r>
+        <w:r>
+          <w:rPr>
+            <w:rFonts w:ascii="Times New Roman" w:hAnsi="Times New Roman" w:cs="Times New Roman"/>
+            <w:sz w:val="24"/>
+            <w:szCs w:val="24"/>
+            <w:lang w:val="es-GT"/>
+          </w:rPr>
+          <w:t>1</w:t>
+        </w:r>
+        <w:r>
+          <w:rPr>
+            <w:rFonts w:ascii="Times New Roman" w:hAnsi="Times New Roman" w:cs="Times New Roman"/>
+            <w:sz w:val="24"/>
+            <w:szCs w:val="24"/>
+            <w:lang w:val="es-GT"/>
+          </w:rPr>
+          <w:fldChar w:fldCharType="end"/>
+        </w:r>
+      </w:hyperlink>
+    </w:p>
+    <w:p>
+      <w:pPr>
+        <w:tabs>
+          <w:tab w:val="right" w:leader="dot" w:pos="9350"/>
+        </w:tabs>
+        <w:spacing w:before="0" w:after="60" w:line="276" w:lineRule="auto"/>
+        <w:ind w:left="440"/>
+        <w:jc w:val="left"/>
+      </w:pPr>
+      <w:hyperlink w:anchor="_Toc800203" w:history="1">
+        <w:r>
+          <w:rPr>
+            <w:rFonts w:ascii="Times New Roman" w:hAnsi="Times New Roman" w:cs="Times New Roman"/>
+            <w:sz w:val="24"/>
+            <w:szCs w:val="24"/>
+            <w:lang w:val="es-GT"/>
+          </w:rPr>
+          <w:t xml:space="preserve">Planteamiento del problema</w:t>
+        </w:r>
+        <w:r>
+          <w:rPr>
+            <w:rFonts w:ascii="Times New Roman" w:hAnsi="Times New Roman" w:cs="Times New Roman"/>
+            <w:sz w:val="24"/>
+            <w:szCs w:val="24"/>
+            <w:lang w:val="es-GT"/>
+          </w:rPr>
+          <w:tab/>
+        </w:r>
+        <w:r>
+          <w:rPr>
+            <w:rFonts w:ascii="Times New Roman" w:hAnsi="Times New Roman" w:cs="Times New Roman"/>
+            <w:sz w:val="24"/>
+            <w:szCs w:val="24"/>
+            <w:lang w:val="es-GT"/>
+          </w:rPr>
+          <w:fldChar w:fldCharType="begin"/>
+        </w:r>
+        <w:r>
+          <w:rPr>
+            <w:rFonts w:ascii="Times New Roman" w:hAnsi="Times New Roman" w:cs="Times New Roman"/>
+            <w:sz w:val="24"/>
+            <w:szCs w:val="24"/>
+            <w:lang w:val="es-GT"/>
+          </w:rPr>
+          <w:instrText xml:space="preserve"> PAGEREF _Toc800203 \h </w:instrText>
+        </w:r>
+        <w:r>
+          <w:rPr>
+            <w:rFonts w:ascii="Times New Roman" w:hAnsi="Times New Roman" w:cs="Times New Roman"/>
+            <w:sz w:val="24"/>
+            <w:szCs w:val="24"/>
+            <w:lang w:val="es-GT"/>
+          </w:rPr>
+          <w:fldChar w:fldCharType="separate"/>
+        </w:r>
+        <w:r>
+          <w:rPr>
+            <w:rFonts w:ascii="Times New Roman" w:hAnsi="Times New Roman" w:cs="Times New Roman"/>
+            <w:sz w:val="24"/>
+            <w:szCs w:val="24"/>
+            <w:lang w:val="es-GT"/>
+          </w:rPr>
+          <w:t>1</w:t>
+        </w:r>
+        <w:r>
+          <w:rPr>
+            <w:rFonts w:ascii="Times New Roman" w:hAnsi="Times New Roman" w:cs="Times New Roman"/>
+            <w:sz w:val="24"/>
+            <w:szCs w:val="24"/>
+            <w:lang w:val="es-GT"/>
+          </w:rPr>
+          <w:fldChar w:fldCharType="end"/>
+        </w:r>
+      </w:hyperlink>
+    </w:p>
+    <w:p>
+      <w:pPr>
+        <w:tabs>
+          <w:tab w:val="right" w:leader="dot" w:pos="9350"/>
+        </w:tabs>
+        <w:spacing w:before="0" w:after="60" w:line="276" w:lineRule="auto"/>
+        <w:ind w:left="440"/>
+        <w:jc w:val="left"/>
+      </w:pPr>
+      <w:hyperlink w:anchor="_Toc800204" w:history="1">
+        <w:r>
+          <w:rPr>
+            <w:rFonts w:ascii="Times New Roman" w:hAnsi="Times New Roman" w:cs="Times New Roman"/>
+            <w:sz w:val="24"/>
+            <w:szCs w:val="24"/>
+            <w:lang w:val="es-GT"/>
+          </w:rPr>
+          <w:t xml:space="preserve">Propósito del estudio</w:t>
+        </w:r>
+        <w:r>
+          <w:rPr>
+            <w:rFonts w:ascii="Times New Roman" w:hAnsi="Times New Roman" w:cs="Times New Roman"/>
+            <w:sz w:val="24"/>
+            <w:szCs w:val="24"/>
+            <w:lang w:val="es-GT"/>
+          </w:rPr>
+          <w:tab/>
+        </w:r>
+        <w:r>
+          <w:rPr>
+            <w:rFonts w:ascii="Times New Roman" w:hAnsi="Times New Roman" w:cs="Times New Roman"/>
+            <w:sz w:val="24"/>
+            <w:szCs w:val="24"/>
+            <w:lang w:val="es-GT"/>
+          </w:rPr>
+          <w:fldChar w:fldCharType="begin"/>
+        </w:r>
+        <w:r>
+          <w:rPr>
+            <w:rFonts w:ascii="Times New Roman" w:hAnsi="Times New Roman" w:cs="Times New Roman"/>
+            <w:sz w:val="24"/>
+            <w:szCs w:val="24"/>
+            <w:lang w:val="es-GT"/>
+          </w:rPr>
+          <w:instrText xml:space="preserve"> PAGEREF _Toc800204 \h </w:instrText>
+        </w:r>
+        <w:r>
+          <w:rPr>
+            <w:rFonts w:ascii="Times New Roman" w:hAnsi="Times New Roman" w:cs="Times New Roman"/>
+            <w:sz w:val="24"/>
+            <w:szCs w:val="24"/>
+            <w:lang w:val="es-GT"/>
+          </w:rPr>
+          <w:fldChar w:fldCharType="separate"/>
+        </w:r>
+        <w:r>
+          <w:rPr>
+            <w:rFonts w:ascii="Times New Roman" w:hAnsi="Times New Roman" w:cs="Times New Roman"/>
+            <w:sz w:val="24"/>
+            <w:szCs w:val="24"/>
+            <w:lang w:val="es-GT"/>
+          </w:rPr>
+          <w:t>2</w:t>
+        </w:r>
+        <w:r>
+          <w:rPr>
+            <w:rFonts w:ascii="Times New Roman" w:hAnsi="Times New Roman" w:cs="Times New Roman"/>
+            <w:sz w:val="24"/>
+            <w:szCs w:val="24"/>
+            <w:lang w:val="es-GT"/>
+          </w:rPr>
+          <w:fldChar w:fldCharType="end"/>
+        </w:r>
+      </w:hyperlink>
+    </w:p>
+    <w:p>
+      <w:pPr>
+        <w:tabs>
+          <w:tab w:val="right" w:leader="dot" w:pos="9350"/>
+        </w:tabs>
+        <w:spacing w:before="0" w:after="60" w:line="276" w:lineRule="auto"/>
+        <w:ind w:left="440"/>
+        <w:jc w:val="left"/>
+      </w:pPr>
+      <w:hyperlink w:anchor="_Toc800205" w:history="1">
+        <w:r>
+          <w:rPr>
+            <w:rFonts w:ascii="Times New Roman" w:hAnsi="Times New Roman" w:cs="Times New Roman"/>
+            <w:sz w:val="24"/>
+            <w:szCs w:val="24"/>
+            <w:lang w:val="es-GT"/>
+          </w:rPr>
+          <w:t xml:space="preserve">Deficiencias en el conocimiento</w:t>
+        </w:r>
+        <w:r>
+          <w:rPr>
+            <w:rFonts w:ascii="Times New Roman" w:hAnsi="Times New Roman" w:cs="Times New Roman"/>
+            <w:sz w:val="24"/>
+            <w:szCs w:val="24"/>
+            <w:lang w:val="es-GT"/>
+          </w:rPr>
+          <w:tab/>
+        </w:r>
+        <w:r>
+          <w:rPr>
+            <w:rFonts w:ascii="Times New Roman" w:hAnsi="Times New Roman" w:cs="Times New Roman"/>
+            <w:sz w:val="24"/>
+            <w:szCs w:val="24"/>
+            <w:lang w:val="es-GT"/>
+          </w:rPr>
+          <w:fldChar w:fldCharType="begin"/>
+        </w:r>
+        <w:r>
+          <w:rPr>
+            <w:rFonts w:ascii="Times New Roman" w:hAnsi="Times New Roman" w:cs="Times New Roman"/>
+            <w:sz w:val="24"/>
+            <w:szCs w:val="24"/>
+            <w:lang w:val="es-GT"/>
+          </w:rPr>
+          <w:instrText xml:space="preserve"> PAGEREF _Toc800205 \h </w:instrText>
+        </w:r>
+        <w:r>
+          <w:rPr>
+            <w:rFonts w:ascii="Times New Roman" w:hAnsi="Times New Roman" w:cs="Times New Roman"/>
+            <w:sz w:val="24"/>
+            <w:szCs w:val="24"/>
+            <w:lang w:val="es-GT"/>
+          </w:rPr>
+          <w:fldChar w:fldCharType="separate"/>
+        </w:r>
+        <w:r>
+          <w:rPr>
+            <w:rFonts w:ascii="Times New Roman" w:hAnsi="Times New Roman" w:cs="Times New Roman"/>
+            <w:sz w:val="24"/>
+            <w:szCs w:val="24"/>
+            <w:lang w:val="es-GT"/>
+          </w:rPr>
+          <w:t>2</w:t>
+        </w:r>
+        <w:r>
+          <w:rPr>
+            <w:rFonts w:ascii="Times New Roman" w:hAnsi="Times New Roman" w:cs="Times New Roman"/>
+            <w:sz w:val="24"/>
+            <w:szCs w:val="24"/>
+            <w:lang w:val="es-GT"/>
+          </w:rPr>
+          <w:fldChar w:fldCharType="end"/>
+        </w:r>
+      </w:hyperlink>
+    </w:p>
+    <w:p>
+      <w:pPr>
+        <w:tabs>
+          <w:tab w:val="right" w:leader="dot" w:pos="9350"/>
+        </w:tabs>
+        <w:spacing w:before="0" w:after="60" w:line="276" w:lineRule="auto"/>
+        <w:ind w:left="440"/>
+        <w:jc w:val="left"/>
+      </w:pPr>
+      <w:hyperlink w:anchor="_Toc800206" w:history="1">
+        <w:r>
+          <w:rPr>
+            <w:rFonts w:ascii="Times New Roman" w:hAnsi="Times New Roman" w:cs="Times New Roman"/>
+            <w:sz w:val="24"/>
+            <w:szCs w:val="24"/>
+            <w:lang w:val="es-GT"/>
+          </w:rPr>
+          <w:t xml:space="preserve">Árbol de problemas</w:t>
+        </w:r>
+        <w:r>
+          <w:rPr>
+            <w:rFonts w:ascii="Times New Roman" w:hAnsi="Times New Roman" w:cs="Times New Roman"/>
+            <w:sz w:val="24"/>
+            <w:szCs w:val="24"/>
+            <w:lang w:val="es-GT"/>
+          </w:rPr>
+          <w:tab/>
+        </w:r>
+        <w:r>
+          <w:rPr>
+            <w:rFonts w:ascii="Times New Roman" w:hAnsi="Times New Roman" w:cs="Times New Roman"/>
+            <w:sz w:val="24"/>
+            <w:szCs w:val="24"/>
+            <w:lang w:val="es-GT"/>
+          </w:rPr>
+          <w:fldChar w:fldCharType="begin"/>
+        </w:r>
+        <w:r>
+          <w:rPr>
+            <w:rFonts w:ascii="Times New Roman" w:hAnsi="Times New Roman" w:cs="Times New Roman"/>
+            <w:sz w:val="24"/>
+            <w:szCs w:val="24"/>
+            <w:lang w:val="es-GT"/>
+          </w:rPr>
+          <w:instrText xml:space="preserve"> PAGEREF _Toc800206 \h </w:instrText>
+        </w:r>
+        <w:r>
+          <w:rPr>
+            <w:rFonts w:ascii="Times New Roman" w:hAnsi="Times New Roman" w:cs="Times New Roman"/>
+            <w:sz w:val="24"/>
+            <w:szCs w:val="24"/>
+            <w:lang w:val="es-GT"/>
+          </w:rPr>
+          <w:fldChar w:fldCharType="separate"/>
+        </w:r>
+        <w:r>
+          <w:rPr>
+            <w:rFonts w:ascii="Times New Roman" w:hAnsi="Times New Roman" w:cs="Times New Roman"/>
+            <w:sz w:val="24"/>
+            <w:szCs w:val="24"/>
+            <w:lang w:val="es-GT"/>
+          </w:rPr>
+          <w:t>3</w:t>
+        </w:r>
+        <w:r>
+          <w:rPr>
+            <w:rFonts w:ascii="Times New Roman" w:hAnsi="Times New Roman" w:cs="Times New Roman"/>
+            <w:sz w:val="24"/>
+            <w:szCs w:val="24"/>
+            <w:lang w:val="es-GT"/>
+          </w:rPr>
+          <w:fldChar w:fldCharType="end"/>
+        </w:r>
+      </w:hyperlink>
+    </w:p>
+    <w:p>
+      <w:pPr>
+        <w:tabs>
+          <w:tab w:val="right" w:leader="dot" w:pos="9350"/>
+        </w:tabs>
+        <w:spacing w:before="0" w:after="60" w:line="276" w:lineRule="auto"/>
+        <w:ind w:left="440"/>
+        <w:jc w:val="left"/>
+      </w:pPr>
+      <w:hyperlink w:anchor="_Toc800207" w:history="1">
+        <w:r>
+          <w:rPr>
+            <w:rFonts w:ascii="Times New Roman" w:hAnsi="Times New Roman" w:cs="Times New Roman"/>
+            <w:sz w:val="24"/>
+            <w:szCs w:val="24"/>
+            <w:lang w:val="es-GT"/>
+          </w:rPr>
+          <w:t xml:space="preserve">Árbol de objetivos</w:t>
+        </w:r>
+        <w:r>
+          <w:rPr>
+            <w:rFonts w:ascii="Times New Roman" w:hAnsi="Times New Roman" w:cs="Times New Roman"/>
+            <w:sz w:val="24"/>
+            <w:szCs w:val="24"/>
+            <w:lang w:val="es-GT"/>
+          </w:rPr>
+          <w:tab/>
+        </w:r>
+        <w:r>
+          <w:rPr>
+            <w:rFonts w:ascii="Times New Roman" w:hAnsi="Times New Roman" w:cs="Times New Roman"/>
+            <w:sz w:val="24"/>
+            <w:szCs w:val="24"/>
+            <w:lang w:val="es-GT"/>
+          </w:rPr>
+          <w:fldChar w:fldCharType="begin"/>
+        </w:r>
+        <w:r>
+          <w:rPr>
+            <w:rFonts w:ascii="Times New Roman" w:hAnsi="Times New Roman" w:cs="Times New Roman"/>
+            <w:sz w:val="24"/>
+            <w:szCs w:val="24"/>
+            <w:lang w:val="es-GT"/>
+          </w:rPr>
+          <w:instrText xml:space="preserve"> PAGEREF _Toc800207 \h </w:instrText>
+        </w:r>
+        <w:r>
+          <w:rPr>
+            <w:rFonts w:ascii="Times New Roman" w:hAnsi="Times New Roman" w:cs="Times New Roman"/>
+            <w:sz w:val="24"/>
+            <w:szCs w:val="24"/>
+            <w:lang w:val="es-GT"/>
+          </w:rPr>
+          <w:fldChar w:fldCharType="separate"/>
+        </w:r>
+        <w:r>
+          <w:rPr>
+            <w:rFonts w:ascii="Times New Roman" w:hAnsi="Times New Roman" w:cs="Times New Roman"/>
+            <w:sz w:val="24"/>
+            <w:szCs w:val="24"/>
+            <w:lang w:val="es-GT"/>
+          </w:rPr>
+          <w:t>5</w:t>
+        </w:r>
+        <w:r>
+          <w:rPr>
+            <w:rFonts w:ascii="Times New Roman" w:hAnsi="Times New Roman" w:cs="Times New Roman"/>
+            <w:sz w:val="24"/>
+            <w:szCs w:val="24"/>
+            <w:lang w:val="es-GT"/>
+          </w:rPr>
+          <w:fldChar w:fldCharType="end"/>
+        </w:r>
+      </w:hyperlink>
+    </w:p>
+    <w:p>
+      <w:pPr>
+        <w:tabs>
+          <w:tab w:val="right" w:leader="dot" w:pos="9350"/>
+        </w:tabs>
+        <w:spacing w:before="0" w:after="60" w:line="276" w:lineRule="auto"/>
+        <w:ind w:left="440"/>
+        <w:jc w:val="left"/>
+      </w:pPr>
+      <w:hyperlink w:anchor="_Toc800208" w:history="1">
+        <w:r>
+          <w:rPr>
+            <w:rFonts w:ascii="Times New Roman" w:hAnsi="Times New Roman" w:cs="Times New Roman"/>
+            <w:sz w:val="24"/>
+            <w:szCs w:val="24"/>
+            <w:lang w:val="es-GT"/>
+          </w:rPr>
+          <w:t xml:space="preserve">Pregunta de investigación</w:t>
+        </w:r>
+        <w:r>
+          <w:rPr>
+            <w:rFonts w:ascii="Times New Roman" w:hAnsi="Times New Roman" w:cs="Times New Roman"/>
+            <w:sz w:val="24"/>
+            <w:szCs w:val="24"/>
+            <w:lang w:val="es-GT"/>
+          </w:rPr>
+          <w:tab/>
+        </w:r>
+        <w:r>
+          <w:rPr>
+            <w:rFonts w:ascii="Times New Roman" w:hAnsi="Times New Roman" w:cs="Times New Roman"/>
+            <w:sz w:val="24"/>
+            <w:szCs w:val="24"/>
+            <w:lang w:val="es-GT"/>
+          </w:rPr>
+          <w:fldChar w:fldCharType="begin"/>
+        </w:r>
+        <w:r>
+          <w:rPr>
+            <w:rFonts w:ascii="Times New Roman" w:hAnsi="Times New Roman" w:cs="Times New Roman"/>
+            <w:sz w:val="24"/>
+            <w:szCs w:val="24"/>
+            <w:lang w:val="es-GT"/>
+          </w:rPr>
+          <w:instrText xml:space="preserve"> PAGEREF _Toc800208 \h </w:instrText>
+        </w:r>
+        <w:r>
+          <w:rPr>
+            <w:rFonts w:ascii="Times New Roman" w:hAnsi="Times New Roman" w:cs="Times New Roman"/>
+            <w:sz w:val="24"/>
+            <w:szCs w:val="24"/>
+            <w:lang w:val="es-GT"/>
+          </w:rPr>
+          <w:fldChar w:fldCharType="separate"/>
+        </w:r>
+        <w:r>
+          <w:rPr>
+            <w:rFonts w:ascii="Times New Roman" w:hAnsi="Times New Roman" w:cs="Times New Roman"/>
+            <w:sz w:val="24"/>
+            <w:szCs w:val="24"/>
+            <w:lang w:val="es-GT"/>
+          </w:rPr>
+          <w:t>6</w:t>
+        </w:r>
+        <w:r>
+          <w:rPr>
+            <w:rFonts w:ascii="Times New Roman" w:hAnsi="Times New Roman" w:cs="Times New Roman"/>
+            <w:sz w:val="24"/>
+            <w:szCs w:val="24"/>
+            <w:lang w:val="es-GT"/>
+          </w:rPr>
+          <w:fldChar w:fldCharType="end"/>
+        </w:r>
+      </w:hyperlink>
+    </w:p>
+    <w:p>
+      <w:pPr>
+        <w:tabs>
+          <w:tab w:val="right" w:leader="dot" w:pos="9350"/>
+        </w:tabs>
+        <w:spacing w:before="0" w:after="60" w:line="276" w:lineRule="auto"/>
+        <w:jc w:val="left"/>
+      </w:pPr>
+      <w:hyperlink w:anchor="_Toc800209" w:history="1">
+        <w:r>
+          <w:rPr>
+            <w:rFonts w:ascii="Times New Roman" w:hAnsi="Times New Roman" w:cs="Times New Roman"/>
+            <w:b/>
+            <w:sz w:val="24"/>
+            <w:szCs w:val="24"/>
+            <w:lang w:val="es-GT"/>
+          </w:rPr>
+          <w:t xml:space="preserve">Objetivos</w:t>
+        </w:r>
+        <w:r>
+          <w:rPr>
+            <w:rFonts w:ascii="Times New Roman" w:hAnsi="Times New Roman" w:cs="Times New Roman"/>
+            <w:b/>
+            <w:sz w:val="24"/>
+            <w:szCs w:val="24"/>
+            <w:lang w:val="es-GT"/>
+          </w:rPr>
+          <w:tab/>
+        </w:r>
+        <w:r>
+          <w:rPr>
+            <w:rFonts w:ascii="Times New Roman" w:hAnsi="Times New Roman" w:cs="Times New Roman"/>
+            <w:b/>
+            <w:sz w:val="24"/>
+            <w:szCs w:val="24"/>
+            <w:lang w:val="es-GT"/>
+          </w:rPr>
+          <w:fldChar w:fldCharType="begin"/>
+        </w:r>
+        <w:r>
+          <w:rPr>
+            <w:rFonts w:ascii="Times New Roman" w:hAnsi="Times New Roman" w:cs="Times New Roman"/>
+            <w:b/>
+            <w:sz w:val="24"/>
+            <w:szCs w:val="24"/>
+            <w:lang w:val="es-GT"/>
+          </w:rPr>
+          <w:instrText xml:space="preserve"> PAGEREF _Toc800209 \h </w:instrText>
+        </w:r>
+        <w:r>
+          <w:rPr>
+            <w:rFonts w:ascii="Times New Roman" w:hAnsi="Times New Roman" w:cs="Times New Roman"/>
+            <w:b/>
+            <w:sz w:val="24"/>
+            <w:szCs w:val="24"/>
+            <w:lang w:val="es-GT"/>
+          </w:rPr>
+          <w:fldChar w:fldCharType="separate"/>
+        </w:r>
+        <w:r>
+          <w:rPr>
+            <w:rFonts w:ascii="Times New Roman" w:hAnsi="Times New Roman" w:cs="Times New Roman"/>
+            <w:b/>
+            <w:sz w:val="24"/>
+            <w:szCs w:val="24"/>
+            <w:lang w:val="es-GT"/>
+          </w:rPr>
+          <w:t>7</w:t>
+        </w:r>
+        <w:r>
+          <w:rPr>
+            <w:rFonts w:ascii="Times New Roman" w:hAnsi="Times New Roman" w:cs="Times New Roman"/>
+            <w:b/>
+            <w:sz w:val="24"/>
+            <w:szCs w:val="24"/>
+            <w:lang w:val="es-GT"/>
+          </w:rPr>
+          <w:fldChar w:fldCharType="end"/>
+        </w:r>
+      </w:hyperlink>
+    </w:p>
+    <w:p>
+      <w:pPr>
+        <w:tabs>
+          <w:tab w:val="right" w:leader="dot" w:pos="9350"/>
+        </w:tabs>
+        <w:spacing w:before="0" w:after="60" w:line="276" w:lineRule="auto"/>
+        <w:ind w:left="440"/>
+        <w:jc w:val="left"/>
+      </w:pPr>
+      <w:hyperlink w:anchor="_Toc800210" w:history="1">
+        <w:r>
+          <w:rPr>
+            <w:rFonts w:ascii="Times New Roman" w:hAnsi="Times New Roman" w:cs="Times New Roman"/>
+            <w:sz w:val="24"/>
+            <w:szCs w:val="24"/>
+            <w:lang w:val="es-GT"/>
+          </w:rPr>
+          <w:t xml:space="preserve">Objetivo general</w:t>
+        </w:r>
+        <w:r>
+          <w:rPr>
+            <w:rFonts w:ascii="Times New Roman" w:hAnsi="Times New Roman" w:cs="Times New Roman"/>
+            <w:sz w:val="24"/>
+            <w:szCs w:val="24"/>
+            <w:lang w:val="es-GT"/>
+          </w:rPr>
+          <w:tab/>
+        </w:r>
+        <w:r>
+          <w:rPr>
+            <w:rFonts w:ascii="Times New Roman" w:hAnsi="Times New Roman" w:cs="Times New Roman"/>
+            <w:sz w:val="24"/>
+            <w:szCs w:val="24"/>
+            <w:lang w:val="es-GT"/>
+          </w:rPr>
+          <w:fldChar w:fldCharType="begin"/>
+        </w:r>
+        <w:r>
+          <w:rPr>
+            <w:rFonts w:ascii="Times New Roman" w:hAnsi="Times New Roman" w:cs="Times New Roman"/>
+            <w:sz w:val="24"/>
+            <w:szCs w:val="24"/>
+            <w:lang w:val="es-GT"/>
+          </w:rPr>
+          <w:instrText xml:space="preserve"> PAGEREF _Toc800210 \h </w:instrText>
+        </w:r>
+        <w:r>
+          <w:rPr>
+            <w:rFonts w:ascii="Times New Roman" w:hAnsi="Times New Roman" w:cs="Times New Roman"/>
+            <w:sz w:val="24"/>
+            <w:szCs w:val="24"/>
+            <w:lang w:val="es-GT"/>
+          </w:rPr>
+          <w:fldChar w:fldCharType="separate"/>
+        </w:r>
+        <w:r>
+          <w:rPr>
+            <w:rFonts w:ascii="Times New Roman" w:hAnsi="Times New Roman" w:cs="Times New Roman"/>
+            <w:sz w:val="24"/>
+            <w:szCs w:val="24"/>
+            <w:lang w:val="es-GT"/>
+          </w:rPr>
+          <w:t>7</w:t>
+        </w:r>
+        <w:r>
+          <w:rPr>
+            <w:rFonts w:ascii="Times New Roman" w:hAnsi="Times New Roman" w:cs="Times New Roman"/>
+            <w:sz w:val="24"/>
+            <w:szCs w:val="24"/>
+            <w:lang w:val="es-GT"/>
+          </w:rPr>
+          <w:fldChar w:fldCharType="end"/>
+        </w:r>
+      </w:hyperlink>
+    </w:p>
+    <w:p>
+      <w:pPr>
+        <w:tabs>
+          <w:tab w:val="right" w:leader="dot" w:pos="9350"/>
+        </w:tabs>
+        <w:spacing w:before="0" w:after="60" w:line="276" w:lineRule="auto"/>
+        <w:ind w:left="440"/>
+        <w:jc w:val="left"/>
+      </w:pPr>
+      <w:hyperlink w:anchor="_Toc800211" w:history="1">
+        <w:r>
+          <w:rPr>
+            <w:rFonts w:ascii="Times New Roman" w:hAnsi="Times New Roman" w:cs="Times New Roman"/>
+            <w:sz w:val="24"/>
+            <w:szCs w:val="24"/>
+            <w:lang w:val="es-GT"/>
+          </w:rPr>
+          <w:t xml:space="preserve">Objetivos específicos</w:t>
+        </w:r>
+        <w:r>
+          <w:rPr>
+            <w:rFonts w:ascii="Times New Roman" w:hAnsi="Times New Roman" w:cs="Times New Roman"/>
+            <w:sz w:val="24"/>
+            <w:szCs w:val="24"/>
+            <w:lang w:val="es-GT"/>
+          </w:rPr>
+          <w:tab/>
+        </w:r>
+        <w:r>
+          <w:rPr>
+            <w:rFonts w:ascii="Times New Roman" w:hAnsi="Times New Roman" w:cs="Times New Roman"/>
+            <w:sz w:val="24"/>
+            <w:szCs w:val="24"/>
+            <w:lang w:val="es-GT"/>
+          </w:rPr>
+          <w:fldChar w:fldCharType="begin"/>
+        </w:r>
+        <w:r>
+          <w:rPr>
+            <w:rFonts w:ascii="Times New Roman" w:hAnsi="Times New Roman" w:cs="Times New Roman"/>
+            <w:sz w:val="24"/>
+            <w:szCs w:val="24"/>
+            <w:lang w:val="es-GT"/>
+          </w:rPr>
+          <w:instrText xml:space="preserve"> PAGEREF _Toc800211 \h </w:instrText>
+        </w:r>
+        <w:r>
+          <w:rPr>
+            <w:rFonts w:ascii="Times New Roman" w:hAnsi="Times New Roman" w:cs="Times New Roman"/>
+            <w:sz w:val="24"/>
+            <w:szCs w:val="24"/>
+            <w:lang w:val="es-GT"/>
+          </w:rPr>
+          <w:fldChar w:fldCharType="separate"/>
+        </w:r>
+        <w:r>
+          <w:rPr>
+            <w:rFonts w:ascii="Times New Roman" w:hAnsi="Times New Roman" w:cs="Times New Roman"/>
+            <w:sz w:val="24"/>
+            <w:szCs w:val="24"/>
+            <w:lang w:val="es-GT"/>
+          </w:rPr>
+          <w:t>7</w:t>
+        </w:r>
+        <w:r>
+          <w:rPr>
+            <w:rFonts w:ascii="Times New Roman" w:hAnsi="Times New Roman" w:cs="Times New Roman"/>
+            <w:sz w:val="24"/>
+            <w:szCs w:val="24"/>
+            <w:lang w:val="es-GT"/>
+          </w:rPr>
+          <w:fldChar w:fldCharType="end"/>
+        </w:r>
+      </w:hyperlink>
+    </w:p>
+    <w:p>
+      <w:pPr>
+        <w:tabs>
+          <w:tab w:val="right" w:leader="dot" w:pos="9350"/>
+        </w:tabs>
+        <w:spacing w:before="0" w:after="60" w:line="276" w:lineRule="auto"/>
+        <w:jc w:val="left"/>
+      </w:pPr>
+      <w:hyperlink w:anchor="_Toc800212" w:history="1">
+        <w:r>
+          <w:rPr>
+            <w:rFonts w:ascii="Times New Roman" w:hAnsi="Times New Roman" w:cs="Times New Roman"/>
+            <w:b/>
+            <w:sz w:val="24"/>
+            <w:szCs w:val="24"/>
+            <w:lang w:val="es-GT"/>
+          </w:rPr>
+          <w:t xml:space="preserve">Alcances y límites</w:t>
+        </w:r>
+        <w:r>
+          <w:rPr>
+            <w:rFonts w:ascii="Times New Roman" w:hAnsi="Times New Roman" w:cs="Times New Roman"/>
+            <w:b/>
+            <w:sz w:val="24"/>
+            <w:szCs w:val="24"/>
+            <w:lang w:val="es-GT"/>
+          </w:rPr>
+          <w:tab/>
+        </w:r>
+        <w:r>
+          <w:rPr>
+            <w:rFonts w:ascii="Times New Roman" w:hAnsi="Times New Roman" w:cs="Times New Roman"/>
+            <w:b/>
+            <w:sz w:val="24"/>
+            <w:szCs w:val="24"/>
+            <w:lang w:val="es-GT"/>
+          </w:rPr>
+          <w:fldChar w:fldCharType="begin"/>
+        </w:r>
+        <w:r>
+          <w:rPr>
+            <w:rFonts w:ascii="Times New Roman" w:hAnsi="Times New Roman" w:cs="Times New Roman"/>
+            <w:b/>
+            <w:sz w:val="24"/>
+            <w:szCs w:val="24"/>
+            <w:lang w:val="es-GT"/>
+          </w:rPr>
+          <w:instrText xml:space="preserve"> PAGEREF _Toc800212 \h </w:instrText>
+        </w:r>
+        <w:r>
+          <w:rPr>
+            <w:rFonts w:ascii="Times New Roman" w:hAnsi="Times New Roman" w:cs="Times New Roman"/>
+            <w:b/>
+            <w:sz w:val="24"/>
+            <w:szCs w:val="24"/>
+            <w:lang w:val="es-GT"/>
+          </w:rPr>
+          <w:fldChar w:fldCharType="separate"/>
+        </w:r>
+        <w:r>
+          <w:rPr>
+            <w:rFonts w:ascii="Times New Roman" w:hAnsi="Times New Roman" w:cs="Times New Roman"/>
+            <w:b/>
+            <w:sz w:val="24"/>
+            <w:szCs w:val="24"/>
+            <w:lang w:val="es-GT"/>
+          </w:rPr>
+          <w:t>7</w:t>
+        </w:r>
+        <w:r>
+          <w:rPr>
+            <w:rFonts w:ascii="Times New Roman" w:hAnsi="Times New Roman" w:cs="Times New Roman"/>
+            <w:b/>
+            <w:sz w:val="24"/>
+            <w:szCs w:val="24"/>
+            <w:lang w:val="es-GT"/>
+          </w:rPr>
+          <w:fldChar w:fldCharType="end"/>
+        </w:r>
+      </w:hyperlink>
+    </w:p>
+    <w:p>
+      <w:pPr>
+        <w:tabs>
+          <w:tab w:val="right" w:leader="dot" w:pos="9350"/>
+        </w:tabs>
+        <w:spacing w:before="0" w:after="60" w:line="276" w:lineRule="auto"/>
+        <w:jc w:val="left"/>
+      </w:pPr>
+      <w:hyperlink w:anchor="_Toc800213" w:history="1">
+        <w:r>
+          <w:rPr>
+            <w:rFonts w:ascii="Times New Roman" w:hAnsi="Times New Roman" w:cs="Times New Roman"/>
+            <w:b/>
+            <w:sz w:val="24"/>
+            <w:szCs w:val="24"/>
+            <w:lang w:val="es-GT"/>
+          </w:rPr>
+          <w:t xml:space="preserve">Justificación</w:t>
+        </w:r>
+        <w:r>
+          <w:rPr>
+            <w:rFonts w:ascii="Times New Roman" w:hAnsi="Times New Roman" w:cs="Times New Roman"/>
+            <w:b/>
+            <w:sz w:val="24"/>
+            <w:szCs w:val="24"/>
+            <w:lang w:val="es-GT"/>
+          </w:rPr>
+          <w:tab/>
+        </w:r>
+        <w:r>
+          <w:rPr>
+            <w:rFonts w:ascii="Times New Roman" w:hAnsi="Times New Roman" w:cs="Times New Roman"/>
+            <w:b/>
+            <w:sz w:val="24"/>
+            <w:szCs w:val="24"/>
+            <w:lang w:val="es-GT"/>
+          </w:rPr>
+          <w:fldChar w:fldCharType="begin"/>
+        </w:r>
+        <w:r>
+          <w:rPr>
+            <w:rFonts w:ascii="Times New Roman" w:hAnsi="Times New Roman" w:cs="Times New Roman"/>
+            <w:b/>
+            <w:sz w:val="24"/>
+            <w:szCs w:val="24"/>
+            <w:lang w:val="es-GT"/>
+          </w:rPr>
+          <w:instrText xml:space="preserve"> PAGEREF _Toc800213 \h </w:instrText>
+        </w:r>
+        <w:r>
+          <w:rPr>
+            <w:rFonts w:ascii="Times New Roman" w:hAnsi="Times New Roman" w:cs="Times New Roman"/>
+            <w:b/>
+            <w:sz w:val="24"/>
+            <w:szCs w:val="24"/>
+            <w:lang w:val="es-GT"/>
+          </w:rPr>
+          <w:fldChar w:fldCharType="separate"/>
+        </w:r>
+        <w:r>
+          <w:rPr>
+            <w:rFonts w:ascii="Times New Roman" w:hAnsi="Times New Roman" w:cs="Times New Roman"/>
+            <w:b/>
+            <w:sz w:val="24"/>
+            <w:szCs w:val="24"/>
+            <w:lang w:val="es-GT"/>
+          </w:rPr>
+          <w:t>8</w:t>
+        </w:r>
+        <w:r>
+          <w:rPr>
+            <w:rFonts w:ascii="Times New Roman" w:hAnsi="Times New Roman" w:cs="Times New Roman"/>
+            <w:b/>
+            <w:sz w:val="24"/>
+            <w:szCs w:val="24"/>
+            <w:lang w:val="es-GT"/>
+          </w:rPr>
+          <w:fldChar w:fldCharType="end"/>
+        </w:r>
+      </w:hyperlink>
+    </w:p>
+    <w:p>
+      <w:pPr>
+        <w:tabs>
+          <w:tab w:val="right" w:leader="dot" w:pos="9350"/>
+        </w:tabs>
+        <w:spacing w:before="0" w:after="60" w:line="276" w:lineRule="auto"/>
+        <w:jc w:val="left"/>
+      </w:pPr>
+      <w:hyperlink w:anchor="_Toc800214" w:history="1">
+        <w:r>
+          <w:rPr>
+            <w:rFonts w:ascii="Times New Roman" w:hAnsi="Times New Roman" w:cs="Times New Roman"/>
+            <w:b/>
+            <w:sz w:val="24"/>
+            <w:szCs w:val="24"/>
+            <w:lang w:val="es-GT"/>
+          </w:rPr>
+          <w:t xml:space="preserve">Viabilidad técnica y científica</w:t>
+        </w:r>
+        <w:r>
+          <w:rPr>
+            <w:rFonts w:ascii="Times New Roman" w:hAnsi="Times New Roman" w:cs="Times New Roman"/>
+            <w:b/>
+            <w:sz w:val="24"/>
+            <w:szCs w:val="24"/>
+            <w:lang w:val="es-GT"/>
+          </w:rPr>
+          <w:tab/>
+        </w:r>
+        <w:r>
+          <w:rPr>
+            <w:rFonts w:ascii="Times New Roman" w:hAnsi="Times New Roman" w:cs="Times New Roman"/>
+            <w:b/>
+            <w:sz w:val="24"/>
+            <w:szCs w:val="24"/>
+            <w:lang w:val="es-GT"/>
+          </w:rPr>
+          <w:fldChar w:fldCharType="begin"/>
+        </w:r>
+        <w:r>
+          <w:rPr>
+            <w:rFonts w:ascii="Times New Roman" w:hAnsi="Times New Roman" w:cs="Times New Roman"/>
+            <w:b/>
+            <w:sz w:val="24"/>
+            <w:szCs w:val="24"/>
+            <w:lang w:val="es-GT"/>
+          </w:rPr>
+          <w:instrText xml:space="preserve"> PAGEREF _Toc800214 \h </w:instrText>
+        </w:r>
+        <w:r>
+          <w:rPr>
+            <w:rFonts w:ascii="Times New Roman" w:hAnsi="Times New Roman" w:cs="Times New Roman"/>
+            <w:b/>
+            <w:sz w:val="24"/>
+            <w:szCs w:val="24"/>
+            <w:lang w:val="es-GT"/>
+          </w:rPr>
+          <w:fldChar w:fldCharType="separate"/>
+        </w:r>
+        <w:r>
+          <w:rPr>
+            <w:rFonts w:ascii="Times New Roman" w:hAnsi="Times New Roman" w:cs="Times New Roman"/>
+            <w:b/>
+            <w:sz w:val="24"/>
+            <w:szCs w:val="24"/>
+            <w:lang w:val="es-GT"/>
+          </w:rPr>
+          <w:t>9</w:t>
+        </w:r>
+        <w:r>
+          <w:rPr>
+            <w:rFonts w:ascii="Times New Roman" w:hAnsi="Times New Roman" w:cs="Times New Roman"/>
+            <w:b/>
+            <w:sz w:val="24"/>
+            <w:szCs w:val="24"/>
+            <w:lang w:val="es-GT"/>
+          </w:rPr>
+          <w:fldChar w:fldCharType="end"/>
+        </w:r>
+      </w:hyperlink>
+    </w:p>
+    <w:p>
+      <w:pPr>
+        <w:tabs>
+          <w:tab w:val="right" w:leader="dot" w:pos="9350"/>
+        </w:tabs>
+        <w:spacing w:before="0" w:after="60" w:line="276" w:lineRule="auto"/>
+        <w:jc w:val="left"/>
+      </w:pPr>
+      <w:hyperlink w:anchor="_Toc800215" w:history="1">
+        <w:r>
+          <w:rPr>
+            <w:rFonts w:ascii="Times New Roman" w:hAnsi="Times New Roman" w:cs="Times New Roman"/>
+            <w:b/>
+            <w:sz w:val="24"/>
+            <w:szCs w:val="24"/>
+            <w:lang w:val="es-GT"/>
+          </w:rPr>
+          <w:t xml:space="preserve">Referencias</w:t>
+        </w:r>
+        <w:r>
+          <w:rPr>
+            <w:rFonts w:ascii="Times New Roman" w:hAnsi="Times New Roman" w:cs="Times New Roman"/>
+            <w:b/>
+            <w:sz w:val="24"/>
+            <w:szCs w:val="24"/>
+            <w:lang w:val="es-GT"/>
+          </w:rPr>
+          <w:tab/>
+        </w:r>
+        <w:r>
+          <w:rPr>
+            <w:rFonts w:ascii="Times New Roman" w:hAnsi="Times New Roman" w:cs="Times New Roman"/>
+            <w:b/>
+            <w:sz w:val="24"/>
+            <w:szCs w:val="24"/>
+            <w:lang w:val="es-GT"/>
+          </w:rPr>
+          <w:fldChar w:fldCharType="begin"/>
+        </w:r>
+        <w:r>
+          <w:rPr>
+            <w:rFonts w:ascii="Times New Roman" w:hAnsi="Times New Roman" w:cs="Times New Roman"/>
+            <w:b/>
+            <w:sz w:val="24"/>
+            <w:szCs w:val="24"/>
+            <w:lang w:val="es-GT"/>
+          </w:rPr>
+          <w:instrText xml:space="preserve"> PAGEREF _Toc800215 \h </w:instrText>
+        </w:r>
+        <w:r>
+          <w:rPr>
+            <w:rFonts w:ascii="Times New Roman" w:hAnsi="Times New Roman" w:cs="Times New Roman"/>
+            <w:b/>
+            <w:sz w:val="24"/>
+            <w:szCs w:val="24"/>
+            <w:lang w:val="es-GT"/>
+          </w:rPr>
+          <w:fldChar w:fldCharType="separate"/>
+        </w:r>
+        <w:r>
+          <w:rPr>
+            <w:rFonts w:ascii="Times New Roman" w:hAnsi="Times New Roman" w:cs="Times New Roman"/>
+            <w:b/>
+            <w:sz w:val="24"/>
+            <w:szCs w:val="24"/>
+            <w:lang w:val="es-GT"/>
+          </w:rPr>
+          <w:t>11</w:t>
+        </w:r>
+        <w:r>
+          <w:rPr>
+            <w:rFonts w:ascii="Times New Roman" w:hAnsi="Times New Roman" w:cs="Times New Roman"/>
+            <w:b/>
+            <w:sz w:val="24"/>
+            <w:szCs w:val="24"/>
+            <w:lang w:val="es-GT"/>
+          </w:rPr>
+          <w:fldChar w:fldCharType="end"/>
+        </w:r>
+      </w:hyperlink>
+      <w:r>
+        <w:fldChar w:fldCharType="end"/>
+      </w:r>
+    </w:p>
+    <w:p>
+      <w:pPr>
+        <w:sectPr>
+          <w:headerReference w:type="default" r:id="rIdHdrDef"/>
+          <w:pgSz w:w="12240" w:h="15840"/>
+          <w:pgMar w:top="1440" w:right="1440" w:bottom="1440" w:left="1440" w:header="720" w:footer="720" w:gutter="0"/>
+          <w:pgNumType w:fmt="lowerRoman" w:start="2"/>
+          <w:cols w:space="720"/>
+          <w:docGrid w:linePitch="360"/>
+        </w:sectPr>
+      </w:pPr>
+    </w:p>
+    <w:p>
+      <w:pPr>
         <w:keepNext/>
-        <w:pageBreakBefore/>
         <w:spacing w:before="240" w:after="0" w:line="360" w:lineRule="auto"/>
         <w:jc w:val="center"/>
         <w:outlineLvl w:val="0"/>
@@ -692,6 +1906,7 @@
           <w:lang w:val="es-GT"/>
         </w:rPr>
       </w:pPr>
+      <w:bookmarkStart w:id="201" w:name="_Toc800201"/>
       <w:r>
         <w:rPr>
           <w:rFonts w:ascii="Times New Roman" w:hAnsi="Times New Roman" w:cs="Times New Roman"/>
@@ -700,8 +1915,9 @@
           <w:szCs w:val="24"/>
           <w:lang w:val="es-GT"/>
         </w:rPr>
-        <w:t xml:space="preserve">Planteamiento del problema</w:t>
-      </w:r>
+        <w:t xml:space="preserve">Planteamiento y formulación del problema</w:t>
+      </w:r>
+      <w:bookmarkEnd w:id="201"/>
     </w:p>
     <w:p>
       <w:pPr>
@@ -714,6 +1930,7 @@
           <w:lang w:val="es-GT"/>
         </w:rPr>
       </w:pPr>
+      <w:bookmarkStart w:id="202" w:name="_Toc800202"/>
       <w:r>
         <w:rPr>
           <w:rFonts w:ascii="Times New Roman" w:hAnsi="Times New Roman" w:cs="Times New Roman"/>
@@ -724,6 +1941,7 @@
         </w:rPr>
         <w:t xml:space="preserve">Contexto y situación actual</w:t>
       </w:r>
+      <w:bookmarkEnd w:id="202"/>
     </w:p>
     <w:p>
       <w:pPr>
@@ -796,6 +2014,7 @@
           <w:lang w:val="es-GT"/>
         </w:rPr>
       </w:pPr>
+      <w:bookmarkStart w:id="203" w:name="_Toc800203"/>
       <w:r>
         <w:rPr>
           <w:rFonts w:ascii="Times New Roman" w:hAnsi="Times New Roman" w:cs="Times New Roman"/>
@@ -806,6 +2025,7 @@
         </w:rPr>
         <w:t xml:space="preserve">Planteamiento del problema</w:t>
       </w:r>
+      <w:bookmarkEnd w:id="203"/>
     </w:p>
     <w:p>
       <w:pPr>
@@ -878,6 +2098,7 @@
           <w:lang w:val="es-GT"/>
         </w:rPr>
       </w:pPr>
+      <w:bookmarkStart w:id="204" w:name="_Toc800204"/>
       <w:r>
         <w:rPr>
           <w:rFonts w:ascii="Times New Roman" w:hAnsi="Times New Roman" w:cs="Times New Roman"/>
@@ -888,6 +2109,7 @@
         </w:rPr>
         <w:t xml:space="preserve">Propósito del estudio</w:t>
       </w:r>
+      <w:bookmarkEnd w:id="204"/>
     </w:p>
     <w:p>
       <w:pPr>
@@ -920,6 +2142,7 @@
           <w:lang w:val="es-GT"/>
         </w:rPr>
       </w:pPr>
+      <w:bookmarkStart w:id="205" w:name="_Toc800205"/>
       <w:r>
         <w:rPr>
           <w:rFonts w:ascii="Times New Roman" w:hAnsi="Times New Roman" w:cs="Times New Roman"/>
@@ -930,6 +2153,7 @@
         </w:rPr>
         <w:t xml:space="preserve">Deficiencias en el conocimiento</w:t>
       </w:r>
+      <w:bookmarkEnd w:id="205"/>
     </w:p>
     <w:p>
       <w:pPr>
@@ -962,6 +2186,7 @@
           <w:lang w:val="es-GT"/>
         </w:rPr>
       </w:pPr>
+      <w:bookmarkStart w:id="206" w:name="_Toc800206"/>
       <w:r>
         <w:rPr>
           <w:rFonts w:ascii="Times New Roman" w:hAnsi="Times New Roman" w:cs="Times New Roman"/>
@@ -972,6 +2197,7 @@
         </w:rPr>
         <w:t xml:space="preserve">Árbol de problemas</w:t>
       </w:r>
+      <w:bookmarkEnd w:id="206"/>
     </w:p>
     <w:p>
       <w:pPr>
@@ -1996,6 +3222,7 @@
           <w:lang w:val="es-GT"/>
         </w:rPr>
       </w:pPr>
+      <w:bookmarkStart w:id="207" w:name="_Toc800207"/>
       <w:r>
         <w:rPr>
           <w:rFonts w:ascii="Times New Roman" w:hAnsi="Times New Roman" w:cs="Times New Roman"/>
@@ -2006,6 +3233,7 @@
         </w:rPr>
         <w:t xml:space="preserve">Árbol de objetivos</w:t>
       </w:r>
+      <w:bookmarkEnd w:id="207"/>
     </w:p>
     <w:p>
       <w:pPr>
@@ -2152,6 +3380,7 @@
           <w:lang w:val="es-GT"/>
         </w:rPr>
       </w:pPr>
+      <w:bookmarkStart w:id="208" w:name="_Toc800208"/>
       <w:r>
         <w:rPr>
           <w:rFonts w:ascii="Times New Roman" w:hAnsi="Times New Roman" w:cs="Times New Roman"/>
@@ -2162,6 +3391,7 @@
         </w:rPr>
         <w:t xml:space="preserve">Pregunta de investigación</w:t>
       </w:r>
+      <w:bookmarkEnd w:id="208"/>
     </w:p>
     <w:p>
       <w:pPr>
@@ -2748,6 +3978,7 @@
           <w:lang w:val="es-GT"/>
         </w:rPr>
       </w:pPr>
+      <w:bookmarkStart w:id="209" w:name="_Toc800209"/>
       <w:r>
         <w:rPr>
           <w:rFonts w:ascii="Times New Roman" w:hAnsi="Times New Roman" w:cs="Times New Roman"/>
@@ -2758,6 +3989,7 @@
         </w:rPr>
         <w:t xml:space="preserve">Objetivos</w:t>
       </w:r>
+      <w:bookmarkEnd w:id="209"/>
     </w:p>
     <w:p>
       <w:pPr>
@@ -2770,6 +4002,7 @@
           <w:lang w:val="es-GT"/>
         </w:rPr>
       </w:pPr>
+      <w:bookmarkStart w:id="210" w:name="_Toc800210"/>
       <w:r>
         <w:rPr>
           <w:rFonts w:ascii="Times New Roman" w:hAnsi="Times New Roman" w:cs="Times New Roman"/>
@@ -2780,6 +4013,7 @@
         </w:rPr>
         <w:t xml:space="preserve">Objetivo general</w:t>
       </w:r>
+      <w:bookmarkEnd w:id="210"/>
     </w:p>
     <w:p>
       <w:pPr>
@@ -2812,6 +4046,7 @@
           <w:lang w:val="es-GT"/>
         </w:rPr>
       </w:pPr>
+      <w:bookmarkStart w:id="211" w:name="_Toc800211"/>
       <w:r>
         <w:rPr>
           <w:rFonts w:ascii="Times New Roman" w:hAnsi="Times New Roman" w:cs="Times New Roman"/>
@@ -2822,6 +4057,7 @@
         </w:rPr>
         <w:t xml:space="preserve">Objetivos específicos</w:t>
       </w:r>
+      <w:bookmarkEnd w:id="211"/>
     </w:p>
     <w:p>
       <w:pPr>
@@ -2921,6 +4157,7 @@
           <w:lang w:val="es-GT"/>
         </w:rPr>
       </w:pPr>
+      <w:bookmarkStart w:id="212" w:name="_Toc800212"/>
       <w:r>
         <w:rPr>
           <w:rFonts w:ascii="Times New Roman" w:hAnsi="Times New Roman" w:cs="Times New Roman"/>
@@ -2931,6 +4168,7 @@
         </w:rPr>
         <w:t xml:space="preserve">Alcances y límites</w:t>
       </w:r>
+      <w:bookmarkEnd w:id="212"/>
     </w:p>
     <w:p>
       <w:pPr>
@@ -3327,6 +4565,7 @@
           <w:lang w:val="es-GT"/>
         </w:rPr>
       </w:pPr>
+      <w:bookmarkStart w:id="213" w:name="_Toc800213"/>
       <w:r>
         <w:rPr>
           <w:rFonts w:ascii="Times New Roman" w:hAnsi="Times New Roman" w:cs="Times New Roman"/>
@@ -3337,6 +4576,7 @@
         </w:rPr>
         <w:t xml:space="preserve">Justificación</w:t>
       </w:r>
+      <w:bookmarkEnd w:id="213"/>
     </w:p>
     <w:p>
       <w:pPr>
@@ -3449,6 +4689,7 @@
           <w:lang w:val="es-GT"/>
         </w:rPr>
       </w:pPr>
+      <w:bookmarkStart w:id="214" w:name="_Toc800214"/>
       <w:r>
         <w:rPr>
           <w:rFonts w:ascii="Times New Roman" w:hAnsi="Times New Roman" w:cs="Times New Roman"/>
@@ -3459,6 +4700,7 @@
         </w:rPr>
         <w:t xml:space="preserve">Viabilidad técnica y científica</w:t>
       </w:r>
+      <w:bookmarkEnd w:id="214"/>
     </w:p>
     <w:p>
       <w:pPr>
@@ -4236,6 +5478,7 @@
           <w:lang w:val="es-GT"/>
         </w:rPr>
       </w:pPr>
+      <w:bookmarkStart w:id="215" w:name="_Toc800215"/>
       <w:r>
         <w:rPr>
           <w:rFonts w:ascii="Times New Roman" w:hAnsi="Times New Roman" w:cs="Times New Roman"/>
@@ -4246,6 +5489,7 @@
         </w:rPr>
         <w:t xml:space="preserve">Referencias</w:t>
       </w:r>
+      <w:bookmarkEnd w:id="215"/>
     </w:p>
     <w:p>
       <w:pPr>
@@ -4678,11 +5922,10 @@
     </w:p>
     <w:sectPr>
       <w:headerReference w:type="default" r:id="rIdHdrDef"/>
-      <w:headerReference w:type="first" r:id="rIdHdrFirst"/>
       <w:pgSz w:w="12240" w:h="15840"/>
       <w:pgMar w:top="1440" w:right="1440" w:bottom="1440" w:left="1440" w:header="720" w:footer="720" w:gutter="0"/>
+      <w:pgNumType w:fmt="decimal" w:start="1"/>
       <w:cols w:space="720"/>
-      <w:titlePg/>
       <w:docGrid w:linePitch="360"/>
     </w:sectPr>
   </w:body>
@@ -4721,7 +5964,7 @@
         <w:rFonts w:ascii="Times New Roman" w:hAnsi="Times New Roman" w:cs="Times New Roman"/>
         <w:sz w:val="24"/>
       </w:rPr>
-      <w:t>2</w:t>
+      <w:t>1</w:t>
     </w:r>
     <w:r>
       <w:rPr>
@@ -4730,16 +5973,6 @@
       </w:rPr>
       <w:fldChar w:fldCharType="end"/>
     </w:r>
-  </w:p>
-</w:hdr>
-</file>
-
-<file path=word/headerFirst.xml><?xml version="1.0" encoding="utf-8"?>
-<w:hdr xmlns:w="http://schemas.openxmlformats.org/wordprocessingml/2006/main" xmlns:r="http://schemas.openxmlformats.org/officeDocument/2006/relationships">
-  <w:p>
-    <w:pPr>
-      <w:jc w:val="right"/>
-    </w:pPr>
   </w:p>
 </w:hdr>
 </file>

--- a/Proyecto de Investigación 1/Trabajo 1/Trabajo1-Planteamiento-del-problema.docx
+++ b/Proyecto de Investigación 1/Trabajo 1/Trabajo1-Planteamiento-del-problema.docx
@@ -684,7 +684,7 @@
       <w:pPr>
         <w:sectPr>
           <w:pgSz w:w="12240" w:h="15840"/>
-          <w:pgMar w:top="1440" w:right="1440" w:bottom="1440" w:left="1440" w:header="720" w:footer="720" w:gutter="0"/>
+          <w:pgMar w:top="1417" w:right="1417" w:bottom="1417" w:left="1984" w:header="720" w:footer="720" w:gutter="0"/>
           <w:cols w:space="720"/>
           <w:docGrid w:linePitch="360"/>
         </w:sectPr>
@@ -695,13 +695,13 @@
         <w:spacing w:before="0" w:after="0" w:line="360" w:lineRule="auto"/>
         <w:jc w:val="center"/>
         <w:rPr>
-          <w:rFonts w:ascii="Times New Roman" w:hAnsi="Times New Roman" w:cs="Times New Roman"/>
-          <w:lang w:val="es-GT"/>
-        </w:rPr>
-      </w:pPr>
-      <w:r>
-        <w:rPr>
-          <w:rFonts w:ascii="Times New Roman" w:hAnsi="Times New Roman" w:cs="Times New Roman"/>
+          <w:rFonts w:ascii="Arial" w:hAnsi="Arial" w:cs="Arial"/>
+          <w:lang w:val="es-GT"/>
+        </w:rPr>
+      </w:pPr>
+      <w:r>
+        <w:rPr>
+          <w:rFonts w:ascii="Arial" w:hAnsi="Arial" w:cs="Arial"/>
           <w:b/>
           <w:sz w:val="24"/>
           <w:szCs w:val="24"/>
@@ -713,7 +713,7 @@
     <w:p>
       <w:pPr>
         <w:tabs>
-          <w:tab w:val="right" w:leader="dot" w:pos="9350"/>
+          <w:tab w:val="right" w:leader="dot" w:pos="8830"/>
         </w:tabs>
         <w:spacing w:before="0" w:after="60" w:line="276" w:lineRule="auto"/>
         <w:jc w:val="left"/>
@@ -730,17 +730,17 @@
       <w:hyperlink w:anchor="_Toc800201" w:history="1">
         <w:r>
           <w:rPr>
-            <w:rFonts w:ascii="Times New Roman" w:hAnsi="Times New Roman" w:cs="Times New Roman"/>
+            <w:rFonts w:ascii="Arial" w:hAnsi="Arial" w:cs="Arial"/>
             <w:b/>
             <w:sz w:val="24"/>
             <w:szCs w:val="24"/>
             <w:lang w:val="es-GT"/>
           </w:rPr>
-          <w:t xml:space="preserve">Planteamiento y formulación del problema</w:t>
-        </w:r>
-        <w:r>
-          <w:rPr>
-            <w:rFonts w:ascii="Times New Roman" w:hAnsi="Times New Roman" w:cs="Times New Roman"/>
+          <w:t xml:space="preserve">RESUMEN</w:t>
+        </w:r>
+        <w:r>
+          <w:rPr>
+            <w:rFonts w:ascii="Arial" w:hAnsi="Arial" w:cs="Arial"/>
             <w:b/>
             <w:sz w:val="24"/>
             <w:szCs w:val="24"/>
@@ -750,7 +750,7 @@
         </w:r>
         <w:r>
           <w:rPr>
-            <w:rFonts w:ascii="Times New Roman" w:hAnsi="Times New Roman" w:cs="Times New Roman"/>
+            <w:rFonts w:ascii="Arial" w:hAnsi="Arial" w:cs="Arial"/>
             <w:b/>
             <w:sz w:val="24"/>
             <w:szCs w:val="24"/>
@@ -760,7 +760,7 @@
         </w:r>
         <w:r>
           <w:rPr>
-            <w:rFonts w:ascii="Times New Roman" w:hAnsi="Times New Roman" w:cs="Times New Roman"/>
+            <w:rFonts w:ascii="Arial" w:hAnsi="Arial" w:cs="Arial"/>
             <w:b/>
             <w:sz w:val="24"/>
             <w:szCs w:val="24"/>
@@ -770,7 +770,7 @@
         </w:r>
         <w:r>
           <w:rPr>
-            <w:rFonts w:ascii="Times New Roman" w:hAnsi="Times New Roman" w:cs="Times New Roman"/>
+            <w:rFonts w:ascii="Arial" w:hAnsi="Arial" w:cs="Arial"/>
             <w:b/>
             <w:sz w:val="24"/>
             <w:szCs w:val="24"/>
@@ -780,7 +780,7 @@
         </w:r>
         <w:r>
           <w:rPr>
-            <w:rFonts w:ascii="Times New Roman" w:hAnsi="Times New Roman" w:cs="Times New Roman"/>
+            <w:rFonts w:ascii="Arial" w:hAnsi="Arial" w:cs="Arial"/>
             <w:b/>
             <w:sz w:val="24"/>
             <w:szCs w:val="24"/>
@@ -790,7 +790,7 @@
         </w:r>
         <w:r>
           <w:rPr>
-            <w:rFonts w:ascii="Times New Roman" w:hAnsi="Times New Roman" w:cs="Times New Roman"/>
+            <w:rFonts w:ascii="Arial" w:hAnsi="Arial" w:cs="Arial"/>
             <w:b/>
             <w:sz w:val="24"/>
             <w:szCs w:val="24"/>
@@ -803,16 +803,178 @@
     <w:p>
       <w:pPr>
         <w:tabs>
-          <w:tab w:val="right" w:leader="dot" w:pos="9350"/>
+          <w:tab w:val="right" w:leader="dot" w:pos="8830"/>
+        </w:tabs>
+        <w:spacing w:before="0" w:after="60" w:line="276" w:lineRule="auto"/>
+        <w:jc w:val="left"/>
+      </w:pPr>
+      <w:hyperlink w:anchor="_Toc800202" w:history="1">
+        <w:r>
+          <w:rPr>
+            <w:rFonts w:ascii="Arial" w:hAnsi="Arial" w:cs="Arial"/>
+            <w:b/>
+            <w:sz w:val="24"/>
+            <w:szCs w:val="24"/>
+            <w:lang w:val="es-GT"/>
+          </w:rPr>
+          <w:t xml:space="preserve">INTRODUCCIÓN</w:t>
+        </w:r>
+        <w:r>
+          <w:rPr>
+            <w:rFonts w:ascii="Arial" w:hAnsi="Arial" w:cs="Arial"/>
+            <w:b/>
+            <w:sz w:val="24"/>
+            <w:szCs w:val="24"/>
+            <w:lang w:val="es-GT"/>
+          </w:rPr>
+          <w:tab/>
+        </w:r>
+        <w:r>
+          <w:rPr>
+            <w:rFonts w:ascii="Arial" w:hAnsi="Arial" w:cs="Arial"/>
+            <w:b/>
+            <w:sz w:val="24"/>
+            <w:szCs w:val="24"/>
+            <w:lang w:val="es-GT"/>
+          </w:rPr>
+          <w:fldChar w:fldCharType="begin"/>
+        </w:r>
+        <w:r>
+          <w:rPr>
+            <w:rFonts w:ascii="Arial" w:hAnsi="Arial" w:cs="Arial"/>
+            <w:b/>
+            <w:sz w:val="24"/>
+            <w:szCs w:val="24"/>
+            <w:lang w:val="es-GT"/>
+          </w:rPr>
+          <w:instrText xml:space="preserve"> PAGEREF _Toc800202 \h </w:instrText>
+        </w:r>
+        <w:r>
+          <w:rPr>
+            <w:rFonts w:ascii="Arial" w:hAnsi="Arial" w:cs="Arial"/>
+            <w:b/>
+            <w:sz w:val="24"/>
+            <w:szCs w:val="24"/>
+            <w:lang w:val="es-GT"/>
+          </w:rPr>
+          <w:fldChar w:fldCharType="separate"/>
+        </w:r>
+        <w:r>
+          <w:rPr>
+            <w:rFonts w:ascii="Arial" w:hAnsi="Arial" w:cs="Arial"/>
+            <w:b/>
+            <w:sz w:val="24"/>
+            <w:szCs w:val="24"/>
+            <w:lang w:val="es-GT"/>
+          </w:rPr>
+          <w:t>1</w:t>
+        </w:r>
+        <w:r>
+          <w:rPr>
+            <w:rFonts w:ascii="Arial" w:hAnsi="Arial" w:cs="Arial"/>
+            <w:b/>
+            <w:sz w:val="24"/>
+            <w:szCs w:val="24"/>
+            <w:lang w:val="es-GT"/>
+          </w:rPr>
+          <w:fldChar w:fldCharType="end"/>
+        </w:r>
+      </w:hyperlink>
+    </w:p>
+    <w:p>
+      <w:pPr>
+        <w:tabs>
+          <w:tab w:val="right" w:leader="dot" w:pos="8830"/>
+        </w:tabs>
+        <w:spacing w:before="0" w:after="60" w:line="276" w:lineRule="auto"/>
+        <w:jc w:val="left"/>
+      </w:pPr>
+      <w:hyperlink w:anchor="_Toc800203" w:history="1">
+        <w:r>
+          <w:rPr>
+            <w:rFonts w:ascii="Arial" w:hAnsi="Arial" w:cs="Arial"/>
+            <w:b/>
+            <w:sz w:val="24"/>
+            <w:szCs w:val="24"/>
+            <w:lang w:val="es-GT"/>
+          </w:rPr>
+          <w:t xml:space="preserve">PLANTEAMIENTO Y FORMULACIÓN DEL PROBLEMA</w:t>
+        </w:r>
+        <w:r>
+          <w:rPr>
+            <w:rFonts w:ascii="Arial" w:hAnsi="Arial" w:cs="Arial"/>
+            <w:b/>
+            <w:sz w:val="24"/>
+            <w:szCs w:val="24"/>
+            <w:lang w:val="es-GT"/>
+          </w:rPr>
+          <w:tab/>
+        </w:r>
+        <w:r>
+          <w:rPr>
+            <w:rFonts w:ascii="Arial" w:hAnsi="Arial" w:cs="Arial"/>
+            <w:b/>
+            <w:sz w:val="24"/>
+            <w:szCs w:val="24"/>
+            <w:lang w:val="es-GT"/>
+          </w:rPr>
+          <w:fldChar w:fldCharType="begin"/>
+        </w:r>
+        <w:r>
+          <w:rPr>
+            <w:rFonts w:ascii="Arial" w:hAnsi="Arial" w:cs="Arial"/>
+            <w:b/>
+            <w:sz w:val="24"/>
+            <w:szCs w:val="24"/>
+            <w:lang w:val="es-GT"/>
+          </w:rPr>
+          <w:instrText xml:space="preserve"> PAGEREF _Toc800203 \h </w:instrText>
+        </w:r>
+        <w:r>
+          <w:rPr>
+            <w:rFonts w:ascii="Arial" w:hAnsi="Arial" w:cs="Arial"/>
+            <w:b/>
+            <w:sz w:val="24"/>
+            <w:szCs w:val="24"/>
+            <w:lang w:val="es-GT"/>
+          </w:rPr>
+          <w:fldChar w:fldCharType="separate"/>
+        </w:r>
+        <w:r>
+          <w:rPr>
+            <w:rFonts w:ascii="Arial" w:hAnsi="Arial" w:cs="Arial"/>
+            <w:b/>
+            <w:sz w:val="24"/>
+            <w:szCs w:val="24"/>
+            <w:lang w:val="es-GT"/>
+          </w:rPr>
+          <w:t>1</w:t>
+        </w:r>
+        <w:r>
+          <w:rPr>
+            <w:rFonts w:ascii="Arial" w:hAnsi="Arial" w:cs="Arial"/>
+            <w:b/>
+            <w:sz w:val="24"/>
+            <w:szCs w:val="24"/>
+            <w:lang w:val="es-GT"/>
+          </w:rPr>
+          <w:fldChar w:fldCharType="end"/>
+        </w:r>
+      </w:hyperlink>
+    </w:p>
+    <w:p>
+      <w:pPr>
+        <w:tabs>
+          <w:tab w:val="right" w:leader="dot" w:pos="8830"/>
         </w:tabs>
         <w:spacing w:before="0" w:after="60" w:line="276" w:lineRule="auto"/>
         <w:ind w:left="440"/>
         <w:jc w:val="left"/>
       </w:pPr>
-      <w:hyperlink w:anchor="_Toc800202" w:history="1">
-        <w:r>
-          <w:rPr>
-            <w:rFonts w:ascii="Times New Roman" w:hAnsi="Times New Roman" w:cs="Times New Roman"/>
+      <w:hyperlink w:anchor="_Toc800204" w:history="1">
+        <w:r>
+          <w:rPr>
+            <w:rFonts w:ascii="Arial" w:hAnsi="Arial" w:cs="Arial"/>
             <w:sz w:val="24"/>
             <w:szCs w:val="24"/>
             <w:lang w:val="es-GT"/>
@@ -821,7 +983,7 @@
         </w:r>
         <w:r>
           <w:rPr>
-            <w:rFonts w:ascii="Times New Roman" w:hAnsi="Times New Roman" w:cs="Times New Roman"/>
+            <w:rFonts w:ascii="Arial" w:hAnsi="Arial" w:cs="Arial"/>
             <w:sz w:val="24"/>
             <w:szCs w:val="24"/>
             <w:lang w:val="es-GT"/>
@@ -830,7 +992,7 @@
         </w:r>
         <w:r>
           <w:rPr>
-            <w:rFonts w:ascii="Times New Roman" w:hAnsi="Times New Roman" w:cs="Times New Roman"/>
+            <w:rFonts w:ascii="Arial" w:hAnsi="Arial" w:cs="Arial"/>
             <w:sz w:val="24"/>
             <w:szCs w:val="24"/>
             <w:lang w:val="es-GT"/>
@@ -839,16 +1001,16 @@
         </w:r>
         <w:r>
           <w:rPr>
-            <w:rFonts w:ascii="Times New Roman" w:hAnsi="Times New Roman" w:cs="Times New Roman"/>
-            <w:sz w:val="24"/>
-            <w:szCs w:val="24"/>
-            <w:lang w:val="es-GT"/>
-          </w:rPr>
-          <w:instrText xml:space="preserve"> PAGEREF _Toc800202 \h </w:instrText>
-        </w:r>
-        <w:r>
-          <w:rPr>
-            <w:rFonts w:ascii="Times New Roman" w:hAnsi="Times New Roman" w:cs="Times New Roman"/>
+            <w:rFonts w:ascii="Arial" w:hAnsi="Arial" w:cs="Arial"/>
+            <w:sz w:val="24"/>
+            <w:szCs w:val="24"/>
+            <w:lang w:val="es-GT"/>
+          </w:rPr>
+          <w:instrText xml:space="preserve"> PAGEREF _Toc800204 \h </w:instrText>
+        </w:r>
+        <w:r>
+          <w:rPr>
+            <w:rFonts w:ascii="Arial" w:hAnsi="Arial" w:cs="Arial"/>
             <w:sz w:val="24"/>
             <w:szCs w:val="24"/>
             <w:lang w:val="es-GT"/>
@@ -857,7 +1019,7 @@
         </w:r>
         <w:r>
           <w:rPr>
-            <w:rFonts w:ascii="Times New Roman" w:hAnsi="Times New Roman" w:cs="Times New Roman"/>
+            <w:rFonts w:ascii="Arial" w:hAnsi="Arial" w:cs="Arial"/>
             <w:sz w:val="24"/>
             <w:szCs w:val="24"/>
             <w:lang w:val="es-GT"/>
@@ -866,7 +1028,7 @@
         </w:r>
         <w:r>
           <w:rPr>
-            <w:rFonts w:ascii="Times New Roman" w:hAnsi="Times New Roman" w:cs="Times New Roman"/>
+            <w:rFonts w:ascii="Arial" w:hAnsi="Arial" w:cs="Arial"/>
             <w:sz w:val="24"/>
             <w:szCs w:val="24"/>
             <w:lang w:val="es-GT"/>
@@ -878,16 +1040,16 @@
     <w:p>
       <w:pPr>
         <w:tabs>
-          <w:tab w:val="right" w:leader="dot" w:pos="9350"/>
+          <w:tab w:val="right" w:leader="dot" w:pos="8830"/>
         </w:tabs>
         <w:spacing w:before="0" w:after="60" w:line="276" w:lineRule="auto"/>
         <w:ind w:left="440"/>
         <w:jc w:val="left"/>
       </w:pPr>
-      <w:hyperlink w:anchor="_Toc800203" w:history="1">
-        <w:r>
-          <w:rPr>
-            <w:rFonts w:ascii="Times New Roman" w:hAnsi="Times New Roman" w:cs="Times New Roman"/>
+      <w:hyperlink w:anchor="_Toc800205" w:history="1">
+        <w:r>
+          <w:rPr>
+            <w:rFonts w:ascii="Arial" w:hAnsi="Arial" w:cs="Arial"/>
             <w:sz w:val="24"/>
             <w:szCs w:val="24"/>
             <w:lang w:val="es-GT"/>
@@ -896,7 +1058,7 @@
         </w:r>
         <w:r>
           <w:rPr>
-            <w:rFonts w:ascii="Times New Roman" w:hAnsi="Times New Roman" w:cs="Times New Roman"/>
+            <w:rFonts w:ascii="Arial" w:hAnsi="Arial" w:cs="Arial"/>
             <w:sz w:val="24"/>
             <w:szCs w:val="24"/>
             <w:lang w:val="es-GT"/>
@@ -905,7 +1067,7 @@
         </w:r>
         <w:r>
           <w:rPr>
-            <w:rFonts w:ascii="Times New Roman" w:hAnsi="Times New Roman" w:cs="Times New Roman"/>
+            <w:rFonts w:ascii="Arial" w:hAnsi="Arial" w:cs="Arial"/>
             <w:sz w:val="24"/>
             <w:szCs w:val="24"/>
             <w:lang w:val="es-GT"/>
@@ -914,16 +1076,16 @@
         </w:r>
         <w:r>
           <w:rPr>
-            <w:rFonts w:ascii="Times New Roman" w:hAnsi="Times New Roman" w:cs="Times New Roman"/>
-            <w:sz w:val="24"/>
-            <w:szCs w:val="24"/>
-            <w:lang w:val="es-GT"/>
-          </w:rPr>
-          <w:instrText xml:space="preserve"> PAGEREF _Toc800203 \h </w:instrText>
-        </w:r>
-        <w:r>
-          <w:rPr>
-            <w:rFonts w:ascii="Times New Roman" w:hAnsi="Times New Roman" w:cs="Times New Roman"/>
+            <w:rFonts w:ascii="Arial" w:hAnsi="Arial" w:cs="Arial"/>
+            <w:sz w:val="24"/>
+            <w:szCs w:val="24"/>
+            <w:lang w:val="es-GT"/>
+          </w:rPr>
+          <w:instrText xml:space="preserve"> PAGEREF _Toc800205 \h </w:instrText>
+        </w:r>
+        <w:r>
+          <w:rPr>
+            <w:rFonts w:ascii="Arial" w:hAnsi="Arial" w:cs="Arial"/>
             <w:sz w:val="24"/>
             <w:szCs w:val="24"/>
             <w:lang w:val="es-GT"/>
@@ -932,16 +1094,16 @@
         </w:r>
         <w:r>
           <w:rPr>
-            <w:rFonts w:ascii="Times New Roman" w:hAnsi="Times New Roman" w:cs="Times New Roman"/>
-            <w:sz w:val="24"/>
-            <w:szCs w:val="24"/>
-            <w:lang w:val="es-GT"/>
-          </w:rPr>
-          <w:t>1</w:t>
-        </w:r>
-        <w:r>
-          <w:rPr>
-            <w:rFonts w:ascii="Times New Roman" w:hAnsi="Times New Roman" w:cs="Times New Roman"/>
+            <w:rFonts w:ascii="Arial" w:hAnsi="Arial" w:cs="Arial"/>
+            <w:sz w:val="24"/>
+            <w:szCs w:val="24"/>
+            <w:lang w:val="es-GT"/>
+          </w:rPr>
+          <w:t>2</w:t>
+        </w:r>
+        <w:r>
+          <w:rPr>
+            <w:rFonts w:ascii="Arial" w:hAnsi="Arial" w:cs="Arial"/>
             <w:sz w:val="24"/>
             <w:szCs w:val="24"/>
             <w:lang w:val="es-GT"/>
@@ -953,16 +1115,16 @@
     <w:p>
       <w:pPr>
         <w:tabs>
-          <w:tab w:val="right" w:leader="dot" w:pos="9350"/>
+          <w:tab w:val="right" w:leader="dot" w:pos="8830"/>
         </w:tabs>
         <w:spacing w:before="0" w:after="60" w:line="276" w:lineRule="auto"/>
         <w:ind w:left="440"/>
         <w:jc w:val="left"/>
       </w:pPr>
-      <w:hyperlink w:anchor="_Toc800204" w:history="1">
-        <w:r>
-          <w:rPr>
-            <w:rFonts w:ascii="Times New Roman" w:hAnsi="Times New Roman" w:cs="Times New Roman"/>
+      <w:hyperlink w:anchor="_Toc800206" w:history="1">
+        <w:r>
+          <w:rPr>
+            <w:rFonts w:ascii="Arial" w:hAnsi="Arial" w:cs="Arial"/>
             <w:sz w:val="24"/>
             <w:szCs w:val="24"/>
             <w:lang w:val="es-GT"/>
@@ -971,7 +1133,7 @@
         </w:r>
         <w:r>
           <w:rPr>
-            <w:rFonts w:ascii="Times New Roman" w:hAnsi="Times New Roman" w:cs="Times New Roman"/>
+            <w:rFonts w:ascii="Arial" w:hAnsi="Arial" w:cs="Arial"/>
             <w:sz w:val="24"/>
             <w:szCs w:val="24"/>
             <w:lang w:val="es-GT"/>
@@ -980,7 +1142,7 @@
         </w:r>
         <w:r>
           <w:rPr>
-            <w:rFonts w:ascii="Times New Roman" w:hAnsi="Times New Roman" w:cs="Times New Roman"/>
+            <w:rFonts w:ascii="Arial" w:hAnsi="Arial" w:cs="Arial"/>
             <w:sz w:val="24"/>
             <w:szCs w:val="24"/>
             <w:lang w:val="es-GT"/>
@@ -989,16 +1151,16 @@
         </w:r>
         <w:r>
           <w:rPr>
-            <w:rFonts w:ascii="Times New Roman" w:hAnsi="Times New Roman" w:cs="Times New Roman"/>
-            <w:sz w:val="24"/>
-            <w:szCs w:val="24"/>
-            <w:lang w:val="es-GT"/>
-          </w:rPr>
-          <w:instrText xml:space="preserve"> PAGEREF _Toc800204 \h </w:instrText>
-        </w:r>
-        <w:r>
-          <w:rPr>
-            <w:rFonts w:ascii="Times New Roman" w:hAnsi="Times New Roman" w:cs="Times New Roman"/>
+            <w:rFonts w:ascii="Arial" w:hAnsi="Arial" w:cs="Arial"/>
+            <w:sz w:val="24"/>
+            <w:szCs w:val="24"/>
+            <w:lang w:val="es-GT"/>
+          </w:rPr>
+          <w:instrText xml:space="preserve"> PAGEREF _Toc800206 \h </w:instrText>
+        </w:r>
+        <w:r>
+          <w:rPr>
+            <w:rFonts w:ascii="Arial" w:hAnsi="Arial" w:cs="Arial"/>
             <w:sz w:val="24"/>
             <w:szCs w:val="24"/>
             <w:lang w:val="es-GT"/>
@@ -1007,16 +1169,16 @@
         </w:r>
         <w:r>
           <w:rPr>
-            <w:rFonts w:ascii="Times New Roman" w:hAnsi="Times New Roman" w:cs="Times New Roman"/>
-            <w:sz w:val="24"/>
-            <w:szCs w:val="24"/>
-            <w:lang w:val="es-GT"/>
-          </w:rPr>
-          <w:t>2</w:t>
-        </w:r>
-        <w:r>
-          <w:rPr>
-            <w:rFonts w:ascii="Times New Roman" w:hAnsi="Times New Roman" w:cs="Times New Roman"/>
+            <w:rFonts w:ascii="Arial" w:hAnsi="Arial" w:cs="Arial"/>
+            <w:sz w:val="24"/>
+            <w:szCs w:val="24"/>
+            <w:lang w:val="es-GT"/>
+          </w:rPr>
+          <w:t>3</w:t>
+        </w:r>
+        <w:r>
+          <w:rPr>
+            <w:rFonts w:ascii="Arial" w:hAnsi="Arial" w:cs="Arial"/>
             <w:sz w:val="24"/>
             <w:szCs w:val="24"/>
             <w:lang w:val="es-GT"/>
@@ -1028,16 +1190,16 @@
     <w:p>
       <w:pPr>
         <w:tabs>
-          <w:tab w:val="right" w:leader="dot" w:pos="9350"/>
+          <w:tab w:val="right" w:leader="dot" w:pos="8830"/>
         </w:tabs>
         <w:spacing w:before="0" w:after="60" w:line="276" w:lineRule="auto"/>
         <w:ind w:left="440"/>
         <w:jc w:val="left"/>
       </w:pPr>
-      <w:hyperlink w:anchor="_Toc800205" w:history="1">
-        <w:r>
-          <w:rPr>
-            <w:rFonts w:ascii="Times New Roman" w:hAnsi="Times New Roman" w:cs="Times New Roman"/>
+      <w:hyperlink w:anchor="_Toc800207" w:history="1">
+        <w:r>
+          <w:rPr>
+            <w:rFonts w:ascii="Arial" w:hAnsi="Arial" w:cs="Arial"/>
             <w:sz w:val="24"/>
             <w:szCs w:val="24"/>
             <w:lang w:val="es-GT"/>
@@ -1046,7 +1208,7 @@
         </w:r>
         <w:r>
           <w:rPr>
-            <w:rFonts w:ascii="Times New Roman" w:hAnsi="Times New Roman" w:cs="Times New Roman"/>
+            <w:rFonts w:ascii="Arial" w:hAnsi="Arial" w:cs="Arial"/>
             <w:sz w:val="24"/>
             <w:szCs w:val="24"/>
             <w:lang w:val="es-GT"/>
@@ -1055,7 +1217,7 @@
         </w:r>
         <w:r>
           <w:rPr>
-            <w:rFonts w:ascii="Times New Roman" w:hAnsi="Times New Roman" w:cs="Times New Roman"/>
+            <w:rFonts w:ascii="Arial" w:hAnsi="Arial" w:cs="Arial"/>
             <w:sz w:val="24"/>
             <w:szCs w:val="24"/>
             <w:lang w:val="es-GT"/>
@@ -1064,16 +1226,16 @@
         </w:r>
         <w:r>
           <w:rPr>
-            <w:rFonts w:ascii="Times New Roman" w:hAnsi="Times New Roman" w:cs="Times New Roman"/>
-            <w:sz w:val="24"/>
-            <w:szCs w:val="24"/>
-            <w:lang w:val="es-GT"/>
-          </w:rPr>
-          <w:instrText xml:space="preserve"> PAGEREF _Toc800205 \h </w:instrText>
-        </w:r>
-        <w:r>
-          <w:rPr>
-            <w:rFonts w:ascii="Times New Roman" w:hAnsi="Times New Roman" w:cs="Times New Roman"/>
+            <w:rFonts w:ascii="Arial" w:hAnsi="Arial" w:cs="Arial"/>
+            <w:sz w:val="24"/>
+            <w:szCs w:val="24"/>
+            <w:lang w:val="es-GT"/>
+          </w:rPr>
+          <w:instrText xml:space="preserve"> PAGEREF _Toc800207 \h </w:instrText>
+        </w:r>
+        <w:r>
+          <w:rPr>
+            <w:rFonts w:ascii="Arial" w:hAnsi="Arial" w:cs="Arial"/>
             <w:sz w:val="24"/>
             <w:szCs w:val="24"/>
             <w:lang w:val="es-GT"/>
@@ -1082,16 +1244,16 @@
         </w:r>
         <w:r>
           <w:rPr>
-            <w:rFonts w:ascii="Times New Roman" w:hAnsi="Times New Roman" w:cs="Times New Roman"/>
-            <w:sz w:val="24"/>
-            <w:szCs w:val="24"/>
-            <w:lang w:val="es-GT"/>
-          </w:rPr>
-          <w:t>2</w:t>
-        </w:r>
-        <w:r>
-          <w:rPr>
-            <w:rFonts w:ascii="Times New Roman" w:hAnsi="Times New Roman" w:cs="Times New Roman"/>
+            <w:rFonts w:ascii="Arial" w:hAnsi="Arial" w:cs="Arial"/>
+            <w:sz w:val="24"/>
+            <w:szCs w:val="24"/>
+            <w:lang w:val="es-GT"/>
+          </w:rPr>
+          <w:t>3</w:t>
+        </w:r>
+        <w:r>
+          <w:rPr>
+            <w:rFonts w:ascii="Arial" w:hAnsi="Arial" w:cs="Arial"/>
             <w:sz w:val="24"/>
             <w:szCs w:val="24"/>
             <w:lang w:val="es-GT"/>
@@ -1103,16 +1265,16 @@
     <w:p>
       <w:pPr>
         <w:tabs>
-          <w:tab w:val="right" w:leader="dot" w:pos="9350"/>
+          <w:tab w:val="right" w:leader="dot" w:pos="8830"/>
         </w:tabs>
         <w:spacing w:before="0" w:after="60" w:line="276" w:lineRule="auto"/>
         <w:ind w:left="440"/>
         <w:jc w:val="left"/>
       </w:pPr>
-      <w:hyperlink w:anchor="_Toc800206" w:history="1">
-        <w:r>
-          <w:rPr>
-            <w:rFonts w:ascii="Times New Roman" w:hAnsi="Times New Roman" w:cs="Times New Roman"/>
+      <w:hyperlink w:anchor="_Toc800208" w:history="1">
+        <w:r>
+          <w:rPr>
+            <w:rFonts w:ascii="Arial" w:hAnsi="Arial" w:cs="Arial"/>
             <w:sz w:val="24"/>
             <w:szCs w:val="24"/>
             <w:lang w:val="es-GT"/>
@@ -1121,7 +1283,7 @@
         </w:r>
         <w:r>
           <w:rPr>
-            <w:rFonts w:ascii="Times New Roman" w:hAnsi="Times New Roman" w:cs="Times New Roman"/>
+            <w:rFonts w:ascii="Arial" w:hAnsi="Arial" w:cs="Arial"/>
             <w:sz w:val="24"/>
             <w:szCs w:val="24"/>
             <w:lang w:val="es-GT"/>
@@ -1130,7 +1292,7 @@
         </w:r>
         <w:r>
           <w:rPr>
-            <w:rFonts w:ascii="Times New Roman" w:hAnsi="Times New Roman" w:cs="Times New Roman"/>
+            <w:rFonts w:ascii="Arial" w:hAnsi="Arial" w:cs="Arial"/>
             <w:sz w:val="24"/>
             <w:szCs w:val="24"/>
             <w:lang w:val="es-GT"/>
@@ -1139,16 +1301,16 @@
         </w:r>
         <w:r>
           <w:rPr>
-            <w:rFonts w:ascii="Times New Roman" w:hAnsi="Times New Roman" w:cs="Times New Roman"/>
-            <w:sz w:val="24"/>
-            <w:szCs w:val="24"/>
-            <w:lang w:val="es-GT"/>
-          </w:rPr>
-          <w:instrText xml:space="preserve"> PAGEREF _Toc800206 \h </w:instrText>
-        </w:r>
-        <w:r>
-          <w:rPr>
-            <w:rFonts w:ascii="Times New Roman" w:hAnsi="Times New Roman" w:cs="Times New Roman"/>
+            <w:rFonts w:ascii="Arial" w:hAnsi="Arial" w:cs="Arial"/>
+            <w:sz w:val="24"/>
+            <w:szCs w:val="24"/>
+            <w:lang w:val="es-GT"/>
+          </w:rPr>
+          <w:instrText xml:space="preserve"> PAGEREF _Toc800208 \h </w:instrText>
+        </w:r>
+        <w:r>
+          <w:rPr>
+            <w:rFonts w:ascii="Arial" w:hAnsi="Arial" w:cs="Arial"/>
             <w:sz w:val="24"/>
             <w:szCs w:val="24"/>
             <w:lang w:val="es-GT"/>
@@ -1157,7 +1319,7 @@
         </w:r>
         <w:r>
           <w:rPr>
-            <w:rFonts w:ascii="Times New Roman" w:hAnsi="Times New Roman" w:cs="Times New Roman"/>
+            <w:rFonts w:ascii="Arial" w:hAnsi="Arial" w:cs="Arial"/>
             <w:sz w:val="24"/>
             <w:szCs w:val="24"/>
             <w:lang w:val="es-GT"/>
@@ -1166,7 +1328,7 @@
         </w:r>
         <w:r>
           <w:rPr>
-            <w:rFonts w:ascii="Times New Roman" w:hAnsi="Times New Roman" w:cs="Times New Roman"/>
+            <w:rFonts w:ascii="Arial" w:hAnsi="Arial" w:cs="Arial"/>
             <w:sz w:val="24"/>
             <w:szCs w:val="24"/>
             <w:lang w:val="es-GT"/>
@@ -1178,16 +1340,16 @@
     <w:p>
       <w:pPr>
         <w:tabs>
-          <w:tab w:val="right" w:leader="dot" w:pos="9350"/>
+          <w:tab w:val="right" w:leader="dot" w:pos="8830"/>
         </w:tabs>
         <w:spacing w:before="0" w:after="60" w:line="276" w:lineRule="auto"/>
         <w:ind w:left="440"/>
         <w:jc w:val="left"/>
       </w:pPr>
-      <w:hyperlink w:anchor="_Toc800207" w:history="1">
-        <w:r>
-          <w:rPr>
-            <w:rFonts w:ascii="Times New Roman" w:hAnsi="Times New Roman" w:cs="Times New Roman"/>
+      <w:hyperlink w:anchor="_Toc800209" w:history="1">
+        <w:r>
+          <w:rPr>
+            <w:rFonts w:ascii="Arial" w:hAnsi="Arial" w:cs="Arial"/>
             <w:sz w:val="24"/>
             <w:szCs w:val="24"/>
             <w:lang w:val="es-GT"/>
@@ -1196,7 +1358,7 @@
         </w:r>
         <w:r>
           <w:rPr>
-            <w:rFonts w:ascii="Times New Roman" w:hAnsi="Times New Roman" w:cs="Times New Roman"/>
+            <w:rFonts w:ascii="Arial" w:hAnsi="Arial" w:cs="Arial"/>
             <w:sz w:val="24"/>
             <w:szCs w:val="24"/>
             <w:lang w:val="es-GT"/>
@@ -1205,7 +1367,7 @@
         </w:r>
         <w:r>
           <w:rPr>
-            <w:rFonts w:ascii="Times New Roman" w:hAnsi="Times New Roman" w:cs="Times New Roman"/>
+            <w:rFonts w:ascii="Arial" w:hAnsi="Arial" w:cs="Arial"/>
             <w:sz w:val="24"/>
             <w:szCs w:val="24"/>
             <w:lang w:val="es-GT"/>
@@ -1214,16 +1376,16 @@
         </w:r>
         <w:r>
           <w:rPr>
-            <w:rFonts w:ascii="Times New Roman" w:hAnsi="Times New Roman" w:cs="Times New Roman"/>
-            <w:sz w:val="24"/>
-            <w:szCs w:val="24"/>
-            <w:lang w:val="es-GT"/>
-          </w:rPr>
-          <w:instrText xml:space="preserve"> PAGEREF _Toc800207 \h </w:instrText>
-        </w:r>
-        <w:r>
-          <w:rPr>
-            <w:rFonts w:ascii="Times New Roman" w:hAnsi="Times New Roman" w:cs="Times New Roman"/>
+            <w:rFonts w:ascii="Arial" w:hAnsi="Arial" w:cs="Arial"/>
+            <w:sz w:val="24"/>
+            <w:szCs w:val="24"/>
+            <w:lang w:val="es-GT"/>
+          </w:rPr>
+          <w:instrText xml:space="preserve"> PAGEREF _Toc800209 \h </w:instrText>
+        </w:r>
+        <w:r>
+          <w:rPr>
+            <w:rFonts w:ascii="Arial" w:hAnsi="Arial" w:cs="Arial"/>
             <w:sz w:val="24"/>
             <w:szCs w:val="24"/>
             <w:lang w:val="es-GT"/>
@@ -1232,7 +1394,7 @@
         </w:r>
         <w:r>
           <w:rPr>
-            <w:rFonts w:ascii="Times New Roman" w:hAnsi="Times New Roman" w:cs="Times New Roman"/>
+            <w:rFonts w:ascii="Arial" w:hAnsi="Arial" w:cs="Arial"/>
             <w:sz w:val="24"/>
             <w:szCs w:val="24"/>
             <w:lang w:val="es-GT"/>
@@ -1241,7 +1403,7 @@
         </w:r>
         <w:r>
           <w:rPr>
-            <w:rFonts w:ascii="Times New Roman" w:hAnsi="Times New Roman" w:cs="Times New Roman"/>
+            <w:rFonts w:ascii="Arial" w:hAnsi="Arial" w:cs="Arial"/>
             <w:sz w:val="24"/>
             <w:szCs w:val="24"/>
             <w:lang w:val="es-GT"/>
@@ -1253,16 +1415,16 @@
     <w:p>
       <w:pPr>
         <w:tabs>
-          <w:tab w:val="right" w:leader="dot" w:pos="9350"/>
+          <w:tab w:val="right" w:leader="dot" w:pos="8830"/>
         </w:tabs>
         <w:spacing w:before="0" w:after="60" w:line="276" w:lineRule="auto"/>
         <w:ind w:left="440"/>
         <w:jc w:val="left"/>
       </w:pPr>
-      <w:hyperlink w:anchor="_Toc800208" w:history="1">
-        <w:r>
-          <w:rPr>
-            <w:rFonts w:ascii="Times New Roman" w:hAnsi="Times New Roman" w:cs="Times New Roman"/>
+      <w:hyperlink w:anchor="_Toc800210" w:history="1">
+        <w:r>
+          <w:rPr>
+            <w:rFonts w:ascii="Arial" w:hAnsi="Arial" w:cs="Arial"/>
             <w:sz w:val="24"/>
             <w:szCs w:val="24"/>
             <w:lang w:val="es-GT"/>
@@ -1271,7 +1433,7 @@
         </w:r>
         <w:r>
           <w:rPr>
-            <w:rFonts w:ascii="Times New Roman" w:hAnsi="Times New Roman" w:cs="Times New Roman"/>
+            <w:rFonts w:ascii="Arial" w:hAnsi="Arial" w:cs="Arial"/>
             <w:sz w:val="24"/>
             <w:szCs w:val="24"/>
             <w:lang w:val="es-GT"/>
@@ -1280,7 +1442,7 @@
         </w:r>
         <w:r>
           <w:rPr>
-            <w:rFonts w:ascii="Times New Roman" w:hAnsi="Times New Roman" w:cs="Times New Roman"/>
+            <w:rFonts w:ascii="Arial" w:hAnsi="Arial" w:cs="Arial"/>
             <w:sz w:val="24"/>
             <w:szCs w:val="24"/>
             <w:lang w:val="es-GT"/>
@@ -1289,16 +1451,16 @@
         </w:r>
         <w:r>
           <w:rPr>
-            <w:rFonts w:ascii="Times New Roman" w:hAnsi="Times New Roman" w:cs="Times New Roman"/>
-            <w:sz w:val="24"/>
-            <w:szCs w:val="24"/>
-            <w:lang w:val="es-GT"/>
-          </w:rPr>
-          <w:instrText xml:space="preserve"> PAGEREF _Toc800208 \h </w:instrText>
-        </w:r>
-        <w:r>
-          <w:rPr>
-            <w:rFonts w:ascii="Times New Roman" w:hAnsi="Times New Roman" w:cs="Times New Roman"/>
+            <w:rFonts w:ascii="Arial" w:hAnsi="Arial" w:cs="Arial"/>
+            <w:sz w:val="24"/>
+            <w:szCs w:val="24"/>
+            <w:lang w:val="es-GT"/>
+          </w:rPr>
+          <w:instrText xml:space="preserve"> PAGEREF _Toc800210 \h </w:instrText>
+        </w:r>
+        <w:r>
+          <w:rPr>
+            <w:rFonts w:ascii="Arial" w:hAnsi="Arial" w:cs="Arial"/>
             <w:sz w:val="24"/>
             <w:szCs w:val="24"/>
             <w:lang w:val="es-GT"/>
@@ -1307,7 +1469,7 @@
         </w:r>
         <w:r>
           <w:rPr>
-            <w:rFonts w:ascii="Times New Roman" w:hAnsi="Times New Roman" w:cs="Times New Roman"/>
+            <w:rFonts w:ascii="Arial" w:hAnsi="Arial" w:cs="Arial"/>
             <w:sz w:val="24"/>
             <w:szCs w:val="24"/>
             <w:lang w:val="es-GT"/>
@@ -1316,7 +1478,7 @@
         </w:r>
         <w:r>
           <w:rPr>
-            <w:rFonts w:ascii="Times New Roman" w:hAnsi="Times New Roman" w:cs="Times New Roman"/>
+            <w:rFonts w:ascii="Arial" w:hAnsi="Arial" w:cs="Arial"/>
             <w:sz w:val="24"/>
             <w:szCs w:val="24"/>
             <w:lang w:val="es-GT"/>
@@ -1328,25 +1490,25 @@
     <w:p>
       <w:pPr>
         <w:tabs>
-          <w:tab w:val="right" w:leader="dot" w:pos="9350"/>
+          <w:tab w:val="right" w:leader="dot" w:pos="8830"/>
         </w:tabs>
         <w:spacing w:before="0" w:after="60" w:line="276" w:lineRule="auto"/>
         <w:jc w:val="left"/>
       </w:pPr>
-      <w:hyperlink w:anchor="_Toc800209" w:history="1">
-        <w:r>
-          <w:rPr>
-            <w:rFonts w:ascii="Times New Roman" w:hAnsi="Times New Roman" w:cs="Times New Roman"/>
+      <w:hyperlink w:anchor="_Toc800211" w:history="1">
+        <w:r>
+          <w:rPr>
+            <w:rFonts w:ascii="Arial" w:hAnsi="Arial" w:cs="Arial"/>
             <w:b/>
             <w:sz w:val="24"/>
             <w:szCs w:val="24"/>
             <w:lang w:val="es-GT"/>
           </w:rPr>
-          <w:t xml:space="preserve">Objetivos</w:t>
-        </w:r>
-        <w:r>
-          <w:rPr>
-            <w:rFonts w:ascii="Times New Roman" w:hAnsi="Times New Roman" w:cs="Times New Roman"/>
+          <w:t xml:space="preserve">OBJETIVOS</w:t>
+        </w:r>
+        <w:r>
+          <w:rPr>
+            <w:rFonts w:ascii="Arial" w:hAnsi="Arial" w:cs="Arial"/>
             <w:b/>
             <w:sz w:val="24"/>
             <w:szCs w:val="24"/>
@@ -1356,7 +1518,7 @@
         </w:r>
         <w:r>
           <w:rPr>
-            <w:rFonts w:ascii="Times New Roman" w:hAnsi="Times New Roman" w:cs="Times New Roman"/>
+            <w:rFonts w:ascii="Arial" w:hAnsi="Arial" w:cs="Arial"/>
             <w:b/>
             <w:sz w:val="24"/>
             <w:szCs w:val="24"/>
@@ -1366,17 +1528,17 @@
         </w:r>
         <w:r>
           <w:rPr>
-            <w:rFonts w:ascii="Times New Roman" w:hAnsi="Times New Roman" w:cs="Times New Roman"/>
+            <w:rFonts w:ascii="Arial" w:hAnsi="Arial" w:cs="Arial"/>
             <w:b/>
             <w:sz w:val="24"/>
             <w:szCs w:val="24"/>
             <w:lang w:val="es-GT"/>
           </w:rPr>
-          <w:instrText xml:space="preserve"> PAGEREF _Toc800209 \h </w:instrText>
-        </w:r>
-        <w:r>
-          <w:rPr>
-            <w:rFonts w:ascii="Times New Roman" w:hAnsi="Times New Roman" w:cs="Times New Roman"/>
+          <w:instrText xml:space="preserve"> PAGEREF _Toc800211 \h </w:instrText>
+        </w:r>
+        <w:r>
+          <w:rPr>
+            <w:rFonts w:ascii="Arial" w:hAnsi="Arial" w:cs="Arial"/>
             <w:b/>
             <w:sz w:val="24"/>
             <w:szCs w:val="24"/>
@@ -1386,7 +1548,7 @@
         </w:r>
         <w:r>
           <w:rPr>
-            <w:rFonts w:ascii="Times New Roman" w:hAnsi="Times New Roman" w:cs="Times New Roman"/>
+            <w:rFonts w:ascii="Arial" w:hAnsi="Arial" w:cs="Arial"/>
             <w:b/>
             <w:sz w:val="24"/>
             <w:szCs w:val="24"/>
@@ -1396,7 +1558,7 @@
         </w:r>
         <w:r>
           <w:rPr>
-            <w:rFonts w:ascii="Times New Roman" w:hAnsi="Times New Roman" w:cs="Times New Roman"/>
+            <w:rFonts w:ascii="Arial" w:hAnsi="Arial" w:cs="Arial"/>
             <w:b/>
             <w:sz w:val="24"/>
             <w:szCs w:val="24"/>
@@ -1409,16 +1571,16 @@
     <w:p>
       <w:pPr>
         <w:tabs>
-          <w:tab w:val="right" w:leader="dot" w:pos="9350"/>
+          <w:tab w:val="right" w:leader="dot" w:pos="8830"/>
         </w:tabs>
         <w:spacing w:before="0" w:after="60" w:line="276" w:lineRule="auto"/>
         <w:ind w:left="440"/>
         <w:jc w:val="left"/>
       </w:pPr>
-      <w:hyperlink w:anchor="_Toc800210" w:history="1">
-        <w:r>
-          <w:rPr>
-            <w:rFonts w:ascii="Times New Roman" w:hAnsi="Times New Roman" w:cs="Times New Roman"/>
+      <w:hyperlink w:anchor="_Toc800212" w:history="1">
+        <w:r>
+          <w:rPr>
+            <w:rFonts w:ascii="Arial" w:hAnsi="Arial" w:cs="Arial"/>
             <w:sz w:val="24"/>
             <w:szCs w:val="24"/>
             <w:lang w:val="es-GT"/>
@@ -1427,7 +1589,7 @@
         </w:r>
         <w:r>
           <w:rPr>
-            <w:rFonts w:ascii="Times New Roman" w:hAnsi="Times New Roman" w:cs="Times New Roman"/>
+            <w:rFonts w:ascii="Arial" w:hAnsi="Arial" w:cs="Arial"/>
             <w:sz w:val="24"/>
             <w:szCs w:val="24"/>
             <w:lang w:val="es-GT"/>
@@ -1436,7 +1598,7 @@
         </w:r>
         <w:r>
           <w:rPr>
-            <w:rFonts w:ascii="Times New Roman" w:hAnsi="Times New Roman" w:cs="Times New Roman"/>
+            <w:rFonts w:ascii="Arial" w:hAnsi="Arial" w:cs="Arial"/>
             <w:sz w:val="24"/>
             <w:szCs w:val="24"/>
             <w:lang w:val="es-GT"/>
@@ -1445,16 +1607,16 @@
         </w:r>
         <w:r>
           <w:rPr>
-            <w:rFonts w:ascii="Times New Roman" w:hAnsi="Times New Roman" w:cs="Times New Roman"/>
-            <w:sz w:val="24"/>
-            <w:szCs w:val="24"/>
-            <w:lang w:val="es-GT"/>
-          </w:rPr>
-          <w:instrText xml:space="preserve"> PAGEREF _Toc800210 \h </w:instrText>
-        </w:r>
-        <w:r>
-          <w:rPr>
-            <w:rFonts w:ascii="Times New Roman" w:hAnsi="Times New Roman" w:cs="Times New Roman"/>
+            <w:rFonts w:ascii="Arial" w:hAnsi="Arial" w:cs="Arial"/>
+            <w:sz w:val="24"/>
+            <w:szCs w:val="24"/>
+            <w:lang w:val="es-GT"/>
+          </w:rPr>
+          <w:instrText xml:space="preserve"> PAGEREF _Toc800212 \h </w:instrText>
+        </w:r>
+        <w:r>
+          <w:rPr>
+            <w:rFonts w:ascii="Arial" w:hAnsi="Arial" w:cs="Arial"/>
             <w:sz w:val="24"/>
             <w:szCs w:val="24"/>
             <w:lang w:val="es-GT"/>
@@ -1463,7 +1625,7 @@
         </w:r>
         <w:r>
           <w:rPr>
-            <w:rFonts w:ascii="Times New Roman" w:hAnsi="Times New Roman" w:cs="Times New Roman"/>
+            <w:rFonts w:ascii="Arial" w:hAnsi="Arial" w:cs="Arial"/>
             <w:sz w:val="24"/>
             <w:szCs w:val="24"/>
             <w:lang w:val="es-GT"/>
@@ -1472,7 +1634,7 @@
         </w:r>
         <w:r>
           <w:rPr>
-            <w:rFonts w:ascii="Times New Roman" w:hAnsi="Times New Roman" w:cs="Times New Roman"/>
+            <w:rFonts w:ascii="Arial" w:hAnsi="Arial" w:cs="Arial"/>
             <w:sz w:val="24"/>
             <w:szCs w:val="24"/>
             <w:lang w:val="es-GT"/>
@@ -1484,16 +1646,16 @@
     <w:p>
       <w:pPr>
         <w:tabs>
-          <w:tab w:val="right" w:leader="dot" w:pos="9350"/>
+          <w:tab w:val="right" w:leader="dot" w:pos="8830"/>
         </w:tabs>
         <w:spacing w:before="0" w:after="60" w:line="276" w:lineRule="auto"/>
         <w:ind w:left="440"/>
         <w:jc w:val="left"/>
       </w:pPr>
-      <w:hyperlink w:anchor="_Toc800211" w:history="1">
-        <w:r>
-          <w:rPr>
-            <w:rFonts w:ascii="Times New Roman" w:hAnsi="Times New Roman" w:cs="Times New Roman"/>
+      <w:hyperlink w:anchor="_Toc800213" w:history="1">
+        <w:r>
+          <w:rPr>
+            <w:rFonts w:ascii="Arial" w:hAnsi="Arial" w:cs="Arial"/>
             <w:sz w:val="24"/>
             <w:szCs w:val="24"/>
             <w:lang w:val="es-GT"/>
@@ -1502,7 +1664,7 @@
         </w:r>
         <w:r>
           <w:rPr>
-            <w:rFonts w:ascii="Times New Roman" w:hAnsi="Times New Roman" w:cs="Times New Roman"/>
+            <w:rFonts w:ascii="Arial" w:hAnsi="Arial" w:cs="Arial"/>
             <w:sz w:val="24"/>
             <w:szCs w:val="24"/>
             <w:lang w:val="es-GT"/>
@@ -1511,7 +1673,7 @@
         </w:r>
         <w:r>
           <w:rPr>
-            <w:rFonts w:ascii="Times New Roman" w:hAnsi="Times New Roman" w:cs="Times New Roman"/>
+            <w:rFonts w:ascii="Arial" w:hAnsi="Arial" w:cs="Arial"/>
             <w:sz w:val="24"/>
             <w:szCs w:val="24"/>
             <w:lang w:val="es-GT"/>
@@ -1520,16 +1682,16 @@
         </w:r>
         <w:r>
           <w:rPr>
-            <w:rFonts w:ascii="Times New Roman" w:hAnsi="Times New Roman" w:cs="Times New Roman"/>
-            <w:sz w:val="24"/>
-            <w:szCs w:val="24"/>
-            <w:lang w:val="es-GT"/>
-          </w:rPr>
-          <w:instrText xml:space="preserve"> PAGEREF _Toc800211 \h </w:instrText>
-        </w:r>
-        <w:r>
-          <w:rPr>
-            <w:rFonts w:ascii="Times New Roman" w:hAnsi="Times New Roman" w:cs="Times New Roman"/>
+            <w:rFonts w:ascii="Arial" w:hAnsi="Arial" w:cs="Arial"/>
+            <w:sz w:val="24"/>
+            <w:szCs w:val="24"/>
+            <w:lang w:val="es-GT"/>
+          </w:rPr>
+          <w:instrText xml:space="preserve"> PAGEREF _Toc800213 \h </w:instrText>
+        </w:r>
+        <w:r>
+          <w:rPr>
+            <w:rFonts w:ascii="Arial" w:hAnsi="Arial" w:cs="Arial"/>
             <w:sz w:val="24"/>
             <w:szCs w:val="24"/>
             <w:lang w:val="es-GT"/>
@@ -1538,7 +1700,7 @@
         </w:r>
         <w:r>
           <w:rPr>
-            <w:rFonts w:ascii="Times New Roman" w:hAnsi="Times New Roman" w:cs="Times New Roman"/>
+            <w:rFonts w:ascii="Arial" w:hAnsi="Arial" w:cs="Arial"/>
             <w:sz w:val="24"/>
             <w:szCs w:val="24"/>
             <w:lang w:val="es-GT"/>
@@ -1547,7 +1709,7 @@
         </w:r>
         <w:r>
           <w:rPr>
-            <w:rFonts w:ascii="Times New Roman" w:hAnsi="Times New Roman" w:cs="Times New Roman"/>
+            <w:rFonts w:ascii="Arial" w:hAnsi="Arial" w:cs="Arial"/>
             <w:sz w:val="24"/>
             <w:szCs w:val="24"/>
             <w:lang w:val="es-GT"/>
@@ -1559,25 +1721,25 @@
     <w:p>
       <w:pPr>
         <w:tabs>
-          <w:tab w:val="right" w:leader="dot" w:pos="9350"/>
+          <w:tab w:val="right" w:leader="dot" w:pos="8830"/>
         </w:tabs>
         <w:spacing w:before="0" w:after="60" w:line="276" w:lineRule="auto"/>
         <w:jc w:val="left"/>
       </w:pPr>
-      <w:hyperlink w:anchor="_Toc800212" w:history="1">
-        <w:r>
-          <w:rPr>
-            <w:rFonts w:ascii="Times New Roman" w:hAnsi="Times New Roman" w:cs="Times New Roman"/>
+      <w:hyperlink w:anchor="_Toc800214" w:history="1">
+        <w:r>
+          <w:rPr>
+            <w:rFonts w:ascii="Arial" w:hAnsi="Arial" w:cs="Arial"/>
             <w:b/>
             <w:sz w:val="24"/>
             <w:szCs w:val="24"/>
             <w:lang w:val="es-GT"/>
           </w:rPr>
-          <w:t xml:space="preserve">Alcances y límites</w:t>
-        </w:r>
-        <w:r>
-          <w:rPr>
-            <w:rFonts w:ascii="Times New Roman" w:hAnsi="Times New Roman" w:cs="Times New Roman"/>
+          <w:t xml:space="preserve">ALCANCES Y LÍMITES</w:t>
+        </w:r>
+        <w:r>
+          <w:rPr>
+            <w:rFonts w:ascii="Arial" w:hAnsi="Arial" w:cs="Arial"/>
             <w:b/>
             <w:sz w:val="24"/>
             <w:szCs w:val="24"/>
@@ -1587,7 +1749,7 @@
         </w:r>
         <w:r>
           <w:rPr>
-            <w:rFonts w:ascii="Times New Roman" w:hAnsi="Times New Roman" w:cs="Times New Roman"/>
+            <w:rFonts w:ascii="Arial" w:hAnsi="Arial" w:cs="Arial"/>
             <w:b/>
             <w:sz w:val="24"/>
             <w:szCs w:val="24"/>
@@ -1597,17 +1759,17 @@
         </w:r>
         <w:r>
           <w:rPr>
-            <w:rFonts w:ascii="Times New Roman" w:hAnsi="Times New Roman" w:cs="Times New Roman"/>
+            <w:rFonts w:ascii="Arial" w:hAnsi="Arial" w:cs="Arial"/>
             <w:b/>
             <w:sz w:val="24"/>
             <w:szCs w:val="24"/>
             <w:lang w:val="es-GT"/>
           </w:rPr>
-          <w:instrText xml:space="preserve"> PAGEREF _Toc800212 \h </w:instrText>
-        </w:r>
-        <w:r>
-          <w:rPr>
-            <w:rFonts w:ascii="Times New Roman" w:hAnsi="Times New Roman" w:cs="Times New Roman"/>
+          <w:instrText xml:space="preserve"> PAGEREF _Toc800214 \h </w:instrText>
+        </w:r>
+        <w:r>
+          <w:rPr>
+            <w:rFonts w:ascii="Arial" w:hAnsi="Arial" w:cs="Arial"/>
             <w:b/>
             <w:sz w:val="24"/>
             <w:szCs w:val="24"/>
@@ -1617,7 +1779,7 @@
         </w:r>
         <w:r>
           <w:rPr>
-            <w:rFonts w:ascii="Times New Roman" w:hAnsi="Times New Roman" w:cs="Times New Roman"/>
+            <w:rFonts w:ascii="Arial" w:hAnsi="Arial" w:cs="Arial"/>
             <w:b/>
             <w:sz w:val="24"/>
             <w:szCs w:val="24"/>
@@ -1627,7 +1789,7 @@
         </w:r>
         <w:r>
           <w:rPr>
-            <w:rFonts w:ascii="Times New Roman" w:hAnsi="Times New Roman" w:cs="Times New Roman"/>
+            <w:rFonts w:ascii="Arial" w:hAnsi="Arial" w:cs="Arial"/>
             <w:b/>
             <w:sz w:val="24"/>
             <w:szCs w:val="24"/>
@@ -1640,25 +1802,25 @@
     <w:p>
       <w:pPr>
         <w:tabs>
-          <w:tab w:val="right" w:leader="dot" w:pos="9350"/>
+          <w:tab w:val="right" w:leader="dot" w:pos="8830"/>
         </w:tabs>
         <w:spacing w:before="0" w:after="60" w:line="276" w:lineRule="auto"/>
         <w:jc w:val="left"/>
       </w:pPr>
-      <w:hyperlink w:anchor="_Toc800213" w:history="1">
-        <w:r>
-          <w:rPr>
-            <w:rFonts w:ascii="Times New Roman" w:hAnsi="Times New Roman" w:cs="Times New Roman"/>
+      <w:hyperlink w:anchor="_Toc800215" w:history="1">
+        <w:r>
+          <w:rPr>
+            <w:rFonts w:ascii="Arial" w:hAnsi="Arial" w:cs="Arial"/>
             <w:b/>
             <w:sz w:val="24"/>
             <w:szCs w:val="24"/>
             <w:lang w:val="es-GT"/>
           </w:rPr>
-          <w:t xml:space="preserve">Justificación</w:t>
-        </w:r>
-        <w:r>
-          <w:rPr>
-            <w:rFonts w:ascii="Times New Roman" w:hAnsi="Times New Roman" w:cs="Times New Roman"/>
+          <w:t xml:space="preserve">JUSTIFICACIÓN</w:t>
+        </w:r>
+        <w:r>
+          <w:rPr>
+            <w:rFonts w:ascii="Arial" w:hAnsi="Arial" w:cs="Arial"/>
             <w:b/>
             <w:sz w:val="24"/>
             <w:szCs w:val="24"/>
@@ -1668,7 +1830,7 @@
         </w:r>
         <w:r>
           <w:rPr>
-            <w:rFonts w:ascii="Times New Roman" w:hAnsi="Times New Roman" w:cs="Times New Roman"/>
+            <w:rFonts w:ascii="Arial" w:hAnsi="Arial" w:cs="Arial"/>
             <w:b/>
             <w:sz w:val="24"/>
             <w:szCs w:val="24"/>
@@ -1678,17 +1840,17 @@
         </w:r>
         <w:r>
           <w:rPr>
-            <w:rFonts w:ascii="Times New Roman" w:hAnsi="Times New Roman" w:cs="Times New Roman"/>
+            <w:rFonts w:ascii="Arial" w:hAnsi="Arial" w:cs="Arial"/>
             <w:b/>
             <w:sz w:val="24"/>
             <w:szCs w:val="24"/>
             <w:lang w:val="es-GT"/>
           </w:rPr>
-          <w:instrText xml:space="preserve"> PAGEREF _Toc800213 \h </w:instrText>
-        </w:r>
-        <w:r>
-          <w:rPr>
-            <w:rFonts w:ascii="Times New Roman" w:hAnsi="Times New Roman" w:cs="Times New Roman"/>
+          <w:instrText xml:space="preserve"> PAGEREF _Toc800215 \h </w:instrText>
+        </w:r>
+        <w:r>
+          <w:rPr>
+            <w:rFonts w:ascii="Arial" w:hAnsi="Arial" w:cs="Arial"/>
             <w:b/>
             <w:sz w:val="24"/>
             <w:szCs w:val="24"/>
@@ -1698,7 +1860,7 @@
         </w:r>
         <w:r>
           <w:rPr>
-            <w:rFonts w:ascii="Times New Roman" w:hAnsi="Times New Roman" w:cs="Times New Roman"/>
+            <w:rFonts w:ascii="Arial" w:hAnsi="Arial" w:cs="Arial"/>
             <w:b/>
             <w:sz w:val="24"/>
             <w:szCs w:val="24"/>
@@ -1708,7 +1870,7 @@
         </w:r>
         <w:r>
           <w:rPr>
-            <w:rFonts w:ascii="Times New Roman" w:hAnsi="Times New Roman" w:cs="Times New Roman"/>
+            <w:rFonts w:ascii="Arial" w:hAnsi="Arial" w:cs="Arial"/>
             <w:b/>
             <w:sz w:val="24"/>
             <w:szCs w:val="24"/>
@@ -1721,25 +1883,25 @@
     <w:p>
       <w:pPr>
         <w:tabs>
-          <w:tab w:val="right" w:leader="dot" w:pos="9350"/>
+          <w:tab w:val="right" w:leader="dot" w:pos="8830"/>
         </w:tabs>
         <w:spacing w:before="0" w:after="60" w:line="276" w:lineRule="auto"/>
         <w:jc w:val="left"/>
       </w:pPr>
-      <w:hyperlink w:anchor="_Toc800214" w:history="1">
-        <w:r>
-          <w:rPr>
-            <w:rFonts w:ascii="Times New Roman" w:hAnsi="Times New Roman" w:cs="Times New Roman"/>
+      <w:hyperlink w:anchor="_Toc800216" w:history="1">
+        <w:r>
+          <w:rPr>
+            <w:rFonts w:ascii="Arial" w:hAnsi="Arial" w:cs="Arial"/>
             <w:b/>
             <w:sz w:val="24"/>
             <w:szCs w:val="24"/>
             <w:lang w:val="es-GT"/>
           </w:rPr>
-          <w:t xml:space="preserve">Viabilidad técnica y científica</w:t>
-        </w:r>
-        <w:r>
-          <w:rPr>
-            <w:rFonts w:ascii="Times New Roman" w:hAnsi="Times New Roman" w:cs="Times New Roman"/>
+          <w:t xml:space="preserve">VIABILIDAD TÉCNICA Y CIENTÍFICA</w:t>
+        </w:r>
+        <w:r>
+          <w:rPr>
+            <w:rFonts w:ascii="Arial" w:hAnsi="Arial" w:cs="Arial"/>
             <w:b/>
             <w:sz w:val="24"/>
             <w:szCs w:val="24"/>
@@ -1749,7 +1911,7 @@
         </w:r>
         <w:r>
           <w:rPr>
-            <w:rFonts w:ascii="Times New Roman" w:hAnsi="Times New Roman" w:cs="Times New Roman"/>
+            <w:rFonts w:ascii="Arial" w:hAnsi="Arial" w:cs="Arial"/>
             <w:b/>
             <w:sz w:val="24"/>
             <w:szCs w:val="24"/>
@@ -1759,17 +1921,17 @@
         </w:r>
         <w:r>
           <w:rPr>
-            <w:rFonts w:ascii="Times New Roman" w:hAnsi="Times New Roman" w:cs="Times New Roman"/>
+            <w:rFonts w:ascii="Arial" w:hAnsi="Arial" w:cs="Arial"/>
             <w:b/>
             <w:sz w:val="24"/>
             <w:szCs w:val="24"/>
             <w:lang w:val="es-GT"/>
           </w:rPr>
-          <w:instrText xml:space="preserve"> PAGEREF _Toc800214 \h </w:instrText>
-        </w:r>
-        <w:r>
-          <w:rPr>
-            <w:rFonts w:ascii="Times New Roman" w:hAnsi="Times New Roman" w:cs="Times New Roman"/>
+          <w:instrText xml:space="preserve"> PAGEREF _Toc800216 \h </w:instrText>
+        </w:r>
+        <w:r>
+          <w:rPr>
+            <w:rFonts w:ascii="Arial" w:hAnsi="Arial" w:cs="Arial"/>
             <w:b/>
             <w:sz w:val="24"/>
             <w:szCs w:val="24"/>
@@ -1779,7 +1941,7 @@
         </w:r>
         <w:r>
           <w:rPr>
-            <w:rFonts w:ascii="Times New Roman" w:hAnsi="Times New Roman" w:cs="Times New Roman"/>
+            <w:rFonts w:ascii="Arial" w:hAnsi="Arial" w:cs="Arial"/>
             <w:b/>
             <w:sz w:val="24"/>
             <w:szCs w:val="24"/>
@@ -1789,7 +1951,7 @@
         </w:r>
         <w:r>
           <w:rPr>
-            <w:rFonts w:ascii="Times New Roman" w:hAnsi="Times New Roman" w:cs="Times New Roman"/>
+            <w:rFonts w:ascii="Arial" w:hAnsi="Arial" w:cs="Arial"/>
             <w:b/>
             <w:sz w:val="24"/>
             <w:szCs w:val="24"/>
@@ -1802,25 +1964,25 @@
     <w:p>
       <w:pPr>
         <w:tabs>
-          <w:tab w:val="right" w:leader="dot" w:pos="9350"/>
+          <w:tab w:val="right" w:leader="dot" w:pos="8830"/>
         </w:tabs>
         <w:spacing w:before="0" w:after="60" w:line="276" w:lineRule="auto"/>
         <w:jc w:val="left"/>
       </w:pPr>
-      <w:hyperlink w:anchor="_Toc800215" w:history="1">
-        <w:r>
-          <w:rPr>
-            <w:rFonts w:ascii="Times New Roman" w:hAnsi="Times New Roman" w:cs="Times New Roman"/>
+      <w:hyperlink w:anchor="_Toc800217" w:history="1">
+        <w:r>
+          <w:rPr>
+            <w:rFonts w:ascii="Arial" w:hAnsi="Arial" w:cs="Arial"/>
             <w:b/>
             <w:sz w:val="24"/>
             <w:szCs w:val="24"/>
             <w:lang w:val="es-GT"/>
           </w:rPr>
-          <w:t xml:space="preserve">Referencias</w:t>
-        </w:r>
-        <w:r>
-          <w:rPr>
-            <w:rFonts w:ascii="Times New Roman" w:hAnsi="Times New Roman" w:cs="Times New Roman"/>
+          <w:t xml:space="preserve">CONCLUSIONES</w:t>
+        </w:r>
+        <w:r>
+          <w:rPr>
+            <w:rFonts w:ascii="Arial" w:hAnsi="Arial" w:cs="Arial"/>
             <w:b/>
             <w:sz w:val="24"/>
             <w:szCs w:val="24"/>
@@ -1830,7 +1992,7 @@
         </w:r>
         <w:r>
           <w:rPr>
-            <w:rFonts w:ascii="Times New Roman" w:hAnsi="Times New Roman" w:cs="Times New Roman"/>
+            <w:rFonts w:ascii="Arial" w:hAnsi="Arial" w:cs="Arial"/>
             <w:b/>
             <w:sz w:val="24"/>
             <w:szCs w:val="24"/>
@@ -1840,17 +2002,17 @@
         </w:r>
         <w:r>
           <w:rPr>
-            <w:rFonts w:ascii="Times New Roman" w:hAnsi="Times New Roman" w:cs="Times New Roman"/>
+            <w:rFonts w:ascii="Arial" w:hAnsi="Arial" w:cs="Arial"/>
             <w:b/>
             <w:sz w:val="24"/>
             <w:szCs w:val="24"/>
             <w:lang w:val="es-GT"/>
           </w:rPr>
-          <w:instrText xml:space="preserve"> PAGEREF _Toc800215 \h </w:instrText>
-        </w:r>
-        <w:r>
-          <w:rPr>
-            <w:rFonts w:ascii="Times New Roman" w:hAnsi="Times New Roman" w:cs="Times New Roman"/>
+          <w:instrText xml:space="preserve"> PAGEREF _Toc800217 \h </w:instrText>
+        </w:r>
+        <w:r>
+          <w:rPr>
+            <w:rFonts w:ascii="Arial" w:hAnsi="Arial" w:cs="Arial"/>
             <w:b/>
             <w:sz w:val="24"/>
             <w:szCs w:val="24"/>
@@ -1860,17 +2022,17 @@
         </w:r>
         <w:r>
           <w:rPr>
-            <w:rFonts w:ascii="Times New Roman" w:hAnsi="Times New Roman" w:cs="Times New Roman"/>
+            <w:rFonts w:ascii="Arial" w:hAnsi="Arial" w:cs="Arial"/>
             <w:b/>
             <w:sz w:val="24"/>
             <w:szCs w:val="24"/>
             <w:lang w:val="es-GT"/>
           </w:rPr>
-          <w:t>11</w:t>
-        </w:r>
-        <w:r>
-          <w:rPr>
-            <w:rFonts w:ascii="Times New Roman" w:hAnsi="Times New Roman" w:cs="Times New Roman"/>
+          <w:t>10</w:t>
+        </w:r>
+        <w:r>
+          <w:rPr>
+            <w:rFonts w:ascii="Arial" w:hAnsi="Arial" w:cs="Arial"/>
             <w:b/>
             <w:sz w:val="24"/>
             <w:szCs w:val="24"/>
@@ -1879,6 +2041,168 @@
           <w:fldChar w:fldCharType="end"/>
         </w:r>
       </w:hyperlink>
+    </w:p>
+    <w:p>
+      <w:pPr>
+        <w:tabs>
+          <w:tab w:val="right" w:leader="dot" w:pos="8830"/>
+        </w:tabs>
+        <w:spacing w:before="0" w:after="60" w:line="276" w:lineRule="auto"/>
+        <w:jc w:val="left"/>
+      </w:pPr>
+      <w:hyperlink w:anchor="_Toc800218" w:history="1">
+        <w:r>
+          <w:rPr>
+            <w:rFonts w:ascii="Arial" w:hAnsi="Arial" w:cs="Arial"/>
+            <w:b/>
+            <w:sz w:val="24"/>
+            <w:szCs w:val="24"/>
+            <w:lang w:val="es-GT"/>
+          </w:rPr>
+          <w:t xml:space="preserve">RECOMENDACIONES</w:t>
+        </w:r>
+        <w:r>
+          <w:rPr>
+            <w:rFonts w:ascii="Arial" w:hAnsi="Arial" w:cs="Arial"/>
+            <w:b/>
+            <w:sz w:val="24"/>
+            <w:szCs w:val="24"/>
+            <w:lang w:val="es-GT"/>
+          </w:rPr>
+          <w:tab/>
+        </w:r>
+        <w:r>
+          <w:rPr>
+            <w:rFonts w:ascii="Arial" w:hAnsi="Arial" w:cs="Arial"/>
+            <w:b/>
+            <w:sz w:val="24"/>
+            <w:szCs w:val="24"/>
+            <w:lang w:val="es-GT"/>
+          </w:rPr>
+          <w:fldChar w:fldCharType="begin"/>
+        </w:r>
+        <w:r>
+          <w:rPr>
+            <w:rFonts w:ascii="Arial" w:hAnsi="Arial" w:cs="Arial"/>
+            <w:b/>
+            <w:sz w:val="24"/>
+            <w:szCs w:val="24"/>
+            <w:lang w:val="es-GT"/>
+          </w:rPr>
+          <w:instrText xml:space="preserve"> PAGEREF _Toc800218 \h </w:instrText>
+        </w:r>
+        <w:r>
+          <w:rPr>
+            <w:rFonts w:ascii="Arial" w:hAnsi="Arial" w:cs="Arial"/>
+            <w:b/>
+            <w:sz w:val="24"/>
+            <w:szCs w:val="24"/>
+            <w:lang w:val="es-GT"/>
+          </w:rPr>
+          <w:fldChar w:fldCharType="separate"/>
+        </w:r>
+        <w:r>
+          <w:rPr>
+            <w:rFonts w:ascii="Arial" w:hAnsi="Arial" w:cs="Arial"/>
+            <w:b/>
+            <w:sz w:val="24"/>
+            <w:szCs w:val="24"/>
+            <w:lang w:val="es-GT"/>
+          </w:rPr>
+          <w:t>10</w:t>
+        </w:r>
+        <w:r>
+          <w:rPr>
+            <w:rFonts w:ascii="Arial" w:hAnsi="Arial" w:cs="Arial"/>
+            <w:b/>
+            <w:sz w:val="24"/>
+            <w:szCs w:val="24"/>
+            <w:lang w:val="es-GT"/>
+          </w:rPr>
+          <w:fldChar w:fldCharType="end"/>
+        </w:r>
+      </w:hyperlink>
+    </w:p>
+    <w:p>
+      <w:pPr>
+        <w:tabs>
+          <w:tab w:val="right" w:leader="dot" w:pos="8830"/>
+        </w:tabs>
+        <w:spacing w:before="0" w:after="60" w:line="276" w:lineRule="auto"/>
+        <w:jc w:val="left"/>
+      </w:pPr>
+      <w:hyperlink w:anchor="_Toc800219" w:history="1">
+        <w:r>
+          <w:rPr>
+            <w:rFonts w:ascii="Arial" w:hAnsi="Arial" w:cs="Arial"/>
+            <w:b/>
+            <w:sz w:val="24"/>
+            <w:szCs w:val="24"/>
+            <w:lang w:val="es-GT"/>
+          </w:rPr>
+          <w:t xml:space="preserve">REFERENCIAS</w:t>
+        </w:r>
+        <w:r>
+          <w:rPr>
+            <w:rFonts w:ascii="Arial" w:hAnsi="Arial" w:cs="Arial"/>
+            <w:b/>
+            <w:sz w:val="24"/>
+            <w:szCs w:val="24"/>
+            <w:lang w:val="es-GT"/>
+          </w:rPr>
+          <w:tab/>
+        </w:r>
+        <w:r>
+          <w:rPr>
+            <w:rFonts w:ascii="Arial" w:hAnsi="Arial" w:cs="Arial"/>
+            <w:b/>
+            <w:sz w:val="24"/>
+            <w:szCs w:val="24"/>
+            <w:lang w:val="es-GT"/>
+          </w:rPr>
+          <w:fldChar w:fldCharType="begin"/>
+        </w:r>
+        <w:r>
+          <w:rPr>
+            <w:rFonts w:ascii="Arial" w:hAnsi="Arial" w:cs="Arial"/>
+            <w:b/>
+            <w:sz w:val="24"/>
+            <w:szCs w:val="24"/>
+            <w:lang w:val="es-GT"/>
+          </w:rPr>
+          <w:instrText xml:space="preserve"> PAGEREF _Toc800219 \h </w:instrText>
+        </w:r>
+        <w:r>
+          <w:rPr>
+            <w:rFonts w:ascii="Arial" w:hAnsi="Arial" w:cs="Arial"/>
+            <w:b/>
+            <w:sz w:val="24"/>
+            <w:szCs w:val="24"/>
+            <w:lang w:val="es-GT"/>
+          </w:rPr>
+          <w:fldChar w:fldCharType="separate"/>
+        </w:r>
+        <w:r>
+          <w:rPr>
+            <w:rFonts w:ascii="Arial" w:hAnsi="Arial" w:cs="Arial"/>
+            <w:b/>
+            <w:sz w:val="24"/>
+            <w:szCs w:val="24"/>
+            <w:lang w:val="es-GT"/>
+          </w:rPr>
+          <w:t>12</w:t>
+        </w:r>
+        <w:r>
+          <w:rPr>
+            <w:rFonts w:ascii="Arial" w:hAnsi="Arial" w:cs="Arial"/>
+            <w:b/>
+            <w:sz w:val="24"/>
+            <w:szCs w:val="24"/>
+            <w:lang w:val="es-GT"/>
+          </w:rPr>
+          <w:fldChar w:fldCharType="end"/>
+        </w:r>
+      </w:hyperlink>
       <w:r>
         <w:fldChar w:fldCharType="end"/>
       </w:r>
@@ -1886,10 +2210,8 @@
     <w:p>
       <w:pPr>
         <w:sectPr>
-          <w:headerReference w:type="default" r:id="rIdHdrDef"/>
           <w:pgSz w:w="12240" w:h="15840"/>
-          <w:pgMar w:top="1440" w:right="1440" w:bottom="1440" w:left="1440" w:header="720" w:footer="720" w:gutter="0"/>
-          <w:pgNumType w:fmt="lowerRoman" w:start="2"/>
+          <w:pgMar w:top="1417" w:right="1417" w:bottom="1417" w:left="1984" w:header="720" w:footer="720" w:gutter="0"/>
           <w:cols w:space="720"/>
           <w:docGrid w:linePitch="360"/>
         </w:sectPr>
@@ -1902,22 +2224,160 @@
         <w:jc w:val="center"/>
         <w:outlineLvl w:val="0"/>
         <w:rPr>
-          <w:rFonts w:ascii="Times New Roman" w:hAnsi="Times New Roman" w:cs="Times New Roman"/>
+          <w:rFonts w:ascii="Arial" w:hAnsi="Arial" w:cs="Arial"/>
           <w:lang w:val="es-GT"/>
         </w:rPr>
       </w:pPr>
       <w:bookmarkStart w:id="201" w:name="_Toc800201"/>
       <w:r>
         <w:rPr>
-          <w:rFonts w:ascii="Times New Roman" w:hAnsi="Times New Roman" w:cs="Times New Roman"/>
+          <w:rFonts w:ascii="Arial" w:hAnsi="Arial" w:cs="Arial"/>
           <w:b/>
-          <w:sz w:val="24"/>
-          <w:szCs w:val="24"/>
-          <w:lang w:val="es-GT"/>
-        </w:rPr>
-        <w:t xml:space="preserve">Planteamiento y formulación del problema</w:t>
+          <w:sz w:val="28"/>
+          <w:szCs w:val="28"/>
+          <w:lang w:val="es-GT"/>
+        </w:rPr>
+        <w:t xml:space="preserve">RESUMEN</w:t>
       </w:r>
       <w:bookmarkEnd w:id="201"/>
+    </w:p>
+    <w:p>
+      <w:pPr>
+        <w:spacing w:before="0" w:after="0" w:line="360" w:lineRule="auto"/>
+        <w:ind w:firstLine="340"/>
+        <w:jc w:val="both"/>
+        <w:rPr>
+          <w:rFonts w:ascii="Arial" w:hAnsi="Arial" w:cs="Arial"/>
+          <w:lang w:val="es-GT"/>
+        </w:rPr>
+      </w:pPr>
+      <w:r>
+        <w:rPr>
+          <w:rFonts w:ascii="Arial" w:hAnsi="Arial" w:cs="Arial"/>
+          <w:sz w:val="24"/>
+          <w:szCs w:val="24"/>
+          <w:lang w:val="es-GT"/>
+        </w:rPr>
+        <w:t xml:space="preserve">El presente trabajo plantea un problema de investigación en seguridad informática a partir de la teoría de los paradigmas de Kuhn. Se identifica que la integración de prácticas de seguridad en el ciclo de desarrollo de software cuenta con respaldo internacional, pero carece de datos locales sobre los equipos de desarrollo de empresas medianas del área metropolitana de Guatemala. Se construyen los árboles de problemas y de objetivos, se formula la pregunta de investigación, se definen un objetivo general y tres específicos, se delimitan los alcances y se justifica el estudio desde lo teórico, lo metodológico y lo práctico. El análisis de viabilidad indica que el estudio es factible, con el acceso a los participantes como único factor condicionado.</w:t>
+      </w:r>
+    </w:p>
+    <w:p>
+      <w:pPr>
+        <w:spacing w:before="0" w:after="0" w:line="360" w:lineRule="auto"/>
+        <w:ind w:firstLine="340"/>
+        <w:jc w:val="both"/>
+        <w:rPr>
+          <w:rFonts w:ascii="Arial" w:hAnsi="Arial" w:cs="Arial"/>
+          <w:lang w:val="es-GT"/>
+        </w:rPr>
+      </w:pPr>
+      <w:r>
+        <w:rPr>
+          <w:rFonts w:ascii="Arial" w:hAnsi="Arial" w:cs="Arial"/>
+          <w:b/>
+          <w:sz w:val="24"/>
+          <w:szCs w:val="24"/>
+          <w:lang w:val="es-GT"/>
+        </w:rPr>
+        <w:t xml:space="preserve">Palabras clave: </w:t>
+      </w:r>
+      <w:r>
+        <w:rPr>
+          <w:rFonts w:ascii="Arial" w:hAnsi="Arial" w:cs="Arial"/>
+          <w:sz w:val="24"/>
+          <w:szCs w:val="24"/>
+          <w:lang w:val="es-GT"/>
+        </w:rPr>
+        <w:t xml:space="preserve">paradigmas, desarrollo seguro, seguridad del software, adopción de prácticas, planteamiento del problema</w:t>
+      </w:r>
+    </w:p>
+    <w:p>
+      <w:pPr>
+        <w:keepNext/>
+        <w:spacing w:before="240" w:after="0" w:line="360" w:lineRule="auto"/>
+        <w:jc w:val="center"/>
+        <w:outlineLvl w:val="0"/>
+        <w:rPr>
+          <w:rFonts w:ascii="Arial" w:hAnsi="Arial" w:cs="Arial"/>
+          <w:lang w:val="es-GT"/>
+        </w:rPr>
+      </w:pPr>
+      <w:bookmarkStart w:id="202" w:name="_Toc800202"/>
+      <w:r>
+        <w:rPr>
+          <w:rFonts w:ascii="Arial" w:hAnsi="Arial" w:cs="Arial"/>
+          <w:b/>
+          <w:sz w:val="28"/>
+          <w:szCs w:val="28"/>
+          <w:lang w:val="es-GT"/>
+        </w:rPr>
+        <w:t xml:space="preserve">INTRODUCCIÓN</w:t>
+      </w:r>
+      <w:bookmarkEnd w:id="202"/>
+    </w:p>
+    <w:p>
+      <w:pPr>
+        <w:spacing w:before="0" w:after="0" w:line="360" w:lineRule="auto"/>
+        <w:ind w:firstLine="340"/>
+        <w:jc w:val="both"/>
+        <w:rPr>
+          <w:rFonts w:ascii="Arial" w:hAnsi="Arial" w:cs="Arial"/>
+          <w:lang w:val="es-GT"/>
+        </w:rPr>
+      </w:pPr>
+      <w:r>
+        <w:rPr>
+          <w:rFonts w:ascii="Arial" w:hAnsi="Arial" w:cs="Arial"/>
+          <w:sz w:val="24"/>
+          <w:szCs w:val="24"/>
+          <w:lang w:val="es-GT"/>
+        </w:rPr>
+        <w:t xml:space="preserve">La seguridad del software dejó de ser una etapa final para convertirse en una responsabilidad compartida durante todo el ciclo de desarrollo. Este cambio de enfoque puede interpretarse con la teoría de los paradigmas de Kuhn (2017), que explica cómo una comunidad mantiene un marco de creencias hasta que las anomalías acumuladas provocan una crisis y su sustitución. El presente trabajo aplica esa lectura, como analogía, a la adopción de prácticas de desarrollo seguro.</w:t>
+      </w:r>
+    </w:p>
+    <w:p>
+      <w:pPr>
+        <w:spacing w:before="0" w:after="0" w:line="360" w:lineRule="auto"/>
+        <w:ind w:firstLine="340"/>
+        <w:jc w:val="both"/>
+        <w:rPr>
+          <w:rFonts w:ascii="Arial" w:hAnsi="Arial" w:cs="Arial"/>
+          <w:lang w:val="es-GT"/>
+        </w:rPr>
+      </w:pPr>
+      <w:r>
+        <w:rPr>
+          <w:rFonts w:ascii="Arial" w:hAnsi="Arial" w:cs="Arial"/>
+          <w:sz w:val="24"/>
+          <w:szCs w:val="24"/>
+          <w:lang w:val="es-GT"/>
+        </w:rPr>
+        <w:t xml:space="preserve">El documento se organiza en seis partes: el planteamiento y la formulación del problema, con sus árboles de problemas y de objetivos; los objetivos; los alcances y límites; la justificación; la viabilidad técnica y científica; y las conclusiones y recomendaciones.</w:t>
+      </w:r>
+    </w:p>
+    <w:p>
+      <w:pPr>
+        <w:keepNext/>
+        <w:spacing w:before="240" w:after="0" w:line="360" w:lineRule="auto"/>
+        <w:jc w:val="center"/>
+        <w:outlineLvl w:val="0"/>
+        <w:rPr>
+          <w:rFonts w:ascii="Arial" w:hAnsi="Arial" w:cs="Arial"/>
+          <w:lang w:val="es-GT"/>
+        </w:rPr>
+      </w:pPr>
+      <w:bookmarkStart w:id="203" w:name="_Toc800203"/>
+      <w:r>
+        <w:rPr>
+          <w:rFonts w:ascii="Arial" w:hAnsi="Arial" w:cs="Arial"/>
+          <w:b/>
+          <w:sz w:val="28"/>
+          <w:szCs w:val="28"/>
+          <w:lang w:val="es-GT"/>
+        </w:rPr>
+        <w:t xml:space="preserve">PLANTEAMIENTO Y FORMULACIÓN DEL PROBLEMA</w:t>
+      </w:r>
+      <w:bookmarkEnd w:id="203"/>
     </w:p>
     <w:p>
       <w:pPr>
@@ -1926,14 +2386,14 @@
         <w:jc w:val="left"/>
         <w:outlineLvl w:val="1"/>
         <w:rPr>
-          <w:rFonts w:ascii="Times New Roman" w:hAnsi="Times New Roman" w:cs="Times New Roman"/>
-          <w:lang w:val="es-GT"/>
-        </w:rPr>
-      </w:pPr>
-      <w:bookmarkStart w:id="202" w:name="_Toc800202"/>
-      <w:r>
-        <w:rPr>
-          <w:rFonts w:ascii="Times New Roman" w:hAnsi="Times New Roman" w:cs="Times New Roman"/>
+          <w:rFonts w:ascii="Arial" w:hAnsi="Arial" w:cs="Arial"/>
+          <w:lang w:val="es-GT"/>
+        </w:rPr>
+      </w:pPr>
+      <w:bookmarkStart w:id="204" w:name="_Toc800204"/>
+      <w:r>
+        <w:rPr>
+          <w:rFonts w:ascii="Arial" w:hAnsi="Arial" w:cs="Arial"/>
           <w:b/>
           <w:sz w:val="24"/>
           <w:szCs w:val="24"/>
@@ -1941,21 +2401,21 @@
         </w:rPr>
         <w:t xml:space="preserve">Contexto y situación actual</w:t>
       </w:r>
-      <w:bookmarkEnd w:id="202"/>
+      <w:bookmarkEnd w:id="204"/>
     </w:p>
     <w:p>
       <w:pPr>
         <w:spacing w:before="0" w:after="0" w:line="360" w:lineRule="auto"/>
-        <w:ind w:firstLine="720"/>
+        <w:ind w:firstLine="340"/>
         <w:jc w:val="both"/>
         <w:rPr>
-          <w:rFonts w:ascii="Times New Roman" w:hAnsi="Times New Roman" w:cs="Times New Roman"/>
-          <w:lang w:val="es-GT"/>
-        </w:rPr>
-      </w:pPr>
-      <w:r>
-        <w:rPr>
-          <w:rFonts w:ascii="Times New Roman" w:hAnsi="Times New Roman" w:cs="Times New Roman"/>
+          <w:rFonts w:ascii="Arial" w:hAnsi="Arial" w:cs="Arial"/>
+          <w:lang w:val="es-GT"/>
+        </w:rPr>
+      </w:pPr>
+      <w:r>
+        <w:rPr>
+          <w:rFonts w:ascii="Arial" w:hAnsi="Arial" w:cs="Arial"/>
           <w:sz w:val="24"/>
           <w:szCs w:val="24"/>
           <w:lang w:val="es-GT"/>
@@ -1966,16 +2426,16 @@
     <w:p>
       <w:pPr>
         <w:spacing w:before="0" w:after="0" w:line="360" w:lineRule="auto"/>
-        <w:ind w:firstLine="720"/>
+        <w:ind w:firstLine="340"/>
         <w:jc w:val="both"/>
         <w:rPr>
-          <w:rFonts w:ascii="Times New Roman" w:hAnsi="Times New Roman" w:cs="Times New Roman"/>
-          <w:lang w:val="es-GT"/>
-        </w:rPr>
-      </w:pPr>
-      <w:r>
-        <w:rPr>
-          <w:rFonts w:ascii="Times New Roman" w:hAnsi="Times New Roman" w:cs="Times New Roman"/>
+          <w:rFonts w:ascii="Arial" w:hAnsi="Arial" w:cs="Arial"/>
+          <w:lang w:val="es-GT"/>
+        </w:rPr>
+      </w:pPr>
+      <w:r>
+        <w:rPr>
+          <w:rFonts w:ascii="Arial" w:hAnsi="Arial" w:cs="Arial"/>
           <w:sz w:val="24"/>
           <w:szCs w:val="24"/>
           <w:lang w:val="es-GT"/>
@@ -1986,16 +2446,16 @@
     <w:p>
       <w:pPr>
         <w:spacing w:before="0" w:after="0" w:line="360" w:lineRule="auto"/>
-        <w:ind w:firstLine="720"/>
+        <w:ind w:firstLine="340"/>
         <w:jc w:val="both"/>
         <w:rPr>
-          <w:rFonts w:ascii="Times New Roman" w:hAnsi="Times New Roman" w:cs="Times New Roman"/>
-          <w:lang w:val="es-GT"/>
-        </w:rPr>
-      </w:pPr>
-      <w:r>
-        <w:rPr>
-          <w:rFonts w:ascii="Times New Roman" w:hAnsi="Times New Roman" w:cs="Times New Roman"/>
+          <w:rFonts w:ascii="Arial" w:hAnsi="Arial" w:cs="Arial"/>
+          <w:lang w:val="es-GT"/>
+        </w:rPr>
+      </w:pPr>
+      <w:r>
+        <w:rPr>
+          <w:rFonts w:ascii="Arial" w:hAnsi="Arial" w:cs="Arial"/>
           <w:sz w:val="24"/>
           <w:szCs w:val="24"/>
           <w:lang w:val="es-GT"/>
@@ -2010,14 +2470,14 @@
         <w:jc w:val="left"/>
         <w:outlineLvl w:val="1"/>
         <w:rPr>
-          <w:rFonts w:ascii="Times New Roman" w:hAnsi="Times New Roman" w:cs="Times New Roman"/>
-          <w:lang w:val="es-GT"/>
-        </w:rPr>
-      </w:pPr>
-      <w:bookmarkStart w:id="203" w:name="_Toc800203"/>
-      <w:r>
-        <w:rPr>
-          <w:rFonts w:ascii="Times New Roman" w:hAnsi="Times New Roman" w:cs="Times New Roman"/>
+          <w:rFonts w:ascii="Arial" w:hAnsi="Arial" w:cs="Arial"/>
+          <w:lang w:val="es-GT"/>
+        </w:rPr>
+      </w:pPr>
+      <w:bookmarkStart w:id="205" w:name="_Toc800205"/>
+      <w:r>
+        <w:rPr>
+          <w:rFonts w:ascii="Arial" w:hAnsi="Arial" w:cs="Arial"/>
           <w:b/>
           <w:sz w:val="24"/>
           <w:szCs w:val="24"/>
@@ -2025,21 +2485,21 @@
         </w:rPr>
         <w:t xml:space="preserve">Planteamiento del problema</w:t>
       </w:r>
-      <w:bookmarkEnd w:id="203"/>
+      <w:bookmarkEnd w:id="205"/>
     </w:p>
     <w:p>
       <w:pPr>
         <w:spacing w:before="0" w:after="0" w:line="360" w:lineRule="auto"/>
-        <w:ind w:firstLine="720"/>
+        <w:ind w:firstLine="340"/>
         <w:jc w:val="both"/>
         <w:rPr>
-          <w:rFonts w:ascii="Times New Roman" w:hAnsi="Times New Roman" w:cs="Times New Roman"/>
-          <w:lang w:val="es-GT"/>
-        </w:rPr>
-      </w:pPr>
-      <w:r>
-        <w:rPr>
-          <w:rFonts w:ascii="Times New Roman" w:hAnsi="Times New Roman" w:cs="Times New Roman"/>
+          <w:rFonts w:ascii="Arial" w:hAnsi="Arial" w:cs="Arial"/>
+          <w:lang w:val="es-GT"/>
+        </w:rPr>
+      </w:pPr>
+      <w:r>
+        <w:rPr>
+          <w:rFonts w:ascii="Arial" w:hAnsi="Arial" w:cs="Arial"/>
           <w:sz w:val="24"/>
           <w:szCs w:val="24"/>
           <w:lang w:val="es-GT"/>
@@ -2050,16 +2510,16 @@
     <w:p>
       <w:pPr>
         <w:spacing w:before="0" w:after="0" w:line="360" w:lineRule="auto"/>
-        <w:ind w:firstLine="720"/>
+        <w:ind w:firstLine="340"/>
         <w:jc w:val="both"/>
         <w:rPr>
-          <w:rFonts w:ascii="Times New Roman" w:hAnsi="Times New Roman" w:cs="Times New Roman"/>
-          <w:lang w:val="es-GT"/>
-        </w:rPr>
-      </w:pPr>
-      <w:r>
-        <w:rPr>
-          <w:rFonts w:ascii="Times New Roman" w:hAnsi="Times New Roman" w:cs="Times New Roman"/>
+          <w:rFonts w:ascii="Arial" w:hAnsi="Arial" w:cs="Arial"/>
+          <w:lang w:val="es-GT"/>
+        </w:rPr>
+      </w:pPr>
+      <w:r>
+        <w:rPr>
+          <w:rFonts w:ascii="Arial" w:hAnsi="Arial" w:cs="Arial"/>
           <w:sz w:val="24"/>
           <w:szCs w:val="24"/>
           <w:lang w:val="es-GT"/>
@@ -2070,16 +2530,16 @@
     <w:p>
       <w:pPr>
         <w:spacing w:before="0" w:after="0" w:line="360" w:lineRule="auto"/>
-        <w:ind w:firstLine="720"/>
+        <w:ind w:firstLine="340"/>
         <w:jc w:val="both"/>
         <w:rPr>
-          <w:rFonts w:ascii="Times New Roman" w:hAnsi="Times New Roman" w:cs="Times New Roman"/>
-          <w:lang w:val="es-GT"/>
-        </w:rPr>
-      </w:pPr>
-      <w:r>
-        <w:rPr>
-          <w:rFonts w:ascii="Times New Roman" w:hAnsi="Times New Roman" w:cs="Times New Roman"/>
+          <w:rFonts w:ascii="Arial" w:hAnsi="Arial" w:cs="Arial"/>
+          <w:lang w:val="es-GT"/>
+        </w:rPr>
+      </w:pPr>
+      <w:r>
+        <w:rPr>
+          <w:rFonts w:ascii="Arial" w:hAnsi="Arial" w:cs="Arial"/>
           <w:sz w:val="24"/>
           <w:szCs w:val="24"/>
           <w:lang w:val="es-GT"/>
@@ -2094,14 +2554,14 @@
         <w:jc w:val="left"/>
         <w:outlineLvl w:val="1"/>
         <w:rPr>
-          <w:rFonts w:ascii="Times New Roman" w:hAnsi="Times New Roman" w:cs="Times New Roman"/>
-          <w:lang w:val="es-GT"/>
-        </w:rPr>
-      </w:pPr>
-      <w:bookmarkStart w:id="204" w:name="_Toc800204"/>
-      <w:r>
-        <w:rPr>
-          <w:rFonts w:ascii="Times New Roman" w:hAnsi="Times New Roman" w:cs="Times New Roman"/>
+          <w:rFonts w:ascii="Arial" w:hAnsi="Arial" w:cs="Arial"/>
+          <w:lang w:val="es-GT"/>
+        </w:rPr>
+      </w:pPr>
+      <w:bookmarkStart w:id="206" w:name="_Toc800206"/>
+      <w:r>
+        <w:rPr>
+          <w:rFonts w:ascii="Arial" w:hAnsi="Arial" w:cs="Arial"/>
           <w:b/>
           <w:sz w:val="24"/>
           <w:szCs w:val="24"/>
@@ -2109,21 +2569,21 @@
         </w:rPr>
         <w:t xml:space="preserve">Propósito del estudio</w:t>
       </w:r>
-      <w:bookmarkEnd w:id="204"/>
+      <w:bookmarkEnd w:id="206"/>
     </w:p>
     <w:p>
       <w:pPr>
         <w:spacing w:before="0" w:after="0" w:line="360" w:lineRule="auto"/>
-        <w:ind w:firstLine="720"/>
+        <w:ind w:firstLine="340"/>
         <w:jc w:val="both"/>
         <w:rPr>
-          <w:rFonts w:ascii="Times New Roman" w:hAnsi="Times New Roman" w:cs="Times New Roman"/>
-          <w:lang w:val="es-GT"/>
-        </w:rPr>
-      </w:pPr>
-      <w:r>
-        <w:rPr>
-          <w:rFonts w:ascii="Times New Roman" w:hAnsi="Times New Roman" w:cs="Times New Roman"/>
+          <w:rFonts w:ascii="Arial" w:hAnsi="Arial" w:cs="Arial"/>
+          <w:lang w:val="es-GT"/>
+        </w:rPr>
+      </w:pPr>
+      <w:r>
+        <w:rPr>
+          <w:rFonts w:ascii="Arial" w:hAnsi="Arial" w:cs="Arial"/>
           <w:sz w:val="24"/>
           <w:szCs w:val="24"/>
           <w:lang w:val="es-GT"/>
@@ -2138,14 +2598,14 @@
         <w:jc w:val="left"/>
         <w:outlineLvl w:val="1"/>
         <w:rPr>
-          <w:rFonts w:ascii="Times New Roman" w:hAnsi="Times New Roman" w:cs="Times New Roman"/>
-          <w:lang w:val="es-GT"/>
-        </w:rPr>
-      </w:pPr>
-      <w:bookmarkStart w:id="205" w:name="_Toc800205"/>
-      <w:r>
-        <w:rPr>
-          <w:rFonts w:ascii="Times New Roman" w:hAnsi="Times New Roman" w:cs="Times New Roman"/>
+          <w:rFonts w:ascii="Arial" w:hAnsi="Arial" w:cs="Arial"/>
+          <w:lang w:val="es-GT"/>
+        </w:rPr>
+      </w:pPr>
+      <w:bookmarkStart w:id="207" w:name="_Toc800207"/>
+      <w:r>
+        <w:rPr>
+          <w:rFonts w:ascii="Arial" w:hAnsi="Arial" w:cs="Arial"/>
           <w:b/>
           <w:sz w:val="24"/>
           <w:szCs w:val="24"/>
@@ -2153,21 +2613,21 @@
         </w:rPr>
         <w:t xml:space="preserve">Deficiencias en el conocimiento</w:t>
       </w:r>
-      <w:bookmarkEnd w:id="205"/>
+      <w:bookmarkEnd w:id="207"/>
     </w:p>
     <w:p>
       <w:pPr>
         <w:spacing w:before="0" w:after="0" w:line="360" w:lineRule="auto"/>
-        <w:ind w:firstLine="720"/>
+        <w:ind w:firstLine="340"/>
         <w:jc w:val="both"/>
         <w:rPr>
-          <w:rFonts w:ascii="Times New Roman" w:hAnsi="Times New Roman" w:cs="Times New Roman"/>
-          <w:lang w:val="es-GT"/>
-        </w:rPr>
-      </w:pPr>
-      <w:r>
-        <w:rPr>
-          <w:rFonts w:ascii="Times New Roman" w:hAnsi="Times New Roman" w:cs="Times New Roman"/>
+          <w:rFonts w:ascii="Arial" w:hAnsi="Arial" w:cs="Arial"/>
+          <w:lang w:val="es-GT"/>
+        </w:rPr>
+      </w:pPr>
+      <w:r>
+        <w:rPr>
+          <w:rFonts w:ascii="Arial" w:hAnsi="Arial" w:cs="Arial"/>
           <w:sz w:val="24"/>
           <w:szCs w:val="24"/>
           <w:lang w:val="es-GT"/>
@@ -2182,14 +2642,14 @@
         <w:jc w:val="left"/>
         <w:outlineLvl w:val="1"/>
         <w:rPr>
-          <w:rFonts w:ascii="Times New Roman" w:hAnsi="Times New Roman" w:cs="Times New Roman"/>
-          <w:lang w:val="es-GT"/>
-        </w:rPr>
-      </w:pPr>
-      <w:bookmarkStart w:id="206" w:name="_Toc800206"/>
-      <w:r>
-        <w:rPr>
-          <w:rFonts w:ascii="Times New Roman" w:hAnsi="Times New Roman" w:cs="Times New Roman"/>
+          <w:rFonts w:ascii="Arial" w:hAnsi="Arial" w:cs="Arial"/>
+          <w:lang w:val="es-GT"/>
+        </w:rPr>
+      </w:pPr>
+      <w:bookmarkStart w:id="208" w:name="_Toc800208"/>
+      <w:r>
+        <w:rPr>
+          <w:rFonts w:ascii="Arial" w:hAnsi="Arial" w:cs="Arial"/>
           <w:b/>
           <w:sz w:val="24"/>
           <w:szCs w:val="24"/>
@@ -2197,21 +2657,21 @@
         </w:rPr>
         <w:t xml:space="preserve">Árbol de problemas</w:t>
       </w:r>
-      <w:bookmarkEnd w:id="206"/>
+      <w:bookmarkEnd w:id="208"/>
     </w:p>
     <w:p>
       <w:pPr>
         <w:spacing w:before="0" w:after="0" w:line="360" w:lineRule="auto"/>
-        <w:ind w:firstLine="720"/>
+        <w:ind w:firstLine="340"/>
         <w:jc w:val="both"/>
         <w:rPr>
-          <w:rFonts w:ascii="Times New Roman" w:hAnsi="Times New Roman" w:cs="Times New Roman"/>
-          <w:lang w:val="es-GT"/>
-        </w:rPr>
-      </w:pPr>
-      <w:r>
-        <w:rPr>
-          <w:rFonts w:ascii="Times New Roman" w:hAnsi="Times New Roman" w:cs="Times New Roman"/>
+          <w:rFonts w:ascii="Arial" w:hAnsi="Arial" w:cs="Arial"/>
+          <w:lang w:val="es-GT"/>
+        </w:rPr>
+      </w:pPr>
+      <w:r>
+        <w:rPr>
+          <w:rFonts w:ascii="Arial" w:hAnsi="Arial" w:cs="Arial"/>
           <w:sz w:val="24"/>
           <w:szCs w:val="24"/>
           <w:lang w:val="es-GT"/>
@@ -2225,13 +2685,13 @@
         <w:spacing w:before="200" w:after="0" w:line="240" w:lineRule="auto"/>
         <w:jc w:val="left"/>
         <w:rPr>
-          <w:rFonts w:ascii="Times New Roman" w:hAnsi="Times New Roman" w:cs="Times New Roman"/>
-          <w:lang w:val="es-GT"/>
-        </w:rPr>
-      </w:pPr>
-      <w:r>
-        <w:rPr>
-          <w:rFonts w:ascii="Times New Roman" w:hAnsi="Times New Roman" w:cs="Times New Roman"/>
+          <w:rFonts w:ascii="Arial" w:hAnsi="Arial" w:cs="Arial"/>
+          <w:lang w:val="es-GT"/>
+        </w:rPr>
+      </w:pPr>
+      <w:r>
+        <w:rPr>
+          <w:rFonts w:ascii="Arial" w:hAnsi="Arial" w:cs="Arial"/>
           <w:b/>
           <w:sz w:val="22"/>
           <w:szCs w:val="22"/>
@@ -2246,13 +2706,13 @@
         <w:spacing w:before="0" w:after="60" w:line="240" w:lineRule="auto"/>
         <w:jc w:val="left"/>
         <w:rPr>
-          <w:rFonts w:ascii="Times New Roman" w:hAnsi="Times New Roman" w:cs="Times New Roman"/>
-          <w:lang w:val="es-GT"/>
-        </w:rPr>
-      </w:pPr>
-      <w:r>
-        <w:rPr>
-          <w:rFonts w:ascii="Times New Roman" w:hAnsi="Times New Roman" w:cs="Times New Roman"/>
+          <w:rFonts w:ascii="Arial" w:hAnsi="Arial" w:cs="Arial"/>
+          <w:lang w:val="es-GT"/>
+        </w:rPr>
+      </w:pPr>
+      <w:r>
+        <w:rPr>
+          <w:rFonts w:ascii="Arial" w:hAnsi="Arial" w:cs="Arial"/>
           <w:i/>
           <w:sz w:val="22"/>
           <w:szCs w:val="22"/>
@@ -2270,7 +2730,7 @@
       <w:r>
         <w:drawing>
           <wp:inline distT="0" distB="0" distL="0" distR="0">
-            <wp:extent cx="5700000" cy="4779230"/>
+            <wp:extent cx="5450000" cy="4569615"/>
             <wp:docPr id="701" name="Figura 1" descr="Árbol de problemas: cinco causas, problema central y cuatro efectos"/>
             <wp:cNvGraphicFramePr>
               <a:graphicFrameLocks xmlns:a="http://schemas.openxmlformats.org/drawingml/2006/main" noChangeAspect="1"/>
@@ -2291,7 +2751,7 @@
                   <pic:spPr>
                     <a:xfrm>
                       <a:off x="0" y="0"/>
-                      <a:ext cx="5700000" cy="4779230"/>
+                      <a:ext cx="5450000" cy="4569615"/>
                     </a:xfrm>
                     <a:prstGeom prst="rect">
                       <a:avLst/>
@@ -2309,13 +2769,13 @@
         <w:spacing w:before="60" w:after="200" w:line="240" w:lineRule="auto"/>
         <w:jc w:val="left"/>
         <w:rPr>
-          <w:rFonts w:ascii="Times New Roman" w:hAnsi="Times New Roman" w:cs="Times New Roman"/>
-          <w:lang w:val="es-GT"/>
-        </w:rPr>
-      </w:pPr>
-      <w:r>
-        <w:rPr>
-          <w:rFonts w:ascii="Times New Roman" w:hAnsi="Times New Roman" w:cs="Times New Roman"/>
+          <w:rFonts w:ascii="Arial" w:hAnsi="Arial" w:cs="Arial"/>
+          <w:lang w:val="es-GT"/>
+        </w:rPr>
+      </w:pPr>
+      <w:r>
+        <w:rPr>
+          <w:rFonts w:ascii="Arial" w:hAnsi="Arial" w:cs="Arial"/>
           <w:i/>
           <w:sz w:val="20"/>
           <w:szCs w:val="20"/>
@@ -2325,7 +2785,7 @@
       </w:r>
       <w:r>
         <w:rPr>
-          <w:rFonts w:ascii="Times New Roman" w:hAnsi="Times New Roman" w:cs="Times New Roman"/>
+          <w:rFonts w:ascii="Arial" w:hAnsi="Arial" w:cs="Arial"/>
           <w:sz w:val="20"/>
           <w:szCs w:val="20"/>
           <w:lang w:val="es-GT"/>
@@ -2339,13 +2799,13 @@
         <w:spacing w:before="200" w:after="0" w:line="240" w:lineRule="auto"/>
         <w:jc w:val="left"/>
         <w:rPr>
-          <w:rFonts w:ascii="Times New Roman" w:hAnsi="Times New Roman" w:cs="Times New Roman"/>
-          <w:lang w:val="es-GT"/>
-        </w:rPr>
-      </w:pPr>
-      <w:r>
-        <w:rPr>
-          <w:rFonts w:ascii="Times New Roman" w:hAnsi="Times New Roman" w:cs="Times New Roman"/>
+          <w:rFonts w:ascii="Arial" w:hAnsi="Arial" w:cs="Arial"/>
+          <w:lang w:val="es-GT"/>
+        </w:rPr>
+      </w:pPr>
+      <w:r>
+        <w:rPr>
+          <w:rFonts w:ascii="Arial" w:hAnsi="Arial" w:cs="Arial"/>
           <w:b/>
           <w:sz w:val="22"/>
           <w:szCs w:val="22"/>
@@ -2360,13 +2820,13 @@
         <w:spacing w:before="0" w:after="60" w:line="240" w:lineRule="auto"/>
         <w:jc w:val="left"/>
         <w:rPr>
-          <w:rFonts w:ascii="Times New Roman" w:hAnsi="Times New Roman" w:cs="Times New Roman"/>
-          <w:lang w:val="es-GT"/>
-        </w:rPr>
-      </w:pPr>
-      <w:r>
-        <w:rPr>
-          <w:rFonts w:ascii="Times New Roman" w:hAnsi="Times New Roman" w:cs="Times New Roman"/>
+          <w:rFonts w:ascii="Arial" w:hAnsi="Arial" w:cs="Arial"/>
+          <w:lang w:val="es-GT"/>
+        </w:rPr>
+      </w:pPr>
+      <w:r>
+        <w:rPr>
+          <w:rFonts w:ascii="Arial" w:hAnsi="Arial" w:cs="Arial"/>
           <w:i/>
           <w:sz w:val="22"/>
           <w:szCs w:val="22"/>
@@ -2377,14 +2837,14 @@
     </w:p>
     <w:tbl>
       <w:tblPr>
-        <w:tblW w:w="9360" w:type="dxa"/>
+        <w:tblW w:w="8839" w:type="dxa"/>
         <w:tblLayout w:type="fixed"/>
         <w:tblLook w:val="04A0" w:firstRow="1" w:lastRow="0" w:firstColumn="1" w:lastColumn="0" w:noHBand="0" w:noVBand="1"/>
       </w:tblPr>
       <w:tblGrid>
-        <w:gridCol w:w="2700"/>
-        <w:gridCol w:w="5160"/>
-        <w:gridCol w:w="1500"/>
+        <w:gridCol w:w="2550"/>
+        <w:gridCol w:w="4873"/>
+        <w:gridCol w:w="1416"/>
       </w:tblGrid>
       <w:tr>
         <w:trPr>
@@ -2393,7 +2853,7 @@
         </w:trPr>
         <w:tc>
           <w:tcPr>
-            <w:tcW w:w="2700" w:type="dxa"/>
+            <w:tcW w:w="2550" w:type="dxa"/>
             <w:tcBorders>
               <w:top w:val="single" w:sz="6" w:space="0" w:color="000000"/>
               <w:bottom w:val="single" w:sz="6" w:space="0" w:color="000000"/>
@@ -2404,13 +2864,13 @@
               <w:spacing w:before="40" w:after="40" w:line="240" w:lineRule="auto"/>
               <w:jc w:val="left"/>
               <w:rPr>
-                <w:rFonts w:ascii="Times New Roman" w:hAnsi="Times New Roman" w:cs="Times New Roman"/>
+                <w:rFonts w:ascii="Arial" w:hAnsi="Arial" w:cs="Arial"/>
                 <w:lang w:val="es-GT"/>
               </w:rPr>
             </w:pPr>
             <w:r>
               <w:rPr>
-                <w:rFonts w:ascii="Times New Roman" w:hAnsi="Times New Roman" w:cs="Times New Roman"/>
+                <w:rFonts w:ascii="Arial" w:hAnsi="Arial" w:cs="Arial"/>
                 <w:b/>
                 <w:sz w:val="20"/>
                 <w:szCs w:val="20"/>
@@ -2422,7 +2882,7 @@
         </w:tc>
         <w:tc>
           <w:tcPr>
-            <w:tcW w:w="5160" w:type="dxa"/>
+            <w:tcW w:w="4873" w:type="dxa"/>
             <w:tcBorders>
               <w:top w:val="single" w:sz="6" w:space="0" w:color="000000"/>
               <w:bottom w:val="single" w:sz="6" w:space="0" w:color="000000"/>
@@ -2433,13 +2893,13 @@
               <w:spacing w:before="40" w:after="40" w:line="240" w:lineRule="auto"/>
               <w:jc w:val="left"/>
               <w:rPr>
-                <w:rFonts w:ascii="Times New Roman" w:hAnsi="Times New Roman" w:cs="Times New Roman"/>
+                <w:rFonts w:ascii="Arial" w:hAnsi="Arial" w:cs="Arial"/>
                 <w:lang w:val="es-GT"/>
               </w:rPr>
             </w:pPr>
             <w:r>
               <w:rPr>
-                <w:rFonts w:ascii="Times New Roman" w:hAnsi="Times New Roman" w:cs="Times New Roman"/>
+                <w:rFonts w:ascii="Arial" w:hAnsi="Arial" w:cs="Arial"/>
                 <w:b/>
                 <w:sz w:val="20"/>
                 <w:szCs w:val="20"/>
@@ -2451,7 +2911,7 @@
         </w:tc>
         <w:tc>
           <w:tcPr>
-            <w:tcW w:w="1500" w:type="dxa"/>
+            <w:tcW w:w="1416" w:type="dxa"/>
             <w:tcBorders>
               <w:top w:val="single" w:sz="6" w:space="0" w:color="000000"/>
               <w:bottom w:val="single" w:sz="6" w:space="0" w:color="000000"/>
@@ -2462,13 +2922,13 @@
               <w:spacing w:before="40" w:after="40" w:line="240" w:lineRule="auto"/>
               <w:jc w:val="left"/>
               <w:rPr>
-                <w:rFonts w:ascii="Times New Roman" w:hAnsi="Times New Roman" w:cs="Times New Roman"/>
+                <w:rFonts w:ascii="Arial" w:hAnsi="Arial" w:cs="Arial"/>
                 <w:lang w:val="es-GT"/>
               </w:rPr>
             </w:pPr>
             <w:r>
               <w:rPr>
-                <w:rFonts w:ascii="Times New Roman" w:hAnsi="Times New Roman" w:cs="Times New Roman"/>
+                <w:rFonts w:ascii="Arial" w:hAnsi="Arial" w:cs="Arial"/>
                 <w:b/>
                 <w:sz w:val="20"/>
                 <w:szCs w:val="20"/>
@@ -2485,20 +2945,20 @@
         </w:trPr>
         <w:tc>
           <w:tcPr>
-            <w:tcW w:w="2700" w:type="dxa"/>
+            <w:tcW w:w="2550" w:type="dxa"/>
           </w:tcPr>
           <w:p>
             <w:pPr>
               <w:spacing w:before="40" w:after="40" w:line="240" w:lineRule="auto"/>
               <w:jc w:val="left"/>
               <w:rPr>
-                <w:rFonts w:ascii="Times New Roman" w:hAnsi="Times New Roman" w:cs="Times New Roman"/>
+                <w:rFonts w:ascii="Arial" w:hAnsi="Arial" w:cs="Arial"/>
                 <w:lang w:val="es-GT"/>
               </w:rPr>
             </w:pPr>
             <w:r>
               <w:rPr>
-                <w:rFonts w:ascii="Times New Roman" w:hAnsi="Times New Roman" w:cs="Times New Roman"/>
+                <w:rFonts w:ascii="Arial" w:hAnsi="Arial" w:cs="Arial"/>
                 <w:sz w:val="20"/>
                 <w:szCs w:val="20"/>
                 <w:lang w:val="es-GT"/>
@@ -2509,20 +2969,20 @@
         </w:tc>
         <w:tc>
           <w:tcPr>
-            <w:tcW w:w="5160" w:type="dxa"/>
+            <w:tcW w:w="4873" w:type="dxa"/>
           </w:tcPr>
           <w:p>
             <w:pPr>
               <w:spacing w:before="40" w:after="40" w:line="240" w:lineRule="auto"/>
               <w:jc w:val="left"/>
               <w:rPr>
-                <w:rFonts w:ascii="Times New Roman" w:hAnsi="Times New Roman" w:cs="Times New Roman"/>
+                <w:rFonts w:ascii="Arial" w:hAnsi="Arial" w:cs="Arial"/>
                 <w:lang w:val="es-GT"/>
               </w:rPr>
             </w:pPr>
             <w:r>
               <w:rPr>
-                <w:rFonts w:ascii="Times New Roman" w:hAnsi="Times New Roman" w:cs="Times New Roman"/>
+                <w:rFonts w:ascii="Arial" w:hAnsi="Arial" w:cs="Arial"/>
                 <w:sz w:val="20"/>
                 <w:szCs w:val="20"/>
                 <w:lang w:val="es-GT"/>
@@ -2533,20 +2993,20 @@
         </w:tc>
         <w:tc>
           <w:tcPr>
-            <w:tcW w:w="1500" w:type="dxa"/>
+            <w:tcW w:w="1416" w:type="dxa"/>
           </w:tcPr>
           <w:p>
             <w:pPr>
               <w:spacing w:before="40" w:after="40" w:line="240" w:lineRule="auto"/>
               <w:jc w:val="left"/>
               <w:rPr>
-                <w:rFonts w:ascii="Times New Roman" w:hAnsi="Times New Roman" w:cs="Times New Roman"/>
+                <w:rFonts w:ascii="Arial" w:hAnsi="Arial" w:cs="Arial"/>
                 <w:lang w:val="es-GT"/>
               </w:rPr>
             </w:pPr>
             <w:r>
               <w:rPr>
-                <w:rFonts w:ascii="Times New Roman" w:hAnsi="Times New Roman" w:cs="Times New Roman"/>
+                <w:rFonts w:ascii="Arial" w:hAnsi="Arial" w:cs="Arial"/>
                 <w:sz w:val="20"/>
                 <w:szCs w:val="20"/>
                 <w:lang w:val="es-GT"/>
@@ -2562,20 +3022,20 @@
         </w:trPr>
         <w:tc>
           <w:tcPr>
-            <w:tcW w:w="2700" w:type="dxa"/>
+            <w:tcW w:w="2550" w:type="dxa"/>
           </w:tcPr>
           <w:p>
             <w:pPr>
               <w:spacing w:before="40" w:after="40" w:line="240" w:lineRule="auto"/>
               <w:jc w:val="left"/>
               <w:rPr>
-                <w:rFonts w:ascii="Times New Roman" w:hAnsi="Times New Roman" w:cs="Times New Roman"/>
+                <w:rFonts w:ascii="Arial" w:hAnsi="Arial" w:cs="Arial"/>
                 <w:lang w:val="es-GT"/>
               </w:rPr>
             </w:pPr>
             <w:r>
               <w:rPr>
-                <w:rFonts w:ascii="Times New Roman" w:hAnsi="Times New Roman" w:cs="Times New Roman"/>
+                <w:rFonts w:ascii="Arial" w:hAnsi="Arial" w:cs="Arial"/>
                 <w:sz w:val="20"/>
                 <w:szCs w:val="20"/>
                 <w:lang w:val="es-GT"/>
@@ -2586,20 +3046,20 @@
         </w:tc>
         <w:tc>
           <w:tcPr>
-            <w:tcW w:w="5160" w:type="dxa"/>
+            <w:tcW w:w="4873" w:type="dxa"/>
           </w:tcPr>
           <w:p>
             <w:pPr>
               <w:spacing w:before="40" w:after="40" w:line="240" w:lineRule="auto"/>
               <w:jc w:val="left"/>
               <w:rPr>
-                <w:rFonts w:ascii="Times New Roman" w:hAnsi="Times New Roman" w:cs="Times New Roman"/>
+                <w:rFonts w:ascii="Arial" w:hAnsi="Arial" w:cs="Arial"/>
                 <w:lang w:val="es-GT"/>
               </w:rPr>
             </w:pPr>
             <w:r>
               <w:rPr>
-                <w:rFonts w:ascii="Times New Roman" w:hAnsi="Times New Roman" w:cs="Times New Roman"/>
+                <w:rFonts w:ascii="Arial" w:hAnsi="Arial" w:cs="Arial"/>
                 <w:sz w:val="20"/>
                 <w:szCs w:val="20"/>
                 <w:lang w:val="es-GT"/>
@@ -2610,20 +3070,20 @@
         </w:tc>
         <w:tc>
           <w:tcPr>
-            <w:tcW w:w="1500" w:type="dxa"/>
+            <w:tcW w:w="1416" w:type="dxa"/>
           </w:tcPr>
           <w:p>
             <w:pPr>
               <w:spacing w:before="40" w:after="40" w:line="240" w:lineRule="auto"/>
               <w:jc w:val="left"/>
               <w:rPr>
-                <w:rFonts w:ascii="Times New Roman" w:hAnsi="Times New Roman" w:cs="Times New Roman"/>
+                <w:rFonts w:ascii="Arial" w:hAnsi="Arial" w:cs="Arial"/>
                 <w:lang w:val="es-GT"/>
               </w:rPr>
             </w:pPr>
             <w:r>
               <w:rPr>
-                <w:rFonts w:ascii="Times New Roman" w:hAnsi="Times New Roman" w:cs="Times New Roman"/>
+                <w:rFonts w:ascii="Arial" w:hAnsi="Arial" w:cs="Arial"/>
                 <w:sz w:val="20"/>
                 <w:szCs w:val="20"/>
                 <w:lang w:val="es-GT"/>
@@ -2639,20 +3099,20 @@
         </w:trPr>
         <w:tc>
           <w:tcPr>
-            <w:tcW w:w="2700" w:type="dxa"/>
+            <w:tcW w:w="2550" w:type="dxa"/>
           </w:tcPr>
           <w:p>
             <w:pPr>
               <w:spacing w:before="40" w:after="40" w:line="240" w:lineRule="auto"/>
               <w:jc w:val="left"/>
               <w:rPr>
-                <w:rFonts w:ascii="Times New Roman" w:hAnsi="Times New Roman" w:cs="Times New Roman"/>
+                <w:rFonts w:ascii="Arial" w:hAnsi="Arial" w:cs="Arial"/>
                 <w:lang w:val="es-GT"/>
               </w:rPr>
             </w:pPr>
             <w:r>
               <w:rPr>
-                <w:rFonts w:ascii="Times New Roman" w:hAnsi="Times New Roman" w:cs="Times New Roman"/>
+                <w:rFonts w:ascii="Arial" w:hAnsi="Arial" w:cs="Arial"/>
                 <w:sz w:val="20"/>
                 <w:szCs w:val="20"/>
                 <w:lang w:val="es-GT"/>
@@ -2663,20 +3123,20 @@
         </w:tc>
         <w:tc>
           <w:tcPr>
-            <w:tcW w:w="5160" w:type="dxa"/>
+            <w:tcW w:w="4873" w:type="dxa"/>
           </w:tcPr>
           <w:p>
             <w:pPr>
               <w:spacing w:before="40" w:after="40" w:line="240" w:lineRule="auto"/>
               <w:jc w:val="left"/>
               <w:rPr>
-                <w:rFonts w:ascii="Times New Roman" w:hAnsi="Times New Roman" w:cs="Times New Roman"/>
+                <w:rFonts w:ascii="Arial" w:hAnsi="Arial" w:cs="Arial"/>
                 <w:lang w:val="es-GT"/>
               </w:rPr>
             </w:pPr>
             <w:r>
               <w:rPr>
-                <w:rFonts w:ascii="Times New Roman" w:hAnsi="Times New Roman" w:cs="Times New Roman"/>
+                <w:rFonts w:ascii="Arial" w:hAnsi="Arial" w:cs="Arial"/>
                 <w:sz w:val="20"/>
                 <w:szCs w:val="20"/>
                 <w:lang w:val="es-GT"/>
@@ -2687,20 +3147,20 @@
         </w:tc>
         <w:tc>
           <w:tcPr>
-            <w:tcW w:w="1500" w:type="dxa"/>
+            <w:tcW w:w="1416" w:type="dxa"/>
           </w:tcPr>
           <w:p>
             <w:pPr>
               <w:spacing w:before="40" w:after="40" w:line="240" w:lineRule="auto"/>
               <w:jc w:val="left"/>
               <w:rPr>
-                <w:rFonts w:ascii="Times New Roman" w:hAnsi="Times New Roman" w:cs="Times New Roman"/>
+                <w:rFonts w:ascii="Arial" w:hAnsi="Arial" w:cs="Arial"/>
                 <w:lang w:val="es-GT"/>
               </w:rPr>
             </w:pPr>
             <w:r>
               <w:rPr>
-                <w:rFonts w:ascii="Times New Roman" w:hAnsi="Times New Roman" w:cs="Times New Roman"/>
+                <w:rFonts w:ascii="Arial" w:hAnsi="Arial" w:cs="Arial"/>
                 <w:sz w:val="20"/>
                 <w:szCs w:val="20"/>
                 <w:lang w:val="es-GT"/>
@@ -2716,20 +3176,20 @@
         </w:trPr>
         <w:tc>
           <w:tcPr>
-            <w:tcW w:w="2700" w:type="dxa"/>
+            <w:tcW w:w="2550" w:type="dxa"/>
           </w:tcPr>
           <w:p>
             <w:pPr>
               <w:spacing w:before="40" w:after="40" w:line="240" w:lineRule="auto"/>
               <w:jc w:val="left"/>
               <w:rPr>
-                <w:rFonts w:ascii="Times New Roman" w:hAnsi="Times New Roman" w:cs="Times New Roman"/>
+                <w:rFonts w:ascii="Arial" w:hAnsi="Arial" w:cs="Arial"/>
                 <w:lang w:val="es-GT"/>
               </w:rPr>
             </w:pPr>
             <w:r>
               <w:rPr>
-                <w:rFonts w:ascii="Times New Roman" w:hAnsi="Times New Roman" w:cs="Times New Roman"/>
+                <w:rFonts w:ascii="Arial" w:hAnsi="Arial" w:cs="Arial"/>
                 <w:sz w:val="20"/>
                 <w:szCs w:val="20"/>
                 <w:lang w:val="es-GT"/>
@@ -2740,20 +3200,20 @@
         </w:tc>
         <w:tc>
           <w:tcPr>
-            <w:tcW w:w="5160" w:type="dxa"/>
+            <w:tcW w:w="4873" w:type="dxa"/>
           </w:tcPr>
           <w:p>
             <w:pPr>
               <w:spacing w:before="40" w:after="40" w:line="240" w:lineRule="auto"/>
               <w:jc w:val="left"/>
               <w:rPr>
-                <w:rFonts w:ascii="Times New Roman" w:hAnsi="Times New Roman" w:cs="Times New Roman"/>
+                <w:rFonts w:ascii="Arial" w:hAnsi="Arial" w:cs="Arial"/>
                 <w:lang w:val="es-GT"/>
               </w:rPr>
             </w:pPr>
             <w:r>
               <w:rPr>
-                <w:rFonts w:ascii="Times New Roman" w:hAnsi="Times New Roman" w:cs="Times New Roman"/>
+                <w:rFonts w:ascii="Arial" w:hAnsi="Arial" w:cs="Arial"/>
                 <w:sz w:val="20"/>
                 <w:szCs w:val="20"/>
                 <w:lang w:val="es-GT"/>
@@ -2764,20 +3224,20 @@
         </w:tc>
         <w:tc>
           <w:tcPr>
-            <w:tcW w:w="1500" w:type="dxa"/>
+            <w:tcW w:w="1416" w:type="dxa"/>
           </w:tcPr>
           <w:p>
             <w:pPr>
               <w:spacing w:before="40" w:after="40" w:line="240" w:lineRule="auto"/>
               <w:jc w:val="left"/>
               <w:rPr>
-                <w:rFonts w:ascii="Times New Roman" w:hAnsi="Times New Roman" w:cs="Times New Roman"/>
+                <w:rFonts w:ascii="Arial" w:hAnsi="Arial" w:cs="Arial"/>
                 <w:lang w:val="es-GT"/>
               </w:rPr>
             </w:pPr>
             <w:r>
               <w:rPr>
-                <w:rFonts w:ascii="Times New Roman" w:hAnsi="Times New Roman" w:cs="Times New Roman"/>
+                <w:rFonts w:ascii="Arial" w:hAnsi="Arial" w:cs="Arial"/>
                 <w:sz w:val="20"/>
                 <w:szCs w:val="20"/>
                 <w:lang w:val="es-GT"/>
@@ -2793,20 +3253,20 @@
         </w:trPr>
         <w:tc>
           <w:tcPr>
-            <w:tcW w:w="2700" w:type="dxa"/>
+            <w:tcW w:w="2550" w:type="dxa"/>
           </w:tcPr>
           <w:p>
             <w:pPr>
               <w:spacing w:before="40" w:after="40" w:line="240" w:lineRule="auto"/>
               <w:jc w:val="left"/>
               <w:rPr>
-                <w:rFonts w:ascii="Times New Roman" w:hAnsi="Times New Roman" w:cs="Times New Roman"/>
+                <w:rFonts w:ascii="Arial" w:hAnsi="Arial" w:cs="Arial"/>
                 <w:lang w:val="es-GT"/>
               </w:rPr>
             </w:pPr>
             <w:r>
               <w:rPr>
-                <w:rFonts w:ascii="Times New Roman" w:hAnsi="Times New Roman" w:cs="Times New Roman"/>
+                <w:rFonts w:ascii="Arial" w:hAnsi="Arial" w:cs="Arial"/>
                 <w:sz w:val="20"/>
                 <w:szCs w:val="20"/>
                 <w:lang w:val="es-GT"/>
@@ -2817,20 +3277,20 @@
         </w:tc>
         <w:tc>
           <w:tcPr>
-            <w:tcW w:w="5160" w:type="dxa"/>
+            <w:tcW w:w="4873" w:type="dxa"/>
           </w:tcPr>
           <w:p>
             <w:pPr>
               <w:spacing w:before="40" w:after="40" w:line="240" w:lineRule="auto"/>
               <w:jc w:val="left"/>
               <w:rPr>
-                <w:rFonts w:ascii="Times New Roman" w:hAnsi="Times New Roman" w:cs="Times New Roman"/>
+                <w:rFonts w:ascii="Arial" w:hAnsi="Arial" w:cs="Arial"/>
                 <w:lang w:val="es-GT"/>
               </w:rPr>
             </w:pPr>
             <w:r>
               <w:rPr>
-                <w:rFonts w:ascii="Times New Roman" w:hAnsi="Times New Roman" w:cs="Times New Roman"/>
+                <w:rFonts w:ascii="Arial" w:hAnsi="Arial" w:cs="Arial"/>
                 <w:sz w:val="20"/>
                 <w:szCs w:val="20"/>
                 <w:lang w:val="es-GT"/>
@@ -2841,20 +3301,20 @@
         </w:tc>
         <w:tc>
           <w:tcPr>
-            <w:tcW w:w="1500" w:type="dxa"/>
+            <w:tcW w:w="1416" w:type="dxa"/>
           </w:tcPr>
           <w:p>
             <w:pPr>
               <w:spacing w:before="40" w:after="40" w:line="240" w:lineRule="auto"/>
               <w:jc w:val="left"/>
               <w:rPr>
-                <w:rFonts w:ascii="Times New Roman" w:hAnsi="Times New Roman" w:cs="Times New Roman"/>
+                <w:rFonts w:ascii="Arial" w:hAnsi="Arial" w:cs="Arial"/>
                 <w:lang w:val="es-GT"/>
               </w:rPr>
             </w:pPr>
             <w:r>
               <w:rPr>
-                <w:rFonts w:ascii="Times New Roman" w:hAnsi="Times New Roman" w:cs="Times New Roman"/>
+                <w:rFonts w:ascii="Arial" w:hAnsi="Arial" w:cs="Arial"/>
                 <w:sz w:val="20"/>
                 <w:szCs w:val="20"/>
                 <w:lang w:val="es-GT"/>
@@ -2870,20 +3330,20 @@
         </w:trPr>
         <w:tc>
           <w:tcPr>
-            <w:tcW w:w="2700" w:type="dxa"/>
+            <w:tcW w:w="2550" w:type="dxa"/>
           </w:tcPr>
           <w:p>
             <w:pPr>
               <w:spacing w:before="40" w:after="40" w:line="240" w:lineRule="auto"/>
               <w:jc w:val="left"/>
               <w:rPr>
-                <w:rFonts w:ascii="Times New Roman" w:hAnsi="Times New Roman" w:cs="Times New Roman"/>
+                <w:rFonts w:ascii="Arial" w:hAnsi="Arial" w:cs="Arial"/>
                 <w:lang w:val="es-GT"/>
               </w:rPr>
             </w:pPr>
             <w:r>
               <w:rPr>
-                <w:rFonts w:ascii="Times New Roman" w:hAnsi="Times New Roman" w:cs="Times New Roman"/>
+                <w:rFonts w:ascii="Arial" w:hAnsi="Arial" w:cs="Arial"/>
                 <w:sz w:val="20"/>
                 <w:szCs w:val="20"/>
                 <w:lang w:val="es-GT"/>
@@ -2894,20 +3354,20 @@
         </w:tc>
         <w:tc>
           <w:tcPr>
-            <w:tcW w:w="5160" w:type="dxa"/>
+            <w:tcW w:w="4873" w:type="dxa"/>
           </w:tcPr>
           <w:p>
             <w:pPr>
               <w:spacing w:before="40" w:after="40" w:line="240" w:lineRule="auto"/>
               <w:jc w:val="left"/>
               <w:rPr>
-                <w:rFonts w:ascii="Times New Roman" w:hAnsi="Times New Roman" w:cs="Times New Roman"/>
+                <w:rFonts w:ascii="Arial" w:hAnsi="Arial" w:cs="Arial"/>
                 <w:lang w:val="es-GT"/>
               </w:rPr>
             </w:pPr>
             <w:r>
               <w:rPr>
-                <w:rFonts w:ascii="Times New Roman" w:hAnsi="Times New Roman" w:cs="Times New Roman"/>
+                <w:rFonts w:ascii="Arial" w:hAnsi="Arial" w:cs="Arial"/>
                 <w:sz w:val="20"/>
                 <w:szCs w:val="20"/>
                 <w:lang w:val="es-GT"/>
@@ -2918,20 +3378,20 @@
         </w:tc>
         <w:tc>
           <w:tcPr>
-            <w:tcW w:w="1500" w:type="dxa"/>
+            <w:tcW w:w="1416" w:type="dxa"/>
           </w:tcPr>
           <w:p>
             <w:pPr>
               <w:spacing w:before="40" w:after="40" w:line="240" w:lineRule="auto"/>
               <w:jc w:val="left"/>
               <w:rPr>
-                <w:rFonts w:ascii="Times New Roman" w:hAnsi="Times New Roman" w:cs="Times New Roman"/>
+                <w:rFonts w:ascii="Arial" w:hAnsi="Arial" w:cs="Arial"/>
                 <w:lang w:val="es-GT"/>
               </w:rPr>
             </w:pPr>
             <w:r>
               <w:rPr>
-                <w:rFonts w:ascii="Times New Roman" w:hAnsi="Times New Roman" w:cs="Times New Roman"/>
+                <w:rFonts w:ascii="Arial" w:hAnsi="Arial" w:cs="Arial"/>
                 <w:sz w:val="20"/>
                 <w:szCs w:val="20"/>
                 <w:lang w:val="es-GT"/>
@@ -2947,20 +3407,20 @@
         </w:trPr>
         <w:tc>
           <w:tcPr>
-            <w:tcW w:w="2700" w:type="dxa"/>
+            <w:tcW w:w="2550" w:type="dxa"/>
           </w:tcPr>
           <w:p>
             <w:pPr>
               <w:spacing w:before="40" w:after="40" w:line="240" w:lineRule="auto"/>
               <w:jc w:val="left"/>
               <w:rPr>
-                <w:rFonts w:ascii="Times New Roman" w:hAnsi="Times New Roman" w:cs="Times New Roman"/>
+                <w:rFonts w:ascii="Arial" w:hAnsi="Arial" w:cs="Arial"/>
                 <w:lang w:val="es-GT"/>
               </w:rPr>
             </w:pPr>
             <w:r>
               <w:rPr>
-                <w:rFonts w:ascii="Times New Roman" w:hAnsi="Times New Roman" w:cs="Times New Roman"/>
+                <w:rFonts w:ascii="Arial" w:hAnsi="Arial" w:cs="Arial"/>
                 <w:sz w:val="20"/>
                 <w:szCs w:val="20"/>
                 <w:lang w:val="es-GT"/>
@@ -2971,20 +3431,20 @@
         </w:tc>
         <w:tc>
           <w:tcPr>
-            <w:tcW w:w="5160" w:type="dxa"/>
+            <w:tcW w:w="4873" w:type="dxa"/>
           </w:tcPr>
           <w:p>
             <w:pPr>
               <w:spacing w:before="40" w:after="40" w:line="240" w:lineRule="auto"/>
               <w:jc w:val="left"/>
               <w:rPr>
-                <w:rFonts w:ascii="Times New Roman" w:hAnsi="Times New Roman" w:cs="Times New Roman"/>
+                <w:rFonts w:ascii="Arial" w:hAnsi="Arial" w:cs="Arial"/>
                 <w:lang w:val="es-GT"/>
               </w:rPr>
             </w:pPr>
             <w:r>
               <w:rPr>
-                <w:rFonts w:ascii="Times New Roman" w:hAnsi="Times New Roman" w:cs="Times New Roman"/>
+                <w:rFonts w:ascii="Arial" w:hAnsi="Arial" w:cs="Arial"/>
                 <w:sz w:val="20"/>
                 <w:szCs w:val="20"/>
                 <w:lang w:val="es-GT"/>
@@ -2995,20 +3455,20 @@
         </w:tc>
         <w:tc>
           <w:tcPr>
-            <w:tcW w:w="1500" w:type="dxa"/>
+            <w:tcW w:w="1416" w:type="dxa"/>
           </w:tcPr>
           <w:p>
             <w:pPr>
               <w:spacing w:before="40" w:after="40" w:line="240" w:lineRule="auto"/>
               <w:jc w:val="left"/>
               <w:rPr>
-                <w:rFonts w:ascii="Times New Roman" w:hAnsi="Times New Roman" w:cs="Times New Roman"/>
+                <w:rFonts w:ascii="Arial" w:hAnsi="Arial" w:cs="Arial"/>
                 <w:lang w:val="es-GT"/>
               </w:rPr>
             </w:pPr>
             <w:r>
               <w:rPr>
-                <w:rFonts w:ascii="Times New Roman" w:hAnsi="Times New Roman" w:cs="Times New Roman"/>
+                <w:rFonts w:ascii="Arial" w:hAnsi="Arial" w:cs="Arial"/>
                 <w:sz w:val="20"/>
                 <w:szCs w:val="20"/>
                 <w:lang w:val="es-GT"/>
@@ -3024,20 +3484,20 @@
         </w:trPr>
         <w:tc>
           <w:tcPr>
-            <w:tcW w:w="2700" w:type="dxa"/>
+            <w:tcW w:w="2550" w:type="dxa"/>
           </w:tcPr>
           <w:p>
             <w:pPr>
               <w:spacing w:before="40" w:after="40" w:line="240" w:lineRule="auto"/>
               <w:jc w:val="left"/>
               <w:rPr>
-                <w:rFonts w:ascii="Times New Roman" w:hAnsi="Times New Roman" w:cs="Times New Roman"/>
+                <w:rFonts w:ascii="Arial" w:hAnsi="Arial" w:cs="Arial"/>
                 <w:lang w:val="es-GT"/>
               </w:rPr>
             </w:pPr>
             <w:r>
               <w:rPr>
-                <w:rFonts w:ascii="Times New Roman" w:hAnsi="Times New Roman" w:cs="Times New Roman"/>
+                <w:rFonts w:ascii="Arial" w:hAnsi="Arial" w:cs="Arial"/>
                 <w:sz w:val="20"/>
                 <w:szCs w:val="20"/>
                 <w:lang w:val="es-GT"/>
@@ -3048,20 +3508,20 @@
         </w:tc>
         <w:tc>
           <w:tcPr>
-            <w:tcW w:w="5160" w:type="dxa"/>
+            <w:tcW w:w="4873" w:type="dxa"/>
           </w:tcPr>
           <w:p>
             <w:pPr>
               <w:spacing w:before="40" w:after="40" w:line="240" w:lineRule="auto"/>
               <w:jc w:val="left"/>
               <w:rPr>
-                <w:rFonts w:ascii="Times New Roman" w:hAnsi="Times New Roman" w:cs="Times New Roman"/>
+                <w:rFonts w:ascii="Arial" w:hAnsi="Arial" w:cs="Arial"/>
                 <w:lang w:val="es-GT"/>
               </w:rPr>
             </w:pPr>
             <w:r>
               <w:rPr>
-                <w:rFonts w:ascii="Times New Roman" w:hAnsi="Times New Roman" w:cs="Times New Roman"/>
+                <w:rFonts w:ascii="Arial" w:hAnsi="Arial" w:cs="Arial"/>
                 <w:sz w:val="20"/>
                 <w:szCs w:val="20"/>
                 <w:lang w:val="es-GT"/>
@@ -3072,20 +3532,20 @@
         </w:tc>
         <w:tc>
           <w:tcPr>
-            <w:tcW w:w="1500" w:type="dxa"/>
+            <w:tcW w:w="1416" w:type="dxa"/>
           </w:tcPr>
           <w:p>
             <w:pPr>
               <w:spacing w:before="40" w:after="40" w:line="240" w:lineRule="auto"/>
               <w:jc w:val="left"/>
               <w:rPr>
-                <w:rFonts w:ascii="Times New Roman" w:hAnsi="Times New Roman" w:cs="Times New Roman"/>
+                <w:rFonts w:ascii="Arial" w:hAnsi="Arial" w:cs="Arial"/>
                 <w:lang w:val="es-GT"/>
               </w:rPr>
             </w:pPr>
             <w:r>
               <w:rPr>
-                <w:rFonts w:ascii="Times New Roman" w:hAnsi="Times New Roman" w:cs="Times New Roman"/>
+                <w:rFonts w:ascii="Arial" w:hAnsi="Arial" w:cs="Arial"/>
                 <w:sz w:val="20"/>
                 <w:szCs w:val="20"/>
                 <w:lang w:val="es-GT"/>
@@ -3101,7 +3561,7 @@
         </w:trPr>
         <w:tc>
           <w:tcPr>
-            <w:tcW w:w="2700" w:type="dxa"/>
+            <w:tcW w:w="2550" w:type="dxa"/>
             <w:tcBorders>
               <w:bottom w:val="single" w:sz="6" w:space="0" w:color="000000"/>
             </w:tcBorders>
@@ -3111,13 +3571,13 @@
               <w:spacing w:before="40" w:after="40" w:line="240" w:lineRule="auto"/>
               <w:jc w:val="left"/>
               <w:rPr>
-                <w:rFonts w:ascii="Times New Roman" w:hAnsi="Times New Roman" w:cs="Times New Roman"/>
+                <w:rFonts w:ascii="Arial" w:hAnsi="Arial" w:cs="Arial"/>
                 <w:lang w:val="es-GT"/>
               </w:rPr>
             </w:pPr>
             <w:r>
               <w:rPr>
-                <w:rFonts w:ascii="Times New Roman" w:hAnsi="Times New Roman" w:cs="Times New Roman"/>
+                <w:rFonts w:ascii="Arial" w:hAnsi="Arial" w:cs="Arial"/>
                 <w:sz w:val="20"/>
                 <w:szCs w:val="20"/>
                 <w:lang w:val="es-GT"/>
@@ -3128,7 +3588,7 @@
         </w:tc>
         <w:tc>
           <w:tcPr>
-            <w:tcW w:w="5160" w:type="dxa"/>
+            <w:tcW w:w="4873" w:type="dxa"/>
             <w:tcBorders>
               <w:bottom w:val="single" w:sz="6" w:space="0" w:color="000000"/>
             </w:tcBorders>
@@ -3138,13 +3598,13 @@
               <w:spacing w:before="40" w:after="40" w:line="240" w:lineRule="auto"/>
               <w:jc w:val="left"/>
               <w:rPr>
-                <w:rFonts w:ascii="Times New Roman" w:hAnsi="Times New Roman" w:cs="Times New Roman"/>
+                <w:rFonts w:ascii="Arial" w:hAnsi="Arial" w:cs="Arial"/>
                 <w:lang w:val="es-GT"/>
               </w:rPr>
             </w:pPr>
             <w:r>
               <w:rPr>
-                <w:rFonts w:ascii="Times New Roman" w:hAnsi="Times New Roman" w:cs="Times New Roman"/>
+                <w:rFonts w:ascii="Arial" w:hAnsi="Arial" w:cs="Arial"/>
                 <w:sz w:val="20"/>
                 <w:szCs w:val="20"/>
                 <w:lang w:val="es-GT"/>
@@ -3155,7 +3615,7 @@
         </w:tc>
         <w:tc>
           <w:tcPr>
-            <w:tcW w:w="1500" w:type="dxa"/>
+            <w:tcW w:w="1416" w:type="dxa"/>
             <w:tcBorders>
               <w:bottom w:val="single" w:sz="6" w:space="0" w:color="000000"/>
             </w:tcBorders>
@@ -3165,13 +3625,13 @@
               <w:spacing w:before="40" w:after="40" w:line="240" w:lineRule="auto"/>
               <w:jc w:val="left"/>
               <w:rPr>
-                <w:rFonts w:ascii="Times New Roman" w:hAnsi="Times New Roman" w:cs="Times New Roman"/>
+                <w:rFonts w:ascii="Arial" w:hAnsi="Arial" w:cs="Arial"/>
                 <w:lang w:val="es-GT"/>
               </w:rPr>
             </w:pPr>
             <w:r>
               <w:rPr>
-                <w:rFonts w:ascii="Times New Roman" w:hAnsi="Times New Roman" w:cs="Times New Roman"/>
+                <w:rFonts w:ascii="Arial" w:hAnsi="Arial" w:cs="Arial"/>
                 <w:sz w:val="20"/>
                 <w:szCs w:val="20"/>
                 <w:lang w:val="es-GT"/>
@@ -3187,13 +3647,13 @@
         <w:spacing w:before="60" w:after="200" w:line="240" w:lineRule="auto"/>
         <w:jc w:val="left"/>
         <w:rPr>
-          <w:rFonts w:ascii="Times New Roman" w:hAnsi="Times New Roman" w:cs="Times New Roman"/>
-          <w:lang w:val="es-GT"/>
-        </w:rPr>
-      </w:pPr>
-      <w:r>
-        <w:rPr>
-          <w:rFonts w:ascii="Times New Roman" w:hAnsi="Times New Roman" w:cs="Times New Roman"/>
+          <w:rFonts w:ascii="Arial" w:hAnsi="Arial" w:cs="Arial"/>
+          <w:lang w:val="es-GT"/>
+        </w:rPr>
+      </w:pPr>
+      <w:r>
+        <w:rPr>
+          <w:rFonts w:ascii="Arial" w:hAnsi="Arial" w:cs="Arial"/>
           <w:i/>
           <w:sz w:val="20"/>
           <w:szCs w:val="20"/>
@@ -3203,7 +3663,7 @@
       </w:r>
       <w:r>
         <w:rPr>
-          <w:rFonts w:ascii="Times New Roman" w:hAnsi="Times New Roman" w:cs="Times New Roman"/>
+          <w:rFonts w:ascii="Arial" w:hAnsi="Arial" w:cs="Arial"/>
           <w:sz w:val="20"/>
           <w:szCs w:val="20"/>
           <w:lang w:val="es-GT"/>
@@ -3218,14 +3678,14 @@
         <w:jc w:val="left"/>
         <w:outlineLvl w:val="1"/>
         <w:rPr>
-          <w:rFonts w:ascii="Times New Roman" w:hAnsi="Times New Roman" w:cs="Times New Roman"/>
-          <w:lang w:val="es-GT"/>
-        </w:rPr>
-      </w:pPr>
-      <w:bookmarkStart w:id="207" w:name="_Toc800207"/>
-      <w:r>
-        <w:rPr>
-          <w:rFonts w:ascii="Times New Roman" w:hAnsi="Times New Roman" w:cs="Times New Roman"/>
+          <w:rFonts w:ascii="Arial" w:hAnsi="Arial" w:cs="Arial"/>
+          <w:lang w:val="es-GT"/>
+        </w:rPr>
+      </w:pPr>
+      <w:bookmarkStart w:id="209" w:name="_Toc800209"/>
+      <w:r>
+        <w:rPr>
+          <w:rFonts w:ascii="Arial" w:hAnsi="Arial" w:cs="Arial"/>
           <w:b/>
           <w:sz w:val="24"/>
           <w:szCs w:val="24"/>
@@ -3233,21 +3693,21 @@
         </w:rPr>
         <w:t xml:space="preserve">Árbol de objetivos</w:t>
       </w:r>
-      <w:bookmarkEnd w:id="207"/>
+      <w:bookmarkEnd w:id="209"/>
     </w:p>
     <w:p>
       <w:pPr>
         <w:spacing w:before="0" w:after="0" w:line="360" w:lineRule="auto"/>
-        <w:ind w:firstLine="720"/>
+        <w:ind w:firstLine="340"/>
         <w:jc w:val="both"/>
         <w:rPr>
-          <w:rFonts w:ascii="Times New Roman" w:hAnsi="Times New Roman" w:cs="Times New Roman"/>
-          <w:lang w:val="es-GT"/>
-        </w:rPr>
-      </w:pPr>
-      <w:r>
-        <w:rPr>
-          <w:rFonts w:ascii="Times New Roman" w:hAnsi="Times New Roman" w:cs="Times New Roman"/>
+          <w:rFonts w:ascii="Arial" w:hAnsi="Arial" w:cs="Arial"/>
+          <w:lang w:val="es-GT"/>
+        </w:rPr>
+      </w:pPr>
+      <w:r>
+        <w:rPr>
+          <w:rFonts w:ascii="Arial" w:hAnsi="Arial" w:cs="Arial"/>
           <w:sz w:val="24"/>
           <w:szCs w:val="24"/>
           <w:lang w:val="es-GT"/>
@@ -3261,13 +3721,13 @@
         <w:spacing w:before="200" w:after="0" w:line="240" w:lineRule="auto"/>
         <w:jc w:val="left"/>
         <w:rPr>
-          <w:rFonts w:ascii="Times New Roman" w:hAnsi="Times New Roman" w:cs="Times New Roman"/>
-          <w:lang w:val="es-GT"/>
-        </w:rPr>
-      </w:pPr>
-      <w:r>
-        <w:rPr>
-          <w:rFonts w:ascii="Times New Roman" w:hAnsi="Times New Roman" w:cs="Times New Roman"/>
+          <w:rFonts w:ascii="Arial" w:hAnsi="Arial" w:cs="Arial"/>
+          <w:lang w:val="es-GT"/>
+        </w:rPr>
+      </w:pPr>
+      <w:r>
+        <w:rPr>
+          <w:rFonts w:ascii="Arial" w:hAnsi="Arial" w:cs="Arial"/>
           <w:b/>
           <w:sz w:val="22"/>
           <w:szCs w:val="22"/>
@@ -3282,13 +3742,13 @@
         <w:spacing w:before="0" w:after="60" w:line="240" w:lineRule="auto"/>
         <w:jc w:val="left"/>
         <w:rPr>
-          <w:rFonts w:ascii="Times New Roman" w:hAnsi="Times New Roman" w:cs="Times New Roman"/>
-          <w:lang w:val="es-GT"/>
-        </w:rPr>
-      </w:pPr>
-      <w:r>
-        <w:rPr>
-          <w:rFonts w:ascii="Times New Roman" w:hAnsi="Times New Roman" w:cs="Times New Roman"/>
+          <w:rFonts w:ascii="Arial" w:hAnsi="Arial" w:cs="Arial"/>
+          <w:lang w:val="es-GT"/>
+        </w:rPr>
+      </w:pPr>
+      <w:r>
+        <w:rPr>
+          <w:rFonts w:ascii="Arial" w:hAnsi="Arial" w:cs="Arial"/>
           <w:i/>
           <w:sz w:val="22"/>
           <w:szCs w:val="22"/>
@@ -3306,7 +3766,7 @@
       <w:r>
         <w:drawing>
           <wp:inline distT="0" distB="0" distL="0" distR="0">
-            <wp:extent cx="5700000" cy="4779230"/>
+            <wp:extent cx="5450000" cy="4569615"/>
             <wp:docPr id="702" name="Figura 2" descr="Árbol de objetivos: cinco medios, objetivo central y cuatro fines"/>
             <wp:cNvGraphicFramePr>
               <a:graphicFrameLocks xmlns:a="http://schemas.openxmlformats.org/drawingml/2006/main" noChangeAspect="1"/>
@@ -3327,7 +3787,7 @@
                   <pic:spPr>
                     <a:xfrm>
                       <a:off x="0" y="0"/>
-                      <a:ext cx="5700000" cy="4779230"/>
+                      <a:ext cx="5450000" cy="4569615"/>
                     </a:xfrm>
                     <a:prstGeom prst="rect">
                       <a:avLst/>
@@ -3345,13 +3805,13 @@
         <w:spacing w:before="60" w:after="200" w:line="240" w:lineRule="auto"/>
         <w:jc w:val="left"/>
         <w:rPr>
-          <w:rFonts w:ascii="Times New Roman" w:hAnsi="Times New Roman" w:cs="Times New Roman"/>
-          <w:lang w:val="es-GT"/>
-        </w:rPr>
-      </w:pPr>
-      <w:r>
-        <w:rPr>
-          <w:rFonts w:ascii="Times New Roman" w:hAnsi="Times New Roman" w:cs="Times New Roman"/>
+          <w:rFonts w:ascii="Arial" w:hAnsi="Arial" w:cs="Arial"/>
+          <w:lang w:val="es-GT"/>
+        </w:rPr>
+      </w:pPr>
+      <w:r>
+        <w:rPr>
+          <w:rFonts w:ascii="Arial" w:hAnsi="Arial" w:cs="Arial"/>
           <w:i/>
           <w:sz w:val="20"/>
           <w:szCs w:val="20"/>
@@ -3361,7 +3821,7 @@
       </w:r>
       <w:r>
         <w:rPr>
-          <w:rFonts w:ascii="Times New Roman" w:hAnsi="Times New Roman" w:cs="Times New Roman"/>
+          <w:rFonts w:ascii="Arial" w:hAnsi="Arial" w:cs="Arial"/>
           <w:sz w:val="20"/>
           <w:szCs w:val="20"/>
           <w:lang w:val="es-GT"/>
@@ -3376,14 +3836,14 @@
         <w:jc w:val="left"/>
         <w:outlineLvl w:val="1"/>
         <w:rPr>
-          <w:rFonts w:ascii="Times New Roman" w:hAnsi="Times New Roman" w:cs="Times New Roman"/>
-          <w:lang w:val="es-GT"/>
-        </w:rPr>
-      </w:pPr>
-      <w:bookmarkStart w:id="208" w:name="_Toc800208"/>
-      <w:r>
-        <w:rPr>
-          <w:rFonts w:ascii="Times New Roman" w:hAnsi="Times New Roman" w:cs="Times New Roman"/>
+          <w:rFonts w:ascii="Arial" w:hAnsi="Arial" w:cs="Arial"/>
+          <w:lang w:val="es-GT"/>
+        </w:rPr>
+      </w:pPr>
+      <w:bookmarkStart w:id="210" w:name="_Toc800210"/>
+      <w:r>
+        <w:rPr>
+          <w:rFonts w:ascii="Arial" w:hAnsi="Arial" w:cs="Arial"/>
           <w:b/>
           <w:sz w:val="24"/>
           <w:szCs w:val="24"/>
@@ -3391,21 +3851,21 @@
         </w:rPr>
         <w:t xml:space="preserve">Pregunta de investigación</w:t>
       </w:r>
-      <w:bookmarkEnd w:id="208"/>
+      <w:bookmarkEnd w:id="210"/>
     </w:p>
     <w:p>
       <w:pPr>
         <w:spacing w:before="0" w:after="0" w:line="360" w:lineRule="auto"/>
-        <w:ind w:firstLine="720"/>
+        <w:ind w:firstLine="340"/>
         <w:jc w:val="both"/>
         <w:rPr>
-          <w:rFonts w:ascii="Times New Roman" w:hAnsi="Times New Roman" w:cs="Times New Roman"/>
-          <w:lang w:val="es-GT"/>
-        </w:rPr>
-      </w:pPr>
-      <w:r>
-        <w:rPr>
-          <w:rFonts w:ascii="Times New Roman" w:hAnsi="Times New Roman" w:cs="Times New Roman"/>
+          <w:rFonts w:ascii="Arial" w:hAnsi="Arial" w:cs="Arial"/>
+          <w:lang w:val="es-GT"/>
+        </w:rPr>
+      </w:pPr>
+      <w:r>
+        <w:rPr>
+          <w:rFonts w:ascii="Arial" w:hAnsi="Arial" w:cs="Arial"/>
           <w:b/>
           <w:sz w:val="24"/>
           <w:szCs w:val="24"/>
@@ -3415,7 +3875,7 @@
       </w:r>
       <w:r>
         <w:rPr>
-          <w:rFonts w:ascii="Times New Roman" w:hAnsi="Times New Roman" w:cs="Times New Roman"/>
+          <w:rFonts w:ascii="Arial" w:hAnsi="Arial" w:cs="Arial"/>
           <w:sz w:val="24"/>
           <w:szCs w:val="24"/>
           <w:lang w:val="es-GT"/>
@@ -3426,16 +3886,16 @@
     <w:p>
       <w:pPr>
         <w:spacing w:before="0" w:after="0" w:line="360" w:lineRule="auto"/>
-        <w:ind w:firstLine="720"/>
+        <w:ind w:firstLine="340"/>
         <w:jc w:val="both"/>
         <w:rPr>
-          <w:rFonts w:ascii="Times New Roman" w:hAnsi="Times New Roman" w:cs="Times New Roman"/>
-          <w:lang w:val="es-GT"/>
-        </w:rPr>
-      </w:pPr>
-      <w:r>
-        <w:rPr>
-          <w:rFonts w:ascii="Times New Roman" w:hAnsi="Times New Roman" w:cs="Times New Roman"/>
+          <w:rFonts w:ascii="Arial" w:hAnsi="Arial" w:cs="Arial"/>
+          <w:lang w:val="es-GT"/>
+        </w:rPr>
+      </w:pPr>
+      <w:r>
+        <w:rPr>
+          <w:rFonts w:ascii="Arial" w:hAnsi="Arial" w:cs="Arial"/>
           <w:sz w:val="24"/>
           <w:szCs w:val="24"/>
           <w:lang w:val="es-GT"/>
@@ -3449,13 +3909,13 @@
         <w:ind w:left="720" w:hanging="360"/>
         <w:jc w:val="both"/>
         <w:rPr>
-          <w:rFonts w:ascii="Times New Roman" w:hAnsi="Times New Roman" w:cs="Times New Roman"/>
-          <w:lang w:val="es-GT"/>
-        </w:rPr>
-      </w:pPr>
-      <w:r>
-        <w:rPr>
-          <w:rFonts w:ascii="Times New Roman" w:hAnsi="Times New Roman" w:cs="Times New Roman"/>
+          <w:rFonts w:ascii="Arial" w:hAnsi="Arial" w:cs="Arial"/>
+          <w:lang w:val="es-GT"/>
+        </w:rPr>
+      </w:pPr>
+      <w:r>
+        <w:rPr>
+          <w:rFonts w:ascii="Arial" w:hAnsi="Arial" w:cs="Arial"/>
           <w:sz w:val="24"/>
           <w:szCs w:val="24"/>
           <w:lang w:val="es-GT"/>
@@ -3464,7 +3924,7 @@
       </w:r>
       <w:r>
         <w:rPr>
-          <w:rFonts w:ascii="Times New Roman" w:hAnsi="Times New Roman" w:cs="Times New Roman"/>
+          <w:rFonts w:ascii="Arial" w:hAnsi="Arial" w:cs="Arial"/>
           <w:sz w:val="24"/>
           <w:szCs w:val="24"/>
           <w:lang w:val="es-GT"/>
@@ -3478,13 +3938,13 @@
         <w:ind w:left="720" w:hanging="360"/>
         <w:jc w:val="both"/>
         <w:rPr>
-          <w:rFonts w:ascii="Times New Roman" w:hAnsi="Times New Roman" w:cs="Times New Roman"/>
-          <w:lang w:val="es-GT"/>
-        </w:rPr>
-      </w:pPr>
-      <w:r>
-        <w:rPr>
-          <w:rFonts w:ascii="Times New Roman" w:hAnsi="Times New Roman" w:cs="Times New Roman"/>
+          <w:rFonts w:ascii="Arial" w:hAnsi="Arial" w:cs="Arial"/>
+          <w:lang w:val="es-GT"/>
+        </w:rPr>
+      </w:pPr>
+      <w:r>
+        <w:rPr>
+          <w:rFonts w:ascii="Arial" w:hAnsi="Arial" w:cs="Arial"/>
           <w:sz w:val="24"/>
           <w:szCs w:val="24"/>
           <w:lang w:val="es-GT"/>
@@ -3493,7 +3953,7 @@
       </w:r>
       <w:r>
         <w:rPr>
-          <w:rFonts w:ascii="Times New Roman" w:hAnsi="Times New Roman" w:cs="Times New Roman"/>
+          <w:rFonts w:ascii="Arial" w:hAnsi="Arial" w:cs="Arial"/>
           <w:sz w:val="24"/>
           <w:szCs w:val="24"/>
           <w:lang w:val="es-GT"/>
@@ -3507,13 +3967,13 @@
         <w:ind w:left="720" w:hanging="360"/>
         <w:jc w:val="both"/>
         <w:rPr>
-          <w:rFonts w:ascii="Times New Roman" w:hAnsi="Times New Roman" w:cs="Times New Roman"/>
-          <w:lang w:val="es-GT"/>
-        </w:rPr>
-      </w:pPr>
-      <w:r>
-        <w:rPr>
-          <w:rFonts w:ascii="Times New Roman" w:hAnsi="Times New Roman" w:cs="Times New Roman"/>
+          <w:rFonts w:ascii="Arial" w:hAnsi="Arial" w:cs="Arial"/>
+          <w:lang w:val="es-GT"/>
+        </w:rPr>
+      </w:pPr>
+      <w:r>
+        <w:rPr>
+          <w:rFonts w:ascii="Arial" w:hAnsi="Arial" w:cs="Arial"/>
           <w:sz w:val="24"/>
           <w:szCs w:val="24"/>
           <w:lang w:val="es-GT"/>
@@ -3522,7 +3982,7 @@
       </w:r>
       <w:r>
         <w:rPr>
-          <w:rFonts w:ascii="Times New Roman" w:hAnsi="Times New Roman" w:cs="Times New Roman"/>
+          <w:rFonts w:ascii="Arial" w:hAnsi="Arial" w:cs="Arial"/>
           <w:sz w:val="24"/>
           <w:szCs w:val="24"/>
           <w:lang w:val="es-GT"/>
@@ -3533,16 +3993,16 @@
     <w:p>
       <w:pPr>
         <w:spacing w:before="0" w:after="0" w:line="360" w:lineRule="auto"/>
-        <w:ind w:firstLine="720"/>
+        <w:ind w:firstLine="340"/>
         <w:jc w:val="both"/>
         <w:rPr>
-          <w:rFonts w:ascii="Times New Roman" w:hAnsi="Times New Roman" w:cs="Times New Roman"/>
-          <w:lang w:val="es-GT"/>
-        </w:rPr>
-      </w:pPr>
-      <w:r>
-        <w:rPr>
-          <w:rFonts w:ascii="Times New Roman" w:hAnsi="Times New Roman" w:cs="Times New Roman"/>
+          <w:rFonts w:ascii="Arial" w:hAnsi="Arial" w:cs="Arial"/>
+          <w:lang w:val="es-GT"/>
+        </w:rPr>
+      </w:pPr>
+      <w:r>
+        <w:rPr>
+          <w:rFonts w:ascii="Arial" w:hAnsi="Arial" w:cs="Arial"/>
           <w:sz w:val="24"/>
           <w:szCs w:val="24"/>
           <w:lang w:val="es-GT"/>
@@ -3556,13 +4016,13 @@
         <w:spacing w:before="200" w:after="0" w:line="240" w:lineRule="auto"/>
         <w:jc w:val="left"/>
         <w:rPr>
-          <w:rFonts w:ascii="Times New Roman" w:hAnsi="Times New Roman" w:cs="Times New Roman"/>
-          <w:lang w:val="es-GT"/>
-        </w:rPr>
-      </w:pPr>
-      <w:r>
-        <w:rPr>
-          <w:rFonts w:ascii="Times New Roman" w:hAnsi="Times New Roman" w:cs="Times New Roman"/>
+          <w:rFonts w:ascii="Arial" w:hAnsi="Arial" w:cs="Arial"/>
+          <w:lang w:val="es-GT"/>
+        </w:rPr>
+      </w:pPr>
+      <w:r>
+        <w:rPr>
+          <w:rFonts w:ascii="Arial" w:hAnsi="Arial" w:cs="Arial"/>
           <w:b/>
           <w:sz w:val="22"/>
           <w:szCs w:val="22"/>
@@ -3577,13 +4037,13 @@
         <w:spacing w:before="0" w:after="60" w:line="240" w:lineRule="auto"/>
         <w:jc w:val="left"/>
         <w:rPr>
-          <w:rFonts w:ascii="Times New Roman" w:hAnsi="Times New Roman" w:cs="Times New Roman"/>
-          <w:lang w:val="es-GT"/>
-        </w:rPr>
-      </w:pPr>
-      <w:r>
-        <w:rPr>
-          <w:rFonts w:ascii="Times New Roman" w:hAnsi="Times New Roman" w:cs="Times New Roman"/>
+          <w:rFonts w:ascii="Arial" w:hAnsi="Arial" w:cs="Arial"/>
+          <w:lang w:val="es-GT"/>
+        </w:rPr>
+      </w:pPr>
+      <w:r>
+        <w:rPr>
+          <w:rFonts w:ascii="Arial" w:hAnsi="Arial" w:cs="Arial"/>
           <w:i/>
           <w:sz w:val="22"/>
           <w:szCs w:val="22"/>
@@ -3594,13 +4054,13 @@
     </w:p>
     <w:tbl>
       <w:tblPr>
-        <w:tblW w:w="9360" w:type="dxa"/>
+        <w:tblW w:w="8839" w:type="dxa"/>
         <w:tblLayout w:type="fixed"/>
         <w:tblLook w:val="04A0" w:firstRow="1" w:lastRow="0" w:firstColumn="1" w:lastColumn="0" w:noHBand="0" w:noVBand="1"/>
       </w:tblPr>
       <w:tblGrid>
-        <w:gridCol w:w="2000"/>
-        <w:gridCol w:w="7360"/>
+        <w:gridCol w:w="1889"/>
+        <w:gridCol w:w="6950"/>
       </w:tblGrid>
       <w:tr>
         <w:trPr>
@@ -3609,7 +4069,7 @@
         </w:trPr>
         <w:tc>
           <w:tcPr>
-            <w:tcW w:w="2000" w:type="dxa"/>
+            <w:tcW w:w="1889" w:type="dxa"/>
             <w:tcBorders>
               <w:top w:val="single" w:sz="6" w:space="0" w:color="000000"/>
               <w:bottom w:val="single" w:sz="6" w:space="0" w:color="000000"/>
@@ -3620,13 +4080,13 @@
               <w:spacing w:before="40" w:after="40" w:line="240" w:lineRule="auto"/>
               <w:jc w:val="left"/>
               <w:rPr>
-                <w:rFonts w:ascii="Times New Roman" w:hAnsi="Times New Roman" w:cs="Times New Roman"/>
+                <w:rFonts w:ascii="Arial" w:hAnsi="Arial" w:cs="Arial"/>
                 <w:lang w:val="es-GT"/>
               </w:rPr>
             </w:pPr>
             <w:r>
               <w:rPr>
-                <w:rFonts w:ascii="Times New Roman" w:hAnsi="Times New Roman" w:cs="Times New Roman"/>
+                <w:rFonts w:ascii="Arial" w:hAnsi="Arial" w:cs="Arial"/>
                 <w:b/>
                 <w:sz w:val="20"/>
                 <w:szCs w:val="20"/>
@@ -3638,7 +4098,7 @@
         </w:tc>
         <w:tc>
           <w:tcPr>
-            <w:tcW w:w="7360" w:type="dxa"/>
+            <w:tcW w:w="6950" w:type="dxa"/>
             <w:tcBorders>
               <w:top w:val="single" w:sz="6" w:space="0" w:color="000000"/>
               <w:bottom w:val="single" w:sz="6" w:space="0" w:color="000000"/>
@@ -3649,13 +4109,13 @@
               <w:spacing w:before="40" w:after="40" w:line="240" w:lineRule="auto"/>
               <w:jc w:val="left"/>
               <w:rPr>
-                <w:rFonts w:ascii="Times New Roman" w:hAnsi="Times New Roman" w:cs="Times New Roman"/>
+                <w:rFonts w:ascii="Arial" w:hAnsi="Arial" w:cs="Arial"/>
                 <w:lang w:val="es-GT"/>
               </w:rPr>
             </w:pPr>
             <w:r>
               <w:rPr>
-                <w:rFonts w:ascii="Times New Roman" w:hAnsi="Times New Roman" w:cs="Times New Roman"/>
+                <w:rFonts w:ascii="Arial" w:hAnsi="Arial" w:cs="Arial"/>
                 <w:b/>
                 <w:sz w:val="20"/>
                 <w:szCs w:val="20"/>
@@ -3672,20 +4132,20 @@
         </w:trPr>
         <w:tc>
           <w:tcPr>
-            <w:tcW w:w="2000" w:type="dxa"/>
+            <w:tcW w:w="1889" w:type="dxa"/>
           </w:tcPr>
           <w:p>
             <w:pPr>
               <w:spacing w:before="40" w:after="40" w:line="240" w:lineRule="auto"/>
               <w:jc w:val="left"/>
               <w:rPr>
-                <w:rFonts w:ascii="Times New Roman" w:hAnsi="Times New Roman" w:cs="Times New Roman"/>
+                <w:rFonts w:ascii="Arial" w:hAnsi="Arial" w:cs="Arial"/>
                 <w:lang w:val="es-GT"/>
               </w:rPr>
             </w:pPr>
             <w:r>
               <w:rPr>
-                <w:rFonts w:ascii="Times New Roman" w:hAnsi="Times New Roman" w:cs="Times New Roman"/>
+                <w:rFonts w:ascii="Arial" w:hAnsi="Arial" w:cs="Arial"/>
                 <w:sz w:val="20"/>
                 <w:szCs w:val="20"/>
                 <w:lang w:val="es-GT"/>
@@ -3696,20 +4156,20 @@
         </w:tc>
         <w:tc>
           <w:tcPr>
-            <w:tcW w:w="7360" w:type="dxa"/>
+            <w:tcW w:w="6950" w:type="dxa"/>
           </w:tcPr>
           <w:p>
             <w:pPr>
               <w:spacing w:before="40" w:after="40" w:line="240" w:lineRule="auto"/>
               <w:jc w:val="left"/>
               <w:rPr>
-                <w:rFonts w:ascii="Times New Roman" w:hAnsi="Times New Roman" w:cs="Times New Roman"/>
+                <w:rFonts w:ascii="Arial" w:hAnsi="Arial" w:cs="Arial"/>
                 <w:lang w:val="es-GT"/>
               </w:rPr>
             </w:pPr>
             <w:r>
               <w:rPr>
-                <w:rFonts w:ascii="Times New Roman" w:hAnsi="Times New Roman" w:cs="Times New Roman"/>
+                <w:rFonts w:ascii="Arial" w:hAnsi="Arial" w:cs="Arial"/>
                 <w:sz w:val="20"/>
                 <w:szCs w:val="20"/>
                 <w:lang w:val="es-GT"/>
@@ -3725,20 +4185,20 @@
         </w:trPr>
         <w:tc>
           <w:tcPr>
-            <w:tcW w:w="2000" w:type="dxa"/>
+            <w:tcW w:w="1889" w:type="dxa"/>
           </w:tcPr>
           <w:p>
             <w:pPr>
               <w:spacing w:before="40" w:after="40" w:line="240" w:lineRule="auto"/>
               <w:jc w:val="left"/>
               <w:rPr>
-                <w:rFonts w:ascii="Times New Roman" w:hAnsi="Times New Roman" w:cs="Times New Roman"/>
+                <w:rFonts w:ascii="Arial" w:hAnsi="Arial" w:cs="Arial"/>
                 <w:lang w:val="es-GT"/>
               </w:rPr>
             </w:pPr>
             <w:r>
               <w:rPr>
-                <w:rFonts w:ascii="Times New Roman" w:hAnsi="Times New Roman" w:cs="Times New Roman"/>
+                <w:rFonts w:ascii="Arial" w:hAnsi="Arial" w:cs="Arial"/>
                 <w:sz w:val="20"/>
                 <w:szCs w:val="20"/>
                 <w:lang w:val="es-GT"/>
@@ -3749,20 +4209,20 @@
         </w:tc>
         <w:tc>
           <w:tcPr>
-            <w:tcW w:w="7360" w:type="dxa"/>
+            <w:tcW w:w="6950" w:type="dxa"/>
           </w:tcPr>
           <w:p>
             <w:pPr>
               <w:spacing w:before="40" w:after="40" w:line="240" w:lineRule="auto"/>
               <w:jc w:val="left"/>
               <w:rPr>
-                <w:rFonts w:ascii="Times New Roman" w:hAnsi="Times New Roman" w:cs="Times New Roman"/>
+                <w:rFonts w:ascii="Arial" w:hAnsi="Arial" w:cs="Arial"/>
                 <w:lang w:val="es-GT"/>
               </w:rPr>
             </w:pPr>
             <w:r>
               <w:rPr>
-                <w:rFonts w:ascii="Times New Roman" w:hAnsi="Times New Roman" w:cs="Times New Roman"/>
+                <w:rFonts w:ascii="Arial" w:hAnsi="Arial" w:cs="Arial"/>
                 <w:sz w:val="20"/>
                 <w:szCs w:val="20"/>
                 <w:lang w:val="es-GT"/>
@@ -3778,20 +4238,20 @@
         </w:trPr>
         <w:tc>
           <w:tcPr>
-            <w:tcW w:w="2000" w:type="dxa"/>
+            <w:tcW w:w="1889" w:type="dxa"/>
           </w:tcPr>
           <w:p>
             <w:pPr>
               <w:spacing w:before="40" w:after="40" w:line="240" w:lineRule="auto"/>
               <w:jc w:val="left"/>
               <w:rPr>
-                <w:rFonts w:ascii="Times New Roman" w:hAnsi="Times New Roman" w:cs="Times New Roman"/>
+                <w:rFonts w:ascii="Arial" w:hAnsi="Arial" w:cs="Arial"/>
                 <w:lang w:val="es-GT"/>
               </w:rPr>
             </w:pPr>
             <w:r>
               <w:rPr>
-                <w:rFonts w:ascii="Times New Roman" w:hAnsi="Times New Roman" w:cs="Times New Roman"/>
+                <w:rFonts w:ascii="Arial" w:hAnsi="Arial" w:cs="Arial"/>
                 <w:sz w:val="20"/>
                 <w:szCs w:val="20"/>
                 <w:lang w:val="es-GT"/>
@@ -3802,20 +4262,20 @@
         </w:tc>
         <w:tc>
           <w:tcPr>
-            <w:tcW w:w="7360" w:type="dxa"/>
+            <w:tcW w:w="6950" w:type="dxa"/>
           </w:tcPr>
           <w:p>
             <w:pPr>
               <w:spacing w:before="40" w:after="40" w:line="240" w:lineRule="auto"/>
               <w:jc w:val="left"/>
               <w:rPr>
-                <w:rFonts w:ascii="Times New Roman" w:hAnsi="Times New Roman" w:cs="Times New Roman"/>
+                <w:rFonts w:ascii="Arial" w:hAnsi="Arial" w:cs="Arial"/>
                 <w:lang w:val="es-GT"/>
               </w:rPr>
             </w:pPr>
             <w:r>
               <w:rPr>
-                <w:rFonts w:ascii="Times New Roman" w:hAnsi="Times New Roman" w:cs="Times New Roman"/>
+                <w:rFonts w:ascii="Arial" w:hAnsi="Arial" w:cs="Arial"/>
                 <w:sz w:val="20"/>
                 <w:szCs w:val="20"/>
                 <w:lang w:val="es-GT"/>
@@ -3831,20 +4291,20 @@
         </w:trPr>
         <w:tc>
           <w:tcPr>
-            <w:tcW w:w="2000" w:type="dxa"/>
+            <w:tcW w:w="1889" w:type="dxa"/>
           </w:tcPr>
           <w:p>
             <w:pPr>
               <w:spacing w:before="40" w:after="40" w:line="240" w:lineRule="auto"/>
               <w:jc w:val="left"/>
               <w:rPr>
-                <w:rFonts w:ascii="Times New Roman" w:hAnsi="Times New Roman" w:cs="Times New Roman"/>
+                <w:rFonts w:ascii="Arial" w:hAnsi="Arial" w:cs="Arial"/>
                 <w:lang w:val="es-GT"/>
               </w:rPr>
             </w:pPr>
             <w:r>
               <w:rPr>
-                <w:rFonts w:ascii="Times New Roman" w:hAnsi="Times New Roman" w:cs="Times New Roman"/>
+                <w:rFonts w:ascii="Arial" w:hAnsi="Arial" w:cs="Arial"/>
                 <w:sz w:val="20"/>
                 <w:szCs w:val="20"/>
                 <w:lang w:val="es-GT"/>
@@ -3855,20 +4315,20 @@
         </w:tc>
         <w:tc>
           <w:tcPr>
-            <w:tcW w:w="7360" w:type="dxa"/>
+            <w:tcW w:w="6950" w:type="dxa"/>
           </w:tcPr>
           <w:p>
             <w:pPr>
               <w:spacing w:before="40" w:after="40" w:line="240" w:lineRule="auto"/>
               <w:jc w:val="left"/>
               <w:rPr>
-                <w:rFonts w:ascii="Times New Roman" w:hAnsi="Times New Roman" w:cs="Times New Roman"/>
+                <w:rFonts w:ascii="Arial" w:hAnsi="Arial" w:cs="Arial"/>
                 <w:lang w:val="es-GT"/>
               </w:rPr>
             </w:pPr>
             <w:r>
               <w:rPr>
-                <w:rFonts w:ascii="Times New Roman" w:hAnsi="Times New Roman" w:cs="Times New Roman"/>
+                <w:rFonts w:ascii="Arial" w:hAnsi="Arial" w:cs="Arial"/>
                 <w:sz w:val="20"/>
                 <w:szCs w:val="20"/>
                 <w:lang w:val="es-GT"/>
@@ -3884,7 +4344,7 @@
         </w:trPr>
         <w:tc>
           <w:tcPr>
-            <w:tcW w:w="2000" w:type="dxa"/>
+            <w:tcW w:w="1889" w:type="dxa"/>
             <w:tcBorders>
               <w:bottom w:val="single" w:sz="6" w:space="0" w:color="000000"/>
             </w:tcBorders>
@@ -3894,13 +4354,13 @@
               <w:spacing w:before="40" w:after="40" w:line="240" w:lineRule="auto"/>
               <w:jc w:val="left"/>
               <w:rPr>
-                <w:rFonts w:ascii="Times New Roman" w:hAnsi="Times New Roman" w:cs="Times New Roman"/>
+                <w:rFonts w:ascii="Arial" w:hAnsi="Arial" w:cs="Arial"/>
                 <w:lang w:val="es-GT"/>
               </w:rPr>
             </w:pPr>
             <w:r>
               <w:rPr>
-                <w:rFonts w:ascii="Times New Roman" w:hAnsi="Times New Roman" w:cs="Times New Roman"/>
+                <w:rFonts w:ascii="Arial" w:hAnsi="Arial" w:cs="Arial"/>
                 <w:sz w:val="20"/>
                 <w:szCs w:val="20"/>
                 <w:lang w:val="es-GT"/>
@@ -3911,7 +4371,7 @@
         </w:tc>
         <w:tc>
           <w:tcPr>
-            <w:tcW w:w="7360" w:type="dxa"/>
+            <w:tcW w:w="6950" w:type="dxa"/>
             <w:tcBorders>
               <w:bottom w:val="single" w:sz="6" w:space="0" w:color="000000"/>
             </w:tcBorders>
@@ -3921,13 +4381,13 @@
               <w:spacing w:before="40" w:after="40" w:line="240" w:lineRule="auto"/>
               <w:jc w:val="left"/>
               <w:rPr>
-                <w:rFonts w:ascii="Times New Roman" w:hAnsi="Times New Roman" w:cs="Times New Roman"/>
+                <w:rFonts w:ascii="Arial" w:hAnsi="Arial" w:cs="Arial"/>
                 <w:lang w:val="es-GT"/>
               </w:rPr>
             </w:pPr>
             <w:r>
               <w:rPr>
-                <w:rFonts w:ascii="Times New Roman" w:hAnsi="Times New Roman" w:cs="Times New Roman"/>
+                <w:rFonts w:ascii="Arial" w:hAnsi="Arial" w:cs="Arial"/>
                 <w:sz w:val="20"/>
                 <w:szCs w:val="20"/>
                 <w:lang w:val="es-GT"/>
@@ -3943,13 +4403,13 @@
         <w:spacing w:before="60" w:after="200" w:line="240" w:lineRule="auto"/>
         <w:jc w:val="left"/>
         <w:rPr>
-          <w:rFonts w:ascii="Times New Roman" w:hAnsi="Times New Roman" w:cs="Times New Roman"/>
-          <w:lang w:val="es-GT"/>
-        </w:rPr>
-      </w:pPr>
-      <w:r>
-        <w:rPr>
-          <w:rFonts w:ascii="Times New Roman" w:hAnsi="Times New Roman" w:cs="Times New Roman"/>
+          <w:rFonts w:ascii="Arial" w:hAnsi="Arial" w:cs="Arial"/>
+          <w:lang w:val="es-GT"/>
+        </w:rPr>
+      </w:pPr>
+      <w:r>
+        <w:rPr>
+          <w:rFonts w:ascii="Arial" w:hAnsi="Arial" w:cs="Arial"/>
           <w:i/>
           <w:sz w:val="20"/>
           <w:szCs w:val="20"/>
@@ -3959,7 +4419,7 @@
       </w:r>
       <w:r>
         <w:rPr>
-          <w:rFonts w:ascii="Times New Roman" w:hAnsi="Times New Roman" w:cs="Times New Roman"/>
+          <w:rFonts w:ascii="Arial" w:hAnsi="Arial" w:cs="Arial"/>
           <w:sz w:val="20"/>
           <w:szCs w:val="20"/>
           <w:lang w:val="es-GT"/>
@@ -3974,22 +4434,22 @@
         <w:jc w:val="center"/>
         <w:outlineLvl w:val="0"/>
         <w:rPr>
-          <w:rFonts w:ascii="Times New Roman" w:hAnsi="Times New Roman" w:cs="Times New Roman"/>
-          <w:lang w:val="es-GT"/>
-        </w:rPr>
-      </w:pPr>
-      <w:bookmarkStart w:id="209" w:name="_Toc800209"/>
-      <w:r>
-        <w:rPr>
-          <w:rFonts w:ascii="Times New Roman" w:hAnsi="Times New Roman" w:cs="Times New Roman"/>
+          <w:rFonts w:ascii="Arial" w:hAnsi="Arial" w:cs="Arial"/>
+          <w:lang w:val="es-GT"/>
+        </w:rPr>
+      </w:pPr>
+      <w:bookmarkStart w:id="211" w:name="_Toc800211"/>
+      <w:r>
+        <w:rPr>
+          <w:rFonts w:ascii="Arial" w:hAnsi="Arial" w:cs="Arial"/>
           <w:b/>
-          <w:sz w:val="24"/>
-          <w:szCs w:val="24"/>
-          <w:lang w:val="es-GT"/>
-        </w:rPr>
-        <w:t xml:space="preserve">Objetivos</w:t>
-      </w:r>
-      <w:bookmarkEnd w:id="209"/>
+          <w:sz w:val="28"/>
+          <w:szCs w:val="28"/>
+          <w:lang w:val="es-GT"/>
+        </w:rPr>
+        <w:t xml:space="preserve">OBJETIVOS</w:t>
+      </w:r>
+      <w:bookmarkEnd w:id="211"/>
     </w:p>
     <w:p>
       <w:pPr>
@@ -3998,14 +4458,14 @@
         <w:jc w:val="left"/>
         <w:outlineLvl w:val="1"/>
         <w:rPr>
-          <w:rFonts w:ascii="Times New Roman" w:hAnsi="Times New Roman" w:cs="Times New Roman"/>
-          <w:lang w:val="es-GT"/>
-        </w:rPr>
-      </w:pPr>
-      <w:bookmarkStart w:id="210" w:name="_Toc800210"/>
-      <w:r>
-        <w:rPr>
-          <w:rFonts w:ascii="Times New Roman" w:hAnsi="Times New Roman" w:cs="Times New Roman"/>
+          <w:rFonts w:ascii="Arial" w:hAnsi="Arial" w:cs="Arial"/>
+          <w:lang w:val="es-GT"/>
+        </w:rPr>
+      </w:pPr>
+      <w:bookmarkStart w:id="212" w:name="_Toc800212"/>
+      <w:r>
+        <w:rPr>
+          <w:rFonts w:ascii="Arial" w:hAnsi="Arial" w:cs="Arial"/>
           <w:b/>
           <w:sz w:val="24"/>
           <w:szCs w:val="24"/>
@@ -4013,21 +4473,21 @@
         </w:rPr>
         <w:t xml:space="preserve">Objetivo general</w:t>
       </w:r>
-      <w:bookmarkEnd w:id="210"/>
+      <w:bookmarkEnd w:id="212"/>
     </w:p>
     <w:p>
       <w:pPr>
         <w:spacing w:before="0" w:after="0" w:line="360" w:lineRule="auto"/>
-        <w:ind w:firstLine="720"/>
+        <w:ind w:firstLine="340"/>
         <w:jc w:val="both"/>
         <w:rPr>
-          <w:rFonts w:ascii="Times New Roman" w:hAnsi="Times New Roman" w:cs="Times New Roman"/>
-          <w:lang w:val="es-GT"/>
-        </w:rPr>
-      </w:pPr>
-      <w:r>
-        <w:rPr>
-          <w:rFonts w:ascii="Times New Roman" w:hAnsi="Times New Roman" w:cs="Times New Roman"/>
+          <w:rFonts w:ascii="Arial" w:hAnsi="Arial" w:cs="Arial"/>
+          <w:lang w:val="es-GT"/>
+        </w:rPr>
+      </w:pPr>
+      <w:r>
+        <w:rPr>
+          <w:rFonts w:ascii="Arial" w:hAnsi="Arial" w:cs="Arial"/>
           <w:sz w:val="24"/>
           <w:szCs w:val="24"/>
           <w:lang w:val="es-GT"/>
@@ -4042,14 +4502,14 @@
         <w:jc w:val="left"/>
         <w:outlineLvl w:val="1"/>
         <w:rPr>
-          <w:rFonts w:ascii="Times New Roman" w:hAnsi="Times New Roman" w:cs="Times New Roman"/>
-          <w:lang w:val="es-GT"/>
-        </w:rPr>
-      </w:pPr>
-      <w:bookmarkStart w:id="211" w:name="_Toc800211"/>
-      <w:r>
-        <w:rPr>
-          <w:rFonts w:ascii="Times New Roman" w:hAnsi="Times New Roman" w:cs="Times New Roman"/>
+          <w:rFonts w:ascii="Arial" w:hAnsi="Arial" w:cs="Arial"/>
+          <w:lang w:val="es-GT"/>
+        </w:rPr>
+      </w:pPr>
+      <w:bookmarkStart w:id="213" w:name="_Toc800213"/>
+      <w:r>
+        <w:rPr>
+          <w:rFonts w:ascii="Arial" w:hAnsi="Arial" w:cs="Arial"/>
           <w:b/>
           <w:sz w:val="24"/>
           <w:szCs w:val="24"/>
@@ -4057,7 +4517,7 @@
         </w:rPr>
         <w:t xml:space="preserve">Objetivos específicos</w:t>
       </w:r>
-      <w:bookmarkEnd w:id="211"/>
+      <w:bookmarkEnd w:id="213"/>
     </w:p>
     <w:p>
       <w:pPr>
@@ -4065,13 +4525,13 @@
         <w:ind w:left="720" w:hanging="360"/>
         <w:jc w:val="both"/>
         <w:rPr>
-          <w:rFonts w:ascii="Times New Roman" w:hAnsi="Times New Roman" w:cs="Times New Roman"/>
-          <w:lang w:val="es-GT"/>
-        </w:rPr>
-      </w:pPr>
-      <w:r>
-        <w:rPr>
-          <w:rFonts w:ascii="Times New Roman" w:hAnsi="Times New Roman" w:cs="Times New Roman"/>
+          <w:rFonts w:ascii="Arial" w:hAnsi="Arial" w:cs="Arial"/>
+          <w:lang w:val="es-GT"/>
+        </w:rPr>
+      </w:pPr>
+      <w:r>
+        <w:rPr>
+          <w:rFonts w:ascii="Arial" w:hAnsi="Arial" w:cs="Arial"/>
           <w:sz w:val="24"/>
           <w:szCs w:val="24"/>
           <w:lang w:val="es-GT"/>
@@ -4080,7 +4540,7 @@
       </w:r>
       <w:r>
         <w:rPr>
-          <w:rFonts w:ascii="Times New Roman" w:hAnsi="Times New Roman" w:cs="Times New Roman"/>
+          <w:rFonts w:ascii="Arial" w:hAnsi="Arial" w:cs="Arial"/>
           <w:sz w:val="24"/>
           <w:szCs w:val="24"/>
           <w:lang w:val="es-GT"/>
@@ -4094,13 +4554,13 @@
         <w:ind w:left="720" w:hanging="360"/>
         <w:jc w:val="both"/>
         <w:rPr>
-          <w:rFonts w:ascii="Times New Roman" w:hAnsi="Times New Roman" w:cs="Times New Roman"/>
-          <w:lang w:val="es-GT"/>
-        </w:rPr>
-      </w:pPr>
-      <w:r>
-        <w:rPr>
-          <w:rFonts w:ascii="Times New Roman" w:hAnsi="Times New Roman" w:cs="Times New Roman"/>
+          <w:rFonts w:ascii="Arial" w:hAnsi="Arial" w:cs="Arial"/>
+          <w:lang w:val="es-GT"/>
+        </w:rPr>
+      </w:pPr>
+      <w:r>
+        <w:rPr>
+          <w:rFonts w:ascii="Arial" w:hAnsi="Arial" w:cs="Arial"/>
           <w:sz w:val="24"/>
           <w:szCs w:val="24"/>
           <w:lang w:val="es-GT"/>
@@ -4109,7 +4569,7 @@
       </w:r>
       <w:r>
         <w:rPr>
-          <w:rFonts w:ascii="Times New Roman" w:hAnsi="Times New Roman" w:cs="Times New Roman"/>
+          <w:rFonts w:ascii="Arial" w:hAnsi="Arial" w:cs="Arial"/>
           <w:sz w:val="24"/>
           <w:szCs w:val="24"/>
           <w:lang w:val="es-GT"/>
@@ -4123,13 +4583,13 @@
         <w:ind w:left="720" w:hanging="360"/>
         <w:jc w:val="both"/>
         <w:rPr>
-          <w:rFonts w:ascii="Times New Roman" w:hAnsi="Times New Roman" w:cs="Times New Roman"/>
-          <w:lang w:val="es-GT"/>
-        </w:rPr>
-      </w:pPr>
-      <w:r>
-        <w:rPr>
-          <w:rFonts w:ascii="Times New Roman" w:hAnsi="Times New Roman" w:cs="Times New Roman"/>
+          <w:rFonts w:ascii="Arial" w:hAnsi="Arial" w:cs="Arial"/>
+          <w:lang w:val="es-GT"/>
+        </w:rPr>
+      </w:pPr>
+      <w:r>
+        <w:rPr>
+          <w:rFonts w:ascii="Arial" w:hAnsi="Arial" w:cs="Arial"/>
           <w:sz w:val="24"/>
           <w:szCs w:val="24"/>
           <w:lang w:val="es-GT"/>
@@ -4138,7 +4598,7 @@
       </w:r>
       <w:r>
         <w:rPr>
-          <w:rFonts w:ascii="Times New Roman" w:hAnsi="Times New Roman" w:cs="Times New Roman"/>
+          <w:rFonts w:ascii="Arial" w:hAnsi="Arial" w:cs="Arial"/>
           <w:sz w:val="24"/>
           <w:szCs w:val="24"/>
           <w:lang w:val="es-GT"/>
@@ -4153,36 +4613,36 @@
         <w:jc w:val="center"/>
         <w:outlineLvl w:val="0"/>
         <w:rPr>
-          <w:rFonts w:ascii="Times New Roman" w:hAnsi="Times New Roman" w:cs="Times New Roman"/>
-          <w:lang w:val="es-GT"/>
-        </w:rPr>
-      </w:pPr>
-      <w:bookmarkStart w:id="212" w:name="_Toc800212"/>
-      <w:r>
-        <w:rPr>
-          <w:rFonts w:ascii="Times New Roman" w:hAnsi="Times New Roman" w:cs="Times New Roman"/>
+          <w:rFonts w:ascii="Arial" w:hAnsi="Arial" w:cs="Arial"/>
+          <w:lang w:val="es-GT"/>
+        </w:rPr>
+      </w:pPr>
+      <w:bookmarkStart w:id="214" w:name="_Toc800214"/>
+      <w:r>
+        <w:rPr>
+          <w:rFonts w:ascii="Arial" w:hAnsi="Arial" w:cs="Arial"/>
           <w:b/>
-          <w:sz w:val="24"/>
-          <w:szCs w:val="24"/>
-          <w:lang w:val="es-GT"/>
-        </w:rPr>
-        <w:t xml:space="preserve">Alcances y límites</w:t>
-      </w:r>
-      <w:bookmarkEnd w:id="212"/>
+          <w:sz w:val="28"/>
+          <w:szCs w:val="28"/>
+          <w:lang w:val="es-GT"/>
+        </w:rPr>
+        <w:t xml:space="preserve">ALCANCES Y LÍMITES</w:t>
+      </w:r>
+      <w:bookmarkEnd w:id="214"/>
     </w:p>
     <w:p>
       <w:pPr>
         <w:spacing w:before="0" w:after="0" w:line="360" w:lineRule="auto"/>
-        <w:ind w:firstLine="720"/>
+        <w:ind w:firstLine="340"/>
         <w:jc w:val="both"/>
         <w:rPr>
-          <w:rFonts w:ascii="Times New Roman" w:hAnsi="Times New Roman" w:cs="Times New Roman"/>
-          <w:lang w:val="es-GT"/>
-        </w:rPr>
-      </w:pPr>
-      <w:r>
-        <w:rPr>
-          <w:rFonts w:ascii="Times New Roman" w:hAnsi="Times New Roman" w:cs="Times New Roman"/>
+          <w:rFonts w:ascii="Arial" w:hAnsi="Arial" w:cs="Arial"/>
+          <w:lang w:val="es-GT"/>
+        </w:rPr>
+      </w:pPr>
+      <w:r>
+        <w:rPr>
+          <w:rFonts w:ascii="Arial" w:hAnsi="Arial" w:cs="Arial"/>
           <w:sz w:val="24"/>
           <w:szCs w:val="24"/>
           <w:lang w:val="es-GT"/>
@@ -4196,13 +4656,13 @@
         <w:spacing w:before="200" w:after="0" w:line="240" w:lineRule="auto"/>
         <w:jc w:val="left"/>
         <w:rPr>
-          <w:rFonts w:ascii="Times New Roman" w:hAnsi="Times New Roman" w:cs="Times New Roman"/>
-          <w:lang w:val="es-GT"/>
-        </w:rPr>
-      </w:pPr>
-      <w:r>
-        <w:rPr>
-          <w:rFonts w:ascii="Times New Roman" w:hAnsi="Times New Roman" w:cs="Times New Roman"/>
+          <w:rFonts w:ascii="Arial" w:hAnsi="Arial" w:cs="Arial"/>
+          <w:lang w:val="es-GT"/>
+        </w:rPr>
+      </w:pPr>
+      <w:r>
+        <w:rPr>
+          <w:rFonts w:ascii="Arial" w:hAnsi="Arial" w:cs="Arial"/>
           <w:b/>
           <w:sz w:val="22"/>
           <w:szCs w:val="22"/>
@@ -4217,13 +4677,13 @@
         <w:spacing w:before="0" w:after="60" w:line="240" w:lineRule="auto"/>
         <w:jc w:val="left"/>
         <w:rPr>
-          <w:rFonts w:ascii="Times New Roman" w:hAnsi="Times New Roman" w:cs="Times New Roman"/>
-          <w:lang w:val="es-GT"/>
-        </w:rPr>
-      </w:pPr>
-      <w:r>
-        <w:rPr>
-          <w:rFonts w:ascii="Times New Roman" w:hAnsi="Times New Roman" w:cs="Times New Roman"/>
+          <w:rFonts w:ascii="Arial" w:hAnsi="Arial" w:cs="Arial"/>
+          <w:lang w:val="es-GT"/>
+        </w:rPr>
+      </w:pPr>
+      <w:r>
+        <w:rPr>
+          <w:rFonts w:ascii="Arial" w:hAnsi="Arial" w:cs="Arial"/>
           <w:i/>
           <w:sz w:val="22"/>
           <w:szCs w:val="22"/>
@@ -4234,13 +4694,13 @@
     </w:p>
     <w:tbl>
       <w:tblPr>
-        <w:tblW w:w="9360" w:type="dxa"/>
+        <w:tblW w:w="8839" w:type="dxa"/>
         <w:tblLayout w:type="fixed"/>
         <w:tblLook w:val="04A0" w:firstRow="1" w:lastRow="0" w:firstColumn="1" w:lastColumn="0" w:noHBand="0" w:noVBand="1"/>
       </w:tblPr>
       <w:tblGrid>
-        <w:gridCol w:w="2000"/>
-        <w:gridCol w:w="7360"/>
+        <w:gridCol w:w="1889"/>
+        <w:gridCol w:w="6950"/>
       </w:tblGrid>
       <w:tr>
         <w:trPr>
@@ -4249,7 +4709,7 @@
         </w:trPr>
         <w:tc>
           <w:tcPr>
-            <w:tcW w:w="2000" w:type="dxa"/>
+            <w:tcW w:w="1889" w:type="dxa"/>
             <w:tcBorders>
               <w:top w:val="single" w:sz="6" w:space="0" w:color="000000"/>
               <w:bottom w:val="single" w:sz="6" w:space="0" w:color="000000"/>
@@ -4260,13 +4720,13 @@
               <w:spacing w:before="40" w:after="40" w:line="240" w:lineRule="auto"/>
               <w:jc w:val="left"/>
               <w:rPr>
-                <w:rFonts w:ascii="Times New Roman" w:hAnsi="Times New Roman" w:cs="Times New Roman"/>
+                <w:rFonts w:ascii="Arial" w:hAnsi="Arial" w:cs="Arial"/>
                 <w:lang w:val="es-GT"/>
               </w:rPr>
             </w:pPr>
             <w:r>
               <w:rPr>
-                <w:rFonts w:ascii="Times New Roman" w:hAnsi="Times New Roman" w:cs="Times New Roman"/>
+                <w:rFonts w:ascii="Arial" w:hAnsi="Arial" w:cs="Arial"/>
                 <w:b/>
                 <w:sz w:val="20"/>
                 <w:szCs w:val="20"/>
@@ -4278,7 +4738,7 @@
         </w:tc>
         <w:tc>
           <w:tcPr>
-            <w:tcW w:w="7360" w:type="dxa"/>
+            <w:tcW w:w="6950" w:type="dxa"/>
             <w:tcBorders>
               <w:top w:val="single" w:sz="6" w:space="0" w:color="000000"/>
               <w:bottom w:val="single" w:sz="6" w:space="0" w:color="000000"/>
@@ -4289,13 +4749,13 @@
               <w:spacing w:before="40" w:after="40" w:line="240" w:lineRule="auto"/>
               <w:jc w:val="left"/>
               <w:rPr>
-                <w:rFonts w:ascii="Times New Roman" w:hAnsi="Times New Roman" w:cs="Times New Roman"/>
+                <w:rFonts w:ascii="Arial" w:hAnsi="Arial" w:cs="Arial"/>
                 <w:lang w:val="es-GT"/>
               </w:rPr>
             </w:pPr>
             <w:r>
               <w:rPr>
-                <w:rFonts w:ascii="Times New Roman" w:hAnsi="Times New Roman" w:cs="Times New Roman"/>
+                <w:rFonts w:ascii="Arial" w:hAnsi="Arial" w:cs="Arial"/>
                 <w:b/>
                 <w:sz w:val="20"/>
                 <w:szCs w:val="20"/>
@@ -4312,20 +4772,20 @@
         </w:trPr>
         <w:tc>
           <w:tcPr>
-            <w:tcW w:w="2000" w:type="dxa"/>
+            <w:tcW w:w="1889" w:type="dxa"/>
           </w:tcPr>
           <w:p>
             <w:pPr>
               <w:spacing w:before="40" w:after="40" w:line="240" w:lineRule="auto"/>
               <w:jc w:val="left"/>
               <w:rPr>
-                <w:rFonts w:ascii="Times New Roman" w:hAnsi="Times New Roman" w:cs="Times New Roman"/>
+                <w:rFonts w:ascii="Arial" w:hAnsi="Arial" w:cs="Arial"/>
                 <w:lang w:val="es-GT"/>
               </w:rPr>
             </w:pPr>
             <w:r>
               <w:rPr>
-                <w:rFonts w:ascii="Times New Roman" w:hAnsi="Times New Roman" w:cs="Times New Roman"/>
+                <w:rFonts w:ascii="Arial" w:hAnsi="Arial" w:cs="Arial"/>
                 <w:sz w:val="20"/>
                 <w:szCs w:val="20"/>
                 <w:lang w:val="es-GT"/>
@@ -4336,20 +4796,20 @@
         </w:tc>
         <w:tc>
           <w:tcPr>
-            <w:tcW w:w="7360" w:type="dxa"/>
+            <w:tcW w:w="6950" w:type="dxa"/>
           </w:tcPr>
           <w:p>
             <w:pPr>
               <w:spacing w:before="40" w:after="40" w:line="240" w:lineRule="auto"/>
               <w:jc w:val="left"/>
               <w:rPr>
-                <w:rFonts w:ascii="Times New Roman" w:hAnsi="Times New Roman" w:cs="Times New Roman"/>
+                <w:rFonts w:ascii="Arial" w:hAnsi="Arial" w:cs="Arial"/>
                 <w:lang w:val="es-GT"/>
               </w:rPr>
             </w:pPr>
             <w:r>
               <w:rPr>
-                <w:rFonts w:ascii="Times New Roman" w:hAnsi="Times New Roman" w:cs="Times New Roman"/>
+                <w:rFonts w:ascii="Arial" w:hAnsi="Arial" w:cs="Arial"/>
                 <w:sz w:val="20"/>
                 <w:szCs w:val="20"/>
                 <w:lang w:val="es-GT"/>
@@ -4365,20 +4825,20 @@
         </w:trPr>
         <w:tc>
           <w:tcPr>
-            <w:tcW w:w="2000" w:type="dxa"/>
+            <w:tcW w:w="1889" w:type="dxa"/>
           </w:tcPr>
           <w:p>
             <w:pPr>
               <w:spacing w:before="40" w:after="40" w:line="240" w:lineRule="auto"/>
               <w:jc w:val="left"/>
               <w:rPr>
-                <w:rFonts w:ascii="Times New Roman" w:hAnsi="Times New Roman" w:cs="Times New Roman"/>
+                <w:rFonts w:ascii="Arial" w:hAnsi="Arial" w:cs="Arial"/>
                 <w:lang w:val="es-GT"/>
               </w:rPr>
             </w:pPr>
             <w:r>
               <w:rPr>
-                <w:rFonts w:ascii="Times New Roman" w:hAnsi="Times New Roman" w:cs="Times New Roman"/>
+                <w:rFonts w:ascii="Arial" w:hAnsi="Arial" w:cs="Arial"/>
                 <w:sz w:val="20"/>
                 <w:szCs w:val="20"/>
                 <w:lang w:val="es-GT"/>
@@ -4389,20 +4849,20 @@
         </w:tc>
         <w:tc>
           <w:tcPr>
-            <w:tcW w:w="7360" w:type="dxa"/>
+            <w:tcW w:w="6950" w:type="dxa"/>
           </w:tcPr>
           <w:p>
             <w:pPr>
               <w:spacing w:before="40" w:after="40" w:line="240" w:lineRule="auto"/>
               <w:jc w:val="left"/>
               <w:rPr>
-                <w:rFonts w:ascii="Times New Roman" w:hAnsi="Times New Roman" w:cs="Times New Roman"/>
+                <w:rFonts w:ascii="Arial" w:hAnsi="Arial" w:cs="Arial"/>
                 <w:lang w:val="es-GT"/>
               </w:rPr>
             </w:pPr>
             <w:r>
               <w:rPr>
-                <w:rFonts w:ascii="Times New Roman" w:hAnsi="Times New Roman" w:cs="Times New Roman"/>
+                <w:rFonts w:ascii="Arial" w:hAnsi="Arial" w:cs="Arial"/>
                 <w:sz w:val="20"/>
                 <w:szCs w:val="20"/>
                 <w:lang w:val="es-GT"/>
@@ -4418,20 +4878,20 @@
         </w:trPr>
         <w:tc>
           <w:tcPr>
-            <w:tcW w:w="2000" w:type="dxa"/>
+            <w:tcW w:w="1889" w:type="dxa"/>
           </w:tcPr>
           <w:p>
             <w:pPr>
               <w:spacing w:before="40" w:after="40" w:line="240" w:lineRule="auto"/>
               <w:jc w:val="left"/>
               <w:rPr>
-                <w:rFonts w:ascii="Times New Roman" w:hAnsi="Times New Roman" w:cs="Times New Roman"/>
+                <w:rFonts w:ascii="Arial" w:hAnsi="Arial" w:cs="Arial"/>
                 <w:lang w:val="es-GT"/>
               </w:rPr>
             </w:pPr>
             <w:r>
               <w:rPr>
-                <w:rFonts w:ascii="Times New Roman" w:hAnsi="Times New Roman" w:cs="Times New Roman"/>
+                <w:rFonts w:ascii="Arial" w:hAnsi="Arial" w:cs="Arial"/>
                 <w:sz w:val="20"/>
                 <w:szCs w:val="20"/>
                 <w:lang w:val="es-GT"/>
@@ -4442,20 +4902,20 @@
         </w:tc>
         <w:tc>
           <w:tcPr>
-            <w:tcW w:w="7360" w:type="dxa"/>
+            <w:tcW w:w="6950" w:type="dxa"/>
           </w:tcPr>
           <w:p>
             <w:pPr>
               <w:spacing w:before="40" w:after="40" w:line="240" w:lineRule="auto"/>
               <w:jc w:val="left"/>
               <w:rPr>
-                <w:rFonts w:ascii="Times New Roman" w:hAnsi="Times New Roman" w:cs="Times New Roman"/>
+                <w:rFonts w:ascii="Arial" w:hAnsi="Arial" w:cs="Arial"/>
                 <w:lang w:val="es-GT"/>
               </w:rPr>
             </w:pPr>
             <w:r>
               <w:rPr>
-                <w:rFonts w:ascii="Times New Roman" w:hAnsi="Times New Roman" w:cs="Times New Roman"/>
+                <w:rFonts w:ascii="Arial" w:hAnsi="Arial" w:cs="Arial"/>
                 <w:sz w:val="20"/>
                 <w:szCs w:val="20"/>
                 <w:lang w:val="es-GT"/>
@@ -4471,7 +4931,7 @@
         </w:trPr>
         <w:tc>
           <w:tcPr>
-            <w:tcW w:w="2000" w:type="dxa"/>
+            <w:tcW w:w="1889" w:type="dxa"/>
             <w:tcBorders>
               <w:bottom w:val="single" w:sz="6" w:space="0" w:color="000000"/>
             </w:tcBorders>
@@ -4481,13 +4941,13 @@
               <w:spacing w:before="40" w:after="40" w:line="240" w:lineRule="auto"/>
               <w:jc w:val="left"/>
               <w:rPr>
-                <w:rFonts w:ascii="Times New Roman" w:hAnsi="Times New Roman" w:cs="Times New Roman"/>
+                <w:rFonts w:ascii="Arial" w:hAnsi="Arial" w:cs="Arial"/>
                 <w:lang w:val="es-GT"/>
               </w:rPr>
             </w:pPr>
             <w:r>
               <w:rPr>
-                <w:rFonts w:ascii="Times New Roman" w:hAnsi="Times New Roman" w:cs="Times New Roman"/>
+                <w:rFonts w:ascii="Arial" w:hAnsi="Arial" w:cs="Arial"/>
                 <w:sz w:val="20"/>
                 <w:szCs w:val="20"/>
                 <w:lang w:val="es-GT"/>
@@ -4498,7 +4958,7 @@
         </w:tc>
         <w:tc>
           <w:tcPr>
-            <w:tcW w:w="7360" w:type="dxa"/>
+            <w:tcW w:w="6950" w:type="dxa"/>
             <w:tcBorders>
               <w:bottom w:val="single" w:sz="6" w:space="0" w:color="000000"/>
             </w:tcBorders>
@@ -4508,13 +4968,13 @@
               <w:spacing w:before="40" w:after="40" w:line="240" w:lineRule="auto"/>
               <w:jc w:val="left"/>
               <w:rPr>
-                <w:rFonts w:ascii="Times New Roman" w:hAnsi="Times New Roman" w:cs="Times New Roman"/>
+                <w:rFonts w:ascii="Arial" w:hAnsi="Arial" w:cs="Arial"/>
                 <w:lang w:val="es-GT"/>
               </w:rPr>
             </w:pPr>
             <w:r>
               <w:rPr>
-                <w:rFonts w:ascii="Times New Roman" w:hAnsi="Times New Roman" w:cs="Times New Roman"/>
+                <w:rFonts w:ascii="Arial" w:hAnsi="Arial" w:cs="Arial"/>
                 <w:sz w:val="20"/>
                 <w:szCs w:val="20"/>
                 <w:lang w:val="es-GT"/>
@@ -4530,13 +4990,13 @@
         <w:spacing w:before="60" w:after="200" w:line="240" w:lineRule="auto"/>
         <w:jc w:val="left"/>
         <w:rPr>
-          <w:rFonts w:ascii="Times New Roman" w:hAnsi="Times New Roman" w:cs="Times New Roman"/>
-          <w:lang w:val="es-GT"/>
-        </w:rPr>
-      </w:pPr>
-      <w:r>
-        <w:rPr>
-          <w:rFonts w:ascii="Times New Roman" w:hAnsi="Times New Roman" w:cs="Times New Roman"/>
+          <w:rFonts w:ascii="Arial" w:hAnsi="Arial" w:cs="Arial"/>
+          <w:lang w:val="es-GT"/>
+        </w:rPr>
+      </w:pPr>
+      <w:r>
+        <w:rPr>
+          <w:rFonts w:ascii="Arial" w:hAnsi="Arial" w:cs="Arial"/>
           <w:i/>
           <w:sz w:val="20"/>
           <w:szCs w:val="20"/>
@@ -4546,7 +5006,7 @@
       </w:r>
       <w:r>
         <w:rPr>
-          <w:rFonts w:ascii="Times New Roman" w:hAnsi="Times New Roman" w:cs="Times New Roman"/>
+          <w:rFonts w:ascii="Arial" w:hAnsi="Arial" w:cs="Arial"/>
           <w:sz w:val="20"/>
           <w:szCs w:val="20"/>
           <w:lang w:val="es-GT"/>
@@ -4561,36 +5021,36 @@
         <w:jc w:val="center"/>
         <w:outlineLvl w:val="0"/>
         <w:rPr>
-          <w:rFonts w:ascii="Times New Roman" w:hAnsi="Times New Roman" w:cs="Times New Roman"/>
-          <w:lang w:val="es-GT"/>
-        </w:rPr>
-      </w:pPr>
-      <w:bookmarkStart w:id="213" w:name="_Toc800213"/>
-      <w:r>
-        <w:rPr>
-          <w:rFonts w:ascii="Times New Roman" w:hAnsi="Times New Roman" w:cs="Times New Roman"/>
+          <w:rFonts w:ascii="Arial" w:hAnsi="Arial" w:cs="Arial"/>
+          <w:lang w:val="es-GT"/>
+        </w:rPr>
+      </w:pPr>
+      <w:bookmarkStart w:id="215" w:name="_Toc800215"/>
+      <w:r>
+        <w:rPr>
+          <w:rFonts w:ascii="Arial" w:hAnsi="Arial" w:cs="Arial"/>
           <w:b/>
-          <w:sz w:val="24"/>
-          <w:szCs w:val="24"/>
-          <w:lang w:val="es-GT"/>
-        </w:rPr>
-        <w:t xml:space="preserve">Justificación</w:t>
-      </w:r>
-      <w:bookmarkEnd w:id="213"/>
+          <w:sz w:val="28"/>
+          <w:szCs w:val="28"/>
+          <w:lang w:val="es-GT"/>
+        </w:rPr>
+        <w:t xml:space="preserve">JUSTIFICACIÓN</w:t>
+      </w:r>
+      <w:bookmarkEnd w:id="215"/>
     </w:p>
     <w:p>
       <w:pPr>
         <w:spacing w:before="0" w:after="0" w:line="360" w:lineRule="auto"/>
-        <w:ind w:firstLine="720"/>
+        <w:ind w:firstLine="340"/>
         <w:jc w:val="both"/>
         <w:rPr>
-          <w:rFonts w:ascii="Times New Roman" w:hAnsi="Times New Roman" w:cs="Times New Roman"/>
-          <w:lang w:val="es-GT"/>
-        </w:rPr>
-      </w:pPr>
-      <w:r>
-        <w:rPr>
-          <w:rFonts w:ascii="Times New Roman" w:hAnsi="Times New Roman" w:cs="Times New Roman"/>
+          <w:rFonts w:ascii="Arial" w:hAnsi="Arial" w:cs="Arial"/>
+          <w:lang w:val="es-GT"/>
+        </w:rPr>
+      </w:pPr>
+      <w:r>
+        <w:rPr>
+          <w:rFonts w:ascii="Arial" w:hAnsi="Arial" w:cs="Arial"/>
           <w:sz w:val="24"/>
           <w:szCs w:val="24"/>
           <w:lang w:val="es-GT"/>
@@ -4601,16 +5061,16 @@
     <w:p>
       <w:pPr>
         <w:spacing w:before="0" w:after="0" w:line="360" w:lineRule="auto"/>
-        <w:ind w:firstLine="720"/>
+        <w:ind w:firstLine="340"/>
         <w:jc w:val="both"/>
         <w:rPr>
-          <w:rFonts w:ascii="Times New Roman" w:hAnsi="Times New Roman" w:cs="Times New Roman"/>
-          <w:lang w:val="es-GT"/>
-        </w:rPr>
-      </w:pPr>
-      <w:r>
-        <w:rPr>
-          <w:rFonts w:ascii="Times New Roman" w:hAnsi="Times New Roman" w:cs="Times New Roman"/>
+          <w:rFonts w:ascii="Arial" w:hAnsi="Arial" w:cs="Arial"/>
+          <w:lang w:val="es-GT"/>
+        </w:rPr>
+      </w:pPr>
+      <w:r>
+        <w:rPr>
+          <w:rFonts w:ascii="Arial" w:hAnsi="Arial" w:cs="Arial"/>
           <w:sz w:val="24"/>
           <w:szCs w:val="24"/>
           <w:lang w:val="es-GT"/>
@@ -4621,16 +5081,16 @@
     <w:p>
       <w:pPr>
         <w:spacing w:before="0" w:after="0" w:line="360" w:lineRule="auto"/>
-        <w:ind w:firstLine="720"/>
+        <w:ind w:firstLine="340"/>
         <w:jc w:val="both"/>
         <w:rPr>
-          <w:rFonts w:ascii="Times New Roman" w:hAnsi="Times New Roman" w:cs="Times New Roman"/>
-          <w:lang w:val="es-GT"/>
-        </w:rPr>
-      </w:pPr>
-      <w:r>
-        <w:rPr>
-          <w:rFonts w:ascii="Times New Roman" w:hAnsi="Times New Roman" w:cs="Times New Roman"/>
+          <w:rFonts w:ascii="Arial" w:hAnsi="Arial" w:cs="Arial"/>
+          <w:lang w:val="es-GT"/>
+        </w:rPr>
+      </w:pPr>
+      <w:r>
+        <w:rPr>
+          <w:rFonts w:ascii="Arial" w:hAnsi="Arial" w:cs="Arial"/>
           <w:sz w:val="24"/>
           <w:szCs w:val="24"/>
           <w:lang w:val="es-GT"/>
@@ -4641,16 +5101,16 @@
     <w:p>
       <w:pPr>
         <w:spacing w:before="0" w:after="0" w:line="360" w:lineRule="auto"/>
-        <w:ind w:firstLine="720"/>
+        <w:ind w:firstLine="340"/>
         <w:jc w:val="both"/>
         <w:rPr>
-          <w:rFonts w:ascii="Times New Roman" w:hAnsi="Times New Roman" w:cs="Times New Roman"/>
-          <w:lang w:val="es-GT"/>
-        </w:rPr>
-      </w:pPr>
-      <w:r>
-        <w:rPr>
-          <w:rFonts w:ascii="Times New Roman" w:hAnsi="Times New Roman" w:cs="Times New Roman"/>
+          <w:rFonts w:ascii="Arial" w:hAnsi="Arial" w:cs="Arial"/>
+          <w:lang w:val="es-GT"/>
+        </w:rPr>
+      </w:pPr>
+      <w:r>
+        <w:rPr>
+          <w:rFonts w:ascii="Arial" w:hAnsi="Arial" w:cs="Arial"/>
           <w:sz w:val="24"/>
           <w:szCs w:val="24"/>
           <w:lang w:val="es-GT"/>
@@ -4661,16 +5121,16 @@
     <w:p>
       <w:pPr>
         <w:spacing w:before="0" w:after="0" w:line="360" w:lineRule="auto"/>
-        <w:ind w:firstLine="720"/>
+        <w:ind w:firstLine="340"/>
         <w:jc w:val="both"/>
         <w:rPr>
-          <w:rFonts w:ascii="Times New Roman" w:hAnsi="Times New Roman" w:cs="Times New Roman"/>
-          <w:lang w:val="es-GT"/>
-        </w:rPr>
-      </w:pPr>
-      <w:r>
-        <w:rPr>
-          <w:rFonts w:ascii="Times New Roman" w:hAnsi="Times New Roman" w:cs="Times New Roman"/>
+          <w:rFonts w:ascii="Arial" w:hAnsi="Arial" w:cs="Arial"/>
+          <w:lang w:val="es-GT"/>
+        </w:rPr>
+      </w:pPr>
+      <w:r>
+        <w:rPr>
+          <w:rFonts w:ascii="Arial" w:hAnsi="Arial" w:cs="Arial"/>
           <w:sz w:val="24"/>
           <w:szCs w:val="24"/>
           <w:lang w:val="es-GT"/>
@@ -4685,36 +5145,36 @@
         <w:jc w:val="center"/>
         <w:outlineLvl w:val="0"/>
         <w:rPr>
-          <w:rFonts w:ascii="Times New Roman" w:hAnsi="Times New Roman" w:cs="Times New Roman"/>
-          <w:lang w:val="es-GT"/>
-        </w:rPr>
-      </w:pPr>
-      <w:bookmarkStart w:id="214" w:name="_Toc800214"/>
-      <w:r>
-        <w:rPr>
-          <w:rFonts w:ascii="Times New Roman" w:hAnsi="Times New Roman" w:cs="Times New Roman"/>
+          <w:rFonts w:ascii="Arial" w:hAnsi="Arial" w:cs="Arial"/>
+          <w:lang w:val="es-GT"/>
+        </w:rPr>
+      </w:pPr>
+      <w:bookmarkStart w:id="216" w:name="_Toc800216"/>
+      <w:r>
+        <w:rPr>
+          <w:rFonts w:ascii="Arial" w:hAnsi="Arial" w:cs="Arial"/>
           <w:b/>
-          <w:sz w:val="24"/>
-          <w:szCs w:val="24"/>
-          <w:lang w:val="es-GT"/>
-        </w:rPr>
-        <w:t xml:space="preserve">Viabilidad técnica y científica</w:t>
-      </w:r>
-      <w:bookmarkEnd w:id="214"/>
+          <w:sz w:val="28"/>
+          <w:szCs w:val="28"/>
+          <w:lang w:val="es-GT"/>
+        </w:rPr>
+        <w:t xml:space="preserve">VIABILIDAD TÉCNICA Y CIENTÍFICA</w:t>
+      </w:r>
+      <w:bookmarkEnd w:id="216"/>
     </w:p>
     <w:p>
       <w:pPr>
         <w:spacing w:before="0" w:after="0" w:line="360" w:lineRule="auto"/>
-        <w:ind w:firstLine="720"/>
+        <w:ind w:firstLine="340"/>
         <w:jc w:val="both"/>
         <w:rPr>
-          <w:rFonts w:ascii="Times New Roman" w:hAnsi="Times New Roman" w:cs="Times New Roman"/>
-          <w:lang w:val="es-GT"/>
-        </w:rPr>
-      </w:pPr>
-      <w:r>
-        <w:rPr>
-          <w:rFonts w:ascii="Times New Roman" w:hAnsi="Times New Roman" w:cs="Times New Roman"/>
+          <w:rFonts w:ascii="Arial" w:hAnsi="Arial" w:cs="Arial"/>
+          <w:lang w:val="es-GT"/>
+        </w:rPr>
+      </w:pPr>
+      <w:r>
+        <w:rPr>
+          <w:rFonts w:ascii="Arial" w:hAnsi="Arial" w:cs="Arial"/>
           <w:sz w:val="24"/>
           <w:szCs w:val="24"/>
           <w:lang w:val="es-GT"/>
@@ -4728,13 +5188,13 @@
         <w:spacing w:before="200" w:after="0" w:line="240" w:lineRule="auto"/>
         <w:jc w:val="left"/>
         <w:rPr>
-          <w:rFonts w:ascii="Times New Roman" w:hAnsi="Times New Roman" w:cs="Times New Roman"/>
-          <w:lang w:val="es-GT"/>
-        </w:rPr>
-      </w:pPr>
-      <w:r>
-        <w:rPr>
-          <w:rFonts w:ascii="Times New Roman" w:hAnsi="Times New Roman" w:cs="Times New Roman"/>
+          <w:rFonts w:ascii="Arial" w:hAnsi="Arial" w:cs="Arial"/>
+          <w:lang w:val="es-GT"/>
+        </w:rPr>
+      </w:pPr>
+      <w:r>
+        <w:rPr>
+          <w:rFonts w:ascii="Arial" w:hAnsi="Arial" w:cs="Arial"/>
           <w:b/>
           <w:sz w:val="22"/>
           <w:szCs w:val="22"/>
@@ -4749,13 +5209,13 @@
         <w:spacing w:before="0" w:after="60" w:line="240" w:lineRule="auto"/>
         <w:jc w:val="left"/>
         <w:rPr>
-          <w:rFonts w:ascii="Times New Roman" w:hAnsi="Times New Roman" w:cs="Times New Roman"/>
-          <w:lang w:val="es-GT"/>
-        </w:rPr>
-      </w:pPr>
-      <w:r>
-        <w:rPr>
-          <w:rFonts w:ascii="Times New Roman" w:hAnsi="Times New Roman" w:cs="Times New Roman"/>
+          <w:rFonts w:ascii="Arial" w:hAnsi="Arial" w:cs="Arial"/>
+          <w:lang w:val="es-GT"/>
+        </w:rPr>
+      </w:pPr>
+      <w:r>
+        <w:rPr>
+          <w:rFonts w:ascii="Arial" w:hAnsi="Arial" w:cs="Arial"/>
           <w:i/>
           <w:sz w:val="22"/>
           <w:szCs w:val="22"/>
@@ -4766,14 +5226,14 @@
     </w:p>
     <w:tbl>
       <w:tblPr>
-        <w:tblW w:w="9360" w:type="dxa"/>
+        <w:tblW w:w="8839" w:type="dxa"/>
         <w:tblLayout w:type="fixed"/>
         <w:tblLook w:val="04A0" w:firstRow="1" w:lastRow="0" w:firstColumn="1" w:lastColumn="0" w:noHBand="0" w:noVBand="1"/>
       </w:tblPr>
       <w:tblGrid>
-        <w:gridCol w:w="1800"/>
-        <w:gridCol w:w="2700"/>
-        <w:gridCol w:w="4860"/>
+        <w:gridCol w:w="1700"/>
+        <w:gridCol w:w="2550"/>
+        <w:gridCol w:w="4589"/>
       </w:tblGrid>
       <w:tr>
         <w:trPr>
@@ -4782,7 +5242,7 @@
         </w:trPr>
         <w:tc>
           <w:tcPr>
-            <w:tcW w:w="1800" w:type="dxa"/>
+            <w:tcW w:w="1700" w:type="dxa"/>
             <w:tcBorders>
               <w:top w:val="single" w:sz="6" w:space="0" w:color="000000"/>
               <w:bottom w:val="single" w:sz="6" w:space="0" w:color="000000"/>
@@ -4793,13 +5253,13 @@
               <w:spacing w:before="40" w:after="40" w:line="240" w:lineRule="auto"/>
               <w:jc w:val="left"/>
               <w:rPr>
-                <w:rFonts w:ascii="Times New Roman" w:hAnsi="Times New Roman" w:cs="Times New Roman"/>
+                <w:rFonts w:ascii="Arial" w:hAnsi="Arial" w:cs="Arial"/>
                 <w:lang w:val="es-GT"/>
               </w:rPr>
             </w:pPr>
             <w:r>
               <w:rPr>
-                <w:rFonts w:ascii="Times New Roman" w:hAnsi="Times New Roman" w:cs="Times New Roman"/>
+                <w:rFonts w:ascii="Arial" w:hAnsi="Arial" w:cs="Arial"/>
                 <w:b/>
                 <w:sz w:val="20"/>
                 <w:szCs w:val="20"/>
@@ -4811,7 +5271,7 @@
         </w:tc>
         <w:tc>
           <w:tcPr>
-            <w:tcW w:w="2700" w:type="dxa"/>
+            <w:tcW w:w="2550" w:type="dxa"/>
             <w:tcBorders>
               <w:top w:val="single" w:sz="6" w:space="0" w:color="000000"/>
               <w:bottom w:val="single" w:sz="6" w:space="0" w:color="000000"/>
@@ -4822,13 +5282,13 @@
               <w:spacing w:before="40" w:after="40" w:line="240" w:lineRule="auto"/>
               <w:jc w:val="left"/>
               <w:rPr>
-                <w:rFonts w:ascii="Times New Roman" w:hAnsi="Times New Roman" w:cs="Times New Roman"/>
+                <w:rFonts w:ascii="Arial" w:hAnsi="Arial" w:cs="Arial"/>
                 <w:lang w:val="es-GT"/>
               </w:rPr>
             </w:pPr>
             <w:r>
               <w:rPr>
-                <w:rFonts w:ascii="Times New Roman" w:hAnsi="Times New Roman" w:cs="Times New Roman"/>
+                <w:rFonts w:ascii="Arial" w:hAnsi="Arial" w:cs="Arial"/>
                 <w:b/>
                 <w:sz w:val="20"/>
                 <w:szCs w:val="20"/>
@@ -4840,7 +5300,7 @@
         </w:tc>
         <w:tc>
           <w:tcPr>
-            <w:tcW w:w="4860" w:type="dxa"/>
+            <w:tcW w:w="4589" w:type="dxa"/>
             <w:tcBorders>
               <w:top w:val="single" w:sz="6" w:space="0" w:color="000000"/>
               <w:bottom w:val="single" w:sz="6" w:space="0" w:color="000000"/>
@@ -4851,13 +5311,13 @@
               <w:spacing w:before="40" w:after="40" w:line="240" w:lineRule="auto"/>
               <w:jc w:val="left"/>
               <w:rPr>
-                <w:rFonts w:ascii="Times New Roman" w:hAnsi="Times New Roman" w:cs="Times New Roman"/>
+                <w:rFonts w:ascii="Arial" w:hAnsi="Arial" w:cs="Arial"/>
                 <w:lang w:val="es-GT"/>
               </w:rPr>
             </w:pPr>
             <w:r>
               <w:rPr>
-                <w:rFonts w:ascii="Times New Roman" w:hAnsi="Times New Roman" w:cs="Times New Roman"/>
+                <w:rFonts w:ascii="Arial" w:hAnsi="Arial" w:cs="Arial"/>
                 <w:b/>
                 <w:sz w:val="20"/>
                 <w:szCs w:val="20"/>
@@ -4874,20 +5334,20 @@
         </w:trPr>
         <w:tc>
           <w:tcPr>
-            <w:tcW w:w="1800" w:type="dxa"/>
+            <w:tcW w:w="1700" w:type="dxa"/>
           </w:tcPr>
           <w:p>
             <w:pPr>
               <w:spacing w:before="40" w:after="40" w:line="240" w:lineRule="auto"/>
               <w:jc w:val="left"/>
               <w:rPr>
-                <w:rFonts w:ascii="Times New Roman" w:hAnsi="Times New Roman" w:cs="Times New Roman"/>
+                <w:rFonts w:ascii="Arial" w:hAnsi="Arial" w:cs="Arial"/>
                 <w:lang w:val="es-GT"/>
               </w:rPr>
             </w:pPr>
             <w:r>
               <w:rPr>
-                <w:rFonts w:ascii="Times New Roman" w:hAnsi="Times New Roman" w:cs="Times New Roman"/>
+                <w:rFonts w:ascii="Arial" w:hAnsi="Arial" w:cs="Arial"/>
                 <w:sz w:val="20"/>
                 <w:szCs w:val="20"/>
                 <w:lang w:val="es-GT"/>
@@ -4898,20 +5358,20 @@
         </w:tc>
         <w:tc>
           <w:tcPr>
-            <w:tcW w:w="2700" w:type="dxa"/>
+            <w:tcW w:w="2550" w:type="dxa"/>
           </w:tcPr>
           <w:p>
             <w:pPr>
               <w:spacing w:before="40" w:after="40" w:line="240" w:lineRule="auto"/>
               <w:jc w:val="left"/>
               <w:rPr>
-                <w:rFonts w:ascii="Times New Roman" w:hAnsi="Times New Roman" w:cs="Times New Roman"/>
+                <w:rFonts w:ascii="Arial" w:hAnsi="Arial" w:cs="Arial"/>
                 <w:lang w:val="es-GT"/>
               </w:rPr>
             </w:pPr>
             <w:r>
               <w:rPr>
-                <w:rFonts w:ascii="Times New Roman" w:hAnsi="Times New Roman" w:cs="Times New Roman"/>
+                <w:rFonts w:ascii="Arial" w:hAnsi="Arial" w:cs="Arial"/>
                 <w:sz w:val="20"/>
                 <w:szCs w:val="20"/>
                 <w:lang w:val="es-GT"/>
@@ -4922,20 +5382,20 @@
         </w:tc>
         <w:tc>
           <w:tcPr>
-            <w:tcW w:w="4860" w:type="dxa"/>
+            <w:tcW w:w="4589" w:type="dxa"/>
           </w:tcPr>
           <w:p>
             <w:pPr>
               <w:spacing w:before="40" w:after="40" w:line="240" w:lineRule="auto"/>
               <w:jc w:val="left"/>
               <w:rPr>
-                <w:rFonts w:ascii="Times New Roman" w:hAnsi="Times New Roman" w:cs="Times New Roman"/>
+                <w:rFonts w:ascii="Arial" w:hAnsi="Arial" w:cs="Arial"/>
                 <w:lang w:val="es-GT"/>
               </w:rPr>
             </w:pPr>
             <w:r>
               <w:rPr>
-                <w:rFonts w:ascii="Times New Roman" w:hAnsi="Times New Roman" w:cs="Times New Roman"/>
+                <w:rFonts w:ascii="Arial" w:hAnsi="Arial" w:cs="Arial"/>
                 <w:sz w:val="20"/>
                 <w:szCs w:val="20"/>
                 <w:lang w:val="es-GT"/>
@@ -4951,20 +5411,20 @@
         </w:trPr>
         <w:tc>
           <w:tcPr>
-            <w:tcW w:w="1800" w:type="dxa"/>
+            <w:tcW w:w="1700" w:type="dxa"/>
           </w:tcPr>
           <w:p>
             <w:pPr>
               <w:spacing w:before="40" w:after="40" w:line="240" w:lineRule="auto"/>
               <w:jc w:val="left"/>
               <w:rPr>
-                <w:rFonts w:ascii="Times New Roman" w:hAnsi="Times New Roman" w:cs="Times New Roman"/>
+                <w:rFonts w:ascii="Arial" w:hAnsi="Arial" w:cs="Arial"/>
                 <w:lang w:val="es-GT"/>
               </w:rPr>
             </w:pPr>
             <w:r>
               <w:rPr>
-                <w:rFonts w:ascii="Times New Roman" w:hAnsi="Times New Roman" w:cs="Times New Roman"/>
+                <w:rFonts w:ascii="Arial" w:hAnsi="Arial" w:cs="Arial"/>
                 <w:sz w:val="20"/>
                 <w:szCs w:val="20"/>
                 <w:lang w:val="es-GT"/>
@@ -4975,20 +5435,20 @@
         </w:tc>
         <w:tc>
           <w:tcPr>
-            <w:tcW w:w="2700" w:type="dxa"/>
+            <w:tcW w:w="2550" w:type="dxa"/>
           </w:tcPr>
           <w:p>
             <w:pPr>
               <w:spacing w:before="40" w:after="40" w:line="240" w:lineRule="auto"/>
               <w:jc w:val="left"/>
               <w:rPr>
-                <w:rFonts w:ascii="Times New Roman" w:hAnsi="Times New Roman" w:cs="Times New Roman"/>
+                <w:rFonts w:ascii="Arial" w:hAnsi="Arial" w:cs="Arial"/>
                 <w:lang w:val="es-GT"/>
               </w:rPr>
             </w:pPr>
             <w:r>
               <w:rPr>
-                <w:rFonts w:ascii="Times New Roman" w:hAnsi="Times New Roman" w:cs="Times New Roman"/>
+                <w:rFonts w:ascii="Arial" w:hAnsi="Arial" w:cs="Arial"/>
                 <w:sz w:val="20"/>
                 <w:szCs w:val="20"/>
                 <w:lang w:val="es-GT"/>
@@ -4999,20 +5459,20 @@
         </w:tc>
         <w:tc>
           <w:tcPr>
-            <w:tcW w:w="4860" w:type="dxa"/>
+            <w:tcW w:w="4589" w:type="dxa"/>
           </w:tcPr>
           <w:p>
             <w:pPr>
               <w:spacing w:before="40" w:after="40" w:line="240" w:lineRule="auto"/>
               <w:jc w:val="left"/>
               <w:rPr>
-                <w:rFonts w:ascii="Times New Roman" w:hAnsi="Times New Roman" w:cs="Times New Roman"/>
+                <w:rFonts w:ascii="Arial" w:hAnsi="Arial" w:cs="Arial"/>
                 <w:lang w:val="es-GT"/>
               </w:rPr>
             </w:pPr>
             <w:r>
               <w:rPr>
-                <w:rFonts w:ascii="Times New Roman" w:hAnsi="Times New Roman" w:cs="Times New Roman"/>
+                <w:rFonts w:ascii="Arial" w:hAnsi="Arial" w:cs="Arial"/>
                 <w:sz w:val="20"/>
                 <w:szCs w:val="20"/>
                 <w:lang w:val="es-GT"/>
@@ -5028,20 +5488,20 @@
         </w:trPr>
         <w:tc>
           <w:tcPr>
-            <w:tcW w:w="1800" w:type="dxa"/>
+            <w:tcW w:w="1700" w:type="dxa"/>
           </w:tcPr>
           <w:p>
             <w:pPr>
               <w:spacing w:before="40" w:after="40" w:line="240" w:lineRule="auto"/>
               <w:jc w:val="left"/>
               <w:rPr>
-                <w:rFonts w:ascii="Times New Roman" w:hAnsi="Times New Roman" w:cs="Times New Roman"/>
+                <w:rFonts w:ascii="Arial" w:hAnsi="Arial" w:cs="Arial"/>
                 <w:lang w:val="es-GT"/>
               </w:rPr>
             </w:pPr>
             <w:r>
               <w:rPr>
-                <w:rFonts w:ascii="Times New Roman" w:hAnsi="Times New Roman" w:cs="Times New Roman"/>
+                <w:rFonts w:ascii="Arial" w:hAnsi="Arial" w:cs="Arial"/>
                 <w:sz w:val="20"/>
                 <w:szCs w:val="20"/>
                 <w:lang w:val="es-GT"/>
@@ -5052,20 +5512,20 @@
         </w:tc>
         <w:tc>
           <w:tcPr>
-            <w:tcW w:w="2700" w:type="dxa"/>
+            <w:tcW w:w="2550" w:type="dxa"/>
           </w:tcPr>
           <w:p>
             <w:pPr>
               <w:spacing w:before="40" w:after="40" w:line="240" w:lineRule="auto"/>
               <w:jc w:val="left"/>
               <w:rPr>
-                <w:rFonts w:ascii="Times New Roman" w:hAnsi="Times New Roman" w:cs="Times New Roman"/>
+                <w:rFonts w:ascii="Arial" w:hAnsi="Arial" w:cs="Arial"/>
                 <w:lang w:val="es-GT"/>
               </w:rPr>
             </w:pPr>
             <w:r>
               <w:rPr>
-                <w:rFonts w:ascii="Times New Roman" w:hAnsi="Times New Roman" w:cs="Times New Roman"/>
+                <w:rFonts w:ascii="Arial" w:hAnsi="Arial" w:cs="Arial"/>
                 <w:sz w:val="20"/>
                 <w:szCs w:val="20"/>
                 <w:lang w:val="es-GT"/>
@@ -5076,20 +5536,20 @@
         </w:tc>
         <w:tc>
           <w:tcPr>
-            <w:tcW w:w="4860" w:type="dxa"/>
+            <w:tcW w:w="4589" w:type="dxa"/>
           </w:tcPr>
           <w:p>
             <w:pPr>
               <w:spacing w:before="40" w:after="40" w:line="240" w:lineRule="auto"/>
               <w:jc w:val="left"/>
               <w:rPr>
-                <w:rFonts w:ascii="Times New Roman" w:hAnsi="Times New Roman" w:cs="Times New Roman"/>
+                <w:rFonts w:ascii="Arial" w:hAnsi="Arial" w:cs="Arial"/>
                 <w:lang w:val="es-GT"/>
               </w:rPr>
             </w:pPr>
             <w:r>
               <w:rPr>
-                <w:rFonts w:ascii="Times New Roman" w:hAnsi="Times New Roman" w:cs="Times New Roman"/>
+                <w:rFonts w:ascii="Arial" w:hAnsi="Arial" w:cs="Arial"/>
                 <w:sz w:val="20"/>
                 <w:szCs w:val="20"/>
                 <w:lang w:val="es-GT"/>
@@ -5105,20 +5565,20 @@
         </w:trPr>
         <w:tc>
           <w:tcPr>
-            <w:tcW w:w="1800" w:type="dxa"/>
+            <w:tcW w:w="1700" w:type="dxa"/>
           </w:tcPr>
           <w:p>
             <w:pPr>
               <w:spacing w:before="40" w:after="40" w:line="240" w:lineRule="auto"/>
               <w:jc w:val="left"/>
               <w:rPr>
-                <w:rFonts w:ascii="Times New Roman" w:hAnsi="Times New Roman" w:cs="Times New Roman"/>
+                <w:rFonts w:ascii="Arial" w:hAnsi="Arial" w:cs="Arial"/>
                 <w:lang w:val="es-GT"/>
               </w:rPr>
             </w:pPr>
             <w:r>
               <w:rPr>
-                <w:rFonts w:ascii="Times New Roman" w:hAnsi="Times New Roman" w:cs="Times New Roman"/>
+                <w:rFonts w:ascii="Arial" w:hAnsi="Arial" w:cs="Arial"/>
                 <w:sz w:val="20"/>
                 <w:szCs w:val="20"/>
                 <w:lang w:val="es-GT"/>
@@ -5129,20 +5589,20 @@
         </w:tc>
         <w:tc>
           <w:tcPr>
-            <w:tcW w:w="2700" w:type="dxa"/>
+            <w:tcW w:w="2550" w:type="dxa"/>
           </w:tcPr>
           <w:p>
             <w:pPr>
               <w:spacing w:before="40" w:after="40" w:line="240" w:lineRule="auto"/>
               <w:jc w:val="left"/>
               <w:rPr>
-                <w:rFonts w:ascii="Times New Roman" w:hAnsi="Times New Roman" w:cs="Times New Roman"/>
+                <w:rFonts w:ascii="Arial" w:hAnsi="Arial" w:cs="Arial"/>
                 <w:lang w:val="es-GT"/>
               </w:rPr>
             </w:pPr>
             <w:r>
               <w:rPr>
-                <w:rFonts w:ascii="Times New Roman" w:hAnsi="Times New Roman" w:cs="Times New Roman"/>
+                <w:rFonts w:ascii="Arial" w:hAnsi="Arial" w:cs="Arial"/>
                 <w:sz w:val="20"/>
                 <w:szCs w:val="20"/>
                 <w:lang w:val="es-GT"/>
@@ -5153,20 +5613,20 @@
         </w:tc>
         <w:tc>
           <w:tcPr>
-            <w:tcW w:w="4860" w:type="dxa"/>
+            <w:tcW w:w="4589" w:type="dxa"/>
           </w:tcPr>
           <w:p>
             <w:pPr>
               <w:spacing w:before="40" w:after="40" w:line="240" w:lineRule="auto"/>
               <w:jc w:val="left"/>
               <w:rPr>
-                <w:rFonts w:ascii="Times New Roman" w:hAnsi="Times New Roman" w:cs="Times New Roman"/>
+                <w:rFonts w:ascii="Arial" w:hAnsi="Arial" w:cs="Arial"/>
                 <w:lang w:val="es-GT"/>
               </w:rPr>
             </w:pPr>
             <w:r>
               <w:rPr>
-                <w:rFonts w:ascii="Times New Roman" w:hAnsi="Times New Roman" w:cs="Times New Roman"/>
+                <w:rFonts w:ascii="Arial" w:hAnsi="Arial" w:cs="Arial"/>
                 <w:sz w:val="20"/>
                 <w:szCs w:val="20"/>
                 <w:lang w:val="es-GT"/>
@@ -5182,20 +5642,20 @@
         </w:trPr>
         <w:tc>
           <w:tcPr>
-            <w:tcW w:w="1800" w:type="dxa"/>
+            <w:tcW w:w="1700" w:type="dxa"/>
           </w:tcPr>
           <w:p>
             <w:pPr>
               <w:spacing w:before="40" w:after="40" w:line="240" w:lineRule="auto"/>
               <w:jc w:val="left"/>
               <w:rPr>
-                <w:rFonts w:ascii="Times New Roman" w:hAnsi="Times New Roman" w:cs="Times New Roman"/>
+                <w:rFonts w:ascii="Arial" w:hAnsi="Arial" w:cs="Arial"/>
                 <w:lang w:val="es-GT"/>
               </w:rPr>
             </w:pPr>
             <w:r>
               <w:rPr>
-                <w:rFonts w:ascii="Times New Roman" w:hAnsi="Times New Roman" w:cs="Times New Roman"/>
+                <w:rFonts w:ascii="Arial" w:hAnsi="Arial" w:cs="Arial"/>
                 <w:sz w:val="20"/>
                 <w:szCs w:val="20"/>
                 <w:lang w:val="es-GT"/>
@@ -5206,20 +5666,20 @@
         </w:tc>
         <w:tc>
           <w:tcPr>
-            <w:tcW w:w="2700" w:type="dxa"/>
+            <w:tcW w:w="2550" w:type="dxa"/>
           </w:tcPr>
           <w:p>
             <w:pPr>
               <w:spacing w:before="40" w:after="40" w:line="240" w:lineRule="auto"/>
               <w:jc w:val="left"/>
               <w:rPr>
-                <w:rFonts w:ascii="Times New Roman" w:hAnsi="Times New Roman" w:cs="Times New Roman"/>
+                <w:rFonts w:ascii="Arial" w:hAnsi="Arial" w:cs="Arial"/>
                 <w:lang w:val="es-GT"/>
               </w:rPr>
             </w:pPr>
             <w:r>
               <w:rPr>
-                <w:rFonts w:ascii="Times New Roman" w:hAnsi="Times New Roman" w:cs="Times New Roman"/>
+                <w:rFonts w:ascii="Arial" w:hAnsi="Arial" w:cs="Arial"/>
                 <w:sz w:val="20"/>
                 <w:szCs w:val="20"/>
                 <w:lang w:val="es-GT"/>
@@ -5230,20 +5690,20 @@
         </w:tc>
         <w:tc>
           <w:tcPr>
-            <w:tcW w:w="4860" w:type="dxa"/>
+            <w:tcW w:w="4589" w:type="dxa"/>
           </w:tcPr>
           <w:p>
             <w:pPr>
               <w:spacing w:before="40" w:after="40" w:line="240" w:lineRule="auto"/>
               <w:jc w:val="left"/>
               <w:rPr>
-                <w:rFonts w:ascii="Times New Roman" w:hAnsi="Times New Roman" w:cs="Times New Roman"/>
+                <w:rFonts w:ascii="Arial" w:hAnsi="Arial" w:cs="Arial"/>
                 <w:lang w:val="es-GT"/>
               </w:rPr>
             </w:pPr>
             <w:r>
               <w:rPr>
-                <w:rFonts w:ascii="Times New Roman" w:hAnsi="Times New Roman" w:cs="Times New Roman"/>
+                <w:rFonts w:ascii="Arial" w:hAnsi="Arial" w:cs="Arial"/>
                 <w:sz w:val="20"/>
                 <w:szCs w:val="20"/>
                 <w:lang w:val="es-GT"/>
@@ -5259,20 +5719,20 @@
         </w:trPr>
         <w:tc>
           <w:tcPr>
-            <w:tcW w:w="1800" w:type="dxa"/>
+            <w:tcW w:w="1700" w:type="dxa"/>
           </w:tcPr>
           <w:p>
             <w:pPr>
               <w:spacing w:before="40" w:after="40" w:line="240" w:lineRule="auto"/>
               <w:jc w:val="left"/>
               <w:rPr>
-                <w:rFonts w:ascii="Times New Roman" w:hAnsi="Times New Roman" w:cs="Times New Roman"/>
+                <w:rFonts w:ascii="Arial" w:hAnsi="Arial" w:cs="Arial"/>
                 <w:lang w:val="es-GT"/>
               </w:rPr>
             </w:pPr>
             <w:r>
               <w:rPr>
-                <w:rFonts w:ascii="Times New Roman" w:hAnsi="Times New Roman" w:cs="Times New Roman"/>
+                <w:rFonts w:ascii="Arial" w:hAnsi="Arial" w:cs="Arial"/>
                 <w:sz w:val="20"/>
                 <w:szCs w:val="20"/>
                 <w:lang w:val="es-GT"/>
@@ -5283,20 +5743,20 @@
         </w:tc>
         <w:tc>
           <w:tcPr>
-            <w:tcW w:w="2700" w:type="dxa"/>
+            <w:tcW w:w="2550" w:type="dxa"/>
           </w:tcPr>
           <w:p>
             <w:pPr>
               <w:spacing w:before="40" w:after="40" w:line="240" w:lineRule="auto"/>
               <w:jc w:val="left"/>
               <w:rPr>
-                <w:rFonts w:ascii="Times New Roman" w:hAnsi="Times New Roman" w:cs="Times New Roman"/>
+                <w:rFonts w:ascii="Arial" w:hAnsi="Arial" w:cs="Arial"/>
                 <w:lang w:val="es-GT"/>
               </w:rPr>
             </w:pPr>
             <w:r>
               <w:rPr>
-                <w:rFonts w:ascii="Times New Roman" w:hAnsi="Times New Roman" w:cs="Times New Roman"/>
+                <w:rFonts w:ascii="Arial" w:hAnsi="Arial" w:cs="Arial"/>
                 <w:sz w:val="20"/>
                 <w:szCs w:val="20"/>
                 <w:lang w:val="es-GT"/>
@@ -5307,20 +5767,20 @@
         </w:tc>
         <w:tc>
           <w:tcPr>
-            <w:tcW w:w="4860" w:type="dxa"/>
+            <w:tcW w:w="4589" w:type="dxa"/>
           </w:tcPr>
           <w:p>
             <w:pPr>
               <w:spacing w:before="40" w:after="40" w:line="240" w:lineRule="auto"/>
               <w:jc w:val="left"/>
               <w:rPr>
-                <w:rFonts w:ascii="Times New Roman" w:hAnsi="Times New Roman" w:cs="Times New Roman"/>
+                <w:rFonts w:ascii="Arial" w:hAnsi="Arial" w:cs="Arial"/>
                 <w:lang w:val="es-GT"/>
               </w:rPr>
             </w:pPr>
             <w:r>
               <w:rPr>
-                <w:rFonts w:ascii="Times New Roman" w:hAnsi="Times New Roman" w:cs="Times New Roman"/>
+                <w:rFonts w:ascii="Arial" w:hAnsi="Arial" w:cs="Arial"/>
                 <w:sz w:val="20"/>
                 <w:szCs w:val="20"/>
                 <w:lang w:val="es-GT"/>
@@ -5336,7 +5796,7 @@
         </w:trPr>
         <w:tc>
           <w:tcPr>
-            <w:tcW w:w="1800" w:type="dxa"/>
+            <w:tcW w:w="1700" w:type="dxa"/>
             <w:tcBorders>
               <w:bottom w:val="single" w:sz="6" w:space="0" w:color="000000"/>
             </w:tcBorders>
@@ -5346,13 +5806,13 @@
               <w:spacing w:before="40" w:after="40" w:line="240" w:lineRule="auto"/>
               <w:jc w:val="left"/>
               <w:rPr>
-                <w:rFonts w:ascii="Times New Roman" w:hAnsi="Times New Roman" w:cs="Times New Roman"/>
+                <w:rFonts w:ascii="Arial" w:hAnsi="Arial" w:cs="Arial"/>
                 <w:lang w:val="es-GT"/>
               </w:rPr>
             </w:pPr>
             <w:r>
               <w:rPr>
-                <w:rFonts w:ascii="Times New Roman" w:hAnsi="Times New Roman" w:cs="Times New Roman"/>
+                <w:rFonts w:ascii="Arial" w:hAnsi="Arial" w:cs="Arial"/>
                 <w:sz w:val="20"/>
                 <w:szCs w:val="20"/>
                 <w:lang w:val="es-GT"/>
@@ -5363,7 +5823,7 @@
         </w:tc>
         <w:tc>
           <w:tcPr>
-            <w:tcW w:w="2700" w:type="dxa"/>
+            <w:tcW w:w="2550" w:type="dxa"/>
             <w:tcBorders>
               <w:bottom w:val="single" w:sz="6" w:space="0" w:color="000000"/>
             </w:tcBorders>
@@ -5373,13 +5833,13 @@
               <w:spacing w:before="40" w:after="40" w:line="240" w:lineRule="auto"/>
               <w:jc w:val="left"/>
               <w:rPr>
-                <w:rFonts w:ascii="Times New Roman" w:hAnsi="Times New Roman" w:cs="Times New Roman"/>
+                <w:rFonts w:ascii="Arial" w:hAnsi="Arial" w:cs="Arial"/>
                 <w:lang w:val="es-GT"/>
               </w:rPr>
             </w:pPr>
             <w:r>
               <w:rPr>
-                <w:rFonts w:ascii="Times New Roman" w:hAnsi="Times New Roman" w:cs="Times New Roman"/>
+                <w:rFonts w:ascii="Arial" w:hAnsi="Arial" w:cs="Arial"/>
                 <w:sz w:val="20"/>
                 <w:szCs w:val="20"/>
                 <w:lang w:val="es-GT"/>
@@ -5390,7 +5850,7 @@
         </w:tc>
         <w:tc>
           <w:tcPr>
-            <w:tcW w:w="4860" w:type="dxa"/>
+            <w:tcW w:w="4589" w:type="dxa"/>
             <w:tcBorders>
               <w:bottom w:val="single" w:sz="6" w:space="0" w:color="000000"/>
             </w:tcBorders>
@@ -5400,13 +5860,13 @@
               <w:spacing w:before="40" w:after="40" w:line="240" w:lineRule="auto"/>
               <w:jc w:val="left"/>
               <w:rPr>
-                <w:rFonts w:ascii="Times New Roman" w:hAnsi="Times New Roman" w:cs="Times New Roman"/>
+                <w:rFonts w:ascii="Arial" w:hAnsi="Arial" w:cs="Arial"/>
                 <w:lang w:val="es-GT"/>
               </w:rPr>
             </w:pPr>
             <w:r>
               <w:rPr>
-                <w:rFonts w:ascii="Times New Roman" w:hAnsi="Times New Roman" w:cs="Times New Roman"/>
+                <w:rFonts w:ascii="Arial" w:hAnsi="Arial" w:cs="Arial"/>
                 <w:sz w:val="20"/>
                 <w:szCs w:val="20"/>
                 <w:lang w:val="es-GT"/>
@@ -5422,13 +5882,13 @@
         <w:spacing w:before="60" w:after="200" w:line="240" w:lineRule="auto"/>
         <w:jc w:val="left"/>
         <w:rPr>
-          <w:rFonts w:ascii="Times New Roman" w:hAnsi="Times New Roman" w:cs="Times New Roman"/>
-          <w:lang w:val="es-GT"/>
-        </w:rPr>
-      </w:pPr>
-      <w:r>
-        <w:rPr>
-          <w:rFonts w:ascii="Times New Roman" w:hAnsi="Times New Roman" w:cs="Times New Roman"/>
+          <w:rFonts w:ascii="Arial" w:hAnsi="Arial" w:cs="Arial"/>
+          <w:lang w:val="es-GT"/>
+        </w:rPr>
+      </w:pPr>
+      <w:r>
+        <w:rPr>
+          <w:rFonts w:ascii="Arial" w:hAnsi="Arial" w:cs="Arial"/>
           <w:i/>
           <w:sz w:val="20"/>
           <w:szCs w:val="20"/>
@@ -5438,7 +5898,7 @@
       </w:r>
       <w:r>
         <w:rPr>
-          <w:rFonts w:ascii="Times New Roman" w:hAnsi="Times New Roman" w:cs="Times New Roman"/>
+          <w:rFonts w:ascii="Arial" w:hAnsi="Arial" w:cs="Arial"/>
           <w:sz w:val="20"/>
           <w:szCs w:val="20"/>
           <w:lang w:val="es-GT"/>
@@ -5449,21 +5909,301 @@
     <w:p>
       <w:pPr>
         <w:spacing w:before="0" w:after="0" w:line="360" w:lineRule="auto"/>
-        <w:ind w:firstLine="720"/>
+        <w:ind w:firstLine="340"/>
         <w:jc w:val="both"/>
         <w:rPr>
-          <w:rFonts w:ascii="Times New Roman" w:hAnsi="Times New Roman" w:cs="Times New Roman"/>
-          <w:lang w:val="es-GT"/>
-        </w:rPr>
-      </w:pPr>
-      <w:r>
-        <w:rPr>
-          <w:rFonts w:ascii="Times New Roman" w:hAnsi="Times New Roman" w:cs="Times New Roman"/>
+          <w:rFonts w:ascii="Arial" w:hAnsi="Arial" w:cs="Arial"/>
+          <w:lang w:val="es-GT"/>
+        </w:rPr>
+      </w:pPr>
+      <w:r>
+        <w:rPr>
+          <w:rFonts w:ascii="Arial" w:hAnsi="Arial" w:cs="Arial"/>
           <w:sz w:val="24"/>
           <w:szCs w:val="24"/>
           <w:lang w:val="es-GT"/>
         </w:rPr>
         <w:t xml:space="preserve">El estudio en conjunto es técnicamente y científicamente viable. El único factor condicionado es el acceso a los participantes y se atiende con una estrategia de participación voluntaria.</w:t>
+      </w:r>
+    </w:p>
+    <w:p>
+      <w:pPr>
+        <w:keepNext/>
+        <w:spacing w:before="240" w:after="0" w:line="360" w:lineRule="auto"/>
+        <w:jc w:val="center"/>
+        <w:outlineLvl w:val="0"/>
+        <w:rPr>
+          <w:rFonts w:ascii="Arial" w:hAnsi="Arial" w:cs="Arial"/>
+          <w:lang w:val="es-GT"/>
+        </w:rPr>
+      </w:pPr>
+      <w:bookmarkStart w:id="217" w:name="_Toc800217"/>
+      <w:r>
+        <w:rPr>
+          <w:rFonts w:ascii="Arial" w:hAnsi="Arial" w:cs="Arial"/>
+          <w:b/>
+          <w:sz w:val="28"/>
+          <w:szCs w:val="28"/>
+          <w:lang w:val="es-GT"/>
+        </w:rPr>
+        <w:t xml:space="preserve">CONCLUSIONES</w:t>
+      </w:r>
+      <w:bookmarkEnd w:id="217"/>
+    </w:p>
+    <w:p>
+      <w:pPr>
+        <w:spacing w:before="0" w:after="0" w:line="360" w:lineRule="auto"/>
+        <w:ind w:left="720" w:hanging="360"/>
+        <w:jc w:val="both"/>
+        <w:rPr>
+          <w:rFonts w:ascii="Arial" w:hAnsi="Arial" w:cs="Arial"/>
+          <w:lang w:val="es-GT"/>
+        </w:rPr>
+      </w:pPr>
+      <w:r>
+        <w:rPr>
+          <w:rFonts w:ascii="Arial" w:hAnsi="Arial" w:cs="Arial"/>
+          <w:sz w:val="24"/>
+          <w:szCs w:val="24"/>
+          <w:lang w:val="es-GT"/>
+        </w:rPr>
+        <w:t xml:space="preserve">1. </w:t>
+      </w:r>
+      <w:r>
+        <w:rPr>
+          <w:rFonts w:ascii="Arial" w:hAnsi="Arial" w:cs="Arial"/>
+          <w:sz w:val="24"/>
+          <w:szCs w:val="24"/>
+          <w:lang w:val="es-GT"/>
+        </w:rPr>
+        <w:t xml:space="preserve">La evidencia internacional muestra que corregir fallas después del despliegue es lento y costoso, lo que respalda la necesidad de integrar la seguridad desde el diseño (Veracode, 2026; Verizon, 2026).</w:t>
+      </w:r>
+    </w:p>
+    <w:p>
+      <w:pPr>
+        <w:spacing w:before="0" w:after="0" w:line="360" w:lineRule="auto"/>
+        <w:ind w:left="720" w:hanging="360"/>
+        <w:jc w:val="both"/>
+        <w:rPr>
+          <w:rFonts w:ascii="Arial" w:hAnsi="Arial" w:cs="Arial"/>
+          <w:lang w:val="es-GT"/>
+        </w:rPr>
+      </w:pPr>
+      <w:r>
+        <w:rPr>
+          <w:rFonts w:ascii="Arial" w:hAnsi="Arial" w:cs="Arial"/>
+          <w:sz w:val="24"/>
+          <w:szCs w:val="24"/>
+          <w:lang w:val="es-GT"/>
+        </w:rPr>
+        <w:t xml:space="preserve">2. </w:t>
+      </w:r>
+      <w:r>
+        <w:rPr>
+          <w:rFonts w:ascii="Arial" w:hAnsi="Arial" w:cs="Arial"/>
+          <w:sz w:val="24"/>
+          <w:szCs w:val="24"/>
+          <w:lang w:val="es-GT"/>
+        </w:rPr>
+        <w:t xml:space="preserve">En Guatemala no se localizaron estudios sobre la adopción de prácticas de seguridad en equipos de desarrollo de empresas medianas, por lo que existe una brecha de conocimiento que el estudio propuesto busca atender.</w:t>
+      </w:r>
+    </w:p>
+    <w:p>
+      <w:pPr>
+        <w:spacing w:before="0" w:after="0" w:line="360" w:lineRule="auto"/>
+        <w:ind w:left="720" w:hanging="360"/>
+        <w:jc w:val="both"/>
+        <w:rPr>
+          <w:rFonts w:ascii="Arial" w:hAnsi="Arial" w:cs="Arial"/>
+          <w:lang w:val="es-GT"/>
+        </w:rPr>
+      </w:pPr>
+      <w:r>
+        <w:rPr>
+          <w:rFonts w:ascii="Arial" w:hAnsi="Arial" w:cs="Arial"/>
+          <w:sz w:val="24"/>
+          <w:szCs w:val="24"/>
+          <w:lang w:val="es-GT"/>
+        </w:rPr>
+        <w:t xml:space="preserve">3. </w:t>
+      </w:r>
+      <w:r>
+        <w:rPr>
+          <w:rFonts w:ascii="Arial" w:hAnsi="Arial" w:cs="Arial"/>
+          <w:sz w:val="24"/>
+          <w:szCs w:val="24"/>
+          <w:lang w:val="es-GT"/>
+        </w:rPr>
+        <w:t xml:space="preserve">La teoría de los paradigmas ofrece una lectura útil del fenómeno, pero debe tratarse como una analogía y contrastarse con datos locales (Kuhn, 2017).</w:t>
+      </w:r>
+    </w:p>
+    <w:p>
+      <w:pPr>
+        <w:spacing w:before="0" w:after="0" w:line="360" w:lineRule="auto"/>
+        <w:ind w:left="720" w:hanging="360"/>
+        <w:jc w:val="both"/>
+        <w:rPr>
+          <w:rFonts w:ascii="Arial" w:hAnsi="Arial" w:cs="Arial"/>
+          <w:lang w:val="es-GT"/>
+        </w:rPr>
+      </w:pPr>
+      <w:r>
+        <w:rPr>
+          <w:rFonts w:ascii="Arial" w:hAnsi="Arial" w:cs="Arial"/>
+          <w:sz w:val="24"/>
+          <w:szCs w:val="24"/>
+          <w:lang w:val="es-GT"/>
+        </w:rPr>
+        <w:t xml:space="preserve">4. </w:t>
+      </w:r>
+      <w:r>
+        <w:rPr>
+          <w:rFonts w:ascii="Arial" w:hAnsi="Arial" w:cs="Arial"/>
+          <w:sz w:val="24"/>
+          <w:szCs w:val="24"/>
+          <w:lang w:val="es-GT"/>
+        </w:rPr>
+        <w:t xml:space="preserve">El estudio planteado es viable técnica y científicamente; el acceso a los participantes es el único factor condicionado.</w:t>
+      </w:r>
+    </w:p>
+    <w:p>
+      <w:pPr>
+        <w:keepNext/>
+        <w:spacing w:before="240" w:after="0" w:line="360" w:lineRule="auto"/>
+        <w:jc w:val="center"/>
+        <w:outlineLvl w:val="0"/>
+        <w:rPr>
+          <w:rFonts w:ascii="Arial" w:hAnsi="Arial" w:cs="Arial"/>
+          <w:lang w:val="es-GT"/>
+        </w:rPr>
+      </w:pPr>
+      <w:bookmarkStart w:id="218" w:name="_Toc800218"/>
+      <w:r>
+        <w:rPr>
+          <w:rFonts w:ascii="Arial" w:hAnsi="Arial" w:cs="Arial"/>
+          <w:b/>
+          <w:sz w:val="28"/>
+          <w:szCs w:val="28"/>
+          <w:lang w:val="es-GT"/>
+        </w:rPr>
+        <w:t xml:space="preserve">RECOMENDACIONES</w:t>
+      </w:r>
+      <w:bookmarkEnd w:id="218"/>
+    </w:p>
+    <w:p>
+      <w:pPr>
+        <w:spacing w:before="0" w:after="0" w:line="360" w:lineRule="auto"/>
+        <w:ind w:left="720" w:hanging="360"/>
+        <w:jc w:val="both"/>
+        <w:rPr>
+          <w:rFonts w:ascii="Arial" w:hAnsi="Arial" w:cs="Arial"/>
+          <w:lang w:val="es-GT"/>
+        </w:rPr>
+      </w:pPr>
+      <w:r>
+        <w:rPr>
+          <w:rFonts w:ascii="Arial" w:hAnsi="Arial" w:cs="Arial"/>
+          <w:sz w:val="24"/>
+          <w:szCs w:val="24"/>
+          <w:lang w:val="es-GT"/>
+        </w:rPr>
+        <w:t xml:space="preserve">1. </w:t>
+      </w:r>
+      <w:r>
+        <w:rPr>
+          <w:rFonts w:ascii="Arial" w:hAnsi="Arial" w:cs="Arial"/>
+          <w:sz w:val="24"/>
+          <w:szCs w:val="24"/>
+          <w:lang w:val="es-GT"/>
+        </w:rPr>
+        <w:t xml:space="preserve">Validar el instrumento con juicio de expertos y una prueba piloto antes de la recolección de datos.</w:t>
+      </w:r>
+    </w:p>
+    <w:p>
+      <w:pPr>
+        <w:spacing w:before="0" w:after="0" w:line="360" w:lineRule="auto"/>
+        <w:ind w:left="720" w:hanging="360"/>
+        <w:jc w:val="both"/>
+        <w:rPr>
+          <w:rFonts w:ascii="Arial" w:hAnsi="Arial" w:cs="Arial"/>
+          <w:lang w:val="es-GT"/>
+        </w:rPr>
+      </w:pPr>
+      <w:r>
+        <w:rPr>
+          <w:rFonts w:ascii="Arial" w:hAnsi="Arial" w:cs="Arial"/>
+          <w:sz w:val="24"/>
+          <w:szCs w:val="24"/>
+          <w:lang w:val="es-GT"/>
+        </w:rPr>
+        <w:t xml:space="preserve">2. </w:t>
+      </w:r>
+      <w:r>
+        <w:rPr>
+          <w:rFonts w:ascii="Arial" w:hAnsi="Arial" w:cs="Arial"/>
+          <w:sz w:val="24"/>
+          <w:szCs w:val="24"/>
+          <w:lang w:val="es-GT"/>
+        </w:rPr>
+        <w:t xml:space="preserve">Gestionar con anticipación las autorizaciones de las empresas y garantizar el anonimato de los participantes.</w:t>
+      </w:r>
+    </w:p>
+    <w:p>
+      <w:pPr>
+        <w:spacing w:before="0" w:after="0" w:line="360" w:lineRule="auto"/>
+        <w:ind w:left="720" w:hanging="360"/>
+        <w:jc w:val="both"/>
+        <w:rPr>
+          <w:rFonts w:ascii="Arial" w:hAnsi="Arial" w:cs="Arial"/>
+          <w:lang w:val="es-GT"/>
+        </w:rPr>
+      </w:pPr>
+      <w:r>
+        <w:rPr>
+          <w:rFonts w:ascii="Arial" w:hAnsi="Arial" w:cs="Arial"/>
+          <w:sz w:val="24"/>
+          <w:szCs w:val="24"/>
+          <w:lang w:val="es-GT"/>
+        </w:rPr>
+        <w:t xml:space="preserve">3. </w:t>
+      </w:r>
+      <w:r>
+        <w:rPr>
+          <w:rFonts w:ascii="Arial" w:hAnsi="Arial" w:cs="Arial"/>
+          <w:sz w:val="24"/>
+          <w:szCs w:val="24"/>
+          <w:lang w:val="es-GT"/>
+        </w:rPr>
+        <w:t xml:space="preserve">Contrastar en el estudio las causas y los efectos del árbol de problemas, que se presentan como hipótesis por contrastar.</w:t>
+      </w:r>
+    </w:p>
+    <w:p>
+      <w:pPr>
+        <w:spacing w:before="0" w:after="0" w:line="360" w:lineRule="auto"/>
+        <w:ind w:left="720" w:hanging="360"/>
+        <w:jc w:val="both"/>
+        <w:rPr>
+          <w:rFonts w:ascii="Arial" w:hAnsi="Arial" w:cs="Arial"/>
+          <w:lang w:val="es-GT"/>
+        </w:rPr>
+      </w:pPr>
+      <w:r>
+        <w:rPr>
+          <w:rFonts w:ascii="Arial" w:hAnsi="Arial" w:cs="Arial"/>
+          <w:sz w:val="24"/>
+          <w:szCs w:val="24"/>
+          <w:lang w:val="es-GT"/>
+        </w:rPr>
+        <w:t xml:space="preserve">4. </w:t>
+      </w:r>
+      <w:r>
+        <w:rPr>
+          <w:rFonts w:ascii="Arial" w:hAnsi="Arial" w:cs="Arial"/>
+          <w:sz w:val="24"/>
+          <w:szCs w:val="24"/>
+          <w:lang w:val="es-GT"/>
+        </w:rPr>
+        <w:t xml:space="preserve">Definir en el anteproyecto el criterio numérico para considerar a una empresa como mediana.</w:t>
       </w:r>
     </w:p>
     <w:p>
@@ -5474,22 +6214,22 @@
         <w:jc w:val="center"/>
         <w:outlineLvl w:val="0"/>
         <w:rPr>
-          <w:rFonts w:ascii="Times New Roman" w:hAnsi="Times New Roman" w:cs="Times New Roman"/>
-          <w:lang w:val="es-GT"/>
-        </w:rPr>
-      </w:pPr>
-      <w:bookmarkStart w:id="215" w:name="_Toc800215"/>
-      <w:r>
-        <w:rPr>
-          <w:rFonts w:ascii="Times New Roman" w:hAnsi="Times New Roman" w:cs="Times New Roman"/>
+          <w:rFonts w:ascii="Arial" w:hAnsi="Arial" w:cs="Arial"/>
+          <w:lang w:val="es-GT"/>
+        </w:rPr>
+      </w:pPr>
+      <w:bookmarkStart w:id="219" w:name="_Toc800219"/>
+      <w:r>
+        <w:rPr>
+          <w:rFonts w:ascii="Arial" w:hAnsi="Arial" w:cs="Arial"/>
           <w:b/>
-          <w:sz w:val="24"/>
-          <w:szCs w:val="24"/>
-          <w:lang w:val="es-GT"/>
-        </w:rPr>
-        <w:t xml:space="preserve">Referencias</w:t>
-      </w:r>
-      <w:bookmarkEnd w:id="215"/>
+          <w:sz w:val="28"/>
+          <w:szCs w:val="28"/>
+          <w:lang w:val="es-GT"/>
+        </w:rPr>
+        <w:t xml:space="preserve">REFERENCIAS</w:t>
+      </w:r>
+      <w:bookmarkEnd w:id="219"/>
     </w:p>
     <w:p>
       <w:pPr>
@@ -5497,13 +6237,13 @@
         <w:ind w:left="720" w:hanging="720"/>
         <w:jc w:val="left"/>
         <w:rPr>
-          <w:rFonts w:ascii="Times New Roman" w:hAnsi="Times New Roman" w:cs="Times New Roman"/>
-          <w:lang w:val="es-GT"/>
-        </w:rPr>
-      </w:pPr>
-      <w:r>
-        <w:rPr>
-          <w:rFonts w:ascii="Times New Roman" w:hAnsi="Times New Roman" w:cs="Times New Roman"/>
+          <w:rFonts w:ascii="Arial" w:hAnsi="Arial" w:cs="Arial"/>
+          <w:lang w:val="es-GT"/>
+        </w:rPr>
+      </w:pPr>
+      <w:r>
+        <w:rPr>
+          <w:rFonts w:ascii="Arial" w:hAnsi="Arial" w:cs="Arial"/>
           <w:sz w:val="24"/>
           <w:szCs w:val="24"/>
           <w:lang w:val="es-GT"/>
@@ -5512,7 +6252,7 @@
       </w:r>
       <w:r>
         <w:rPr>
-          <w:rFonts w:ascii="Times New Roman" w:hAnsi="Times New Roman" w:cs="Times New Roman"/>
+          <w:rFonts w:ascii="Arial" w:hAnsi="Arial" w:cs="Arial"/>
           <w:i/>
           <w:sz w:val="24"/>
           <w:szCs w:val="24"/>
@@ -5522,7 +6262,7 @@
       </w:r>
       <w:r>
         <w:rPr>
-          <w:rFonts w:ascii="Times New Roman" w:hAnsi="Times New Roman" w:cs="Times New Roman"/>
+          <w:rFonts w:ascii="Arial" w:hAnsi="Arial" w:cs="Arial"/>
           <w:sz w:val="24"/>
           <w:szCs w:val="24"/>
           <w:lang w:val="es-GT"/>
@@ -5536,13 +6276,13 @@
         <w:ind w:left="720" w:hanging="720"/>
         <w:jc w:val="left"/>
         <w:rPr>
-          <w:rFonts w:ascii="Times New Roman" w:hAnsi="Times New Roman" w:cs="Times New Roman"/>
-          <w:lang w:val="es-GT"/>
-        </w:rPr>
-      </w:pPr>
-      <w:r>
-        <w:rPr>
-          <w:rFonts w:ascii="Times New Roman" w:hAnsi="Times New Roman" w:cs="Times New Roman"/>
+          <w:rFonts w:ascii="Arial" w:hAnsi="Arial" w:cs="Arial"/>
+          <w:lang w:val="es-GT"/>
+        </w:rPr>
+      </w:pPr>
+      <w:r>
+        <w:rPr>
+          <w:rFonts w:ascii="Arial" w:hAnsi="Arial" w:cs="Arial"/>
           <w:sz w:val="24"/>
           <w:szCs w:val="24"/>
           <w:lang w:val="es-GT"/>
@@ -5551,7 +6291,7 @@
       </w:r>
       <w:r>
         <w:rPr>
-          <w:rFonts w:ascii="Times New Roman" w:hAnsi="Times New Roman" w:cs="Times New Roman"/>
+          <w:rFonts w:ascii="Arial" w:hAnsi="Arial" w:cs="Arial"/>
           <w:i/>
           <w:sz w:val="24"/>
           <w:szCs w:val="24"/>
@@ -5561,7 +6301,7 @@
       </w:r>
       <w:r>
         <w:rPr>
-          <w:rFonts w:ascii="Times New Roman" w:hAnsi="Times New Roman" w:cs="Times New Roman"/>
+          <w:rFonts w:ascii="Arial" w:hAnsi="Arial" w:cs="Arial"/>
           <w:sz w:val="24"/>
           <w:szCs w:val="24"/>
           <w:lang w:val="es-GT"/>
@@ -5575,13 +6315,13 @@
         <w:ind w:left="720" w:hanging="720"/>
         <w:jc w:val="left"/>
         <w:rPr>
-          <w:rFonts w:ascii="Times New Roman" w:hAnsi="Times New Roman" w:cs="Times New Roman"/>
-          <w:lang w:val="es-GT"/>
-        </w:rPr>
-      </w:pPr>
-      <w:r>
-        <w:rPr>
-          <w:rFonts w:ascii="Times New Roman" w:hAnsi="Times New Roman" w:cs="Times New Roman"/>
+          <w:rFonts w:ascii="Arial" w:hAnsi="Arial" w:cs="Arial"/>
+          <w:lang w:val="es-GT"/>
+        </w:rPr>
+      </w:pPr>
+      <w:r>
+        <w:rPr>
+          <w:rFonts w:ascii="Arial" w:hAnsi="Arial" w:cs="Arial"/>
           <w:sz w:val="24"/>
           <w:szCs w:val="24"/>
           <w:lang w:val="es-GT"/>
@@ -5590,7 +6330,7 @@
       </w:r>
       <w:r>
         <w:rPr>
-          <w:rFonts w:ascii="Times New Roman" w:hAnsi="Times New Roman" w:cs="Times New Roman"/>
+          <w:rFonts w:ascii="Arial" w:hAnsi="Arial" w:cs="Arial"/>
           <w:i/>
           <w:sz w:val="24"/>
           <w:szCs w:val="24"/>
@@ -5600,7 +6340,7 @@
       </w:r>
       <w:r>
         <w:rPr>
-          <w:rFonts w:ascii="Times New Roman" w:hAnsi="Times New Roman" w:cs="Times New Roman"/>
+          <w:rFonts w:ascii="Arial" w:hAnsi="Arial" w:cs="Arial"/>
           <w:sz w:val="24"/>
           <w:szCs w:val="24"/>
           <w:lang w:val="es-GT"/>
@@ -5614,13 +6354,13 @@
         <w:ind w:left="720" w:hanging="720"/>
         <w:jc w:val="left"/>
         <w:rPr>
-          <w:rFonts w:ascii="Times New Roman" w:hAnsi="Times New Roman" w:cs="Times New Roman"/>
-          <w:lang w:val="es-GT"/>
-        </w:rPr>
-      </w:pPr>
-      <w:r>
-        <w:rPr>
-          <w:rFonts w:ascii="Times New Roman" w:hAnsi="Times New Roman" w:cs="Times New Roman"/>
+          <w:rFonts w:ascii="Arial" w:hAnsi="Arial" w:cs="Arial"/>
+          <w:lang w:val="es-GT"/>
+        </w:rPr>
+      </w:pPr>
+      <w:r>
+        <w:rPr>
+          <w:rFonts w:ascii="Arial" w:hAnsi="Arial" w:cs="Arial"/>
           <w:sz w:val="24"/>
           <w:szCs w:val="24"/>
           <w:lang w:val="es-GT"/>
@@ -5629,7 +6369,7 @@
       </w:r>
       <w:r>
         <w:rPr>
-          <w:rFonts w:ascii="Times New Roman" w:hAnsi="Times New Roman" w:cs="Times New Roman"/>
+          <w:rFonts w:ascii="Arial" w:hAnsi="Arial" w:cs="Arial"/>
           <w:i/>
           <w:sz w:val="24"/>
           <w:szCs w:val="24"/>
@@ -5639,7 +6379,7 @@
       </w:r>
       <w:r>
         <w:rPr>
-          <w:rFonts w:ascii="Times New Roman" w:hAnsi="Times New Roman" w:cs="Times New Roman"/>
+          <w:rFonts w:ascii="Arial" w:hAnsi="Arial" w:cs="Arial"/>
           <w:sz w:val="24"/>
           <w:szCs w:val="24"/>
           <w:lang w:val="es-GT"/>
@@ -5653,13 +6393,13 @@
         <w:ind w:left="720" w:hanging="720"/>
         <w:jc w:val="left"/>
         <w:rPr>
-          <w:rFonts w:ascii="Times New Roman" w:hAnsi="Times New Roman" w:cs="Times New Roman"/>
-          <w:lang w:val="es-GT"/>
-        </w:rPr>
-      </w:pPr>
-      <w:r>
-        <w:rPr>
-          <w:rFonts w:ascii="Times New Roman" w:hAnsi="Times New Roman" w:cs="Times New Roman"/>
+          <w:rFonts w:ascii="Arial" w:hAnsi="Arial" w:cs="Arial"/>
+          <w:lang w:val="es-GT"/>
+        </w:rPr>
+      </w:pPr>
+      <w:r>
+        <w:rPr>
+          <w:rFonts w:ascii="Arial" w:hAnsi="Arial" w:cs="Arial"/>
           <w:sz w:val="24"/>
           <w:szCs w:val="24"/>
           <w:lang w:val="es-GT"/>
@@ -5668,7 +6408,7 @@
       </w:r>
       <w:r>
         <w:rPr>
-          <w:rFonts w:ascii="Times New Roman" w:hAnsi="Times New Roman" w:cs="Times New Roman"/>
+          <w:rFonts w:ascii="Arial" w:hAnsi="Arial" w:cs="Arial"/>
           <w:i/>
           <w:sz w:val="24"/>
           <w:szCs w:val="24"/>
@@ -5678,7 +6418,7 @@
       </w:r>
       <w:r>
         <w:rPr>
-          <w:rFonts w:ascii="Times New Roman" w:hAnsi="Times New Roman" w:cs="Times New Roman"/>
+          <w:rFonts w:ascii="Arial" w:hAnsi="Arial" w:cs="Arial"/>
           <w:sz w:val="24"/>
           <w:szCs w:val="24"/>
           <w:lang w:val="es-GT"/>
@@ -5692,13 +6432,13 @@
         <w:ind w:left="720" w:hanging="720"/>
         <w:jc w:val="left"/>
         <w:rPr>
-          <w:rFonts w:ascii="Times New Roman" w:hAnsi="Times New Roman" w:cs="Times New Roman"/>
-          <w:lang w:val="es-GT"/>
-        </w:rPr>
-      </w:pPr>
-      <w:r>
-        <w:rPr>
-          <w:rFonts w:ascii="Times New Roman" w:hAnsi="Times New Roman" w:cs="Times New Roman"/>
+          <w:rFonts w:ascii="Arial" w:hAnsi="Arial" w:cs="Arial"/>
+          <w:lang w:val="es-GT"/>
+        </w:rPr>
+      </w:pPr>
+      <w:r>
+        <w:rPr>
+          <w:rFonts w:ascii="Arial" w:hAnsi="Arial" w:cs="Arial"/>
           <w:sz w:val="24"/>
           <w:szCs w:val="24"/>
           <w:lang w:val="es-GT"/>
@@ -5707,7 +6447,7 @@
       </w:r>
       <w:r>
         <w:rPr>
-          <w:rFonts w:ascii="Times New Roman" w:hAnsi="Times New Roman" w:cs="Times New Roman"/>
+          <w:rFonts w:ascii="Arial" w:hAnsi="Arial" w:cs="Arial"/>
           <w:i/>
           <w:sz w:val="24"/>
           <w:szCs w:val="24"/>
@@ -5717,7 +6457,7 @@
       </w:r>
       <w:r>
         <w:rPr>
-          <w:rFonts w:ascii="Times New Roman" w:hAnsi="Times New Roman" w:cs="Times New Roman"/>
+          <w:rFonts w:ascii="Arial" w:hAnsi="Arial" w:cs="Arial"/>
           <w:sz w:val="24"/>
           <w:szCs w:val="24"/>
           <w:lang w:val="es-GT"/>
@@ -5731,13 +6471,13 @@
         <w:ind w:left="720" w:hanging="720"/>
         <w:jc w:val="left"/>
         <w:rPr>
-          <w:rFonts w:ascii="Times New Roman" w:hAnsi="Times New Roman" w:cs="Times New Roman"/>
-          <w:lang w:val="es-GT"/>
-        </w:rPr>
-      </w:pPr>
-      <w:r>
-        <w:rPr>
-          <w:rFonts w:ascii="Times New Roman" w:hAnsi="Times New Roman" w:cs="Times New Roman"/>
+          <w:rFonts w:ascii="Arial" w:hAnsi="Arial" w:cs="Arial"/>
+          <w:lang w:val="es-GT"/>
+        </w:rPr>
+      </w:pPr>
+      <w:r>
+        <w:rPr>
+          <w:rFonts w:ascii="Arial" w:hAnsi="Arial" w:cs="Arial"/>
           <w:sz w:val="24"/>
           <w:szCs w:val="24"/>
           <w:lang w:val="es-GT"/>
@@ -5746,7 +6486,7 @@
       </w:r>
       <w:r>
         <w:rPr>
-          <w:rFonts w:ascii="Times New Roman" w:hAnsi="Times New Roman" w:cs="Times New Roman"/>
+          <w:rFonts w:ascii="Arial" w:hAnsi="Arial" w:cs="Arial"/>
           <w:i/>
           <w:sz w:val="24"/>
           <w:szCs w:val="24"/>
@@ -5756,7 +6496,7 @@
       </w:r>
       <w:r>
         <w:rPr>
-          <w:rFonts w:ascii="Times New Roman" w:hAnsi="Times New Roman" w:cs="Times New Roman"/>
+          <w:rFonts w:ascii="Arial" w:hAnsi="Arial" w:cs="Arial"/>
           <w:sz w:val="24"/>
           <w:szCs w:val="24"/>
           <w:lang w:val="es-GT"/>
@@ -5770,13 +6510,13 @@
         <w:ind w:left="720" w:hanging="720"/>
         <w:jc w:val="left"/>
         <w:rPr>
-          <w:rFonts w:ascii="Times New Roman" w:hAnsi="Times New Roman" w:cs="Times New Roman"/>
-          <w:lang w:val="es-GT"/>
-        </w:rPr>
-      </w:pPr>
-      <w:r>
-        <w:rPr>
-          <w:rFonts w:ascii="Times New Roman" w:hAnsi="Times New Roman" w:cs="Times New Roman"/>
+          <w:rFonts w:ascii="Arial" w:hAnsi="Arial" w:cs="Arial"/>
+          <w:lang w:val="es-GT"/>
+        </w:rPr>
+      </w:pPr>
+      <w:r>
+        <w:rPr>
+          <w:rFonts w:ascii="Arial" w:hAnsi="Arial" w:cs="Arial"/>
           <w:sz w:val="24"/>
           <w:szCs w:val="24"/>
           <w:lang w:val="es-GT"/>
@@ -5785,7 +6525,7 @@
       </w:r>
       <w:r>
         <w:rPr>
-          <w:rFonts w:ascii="Times New Roman" w:hAnsi="Times New Roman" w:cs="Times New Roman"/>
+          <w:rFonts w:ascii="Arial" w:hAnsi="Arial" w:cs="Arial"/>
           <w:i/>
           <w:sz w:val="24"/>
           <w:szCs w:val="24"/>
@@ -5795,7 +6535,7 @@
       </w:r>
       <w:r>
         <w:rPr>
-          <w:rFonts w:ascii="Times New Roman" w:hAnsi="Times New Roman" w:cs="Times New Roman"/>
+          <w:rFonts w:ascii="Arial" w:hAnsi="Arial" w:cs="Arial"/>
           <w:sz w:val="24"/>
           <w:szCs w:val="24"/>
           <w:lang w:val="es-GT"/>
@@ -5809,13 +6549,13 @@
         <w:ind w:left="720" w:hanging="720"/>
         <w:jc w:val="left"/>
         <w:rPr>
-          <w:rFonts w:ascii="Times New Roman" w:hAnsi="Times New Roman" w:cs="Times New Roman"/>
-          <w:lang w:val="es-GT"/>
-        </w:rPr>
-      </w:pPr>
-      <w:r>
-        <w:rPr>
-          <w:rFonts w:ascii="Times New Roman" w:hAnsi="Times New Roman" w:cs="Times New Roman"/>
+          <w:rFonts w:ascii="Arial" w:hAnsi="Arial" w:cs="Arial"/>
+          <w:lang w:val="es-GT"/>
+        </w:rPr>
+      </w:pPr>
+      <w:r>
+        <w:rPr>
+          <w:rFonts w:ascii="Arial" w:hAnsi="Arial" w:cs="Arial"/>
           <w:sz w:val="24"/>
           <w:szCs w:val="24"/>
           <w:lang w:val="es-GT"/>
@@ -5824,7 +6564,7 @@
       </w:r>
       <w:r>
         <w:rPr>
-          <w:rFonts w:ascii="Times New Roman" w:hAnsi="Times New Roman" w:cs="Times New Roman"/>
+          <w:rFonts w:ascii="Arial" w:hAnsi="Arial" w:cs="Arial"/>
           <w:i/>
           <w:sz w:val="24"/>
           <w:szCs w:val="24"/>
@@ -5834,7 +6574,7 @@
       </w:r>
       <w:r>
         <w:rPr>
-          <w:rFonts w:ascii="Times New Roman" w:hAnsi="Times New Roman" w:cs="Times New Roman"/>
+          <w:rFonts w:ascii="Arial" w:hAnsi="Arial" w:cs="Arial"/>
           <w:sz w:val="24"/>
           <w:szCs w:val="24"/>
           <w:lang w:val="es-GT"/>
@@ -5848,13 +6588,13 @@
         <w:ind w:left="720" w:hanging="720"/>
         <w:jc w:val="left"/>
         <w:rPr>
-          <w:rFonts w:ascii="Times New Roman" w:hAnsi="Times New Roman" w:cs="Times New Roman"/>
-          <w:lang w:val="es-GT"/>
-        </w:rPr>
-      </w:pPr>
-      <w:r>
-        <w:rPr>
-          <w:rFonts w:ascii="Times New Roman" w:hAnsi="Times New Roman" w:cs="Times New Roman"/>
+          <w:rFonts w:ascii="Arial" w:hAnsi="Arial" w:cs="Arial"/>
+          <w:lang w:val="es-GT"/>
+        </w:rPr>
+      </w:pPr>
+      <w:r>
+        <w:rPr>
+          <w:rFonts w:ascii="Arial" w:hAnsi="Arial" w:cs="Arial"/>
           <w:sz w:val="24"/>
           <w:szCs w:val="24"/>
           <w:lang w:val="es-GT"/>
@@ -5863,7 +6603,7 @@
       </w:r>
       <w:r>
         <w:rPr>
-          <w:rFonts w:ascii="Times New Roman" w:hAnsi="Times New Roman" w:cs="Times New Roman"/>
+          <w:rFonts w:ascii="Arial" w:hAnsi="Arial" w:cs="Arial"/>
           <w:i/>
           <w:sz w:val="24"/>
           <w:szCs w:val="24"/>
@@ -5873,7 +6613,7 @@
       </w:r>
       <w:r>
         <w:rPr>
-          <w:rFonts w:ascii="Times New Roman" w:hAnsi="Times New Roman" w:cs="Times New Roman"/>
+          <w:rFonts w:ascii="Arial" w:hAnsi="Arial" w:cs="Arial"/>
           <w:sz w:val="24"/>
           <w:szCs w:val="24"/>
           <w:lang w:val="es-GT"/>
@@ -5887,13 +6627,13 @@
         <w:ind w:left="720" w:hanging="720"/>
         <w:jc w:val="left"/>
         <w:rPr>
-          <w:rFonts w:ascii="Times New Roman" w:hAnsi="Times New Roman" w:cs="Times New Roman"/>
-          <w:lang w:val="es-GT"/>
-        </w:rPr>
-      </w:pPr>
-      <w:r>
-        <w:rPr>
-          <w:rFonts w:ascii="Times New Roman" w:hAnsi="Times New Roman" w:cs="Times New Roman"/>
+          <w:rFonts w:ascii="Arial" w:hAnsi="Arial" w:cs="Arial"/>
+          <w:lang w:val="es-GT"/>
+        </w:rPr>
+      </w:pPr>
+      <w:r>
+        <w:rPr>
+          <w:rFonts w:ascii="Arial" w:hAnsi="Arial" w:cs="Arial"/>
           <w:sz w:val="24"/>
           <w:szCs w:val="24"/>
           <w:lang w:val="es-GT"/>
@@ -5902,7 +6642,7 @@
       </w:r>
       <w:r>
         <w:rPr>
-          <w:rFonts w:ascii="Times New Roman" w:hAnsi="Times New Roman" w:cs="Times New Roman"/>
+          <w:rFonts w:ascii="Arial" w:hAnsi="Arial" w:cs="Arial"/>
           <w:i/>
           <w:sz w:val="24"/>
           <w:szCs w:val="24"/>
@@ -5912,7 +6652,7 @@
       </w:r>
       <w:r>
         <w:rPr>
-          <w:rFonts w:ascii="Times New Roman" w:hAnsi="Times New Roman" w:cs="Times New Roman"/>
+          <w:rFonts w:ascii="Arial" w:hAnsi="Arial" w:cs="Arial"/>
           <w:sz w:val="24"/>
           <w:szCs w:val="24"/>
           <w:lang w:val="es-GT"/>
@@ -5923,8 +6663,7 @@
     <w:sectPr>
       <w:headerReference w:type="default" r:id="rIdHdrDef"/>
       <w:pgSz w:w="12240" w:h="15840"/>
-      <w:pgMar w:top="1440" w:right="1440" w:bottom="1440" w:left="1440" w:header="720" w:footer="720" w:gutter="0"/>
-      <w:pgNumType w:fmt="decimal" w:start="1"/>
+      <w:pgMar w:top="1417" w:right="1417" w:bottom="1417" w:left="1984" w:header="720" w:footer="720" w:gutter="0"/>
       <w:cols w:space="720"/>
       <w:docGrid w:linePitch="360"/>
     </w:sectPr>
@@ -5940,35 +6679,35 @@
     </w:pPr>
     <w:r>
       <w:rPr>
-        <w:rFonts w:ascii="Times New Roman" w:hAnsi="Times New Roman" w:cs="Times New Roman"/>
+        <w:rFonts w:ascii="Arial" w:hAnsi="Arial" w:cs="Arial"/>
         <w:sz w:val="24"/>
       </w:rPr>
       <w:fldChar w:fldCharType="begin"/>
     </w:r>
     <w:r>
       <w:rPr>
-        <w:rFonts w:ascii="Times New Roman" w:hAnsi="Times New Roman" w:cs="Times New Roman"/>
+        <w:rFonts w:ascii="Arial" w:hAnsi="Arial" w:cs="Arial"/>
         <w:sz w:val="24"/>
       </w:rPr>
       <w:instrText xml:space="preserve"> PAGE </w:instrText>
     </w:r>
     <w:r>
       <w:rPr>
-        <w:rFonts w:ascii="Times New Roman" w:hAnsi="Times New Roman" w:cs="Times New Roman"/>
+        <w:rFonts w:ascii="Arial" w:hAnsi="Arial" w:cs="Arial"/>
         <w:sz w:val="24"/>
       </w:rPr>
       <w:fldChar w:fldCharType="separate"/>
     </w:r>
     <w:r>
       <w:rPr>
-        <w:rFonts w:ascii="Times New Roman" w:hAnsi="Times New Roman" w:cs="Times New Roman"/>
+        <w:rFonts w:ascii="Arial" w:hAnsi="Arial" w:cs="Arial"/>
         <w:sz w:val="24"/>
       </w:rPr>
       <w:t>1</w:t>
     </w:r>
     <w:r>
       <w:rPr>
-        <w:rFonts w:ascii="Times New Roman" w:hAnsi="Times New Roman" w:cs="Times New Roman"/>
+        <w:rFonts w:ascii="Arial" w:hAnsi="Arial" w:cs="Arial"/>
         <w:sz w:val="24"/>
       </w:rPr>
       <w:fldChar w:fldCharType="end"/>

--- a/Proyecto de Investigación 1/Trabajo 1/Trabajo1-Planteamiento-del-problema.docx
+++ b/Proyecto de Investigación 1/Trabajo 1/Trabajo1-Planteamiento-del-problema.docx
@@ -28,7 +28,7 @@
           <w:lang w:eastAsia="es-PE" w:bidi="es-PE"/>
         </w:rPr>
         <w:drawing>
-          <wp:anchor distT="0" distB="0" distL="114300" distR="114300" simplePos="0" relativeHeight="251659264" behindDoc="0" locked="0" layoutInCell="1" allowOverlap="1" wp14:anchorId="56D0E627" wp14:editId="271A46D4">
+          <wp:anchor distT="0" distB="0" distL="114300" distR="114300" simplePos="0" relativeHeight="251659264" behindDoc="0" locked="0" layoutInCell="1" allowOverlap="1" wp14:anchorId="1228446A" wp14:editId="4ABB6FC9">
             <wp:simplePos x="0" y="0"/>
             <wp:positionH relativeFrom="column">
               <wp:posOffset>488315</wp:posOffset>
@@ -53,7 +53,7 @@
                     </pic:cNvPicPr>
                   </pic:nvPicPr>
                   <pic:blipFill>
-                    <a:blip r:embed="rId6">
+                    <a:blip r:embed="rId4">
                       <a:extLst>
                         <a:ext uri="{28A0092B-C50C-407E-A947-70E740481C1C}">
                           <a14:useLocalDpi xmlns:a14="http://schemas.microsoft.com/office/drawing/2010/main" val="0"/>
@@ -407,7 +407,7 @@
           <w:szCs w:val="36"/>
           <w:lang w:eastAsia="es-PE"/>
         </w:rPr>
-        <w:t>CAMBIO DE PARADIGMA EN LA SEGURIDAD DEL SOFTWARE: FACTORES ORGANIZACIONALES QUE INFLUYEN EN LA ADOPCIÓN DE PRÁCTICAS DE DESARROLLO SEGURO</w:t>
+        <w:t xml:space="preserve">CAMBIO DE PARADIGMA EN LA SEGURIDAD DEL SOFTWARE: FACTORES ORGANIZACIONALES QUE INFLUYEN EN LA ADOPCIÓN DE PRÁCTICAS DE DESARROLLO SEGURO</w:t>
       </w:r>
     </w:p>
     <w:p>
@@ -470,7 +470,7 @@
           <w:szCs w:val="28"/>
           <w:lang w:eastAsia="es-PE"/>
         </w:rPr>
-        <w:t>García Loaiza, Gerbert David - ggarcial17@miumg.edu.gt</w:t>
+        <w:t xml:space="preserve">García Loaiza, Gerbert David - ggarcial17@miumg.edu.gt</w:t>
       </w:r>
     </w:p>
     <w:p>
@@ -533,7 +533,7 @@
           <w:szCs w:val="34"/>
           <w:lang w:eastAsia="es-PE"/>
         </w:rPr>
-        <w:t>Ing. Buratti Aldana, Albino Cesare</w:t>
+        <w:t xml:space="preserve">Ing. Buratti Aldana, Albino Cesare</w:t>
       </w:r>
     </w:p>
     <w:p>
@@ -618,7 +618,7 @@
           <w:szCs w:val="32"/>
           <w:lang w:eastAsia="es-PE"/>
         </w:rPr>
-        <w:t>Proyecto de Investigación I - 2026</w:t>
+        <w:t xml:space="preserve">Proyecto de Investigación I - 2026</w:t>
       </w:r>
     </w:p>
     <w:p>
@@ -677,14 +677,14 @@
           <w:szCs w:val="28"/>
           <w:lang w:eastAsia="es-PE"/>
         </w:rPr>
-        <w:t>Guatemala, octubre de 2026</w:t>
+        <w:t xml:space="preserve">Guatemala, octubre de 2026</w:t>
       </w:r>
     </w:p>
     <w:p>
       <w:pPr>
         <w:sectPr>
           <w:pgSz w:w="12240" w:h="15840"/>
-          <w:pgMar w:top="1440" w:right="1440" w:bottom="1440" w:left="1440" w:header="720" w:footer="720" w:gutter="0"/>
+          <w:pgMar w:top="1417" w:right="1417" w:bottom="1417" w:left="1984" w:header="720" w:footer="720" w:gutter="0"/>
           <w:cols w:space="720"/>
           <w:docGrid w:linePitch="360"/>
         </w:sectPr>
@@ -692,40 +692,37 @@
     </w:p>
     <w:p>
       <w:pPr>
-        <w:spacing w:after="0" w:line="360" w:lineRule="auto"/>
+        <w:spacing w:before="0" w:after="0" w:line="360" w:lineRule="auto"/>
         <w:jc w:val="center"/>
         <w:rPr>
-          <w:rFonts w:ascii="Times New Roman" w:hAnsi="Times New Roman" w:cs="Times New Roman"/>
-          <w:lang w:val="es-GT"/>
-        </w:rPr>
-      </w:pPr>
-      <w:r>
-        <w:rPr>
-          <w:rFonts w:ascii="Times New Roman" w:hAnsi="Times New Roman" w:cs="Times New Roman"/>
+          <w:rFonts w:ascii="Arial" w:hAnsi="Arial" w:cs="Arial"/>
+          <w:lang w:val="es-GT"/>
+        </w:rPr>
+      </w:pPr>
+      <w:r>
+        <w:rPr>
+          <w:rFonts w:ascii="Arial" w:hAnsi="Arial" w:cs="Arial"/>
           <w:b/>
           <w:sz w:val="24"/>
           <w:szCs w:val="24"/>
           <w:lang w:val="es-GT"/>
         </w:rPr>
-        <w:lastRenderedPageBreak/>
-        <w:t>Tabla de contenido</w:t>
+        <w:t xml:space="preserve">Tabla de contenido</w:t>
       </w:r>
     </w:p>
     <w:p>
       <w:pPr>
         <w:tabs>
-          <w:tab w:val="right" w:leader="dot" w:pos="9350"/>
+          <w:tab w:val="right" w:leader="dot" w:pos="8830"/>
         </w:tabs>
-        <w:spacing w:after="60" w:line="276" w:lineRule="auto"/>
-        <w:rPr>
-          <w:noProof/>
-        </w:rPr>
+        <w:spacing w:before="0" w:after="60" w:line="276" w:lineRule="auto"/>
+        <w:jc w:val="left"/>
       </w:pPr>
       <w:r>
         <w:fldChar w:fldCharType="begin"/>
       </w:r>
       <w:r>
-        <w:instrText>TOC \o "1-2" \h \z \u</w:instrText>
+        <w:instrText xml:space="preserve">TOC \o "1-2" \h \z \u</w:instrText>
       </w:r>
       <w:r>
         <w:fldChar w:fldCharType="separate"/>
@@ -733,20 +730,18 @@
       <w:hyperlink w:anchor="_Toc800201" w:history="1">
         <w:r>
           <w:rPr>
-            <w:rFonts w:ascii="Times New Roman" w:hAnsi="Times New Roman" w:cs="Times New Roman"/>
+            <w:rFonts w:ascii="Arial" w:hAnsi="Arial" w:cs="Arial"/>
             <w:b/>
-            <w:noProof/>
-            <w:sz w:val="24"/>
-            <w:szCs w:val="24"/>
-            <w:lang w:val="es-GT"/>
-          </w:rPr>
-          <w:t>Planteamiento y formulación del problema</w:t>
-        </w:r>
-        <w:r>
-          <w:rPr>
-            <w:rFonts w:ascii="Times New Roman" w:hAnsi="Times New Roman" w:cs="Times New Roman"/>
+            <w:sz w:val="24"/>
+            <w:szCs w:val="24"/>
+            <w:lang w:val="es-GT"/>
+          </w:rPr>
+          <w:t xml:space="preserve">RESUMEN</w:t>
+        </w:r>
+        <w:r>
+          <w:rPr>
+            <w:rFonts w:ascii="Arial" w:hAnsi="Arial" w:cs="Arial"/>
             <w:b/>
-            <w:noProof/>
             <w:sz w:val="24"/>
             <w:szCs w:val="24"/>
             <w:lang w:val="es-GT"/>
@@ -755,9 +750,8 @@
         </w:r>
         <w:r>
           <w:rPr>
-            <w:rFonts w:ascii="Times New Roman" w:hAnsi="Times New Roman" w:cs="Times New Roman"/>
+            <w:rFonts w:ascii="Arial" w:hAnsi="Arial" w:cs="Arial"/>
             <w:b/>
-            <w:noProof/>
             <w:sz w:val="24"/>
             <w:szCs w:val="24"/>
             <w:lang w:val="es-GT"/>
@@ -766,9 +760,8 @@
         </w:r>
         <w:r>
           <w:rPr>
-            <w:rFonts w:ascii="Times New Roman" w:hAnsi="Times New Roman" w:cs="Times New Roman"/>
+            <w:rFonts w:ascii="Arial" w:hAnsi="Arial" w:cs="Arial"/>
             <w:b/>
-            <w:noProof/>
             <w:sz w:val="24"/>
             <w:szCs w:val="24"/>
             <w:lang w:val="es-GT"/>
@@ -777,19 +770,89 @@
         </w:r>
         <w:r>
           <w:rPr>
-            <w:rFonts w:ascii="Times New Roman" w:hAnsi="Times New Roman" w:cs="Times New Roman"/>
+            <w:rFonts w:ascii="Arial" w:hAnsi="Arial" w:cs="Arial"/>
             <w:b/>
-            <w:noProof/>
-            <w:sz w:val="24"/>
-            <w:szCs w:val="24"/>
-            <w:lang w:val="es-GT"/>
-          </w:rPr>
-        </w:r>
-        <w:r>
-          <w:rPr>
-            <w:rFonts w:ascii="Times New Roman" w:hAnsi="Times New Roman" w:cs="Times New Roman"/>
+            <w:sz w:val="24"/>
+            <w:szCs w:val="24"/>
+            <w:lang w:val="es-GT"/>
+          </w:rPr>
+          <w:fldChar w:fldCharType="separate"/>
+        </w:r>
+        <w:r>
+          <w:rPr>
+            <w:rFonts w:ascii="Arial" w:hAnsi="Arial" w:cs="Arial"/>
             <w:b/>
-            <w:noProof/>
+            <w:sz w:val="24"/>
+            <w:szCs w:val="24"/>
+            <w:lang w:val="es-GT"/>
+          </w:rPr>
+          <w:t>1</w:t>
+        </w:r>
+        <w:r>
+          <w:rPr>
+            <w:rFonts w:ascii="Arial" w:hAnsi="Arial" w:cs="Arial"/>
+            <w:b/>
+            <w:sz w:val="24"/>
+            <w:szCs w:val="24"/>
+            <w:lang w:val="es-GT"/>
+          </w:rPr>
+          <w:fldChar w:fldCharType="end"/>
+        </w:r>
+      </w:hyperlink>
+    </w:p>
+    <w:p>
+      <w:pPr>
+        <w:tabs>
+          <w:tab w:val="right" w:leader="dot" w:pos="8830"/>
+        </w:tabs>
+        <w:spacing w:before="0" w:after="60" w:line="276" w:lineRule="auto"/>
+        <w:jc w:val="left"/>
+      </w:pPr>
+      <w:hyperlink w:anchor="_Toc800202" w:history="1">
+        <w:r>
+          <w:rPr>
+            <w:rFonts w:ascii="Arial" w:hAnsi="Arial" w:cs="Arial"/>
+            <w:b/>
+            <w:sz w:val="24"/>
+            <w:szCs w:val="24"/>
+            <w:lang w:val="es-GT"/>
+          </w:rPr>
+          <w:t xml:space="preserve">INTRODUCCIÓN</w:t>
+        </w:r>
+        <w:r>
+          <w:rPr>
+            <w:rFonts w:ascii="Arial" w:hAnsi="Arial" w:cs="Arial"/>
+            <w:b/>
+            <w:sz w:val="24"/>
+            <w:szCs w:val="24"/>
+            <w:lang w:val="es-GT"/>
+          </w:rPr>
+          <w:tab/>
+        </w:r>
+        <w:r>
+          <w:rPr>
+            <w:rFonts w:ascii="Arial" w:hAnsi="Arial" w:cs="Arial"/>
+            <w:b/>
+            <w:sz w:val="24"/>
+            <w:szCs w:val="24"/>
+            <w:lang w:val="es-GT"/>
+          </w:rPr>
+          <w:fldChar w:fldCharType="begin"/>
+        </w:r>
+        <w:r>
+          <w:rPr>
+            <w:rFonts w:ascii="Arial" w:hAnsi="Arial" w:cs="Arial"/>
+            <w:b/>
+            <w:sz w:val="24"/>
+            <w:szCs w:val="24"/>
+            <w:lang w:val="es-GT"/>
+          </w:rPr>
+          <w:instrText xml:space="preserve"> PAGEREF _Toc800202 \h </w:instrText>
+        </w:r>
+        <w:r>
+          <w:rPr>
+            <w:rFonts w:ascii="Arial" w:hAnsi="Arial" w:cs="Arial"/>
+            <w:b/>
             <w:sz w:val="24"/>
             <w:szCs w:val="24"/>
             <w:lang w:val="es-GT"/>
@@ -798,9 +861,8 @@
         </w:r>
         <w:r>
           <w:rPr>
-            <w:rFonts w:ascii="Times New Roman" w:hAnsi="Times New Roman" w:cs="Times New Roman"/>
+            <w:rFonts w:ascii="Arial" w:hAnsi="Arial" w:cs="Arial"/>
             <w:b/>
-            <w:noProof/>
             <w:sz w:val="24"/>
             <w:szCs w:val="24"/>
             <w:lang w:val="es-GT"/>
@@ -809,9 +871,8 @@
         </w:r>
         <w:r>
           <w:rPr>
-            <w:rFonts w:ascii="Times New Roman" w:hAnsi="Times New Roman" w:cs="Times New Roman"/>
+            <w:rFonts w:ascii="Arial" w:hAnsi="Arial" w:cs="Arial"/>
             <w:b/>
-            <w:noProof/>
             <w:sz w:val="24"/>
             <w:szCs w:val="24"/>
             <w:lang w:val="es-GT"/>
@@ -823,29 +884,106 @@
     <w:p>
       <w:pPr>
         <w:tabs>
-          <w:tab w:val="right" w:leader="dot" w:pos="9350"/>
+          <w:tab w:val="right" w:leader="dot" w:pos="8830"/>
         </w:tabs>
-        <w:spacing w:after="60" w:line="276" w:lineRule="auto"/>
+        <w:spacing w:before="0" w:after="60" w:line="276" w:lineRule="auto"/>
+        <w:jc w:val="left"/>
+      </w:pPr>
+      <w:hyperlink w:anchor="_Toc800203" w:history="1">
+        <w:r>
+          <w:rPr>
+            <w:rFonts w:ascii="Arial" w:hAnsi="Arial" w:cs="Arial"/>
+            <w:b/>
+            <w:sz w:val="24"/>
+            <w:szCs w:val="24"/>
+            <w:lang w:val="es-GT"/>
+          </w:rPr>
+          <w:t xml:space="preserve">PLANTEAMIENTO Y FORMULACIÓN DEL PROBLEMA</w:t>
+        </w:r>
+        <w:r>
+          <w:rPr>
+            <w:rFonts w:ascii="Arial" w:hAnsi="Arial" w:cs="Arial"/>
+            <w:b/>
+            <w:sz w:val="24"/>
+            <w:szCs w:val="24"/>
+            <w:lang w:val="es-GT"/>
+          </w:rPr>
+          <w:tab/>
+        </w:r>
+        <w:r>
+          <w:rPr>
+            <w:rFonts w:ascii="Arial" w:hAnsi="Arial" w:cs="Arial"/>
+            <w:b/>
+            <w:sz w:val="24"/>
+            <w:szCs w:val="24"/>
+            <w:lang w:val="es-GT"/>
+          </w:rPr>
+          <w:fldChar w:fldCharType="begin"/>
+        </w:r>
+        <w:r>
+          <w:rPr>
+            <w:rFonts w:ascii="Arial" w:hAnsi="Arial" w:cs="Arial"/>
+            <w:b/>
+            <w:sz w:val="24"/>
+            <w:szCs w:val="24"/>
+            <w:lang w:val="es-GT"/>
+          </w:rPr>
+          <w:instrText xml:space="preserve"> PAGEREF _Toc800203 \h </w:instrText>
+        </w:r>
+        <w:r>
+          <w:rPr>
+            <w:rFonts w:ascii="Arial" w:hAnsi="Arial" w:cs="Arial"/>
+            <w:b/>
+            <w:sz w:val="24"/>
+            <w:szCs w:val="24"/>
+            <w:lang w:val="es-GT"/>
+          </w:rPr>
+          <w:fldChar w:fldCharType="separate"/>
+        </w:r>
+        <w:r>
+          <w:rPr>
+            <w:rFonts w:ascii="Arial" w:hAnsi="Arial" w:cs="Arial"/>
+            <w:b/>
+            <w:sz w:val="24"/>
+            <w:szCs w:val="24"/>
+            <w:lang w:val="es-GT"/>
+          </w:rPr>
+          <w:t>1</w:t>
+        </w:r>
+        <w:r>
+          <w:rPr>
+            <w:rFonts w:ascii="Arial" w:hAnsi="Arial" w:cs="Arial"/>
+            <w:b/>
+            <w:sz w:val="24"/>
+            <w:szCs w:val="24"/>
+            <w:lang w:val="es-GT"/>
+          </w:rPr>
+          <w:fldChar w:fldCharType="end"/>
+        </w:r>
+      </w:hyperlink>
+    </w:p>
+    <w:p>
+      <w:pPr>
+        <w:tabs>
+          <w:tab w:val="right" w:leader="dot" w:pos="8830"/>
+        </w:tabs>
+        <w:spacing w:before="0" w:after="60" w:line="276" w:lineRule="auto"/>
         <w:ind w:left="440"/>
-        <w:rPr>
-          <w:noProof/>
-        </w:rPr>
-      </w:pPr>
-      <w:hyperlink w:anchor="_Toc800202" w:history="1">
-        <w:r>
-          <w:rPr>
-            <w:rFonts w:ascii="Times New Roman" w:hAnsi="Times New Roman" w:cs="Times New Roman"/>
-            <w:noProof/>
-            <w:sz w:val="24"/>
-            <w:szCs w:val="24"/>
-            <w:lang w:val="es-GT"/>
-          </w:rPr>
-          <w:t>Contexto y situación actual</w:t>
-        </w:r>
-        <w:r>
-          <w:rPr>
-            <w:rFonts w:ascii="Times New Roman" w:hAnsi="Times New Roman" w:cs="Times New Roman"/>
-            <w:noProof/>
+        <w:jc w:val="left"/>
+      </w:pPr>
+      <w:hyperlink w:anchor="_Toc800204" w:history="1">
+        <w:r>
+          <w:rPr>
+            <w:rFonts w:ascii="Arial" w:hAnsi="Arial" w:cs="Arial"/>
+            <w:sz w:val="24"/>
+            <w:szCs w:val="24"/>
+            <w:lang w:val="es-GT"/>
+          </w:rPr>
+          <w:t xml:space="preserve">Contexto y situación actual</w:t>
+        </w:r>
+        <w:r>
+          <w:rPr>
+            <w:rFonts w:ascii="Arial" w:hAnsi="Arial" w:cs="Arial"/>
             <w:sz w:val="24"/>
             <w:szCs w:val="24"/>
             <w:lang w:val="es-GT"/>
@@ -854,8 +992,7 @@
         </w:r>
         <w:r>
           <w:rPr>
-            <w:rFonts w:ascii="Times New Roman" w:hAnsi="Times New Roman" w:cs="Times New Roman"/>
-            <w:noProof/>
+            <w:rFonts w:ascii="Arial" w:hAnsi="Arial" w:cs="Arial"/>
             <w:sz w:val="24"/>
             <w:szCs w:val="24"/>
             <w:lang w:val="es-GT"/>
@@ -864,27 +1001,16 @@
         </w:r>
         <w:r>
           <w:rPr>
-            <w:rFonts w:ascii="Times New Roman" w:hAnsi="Times New Roman" w:cs="Times New Roman"/>
-            <w:noProof/>
-            <w:sz w:val="24"/>
-            <w:szCs w:val="24"/>
-            <w:lang w:val="es-GT"/>
-          </w:rPr>
-          <w:instrText xml:space="preserve"> PAGEREF _Toc800202 \h </w:instrText>
-        </w:r>
-        <w:r>
-          <w:rPr>
-            <w:rFonts w:ascii="Times New Roman" w:hAnsi="Times New Roman" w:cs="Times New Roman"/>
-            <w:noProof/>
-            <w:sz w:val="24"/>
-            <w:szCs w:val="24"/>
-            <w:lang w:val="es-GT"/>
-          </w:rPr>
-        </w:r>
-        <w:r>
-          <w:rPr>
-            <w:rFonts w:ascii="Times New Roman" w:hAnsi="Times New Roman" w:cs="Times New Roman"/>
-            <w:noProof/>
+            <w:rFonts w:ascii="Arial" w:hAnsi="Arial" w:cs="Arial"/>
+            <w:sz w:val="24"/>
+            <w:szCs w:val="24"/>
+            <w:lang w:val="es-GT"/>
+          </w:rPr>
+          <w:instrText xml:space="preserve"> PAGEREF _Toc800204 \h </w:instrText>
+        </w:r>
+        <w:r>
+          <w:rPr>
+            <w:rFonts w:ascii="Arial" w:hAnsi="Arial" w:cs="Arial"/>
             <w:sz w:val="24"/>
             <w:szCs w:val="24"/>
             <w:lang w:val="es-GT"/>
@@ -893,8 +1019,7 @@
         </w:r>
         <w:r>
           <w:rPr>
-            <w:rFonts w:ascii="Times New Roman" w:hAnsi="Times New Roman" w:cs="Times New Roman"/>
-            <w:noProof/>
+            <w:rFonts w:ascii="Arial" w:hAnsi="Arial" w:cs="Arial"/>
             <w:sz w:val="24"/>
             <w:szCs w:val="24"/>
             <w:lang w:val="es-GT"/>
@@ -903,8 +1028,7 @@
         </w:r>
         <w:r>
           <w:rPr>
-            <w:rFonts w:ascii="Times New Roman" w:hAnsi="Times New Roman" w:cs="Times New Roman"/>
-            <w:noProof/>
+            <w:rFonts w:ascii="Arial" w:hAnsi="Arial" w:cs="Arial"/>
             <w:sz w:val="24"/>
             <w:szCs w:val="24"/>
             <w:lang w:val="es-GT"/>
@@ -916,29 +1040,25 @@
     <w:p>
       <w:pPr>
         <w:tabs>
-          <w:tab w:val="right" w:leader="dot" w:pos="9350"/>
+          <w:tab w:val="right" w:leader="dot" w:pos="8830"/>
         </w:tabs>
-        <w:spacing w:after="60" w:line="276" w:lineRule="auto"/>
+        <w:spacing w:before="0" w:after="60" w:line="276" w:lineRule="auto"/>
         <w:ind w:left="440"/>
-        <w:rPr>
-          <w:noProof/>
-        </w:rPr>
-      </w:pPr>
-      <w:hyperlink w:anchor="_Toc800203" w:history="1">
-        <w:r>
-          <w:rPr>
-            <w:rFonts w:ascii="Times New Roman" w:hAnsi="Times New Roman" w:cs="Times New Roman"/>
-            <w:noProof/>
-            <w:sz w:val="24"/>
-            <w:szCs w:val="24"/>
-            <w:lang w:val="es-GT"/>
-          </w:rPr>
-          <w:t>Planteamiento del problema</w:t>
-        </w:r>
-        <w:r>
-          <w:rPr>
-            <w:rFonts w:ascii="Times New Roman" w:hAnsi="Times New Roman" w:cs="Times New Roman"/>
-            <w:noProof/>
+        <w:jc w:val="left"/>
+      </w:pPr>
+      <w:hyperlink w:anchor="_Toc800205" w:history="1">
+        <w:r>
+          <w:rPr>
+            <w:rFonts w:ascii="Arial" w:hAnsi="Arial" w:cs="Arial"/>
+            <w:sz w:val="24"/>
+            <w:szCs w:val="24"/>
+            <w:lang w:val="es-GT"/>
+          </w:rPr>
+          <w:t xml:space="preserve">Planteamiento del problema</w:t>
+        </w:r>
+        <w:r>
+          <w:rPr>
+            <w:rFonts w:ascii="Arial" w:hAnsi="Arial" w:cs="Arial"/>
             <w:sz w:val="24"/>
             <w:szCs w:val="24"/>
             <w:lang w:val="es-GT"/>
@@ -947,8 +1067,7 @@
         </w:r>
         <w:r>
           <w:rPr>
-            <w:rFonts w:ascii="Times New Roman" w:hAnsi="Times New Roman" w:cs="Times New Roman"/>
-            <w:noProof/>
+            <w:rFonts w:ascii="Arial" w:hAnsi="Arial" w:cs="Arial"/>
             <w:sz w:val="24"/>
             <w:szCs w:val="24"/>
             <w:lang w:val="es-GT"/>
@@ -957,27 +1076,16 @@
         </w:r>
         <w:r>
           <w:rPr>
-            <w:rFonts w:ascii="Times New Roman" w:hAnsi="Times New Roman" w:cs="Times New Roman"/>
-            <w:noProof/>
-            <w:sz w:val="24"/>
-            <w:szCs w:val="24"/>
-            <w:lang w:val="es-GT"/>
-          </w:rPr>
-          <w:instrText xml:space="preserve"> PAGEREF _Toc800203 \h </w:instrText>
-        </w:r>
-        <w:r>
-          <w:rPr>
-            <w:rFonts w:ascii="Times New Roman" w:hAnsi="Times New Roman" w:cs="Times New Roman"/>
-            <w:noProof/>
-            <w:sz w:val="24"/>
-            <w:szCs w:val="24"/>
-            <w:lang w:val="es-GT"/>
-          </w:rPr>
-        </w:r>
-        <w:r>
-          <w:rPr>
-            <w:rFonts w:ascii="Times New Roman" w:hAnsi="Times New Roman" w:cs="Times New Roman"/>
-            <w:noProof/>
+            <w:rFonts w:ascii="Arial" w:hAnsi="Arial" w:cs="Arial"/>
+            <w:sz w:val="24"/>
+            <w:szCs w:val="24"/>
+            <w:lang w:val="es-GT"/>
+          </w:rPr>
+          <w:instrText xml:space="preserve"> PAGEREF _Toc800205 \h </w:instrText>
+        </w:r>
+        <w:r>
+          <w:rPr>
+            <w:rFonts w:ascii="Arial" w:hAnsi="Arial" w:cs="Arial"/>
             <w:sz w:val="24"/>
             <w:szCs w:val="24"/>
             <w:lang w:val="es-GT"/>
@@ -986,18 +1094,16 @@
         </w:r>
         <w:r>
           <w:rPr>
-            <w:rFonts w:ascii="Times New Roman" w:hAnsi="Times New Roman" w:cs="Times New Roman"/>
-            <w:noProof/>
-            <w:sz w:val="24"/>
-            <w:szCs w:val="24"/>
-            <w:lang w:val="es-GT"/>
-          </w:rPr>
-          <w:t>1</w:t>
-        </w:r>
-        <w:r>
-          <w:rPr>
-            <w:rFonts w:ascii="Times New Roman" w:hAnsi="Times New Roman" w:cs="Times New Roman"/>
-            <w:noProof/>
+            <w:rFonts w:ascii="Arial" w:hAnsi="Arial" w:cs="Arial"/>
+            <w:sz w:val="24"/>
+            <w:szCs w:val="24"/>
+            <w:lang w:val="es-GT"/>
+          </w:rPr>
+          <w:t>2</w:t>
+        </w:r>
+        <w:r>
+          <w:rPr>
+            <w:rFonts w:ascii="Arial" w:hAnsi="Arial" w:cs="Arial"/>
             <w:sz w:val="24"/>
             <w:szCs w:val="24"/>
             <w:lang w:val="es-GT"/>
@@ -1009,29 +1115,25 @@
     <w:p>
       <w:pPr>
         <w:tabs>
-          <w:tab w:val="right" w:leader="dot" w:pos="9350"/>
+          <w:tab w:val="right" w:leader="dot" w:pos="8830"/>
         </w:tabs>
-        <w:spacing w:after="60" w:line="276" w:lineRule="auto"/>
+        <w:spacing w:before="0" w:after="60" w:line="276" w:lineRule="auto"/>
         <w:ind w:left="440"/>
-        <w:rPr>
-          <w:noProof/>
-        </w:rPr>
-      </w:pPr>
-      <w:hyperlink w:anchor="_Toc800204" w:history="1">
-        <w:r>
-          <w:rPr>
-            <w:rFonts w:ascii="Times New Roman" w:hAnsi="Times New Roman" w:cs="Times New Roman"/>
-            <w:noProof/>
-            <w:sz w:val="24"/>
-            <w:szCs w:val="24"/>
-            <w:lang w:val="es-GT"/>
-          </w:rPr>
-          <w:t>Propósito del estudio</w:t>
-        </w:r>
-        <w:r>
-          <w:rPr>
-            <w:rFonts w:ascii="Times New Roman" w:hAnsi="Times New Roman" w:cs="Times New Roman"/>
-            <w:noProof/>
+        <w:jc w:val="left"/>
+      </w:pPr>
+      <w:hyperlink w:anchor="_Toc800206" w:history="1">
+        <w:r>
+          <w:rPr>
+            <w:rFonts w:ascii="Arial" w:hAnsi="Arial" w:cs="Arial"/>
+            <w:sz w:val="24"/>
+            <w:szCs w:val="24"/>
+            <w:lang w:val="es-GT"/>
+          </w:rPr>
+          <w:t xml:space="preserve">Propósito del estudio</w:t>
+        </w:r>
+        <w:r>
+          <w:rPr>
+            <w:rFonts w:ascii="Arial" w:hAnsi="Arial" w:cs="Arial"/>
             <w:sz w:val="24"/>
             <w:szCs w:val="24"/>
             <w:lang w:val="es-GT"/>
@@ -1040,8 +1142,7 @@
         </w:r>
         <w:r>
           <w:rPr>
-            <w:rFonts w:ascii="Times New Roman" w:hAnsi="Times New Roman" w:cs="Times New Roman"/>
-            <w:noProof/>
+            <w:rFonts w:ascii="Arial" w:hAnsi="Arial" w:cs="Arial"/>
             <w:sz w:val="24"/>
             <w:szCs w:val="24"/>
             <w:lang w:val="es-GT"/>
@@ -1050,27 +1151,16 @@
         </w:r>
         <w:r>
           <w:rPr>
-            <w:rFonts w:ascii="Times New Roman" w:hAnsi="Times New Roman" w:cs="Times New Roman"/>
-            <w:noProof/>
-            <w:sz w:val="24"/>
-            <w:szCs w:val="24"/>
-            <w:lang w:val="es-GT"/>
-          </w:rPr>
-          <w:instrText xml:space="preserve"> PAGEREF _Toc800204 \h </w:instrText>
-        </w:r>
-        <w:r>
-          <w:rPr>
-            <w:rFonts w:ascii="Times New Roman" w:hAnsi="Times New Roman" w:cs="Times New Roman"/>
-            <w:noProof/>
-            <w:sz w:val="24"/>
-            <w:szCs w:val="24"/>
-            <w:lang w:val="es-GT"/>
-          </w:rPr>
-        </w:r>
-        <w:r>
-          <w:rPr>
-            <w:rFonts w:ascii="Times New Roman" w:hAnsi="Times New Roman" w:cs="Times New Roman"/>
-            <w:noProof/>
+            <w:rFonts w:ascii="Arial" w:hAnsi="Arial" w:cs="Arial"/>
+            <w:sz w:val="24"/>
+            <w:szCs w:val="24"/>
+            <w:lang w:val="es-GT"/>
+          </w:rPr>
+          <w:instrText xml:space="preserve"> PAGEREF _Toc800206 \h </w:instrText>
+        </w:r>
+        <w:r>
+          <w:rPr>
+            <w:rFonts w:ascii="Arial" w:hAnsi="Arial" w:cs="Arial"/>
             <w:sz w:val="24"/>
             <w:szCs w:val="24"/>
             <w:lang w:val="es-GT"/>
@@ -1079,18 +1169,16 @@
         </w:r>
         <w:r>
           <w:rPr>
-            <w:rFonts w:ascii="Times New Roman" w:hAnsi="Times New Roman" w:cs="Times New Roman"/>
-            <w:noProof/>
-            <w:sz w:val="24"/>
-            <w:szCs w:val="24"/>
-            <w:lang w:val="es-GT"/>
-          </w:rPr>
-          <w:t>2</w:t>
-        </w:r>
-        <w:r>
-          <w:rPr>
-            <w:rFonts w:ascii="Times New Roman" w:hAnsi="Times New Roman" w:cs="Times New Roman"/>
-            <w:noProof/>
+            <w:rFonts w:ascii="Arial" w:hAnsi="Arial" w:cs="Arial"/>
+            <w:sz w:val="24"/>
+            <w:szCs w:val="24"/>
+            <w:lang w:val="es-GT"/>
+          </w:rPr>
+          <w:t>3</w:t>
+        </w:r>
+        <w:r>
+          <w:rPr>
+            <w:rFonts w:ascii="Arial" w:hAnsi="Arial" w:cs="Arial"/>
             <w:sz w:val="24"/>
             <w:szCs w:val="24"/>
             <w:lang w:val="es-GT"/>
@@ -1102,29 +1190,25 @@
     <w:p>
       <w:pPr>
         <w:tabs>
-          <w:tab w:val="right" w:leader="dot" w:pos="9350"/>
+          <w:tab w:val="right" w:leader="dot" w:pos="8830"/>
         </w:tabs>
-        <w:spacing w:after="60" w:line="276" w:lineRule="auto"/>
+        <w:spacing w:before="0" w:after="60" w:line="276" w:lineRule="auto"/>
         <w:ind w:left="440"/>
-        <w:rPr>
-          <w:noProof/>
-        </w:rPr>
-      </w:pPr>
-      <w:hyperlink w:anchor="_Toc800205" w:history="1">
-        <w:r>
-          <w:rPr>
-            <w:rFonts w:ascii="Times New Roman" w:hAnsi="Times New Roman" w:cs="Times New Roman"/>
-            <w:noProof/>
-            <w:sz w:val="24"/>
-            <w:szCs w:val="24"/>
-            <w:lang w:val="es-GT"/>
-          </w:rPr>
-          <w:t>Deficiencias en el conocimiento</w:t>
-        </w:r>
-        <w:r>
-          <w:rPr>
-            <w:rFonts w:ascii="Times New Roman" w:hAnsi="Times New Roman" w:cs="Times New Roman"/>
-            <w:noProof/>
+        <w:jc w:val="left"/>
+      </w:pPr>
+      <w:hyperlink w:anchor="_Toc800207" w:history="1">
+        <w:r>
+          <w:rPr>
+            <w:rFonts w:ascii="Arial" w:hAnsi="Arial" w:cs="Arial"/>
+            <w:sz w:val="24"/>
+            <w:szCs w:val="24"/>
+            <w:lang w:val="es-GT"/>
+          </w:rPr>
+          <w:t xml:space="preserve">Deficiencias en el conocimiento</w:t>
+        </w:r>
+        <w:r>
+          <w:rPr>
+            <w:rFonts w:ascii="Arial" w:hAnsi="Arial" w:cs="Arial"/>
             <w:sz w:val="24"/>
             <w:szCs w:val="24"/>
             <w:lang w:val="es-GT"/>
@@ -1133,8 +1217,7 @@
         </w:r>
         <w:r>
           <w:rPr>
-            <w:rFonts w:ascii="Times New Roman" w:hAnsi="Times New Roman" w:cs="Times New Roman"/>
-            <w:noProof/>
+            <w:rFonts w:ascii="Arial" w:hAnsi="Arial" w:cs="Arial"/>
             <w:sz w:val="24"/>
             <w:szCs w:val="24"/>
             <w:lang w:val="es-GT"/>
@@ -1143,27 +1226,16 @@
         </w:r>
         <w:r>
           <w:rPr>
-            <w:rFonts w:ascii="Times New Roman" w:hAnsi="Times New Roman" w:cs="Times New Roman"/>
-            <w:noProof/>
-            <w:sz w:val="24"/>
-            <w:szCs w:val="24"/>
-            <w:lang w:val="es-GT"/>
-          </w:rPr>
-          <w:instrText xml:space="preserve"> PAGEREF _Toc800205 \h </w:instrText>
-        </w:r>
-        <w:r>
-          <w:rPr>
-            <w:rFonts w:ascii="Times New Roman" w:hAnsi="Times New Roman" w:cs="Times New Roman"/>
-            <w:noProof/>
-            <w:sz w:val="24"/>
-            <w:szCs w:val="24"/>
-            <w:lang w:val="es-GT"/>
-          </w:rPr>
-        </w:r>
-        <w:r>
-          <w:rPr>
-            <w:rFonts w:ascii="Times New Roman" w:hAnsi="Times New Roman" w:cs="Times New Roman"/>
-            <w:noProof/>
+            <w:rFonts w:ascii="Arial" w:hAnsi="Arial" w:cs="Arial"/>
+            <w:sz w:val="24"/>
+            <w:szCs w:val="24"/>
+            <w:lang w:val="es-GT"/>
+          </w:rPr>
+          <w:instrText xml:space="preserve"> PAGEREF _Toc800207 \h </w:instrText>
+        </w:r>
+        <w:r>
+          <w:rPr>
+            <w:rFonts w:ascii="Arial" w:hAnsi="Arial" w:cs="Arial"/>
             <w:sz w:val="24"/>
             <w:szCs w:val="24"/>
             <w:lang w:val="es-GT"/>
@@ -1172,18 +1244,16 @@
         </w:r>
         <w:r>
           <w:rPr>
-            <w:rFonts w:ascii="Times New Roman" w:hAnsi="Times New Roman" w:cs="Times New Roman"/>
-            <w:noProof/>
-            <w:sz w:val="24"/>
-            <w:szCs w:val="24"/>
-            <w:lang w:val="es-GT"/>
-          </w:rPr>
-          <w:t>2</w:t>
-        </w:r>
-        <w:r>
-          <w:rPr>
-            <w:rFonts w:ascii="Times New Roman" w:hAnsi="Times New Roman" w:cs="Times New Roman"/>
-            <w:noProof/>
+            <w:rFonts w:ascii="Arial" w:hAnsi="Arial" w:cs="Arial"/>
+            <w:sz w:val="24"/>
+            <w:szCs w:val="24"/>
+            <w:lang w:val="es-GT"/>
+          </w:rPr>
+          <w:t>3</w:t>
+        </w:r>
+        <w:r>
+          <w:rPr>
+            <w:rFonts w:ascii="Arial" w:hAnsi="Arial" w:cs="Arial"/>
             <w:sz w:val="24"/>
             <w:szCs w:val="24"/>
             <w:lang w:val="es-GT"/>
@@ -1195,29 +1265,25 @@
     <w:p>
       <w:pPr>
         <w:tabs>
-          <w:tab w:val="right" w:leader="dot" w:pos="9350"/>
+          <w:tab w:val="right" w:leader="dot" w:pos="8830"/>
         </w:tabs>
-        <w:spacing w:after="60" w:line="276" w:lineRule="auto"/>
+        <w:spacing w:before="0" w:after="60" w:line="276" w:lineRule="auto"/>
         <w:ind w:left="440"/>
-        <w:rPr>
-          <w:noProof/>
-        </w:rPr>
-      </w:pPr>
-      <w:hyperlink w:anchor="_Toc800206" w:history="1">
-        <w:r>
-          <w:rPr>
-            <w:rFonts w:ascii="Times New Roman" w:hAnsi="Times New Roman" w:cs="Times New Roman"/>
-            <w:noProof/>
-            <w:sz w:val="24"/>
-            <w:szCs w:val="24"/>
-            <w:lang w:val="es-GT"/>
-          </w:rPr>
-          <w:t>Árbol de problemas</w:t>
-        </w:r>
-        <w:r>
-          <w:rPr>
-            <w:rFonts w:ascii="Times New Roman" w:hAnsi="Times New Roman" w:cs="Times New Roman"/>
-            <w:noProof/>
+        <w:jc w:val="left"/>
+      </w:pPr>
+      <w:hyperlink w:anchor="_Toc800208" w:history="1">
+        <w:r>
+          <w:rPr>
+            <w:rFonts w:ascii="Arial" w:hAnsi="Arial" w:cs="Arial"/>
+            <w:sz w:val="24"/>
+            <w:szCs w:val="24"/>
+            <w:lang w:val="es-GT"/>
+          </w:rPr>
+          <w:t xml:space="preserve">Árbol de problemas</w:t>
+        </w:r>
+        <w:r>
+          <w:rPr>
+            <w:rFonts w:ascii="Arial" w:hAnsi="Arial" w:cs="Arial"/>
             <w:sz w:val="24"/>
             <w:szCs w:val="24"/>
             <w:lang w:val="es-GT"/>
@@ -1226,8 +1292,7 @@
         </w:r>
         <w:r>
           <w:rPr>
-            <w:rFonts w:ascii="Times New Roman" w:hAnsi="Times New Roman" w:cs="Times New Roman"/>
-            <w:noProof/>
+            <w:rFonts w:ascii="Arial" w:hAnsi="Arial" w:cs="Arial"/>
             <w:sz w:val="24"/>
             <w:szCs w:val="24"/>
             <w:lang w:val="es-GT"/>
@@ -1236,27 +1301,16 @@
         </w:r>
         <w:r>
           <w:rPr>
-            <w:rFonts w:ascii="Times New Roman" w:hAnsi="Times New Roman" w:cs="Times New Roman"/>
-            <w:noProof/>
-            <w:sz w:val="24"/>
-            <w:szCs w:val="24"/>
-            <w:lang w:val="es-GT"/>
-          </w:rPr>
-          <w:instrText xml:space="preserve"> PAGEREF _Toc800206 \h </w:instrText>
-        </w:r>
-        <w:r>
-          <w:rPr>
-            <w:rFonts w:ascii="Times New Roman" w:hAnsi="Times New Roman" w:cs="Times New Roman"/>
-            <w:noProof/>
-            <w:sz w:val="24"/>
-            <w:szCs w:val="24"/>
-            <w:lang w:val="es-GT"/>
-          </w:rPr>
-        </w:r>
-        <w:r>
-          <w:rPr>
-            <w:rFonts w:ascii="Times New Roman" w:hAnsi="Times New Roman" w:cs="Times New Roman"/>
-            <w:noProof/>
+            <w:rFonts w:ascii="Arial" w:hAnsi="Arial" w:cs="Arial"/>
+            <w:sz w:val="24"/>
+            <w:szCs w:val="24"/>
+            <w:lang w:val="es-GT"/>
+          </w:rPr>
+          <w:instrText xml:space="preserve"> PAGEREF _Toc800208 \h </w:instrText>
+        </w:r>
+        <w:r>
+          <w:rPr>
+            <w:rFonts w:ascii="Arial" w:hAnsi="Arial" w:cs="Arial"/>
             <w:sz w:val="24"/>
             <w:szCs w:val="24"/>
             <w:lang w:val="es-GT"/>
@@ -1265,8 +1319,7 @@
         </w:r>
         <w:r>
           <w:rPr>
-            <w:rFonts w:ascii="Times New Roman" w:hAnsi="Times New Roman" w:cs="Times New Roman"/>
-            <w:noProof/>
+            <w:rFonts w:ascii="Arial" w:hAnsi="Arial" w:cs="Arial"/>
             <w:sz w:val="24"/>
             <w:szCs w:val="24"/>
             <w:lang w:val="es-GT"/>
@@ -1275,8 +1328,7 @@
         </w:r>
         <w:r>
           <w:rPr>
-            <w:rFonts w:ascii="Times New Roman" w:hAnsi="Times New Roman" w:cs="Times New Roman"/>
-            <w:noProof/>
+            <w:rFonts w:ascii="Arial" w:hAnsi="Arial" w:cs="Arial"/>
             <w:sz w:val="24"/>
             <w:szCs w:val="24"/>
             <w:lang w:val="es-GT"/>
@@ -1288,29 +1340,25 @@
     <w:p>
       <w:pPr>
         <w:tabs>
-          <w:tab w:val="right" w:leader="dot" w:pos="9350"/>
+          <w:tab w:val="right" w:leader="dot" w:pos="8830"/>
         </w:tabs>
-        <w:spacing w:after="60" w:line="276" w:lineRule="auto"/>
+        <w:spacing w:before="0" w:after="60" w:line="276" w:lineRule="auto"/>
         <w:ind w:left="440"/>
-        <w:rPr>
-          <w:noProof/>
-        </w:rPr>
-      </w:pPr>
-      <w:hyperlink w:anchor="_Toc800207" w:history="1">
-        <w:r>
-          <w:rPr>
-            <w:rFonts w:ascii="Times New Roman" w:hAnsi="Times New Roman" w:cs="Times New Roman"/>
-            <w:noProof/>
-            <w:sz w:val="24"/>
-            <w:szCs w:val="24"/>
-            <w:lang w:val="es-GT"/>
-          </w:rPr>
-          <w:t>Árbol de objetivos</w:t>
-        </w:r>
-        <w:r>
-          <w:rPr>
-            <w:rFonts w:ascii="Times New Roman" w:hAnsi="Times New Roman" w:cs="Times New Roman"/>
-            <w:noProof/>
+        <w:jc w:val="left"/>
+      </w:pPr>
+      <w:hyperlink w:anchor="_Toc800209" w:history="1">
+        <w:r>
+          <w:rPr>
+            <w:rFonts w:ascii="Arial" w:hAnsi="Arial" w:cs="Arial"/>
+            <w:sz w:val="24"/>
+            <w:szCs w:val="24"/>
+            <w:lang w:val="es-GT"/>
+          </w:rPr>
+          <w:t xml:space="preserve">Árbol de objetivos</w:t>
+        </w:r>
+        <w:r>
+          <w:rPr>
+            <w:rFonts w:ascii="Arial" w:hAnsi="Arial" w:cs="Arial"/>
             <w:sz w:val="24"/>
             <w:szCs w:val="24"/>
             <w:lang w:val="es-GT"/>
@@ -1319,8 +1367,7 @@
         </w:r>
         <w:r>
           <w:rPr>
-            <w:rFonts w:ascii="Times New Roman" w:hAnsi="Times New Roman" w:cs="Times New Roman"/>
-            <w:noProof/>
+            <w:rFonts w:ascii="Arial" w:hAnsi="Arial" w:cs="Arial"/>
             <w:sz w:val="24"/>
             <w:szCs w:val="24"/>
             <w:lang w:val="es-GT"/>
@@ -1329,27 +1376,16 @@
         </w:r>
         <w:r>
           <w:rPr>
-            <w:rFonts w:ascii="Times New Roman" w:hAnsi="Times New Roman" w:cs="Times New Roman"/>
-            <w:noProof/>
-            <w:sz w:val="24"/>
-            <w:szCs w:val="24"/>
-            <w:lang w:val="es-GT"/>
-          </w:rPr>
-          <w:instrText xml:space="preserve"> PAGEREF _Toc800207 \h </w:instrText>
-        </w:r>
-        <w:r>
-          <w:rPr>
-            <w:rFonts w:ascii="Times New Roman" w:hAnsi="Times New Roman" w:cs="Times New Roman"/>
-            <w:noProof/>
-            <w:sz w:val="24"/>
-            <w:szCs w:val="24"/>
-            <w:lang w:val="es-GT"/>
-          </w:rPr>
-        </w:r>
-        <w:r>
-          <w:rPr>
-            <w:rFonts w:ascii="Times New Roman" w:hAnsi="Times New Roman" w:cs="Times New Roman"/>
-            <w:noProof/>
+            <w:rFonts w:ascii="Arial" w:hAnsi="Arial" w:cs="Arial"/>
+            <w:sz w:val="24"/>
+            <w:szCs w:val="24"/>
+            <w:lang w:val="es-GT"/>
+          </w:rPr>
+          <w:instrText xml:space="preserve"> PAGEREF _Toc800209 \h </w:instrText>
+        </w:r>
+        <w:r>
+          <w:rPr>
+            <w:rFonts w:ascii="Arial" w:hAnsi="Arial" w:cs="Arial"/>
             <w:sz w:val="24"/>
             <w:szCs w:val="24"/>
             <w:lang w:val="es-GT"/>
@@ -1358,18 +1394,16 @@
         </w:r>
         <w:r>
           <w:rPr>
-            <w:rFonts w:ascii="Times New Roman" w:hAnsi="Times New Roman" w:cs="Times New Roman"/>
-            <w:noProof/>
-            <w:sz w:val="24"/>
-            <w:szCs w:val="24"/>
-            <w:lang w:val="es-GT"/>
-          </w:rPr>
-          <w:t>4</w:t>
-        </w:r>
-        <w:r>
-          <w:rPr>
-            <w:rFonts w:ascii="Times New Roman" w:hAnsi="Times New Roman" w:cs="Times New Roman"/>
-            <w:noProof/>
+            <w:rFonts w:ascii="Arial" w:hAnsi="Arial" w:cs="Arial"/>
+            <w:sz w:val="24"/>
+            <w:szCs w:val="24"/>
+            <w:lang w:val="es-GT"/>
+          </w:rPr>
+          <w:t>5</w:t>
+        </w:r>
+        <w:r>
+          <w:rPr>
+            <w:rFonts w:ascii="Arial" w:hAnsi="Arial" w:cs="Arial"/>
             <w:sz w:val="24"/>
             <w:szCs w:val="24"/>
             <w:lang w:val="es-GT"/>
@@ -1381,29 +1415,25 @@
     <w:p>
       <w:pPr>
         <w:tabs>
-          <w:tab w:val="right" w:leader="dot" w:pos="9350"/>
+          <w:tab w:val="right" w:leader="dot" w:pos="8830"/>
         </w:tabs>
-        <w:spacing w:after="60" w:line="276" w:lineRule="auto"/>
+        <w:spacing w:before="0" w:after="60" w:line="276" w:lineRule="auto"/>
         <w:ind w:left="440"/>
-        <w:rPr>
-          <w:noProof/>
-        </w:rPr>
-      </w:pPr>
-      <w:hyperlink w:anchor="_Toc800208" w:history="1">
-        <w:r>
-          <w:rPr>
-            <w:rFonts w:ascii="Times New Roman" w:hAnsi="Times New Roman" w:cs="Times New Roman"/>
-            <w:noProof/>
-            <w:sz w:val="24"/>
-            <w:szCs w:val="24"/>
-            <w:lang w:val="es-GT"/>
-          </w:rPr>
-          <w:t>Pregunta de investigación</w:t>
-        </w:r>
-        <w:r>
-          <w:rPr>
-            <w:rFonts w:ascii="Times New Roman" w:hAnsi="Times New Roman" w:cs="Times New Roman"/>
-            <w:noProof/>
+        <w:jc w:val="left"/>
+      </w:pPr>
+      <w:hyperlink w:anchor="_Toc800210" w:history="1">
+        <w:r>
+          <w:rPr>
+            <w:rFonts w:ascii="Arial" w:hAnsi="Arial" w:cs="Arial"/>
+            <w:sz w:val="24"/>
+            <w:szCs w:val="24"/>
+            <w:lang w:val="es-GT"/>
+          </w:rPr>
+          <w:t xml:space="preserve">Pregunta de investigación</w:t>
+        </w:r>
+        <w:r>
+          <w:rPr>
+            <w:rFonts w:ascii="Arial" w:hAnsi="Arial" w:cs="Arial"/>
             <w:sz w:val="24"/>
             <w:szCs w:val="24"/>
             <w:lang w:val="es-GT"/>
@@ -1412,8 +1442,7 @@
         </w:r>
         <w:r>
           <w:rPr>
-            <w:rFonts w:ascii="Times New Roman" w:hAnsi="Times New Roman" w:cs="Times New Roman"/>
-            <w:noProof/>
+            <w:rFonts w:ascii="Arial" w:hAnsi="Arial" w:cs="Arial"/>
             <w:sz w:val="24"/>
             <w:szCs w:val="24"/>
             <w:lang w:val="es-GT"/>
@@ -1422,27 +1451,16 @@
         </w:r>
         <w:r>
           <w:rPr>
-            <w:rFonts w:ascii="Times New Roman" w:hAnsi="Times New Roman" w:cs="Times New Roman"/>
-            <w:noProof/>
-            <w:sz w:val="24"/>
-            <w:szCs w:val="24"/>
-            <w:lang w:val="es-GT"/>
-          </w:rPr>
-          <w:instrText xml:space="preserve"> PAGEREF _Toc800208 \h </w:instrText>
-        </w:r>
-        <w:r>
-          <w:rPr>
-            <w:rFonts w:ascii="Times New Roman" w:hAnsi="Times New Roman" w:cs="Times New Roman"/>
-            <w:noProof/>
-            <w:sz w:val="24"/>
-            <w:szCs w:val="24"/>
-            <w:lang w:val="es-GT"/>
-          </w:rPr>
-        </w:r>
-        <w:r>
-          <w:rPr>
-            <w:rFonts w:ascii="Times New Roman" w:hAnsi="Times New Roman" w:cs="Times New Roman"/>
-            <w:noProof/>
+            <w:rFonts w:ascii="Arial" w:hAnsi="Arial" w:cs="Arial"/>
+            <w:sz w:val="24"/>
+            <w:szCs w:val="24"/>
+            <w:lang w:val="es-GT"/>
+          </w:rPr>
+          <w:instrText xml:space="preserve"> PAGEREF _Toc800210 \h </w:instrText>
+        </w:r>
+        <w:r>
+          <w:rPr>
+            <w:rFonts w:ascii="Arial" w:hAnsi="Arial" w:cs="Arial"/>
             <w:sz w:val="24"/>
             <w:szCs w:val="24"/>
             <w:lang w:val="es-GT"/>
@@ -1451,18 +1469,16 @@
         </w:r>
         <w:r>
           <w:rPr>
-            <w:rFonts w:ascii="Times New Roman" w:hAnsi="Times New Roman" w:cs="Times New Roman"/>
-            <w:noProof/>
-            <w:sz w:val="24"/>
-            <w:szCs w:val="24"/>
-            <w:lang w:val="es-GT"/>
-          </w:rPr>
-          <w:t>5</w:t>
-        </w:r>
-        <w:r>
-          <w:rPr>
-            <w:rFonts w:ascii="Times New Roman" w:hAnsi="Times New Roman" w:cs="Times New Roman"/>
-            <w:noProof/>
+            <w:rFonts w:ascii="Arial" w:hAnsi="Arial" w:cs="Arial"/>
+            <w:sz w:val="24"/>
+            <w:szCs w:val="24"/>
+            <w:lang w:val="es-GT"/>
+          </w:rPr>
+          <w:t>6</w:t>
+        </w:r>
+        <w:r>
+          <w:rPr>
+            <w:rFonts w:ascii="Arial" w:hAnsi="Arial" w:cs="Arial"/>
             <w:sz w:val="24"/>
             <w:szCs w:val="24"/>
             <w:lang w:val="es-GT"/>
@@ -1474,30 +1490,26 @@
     <w:p>
       <w:pPr>
         <w:tabs>
-          <w:tab w:val="right" w:leader="dot" w:pos="9350"/>
+          <w:tab w:val="right" w:leader="dot" w:pos="8830"/>
         </w:tabs>
-        <w:spacing w:after="60" w:line="276" w:lineRule="auto"/>
-        <w:rPr>
-          <w:noProof/>
-        </w:rPr>
-      </w:pPr>
-      <w:hyperlink w:anchor="_Toc800209" w:history="1">
-        <w:r>
-          <w:rPr>
-            <w:rFonts w:ascii="Times New Roman" w:hAnsi="Times New Roman" w:cs="Times New Roman"/>
+        <w:spacing w:before="0" w:after="60" w:line="276" w:lineRule="auto"/>
+        <w:jc w:val="left"/>
+      </w:pPr>
+      <w:hyperlink w:anchor="_Toc800211" w:history="1">
+        <w:r>
+          <w:rPr>
+            <w:rFonts w:ascii="Arial" w:hAnsi="Arial" w:cs="Arial"/>
             <w:b/>
-            <w:noProof/>
-            <w:sz w:val="24"/>
-            <w:szCs w:val="24"/>
-            <w:lang w:val="es-GT"/>
-          </w:rPr>
-          <w:t>Objetivos</w:t>
-        </w:r>
-        <w:r>
-          <w:rPr>
-            <w:rFonts w:ascii="Times New Roman" w:hAnsi="Times New Roman" w:cs="Times New Roman"/>
+            <w:sz w:val="24"/>
+            <w:szCs w:val="24"/>
+            <w:lang w:val="es-GT"/>
+          </w:rPr>
+          <w:t xml:space="preserve">OBJETIVOS</w:t>
+        </w:r>
+        <w:r>
+          <w:rPr>
+            <w:rFonts w:ascii="Arial" w:hAnsi="Arial" w:cs="Arial"/>
             <w:b/>
-            <w:noProof/>
             <w:sz w:val="24"/>
             <w:szCs w:val="24"/>
             <w:lang w:val="es-GT"/>
@@ -1506,9 +1518,8 @@
         </w:r>
         <w:r>
           <w:rPr>
-            <w:rFonts w:ascii="Times New Roman" w:hAnsi="Times New Roman" w:cs="Times New Roman"/>
+            <w:rFonts w:ascii="Arial" w:hAnsi="Arial" w:cs="Arial"/>
             <w:b/>
-            <w:noProof/>
             <w:sz w:val="24"/>
             <w:szCs w:val="24"/>
             <w:lang w:val="es-GT"/>
@@ -1517,30 +1528,95 @@
         </w:r>
         <w:r>
           <w:rPr>
-            <w:rFonts w:ascii="Times New Roman" w:hAnsi="Times New Roman" w:cs="Times New Roman"/>
+            <w:rFonts w:ascii="Arial" w:hAnsi="Arial" w:cs="Arial"/>
             <w:b/>
-            <w:noProof/>
-            <w:sz w:val="24"/>
-            <w:szCs w:val="24"/>
-            <w:lang w:val="es-GT"/>
-          </w:rPr>
-          <w:instrText xml:space="preserve"> PAGEREF _Toc800209 \h </w:instrText>
-        </w:r>
-        <w:r>
-          <w:rPr>
-            <w:rFonts w:ascii="Times New Roman" w:hAnsi="Times New Roman" w:cs="Times New Roman"/>
+            <w:sz w:val="24"/>
+            <w:szCs w:val="24"/>
+            <w:lang w:val="es-GT"/>
+          </w:rPr>
+          <w:instrText xml:space="preserve"> PAGEREF _Toc800211 \h </w:instrText>
+        </w:r>
+        <w:r>
+          <w:rPr>
+            <w:rFonts w:ascii="Arial" w:hAnsi="Arial" w:cs="Arial"/>
             <w:b/>
-            <w:noProof/>
-            <w:sz w:val="24"/>
-            <w:szCs w:val="24"/>
-            <w:lang w:val="es-GT"/>
-          </w:rPr>
-        </w:r>
-        <w:r>
-          <w:rPr>
-            <w:rFonts w:ascii="Times New Roman" w:hAnsi="Times New Roman" w:cs="Times New Roman"/>
+            <w:sz w:val="24"/>
+            <w:szCs w:val="24"/>
+            <w:lang w:val="es-GT"/>
+          </w:rPr>
+          <w:fldChar w:fldCharType="separate"/>
+        </w:r>
+        <w:r>
+          <w:rPr>
+            <w:rFonts w:ascii="Arial" w:hAnsi="Arial" w:cs="Arial"/>
             <w:b/>
-            <w:noProof/>
+            <w:sz w:val="24"/>
+            <w:szCs w:val="24"/>
+            <w:lang w:val="es-GT"/>
+          </w:rPr>
+          <w:t>7</w:t>
+        </w:r>
+        <w:r>
+          <w:rPr>
+            <w:rFonts w:ascii="Arial" w:hAnsi="Arial" w:cs="Arial"/>
+            <w:b/>
+            <w:sz w:val="24"/>
+            <w:szCs w:val="24"/>
+            <w:lang w:val="es-GT"/>
+          </w:rPr>
+          <w:fldChar w:fldCharType="end"/>
+        </w:r>
+      </w:hyperlink>
+    </w:p>
+    <w:p>
+      <w:pPr>
+        <w:tabs>
+          <w:tab w:val="right" w:leader="dot" w:pos="8830"/>
+        </w:tabs>
+        <w:spacing w:before="0" w:after="60" w:line="276" w:lineRule="auto"/>
+        <w:ind w:left="440"/>
+        <w:jc w:val="left"/>
+      </w:pPr>
+      <w:hyperlink w:anchor="_Toc800212" w:history="1">
+        <w:r>
+          <w:rPr>
+            <w:rFonts w:ascii="Arial" w:hAnsi="Arial" w:cs="Arial"/>
+            <w:sz w:val="24"/>
+            <w:szCs w:val="24"/>
+            <w:lang w:val="es-GT"/>
+          </w:rPr>
+          <w:t xml:space="preserve">Objetivo general</w:t>
+        </w:r>
+        <w:r>
+          <w:rPr>
+            <w:rFonts w:ascii="Arial" w:hAnsi="Arial" w:cs="Arial"/>
+            <w:sz w:val="24"/>
+            <w:szCs w:val="24"/>
+            <w:lang w:val="es-GT"/>
+          </w:rPr>
+          <w:tab/>
+        </w:r>
+        <w:r>
+          <w:rPr>
+            <w:rFonts w:ascii="Arial" w:hAnsi="Arial" w:cs="Arial"/>
+            <w:sz w:val="24"/>
+            <w:szCs w:val="24"/>
+            <w:lang w:val="es-GT"/>
+          </w:rPr>
+          <w:fldChar w:fldCharType="begin"/>
+        </w:r>
+        <w:r>
+          <w:rPr>
+            <w:rFonts w:ascii="Arial" w:hAnsi="Arial" w:cs="Arial"/>
+            <w:sz w:val="24"/>
+            <w:szCs w:val="24"/>
+            <w:lang w:val="es-GT"/>
+          </w:rPr>
+          <w:instrText xml:space="preserve"> PAGEREF _Toc800212 \h </w:instrText>
+        </w:r>
+        <w:r>
+          <w:rPr>
+            <w:rFonts w:ascii="Arial" w:hAnsi="Arial" w:cs="Arial"/>
             <w:sz w:val="24"/>
             <w:szCs w:val="24"/>
             <w:lang w:val="es-GT"/>
@@ -1549,20 +1625,172 @@
         </w:r>
         <w:r>
           <w:rPr>
-            <w:rFonts w:ascii="Times New Roman" w:hAnsi="Times New Roman" w:cs="Times New Roman"/>
+            <w:rFonts w:ascii="Arial" w:hAnsi="Arial" w:cs="Arial"/>
+            <w:sz w:val="24"/>
+            <w:szCs w:val="24"/>
+            <w:lang w:val="es-GT"/>
+          </w:rPr>
+          <w:t>7</w:t>
+        </w:r>
+        <w:r>
+          <w:rPr>
+            <w:rFonts w:ascii="Arial" w:hAnsi="Arial" w:cs="Arial"/>
+            <w:sz w:val="24"/>
+            <w:szCs w:val="24"/>
+            <w:lang w:val="es-GT"/>
+          </w:rPr>
+          <w:fldChar w:fldCharType="end"/>
+        </w:r>
+      </w:hyperlink>
+    </w:p>
+    <w:p>
+      <w:pPr>
+        <w:tabs>
+          <w:tab w:val="right" w:leader="dot" w:pos="8830"/>
+        </w:tabs>
+        <w:spacing w:before="0" w:after="60" w:line="276" w:lineRule="auto"/>
+        <w:ind w:left="440"/>
+        <w:jc w:val="left"/>
+      </w:pPr>
+      <w:hyperlink w:anchor="_Toc800213" w:history="1">
+        <w:r>
+          <w:rPr>
+            <w:rFonts w:ascii="Arial" w:hAnsi="Arial" w:cs="Arial"/>
+            <w:sz w:val="24"/>
+            <w:szCs w:val="24"/>
+            <w:lang w:val="es-GT"/>
+          </w:rPr>
+          <w:t xml:space="preserve">Objetivos específicos</w:t>
+        </w:r>
+        <w:r>
+          <w:rPr>
+            <w:rFonts w:ascii="Arial" w:hAnsi="Arial" w:cs="Arial"/>
+            <w:sz w:val="24"/>
+            <w:szCs w:val="24"/>
+            <w:lang w:val="es-GT"/>
+          </w:rPr>
+          <w:tab/>
+        </w:r>
+        <w:r>
+          <w:rPr>
+            <w:rFonts w:ascii="Arial" w:hAnsi="Arial" w:cs="Arial"/>
+            <w:sz w:val="24"/>
+            <w:szCs w:val="24"/>
+            <w:lang w:val="es-GT"/>
+          </w:rPr>
+          <w:fldChar w:fldCharType="begin"/>
+        </w:r>
+        <w:r>
+          <w:rPr>
+            <w:rFonts w:ascii="Arial" w:hAnsi="Arial" w:cs="Arial"/>
+            <w:sz w:val="24"/>
+            <w:szCs w:val="24"/>
+            <w:lang w:val="es-GT"/>
+          </w:rPr>
+          <w:instrText xml:space="preserve"> PAGEREF _Toc800213 \h </w:instrText>
+        </w:r>
+        <w:r>
+          <w:rPr>
+            <w:rFonts w:ascii="Arial" w:hAnsi="Arial" w:cs="Arial"/>
+            <w:sz w:val="24"/>
+            <w:szCs w:val="24"/>
+            <w:lang w:val="es-GT"/>
+          </w:rPr>
+          <w:fldChar w:fldCharType="separate"/>
+        </w:r>
+        <w:r>
+          <w:rPr>
+            <w:rFonts w:ascii="Arial" w:hAnsi="Arial" w:cs="Arial"/>
+            <w:sz w:val="24"/>
+            <w:szCs w:val="24"/>
+            <w:lang w:val="es-GT"/>
+          </w:rPr>
+          <w:t>7</w:t>
+        </w:r>
+        <w:r>
+          <w:rPr>
+            <w:rFonts w:ascii="Arial" w:hAnsi="Arial" w:cs="Arial"/>
+            <w:sz w:val="24"/>
+            <w:szCs w:val="24"/>
+            <w:lang w:val="es-GT"/>
+          </w:rPr>
+          <w:fldChar w:fldCharType="end"/>
+        </w:r>
+      </w:hyperlink>
+    </w:p>
+    <w:p>
+      <w:pPr>
+        <w:tabs>
+          <w:tab w:val="right" w:leader="dot" w:pos="8830"/>
+        </w:tabs>
+        <w:spacing w:before="0" w:after="60" w:line="276" w:lineRule="auto"/>
+        <w:jc w:val="left"/>
+      </w:pPr>
+      <w:hyperlink w:anchor="_Toc800214" w:history="1">
+        <w:r>
+          <w:rPr>
+            <w:rFonts w:ascii="Arial" w:hAnsi="Arial" w:cs="Arial"/>
             <w:b/>
-            <w:noProof/>
-            <w:sz w:val="24"/>
-            <w:szCs w:val="24"/>
-            <w:lang w:val="es-GT"/>
-          </w:rPr>
-          <w:t>6</w:t>
-        </w:r>
-        <w:r>
-          <w:rPr>
-            <w:rFonts w:ascii="Times New Roman" w:hAnsi="Times New Roman" w:cs="Times New Roman"/>
+            <w:sz w:val="24"/>
+            <w:szCs w:val="24"/>
+            <w:lang w:val="es-GT"/>
+          </w:rPr>
+          <w:t xml:space="preserve">ALCANCES Y LÍMITES</w:t>
+        </w:r>
+        <w:r>
+          <w:rPr>
+            <w:rFonts w:ascii="Arial" w:hAnsi="Arial" w:cs="Arial"/>
             <w:b/>
-            <w:noProof/>
+            <w:sz w:val="24"/>
+            <w:szCs w:val="24"/>
+            <w:lang w:val="es-GT"/>
+          </w:rPr>
+          <w:tab/>
+        </w:r>
+        <w:r>
+          <w:rPr>
+            <w:rFonts w:ascii="Arial" w:hAnsi="Arial" w:cs="Arial"/>
+            <w:b/>
+            <w:sz w:val="24"/>
+            <w:szCs w:val="24"/>
+            <w:lang w:val="es-GT"/>
+          </w:rPr>
+          <w:fldChar w:fldCharType="begin"/>
+        </w:r>
+        <w:r>
+          <w:rPr>
+            <w:rFonts w:ascii="Arial" w:hAnsi="Arial" w:cs="Arial"/>
+            <w:b/>
+            <w:sz w:val="24"/>
+            <w:szCs w:val="24"/>
+            <w:lang w:val="es-GT"/>
+          </w:rPr>
+          <w:instrText xml:space="preserve"> PAGEREF _Toc800214 \h </w:instrText>
+        </w:r>
+        <w:r>
+          <w:rPr>
+            <w:rFonts w:ascii="Arial" w:hAnsi="Arial" w:cs="Arial"/>
+            <w:b/>
+            <w:sz w:val="24"/>
+            <w:szCs w:val="24"/>
+            <w:lang w:val="es-GT"/>
+          </w:rPr>
+          <w:fldChar w:fldCharType="separate"/>
+        </w:r>
+        <w:r>
+          <w:rPr>
+            <w:rFonts w:ascii="Arial" w:hAnsi="Arial" w:cs="Arial"/>
+            <w:b/>
+            <w:sz w:val="24"/>
+            <w:szCs w:val="24"/>
+            <w:lang w:val="es-GT"/>
+          </w:rPr>
+          <w:t>7</w:t>
+        </w:r>
+        <w:r>
+          <w:rPr>
+            <w:rFonts w:ascii="Arial" w:hAnsi="Arial" w:cs="Arial"/>
+            <w:b/>
             <w:sz w:val="24"/>
             <w:szCs w:val="24"/>
             <w:lang w:val="es-GT"/>
@@ -1574,29 +1802,26 @@
     <w:p>
       <w:pPr>
         <w:tabs>
-          <w:tab w:val="right" w:leader="dot" w:pos="9350"/>
+          <w:tab w:val="right" w:leader="dot" w:pos="8830"/>
         </w:tabs>
-        <w:spacing w:after="60" w:line="276" w:lineRule="auto"/>
-        <w:ind w:left="440"/>
-        <w:rPr>
-          <w:noProof/>
-        </w:rPr>
-      </w:pPr>
-      <w:hyperlink w:anchor="_Toc800210" w:history="1">
-        <w:r>
-          <w:rPr>
-            <w:rFonts w:ascii="Times New Roman" w:hAnsi="Times New Roman" w:cs="Times New Roman"/>
-            <w:noProof/>
-            <w:sz w:val="24"/>
-            <w:szCs w:val="24"/>
-            <w:lang w:val="es-GT"/>
-          </w:rPr>
-          <w:t>Objetivo general</w:t>
-        </w:r>
-        <w:r>
-          <w:rPr>
-            <w:rFonts w:ascii="Times New Roman" w:hAnsi="Times New Roman" w:cs="Times New Roman"/>
-            <w:noProof/>
+        <w:spacing w:before="0" w:after="60" w:line="276" w:lineRule="auto"/>
+        <w:jc w:val="left"/>
+      </w:pPr>
+      <w:hyperlink w:anchor="_Toc800215" w:history="1">
+        <w:r>
+          <w:rPr>
+            <w:rFonts w:ascii="Arial" w:hAnsi="Arial" w:cs="Arial"/>
+            <w:b/>
+            <w:sz w:val="24"/>
+            <w:szCs w:val="24"/>
+            <w:lang w:val="es-GT"/>
+          </w:rPr>
+          <w:t xml:space="preserve">JUSTIFICACIÓN</w:t>
+        </w:r>
+        <w:r>
+          <w:rPr>
+            <w:rFonts w:ascii="Arial" w:hAnsi="Arial" w:cs="Arial"/>
+            <w:b/>
             <w:sz w:val="24"/>
             <w:szCs w:val="24"/>
             <w:lang w:val="es-GT"/>
@@ -1605,8 +1830,8 @@
         </w:r>
         <w:r>
           <w:rPr>
-            <w:rFonts w:ascii="Times New Roman" w:hAnsi="Times New Roman" w:cs="Times New Roman"/>
-            <w:noProof/>
+            <w:rFonts w:ascii="Arial" w:hAnsi="Arial" w:cs="Arial"/>
+            <w:b/>
             <w:sz w:val="24"/>
             <w:szCs w:val="24"/>
             <w:lang w:val="es-GT"/>
@@ -1615,27 +1840,18 @@
         </w:r>
         <w:r>
           <w:rPr>
-            <w:rFonts w:ascii="Times New Roman" w:hAnsi="Times New Roman" w:cs="Times New Roman"/>
-            <w:noProof/>
-            <w:sz w:val="24"/>
-            <w:szCs w:val="24"/>
-            <w:lang w:val="es-GT"/>
-          </w:rPr>
-          <w:instrText xml:space="preserve"> PAGEREF _Toc800210 \h </w:instrText>
-        </w:r>
-        <w:r>
-          <w:rPr>
-            <w:rFonts w:ascii="Times New Roman" w:hAnsi="Times New Roman" w:cs="Times New Roman"/>
-            <w:noProof/>
-            <w:sz w:val="24"/>
-            <w:szCs w:val="24"/>
-            <w:lang w:val="es-GT"/>
-          </w:rPr>
-        </w:r>
-        <w:r>
-          <w:rPr>
-            <w:rFonts w:ascii="Times New Roman" w:hAnsi="Times New Roman" w:cs="Times New Roman"/>
-            <w:noProof/>
+            <w:rFonts w:ascii="Arial" w:hAnsi="Arial" w:cs="Arial"/>
+            <w:b/>
+            <w:sz w:val="24"/>
+            <w:szCs w:val="24"/>
+            <w:lang w:val="es-GT"/>
+          </w:rPr>
+          <w:instrText xml:space="preserve"> PAGEREF _Toc800215 \h </w:instrText>
+        </w:r>
+        <w:r>
+          <w:rPr>
+            <w:rFonts w:ascii="Arial" w:hAnsi="Arial" w:cs="Arial"/>
+            <w:b/>
             <w:sz w:val="24"/>
             <w:szCs w:val="24"/>
             <w:lang w:val="es-GT"/>
@@ -1644,18 +1860,18 @@
         </w:r>
         <w:r>
           <w:rPr>
-            <w:rFonts w:ascii="Times New Roman" w:hAnsi="Times New Roman" w:cs="Times New Roman"/>
-            <w:noProof/>
-            <w:sz w:val="24"/>
-            <w:szCs w:val="24"/>
-            <w:lang w:val="es-GT"/>
-          </w:rPr>
-          <w:t>6</w:t>
-        </w:r>
-        <w:r>
-          <w:rPr>
-            <w:rFonts w:ascii="Times New Roman" w:hAnsi="Times New Roman" w:cs="Times New Roman"/>
-            <w:noProof/>
+            <w:rFonts w:ascii="Arial" w:hAnsi="Arial" w:cs="Arial"/>
+            <w:b/>
+            <w:sz w:val="24"/>
+            <w:szCs w:val="24"/>
+            <w:lang w:val="es-GT"/>
+          </w:rPr>
+          <w:t>8</w:t>
+        </w:r>
+        <w:r>
+          <w:rPr>
+            <w:rFonts w:ascii="Arial" w:hAnsi="Arial" w:cs="Arial"/>
+            <w:b/>
             <w:sz w:val="24"/>
             <w:szCs w:val="24"/>
             <w:lang w:val="es-GT"/>
@@ -1667,29 +1883,26 @@
     <w:p>
       <w:pPr>
         <w:tabs>
-          <w:tab w:val="right" w:leader="dot" w:pos="9350"/>
+          <w:tab w:val="right" w:leader="dot" w:pos="8830"/>
         </w:tabs>
-        <w:spacing w:after="60" w:line="276" w:lineRule="auto"/>
-        <w:ind w:left="440"/>
-        <w:rPr>
-          <w:noProof/>
-        </w:rPr>
-      </w:pPr>
-      <w:hyperlink w:anchor="_Toc800211" w:history="1">
-        <w:r>
-          <w:rPr>
-            <w:rFonts w:ascii="Times New Roman" w:hAnsi="Times New Roman" w:cs="Times New Roman"/>
-            <w:noProof/>
-            <w:sz w:val="24"/>
-            <w:szCs w:val="24"/>
-            <w:lang w:val="es-GT"/>
-          </w:rPr>
-          <w:t>Objetivos específicos</w:t>
-        </w:r>
-        <w:r>
-          <w:rPr>
-            <w:rFonts w:ascii="Times New Roman" w:hAnsi="Times New Roman" w:cs="Times New Roman"/>
-            <w:noProof/>
+        <w:spacing w:before="0" w:after="60" w:line="276" w:lineRule="auto"/>
+        <w:jc w:val="left"/>
+      </w:pPr>
+      <w:hyperlink w:anchor="_Toc800216" w:history="1">
+        <w:r>
+          <w:rPr>
+            <w:rFonts w:ascii="Arial" w:hAnsi="Arial" w:cs="Arial"/>
+            <w:b/>
+            <w:sz w:val="24"/>
+            <w:szCs w:val="24"/>
+            <w:lang w:val="es-GT"/>
+          </w:rPr>
+          <w:t xml:space="preserve">VIABILIDAD TÉCNICA Y CIENTÍFICA</w:t>
+        </w:r>
+        <w:r>
+          <w:rPr>
+            <w:rFonts w:ascii="Arial" w:hAnsi="Arial" w:cs="Arial"/>
+            <w:b/>
             <w:sz w:val="24"/>
             <w:szCs w:val="24"/>
             <w:lang w:val="es-GT"/>
@@ -1698,8 +1911,8 @@
         </w:r>
         <w:r>
           <w:rPr>
-            <w:rFonts w:ascii="Times New Roman" w:hAnsi="Times New Roman" w:cs="Times New Roman"/>
-            <w:noProof/>
+            <w:rFonts w:ascii="Arial" w:hAnsi="Arial" w:cs="Arial"/>
+            <w:b/>
             <w:sz w:val="24"/>
             <w:szCs w:val="24"/>
             <w:lang w:val="es-GT"/>
@@ -1708,27 +1921,18 @@
         </w:r>
         <w:r>
           <w:rPr>
-            <w:rFonts w:ascii="Times New Roman" w:hAnsi="Times New Roman" w:cs="Times New Roman"/>
-            <w:noProof/>
-            <w:sz w:val="24"/>
-            <w:szCs w:val="24"/>
-            <w:lang w:val="es-GT"/>
-          </w:rPr>
-          <w:instrText xml:space="preserve"> PAGEREF _Toc800211 \h </w:instrText>
-        </w:r>
-        <w:r>
-          <w:rPr>
-            <w:rFonts w:ascii="Times New Roman" w:hAnsi="Times New Roman" w:cs="Times New Roman"/>
-            <w:noProof/>
-            <w:sz w:val="24"/>
-            <w:szCs w:val="24"/>
-            <w:lang w:val="es-GT"/>
-          </w:rPr>
-        </w:r>
-        <w:r>
-          <w:rPr>
-            <w:rFonts w:ascii="Times New Roman" w:hAnsi="Times New Roman" w:cs="Times New Roman"/>
-            <w:noProof/>
+            <w:rFonts w:ascii="Arial" w:hAnsi="Arial" w:cs="Arial"/>
+            <w:b/>
+            <w:sz w:val="24"/>
+            <w:szCs w:val="24"/>
+            <w:lang w:val="es-GT"/>
+          </w:rPr>
+          <w:instrText xml:space="preserve"> PAGEREF _Toc800216 \h </w:instrText>
+        </w:r>
+        <w:r>
+          <w:rPr>
+            <w:rFonts w:ascii="Arial" w:hAnsi="Arial" w:cs="Arial"/>
+            <w:b/>
             <w:sz w:val="24"/>
             <w:szCs w:val="24"/>
             <w:lang w:val="es-GT"/>
@@ -1737,18 +1941,18 @@
         </w:r>
         <w:r>
           <w:rPr>
-            <w:rFonts w:ascii="Times New Roman" w:hAnsi="Times New Roman" w:cs="Times New Roman"/>
-            <w:noProof/>
-            <w:sz w:val="24"/>
-            <w:szCs w:val="24"/>
-            <w:lang w:val="es-GT"/>
-          </w:rPr>
-          <w:t>6</w:t>
-        </w:r>
-        <w:r>
-          <w:rPr>
-            <w:rFonts w:ascii="Times New Roman" w:hAnsi="Times New Roman" w:cs="Times New Roman"/>
-            <w:noProof/>
+            <w:rFonts w:ascii="Arial" w:hAnsi="Arial" w:cs="Arial"/>
+            <w:b/>
+            <w:sz w:val="24"/>
+            <w:szCs w:val="24"/>
+            <w:lang w:val="es-GT"/>
+          </w:rPr>
+          <w:t>9</w:t>
+        </w:r>
+        <w:r>
+          <w:rPr>
+            <w:rFonts w:ascii="Arial" w:hAnsi="Arial" w:cs="Arial"/>
+            <w:b/>
             <w:sz w:val="24"/>
             <w:szCs w:val="24"/>
             <w:lang w:val="es-GT"/>
@@ -1760,30 +1964,26 @@
     <w:p>
       <w:pPr>
         <w:tabs>
-          <w:tab w:val="right" w:leader="dot" w:pos="9350"/>
+          <w:tab w:val="right" w:leader="dot" w:pos="8830"/>
         </w:tabs>
-        <w:spacing w:after="60" w:line="276" w:lineRule="auto"/>
-        <w:rPr>
-          <w:noProof/>
-        </w:rPr>
-      </w:pPr>
-      <w:hyperlink w:anchor="_Toc800212" w:history="1">
-        <w:r>
-          <w:rPr>
-            <w:rFonts w:ascii="Times New Roman" w:hAnsi="Times New Roman" w:cs="Times New Roman"/>
+        <w:spacing w:before="0" w:after="60" w:line="276" w:lineRule="auto"/>
+        <w:jc w:val="left"/>
+      </w:pPr>
+      <w:hyperlink w:anchor="_Toc800217" w:history="1">
+        <w:r>
+          <w:rPr>
+            <w:rFonts w:ascii="Arial" w:hAnsi="Arial" w:cs="Arial"/>
             <w:b/>
-            <w:noProof/>
-            <w:sz w:val="24"/>
-            <w:szCs w:val="24"/>
-            <w:lang w:val="es-GT"/>
-          </w:rPr>
-          <w:t>Alcances y límites</w:t>
-        </w:r>
-        <w:r>
-          <w:rPr>
-            <w:rFonts w:ascii="Times New Roman" w:hAnsi="Times New Roman" w:cs="Times New Roman"/>
+            <w:sz w:val="24"/>
+            <w:szCs w:val="24"/>
+            <w:lang w:val="es-GT"/>
+          </w:rPr>
+          <w:t xml:space="preserve">CONCLUSIONES</w:t>
+        </w:r>
+        <w:r>
+          <w:rPr>
+            <w:rFonts w:ascii="Arial" w:hAnsi="Arial" w:cs="Arial"/>
             <w:b/>
-            <w:noProof/>
             <w:sz w:val="24"/>
             <w:szCs w:val="24"/>
             <w:lang w:val="es-GT"/>
@@ -1792,9 +1992,8 @@
         </w:r>
         <w:r>
           <w:rPr>
-            <w:rFonts w:ascii="Times New Roman" w:hAnsi="Times New Roman" w:cs="Times New Roman"/>
+            <w:rFonts w:ascii="Arial" w:hAnsi="Arial" w:cs="Arial"/>
             <w:b/>
-            <w:noProof/>
             <w:sz w:val="24"/>
             <w:szCs w:val="24"/>
             <w:lang w:val="es-GT"/>
@@ -1803,30 +2002,99 @@
         </w:r>
         <w:r>
           <w:rPr>
-            <w:rFonts w:ascii="Times New Roman" w:hAnsi="Times New Roman" w:cs="Times New Roman"/>
+            <w:rFonts w:ascii="Arial" w:hAnsi="Arial" w:cs="Arial"/>
             <w:b/>
-            <w:noProof/>
-            <w:sz w:val="24"/>
-            <w:szCs w:val="24"/>
-            <w:lang w:val="es-GT"/>
-          </w:rPr>
-          <w:instrText xml:space="preserve"> PAGEREF _Toc800212 \h </w:instrText>
-        </w:r>
-        <w:r>
-          <w:rPr>
-            <w:rFonts w:ascii="Times New Roman" w:hAnsi="Times New Roman" w:cs="Times New Roman"/>
+            <w:sz w:val="24"/>
+            <w:szCs w:val="24"/>
+            <w:lang w:val="es-GT"/>
+          </w:rPr>
+          <w:instrText xml:space="preserve"> PAGEREF _Toc800217 \h </w:instrText>
+        </w:r>
+        <w:r>
+          <w:rPr>
+            <w:rFonts w:ascii="Arial" w:hAnsi="Arial" w:cs="Arial"/>
             <w:b/>
-            <w:noProof/>
-            <w:sz w:val="24"/>
-            <w:szCs w:val="24"/>
-            <w:lang w:val="es-GT"/>
-          </w:rPr>
-        </w:r>
-        <w:r>
-          <w:rPr>
-            <w:rFonts w:ascii="Times New Roman" w:hAnsi="Times New Roman" w:cs="Times New Roman"/>
+            <w:sz w:val="24"/>
+            <w:szCs w:val="24"/>
+            <w:lang w:val="es-GT"/>
+          </w:rPr>
+          <w:fldChar w:fldCharType="separate"/>
+        </w:r>
+        <w:r>
+          <w:rPr>
+            <w:rFonts w:ascii="Arial" w:hAnsi="Arial" w:cs="Arial"/>
             <w:b/>
-            <w:noProof/>
+            <w:sz w:val="24"/>
+            <w:szCs w:val="24"/>
+            <w:lang w:val="es-GT"/>
+          </w:rPr>
+          <w:t>10</w:t>
+        </w:r>
+        <w:r>
+          <w:rPr>
+            <w:rFonts w:ascii="Arial" w:hAnsi="Arial" w:cs="Arial"/>
+            <w:b/>
+            <w:sz w:val="24"/>
+            <w:szCs w:val="24"/>
+            <w:lang w:val="es-GT"/>
+          </w:rPr>
+          <w:fldChar w:fldCharType="end"/>
+        </w:r>
+      </w:hyperlink>
+    </w:p>
+    <w:p>
+      <w:pPr>
+        <w:tabs>
+          <w:tab w:val="right" w:leader="dot" w:pos="8830"/>
+        </w:tabs>
+        <w:spacing w:before="0" w:after="60" w:line="276" w:lineRule="auto"/>
+        <w:jc w:val="left"/>
+      </w:pPr>
+      <w:hyperlink w:anchor="_Toc800218" w:history="1">
+        <w:r>
+          <w:rPr>
+            <w:rFonts w:ascii="Arial" w:hAnsi="Arial" w:cs="Arial"/>
+            <w:b/>
+            <w:sz w:val="24"/>
+            <w:szCs w:val="24"/>
+            <w:lang w:val="es-GT"/>
+          </w:rPr>
+          <w:t xml:space="preserve">RECOMENDACIONES</w:t>
+        </w:r>
+        <w:r>
+          <w:rPr>
+            <w:rFonts w:ascii="Arial" w:hAnsi="Arial" w:cs="Arial"/>
+            <w:b/>
+            <w:sz w:val="24"/>
+            <w:szCs w:val="24"/>
+            <w:lang w:val="es-GT"/>
+          </w:rPr>
+          <w:tab/>
+        </w:r>
+        <w:r>
+          <w:rPr>
+            <w:rFonts w:ascii="Arial" w:hAnsi="Arial" w:cs="Arial"/>
+            <w:b/>
+            <w:sz w:val="24"/>
+            <w:szCs w:val="24"/>
+            <w:lang w:val="es-GT"/>
+          </w:rPr>
+          <w:fldChar w:fldCharType="begin"/>
+        </w:r>
+        <w:r>
+          <w:rPr>
+            <w:rFonts w:ascii="Arial" w:hAnsi="Arial" w:cs="Arial"/>
+            <w:b/>
+            <w:sz w:val="24"/>
+            <w:szCs w:val="24"/>
+            <w:lang w:val="es-GT"/>
+          </w:rPr>
+          <w:instrText xml:space="preserve"> PAGEREF _Toc800218 \h </w:instrText>
+        </w:r>
+        <w:r>
+          <w:rPr>
+            <w:rFonts w:ascii="Arial" w:hAnsi="Arial" w:cs="Arial"/>
+            <w:b/>
             <w:sz w:val="24"/>
             <w:szCs w:val="24"/>
             <w:lang w:val="es-GT"/>
@@ -1835,20 +2103,18 @@
         </w:r>
         <w:r>
           <w:rPr>
-            <w:rFonts w:ascii="Times New Roman" w:hAnsi="Times New Roman" w:cs="Times New Roman"/>
+            <w:rFonts w:ascii="Arial" w:hAnsi="Arial" w:cs="Arial"/>
             <w:b/>
-            <w:noProof/>
-            <w:sz w:val="24"/>
-            <w:szCs w:val="24"/>
-            <w:lang w:val="es-GT"/>
-          </w:rPr>
-          <w:t>6</w:t>
-        </w:r>
-        <w:r>
-          <w:rPr>
-            <w:rFonts w:ascii="Times New Roman" w:hAnsi="Times New Roman" w:cs="Times New Roman"/>
+            <w:sz w:val="24"/>
+            <w:szCs w:val="24"/>
+            <w:lang w:val="es-GT"/>
+          </w:rPr>
+          <w:t>10</w:t>
+        </w:r>
+        <w:r>
+          <w:rPr>
+            <w:rFonts w:ascii="Arial" w:hAnsi="Arial" w:cs="Arial"/>
             <w:b/>
-            <w:noProof/>
             <w:sz w:val="24"/>
             <w:szCs w:val="24"/>
             <w:lang w:val="es-GT"/>
@@ -1860,30 +2126,26 @@
     <w:p>
       <w:pPr>
         <w:tabs>
-          <w:tab w:val="right" w:leader="dot" w:pos="9350"/>
+          <w:tab w:val="right" w:leader="dot" w:pos="8830"/>
         </w:tabs>
-        <w:spacing w:after="60" w:line="276" w:lineRule="auto"/>
-        <w:rPr>
-          <w:noProof/>
-        </w:rPr>
-      </w:pPr>
-      <w:hyperlink w:anchor="_Toc800213" w:history="1">
-        <w:r>
-          <w:rPr>
-            <w:rFonts w:ascii="Times New Roman" w:hAnsi="Times New Roman" w:cs="Times New Roman"/>
+        <w:spacing w:before="0" w:after="60" w:line="276" w:lineRule="auto"/>
+        <w:jc w:val="left"/>
+      </w:pPr>
+      <w:hyperlink w:anchor="_Toc800219" w:history="1">
+        <w:r>
+          <w:rPr>
+            <w:rFonts w:ascii="Arial" w:hAnsi="Arial" w:cs="Arial"/>
             <w:b/>
-            <w:noProof/>
-            <w:sz w:val="24"/>
-            <w:szCs w:val="24"/>
-            <w:lang w:val="es-GT"/>
-          </w:rPr>
-          <w:t>Justificación</w:t>
-        </w:r>
-        <w:r>
-          <w:rPr>
-            <w:rFonts w:ascii="Times New Roman" w:hAnsi="Times New Roman" w:cs="Times New Roman"/>
+            <w:sz w:val="24"/>
+            <w:szCs w:val="24"/>
+            <w:lang w:val="es-GT"/>
+          </w:rPr>
+          <w:t xml:space="preserve">REFERENCIAS</w:t>
+        </w:r>
+        <w:r>
+          <w:rPr>
+            <w:rFonts w:ascii="Arial" w:hAnsi="Arial" w:cs="Arial"/>
             <w:b/>
-            <w:noProof/>
             <w:sz w:val="24"/>
             <w:szCs w:val="24"/>
             <w:lang w:val="es-GT"/>
@@ -1892,9 +2154,8 @@
         </w:r>
         <w:r>
           <w:rPr>
-            <w:rFonts w:ascii="Times New Roman" w:hAnsi="Times New Roman" w:cs="Times New Roman"/>
+            <w:rFonts w:ascii="Arial" w:hAnsi="Arial" w:cs="Arial"/>
             <w:b/>
-            <w:noProof/>
             <w:sz w:val="24"/>
             <w:szCs w:val="24"/>
             <w:lang w:val="es-GT"/>
@@ -1903,52 +2164,38 @@
         </w:r>
         <w:r>
           <w:rPr>
-            <w:rFonts w:ascii="Times New Roman" w:hAnsi="Times New Roman" w:cs="Times New Roman"/>
+            <w:rFonts w:ascii="Arial" w:hAnsi="Arial" w:cs="Arial"/>
             <w:b/>
-            <w:noProof/>
-            <w:sz w:val="24"/>
-            <w:szCs w:val="24"/>
-            <w:lang w:val="es-GT"/>
-          </w:rPr>
-          <w:instrText xml:space="preserve"> PAGEREF _Toc800213 \h </w:instrText>
-        </w:r>
-        <w:r>
-          <w:rPr>
-            <w:rFonts w:ascii="Times New Roman" w:hAnsi="Times New Roman" w:cs="Times New Roman"/>
+            <w:sz w:val="24"/>
+            <w:szCs w:val="24"/>
+            <w:lang w:val="es-GT"/>
+          </w:rPr>
+          <w:instrText xml:space="preserve"> PAGEREF _Toc800219 \h </w:instrText>
+        </w:r>
+        <w:r>
+          <w:rPr>
+            <w:rFonts w:ascii="Arial" w:hAnsi="Arial" w:cs="Arial"/>
             <w:b/>
-            <w:noProof/>
-            <w:sz w:val="24"/>
-            <w:szCs w:val="24"/>
-            <w:lang w:val="es-GT"/>
-          </w:rPr>
-        </w:r>
-        <w:r>
-          <w:rPr>
-            <w:rFonts w:ascii="Times New Roman" w:hAnsi="Times New Roman" w:cs="Times New Roman"/>
+            <w:sz w:val="24"/>
+            <w:szCs w:val="24"/>
+            <w:lang w:val="es-GT"/>
+          </w:rPr>
+          <w:fldChar w:fldCharType="separate"/>
+        </w:r>
+        <w:r>
+          <w:rPr>
+            <w:rFonts w:ascii="Arial" w:hAnsi="Arial" w:cs="Arial"/>
             <w:b/>
-            <w:noProof/>
-            <w:sz w:val="24"/>
-            <w:szCs w:val="24"/>
-            <w:lang w:val="es-GT"/>
-          </w:rPr>
-          <w:fldChar w:fldCharType="separate"/>
-        </w:r>
-        <w:r>
-          <w:rPr>
-            <w:rFonts w:ascii="Times New Roman" w:hAnsi="Times New Roman" w:cs="Times New Roman"/>
+            <w:sz w:val="24"/>
+            <w:szCs w:val="24"/>
+            <w:lang w:val="es-GT"/>
+          </w:rPr>
+          <w:t>12</w:t>
+        </w:r>
+        <w:r>
+          <w:rPr>
+            <w:rFonts w:ascii="Arial" w:hAnsi="Arial" w:cs="Arial"/>
             <w:b/>
-            <w:noProof/>
-            <w:sz w:val="24"/>
-            <w:szCs w:val="24"/>
-            <w:lang w:val="es-GT"/>
-          </w:rPr>
-          <w:t>7</w:t>
-        </w:r>
-        <w:r>
-          <w:rPr>
-            <w:rFonts w:ascii="Times New Roman" w:hAnsi="Times New Roman" w:cs="Times New Roman"/>
-            <w:b/>
-            <w:noProof/>
             <w:sz w:val="24"/>
             <w:szCs w:val="24"/>
             <w:lang w:val="es-GT"/>
@@ -1956,203 +2203,6 @@
           <w:fldChar w:fldCharType="end"/>
         </w:r>
       </w:hyperlink>
-    </w:p>
-    <w:p>
-      <w:pPr>
-        <w:tabs>
-          <w:tab w:val="right" w:leader="dot" w:pos="9350"/>
-        </w:tabs>
-        <w:spacing w:after="60" w:line="276" w:lineRule="auto"/>
-        <w:rPr>
-          <w:noProof/>
-        </w:rPr>
-      </w:pPr>
-      <w:hyperlink w:anchor="_Toc800214" w:history="1">
-        <w:r>
-          <w:rPr>
-            <w:rFonts w:ascii="Times New Roman" w:hAnsi="Times New Roman" w:cs="Times New Roman"/>
-            <w:b/>
-            <w:noProof/>
-            <w:sz w:val="24"/>
-            <w:szCs w:val="24"/>
-            <w:lang w:val="es-GT"/>
-          </w:rPr>
-          <w:t>Viabilidad técnica y científica</w:t>
-        </w:r>
-        <w:r>
-          <w:rPr>
-            <w:rFonts w:ascii="Times New Roman" w:hAnsi="Times New Roman" w:cs="Times New Roman"/>
-            <w:b/>
-            <w:noProof/>
-            <w:sz w:val="24"/>
-            <w:szCs w:val="24"/>
-            <w:lang w:val="es-GT"/>
-          </w:rPr>
-          <w:tab/>
-        </w:r>
-        <w:r>
-          <w:rPr>
-            <w:rFonts w:ascii="Times New Roman" w:hAnsi="Times New Roman" w:cs="Times New Roman"/>
-            <w:b/>
-            <w:noProof/>
-            <w:sz w:val="24"/>
-            <w:szCs w:val="24"/>
-            <w:lang w:val="es-GT"/>
-          </w:rPr>
-          <w:fldChar w:fldCharType="begin"/>
-        </w:r>
-        <w:r>
-          <w:rPr>
-            <w:rFonts w:ascii="Times New Roman" w:hAnsi="Times New Roman" w:cs="Times New Roman"/>
-            <w:b/>
-            <w:noProof/>
-            <w:sz w:val="24"/>
-            <w:szCs w:val="24"/>
-            <w:lang w:val="es-GT"/>
-          </w:rPr>
-          <w:instrText xml:space="preserve"> PAGEREF _Toc800214 \h </w:instrText>
-        </w:r>
-        <w:r>
-          <w:rPr>
-            <w:rFonts w:ascii="Times New Roman" w:hAnsi="Times New Roman" w:cs="Times New Roman"/>
-            <w:b/>
-            <w:noProof/>
-            <w:sz w:val="24"/>
-            <w:szCs w:val="24"/>
-            <w:lang w:val="es-GT"/>
-          </w:rPr>
-        </w:r>
-        <w:r>
-          <w:rPr>
-            <w:rFonts w:ascii="Times New Roman" w:hAnsi="Times New Roman" w:cs="Times New Roman"/>
-            <w:b/>
-            <w:noProof/>
-            <w:sz w:val="24"/>
-            <w:szCs w:val="24"/>
-            <w:lang w:val="es-GT"/>
-          </w:rPr>
-          <w:fldChar w:fldCharType="separate"/>
-        </w:r>
-        <w:r>
-          <w:rPr>
-            <w:rFonts w:ascii="Times New Roman" w:hAnsi="Times New Roman" w:cs="Times New Roman"/>
-            <w:b/>
-            <w:noProof/>
-            <w:sz w:val="24"/>
-            <w:szCs w:val="24"/>
-            <w:lang w:val="es-GT"/>
-          </w:rPr>
-          <w:t>8</w:t>
-        </w:r>
-        <w:r>
-          <w:rPr>
-            <w:rFonts w:ascii="Times New Roman" w:hAnsi="Times New Roman" w:cs="Times New Roman"/>
-            <w:b/>
-            <w:noProof/>
-            <w:sz w:val="24"/>
-            <w:szCs w:val="24"/>
-            <w:lang w:val="es-GT"/>
-          </w:rPr>
-          <w:fldChar w:fldCharType="end"/>
-        </w:r>
-      </w:hyperlink>
-    </w:p>
-    <w:p>
-      <w:pPr>
-        <w:tabs>
-          <w:tab w:val="right" w:leader="dot" w:pos="9350"/>
-        </w:tabs>
-        <w:spacing w:after="60" w:line="276" w:lineRule="auto"/>
-      </w:pPr>
-      <w:hyperlink w:anchor="_Toc800215" w:history="1">
-        <w:r>
-          <w:rPr>
-            <w:rFonts w:ascii="Times New Roman" w:hAnsi="Times New Roman" w:cs="Times New Roman"/>
-            <w:b/>
-            <w:noProof/>
-            <w:sz w:val="24"/>
-            <w:szCs w:val="24"/>
-            <w:lang w:val="es-GT"/>
-          </w:rPr>
-          <w:t>Referencias</w:t>
-        </w:r>
-        <w:r>
-          <w:rPr>
-            <w:rFonts w:ascii="Times New Roman" w:hAnsi="Times New Roman" w:cs="Times New Roman"/>
-            <w:b/>
-            <w:noProof/>
-            <w:sz w:val="24"/>
-            <w:szCs w:val="24"/>
-            <w:lang w:val="es-GT"/>
-          </w:rPr>
-          <w:tab/>
-        </w:r>
-        <w:r>
-          <w:rPr>
-            <w:rFonts w:ascii="Times New Roman" w:hAnsi="Times New Roman" w:cs="Times New Roman"/>
-            <w:b/>
-            <w:noProof/>
-            <w:sz w:val="24"/>
-            <w:szCs w:val="24"/>
-            <w:lang w:val="es-GT"/>
-          </w:rPr>
-          <w:fldChar w:fldCharType="begin"/>
-        </w:r>
-        <w:r>
-          <w:rPr>
-            <w:rFonts w:ascii="Times New Roman" w:hAnsi="Times New Roman" w:cs="Times New Roman"/>
-            <w:b/>
-            <w:noProof/>
-            <w:sz w:val="24"/>
-            <w:szCs w:val="24"/>
-            <w:lang w:val="es-GT"/>
-          </w:rPr>
-          <w:instrText xml:space="preserve"> PAGEREF _Toc800215 \h </w:instrText>
-        </w:r>
-        <w:r>
-          <w:rPr>
-            <w:rFonts w:ascii="Times New Roman" w:hAnsi="Times New Roman" w:cs="Times New Roman"/>
-            <w:b/>
-            <w:noProof/>
-            <w:sz w:val="24"/>
-            <w:szCs w:val="24"/>
-            <w:lang w:val="es-GT"/>
-          </w:rPr>
-        </w:r>
-        <w:r>
-          <w:rPr>
-            <w:rFonts w:ascii="Times New Roman" w:hAnsi="Times New Roman" w:cs="Times New Roman"/>
-            <w:b/>
-            <w:noProof/>
-            <w:sz w:val="24"/>
-            <w:szCs w:val="24"/>
-            <w:lang w:val="es-GT"/>
-          </w:rPr>
-          <w:fldChar w:fldCharType="separate"/>
-        </w:r>
-        <w:r>
-          <w:rPr>
-            <w:rFonts w:ascii="Times New Roman" w:hAnsi="Times New Roman" w:cs="Times New Roman"/>
-            <w:b/>
-            <w:noProof/>
-            <w:sz w:val="24"/>
-            <w:szCs w:val="24"/>
-            <w:lang w:val="es-GT"/>
-          </w:rPr>
-          <w:t>9</w:t>
-        </w:r>
-        <w:r>
-          <w:rPr>
-            <w:rFonts w:ascii="Times New Roman" w:hAnsi="Times New Roman" w:cs="Times New Roman"/>
-            <w:b/>
-            <w:noProof/>
-            <w:sz w:val="24"/>
-            <w:szCs w:val="24"/>
-            <w:lang w:val="es-GT"/>
-          </w:rPr>
-          <w:fldChar w:fldCharType="end"/>
-        </w:r>
-      </w:hyperlink>
       <w:r>
         <w:fldChar w:fldCharType="end"/>
       </w:r>
@@ -2160,10 +2210,8 @@
     <w:p>
       <w:pPr>
         <w:sectPr>
-          <w:headerReference w:type="default" r:id="rId7"/>
           <w:pgSz w:w="12240" w:h="15840"/>
-          <w:pgMar w:top="1440" w:right="1440" w:bottom="1440" w:left="1440" w:header="720" w:footer="720" w:gutter="0"/>
-          <w:pgNumType w:fmt="lowerRoman" w:start="2"/>
+          <w:pgMar w:top="1417" w:right="1417" w:bottom="1417" w:left="1984" w:header="720" w:footer="720" w:gutter="0"/>
           <w:cols w:space="720"/>
           <w:docGrid w:linePitch="360"/>
         </w:sectPr>
@@ -2176,364 +2224,501 @@
         <w:jc w:val="center"/>
         <w:outlineLvl w:val="0"/>
         <w:rPr>
-          <w:rFonts w:ascii="Times New Roman" w:hAnsi="Times New Roman" w:cs="Times New Roman"/>
-          <w:lang w:val="es-GT"/>
-        </w:rPr>
-      </w:pPr>
-      <w:bookmarkStart w:id="1" w:name="_Toc800201"/>
-      <w:r>
-        <w:rPr>
-          <w:rFonts w:ascii="Times New Roman" w:hAnsi="Times New Roman" w:cs="Times New Roman"/>
+          <w:rFonts w:ascii="Arial" w:hAnsi="Arial" w:cs="Arial"/>
+          <w:lang w:val="es-GT"/>
+        </w:rPr>
+      </w:pPr>
+      <w:bookmarkStart w:id="201" w:name="_Toc800201"/>
+      <w:r>
+        <w:rPr>
+          <w:rFonts w:ascii="Arial" w:hAnsi="Arial" w:cs="Arial"/>
           <w:b/>
-          <w:sz w:val="24"/>
-          <w:szCs w:val="24"/>
-          <w:lang w:val="es-GT"/>
-        </w:rPr>
-        <w:lastRenderedPageBreak/>
-        <w:t>Planteamiento y formulación del problema</w:t>
-      </w:r>
-      <w:bookmarkEnd w:id="1"/>
+          <w:sz w:val="28"/>
+          <w:szCs w:val="28"/>
+          <w:lang w:val="es-GT"/>
+        </w:rPr>
+        <w:t xml:space="preserve">RESUMEN</w:t>
+      </w:r>
+      <w:bookmarkEnd w:id="201"/>
+    </w:p>
+    <w:p>
+      <w:pPr>
+        <w:spacing w:before="0" w:after="0" w:line="360" w:lineRule="auto"/>
+        <w:ind w:firstLine="340"/>
+        <w:jc w:val="both"/>
+        <w:rPr>
+          <w:rFonts w:ascii="Arial" w:hAnsi="Arial" w:cs="Arial"/>
+          <w:lang w:val="es-GT"/>
+        </w:rPr>
+      </w:pPr>
+      <w:r>
+        <w:rPr>
+          <w:rFonts w:ascii="Arial" w:hAnsi="Arial" w:cs="Arial"/>
+          <w:sz w:val="24"/>
+          <w:szCs w:val="24"/>
+          <w:lang w:val="es-GT"/>
+        </w:rPr>
+        <w:t xml:space="preserve">El presente trabajo plantea un problema de investigación en seguridad informática a partir de la teoría de los paradigmas de Kuhn. Se identifica que la integración de prácticas de seguridad en el ciclo de desarrollo de software cuenta con respaldo internacional, pero carece de datos locales sobre los equipos de desarrollo de empresas medianas del área metropolitana de Guatemala. Se construyen los árboles de problemas y de objetivos, se formula la pregunta de investigación, se definen un objetivo general y tres específicos, se delimitan los alcances y se justifica el estudio desde lo teórico, lo metodológico y lo práctico. El análisis de viabilidad indica que el estudio es factible, con el acceso a los participantes como único factor condicionado.</w:t>
+      </w:r>
+    </w:p>
+    <w:p>
+      <w:pPr>
+        <w:spacing w:before="0" w:after="0" w:line="360" w:lineRule="auto"/>
+        <w:ind w:firstLine="340"/>
+        <w:jc w:val="both"/>
+        <w:rPr>
+          <w:rFonts w:ascii="Arial" w:hAnsi="Arial" w:cs="Arial"/>
+          <w:lang w:val="es-GT"/>
+        </w:rPr>
+      </w:pPr>
+      <w:r>
+        <w:rPr>
+          <w:rFonts w:ascii="Arial" w:hAnsi="Arial" w:cs="Arial"/>
+          <w:b/>
+          <w:sz w:val="24"/>
+          <w:szCs w:val="24"/>
+          <w:lang w:val="es-GT"/>
+        </w:rPr>
+        <w:t xml:space="preserve">Palabras clave: </w:t>
+      </w:r>
+      <w:r>
+        <w:rPr>
+          <w:rFonts w:ascii="Arial" w:hAnsi="Arial" w:cs="Arial"/>
+          <w:sz w:val="24"/>
+          <w:szCs w:val="24"/>
+          <w:lang w:val="es-GT"/>
+        </w:rPr>
+        <w:t xml:space="preserve">paradigmas, desarrollo seguro, seguridad del software, adopción de prácticas, planteamiento del problema</w:t>
+      </w:r>
+    </w:p>
+    <w:p>
+      <w:pPr>
+        <w:keepNext/>
+        <w:spacing w:before="240" w:after="0" w:line="360" w:lineRule="auto"/>
+        <w:jc w:val="center"/>
+        <w:outlineLvl w:val="0"/>
+        <w:rPr>
+          <w:rFonts w:ascii="Arial" w:hAnsi="Arial" w:cs="Arial"/>
+          <w:lang w:val="es-GT"/>
+        </w:rPr>
+      </w:pPr>
+      <w:bookmarkStart w:id="202" w:name="_Toc800202"/>
+      <w:r>
+        <w:rPr>
+          <w:rFonts w:ascii="Arial" w:hAnsi="Arial" w:cs="Arial"/>
+          <w:b/>
+          <w:sz w:val="28"/>
+          <w:szCs w:val="28"/>
+          <w:lang w:val="es-GT"/>
+        </w:rPr>
+        <w:t xml:space="preserve">INTRODUCCIÓN</w:t>
+      </w:r>
+      <w:bookmarkEnd w:id="202"/>
+    </w:p>
+    <w:p>
+      <w:pPr>
+        <w:spacing w:before="0" w:after="0" w:line="360" w:lineRule="auto"/>
+        <w:ind w:firstLine="340"/>
+        <w:jc w:val="both"/>
+        <w:rPr>
+          <w:rFonts w:ascii="Arial" w:hAnsi="Arial" w:cs="Arial"/>
+          <w:lang w:val="es-GT"/>
+        </w:rPr>
+      </w:pPr>
+      <w:r>
+        <w:rPr>
+          <w:rFonts w:ascii="Arial" w:hAnsi="Arial" w:cs="Arial"/>
+          <w:sz w:val="24"/>
+          <w:szCs w:val="24"/>
+          <w:lang w:val="es-GT"/>
+        </w:rPr>
+        <w:t xml:space="preserve">La seguridad del software dejó de ser una etapa final para convertirse en una responsabilidad compartida durante todo el ciclo de desarrollo. Este cambio de enfoque puede interpretarse con la teoría de los paradigmas de Kuhn (2017), que explica cómo una comunidad mantiene un marco de creencias hasta que las anomalías acumuladas provocan una crisis y su sustitución. El presente trabajo aplica esa lectura, como analogía, a la adopción de prácticas de desarrollo seguro.</w:t>
+      </w:r>
+    </w:p>
+    <w:p>
+      <w:pPr>
+        <w:spacing w:before="0" w:after="0" w:line="360" w:lineRule="auto"/>
+        <w:ind w:firstLine="340"/>
+        <w:jc w:val="both"/>
+        <w:rPr>
+          <w:rFonts w:ascii="Arial" w:hAnsi="Arial" w:cs="Arial"/>
+          <w:lang w:val="es-GT"/>
+        </w:rPr>
+      </w:pPr>
+      <w:r>
+        <w:rPr>
+          <w:rFonts w:ascii="Arial" w:hAnsi="Arial" w:cs="Arial"/>
+          <w:sz w:val="24"/>
+          <w:szCs w:val="24"/>
+          <w:lang w:val="es-GT"/>
+        </w:rPr>
+        <w:t xml:space="preserve">El documento se organiza en seis partes: el planteamiento y la formulación del problema, con sus árboles de problemas y de objetivos; los objetivos; los alcances y límites; la justificación; la viabilidad técnica y científica; y las conclusiones y recomendaciones.</w:t>
+      </w:r>
+    </w:p>
+    <w:p>
+      <w:pPr>
+        <w:keepNext/>
+        <w:spacing w:before="240" w:after="0" w:line="360" w:lineRule="auto"/>
+        <w:jc w:val="center"/>
+        <w:outlineLvl w:val="0"/>
+        <w:rPr>
+          <w:rFonts w:ascii="Arial" w:hAnsi="Arial" w:cs="Arial"/>
+          <w:lang w:val="es-GT"/>
+        </w:rPr>
+      </w:pPr>
+      <w:bookmarkStart w:id="203" w:name="_Toc800203"/>
+      <w:r>
+        <w:rPr>
+          <w:rFonts w:ascii="Arial" w:hAnsi="Arial" w:cs="Arial"/>
+          <w:b/>
+          <w:sz w:val="28"/>
+          <w:szCs w:val="28"/>
+          <w:lang w:val="es-GT"/>
+        </w:rPr>
+        <w:t xml:space="preserve">PLANTEAMIENTO Y FORMULACIÓN DEL PROBLEMA</w:t>
+      </w:r>
+      <w:bookmarkEnd w:id="203"/>
     </w:p>
     <w:p>
       <w:pPr>
         <w:keepNext/>
         <w:spacing w:before="120" w:after="0" w:line="360" w:lineRule="auto"/>
+        <w:jc w:val="left"/>
         <w:outlineLvl w:val="1"/>
         <w:rPr>
-          <w:rFonts w:ascii="Times New Roman" w:hAnsi="Times New Roman" w:cs="Times New Roman"/>
-          <w:lang w:val="es-GT"/>
-        </w:rPr>
-      </w:pPr>
-      <w:bookmarkStart w:id="2" w:name="_Toc800202"/>
-      <w:r>
-        <w:rPr>
-          <w:rFonts w:ascii="Times New Roman" w:hAnsi="Times New Roman" w:cs="Times New Roman"/>
+          <w:rFonts w:ascii="Arial" w:hAnsi="Arial" w:cs="Arial"/>
+          <w:lang w:val="es-GT"/>
+        </w:rPr>
+      </w:pPr>
+      <w:bookmarkStart w:id="204" w:name="_Toc800204"/>
+      <w:r>
+        <w:rPr>
+          <w:rFonts w:ascii="Arial" w:hAnsi="Arial" w:cs="Arial"/>
           <w:b/>
           <w:sz w:val="24"/>
           <w:szCs w:val="24"/>
           <w:lang w:val="es-GT"/>
         </w:rPr>
-        <w:t>Contexto y situación actual</w:t>
-      </w:r>
-      <w:bookmarkEnd w:id="2"/>
-    </w:p>
-    <w:p>
-      <w:pPr>
-        <w:spacing w:after="0" w:line="360" w:lineRule="auto"/>
-        <w:ind w:firstLine="720"/>
+        <w:t xml:space="preserve">Contexto y situación actual</w:t>
+      </w:r>
+      <w:bookmarkEnd w:id="204"/>
+    </w:p>
+    <w:p>
+      <w:pPr>
+        <w:spacing w:before="0" w:after="0" w:line="360" w:lineRule="auto"/>
+        <w:ind w:firstLine="340"/>
         <w:jc w:val="both"/>
         <w:rPr>
-          <w:rFonts w:ascii="Times New Roman" w:hAnsi="Times New Roman" w:cs="Times New Roman"/>
-          <w:lang w:val="es-GT"/>
-        </w:rPr>
-      </w:pPr>
-      <w:r>
-        <w:rPr>
-          <w:rFonts w:ascii="Times New Roman" w:hAnsi="Times New Roman" w:cs="Times New Roman"/>
-          <w:sz w:val="24"/>
-          <w:szCs w:val="24"/>
-          <w:lang w:val="es-GT"/>
-        </w:rPr>
-        <w:t>A nivel internacional el software vulnerable se afianzó como una de las principales puertas de entrada de los incidentes de seguridad. El informe de investigaciones de brechas de datos de 2026 señala que la explotación de vulnerabilidades (31 %) superó por primera vez en su historia al abuso de credenciales (13 %) como vector inicial de acceso (Verizon, 2026). Por su parte, el informe de Veracode (2026) señala que el 82 % de las organizaciones estudiadas acumulan deuda de seguridad, entendida como vulnerabilidades sin corregir durante más de un año, y que el 60 % de ellas tiene deuda de nivel crítico. El costo de las brechas sigue esta tendencia: el promedio global alcanzó 4.99 millones de dólares por incidente, un valor récord, según IBM (2026).</w:t>
-      </w:r>
-    </w:p>
-    <w:p>
-      <w:pPr>
-        <w:spacing w:after="0" w:line="360" w:lineRule="auto"/>
-        <w:ind w:firstLine="720"/>
+          <w:rFonts w:ascii="Arial" w:hAnsi="Arial" w:cs="Arial"/>
+          <w:lang w:val="es-GT"/>
+        </w:rPr>
+      </w:pPr>
+      <w:r>
+        <w:rPr>
+          <w:rFonts w:ascii="Arial" w:hAnsi="Arial" w:cs="Arial"/>
+          <w:sz w:val="24"/>
+          <w:szCs w:val="24"/>
+          <w:lang w:val="es-GT"/>
+        </w:rPr>
+        <w:t xml:space="preserve">A nivel internacional el software vulnerable se afianzó como una de las principales puertas de entrada de los incidentes de seguridad. El informe de investigaciones de brechas de datos de 2026 señala que la explotación de vulnerabilidades (31 %) superó por primera vez en su historia al abuso de credenciales (13 %) como vector inicial de acceso (Verizon, 2026). Por su parte, el informe de Veracode (2026) señala que el 82 % de las organizaciones estudiadas acumulan deuda de seguridad, entendida como vulnerabilidades sin corregir durante más de un año, y que el 60 % de ellas tiene deuda de nivel crítico. El costo de las brechas sigue esta tendencia: el promedio global alcanzó 4.99 millones de dólares por incidente, un valor récord, según IBM (2026).</w:t>
+      </w:r>
+    </w:p>
+    <w:p>
+      <w:pPr>
+        <w:spacing w:before="0" w:after="0" w:line="360" w:lineRule="auto"/>
+        <w:ind w:firstLine="340"/>
         <w:jc w:val="both"/>
         <w:rPr>
-          <w:rFonts w:ascii="Times New Roman" w:hAnsi="Times New Roman" w:cs="Times New Roman"/>
-          <w:lang w:val="es-GT"/>
-        </w:rPr>
-      </w:pPr>
-      <w:r>
-        <w:rPr>
-          <w:rFonts w:ascii="Times New Roman" w:hAnsi="Times New Roman" w:cs="Times New Roman"/>
-          <w:sz w:val="24"/>
-          <w:szCs w:val="24"/>
-          <w:lang w:val="es-GT"/>
-        </w:rPr>
-        <w:t>El Cyber Insights Report de Mastercard (2025) en Guatemala reveló que los ataques cibernéticos crecieron 200 % en 2024 en comparación con el año anterior, y posicionó al país dentro de los diez con mayor exposición de América Latina. En cuanto al ámbito normativo, la iniciativa de Ley de Ciberseguridad 6347, introducida en 2024, fue devuelta a comisión en abril de 2026 para subsanar falencias técnicas (RSM Guatemala, s. f.), por lo que, de acuerdo con la fuente revisada, la ley aún está pendiente de aprobación.</w:t>
-      </w:r>
-    </w:p>
-    <w:p>
-      <w:pPr>
-        <w:spacing w:after="0" w:line="360" w:lineRule="auto"/>
-        <w:ind w:firstLine="720"/>
+          <w:rFonts w:ascii="Arial" w:hAnsi="Arial" w:cs="Arial"/>
+          <w:lang w:val="es-GT"/>
+        </w:rPr>
+      </w:pPr>
+      <w:r>
+        <w:rPr>
+          <w:rFonts w:ascii="Arial" w:hAnsi="Arial" w:cs="Arial"/>
+          <w:sz w:val="24"/>
+          <w:szCs w:val="24"/>
+          <w:lang w:val="es-GT"/>
+        </w:rPr>
+        <w:t xml:space="preserve">El Cyber Insights Report de Mastercard (2025) en Guatemala reveló que los ataques cibernéticos crecieron 200 % en 2024 en comparación con el año anterior, y posicionó al país dentro de los diez con mayor exposición de América Latina. En cuanto al ámbito normativo, la iniciativa de Ley de Ciberseguridad 6347, introducida en 2024, fue devuelta a comisión en abril de 2026 para subsanar falencias técnicas (RSM Guatemala, s. f.), por lo que, de acuerdo con la fuente revisada, la ley aún está pendiente de aprobación.</w:t>
+      </w:r>
+    </w:p>
+    <w:p>
+      <w:pPr>
+        <w:spacing w:before="0" w:after="0" w:line="360" w:lineRule="auto"/>
+        <w:ind w:firstLine="340"/>
         <w:jc w:val="both"/>
         <w:rPr>
-          <w:rFonts w:ascii="Times New Roman" w:hAnsi="Times New Roman" w:cs="Times New Roman"/>
-          <w:lang w:val="es-GT"/>
-        </w:rPr>
-      </w:pPr>
-      <w:r>
-        <w:rPr>
-          <w:rFonts w:ascii="Times New Roman" w:hAnsi="Times New Roman" w:cs="Times New Roman"/>
-          <w:sz w:val="24"/>
-          <w:szCs w:val="24"/>
-          <w:lang w:val="es-GT"/>
-        </w:rPr>
-        <w:t>En el nivel micro se estudiarán los equipos de desarrollo de empresas medianas en el área metropolitana de Guatemala que construyen o mantienen aplicaciones propias o para terceros. El marco de referencia internacional para estos equipos es el Secure Software Development Framework (SSDF) del NIST, que agrupa las prácticas de desarrollo seguro en cuatro grupos: preparar la organización, proteger el software, producir software bien protegido y responder a las vulnerabilidades (Souppaya et al., 2022). La literatura existente sobre adopción de DevSecOps identifica 21 desafíos agrupados en personas, prácticas, herramientas e infraestructura, y señala que los factores relacionados con las personas son críticos, pero han sido menos estudiados (Rajapakse et al., 2022).</w:t>
+          <w:rFonts w:ascii="Arial" w:hAnsi="Arial" w:cs="Arial"/>
+          <w:lang w:val="es-GT"/>
+        </w:rPr>
+      </w:pPr>
+      <w:r>
+        <w:rPr>
+          <w:rFonts w:ascii="Arial" w:hAnsi="Arial" w:cs="Arial"/>
+          <w:sz w:val="24"/>
+          <w:szCs w:val="24"/>
+          <w:lang w:val="es-GT"/>
+        </w:rPr>
+        <w:t xml:space="preserve">En el nivel micro se estudiarán los equipos de desarrollo de empresas medianas en el área metropolitana de Guatemala que construyen o mantienen aplicaciones propias o para terceros. El marco de referencia internacional para estos equipos es el Secure Software Development Framework (SSDF) del NIST, que agrupa las prácticas de desarrollo seguro en cuatro grupos: preparar la organización, proteger el software, producir software bien protegido y responder a las vulnerabilidades (Souppaya et al., 2022). La literatura existente sobre adopción de DevSecOps identifica 21 desafíos agrupados en personas, prácticas, herramientas e infraestructura, y señala que los factores relacionados con las personas son críticos, pero han sido menos estudiados (Rajapakse et al., 2022).</w:t>
       </w:r>
     </w:p>
     <w:p>
       <w:pPr>
         <w:keepNext/>
         <w:spacing w:before="120" w:after="0" w:line="360" w:lineRule="auto"/>
+        <w:jc w:val="left"/>
         <w:outlineLvl w:val="1"/>
         <w:rPr>
-          <w:rFonts w:ascii="Times New Roman" w:hAnsi="Times New Roman" w:cs="Times New Roman"/>
-          <w:lang w:val="es-GT"/>
-        </w:rPr>
-      </w:pPr>
-      <w:bookmarkStart w:id="3" w:name="_Toc800203"/>
-      <w:r>
-        <w:rPr>
-          <w:rFonts w:ascii="Times New Roman" w:hAnsi="Times New Roman" w:cs="Times New Roman"/>
+          <w:rFonts w:ascii="Arial" w:hAnsi="Arial" w:cs="Arial"/>
+          <w:lang w:val="es-GT"/>
+        </w:rPr>
+      </w:pPr>
+      <w:bookmarkStart w:id="205" w:name="_Toc800205"/>
+      <w:r>
+        <w:rPr>
+          <w:rFonts w:ascii="Arial" w:hAnsi="Arial" w:cs="Arial"/>
           <w:b/>
           <w:sz w:val="24"/>
           <w:szCs w:val="24"/>
           <w:lang w:val="es-GT"/>
         </w:rPr>
-        <w:t>Planteamiento del problema</w:t>
-      </w:r>
-      <w:bookmarkEnd w:id="3"/>
-    </w:p>
-    <w:p>
-      <w:pPr>
-        <w:spacing w:after="0" w:line="360" w:lineRule="auto"/>
-        <w:ind w:firstLine="720"/>
+        <w:t xml:space="preserve">Planteamiento del problema</w:t>
+      </w:r>
+      <w:bookmarkEnd w:id="205"/>
+    </w:p>
+    <w:p>
+      <w:pPr>
+        <w:spacing w:before="0" w:after="0" w:line="360" w:lineRule="auto"/>
+        <w:ind w:firstLine="340"/>
         <w:jc w:val="both"/>
         <w:rPr>
-          <w:rFonts w:ascii="Times New Roman" w:hAnsi="Times New Roman" w:cs="Times New Roman"/>
-          <w:lang w:val="es-GT"/>
-        </w:rPr>
-      </w:pPr>
-      <w:r>
-        <w:rPr>
-          <w:rFonts w:ascii="Times New Roman" w:hAnsi="Times New Roman" w:cs="Times New Roman"/>
-          <w:sz w:val="24"/>
-          <w:szCs w:val="24"/>
-          <w:lang w:val="es-GT"/>
-        </w:rPr>
-        <w:t xml:space="preserve">Los antecedentes internacionales indican que los arreglos de las fallas después de la puesta en marcha son tardíos y caros. Verizon (2026) indica que únicamente el 26 % de las vulnerabilidades críticas del catálogo de vulnerabilidades explotadas conocidas (KEV) fueron remediadas en su totalidad, y que la mediana para subsanar una falla crítica se incrementó de 32 a </w:t>
-      </w:r>
-      <w:r>
-        <w:rPr>
-          <w:rFonts w:ascii="Times New Roman" w:hAnsi="Times New Roman" w:cs="Times New Roman"/>
-          <w:sz w:val="24"/>
-          <w:szCs w:val="24"/>
-          <w:lang w:val="es-GT"/>
-        </w:rPr>
-        <w:lastRenderedPageBreak/>
-        <w:t>43 días. A la par, Veracode (2026) constata un incremento interanual del 36 % en las vulnerabilidades de alto riesgo.</w:t>
-      </w:r>
-    </w:p>
-    <w:p>
-      <w:pPr>
-        <w:spacing w:after="0" w:line="360" w:lineRule="auto"/>
-        <w:ind w:firstLine="720"/>
+          <w:rFonts w:ascii="Arial" w:hAnsi="Arial" w:cs="Arial"/>
+          <w:lang w:val="es-GT"/>
+        </w:rPr>
+      </w:pPr>
+      <w:r>
+        <w:rPr>
+          <w:rFonts w:ascii="Arial" w:hAnsi="Arial" w:cs="Arial"/>
+          <w:sz w:val="24"/>
+          <w:szCs w:val="24"/>
+          <w:lang w:val="es-GT"/>
+        </w:rPr>
+        <w:t xml:space="preserve">Los antecedentes internacionales indican que los arreglos de las fallas después de la puesta en marcha son tardíos y caros. Verizon (2026) indica que únicamente el 26 % de las vulnerabilidades críticas del catálogo de vulnerabilidades explotadas conocidas (KEV) fueron remediadas en su totalidad, y que la mediana para subsanar una falla crítica se incrementó de 32 a 43 días. A la par, Veracode (2026) constata un incremento interanual del 36 % en las vulnerabilidades de alto riesgo.</w:t>
+      </w:r>
+    </w:p>
+    <w:p>
+      <w:pPr>
+        <w:spacing w:before="0" w:after="0" w:line="360" w:lineRule="auto"/>
+        <w:ind w:firstLine="340"/>
         <w:jc w:val="both"/>
         <w:rPr>
-          <w:rFonts w:ascii="Times New Roman" w:hAnsi="Times New Roman" w:cs="Times New Roman"/>
-          <w:lang w:val="es-GT"/>
-        </w:rPr>
-      </w:pPr>
-      <w:r>
-        <w:rPr>
-          <w:rFonts w:ascii="Times New Roman" w:hAnsi="Times New Roman" w:cs="Times New Roman"/>
-          <w:sz w:val="24"/>
-          <w:szCs w:val="24"/>
-          <w:lang w:val="es-GT"/>
-        </w:rPr>
-        <w:t>La integración de la seguridad desde el diseño no es algo que ocurra de forma automática. Está sujeta a factores organizacionales como la capacitación, las políticas institucionales, la cultura del equipo y el equilibrio entre velocidad de entrega y seguridad (Ortega Ovalle, 2026; Rajapakse et al., 2022). Desde la teoría de los paradigmas (Gadea et al., 2019; Kuhn, 2017), la resistencia a integrar la seguridad en el diseño puede interpretarse como la pervivencia de un paradigma vigente, el de la seguridad como etapa final o perimetral, frente a un enfoque emergente que la concibe como responsabilidad compartida durante todo el ciclo de vida (Rose et al., 2020; Souppaya et al., 2022). Esta lectura se ofrece como una analogía de trabajo y no como una afirmación sobre las ciencias naturales de las que Kuhn tomó prestado su modelo.</w:t>
-      </w:r>
-    </w:p>
-    <w:p>
-      <w:pPr>
-        <w:spacing w:after="0" w:line="360" w:lineRule="auto"/>
-        <w:ind w:firstLine="720"/>
+          <w:rFonts w:ascii="Arial" w:hAnsi="Arial" w:cs="Arial"/>
+          <w:lang w:val="es-GT"/>
+        </w:rPr>
+      </w:pPr>
+      <w:r>
+        <w:rPr>
+          <w:rFonts w:ascii="Arial" w:hAnsi="Arial" w:cs="Arial"/>
+          <w:sz w:val="24"/>
+          <w:szCs w:val="24"/>
+          <w:lang w:val="es-GT"/>
+        </w:rPr>
+        <w:t xml:space="preserve">La integración de la seguridad desde el diseño no es algo que ocurra de forma automática. Está sujeta a factores organizacionales como la capacitación, las políticas institucionales, la cultura del equipo y el equilibrio entre velocidad de entrega y seguridad (Ortega Ovalle, 2026; Rajapakse et al., 2022). Desde la teoría de los paradigmas (Gadea et al., 2019; Kuhn, 2017), la resistencia a integrar la seguridad en el diseño puede interpretarse como la pervivencia de un paradigma vigente, el de la seguridad como etapa final o perimetral, frente a un enfoque emergente que la concibe como responsabilidad compartida durante todo el ciclo de vida (Rose et al., 2020; Souppaya et al., 2022). Esta lectura se ofrece como una analogía de trabajo y no como una afirmación sobre las ciencias naturales de las que Kuhn tomó prestado su modelo.</w:t>
+      </w:r>
+    </w:p>
+    <w:p>
+      <w:pPr>
+        <w:spacing w:before="0" w:after="0" w:line="360" w:lineRule="auto"/>
+        <w:ind w:firstLine="340"/>
         <w:jc w:val="both"/>
         <w:rPr>
-          <w:rFonts w:ascii="Times New Roman" w:hAnsi="Times New Roman" w:cs="Times New Roman"/>
-          <w:lang w:val="es-GT"/>
-        </w:rPr>
-      </w:pPr>
-      <w:r>
-        <w:rPr>
-          <w:rFonts w:ascii="Times New Roman" w:hAnsi="Times New Roman" w:cs="Times New Roman"/>
-          <w:sz w:val="24"/>
-          <w:szCs w:val="24"/>
-          <w:lang w:val="es-GT"/>
-        </w:rPr>
-        <w:t>En Guatemala, la revisión bibliográfica preliminar para este trabajo no encontró estudios publicados que describan el grado de incorporación de prácticas de seguridad por los equipos de desarrollo de empresas medianas en su ciclo de desarrollo, ni los factores que condicionan dicha integración. Esta falta de datos locales no permite basar decisiones de capacitación, políticas e inversión, y deja el problema sin dimensionar.</w:t>
+          <w:rFonts w:ascii="Arial" w:hAnsi="Arial" w:cs="Arial"/>
+          <w:lang w:val="es-GT"/>
+        </w:rPr>
+      </w:pPr>
+      <w:r>
+        <w:rPr>
+          <w:rFonts w:ascii="Arial" w:hAnsi="Arial" w:cs="Arial"/>
+          <w:sz w:val="24"/>
+          <w:szCs w:val="24"/>
+          <w:lang w:val="es-GT"/>
+        </w:rPr>
+        <w:t xml:space="preserve">En Guatemala, la revisión bibliográfica preliminar para este trabajo no encontró estudios publicados que describan el grado de incorporación de prácticas de seguridad por los equipos de desarrollo de empresas medianas en su ciclo de desarrollo, ni los factores que condicionan dicha integración. Esta falta de datos locales no permite basar decisiones de capacitación, políticas e inversión, y deja el problema sin dimensionar.</w:t>
       </w:r>
     </w:p>
     <w:p>
       <w:pPr>
         <w:keepNext/>
         <w:spacing w:before="120" w:after="0" w:line="360" w:lineRule="auto"/>
+        <w:jc w:val="left"/>
         <w:outlineLvl w:val="1"/>
         <w:rPr>
-          <w:rFonts w:ascii="Times New Roman" w:hAnsi="Times New Roman" w:cs="Times New Roman"/>
-          <w:lang w:val="es-GT"/>
-        </w:rPr>
-      </w:pPr>
-      <w:bookmarkStart w:id="4" w:name="_Toc800204"/>
-      <w:r>
-        <w:rPr>
-          <w:rFonts w:ascii="Times New Roman" w:hAnsi="Times New Roman" w:cs="Times New Roman"/>
+          <w:rFonts w:ascii="Arial" w:hAnsi="Arial" w:cs="Arial"/>
+          <w:lang w:val="es-GT"/>
+        </w:rPr>
+      </w:pPr>
+      <w:bookmarkStart w:id="206" w:name="_Toc800206"/>
+      <w:r>
+        <w:rPr>
+          <w:rFonts w:ascii="Arial" w:hAnsi="Arial" w:cs="Arial"/>
           <w:b/>
           <w:sz w:val="24"/>
           <w:szCs w:val="24"/>
           <w:lang w:val="es-GT"/>
         </w:rPr>
-        <w:t>Propósito del estudio</w:t>
-      </w:r>
-      <w:bookmarkEnd w:id="4"/>
-    </w:p>
-    <w:p>
-      <w:pPr>
-        <w:spacing w:after="0" w:line="360" w:lineRule="auto"/>
-        <w:ind w:firstLine="720"/>
+        <w:t xml:space="preserve">Propósito del estudio</w:t>
+      </w:r>
+      <w:bookmarkEnd w:id="206"/>
+    </w:p>
+    <w:p>
+      <w:pPr>
+        <w:spacing w:before="0" w:after="0" w:line="360" w:lineRule="auto"/>
+        <w:ind w:firstLine="340"/>
         <w:jc w:val="both"/>
         <w:rPr>
-          <w:rFonts w:ascii="Times New Roman" w:hAnsi="Times New Roman" w:cs="Times New Roman"/>
-          <w:lang w:val="es-GT"/>
-        </w:rPr>
-      </w:pPr>
-      <w:r>
-        <w:rPr>
-          <w:rFonts w:ascii="Times New Roman" w:hAnsi="Times New Roman" w:cs="Times New Roman"/>
-          <w:sz w:val="24"/>
-          <w:szCs w:val="24"/>
-          <w:lang w:val="es-GT"/>
-        </w:rPr>
-        <w:t>El propósito del estudio es identificar y explicar los factores organizacionales que influyen en la adopción de prácticas de seguridad durante el desarrollo de software en equipos de empresas medianas del área metropolitana de Guatemala, para aportar evidencia local que sirva para orientar la capacitación, la gobernanza y la selección de herramientas.</w:t>
+          <w:rFonts w:ascii="Arial" w:hAnsi="Arial" w:cs="Arial"/>
+          <w:lang w:val="es-GT"/>
+        </w:rPr>
+      </w:pPr>
+      <w:r>
+        <w:rPr>
+          <w:rFonts w:ascii="Arial" w:hAnsi="Arial" w:cs="Arial"/>
+          <w:sz w:val="24"/>
+          <w:szCs w:val="24"/>
+          <w:lang w:val="es-GT"/>
+        </w:rPr>
+        <w:t xml:space="preserve">El propósito del estudio es identificar y explicar los factores organizacionales que influyen en la adopción de prácticas de seguridad durante el desarrollo de software en equipos de empresas medianas del área metropolitana de Guatemala, para aportar evidencia local que sirva para orientar la capacitación, la gobernanza y la selección de herramientas.</w:t>
       </w:r>
     </w:p>
     <w:p>
       <w:pPr>
         <w:keepNext/>
         <w:spacing w:before="120" w:after="0" w:line="360" w:lineRule="auto"/>
+        <w:jc w:val="left"/>
         <w:outlineLvl w:val="1"/>
         <w:rPr>
-          <w:rFonts w:ascii="Times New Roman" w:hAnsi="Times New Roman" w:cs="Times New Roman"/>
-          <w:lang w:val="es-GT"/>
-        </w:rPr>
-      </w:pPr>
-      <w:bookmarkStart w:id="5" w:name="_Toc800205"/>
-      <w:r>
-        <w:rPr>
-          <w:rFonts w:ascii="Times New Roman" w:hAnsi="Times New Roman" w:cs="Times New Roman"/>
+          <w:rFonts w:ascii="Arial" w:hAnsi="Arial" w:cs="Arial"/>
+          <w:lang w:val="es-GT"/>
+        </w:rPr>
+      </w:pPr>
+      <w:bookmarkStart w:id="207" w:name="_Toc800207"/>
+      <w:r>
+        <w:rPr>
+          <w:rFonts w:ascii="Arial" w:hAnsi="Arial" w:cs="Arial"/>
           <w:b/>
           <w:sz w:val="24"/>
           <w:szCs w:val="24"/>
           <w:lang w:val="es-GT"/>
         </w:rPr>
-        <w:t>Deficiencias en el conocimiento</w:t>
-      </w:r>
-      <w:bookmarkEnd w:id="5"/>
-    </w:p>
-    <w:p>
-      <w:pPr>
-        <w:spacing w:after="0" w:line="360" w:lineRule="auto"/>
-        <w:ind w:firstLine="720"/>
+        <w:t xml:space="preserve">Deficiencias en el conocimiento</w:t>
+      </w:r>
+      <w:bookmarkEnd w:id="207"/>
+    </w:p>
+    <w:p>
+      <w:pPr>
+        <w:spacing w:before="0" w:after="0" w:line="360" w:lineRule="auto"/>
+        <w:ind w:firstLine="340"/>
         <w:jc w:val="both"/>
         <w:rPr>
-          <w:rFonts w:ascii="Times New Roman" w:hAnsi="Times New Roman" w:cs="Times New Roman"/>
-          <w:lang w:val="es-GT"/>
-        </w:rPr>
-      </w:pPr>
-      <w:r>
-        <w:rPr>
-          <w:rFonts w:ascii="Times New Roman" w:hAnsi="Times New Roman" w:cs="Times New Roman"/>
-          <w:sz w:val="24"/>
-          <w:szCs w:val="24"/>
-          <w:lang w:val="es-GT"/>
-        </w:rPr>
-        <w:t>Se observan tres fallas. La primera es empírica: no se dispone de datos locales sobre el grado de adopción de prácticas de desarrollo seguro. La segunda es teórica: en la literatura sobre adopción (Rajapakse et al., 2022), los factores humanos y organizacionales han recibido menor atención que los tecnológicos. La tercera es de orden metodológico: no se localizaron instrumentos ajustados al contexto guatemalteco que evalúen la adopción de prácticas bajo un marco reconocido como el SSDF.</w:t>
+          <w:rFonts w:ascii="Arial" w:hAnsi="Arial" w:cs="Arial"/>
+          <w:lang w:val="es-GT"/>
+        </w:rPr>
+      </w:pPr>
+      <w:r>
+        <w:rPr>
+          <w:rFonts w:ascii="Arial" w:hAnsi="Arial" w:cs="Arial"/>
+          <w:sz w:val="24"/>
+          <w:szCs w:val="24"/>
+          <w:lang w:val="es-GT"/>
+        </w:rPr>
+        <w:t xml:space="preserve">Se observan tres fallas. La primera es empírica: no se dispone de datos locales sobre el grado de adopción de prácticas de desarrollo seguro. La segunda es teórica: en la literatura sobre adopción (Rajapakse et al., 2022), los factores humanos y organizacionales han recibido menor atención que los tecnológicos. La tercera es de orden metodológico: no se localizaron instrumentos ajustados al contexto guatemalteco que evalúen la adopción de prácticas bajo un marco reconocido como el SSDF.</w:t>
       </w:r>
     </w:p>
     <w:p>
       <w:pPr>
         <w:keepNext/>
         <w:spacing w:before="120" w:after="0" w:line="360" w:lineRule="auto"/>
+        <w:jc w:val="left"/>
         <w:outlineLvl w:val="1"/>
         <w:rPr>
-          <w:rFonts w:ascii="Times New Roman" w:hAnsi="Times New Roman" w:cs="Times New Roman"/>
-          <w:lang w:val="es-GT"/>
-        </w:rPr>
-      </w:pPr>
-      <w:bookmarkStart w:id="6" w:name="_Toc800206"/>
-      <w:r>
-        <w:rPr>
-          <w:rFonts w:ascii="Times New Roman" w:hAnsi="Times New Roman" w:cs="Times New Roman"/>
+          <w:rFonts w:ascii="Arial" w:hAnsi="Arial" w:cs="Arial"/>
+          <w:lang w:val="es-GT"/>
+        </w:rPr>
+      </w:pPr>
+      <w:bookmarkStart w:id="208" w:name="_Toc800208"/>
+      <w:r>
+        <w:rPr>
+          <w:rFonts w:ascii="Arial" w:hAnsi="Arial" w:cs="Arial"/>
           <w:b/>
           <w:sz w:val="24"/>
           <w:szCs w:val="24"/>
           <w:lang w:val="es-GT"/>
         </w:rPr>
-        <w:lastRenderedPageBreak/>
-        <w:t>Árbol de problemas</w:t>
-      </w:r>
-      <w:bookmarkEnd w:id="6"/>
-    </w:p>
-    <w:p>
-      <w:pPr>
-        <w:spacing w:after="0" w:line="360" w:lineRule="auto"/>
-        <w:ind w:firstLine="720"/>
+        <w:t xml:space="preserve">Árbol de problemas</w:t>
+      </w:r>
+      <w:bookmarkEnd w:id="208"/>
+    </w:p>
+    <w:p>
+      <w:pPr>
+        <w:spacing w:before="0" w:after="0" w:line="360" w:lineRule="auto"/>
+        <w:ind w:firstLine="340"/>
         <w:jc w:val="both"/>
         <w:rPr>
-          <w:rFonts w:ascii="Times New Roman" w:hAnsi="Times New Roman" w:cs="Times New Roman"/>
-          <w:lang w:val="es-GT"/>
-        </w:rPr>
-      </w:pPr>
-      <w:r>
-        <w:rPr>
-          <w:rFonts w:ascii="Times New Roman" w:hAnsi="Times New Roman" w:cs="Times New Roman"/>
-          <w:sz w:val="24"/>
-          <w:szCs w:val="24"/>
-          <w:lang w:val="es-GT"/>
-        </w:rPr>
-        <w:t>El árbol de problemas (Figura 1) ordena el problema principal, sus causas inmediatas y sus efectos. Las causas y efectos están respaldados por evidencia internacional; su verificación en el contexto guatemalteco corresponde al estudio y se presenta como hipótesis a contrastar en la Tabla 1.</w:t>
+          <w:rFonts w:ascii="Arial" w:hAnsi="Arial" w:cs="Arial"/>
+          <w:lang w:val="es-GT"/>
+        </w:rPr>
+      </w:pPr>
+      <w:r>
+        <w:rPr>
+          <w:rFonts w:ascii="Arial" w:hAnsi="Arial" w:cs="Arial"/>
+          <w:sz w:val="24"/>
+          <w:szCs w:val="24"/>
+          <w:lang w:val="es-GT"/>
+        </w:rPr>
+        <w:t xml:space="preserve">El árbol de problemas (Figura 1) ordena el problema principal, sus causas inmediatas y sus efectos. Las causas y efectos están respaldados por evidencia internacional; su verificación en el contexto guatemalteco corresponde al estudio y se presenta como hipótesis a contrastar en la Tabla 1.</w:t>
       </w:r>
     </w:p>
     <w:p>
       <w:pPr>
         <w:keepNext/>
         <w:spacing w:before="200" w:after="0" w:line="240" w:lineRule="auto"/>
-        <w:rPr>
-          <w:rFonts w:ascii="Times New Roman" w:hAnsi="Times New Roman" w:cs="Times New Roman"/>
-          <w:lang w:val="es-GT"/>
-        </w:rPr>
-      </w:pPr>
-      <w:r>
-        <w:rPr>
-          <w:rFonts w:ascii="Times New Roman" w:hAnsi="Times New Roman" w:cs="Times New Roman"/>
+        <w:jc w:val="left"/>
+        <w:rPr>
+          <w:rFonts w:ascii="Arial" w:hAnsi="Arial" w:cs="Arial"/>
+          <w:lang w:val="es-GT"/>
+        </w:rPr>
+      </w:pPr>
+      <w:r>
+        <w:rPr>
+          <w:rFonts w:ascii="Arial" w:hAnsi="Arial" w:cs="Arial"/>
           <w:b/>
-          <w:lang w:val="es-GT"/>
-        </w:rPr>
-        <w:t>Figura 1</w:t>
+          <w:sz w:val="22"/>
+          <w:szCs w:val="22"/>
+          <w:lang w:val="es-GT"/>
+        </w:rPr>
+        <w:t xml:space="preserve">Figura 1</w:t>
       </w:r>
     </w:p>
     <w:p>
       <w:pPr>
         <w:keepNext/>
-        <w:spacing w:after="60" w:line="240" w:lineRule="auto"/>
-        <w:rPr>
-          <w:rFonts w:ascii="Times New Roman" w:hAnsi="Times New Roman" w:cs="Times New Roman"/>
-          <w:lang w:val="es-GT"/>
-        </w:rPr>
-      </w:pPr>
-      <w:r>
-        <w:rPr>
-          <w:rFonts w:ascii="Times New Roman" w:hAnsi="Times New Roman" w:cs="Times New Roman"/>
+        <w:spacing w:before="0" w:after="60" w:line="240" w:lineRule="auto"/>
+        <w:jc w:val="left"/>
+        <w:rPr>
+          <w:rFonts w:ascii="Arial" w:hAnsi="Arial" w:cs="Arial"/>
+          <w:lang w:val="es-GT"/>
+        </w:rPr>
+      </w:pPr>
+      <w:r>
+        <w:rPr>
+          <w:rFonts w:ascii="Arial" w:hAnsi="Arial" w:cs="Arial"/>
           <w:i/>
-          <w:lang w:val="es-GT"/>
-        </w:rPr>
-        <w:t>Árbol de problemas</w:t>
+          <w:sz w:val="22"/>
+          <w:szCs w:val="22"/>
+          <w:lang w:val="es-GT"/>
+        </w:rPr>
+        <w:t xml:space="preserve">Árbol de problemas</w:t>
       </w:r>
     </w:p>
     <w:p>
@@ -2543,13 +2728,9 @@
         <w:jc w:val="center"/>
       </w:pPr>
       <w:r>
-        <w:rPr>
-          <w:noProof/>
-        </w:rPr>
         <w:drawing>
-          <wp:inline distT="0" distB="0" distL="0" distR="0" wp14:anchorId="361BF2A1" wp14:editId="6937EC7E">
-            <wp:extent cx="5700000" cy="4779230"/>
-            <wp:effectExtent l="0" t="0" r="0" b="0"/>
+          <wp:inline distT="0" distB="0" distL="0" distR="0">
+            <wp:extent cx="5450000" cy="4569615"/>
             <wp:docPr id="701" name="Figura 1" descr="Árbol de problemas: cinco causas, problema central y cuatro efectos"/>
             <wp:cNvGraphicFramePr>
               <a:graphicFrameLocks xmlns:a="http://schemas.openxmlformats.org/drawingml/2006/main" noChangeAspect="1"/>
@@ -2562,7 +2743,7 @@
                     <pic:cNvPicPr/>
                   </pic:nvPicPr>
                   <pic:blipFill>
-                    <a:blip r:embed="rId8"/>
+                    <a:blip r:embed="rIdFig1"/>
                     <a:stretch>
                       <a:fillRect/>
                     </a:stretch>
@@ -2570,7 +2751,7 @@
                   <pic:spPr>
                     <a:xfrm>
                       <a:off x="0" y="0"/>
-                      <a:ext cx="5700000" cy="4779230"/>
+                      <a:ext cx="5450000" cy="4569615"/>
                     </a:xfrm>
                     <a:prstGeom prst="rect">
                       <a:avLst/>
@@ -2586,14 +2767,15 @@
     <w:p>
       <w:pPr>
         <w:spacing w:before="60" w:after="200" w:line="240" w:lineRule="auto"/>
-        <w:rPr>
-          <w:rFonts w:ascii="Times New Roman" w:hAnsi="Times New Roman" w:cs="Times New Roman"/>
-          <w:lang w:val="es-GT"/>
-        </w:rPr>
-      </w:pPr>
-      <w:r>
-        <w:rPr>
-          <w:rFonts w:ascii="Times New Roman" w:hAnsi="Times New Roman" w:cs="Times New Roman"/>
+        <w:jc w:val="left"/>
+        <w:rPr>
+          <w:rFonts w:ascii="Arial" w:hAnsi="Arial" w:cs="Arial"/>
+          <w:lang w:val="es-GT"/>
+        </w:rPr>
+      </w:pPr>
+      <w:r>
+        <w:rPr>
+          <w:rFonts w:ascii="Arial" w:hAnsi="Arial" w:cs="Arial"/>
           <w:i/>
           <w:sz w:val="20"/>
           <w:szCs w:val="20"/>
@@ -2603,61 +2785,66 @@
       </w:r>
       <w:r>
         <w:rPr>
-          <w:rFonts w:ascii="Times New Roman" w:hAnsi="Times New Roman" w:cs="Times New Roman"/>
+          <w:rFonts w:ascii="Arial" w:hAnsi="Arial" w:cs="Arial"/>
           <w:sz w:val="20"/>
           <w:szCs w:val="20"/>
           <w:lang w:val="es-GT"/>
         </w:rPr>
-        <w:t>Elaboración propia con base en Verizon (2026), Veracode (2026), IBM (2026), Rajapakse et al. (2022) y Ortega Ovalle (2026).</w:t>
+        <w:t xml:space="preserve">Elaboración propia con base en Verizon (2026), Veracode (2026), IBM (2026), Rajapakse et al. (2022) y Ortega Ovalle (2026).</w:t>
       </w:r>
     </w:p>
     <w:p>
       <w:pPr>
         <w:keepNext/>
         <w:spacing w:before="200" w:after="0" w:line="240" w:lineRule="auto"/>
-        <w:rPr>
-          <w:rFonts w:ascii="Times New Roman" w:hAnsi="Times New Roman" w:cs="Times New Roman"/>
-          <w:lang w:val="es-GT"/>
-        </w:rPr>
-      </w:pPr>
-      <w:r>
-        <w:rPr>
-          <w:rFonts w:ascii="Times New Roman" w:hAnsi="Times New Roman" w:cs="Times New Roman"/>
+        <w:jc w:val="left"/>
+        <w:rPr>
+          <w:rFonts w:ascii="Arial" w:hAnsi="Arial" w:cs="Arial"/>
+          <w:lang w:val="es-GT"/>
+        </w:rPr>
+      </w:pPr>
+      <w:r>
+        <w:rPr>
+          <w:rFonts w:ascii="Arial" w:hAnsi="Arial" w:cs="Arial"/>
           <w:b/>
-          <w:lang w:val="es-GT"/>
-        </w:rPr>
-        <w:lastRenderedPageBreak/>
-        <w:t>Tabla 1</w:t>
+          <w:sz w:val="22"/>
+          <w:szCs w:val="22"/>
+          <w:lang w:val="es-GT"/>
+        </w:rPr>
+        <w:t xml:space="preserve">Tabla 1</w:t>
       </w:r>
     </w:p>
     <w:p>
       <w:pPr>
         <w:keepNext/>
-        <w:spacing w:after="60" w:line="240" w:lineRule="auto"/>
-        <w:rPr>
-          <w:rFonts w:ascii="Times New Roman" w:hAnsi="Times New Roman" w:cs="Times New Roman"/>
-          <w:lang w:val="es-GT"/>
-        </w:rPr>
-      </w:pPr>
-      <w:r>
-        <w:rPr>
-          <w:rFonts w:ascii="Times New Roman" w:hAnsi="Times New Roman" w:cs="Times New Roman"/>
+        <w:spacing w:before="0" w:after="60" w:line="240" w:lineRule="auto"/>
+        <w:jc w:val="left"/>
+        <w:rPr>
+          <w:rFonts w:ascii="Arial" w:hAnsi="Arial" w:cs="Arial"/>
+          <w:lang w:val="es-GT"/>
+        </w:rPr>
+      </w:pPr>
+      <w:r>
+        <w:rPr>
+          <w:rFonts w:ascii="Arial" w:hAnsi="Arial" w:cs="Arial"/>
           <w:i/>
-          <w:lang w:val="es-GT"/>
-        </w:rPr>
-        <w:t>Respaldo de las causas y los efectos del árbol de problemas</w:t>
+          <w:sz w:val="22"/>
+          <w:szCs w:val="22"/>
+          <w:lang w:val="es-GT"/>
+        </w:rPr>
+        <w:t xml:space="preserve">Respaldo de las causas y los efectos del árbol de problemas</w:t>
       </w:r>
     </w:p>
     <w:tbl>
       <w:tblPr>
-        <w:tblW w:w="9360" w:type="dxa"/>
+        <w:tblW w:w="8839" w:type="dxa"/>
         <w:tblLayout w:type="fixed"/>
         <w:tblLook w:val="04A0" w:firstRow="1" w:lastRow="0" w:firstColumn="1" w:lastColumn="0" w:noHBand="0" w:noVBand="1"/>
       </w:tblPr>
       <w:tblGrid>
-        <w:gridCol w:w="2700"/>
-        <w:gridCol w:w="5160"/>
-        <w:gridCol w:w="1500"/>
+        <w:gridCol w:w="2550"/>
+        <w:gridCol w:w="4873"/>
+        <w:gridCol w:w="1416"/>
       </w:tblGrid>
       <w:tr>
         <w:trPr>
@@ -2666,7 +2853,7 @@
         </w:trPr>
         <w:tc>
           <w:tcPr>
-            <w:tcW w:w="2700" w:type="dxa"/>
+            <w:tcW w:w="2550" w:type="dxa"/>
             <w:tcBorders>
               <w:top w:val="single" w:sz="6" w:space="0" w:color="000000"/>
               <w:bottom w:val="single" w:sz="6" w:space="0" w:color="000000"/>
@@ -2675,26 +2862,27 @@
           <w:p>
             <w:pPr>
               <w:spacing w:before="40" w:after="40" w:line="240" w:lineRule="auto"/>
-              <w:rPr>
-                <w:rFonts w:ascii="Times New Roman" w:hAnsi="Times New Roman" w:cs="Times New Roman"/>
+              <w:jc w:val="left"/>
+              <w:rPr>
+                <w:rFonts w:ascii="Arial" w:hAnsi="Arial" w:cs="Arial"/>
                 <w:lang w:val="es-GT"/>
               </w:rPr>
             </w:pPr>
             <w:r>
               <w:rPr>
-                <w:rFonts w:ascii="Times New Roman" w:hAnsi="Times New Roman" w:cs="Times New Roman"/>
+                <w:rFonts w:ascii="Arial" w:hAnsi="Arial" w:cs="Arial"/>
                 <w:b/>
                 <w:sz w:val="20"/>
                 <w:szCs w:val="20"/>
                 <w:lang w:val="es-GT"/>
               </w:rPr>
-              <w:t>Elemento</w:t>
+              <w:t xml:space="preserve">Elemento</w:t>
             </w:r>
           </w:p>
         </w:tc>
         <w:tc>
           <w:tcPr>
-            <w:tcW w:w="5160" w:type="dxa"/>
+            <w:tcW w:w="4873" w:type="dxa"/>
             <w:tcBorders>
               <w:top w:val="single" w:sz="6" w:space="0" w:color="000000"/>
               <w:bottom w:val="single" w:sz="6" w:space="0" w:color="000000"/>
@@ -2703,26 +2891,27 @@
           <w:p>
             <w:pPr>
               <w:spacing w:before="40" w:after="40" w:line="240" w:lineRule="auto"/>
-              <w:rPr>
-                <w:rFonts w:ascii="Times New Roman" w:hAnsi="Times New Roman" w:cs="Times New Roman"/>
+              <w:jc w:val="left"/>
+              <w:rPr>
+                <w:rFonts w:ascii="Arial" w:hAnsi="Arial" w:cs="Arial"/>
                 <w:lang w:val="es-GT"/>
               </w:rPr>
             </w:pPr>
             <w:r>
               <w:rPr>
-                <w:rFonts w:ascii="Times New Roman" w:hAnsi="Times New Roman" w:cs="Times New Roman"/>
+                <w:rFonts w:ascii="Arial" w:hAnsi="Arial" w:cs="Arial"/>
                 <w:b/>
                 <w:sz w:val="20"/>
                 <w:szCs w:val="20"/>
                 <w:lang w:val="es-GT"/>
               </w:rPr>
-              <w:t>Respaldo disponible</w:t>
+              <w:t xml:space="preserve">Respaldo disponible</w:t>
             </w:r>
           </w:p>
         </w:tc>
         <w:tc>
           <w:tcPr>
-            <w:tcW w:w="1500" w:type="dxa"/>
+            <w:tcW w:w="1416" w:type="dxa"/>
             <w:tcBorders>
               <w:top w:val="single" w:sz="6" w:space="0" w:color="000000"/>
               <w:bottom w:val="single" w:sz="6" w:space="0" w:color="000000"/>
@@ -2731,20 +2920,21 @@
           <w:p>
             <w:pPr>
               <w:spacing w:before="40" w:after="40" w:line="240" w:lineRule="auto"/>
-              <w:rPr>
-                <w:rFonts w:ascii="Times New Roman" w:hAnsi="Times New Roman" w:cs="Times New Roman"/>
+              <w:jc w:val="left"/>
+              <w:rPr>
+                <w:rFonts w:ascii="Arial" w:hAnsi="Arial" w:cs="Arial"/>
                 <w:lang w:val="es-GT"/>
               </w:rPr>
             </w:pPr>
             <w:r>
               <w:rPr>
-                <w:rFonts w:ascii="Times New Roman" w:hAnsi="Times New Roman" w:cs="Times New Roman"/>
+                <w:rFonts w:ascii="Arial" w:hAnsi="Arial" w:cs="Arial"/>
                 <w:b/>
                 <w:sz w:val="20"/>
                 <w:szCs w:val="20"/>
                 <w:lang w:val="es-GT"/>
               </w:rPr>
-              <w:t>En el contexto local</w:t>
+              <w:t xml:space="preserve">En el contexto local</w:t>
             </w:r>
           </w:p>
         </w:tc>
@@ -2755,70 +2945,73 @@
         </w:trPr>
         <w:tc>
           <w:tcPr>
-            <w:tcW w:w="2700" w:type="dxa"/>
+            <w:tcW w:w="2550" w:type="dxa"/>
           </w:tcPr>
           <w:p>
             <w:pPr>
               <w:spacing w:before="40" w:after="40" w:line="240" w:lineRule="auto"/>
-              <w:rPr>
-                <w:rFonts w:ascii="Times New Roman" w:hAnsi="Times New Roman" w:cs="Times New Roman"/>
+              <w:jc w:val="left"/>
+              <w:rPr>
+                <w:rFonts w:ascii="Arial" w:hAnsi="Arial" w:cs="Arial"/>
                 <w:lang w:val="es-GT"/>
               </w:rPr>
             </w:pPr>
             <w:r>
               <w:rPr>
-                <w:rFonts w:ascii="Times New Roman" w:hAnsi="Times New Roman" w:cs="Times New Roman"/>
+                <w:rFonts w:ascii="Arial" w:hAnsi="Arial" w:cs="Arial"/>
                 <w:sz w:val="20"/>
                 <w:szCs w:val="20"/>
                 <w:lang w:val="es-GT"/>
               </w:rPr>
-              <w:t>Causa 1. Capacitación insuficiente en desarrollo seguro</w:t>
+              <w:t xml:space="preserve">Causa 1. Capacitación insuficiente en desarrollo seguro</w:t>
             </w:r>
           </w:p>
         </w:tc>
         <w:tc>
           <w:tcPr>
-            <w:tcW w:w="5160" w:type="dxa"/>
+            <w:tcW w:w="4873" w:type="dxa"/>
           </w:tcPr>
           <w:p>
             <w:pPr>
               <w:spacing w:before="40" w:after="40" w:line="240" w:lineRule="auto"/>
-              <w:rPr>
-                <w:rFonts w:ascii="Times New Roman" w:hAnsi="Times New Roman" w:cs="Times New Roman"/>
+              <w:jc w:val="left"/>
+              <w:rPr>
+                <w:rFonts w:ascii="Arial" w:hAnsi="Arial" w:cs="Arial"/>
                 <w:lang w:val="es-GT"/>
               </w:rPr>
             </w:pPr>
             <w:r>
               <w:rPr>
-                <w:rFonts w:ascii="Times New Roman" w:hAnsi="Times New Roman" w:cs="Times New Roman"/>
+                <w:rFonts w:ascii="Arial" w:hAnsi="Arial" w:cs="Arial"/>
                 <w:sz w:val="20"/>
                 <w:szCs w:val="20"/>
                 <w:lang w:val="es-GT"/>
               </w:rPr>
-              <w:t>La capacitación continua figura como condición para adoptar DevSecOps (Ortega Ovalle, 2026); los factores de personas son críticos (Rajapakse et al., 2022).</w:t>
+              <w:t xml:space="preserve">La capacitación continua figura como condición para adoptar DevSecOps (Ortega Ovalle, 2026); los factores de personas son críticos (Rajapakse et al., 2022).</w:t>
             </w:r>
           </w:p>
         </w:tc>
         <w:tc>
           <w:tcPr>
-            <w:tcW w:w="1500" w:type="dxa"/>
+            <w:tcW w:w="1416" w:type="dxa"/>
           </w:tcPr>
           <w:p>
             <w:pPr>
               <w:spacing w:before="40" w:after="40" w:line="240" w:lineRule="auto"/>
-              <w:rPr>
-                <w:rFonts w:ascii="Times New Roman" w:hAnsi="Times New Roman" w:cs="Times New Roman"/>
+              <w:jc w:val="left"/>
+              <w:rPr>
+                <w:rFonts w:ascii="Arial" w:hAnsi="Arial" w:cs="Arial"/>
                 <w:lang w:val="es-GT"/>
               </w:rPr>
             </w:pPr>
             <w:r>
               <w:rPr>
-                <w:rFonts w:ascii="Times New Roman" w:hAnsi="Times New Roman" w:cs="Times New Roman"/>
+                <w:rFonts w:ascii="Arial" w:hAnsi="Arial" w:cs="Arial"/>
                 <w:sz w:val="20"/>
                 <w:szCs w:val="20"/>
                 <w:lang w:val="es-GT"/>
               </w:rPr>
-              <w:t>Por contrastar</w:t>
+              <w:t xml:space="preserve">Por contrastar</w:t>
             </w:r>
           </w:p>
         </w:tc>
@@ -2829,70 +3022,73 @@
         </w:trPr>
         <w:tc>
           <w:tcPr>
-            <w:tcW w:w="2700" w:type="dxa"/>
+            <w:tcW w:w="2550" w:type="dxa"/>
           </w:tcPr>
           <w:p>
             <w:pPr>
               <w:spacing w:before="40" w:after="40" w:line="240" w:lineRule="auto"/>
-              <w:rPr>
-                <w:rFonts w:ascii="Times New Roman" w:hAnsi="Times New Roman" w:cs="Times New Roman"/>
+              <w:jc w:val="left"/>
+              <w:rPr>
+                <w:rFonts w:ascii="Arial" w:hAnsi="Arial" w:cs="Arial"/>
                 <w:lang w:val="es-GT"/>
               </w:rPr>
             </w:pPr>
             <w:r>
               <w:rPr>
-                <w:rFonts w:ascii="Times New Roman" w:hAnsi="Times New Roman" w:cs="Times New Roman"/>
+                <w:rFonts w:ascii="Arial" w:hAnsi="Arial" w:cs="Arial"/>
                 <w:sz w:val="20"/>
                 <w:szCs w:val="20"/>
                 <w:lang w:val="es-GT"/>
               </w:rPr>
-              <w:t>Causa 2. Plazos de entrega que desplazan la seguridad</w:t>
+              <w:t xml:space="preserve">Causa 2. Plazos de entrega que desplazan la seguridad</w:t>
             </w:r>
           </w:p>
         </w:tc>
         <w:tc>
           <w:tcPr>
-            <w:tcW w:w="5160" w:type="dxa"/>
+            <w:tcW w:w="4873" w:type="dxa"/>
           </w:tcPr>
           <w:p>
             <w:pPr>
               <w:spacing w:before="40" w:after="40" w:line="240" w:lineRule="auto"/>
-              <w:rPr>
-                <w:rFonts w:ascii="Times New Roman" w:hAnsi="Times New Roman" w:cs="Times New Roman"/>
+              <w:jc w:val="left"/>
+              <w:rPr>
+                <w:rFonts w:ascii="Arial" w:hAnsi="Arial" w:cs="Arial"/>
                 <w:lang w:val="es-GT"/>
               </w:rPr>
             </w:pPr>
             <w:r>
               <w:rPr>
-                <w:rFonts w:ascii="Times New Roman" w:hAnsi="Times New Roman" w:cs="Times New Roman"/>
+                <w:rFonts w:ascii="Arial" w:hAnsi="Arial" w:cs="Arial"/>
                 <w:sz w:val="20"/>
                 <w:szCs w:val="20"/>
                 <w:lang w:val="es-GT"/>
               </w:rPr>
-              <w:t>El equilibrio entre velocidad de entrega y seguridad es un desafío relevante (Rajapakse et al., 2022).</w:t>
+              <w:t xml:space="preserve">El equilibrio entre velocidad de entrega y seguridad es un desafío relevante (Rajapakse et al., 2022).</w:t>
             </w:r>
           </w:p>
         </w:tc>
         <w:tc>
           <w:tcPr>
-            <w:tcW w:w="1500" w:type="dxa"/>
+            <w:tcW w:w="1416" w:type="dxa"/>
           </w:tcPr>
           <w:p>
             <w:pPr>
               <w:spacing w:before="40" w:after="40" w:line="240" w:lineRule="auto"/>
-              <w:rPr>
-                <w:rFonts w:ascii="Times New Roman" w:hAnsi="Times New Roman" w:cs="Times New Roman"/>
+              <w:jc w:val="left"/>
+              <w:rPr>
+                <w:rFonts w:ascii="Arial" w:hAnsi="Arial" w:cs="Arial"/>
                 <w:lang w:val="es-GT"/>
               </w:rPr>
             </w:pPr>
             <w:r>
               <w:rPr>
-                <w:rFonts w:ascii="Times New Roman" w:hAnsi="Times New Roman" w:cs="Times New Roman"/>
+                <w:rFonts w:ascii="Arial" w:hAnsi="Arial" w:cs="Arial"/>
                 <w:sz w:val="20"/>
                 <w:szCs w:val="20"/>
                 <w:lang w:val="es-GT"/>
               </w:rPr>
-              <w:t>Por contrastar</w:t>
+              <w:t xml:space="preserve">Por contrastar</w:t>
             </w:r>
           </w:p>
         </w:tc>
@@ -2903,70 +3099,73 @@
         </w:trPr>
         <w:tc>
           <w:tcPr>
-            <w:tcW w:w="2700" w:type="dxa"/>
+            <w:tcW w:w="2550" w:type="dxa"/>
           </w:tcPr>
           <w:p>
             <w:pPr>
               <w:spacing w:before="40" w:after="40" w:line="240" w:lineRule="auto"/>
-              <w:rPr>
-                <w:rFonts w:ascii="Times New Roman" w:hAnsi="Times New Roman" w:cs="Times New Roman"/>
+              <w:jc w:val="left"/>
+              <w:rPr>
+                <w:rFonts w:ascii="Arial" w:hAnsi="Arial" w:cs="Arial"/>
                 <w:lang w:val="es-GT"/>
               </w:rPr>
             </w:pPr>
             <w:r>
               <w:rPr>
-                <w:rFonts w:ascii="Times New Roman" w:hAnsi="Times New Roman" w:cs="Times New Roman"/>
+                <w:rFonts w:ascii="Arial" w:hAnsi="Arial" w:cs="Arial"/>
                 <w:sz w:val="20"/>
                 <w:szCs w:val="20"/>
                 <w:lang w:val="es-GT"/>
               </w:rPr>
-              <w:t>Causa 3. Políticas y responsables ausentes o débiles</w:t>
+              <w:t xml:space="preserve">Causa 3. Políticas y responsables ausentes o débiles</w:t>
             </w:r>
           </w:p>
         </w:tc>
         <w:tc>
           <w:tcPr>
-            <w:tcW w:w="5160" w:type="dxa"/>
+            <w:tcW w:w="4873" w:type="dxa"/>
           </w:tcPr>
           <w:p>
             <w:pPr>
               <w:spacing w:before="40" w:after="40" w:line="240" w:lineRule="auto"/>
-              <w:rPr>
-                <w:rFonts w:ascii="Times New Roman" w:hAnsi="Times New Roman" w:cs="Times New Roman"/>
+              <w:jc w:val="left"/>
+              <w:rPr>
+                <w:rFonts w:ascii="Arial" w:hAnsi="Arial" w:cs="Arial"/>
                 <w:lang w:val="es-GT"/>
               </w:rPr>
             </w:pPr>
             <w:r>
               <w:rPr>
-                <w:rFonts w:ascii="Times New Roman" w:hAnsi="Times New Roman" w:cs="Times New Roman"/>
+                <w:rFonts w:ascii="Arial" w:hAnsi="Arial" w:cs="Arial"/>
                 <w:sz w:val="20"/>
                 <w:szCs w:val="20"/>
                 <w:lang w:val="es-GT"/>
               </w:rPr>
-              <w:t>Las políticas institucionales claras acompañan la adopción (Ortega Ovalle, 2026); el SSDF dedica un grupo de prácticas a preparar la organización (Souppaya et al., 2022).</w:t>
+              <w:t xml:space="preserve">Las políticas institucionales claras acompañan la adopción (Ortega Ovalle, 2026); el SSDF dedica un grupo de prácticas a preparar la organización (Souppaya et al., 2022).</w:t>
             </w:r>
           </w:p>
         </w:tc>
         <w:tc>
           <w:tcPr>
-            <w:tcW w:w="1500" w:type="dxa"/>
+            <w:tcW w:w="1416" w:type="dxa"/>
           </w:tcPr>
           <w:p>
             <w:pPr>
               <w:spacing w:before="40" w:after="40" w:line="240" w:lineRule="auto"/>
-              <w:rPr>
-                <w:rFonts w:ascii="Times New Roman" w:hAnsi="Times New Roman" w:cs="Times New Roman"/>
+              <w:jc w:val="left"/>
+              <w:rPr>
+                <w:rFonts w:ascii="Arial" w:hAnsi="Arial" w:cs="Arial"/>
                 <w:lang w:val="es-GT"/>
               </w:rPr>
             </w:pPr>
             <w:r>
               <w:rPr>
-                <w:rFonts w:ascii="Times New Roman" w:hAnsi="Times New Roman" w:cs="Times New Roman"/>
+                <w:rFonts w:ascii="Arial" w:hAnsi="Arial" w:cs="Arial"/>
                 <w:sz w:val="20"/>
                 <w:szCs w:val="20"/>
                 <w:lang w:val="es-GT"/>
               </w:rPr>
-              <w:t>Por contrastar</w:t>
+              <w:t xml:space="preserve">Por contrastar</w:t>
             </w:r>
           </w:p>
         </w:tc>
@@ -2977,70 +3176,73 @@
         </w:trPr>
         <w:tc>
           <w:tcPr>
-            <w:tcW w:w="2700" w:type="dxa"/>
+            <w:tcW w:w="2550" w:type="dxa"/>
           </w:tcPr>
           <w:p>
             <w:pPr>
               <w:spacing w:before="40" w:after="40" w:line="240" w:lineRule="auto"/>
-              <w:rPr>
-                <w:rFonts w:ascii="Times New Roman" w:hAnsi="Times New Roman" w:cs="Times New Roman"/>
+              <w:jc w:val="left"/>
+              <w:rPr>
+                <w:rFonts w:ascii="Arial" w:hAnsi="Arial" w:cs="Arial"/>
                 <w:lang w:val="es-GT"/>
               </w:rPr>
             </w:pPr>
             <w:r>
               <w:rPr>
-                <w:rFonts w:ascii="Times New Roman" w:hAnsi="Times New Roman" w:cs="Times New Roman"/>
+                <w:rFonts w:ascii="Arial" w:hAnsi="Arial" w:cs="Arial"/>
                 <w:sz w:val="20"/>
                 <w:szCs w:val="20"/>
                 <w:lang w:val="es-GT"/>
               </w:rPr>
-              <w:t>Causa 4. Persistencia del enfoque de seguridad como etapa final</w:t>
+              <w:t xml:space="preserve">Causa 4. Persistencia del enfoque de seguridad como etapa final</w:t>
             </w:r>
           </w:p>
         </w:tc>
         <w:tc>
           <w:tcPr>
-            <w:tcW w:w="5160" w:type="dxa"/>
+            <w:tcW w:w="4873" w:type="dxa"/>
           </w:tcPr>
           <w:p>
             <w:pPr>
               <w:spacing w:before="40" w:after="40" w:line="240" w:lineRule="auto"/>
-              <w:rPr>
-                <w:rFonts w:ascii="Times New Roman" w:hAnsi="Times New Roman" w:cs="Times New Roman"/>
+              <w:jc w:val="left"/>
+              <w:rPr>
+                <w:rFonts w:ascii="Arial" w:hAnsi="Arial" w:cs="Arial"/>
                 <w:lang w:val="es-GT"/>
               </w:rPr>
             </w:pPr>
             <w:r>
               <w:rPr>
-                <w:rFonts w:ascii="Times New Roman" w:hAnsi="Times New Roman" w:cs="Times New Roman"/>
+                <w:rFonts w:ascii="Arial" w:hAnsi="Arial" w:cs="Arial"/>
                 <w:sz w:val="20"/>
                 <w:szCs w:val="20"/>
                 <w:lang w:val="es-GT"/>
               </w:rPr>
-              <w:t>Analogía con la ciencia normal y la resistencia a un nuevo paradigma (Kuhn, 2017); Zero Trust y el SSDF proponen otro enfoque (Rose et al., 2020; Souppaya et al., 2022).</w:t>
+              <w:t xml:space="preserve">Analogía con la ciencia normal y la resistencia a un nuevo paradigma (Kuhn, 2017); Zero Trust y el SSDF proponen otro enfoque (Rose et al., 2020; Souppaya et al., 2022).</w:t>
             </w:r>
           </w:p>
         </w:tc>
         <w:tc>
           <w:tcPr>
-            <w:tcW w:w="1500" w:type="dxa"/>
+            <w:tcW w:w="1416" w:type="dxa"/>
           </w:tcPr>
           <w:p>
             <w:pPr>
               <w:spacing w:before="40" w:after="40" w:line="240" w:lineRule="auto"/>
-              <w:rPr>
-                <w:rFonts w:ascii="Times New Roman" w:hAnsi="Times New Roman" w:cs="Times New Roman"/>
+              <w:jc w:val="left"/>
+              <w:rPr>
+                <w:rFonts w:ascii="Arial" w:hAnsi="Arial" w:cs="Arial"/>
                 <w:lang w:val="es-GT"/>
               </w:rPr>
             </w:pPr>
             <w:r>
               <w:rPr>
-                <w:rFonts w:ascii="Times New Roman" w:hAnsi="Times New Roman" w:cs="Times New Roman"/>
+                <w:rFonts w:ascii="Arial" w:hAnsi="Arial" w:cs="Arial"/>
                 <w:sz w:val="20"/>
                 <w:szCs w:val="20"/>
                 <w:lang w:val="es-GT"/>
               </w:rPr>
-              <w:t>Por contrastar</w:t>
+              <w:t xml:space="preserve">Por contrastar</w:t>
             </w:r>
           </w:p>
         </w:tc>
@@ -3051,70 +3253,73 @@
         </w:trPr>
         <w:tc>
           <w:tcPr>
-            <w:tcW w:w="2700" w:type="dxa"/>
+            <w:tcW w:w="2550" w:type="dxa"/>
           </w:tcPr>
           <w:p>
             <w:pPr>
               <w:spacing w:before="40" w:after="40" w:line="240" w:lineRule="auto"/>
-              <w:rPr>
-                <w:rFonts w:ascii="Times New Roman" w:hAnsi="Times New Roman" w:cs="Times New Roman"/>
+              <w:jc w:val="left"/>
+              <w:rPr>
+                <w:rFonts w:ascii="Arial" w:hAnsi="Arial" w:cs="Arial"/>
                 <w:lang w:val="es-GT"/>
               </w:rPr>
             </w:pPr>
             <w:r>
               <w:rPr>
-                <w:rFonts w:ascii="Times New Roman" w:hAnsi="Times New Roman" w:cs="Times New Roman"/>
+                <w:rFonts w:ascii="Arial" w:hAnsi="Arial" w:cs="Arial"/>
                 <w:sz w:val="20"/>
                 <w:szCs w:val="20"/>
                 <w:lang w:val="es-GT"/>
               </w:rPr>
-              <w:t>Causa 5. Poco conocimiento o costo de herramientas y marcos</w:t>
+              <w:t xml:space="preserve">Causa 5. Poco conocimiento o costo de herramientas y marcos</w:t>
             </w:r>
           </w:p>
         </w:tc>
         <w:tc>
           <w:tcPr>
-            <w:tcW w:w="5160" w:type="dxa"/>
+            <w:tcW w:w="4873" w:type="dxa"/>
           </w:tcPr>
           <w:p>
             <w:pPr>
               <w:spacing w:before="40" w:after="40" w:line="240" w:lineRule="auto"/>
-              <w:rPr>
-                <w:rFonts w:ascii="Times New Roman" w:hAnsi="Times New Roman" w:cs="Times New Roman"/>
+              <w:jc w:val="left"/>
+              <w:rPr>
+                <w:rFonts w:ascii="Arial" w:hAnsi="Arial" w:cs="Arial"/>
                 <w:lang w:val="es-GT"/>
               </w:rPr>
             </w:pPr>
             <w:r>
               <w:rPr>
-                <w:rFonts w:ascii="Times New Roman" w:hAnsi="Times New Roman" w:cs="Times New Roman"/>
+                <w:rFonts w:ascii="Arial" w:hAnsi="Arial" w:cs="Arial"/>
                 <w:sz w:val="20"/>
                 <w:szCs w:val="20"/>
                 <w:lang w:val="es-GT"/>
               </w:rPr>
-              <w:t>Los desafíos de herramientas son los más reportados en la literatura (Rajapakse et al., 2022).</w:t>
+              <w:t xml:space="preserve">Los desafíos de herramientas son los más reportados en la literatura (Rajapakse et al., 2022).</w:t>
             </w:r>
           </w:p>
         </w:tc>
         <w:tc>
           <w:tcPr>
-            <w:tcW w:w="1500" w:type="dxa"/>
+            <w:tcW w:w="1416" w:type="dxa"/>
           </w:tcPr>
           <w:p>
             <w:pPr>
               <w:spacing w:before="40" w:after="40" w:line="240" w:lineRule="auto"/>
-              <w:rPr>
-                <w:rFonts w:ascii="Times New Roman" w:hAnsi="Times New Roman" w:cs="Times New Roman"/>
+              <w:jc w:val="left"/>
+              <w:rPr>
+                <w:rFonts w:ascii="Arial" w:hAnsi="Arial" w:cs="Arial"/>
                 <w:lang w:val="es-GT"/>
               </w:rPr>
             </w:pPr>
             <w:r>
               <w:rPr>
-                <w:rFonts w:ascii="Times New Roman" w:hAnsi="Times New Roman" w:cs="Times New Roman"/>
+                <w:rFonts w:ascii="Arial" w:hAnsi="Arial" w:cs="Arial"/>
                 <w:sz w:val="20"/>
                 <w:szCs w:val="20"/>
                 <w:lang w:val="es-GT"/>
               </w:rPr>
-              <w:t>Por contrastar</w:t>
+              <w:t xml:space="preserve">Por contrastar</w:t>
             </w:r>
           </w:p>
         </w:tc>
@@ -3125,70 +3330,73 @@
         </w:trPr>
         <w:tc>
           <w:tcPr>
-            <w:tcW w:w="2700" w:type="dxa"/>
+            <w:tcW w:w="2550" w:type="dxa"/>
           </w:tcPr>
           <w:p>
             <w:pPr>
               <w:spacing w:before="40" w:after="40" w:line="240" w:lineRule="auto"/>
-              <w:rPr>
-                <w:rFonts w:ascii="Times New Roman" w:hAnsi="Times New Roman" w:cs="Times New Roman"/>
+              <w:jc w:val="left"/>
+              <w:rPr>
+                <w:rFonts w:ascii="Arial" w:hAnsi="Arial" w:cs="Arial"/>
                 <w:lang w:val="es-GT"/>
               </w:rPr>
             </w:pPr>
             <w:r>
               <w:rPr>
-                <w:rFonts w:ascii="Times New Roman" w:hAnsi="Times New Roman" w:cs="Times New Roman"/>
+                <w:rFonts w:ascii="Arial" w:hAnsi="Arial" w:cs="Arial"/>
                 <w:sz w:val="20"/>
                 <w:szCs w:val="20"/>
                 <w:lang w:val="es-GT"/>
               </w:rPr>
-              <w:t>Efecto 1. Vulnerabilidades en producción</w:t>
+              <w:t xml:space="preserve">Efecto 1. Vulnerabilidades en producción</w:t>
             </w:r>
           </w:p>
         </w:tc>
         <w:tc>
           <w:tcPr>
-            <w:tcW w:w="5160" w:type="dxa"/>
+            <w:tcW w:w="4873" w:type="dxa"/>
           </w:tcPr>
           <w:p>
             <w:pPr>
               <w:spacing w:before="40" w:after="40" w:line="240" w:lineRule="auto"/>
-              <w:rPr>
-                <w:rFonts w:ascii="Times New Roman" w:hAnsi="Times New Roman" w:cs="Times New Roman"/>
+              <w:jc w:val="left"/>
+              <w:rPr>
+                <w:rFonts w:ascii="Arial" w:hAnsi="Arial" w:cs="Arial"/>
                 <w:lang w:val="es-GT"/>
               </w:rPr>
             </w:pPr>
             <w:r>
               <w:rPr>
-                <w:rFonts w:ascii="Times New Roman" w:hAnsi="Times New Roman" w:cs="Times New Roman"/>
+                <w:rFonts w:ascii="Arial" w:hAnsi="Arial" w:cs="Arial"/>
                 <w:sz w:val="20"/>
                 <w:szCs w:val="20"/>
                 <w:lang w:val="es-GT"/>
               </w:rPr>
-              <w:t>Deuda de seguridad en el 82 % de las organizaciones (Veracode, 2026).</w:t>
+              <w:t xml:space="preserve">Deuda de seguridad en el 82 % de las organizaciones (Veracode, 2026).</w:t>
             </w:r>
           </w:p>
         </w:tc>
         <w:tc>
           <w:tcPr>
-            <w:tcW w:w="1500" w:type="dxa"/>
+            <w:tcW w:w="1416" w:type="dxa"/>
           </w:tcPr>
           <w:p>
             <w:pPr>
               <w:spacing w:before="40" w:after="40" w:line="240" w:lineRule="auto"/>
-              <w:rPr>
-                <w:rFonts w:ascii="Times New Roman" w:hAnsi="Times New Roman" w:cs="Times New Roman"/>
+              <w:jc w:val="left"/>
+              <w:rPr>
+                <w:rFonts w:ascii="Arial" w:hAnsi="Arial" w:cs="Arial"/>
                 <w:lang w:val="es-GT"/>
               </w:rPr>
             </w:pPr>
             <w:r>
               <w:rPr>
-                <w:rFonts w:ascii="Times New Roman" w:hAnsi="Times New Roman" w:cs="Times New Roman"/>
+                <w:rFonts w:ascii="Arial" w:hAnsi="Arial" w:cs="Arial"/>
                 <w:sz w:val="20"/>
                 <w:szCs w:val="20"/>
                 <w:lang w:val="es-GT"/>
               </w:rPr>
-              <w:t>Por dimensionar</w:t>
+              <w:t xml:space="preserve">Por dimensionar</w:t>
             </w:r>
           </w:p>
         </w:tc>
@@ -3199,70 +3407,73 @@
         </w:trPr>
         <w:tc>
           <w:tcPr>
-            <w:tcW w:w="2700" w:type="dxa"/>
+            <w:tcW w:w="2550" w:type="dxa"/>
           </w:tcPr>
           <w:p>
             <w:pPr>
               <w:spacing w:before="40" w:after="40" w:line="240" w:lineRule="auto"/>
-              <w:rPr>
-                <w:rFonts w:ascii="Times New Roman" w:hAnsi="Times New Roman" w:cs="Times New Roman"/>
+              <w:jc w:val="left"/>
+              <w:rPr>
+                <w:rFonts w:ascii="Arial" w:hAnsi="Arial" w:cs="Arial"/>
                 <w:lang w:val="es-GT"/>
               </w:rPr>
             </w:pPr>
             <w:r>
               <w:rPr>
-                <w:rFonts w:ascii="Times New Roman" w:hAnsi="Times New Roman" w:cs="Times New Roman"/>
+                <w:rFonts w:ascii="Arial" w:hAnsi="Arial" w:cs="Arial"/>
                 <w:sz w:val="20"/>
                 <w:szCs w:val="20"/>
                 <w:lang w:val="es-GT"/>
               </w:rPr>
-              <w:t>Efecto 2. Mayor costo y tiempo de corrección</w:t>
+              <w:t xml:space="preserve">Efecto 2. Mayor costo y tiempo de corrección</w:t>
             </w:r>
           </w:p>
         </w:tc>
         <w:tc>
           <w:tcPr>
-            <w:tcW w:w="5160" w:type="dxa"/>
+            <w:tcW w:w="4873" w:type="dxa"/>
           </w:tcPr>
           <w:p>
             <w:pPr>
               <w:spacing w:before="40" w:after="40" w:line="240" w:lineRule="auto"/>
-              <w:rPr>
-                <w:rFonts w:ascii="Times New Roman" w:hAnsi="Times New Roman" w:cs="Times New Roman"/>
+              <w:jc w:val="left"/>
+              <w:rPr>
+                <w:rFonts w:ascii="Arial" w:hAnsi="Arial" w:cs="Arial"/>
                 <w:lang w:val="es-GT"/>
               </w:rPr>
             </w:pPr>
             <w:r>
               <w:rPr>
-                <w:rFonts w:ascii="Times New Roman" w:hAnsi="Times New Roman" w:cs="Times New Roman"/>
+                <w:rFonts w:ascii="Arial" w:hAnsi="Arial" w:cs="Arial"/>
                 <w:sz w:val="20"/>
                 <w:szCs w:val="20"/>
                 <w:lang w:val="es-GT"/>
               </w:rPr>
-              <w:t>Mediana de 43 días para parchear fallas críticas (Verizon, 2026).</w:t>
+              <w:t xml:space="preserve">Mediana de 43 días para parchear fallas críticas (Verizon, 2026).</w:t>
             </w:r>
           </w:p>
         </w:tc>
         <w:tc>
           <w:tcPr>
-            <w:tcW w:w="1500" w:type="dxa"/>
+            <w:tcW w:w="1416" w:type="dxa"/>
           </w:tcPr>
           <w:p>
             <w:pPr>
               <w:spacing w:before="40" w:after="40" w:line="240" w:lineRule="auto"/>
-              <w:rPr>
-                <w:rFonts w:ascii="Times New Roman" w:hAnsi="Times New Roman" w:cs="Times New Roman"/>
+              <w:jc w:val="left"/>
+              <w:rPr>
+                <w:rFonts w:ascii="Arial" w:hAnsi="Arial" w:cs="Arial"/>
                 <w:lang w:val="es-GT"/>
               </w:rPr>
             </w:pPr>
             <w:r>
               <w:rPr>
-                <w:rFonts w:ascii="Times New Roman" w:hAnsi="Times New Roman" w:cs="Times New Roman"/>
+                <w:rFonts w:ascii="Arial" w:hAnsi="Arial" w:cs="Arial"/>
                 <w:sz w:val="20"/>
                 <w:szCs w:val="20"/>
                 <w:lang w:val="es-GT"/>
               </w:rPr>
-              <w:t>Por dimensionar</w:t>
+              <w:t xml:space="preserve">Por dimensionar</w:t>
             </w:r>
           </w:p>
         </w:tc>
@@ -3273,70 +3484,73 @@
         </w:trPr>
         <w:tc>
           <w:tcPr>
-            <w:tcW w:w="2700" w:type="dxa"/>
+            <w:tcW w:w="2550" w:type="dxa"/>
           </w:tcPr>
           <w:p>
             <w:pPr>
               <w:spacing w:before="40" w:after="40" w:line="240" w:lineRule="auto"/>
-              <w:rPr>
-                <w:rFonts w:ascii="Times New Roman" w:hAnsi="Times New Roman" w:cs="Times New Roman"/>
+              <w:jc w:val="left"/>
+              <w:rPr>
+                <w:rFonts w:ascii="Arial" w:hAnsi="Arial" w:cs="Arial"/>
                 <w:lang w:val="es-GT"/>
               </w:rPr>
             </w:pPr>
             <w:r>
               <w:rPr>
-                <w:rFonts w:ascii="Times New Roman" w:hAnsi="Times New Roman" w:cs="Times New Roman"/>
+                <w:rFonts w:ascii="Arial" w:hAnsi="Arial" w:cs="Arial"/>
                 <w:sz w:val="20"/>
                 <w:szCs w:val="20"/>
                 <w:lang w:val="es-GT"/>
               </w:rPr>
-              <w:t>Efecto 3. Mayor exposición a incidentes y pérdida de datos</w:t>
+              <w:t xml:space="preserve">Efecto 3. Mayor exposición a incidentes y pérdida de datos</w:t>
             </w:r>
           </w:p>
         </w:tc>
         <w:tc>
           <w:tcPr>
-            <w:tcW w:w="5160" w:type="dxa"/>
+            <w:tcW w:w="4873" w:type="dxa"/>
           </w:tcPr>
           <w:p>
             <w:pPr>
               <w:spacing w:before="40" w:after="40" w:line="240" w:lineRule="auto"/>
-              <w:rPr>
-                <w:rFonts w:ascii="Times New Roman" w:hAnsi="Times New Roman" w:cs="Times New Roman"/>
+              <w:jc w:val="left"/>
+              <w:rPr>
+                <w:rFonts w:ascii="Arial" w:hAnsi="Arial" w:cs="Arial"/>
                 <w:lang w:val="es-GT"/>
               </w:rPr>
             </w:pPr>
             <w:r>
               <w:rPr>
-                <w:rFonts w:ascii="Times New Roman" w:hAnsi="Times New Roman" w:cs="Times New Roman"/>
+                <w:rFonts w:ascii="Arial" w:hAnsi="Arial" w:cs="Arial"/>
                 <w:sz w:val="20"/>
                 <w:szCs w:val="20"/>
                 <w:lang w:val="es-GT"/>
               </w:rPr>
-              <w:t>La explotación de vulnerabilidades es el vector inicial más frecuente (Verizon, 2026); costo medio de 4.99 millones de dólares por brecha (IBM, 2026).</w:t>
+              <w:t xml:space="preserve">La explotación de vulnerabilidades es el vector inicial más frecuente (Verizon, 2026); costo medio de 4.99 millones de dólares por brecha (IBM, 2026).</w:t>
             </w:r>
           </w:p>
         </w:tc>
         <w:tc>
           <w:tcPr>
-            <w:tcW w:w="1500" w:type="dxa"/>
+            <w:tcW w:w="1416" w:type="dxa"/>
           </w:tcPr>
           <w:p>
             <w:pPr>
               <w:spacing w:before="40" w:after="40" w:line="240" w:lineRule="auto"/>
-              <w:rPr>
-                <w:rFonts w:ascii="Times New Roman" w:hAnsi="Times New Roman" w:cs="Times New Roman"/>
+              <w:jc w:val="left"/>
+              <w:rPr>
+                <w:rFonts w:ascii="Arial" w:hAnsi="Arial" w:cs="Arial"/>
                 <w:lang w:val="es-GT"/>
               </w:rPr>
             </w:pPr>
             <w:r>
               <w:rPr>
-                <w:rFonts w:ascii="Times New Roman" w:hAnsi="Times New Roman" w:cs="Times New Roman"/>
+                <w:rFonts w:ascii="Arial" w:hAnsi="Arial" w:cs="Arial"/>
                 <w:sz w:val="20"/>
                 <w:szCs w:val="20"/>
                 <w:lang w:val="es-GT"/>
               </w:rPr>
-              <w:t>Por dimensionar</w:t>
+              <w:t xml:space="preserve">Por dimensionar</w:t>
             </w:r>
           </w:p>
         </w:tc>
@@ -3347,7 +3561,7 @@
         </w:trPr>
         <w:tc>
           <w:tcPr>
-            <w:tcW w:w="2700" w:type="dxa"/>
+            <w:tcW w:w="2550" w:type="dxa"/>
             <w:tcBorders>
               <w:bottom w:val="single" w:sz="6" w:space="0" w:color="000000"/>
             </w:tcBorders>
@@ -3355,25 +3569,26 @@
           <w:p>
             <w:pPr>
               <w:spacing w:before="40" w:after="40" w:line="240" w:lineRule="auto"/>
-              <w:rPr>
-                <w:rFonts w:ascii="Times New Roman" w:hAnsi="Times New Roman" w:cs="Times New Roman"/>
+              <w:jc w:val="left"/>
+              <w:rPr>
+                <w:rFonts w:ascii="Arial" w:hAnsi="Arial" w:cs="Arial"/>
                 <w:lang w:val="es-GT"/>
               </w:rPr>
             </w:pPr>
             <w:r>
               <w:rPr>
-                <w:rFonts w:ascii="Times New Roman" w:hAnsi="Times New Roman" w:cs="Times New Roman"/>
+                <w:rFonts w:ascii="Arial" w:hAnsi="Arial" w:cs="Arial"/>
                 <w:sz w:val="20"/>
                 <w:szCs w:val="20"/>
                 <w:lang w:val="es-GT"/>
               </w:rPr>
-              <w:t>Efecto 4. Pérdida de confianza y riesgo de incumplimiento</w:t>
+              <w:t xml:space="preserve">Efecto 4. Pérdida de confianza y riesgo de incumplimiento</w:t>
             </w:r>
           </w:p>
         </w:tc>
         <w:tc>
           <w:tcPr>
-            <w:tcW w:w="5160" w:type="dxa"/>
+            <w:tcW w:w="4873" w:type="dxa"/>
             <w:tcBorders>
               <w:bottom w:val="single" w:sz="6" w:space="0" w:color="000000"/>
             </w:tcBorders>
@@ -3381,25 +3596,26 @@
           <w:p>
             <w:pPr>
               <w:spacing w:before="40" w:after="40" w:line="240" w:lineRule="auto"/>
-              <w:rPr>
-                <w:rFonts w:ascii="Times New Roman" w:hAnsi="Times New Roman" w:cs="Times New Roman"/>
+              <w:jc w:val="left"/>
+              <w:rPr>
+                <w:rFonts w:ascii="Arial" w:hAnsi="Arial" w:cs="Arial"/>
                 <w:lang w:val="es-GT"/>
               </w:rPr>
             </w:pPr>
             <w:r>
               <w:rPr>
-                <w:rFonts w:ascii="Times New Roman" w:hAnsi="Times New Roman" w:cs="Times New Roman"/>
+                <w:rFonts w:ascii="Arial" w:hAnsi="Arial" w:cs="Arial"/>
                 <w:sz w:val="20"/>
                 <w:szCs w:val="20"/>
                 <w:lang w:val="es-GT"/>
               </w:rPr>
-              <w:t>Aumento de 200 % en los ciberataques en Guatemala durante 2024 (Mastercard, 2025); iniciativa de ley en discusión (RSM Guatemala, s. f.).</w:t>
+              <w:t xml:space="preserve">Aumento de 200 % en los ciberataques en Guatemala durante 2024 (Mastercard, 2025); iniciativa de ley en discusión (RSM Guatemala, s. f.).</w:t>
             </w:r>
           </w:p>
         </w:tc>
         <w:tc>
           <w:tcPr>
-            <w:tcW w:w="1500" w:type="dxa"/>
+            <w:tcW w:w="1416" w:type="dxa"/>
             <w:tcBorders>
               <w:bottom w:val="single" w:sz="6" w:space="0" w:color="000000"/>
             </w:tcBorders>
@@ -3407,19 +3623,20 @@
           <w:p>
             <w:pPr>
               <w:spacing w:before="40" w:after="40" w:line="240" w:lineRule="auto"/>
-              <w:rPr>
-                <w:rFonts w:ascii="Times New Roman" w:hAnsi="Times New Roman" w:cs="Times New Roman"/>
+              <w:jc w:val="left"/>
+              <w:rPr>
+                <w:rFonts w:ascii="Arial" w:hAnsi="Arial" w:cs="Arial"/>
                 <w:lang w:val="es-GT"/>
               </w:rPr>
             </w:pPr>
             <w:r>
               <w:rPr>
-                <w:rFonts w:ascii="Times New Roman" w:hAnsi="Times New Roman" w:cs="Times New Roman"/>
+                <w:rFonts w:ascii="Arial" w:hAnsi="Arial" w:cs="Arial"/>
                 <w:sz w:val="20"/>
                 <w:szCs w:val="20"/>
                 <w:lang w:val="es-GT"/>
               </w:rPr>
-              <w:t>Por dimensionar</w:t>
+              <w:t xml:space="preserve">Por dimensionar</w:t>
             </w:r>
           </w:p>
         </w:tc>
@@ -3428,14 +3645,15 @@
     <w:p>
       <w:pPr>
         <w:spacing w:before="60" w:after="200" w:line="240" w:lineRule="auto"/>
-        <w:rPr>
-          <w:rFonts w:ascii="Times New Roman" w:hAnsi="Times New Roman" w:cs="Times New Roman"/>
-          <w:lang w:val="es-GT"/>
-        </w:rPr>
-      </w:pPr>
-      <w:r>
-        <w:rPr>
-          <w:rFonts w:ascii="Times New Roman" w:hAnsi="Times New Roman" w:cs="Times New Roman"/>
+        <w:jc w:val="left"/>
+        <w:rPr>
+          <w:rFonts w:ascii="Arial" w:hAnsi="Arial" w:cs="Arial"/>
+          <w:lang w:val="es-GT"/>
+        </w:rPr>
+      </w:pPr>
+      <w:r>
+        <w:rPr>
+          <w:rFonts w:ascii="Arial" w:hAnsi="Arial" w:cs="Arial"/>
           <w:i/>
           <w:sz w:val="20"/>
           <w:szCs w:val="20"/>
@@ -3445,92 +3663,98 @@
       </w:r>
       <w:r>
         <w:rPr>
-          <w:rFonts w:ascii="Times New Roman" w:hAnsi="Times New Roman" w:cs="Times New Roman"/>
+          <w:rFonts w:ascii="Arial" w:hAnsi="Arial" w:cs="Arial"/>
           <w:sz w:val="20"/>
           <w:szCs w:val="20"/>
           <w:lang w:val="es-GT"/>
         </w:rPr>
-        <w:t>Elaboración propia. Las condiciones «por contrastar» y «por dimensionar» indican que el estudio debe verificarlas con datos locales.</w:t>
+        <w:t xml:space="preserve">Elaboración propia. Las condiciones «por contrastar» y «por dimensionar» indican que el estudio debe verificarlas con datos locales.</w:t>
       </w:r>
     </w:p>
     <w:p>
       <w:pPr>
         <w:keepNext/>
         <w:spacing w:before="120" w:after="0" w:line="360" w:lineRule="auto"/>
+        <w:jc w:val="left"/>
         <w:outlineLvl w:val="1"/>
         <w:rPr>
-          <w:rFonts w:ascii="Times New Roman" w:hAnsi="Times New Roman" w:cs="Times New Roman"/>
-          <w:lang w:val="es-GT"/>
-        </w:rPr>
-      </w:pPr>
-      <w:bookmarkStart w:id="7" w:name="_Toc800207"/>
-      <w:r>
-        <w:rPr>
-          <w:rFonts w:ascii="Times New Roman" w:hAnsi="Times New Roman" w:cs="Times New Roman"/>
+          <w:rFonts w:ascii="Arial" w:hAnsi="Arial" w:cs="Arial"/>
+          <w:lang w:val="es-GT"/>
+        </w:rPr>
+      </w:pPr>
+      <w:bookmarkStart w:id="209" w:name="_Toc800209"/>
+      <w:r>
+        <w:rPr>
+          <w:rFonts w:ascii="Arial" w:hAnsi="Arial" w:cs="Arial"/>
           <w:b/>
           <w:sz w:val="24"/>
           <w:szCs w:val="24"/>
           <w:lang w:val="es-GT"/>
         </w:rPr>
-        <w:t>Árbol de objetivos</w:t>
-      </w:r>
-      <w:bookmarkEnd w:id="7"/>
-    </w:p>
-    <w:p>
-      <w:pPr>
-        <w:spacing w:after="0" w:line="360" w:lineRule="auto"/>
-        <w:ind w:firstLine="720"/>
+        <w:t xml:space="preserve">Árbol de objetivos</w:t>
+      </w:r>
+      <w:bookmarkEnd w:id="209"/>
+    </w:p>
+    <w:p>
+      <w:pPr>
+        <w:spacing w:before="0" w:after="0" w:line="360" w:lineRule="auto"/>
+        <w:ind w:firstLine="340"/>
         <w:jc w:val="both"/>
         <w:rPr>
-          <w:rFonts w:ascii="Times New Roman" w:hAnsi="Times New Roman" w:cs="Times New Roman"/>
-          <w:lang w:val="es-GT"/>
-        </w:rPr>
-      </w:pPr>
-      <w:r>
-        <w:rPr>
-          <w:rFonts w:ascii="Times New Roman" w:hAnsi="Times New Roman" w:cs="Times New Roman"/>
-          <w:sz w:val="24"/>
-          <w:szCs w:val="24"/>
-          <w:lang w:val="es-GT"/>
-        </w:rPr>
-        <w:t>A partir del árbol de problemas cada causa se convierte en medio y cada efecto en fin (Figura 2). El problema principal pasa a ser el objetivo principal del estudio.</w:t>
+          <w:rFonts w:ascii="Arial" w:hAnsi="Arial" w:cs="Arial"/>
+          <w:lang w:val="es-GT"/>
+        </w:rPr>
+      </w:pPr>
+      <w:r>
+        <w:rPr>
+          <w:rFonts w:ascii="Arial" w:hAnsi="Arial" w:cs="Arial"/>
+          <w:sz w:val="24"/>
+          <w:szCs w:val="24"/>
+          <w:lang w:val="es-GT"/>
+        </w:rPr>
+        <w:t xml:space="preserve">A partir del árbol de problemas cada causa se convierte en medio y cada efecto en fin (Figura 2). El problema principal pasa a ser el objetivo principal del estudio.</w:t>
       </w:r>
     </w:p>
     <w:p>
       <w:pPr>
         <w:keepNext/>
         <w:spacing w:before="200" w:after="0" w:line="240" w:lineRule="auto"/>
-        <w:rPr>
-          <w:rFonts w:ascii="Times New Roman" w:hAnsi="Times New Roman" w:cs="Times New Roman"/>
-          <w:lang w:val="es-GT"/>
-        </w:rPr>
-      </w:pPr>
-      <w:r>
-        <w:rPr>
-          <w:rFonts w:ascii="Times New Roman" w:hAnsi="Times New Roman" w:cs="Times New Roman"/>
+        <w:jc w:val="left"/>
+        <w:rPr>
+          <w:rFonts w:ascii="Arial" w:hAnsi="Arial" w:cs="Arial"/>
+          <w:lang w:val="es-GT"/>
+        </w:rPr>
+      </w:pPr>
+      <w:r>
+        <w:rPr>
+          <w:rFonts w:ascii="Arial" w:hAnsi="Arial" w:cs="Arial"/>
           <w:b/>
-          <w:lang w:val="es-GT"/>
-        </w:rPr>
-        <w:lastRenderedPageBreak/>
-        <w:t>Figura 2</w:t>
+          <w:sz w:val="22"/>
+          <w:szCs w:val="22"/>
+          <w:lang w:val="es-GT"/>
+        </w:rPr>
+        <w:t xml:space="preserve">Figura 2</w:t>
       </w:r>
     </w:p>
     <w:p>
       <w:pPr>
         <w:keepNext/>
-        <w:spacing w:after="60" w:line="240" w:lineRule="auto"/>
-        <w:rPr>
-          <w:rFonts w:ascii="Times New Roman" w:hAnsi="Times New Roman" w:cs="Times New Roman"/>
-          <w:lang w:val="es-GT"/>
-        </w:rPr>
-      </w:pPr>
-      <w:r>
-        <w:rPr>
-          <w:rFonts w:ascii="Times New Roman" w:hAnsi="Times New Roman" w:cs="Times New Roman"/>
+        <w:spacing w:before="0" w:after="60" w:line="240" w:lineRule="auto"/>
+        <w:jc w:val="left"/>
+        <w:rPr>
+          <w:rFonts w:ascii="Arial" w:hAnsi="Arial" w:cs="Arial"/>
+          <w:lang w:val="es-GT"/>
+        </w:rPr>
+      </w:pPr>
+      <w:r>
+        <w:rPr>
+          <w:rFonts w:ascii="Arial" w:hAnsi="Arial" w:cs="Arial"/>
           <w:i/>
-          <w:lang w:val="es-GT"/>
-        </w:rPr>
-        <w:t>Árbol de objetivos</w:t>
+          <w:sz w:val="22"/>
+          <w:szCs w:val="22"/>
+          <w:lang w:val="es-GT"/>
+        </w:rPr>
+        <w:t xml:space="preserve">Árbol de objetivos</w:t>
       </w:r>
     </w:p>
     <w:p>
@@ -3540,13 +3764,9 @@
         <w:jc w:val="center"/>
       </w:pPr>
       <w:r>
-        <w:rPr>
-          <w:noProof/>
-        </w:rPr>
         <w:drawing>
-          <wp:inline distT="0" distB="0" distL="0" distR="0" wp14:anchorId="21788E18" wp14:editId="28EFECE9">
-            <wp:extent cx="5700000" cy="4779230"/>
-            <wp:effectExtent l="0" t="0" r="0" b="0"/>
+          <wp:inline distT="0" distB="0" distL="0" distR="0">
+            <wp:extent cx="5450000" cy="4569615"/>
             <wp:docPr id="702" name="Figura 2" descr="Árbol de objetivos: cinco medios, objetivo central y cuatro fines"/>
             <wp:cNvGraphicFramePr>
               <a:graphicFrameLocks xmlns:a="http://schemas.openxmlformats.org/drawingml/2006/main" noChangeAspect="1"/>
@@ -3559,7 +3779,7 @@
                     <pic:cNvPicPr/>
                   </pic:nvPicPr>
                   <pic:blipFill>
-                    <a:blip r:embed="rId9"/>
+                    <a:blip r:embed="rIdFig2"/>
                     <a:stretch>
                       <a:fillRect/>
                     </a:stretch>
@@ -3567,7 +3787,7 @@
                   <pic:spPr>
                     <a:xfrm>
                       <a:off x="0" y="0"/>
-                      <a:ext cx="5700000" cy="4779230"/>
+                      <a:ext cx="5450000" cy="4569615"/>
                     </a:xfrm>
                     <a:prstGeom prst="rect">
                       <a:avLst/>
@@ -3583,14 +3803,15 @@
     <w:p>
       <w:pPr>
         <w:spacing w:before="60" w:after="200" w:line="240" w:lineRule="auto"/>
-        <w:rPr>
-          <w:rFonts w:ascii="Times New Roman" w:hAnsi="Times New Roman" w:cs="Times New Roman"/>
-          <w:lang w:val="es-GT"/>
-        </w:rPr>
-      </w:pPr>
-      <w:r>
-        <w:rPr>
-          <w:rFonts w:ascii="Times New Roman" w:hAnsi="Times New Roman" w:cs="Times New Roman"/>
+        <w:jc w:val="left"/>
+        <w:rPr>
+          <w:rFonts w:ascii="Arial" w:hAnsi="Arial" w:cs="Arial"/>
+          <w:lang w:val="es-GT"/>
+        </w:rPr>
+      </w:pPr>
+      <w:r>
+        <w:rPr>
+          <w:rFonts w:ascii="Arial" w:hAnsi="Arial" w:cs="Arial"/>
           <w:i/>
           <w:sz w:val="20"/>
           <w:szCs w:val="20"/>
@@ -3600,50 +3821,51 @@
       </w:r>
       <w:r>
         <w:rPr>
-          <w:rFonts w:ascii="Times New Roman" w:hAnsi="Times New Roman" w:cs="Times New Roman"/>
+          <w:rFonts w:ascii="Arial" w:hAnsi="Arial" w:cs="Arial"/>
           <w:sz w:val="20"/>
           <w:szCs w:val="20"/>
           <w:lang w:val="es-GT"/>
         </w:rPr>
-        <w:t>Elaboración propia a partir del árbol de problemas.</w:t>
+        <w:t xml:space="preserve">Elaboración propia a partir del árbol de problemas.</w:t>
       </w:r>
     </w:p>
     <w:p>
       <w:pPr>
         <w:keepNext/>
         <w:spacing w:before="120" w:after="0" w:line="360" w:lineRule="auto"/>
+        <w:jc w:val="left"/>
         <w:outlineLvl w:val="1"/>
         <w:rPr>
-          <w:rFonts w:ascii="Times New Roman" w:hAnsi="Times New Roman" w:cs="Times New Roman"/>
-          <w:lang w:val="es-GT"/>
-        </w:rPr>
-      </w:pPr>
-      <w:bookmarkStart w:id="8" w:name="_Toc800208"/>
-      <w:r>
-        <w:rPr>
-          <w:rFonts w:ascii="Times New Roman" w:hAnsi="Times New Roman" w:cs="Times New Roman"/>
+          <w:rFonts w:ascii="Arial" w:hAnsi="Arial" w:cs="Arial"/>
+          <w:lang w:val="es-GT"/>
+        </w:rPr>
+      </w:pPr>
+      <w:bookmarkStart w:id="210" w:name="_Toc800210"/>
+      <w:r>
+        <w:rPr>
+          <w:rFonts w:ascii="Arial" w:hAnsi="Arial" w:cs="Arial"/>
           <w:b/>
           <w:sz w:val="24"/>
           <w:szCs w:val="24"/>
           <w:lang w:val="es-GT"/>
         </w:rPr>
-        <w:t>Pregunta de investigación</w:t>
-      </w:r>
-      <w:bookmarkEnd w:id="8"/>
-    </w:p>
-    <w:p>
-      <w:pPr>
-        <w:spacing w:after="0" w:line="360" w:lineRule="auto"/>
-        <w:ind w:firstLine="720"/>
+        <w:t xml:space="preserve">Pregunta de investigación</w:t>
+      </w:r>
+      <w:bookmarkEnd w:id="210"/>
+    </w:p>
+    <w:p>
+      <w:pPr>
+        <w:spacing w:before="0" w:after="0" w:line="360" w:lineRule="auto"/>
+        <w:ind w:firstLine="340"/>
         <w:jc w:val="both"/>
         <w:rPr>
-          <w:rFonts w:ascii="Times New Roman" w:hAnsi="Times New Roman" w:cs="Times New Roman"/>
-          <w:lang w:val="es-GT"/>
-        </w:rPr>
-      </w:pPr>
-      <w:r>
-        <w:rPr>
-          <w:rFonts w:ascii="Times New Roman" w:hAnsi="Times New Roman" w:cs="Times New Roman"/>
+          <w:rFonts w:ascii="Arial" w:hAnsi="Arial" w:cs="Arial"/>
+          <w:lang w:val="es-GT"/>
+        </w:rPr>
+      </w:pPr>
+      <w:r>
+        <w:rPr>
+          <w:rFonts w:ascii="Arial" w:hAnsi="Arial" w:cs="Arial"/>
           <w:b/>
           <w:sz w:val="24"/>
           <w:szCs w:val="24"/>
@@ -3653,160 +3875,192 @@
       </w:r>
       <w:r>
         <w:rPr>
-          <w:rFonts w:ascii="Times New Roman" w:hAnsi="Times New Roman" w:cs="Times New Roman"/>
-          <w:sz w:val="24"/>
-          <w:szCs w:val="24"/>
-          <w:lang w:val="es-GT"/>
-        </w:rPr>
-        <w:t>¿Qué factores organizacionales influyen en la adopción de prácticas de seguridad en el ciclo de desarrollo de software en equipos de desarrollo de empresas medianas del área metropolitana de Guatemala durante el año 2027?</w:t>
-      </w:r>
-    </w:p>
-    <w:p>
-      <w:pPr>
-        <w:spacing w:after="0" w:line="360" w:lineRule="auto"/>
-        <w:ind w:firstLine="720"/>
+          <w:rFonts w:ascii="Arial" w:hAnsi="Arial" w:cs="Arial"/>
+          <w:sz w:val="24"/>
+          <w:szCs w:val="24"/>
+          <w:lang w:val="es-GT"/>
+        </w:rPr>
+        <w:t xml:space="preserve">¿Qué factores organizacionales influyen en la adopción de prácticas de seguridad en el ciclo de desarrollo de software en equipos de desarrollo de empresas medianas del área metropolitana de Guatemala durante el año 2027?</w:t>
+      </w:r>
+    </w:p>
+    <w:p>
+      <w:pPr>
+        <w:spacing w:before="0" w:after="0" w:line="360" w:lineRule="auto"/>
+        <w:ind w:firstLine="340"/>
         <w:jc w:val="both"/>
         <w:rPr>
-          <w:rFonts w:ascii="Times New Roman" w:hAnsi="Times New Roman" w:cs="Times New Roman"/>
-          <w:lang w:val="es-GT"/>
-        </w:rPr>
-      </w:pPr>
-      <w:r>
-        <w:rPr>
-          <w:rFonts w:ascii="Times New Roman" w:hAnsi="Times New Roman" w:cs="Times New Roman"/>
-          <w:sz w:val="24"/>
-          <w:szCs w:val="24"/>
-          <w:lang w:val="es-GT"/>
-        </w:rPr>
-        <w:t>Las subpreguntas descomponen el problema en tres dimensiones manejables:</w:t>
-      </w:r>
-    </w:p>
-    <w:p>
-      <w:pPr>
-        <w:spacing w:after="0" w:line="360" w:lineRule="auto"/>
+          <w:rFonts w:ascii="Arial" w:hAnsi="Arial" w:cs="Arial"/>
+          <w:lang w:val="es-GT"/>
+        </w:rPr>
+      </w:pPr>
+      <w:r>
+        <w:rPr>
+          <w:rFonts w:ascii="Arial" w:hAnsi="Arial" w:cs="Arial"/>
+          <w:sz w:val="24"/>
+          <w:szCs w:val="24"/>
+          <w:lang w:val="es-GT"/>
+        </w:rPr>
+        <w:t xml:space="preserve">Las subpreguntas descomponen el problema en tres dimensiones manejables:</w:t>
+      </w:r>
+    </w:p>
+    <w:p>
+      <w:pPr>
+        <w:spacing w:before="0" w:after="0" w:line="360" w:lineRule="auto"/>
         <w:ind w:left="720" w:hanging="360"/>
         <w:jc w:val="both"/>
         <w:rPr>
-          <w:rFonts w:ascii="Times New Roman" w:hAnsi="Times New Roman" w:cs="Times New Roman"/>
-          <w:lang w:val="es-GT"/>
-        </w:rPr>
-      </w:pPr>
-      <w:r>
-        <w:rPr>
-          <w:rFonts w:ascii="Times New Roman" w:hAnsi="Times New Roman" w:cs="Times New Roman"/>
-          <w:sz w:val="24"/>
-          <w:szCs w:val="24"/>
-          <w:lang w:val="es-GT"/>
-        </w:rPr>
-        <w:t>1. ¿Qué prácticas de seguridad del ciclo de desarrollo de software, según el marco SSDF del NIST, aplican actualmente estos equipos y con qué grado de formalidad?</w:t>
-      </w:r>
-    </w:p>
-    <w:p>
-      <w:pPr>
-        <w:spacing w:after="0" w:line="360" w:lineRule="auto"/>
+          <w:rFonts w:ascii="Arial" w:hAnsi="Arial" w:cs="Arial"/>
+          <w:lang w:val="es-GT"/>
+        </w:rPr>
+      </w:pPr>
+      <w:r>
+        <w:rPr>
+          <w:rFonts w:ascii="Arial" w:hAnsi="Arial" w:cs="Arial"/>
+          <w:sz w:val="24"/>
+          <w:szCs w:val="24"/>
+          <w:lang w:val="es-GT"/>
+        </w:rPr>
+        <w:t xml:space="preserve">1. </w:t>
+      </w:r>
+      <w:r>
+        <w:rPr>
+          <w:rFonts w:ascii="Arial" w:hAnsi="Arial" w:cs="Arial"/>
+          <w:sz w:val="24"/>
+          <w:szCs w:val="24"/>
+          <w:lang w:val="es-GT"/>
+        </w:rPr>
+        <w:t xml:space="preserve">¿Qué prácticas de seguridad del ciclo de desarrollo de software, según el marco SSDF del NIST, aplican actualmente estos equipos y con qué grado de formalidad?</w:t>
+      </w:r>
+    </w:p>
+    <w:p>
+      <w:pPr>
+        <w:spacing w:before="0" w:after="0" w:line="360" w:lineRule="auto"/>
         <w:ind w:left="720" w:hanging="360"/>
         <w:jc w:val="both"/>
         <w:rPr>
-          <w:rFonts w:ascii="Times New Roman" w:hAnsi="Times New Roman" w:cs="Times New Roman"/>
-          <w:lang w:val="es-GT"/>
-        </w:rPr>
-      </w:pPr>
-      <w:r>
-        <w:rPr>
-          <w:rFonts w:ascii="Times New Roman" w:hAnsi="Times New Roman" w:cs="Times New Roman"/>
-          <w:sz w:val="24"/>
-          <w:szCs w:val="24"/>
-          <w:lang w:val="es-GT"/>
-        </w:rPr>
-        <w:t>2. ¿Qué barreras relacionadas con las personas, las prácticas, las herramientas, la infraestructura y la gobernanza perciben los equipos para integrar la seguridad en su desarrollo?</w:t>
-      </w:r>
-    </w:p>
-    <w:p>
-      <w:pPr>
-        <w:spacing w:after="0" w:line="360" w:lineRule="auto"/>
+          <w:rFonts w:ascii="Arial" w:hAnsi="Arial" w:cs="Arial"/>
+          <w:lang w:val="es-GT"/>
+        </w:rPr>
+      </w:pPr>
+      <w:r>
+        <w:rPr>
+          <w:rFonts w:ascii="Arial" w:hAnsi="Arial" w:cs="Arial"/>
+          <w:sz w:val="24"/>
+          <w:szCs w:val="24"/>
+          <w:lang w:val="es-GT"/>
+        </w:rPr>
+        <w:t xml:space="preserve">2. </w:t>
+      </w:r>
+      <w:r>
+        <w:rPr>
+          <w:rFonts w:ascii="Arial" w:hAnsi="Arial" w:cs="Arial"/>
+          <w:sz w:val="24"/>
+          <w:szCs w:val="24"/>
+          <w:lang w:val="es-GT"/>
+        </w:rPr>
+        <w:t xml:space="preserve">¿Qué barreras relacionadas con las personas, las prácticas, las herramientas, la infraestructura y la gobernanza perciben los equipos para integrar la seguridad en su desarrollo?</w:t>
+      </w:r>
+    </w:p>
+    <w:p>
+      <w:pPr>
+        <w:spacing w:before="0" w:after="0" w:line="360" w:lineRule="auto"/>
         <w:ind w:left="720" w:hanging="360"/>
         <w:jc w:val="both"/>
         <w:rPr>
-          <w:rFonts w:ascii="Times New Roman" w:hAnsi="Times New Roman" w:cs="Times New Roman"/>
-          <w:lang w:val="es-GT"/>
-        </w:rPr>
-      </w:pPr>
-      <w:r>
-        <w:rPr>
-          <w:rFonts w:ascii="Times New Roman" w:hAnsi="Times New Roman" w:cs="Times New Roman"/>
-          <w:sz w:val="24"/>
-          <w:szCs w:val="24"/>
-          <w:lang w:val="es-GT"/>
-        </w:rPr>
-        <w:lastRenderedPageBreak/>
-        <w:t>3. ¿Qué relación existe entre el nivel de capacitación en desarrollo seguro y el grado de adopción de prácticas de seguridad?</w:t>
-      </w:r>
-    </w:p>
-    <w:p>
-      <w:pPr>
-        <w:spacing w:after="0" w:line="360" w:lineRule="auto"/>
-        <w:ind w:firstLine="720"/>
+          <w:rFonts w:ascii="Arial" w:hAnsi="Arial" w:cs="Arial"/>
+          <w:lang w:val="es-GT"/>
+        </w:rPr>
+      </w:pPr>
+      <w:r>
+        <w:rPr>
+          <w:rFonts w:ascii="Arial" w:hAnsi="Arial" w:cs="Arial"/>
+          <w:sz w:val="24"/>
+          <w:szCs w:val="24"/>
+          <w:lang w:val="es-GT"/>
+        </w:rPr>
+        <w:t xml:space="preserve">3. </w:t>
+      </w:r>
+      <w:r>
+        <w:rPr>
+          <w:rFonts w:ascii="Arial" w:hAnsi="Arial" w:cs="Arial"/>
+          <w:sz w:val="24"/>
+          <w:szCs w:val="24"/>
+          <w:lang w:val="es-GT"/>
+        </w:rPr>
+        <w:t xml:space="preserve">¿Qué relación existe entre el nivel de capacitación en desarrollo seguro y el grado de adopción de prácticas de seguridad?</w:t>
+      </w:r>
+    </w:p>
+    <w:p>
+      <w:pPr>
+        <w:spacing w:before="0" w:after="0" w:line="360" w:lineRule="auto"/>
+        <w:ind w:firstLine="340"/>
         <w:jc w:val="both"/>
         <w:rPr>
-          <w:rFonts w:ascii="Times New Roman" w:hAnsi="Times New Roman" w:cs="Times New Roman"/>
-          <w:lang w:val="es-GT"/>
-        </w:rPr>
-      </w:pPr>
-      <w:r>
-        <w:rPr>
-          <w:rFonts w:ascii="Times New Roman" w:hAnsi="Times New Roman" w:cs="Times New Roman"/>
-          <w:sz w:val="24"/>
-          <w:szCs w:val="24"/>
-          <w:lang w:val="es-GT"/>
-        </w:rPr>
-        <w:t>La pregunta se valora con los criterios FINER (Tabla 2).</w:t>
+          <w:rFonts w:ascii="Arial" w:hAnsi="Arial" w:cs="Arial"/>
+          <w:lang w:val="es-GT"/>
+        </w:rPr>
+      </w:pPr>
+      <w:r>
+        <w:rPr>
+          <w:rFonts w:ascii="Arial" w:hAnsi="Arial" w:cs="Arial"/>
+          <w:sz w:val="24"/>
+          <w:szCs w:val="24"/>
+          <w:lang w:val="es-GT"/>
+        </w:rPr>
+        <w:t xml:space="preserve">La pregunta se valora con los criterios FINER (Tabla 2).</w:t>
       </w:r>
     </w:p>
     <w:p>
       <w:pPr>
         <w:keepNext/>
         <w:spacing w:before="200" w:after="0" w:line="240" w:lineRule="auto"/>
-        <w:rPr>
-          <w:rFonts w:ascii="Times New Roman" w:hAnsi="Times New Roman" w:cs="Times New Roman"/>
-          <w:lang w:val="es-GT"/>
-        </w:rPr>
-      </w:pPr>
-      <w:r>
-        <w:rPr>
-          <w:rFonts w:ascii="Times New Roman" w:hAnsi="Times New Roman" w:cs="Times New Roman"/>
+        <w:jc w:val="left"/>
+        <w:rPr>
+          <w:rFonts w:ascii="Arial" w:hAnsi="Arial" w:cs="Arial"/>
+          <w:lang w:val="es-GT"/>
+        </w:rPr>
+      </w:pPr>
+      <w:r>
+        <w:rPr>
+          <w:rFonts w:ascii="Arial" w:hAnsi="Arial" w:cs="Arial"/>
           <w:b/>
-          <w:lang w:val="es-GT"/>
-        </w:rPr>
-        <w:t>Tabla 2</w:t>
+          <w:sz w:val="22"/>
+          <w:szCs w:val="22"/>
+          <w:lang w:val="es-GT"/>
+        </w:rPr>
+        <w:t xml:space="preserve">Tabla 2</w:t>
       </w:r>
     </w:p>
     <w:p>
       <w:pPr>
         <w:keepNext/>
-        <w:spacing w:after="60" w:line="240" w:lineRule="auto"/>
-        <w:rPr>
-          <w:rFonts w:ascii="Times New Roman" w:hAnsi="Times New Roman" w:cs="Times New Roman"/>
-          <w:lang w:val="es-GT"/>
-        </w:rPr>
-      </w:pPr>
-      <w:r>
-        <w:rPr>
-          <w:rFonts w:ascii="Times New Roman" w:hAnsi="Times New Roman" w:cs="Times New Roman"/>
+        <w:spacing w:before="0" w:after="60" w:line="240" w:lineRule="auto"/>
+        <w:jc w:val="left"/>
+        <w:rPr>
+          <w:rFonts w:ascii="Arial" w:hAnsi="Arial" w:cs="Arial"/>
+          <w:lang w:val="es-GT"/>
+        </w:rPr>
+      </w:pPr>
+      <w:r>
+        <w:rPr>
+          <w:rFonts w:ascii="Arial" w:hAnsi="Arial" w:cs="Arial"/>
           <w:i/>
-          <w:lang w:val="es-GT"/>
-        </w:rPr>
-        <w:t>Valoración de la pregunta de investigación según los criterios FINER</w:t>
+          <w:sz w:val="22"/>
+          <w:szCs w:val="22"/>
+          <w:lang w:val="es-GT"/>
+        </w:rPr>
+        <w:t xml:space="preserve">Valoración de la pregunta de investigación según los criterios FINER</w:t>
       </w:r>
     </w:p>
     <w:tbl>
       <w:tblPr>
-        <w:tblW w:w="9360" w:type="dxa"/>
+        <w:tblW w:w="8839" w:type="dxa"/>
         <w:tblLayout w:type="fixed"/>
         <w:tblLook w:val="04A0" w:firstRow="1" w:lastRow="0" w:firstColumn="1" w:lastColumn="0" w:noHBand="0" w:noVBand="1"/>
       </w:tblPr>
       <w:tblGrid>
-        <w:gridCol w:w="2000"/>
-        <w:gridCol w:w="7360"/>
+        <w:gridCol w:w="1889"/>
+        <w:gridCol w:w="6950"/>
       </w:tblGrid>
       <w:tr>
         <w:trPr>
@@ -3815,7 +4069,7 @@
         </w:trPr>
         <w:tc>
           <w:tcPr>
-            <w:tcW w:w="2000" w:type="dxa"/>
+            <w:tcW w:w="1889" w:type="dxa"/>
             <w:tcBorders>
               <w:top w:val="single" w:sz="6" w:space="0" w:color="000000"/>
               <w:bottom w:val="single" w:sz="6" w:space="0" w:color="000000"/>
@@ -3824,26 +4078,27 @@
           <w:p>
             <w:pPr>
               <w:spacing w:before="40" w:after="40" w:line="240" w:lineRule="auto"/>
-              <w:rPr>
-                <w:rFonts w:ascii="Times New Roman" w:hAnsi="Times New Roman" w:cs="Times New Roman"/>
+              <w:jc w:val="left"/>
+              <w:rPr>
+                <w:rFonts w:ascii="Arial" w:hAnsi="Arial" w:cs="Arial"/>
                 <w:lang w:val="es-GT"/>
               </w:rPr>
             </w:pPr>
             <w:r>
               <w:rPr>
-                <w:rFonts w:ascii="Times New Roman" w:hAnsi="Times New Roman" w:cs="Times New Roman"/>
+                <w:rFonts w:ascii="Arial" w:hAnsi="Arial" w:cs="Arial"/>
                 <w:b/>
                 <w:sz w:val="20"/>
                 <w:szCs w:val="20"/>
                 <w:lang w:val="es-GT"/>
               </w:rPr>
-              <w:t>Criterio</w:t>
+              <w:t xml:space="preserve">Criterio</w:t>
             </w:r>
           </w:p>
         </w:tc>
         <w:tc>
           <w:tcPr>
-            <w:tcW w:w="7360" w:type="dxa"/>
+            <w:tcW w:w="6950" w:type="dxa"/>
             <w:tcBorders>
               <w:top w:val="single" w:sz="6" w:space="0" w:color="000000"/>
               <w:bottom w:val="single" w:sz="6" w:space="0" w:color="000000"/>
@@ -3852,20 +4107,21 @@
           <w:p>
             <w:pPr>
               <w:spacing w:before="40" w:after="40" w:line="240" w:lineRule="auto"/>
-              <w:rPr>
-                <w:rFonts w:ascii="Times New Roman" w:hAnsi="Times New Roman" w:cs="Times New Roman"/>
+              <w:jc w:val="left"/>
+              <w:rPr>
+                <w:rFonts w:ascii="Arial" w:hAnsi="Arial" w:cs="Arial"/>
                 <w:lang w:val="es-GT"/>
               </w:rPr>
             </w:pPr>
             <w:r>
               <w:rPr>
-                <w:rFonts w:ascii="Times New Roman" w:hAnsi="Times New Roman" w:cs="Times New Roman"/>
+                <w:rFonts w:ascii="Arial" w:hAnsi="Arial" w:cs="Arial"/>
                 <w:b/>
                 <w:sz w:val="20"/>
                 <w:szCs w:val="20"/>
                 <w:lang w:val="es-GT"/>
               </w:rPr>
-              <w:t>Valoración</w:t>
+              <w:t xml:space="preserve">Valoración</w:t>
             </w:r>
           </w:p>
         </w:tc>
@@ -3876,47 +4132,49 @@
         </w:trPr>
         <w:tc>
           <w:tcPr>
-            <w:tcW w:w="2000" w:type="dxa"/>
+            <w:tcW w:w="1889" w:type="dxa"/>
           </w:tcPr>
           <w:p>
             <w:pPr>
               <w:spacing w:before="40" w:after="40" w:line="240" w:lineRule="auto"/>
-              <w:rPr>
-                <w:rFonts w:ascii="Times New Roman" w:hAnsi="Times New Roman" w:cs="Times New Roman"/>
+              <w:jc w:val="left"/>
+              <w:rPr>
+                <w:rFonts w:ascii="Arial" w:hAnsi="Arial" w:cs="Arial"/>
                 <w:lang w:val="es-GT"/>
               </w:rPr>
             </w:pPr>
             <w:r>
               <w:rPr>
-                <w:rFonts w:ascii="Times New Roman" w:hAnsi="Times New Roman" w:cs="Times New Roman"/>
+                <w:rFonts w:ascii="Arial" w:hAnsi="Arial" w:cs="Arial"/>
                 <w:sz w:val="20"/>
                 <w:szCs w:val="20"/>
                 <w:lang w:val="es-GT"/>
               </w:rPr>
-              <w:t>Factible</w:t>
+              <w:t xml:space="preserve">Factible</w:t>
             </w:r>
           </w:p>
         </w:tc>
         <w:tc>
           <w:tcPr>
-            <w:tcW w:w="7360" w:type="dxa"/>
+            <w:tcW w:w="6950" w:type="dxa"/>
           </w:tcPr>
           <w:p>
             <w:pPr>
               <w:spacing w:before="40" w:after="40" w:line="240" w:lineRule="auto"/>
-              <w:rPr>
-                <w:rFonts w:ascii="Times New Roman" w:hAnsi="Times New Roman" w:cs="Times New Roman"/>
+              <w:jc w:val="left"/>
+              <w:rPr>
+                <w:rFonts w:ascii="Arial" w:hAnsi="Arial" w:cs="Arial"/>
                 <w:lang w:val="es-GT"/>
               </w:rPr>
             </w:pPr>
             <w:r>
               <w:rPr>
-                <w:rFonts w:ascii="Times New Roman" w:hAnsi="Times New Roman" w:cs="Times New Roman"/>
+                <w:rFonts w:ascii="Arial" w:hAnsi="Arial" w:cs="Arial"/>
                 <w:sz w:val="20"/>
                 <w:szCs w:val="20"/>
                 <w:lang w:val="es-GT"/>
               </w:rPr>
-              <w:t>Está delimitada a una ciudad, un periodo y una población accesible.</w:t>
+              <w:t xml:space="preserve">Está delimitada a una ciudad, un periodo y una población accesible.</w:t>
             </w:r>
           </w:p>
         </w:tc>
@@ -3927,47 +4185,49 @@
         </w:trPr>
         <w:tc>
           <w:tcPr>
-            <w:tcW w:w="2000" w:type="dxa"/>
+            <w:tcW w:w="1889" w:type="dxa"/>
           </w:tcPr>
           <w:p>
             <w:pPr>
               <w:spacing w:before="40" w:after="40" w:line="240" w:lineRule="auto"/>
-              <w:rPr>
-                <w:rFonts w:ascii="Times New Roman" w:hAnsi="Times New Roman" w:cs="Times New Roman"/>
+              <w:jc w:val="left"/>
+              <w:rPr>
+                <w:rFonts w:ascii="Arial" w:hAnsi="Arial" w:cs="Arial"/>
                 <w:lang w:val="es-GT"/>
               </w:rPr>
             </w:pPr>
             <w:r>
               <w:rPr>
-                <w:rFonts w:ascii="Times New Roman" w:hAnsi="Times New Roman" w:cs="Times New Roman"/>
+                <w:rFonts w:ascii="Arial" w:hAnsi="Arial" w:cs="Arial"/>
                 <w:sz w:val="20"/>
                 <w:szCs w:val="20"/>
                 <w:lang w:val="es-GT"/>
               </w:rPr>
-              <w:t>Interesante</w:t>
+              <w:t xml:space="preserve">Interesante</w:t>
             </w:r>
           </w:p>
         </w:tc>
         <w:tc>
           <w:tcPr>
-            <w:tcW w:w="7360" w:type="dxa"/>
+            <w:tcW w:w="6950" w:type="dxa"/>
           </w:tcPr>
           <w:p>
             <w:pPr>
               <w:spacing w:before="40" w:after="40" w:line="240" w:lineRule="auto"/>
-              <w:rPr>
-                <w:rFonts w:ascii="Times New Roman" w:hAnsi="Times New Roman" w:cs="Times New Roman"/>
+              <w:jc w:val="left"/>
+              <w:rPr>
+                <w:rFonts w:ascii="Arial" w:hAnsi="Arial" w:cs="Arial"/>
                 <w:lang w:val="es-GT"/>
               </w:rPr>
             </w:pPr>
             <w:r>
               <w:rPr>
-                <w:rFonts w:ascii="Times New Roman" w:hAnsi="Times New Roman" w:cs="Times New Roman"/>
+                <w:rFonts w:ascii="Arial" w:hAnsi="Arial" w:cs="Arial"/>
                 <w:sz w:val="20"/>
                 <w:szCs w:val="20"/>
                 <w:lang w:val="es-GT"/>
               </w:rPr>
-              <w:t>Conecta la teoría de los paradigmas con una práctica profesional actual.</w:t>
+              <w:t xml:space="preserve">Conecta la teoría de los paradigmas con una práctica profesional actual.</w:t>
             </w:r>
           </w:p>
         </w:tc>
@@ -3978,47 +4238,49 @@
         </w:trPr>
         <w:tc>
           <w:tcPr>
-            <w:tcW w:w="2000" w:type="dxa"/>
+            <w:tcW w:w="1889" w:type="dxa"/>
           </w:tcPr>
           <w:p>
             <w:pPr>
               <w:spacing w:before="40" w:after="40" w:line="240" w:lineRule="auto"/>
-              <w:rPr>
-                <w:rFonts w:ascii="Times New Roman" w:hAnsi="Times New Roman" w:cs="Times New Roman"/>
+              <w:jc w:val="left"/>
+              <w:rPr>
+                <w:rFonts w:ascii="Arial" w:hAnsi="Arial" w:cs="Arial"/>
                 <w:lang w:val="es-GT"/>
               </w:rPr>
             </w:pPr>
             <w:r>
               <w:rPr>
-                <w:rFonts w:ascii="Times New Roman" w:hAnsi="Times New Roman" w:cs="Times New Roman"/>
+                <w:rFonts w:ascii="Arial" w:hAnsi="Arial" w:cs="Arial"/>
                 <w:sz w:val="20"/>
                 <w:szCs w:val="20"/>
                 <w:lang w:val="es-GT"/>
               </w:rPr>
-              <w:t>Novedosa</w:t>
+              <w:t xml:space="preserve">Novedosa</w:t>
             </w:r>
           </w:p>
         </w:tc>
         <w:tc>
           <w:tcPr>
-            <w:tcW w:w="7360" w:type="dxa"/>
+            <w:tcW w:w="6950" w:type="dxa"/>
           </w:tcPr>
           <w:p>
             <w:pPr>
               <w:spacing w:before="40" w:after="40" w:line="240" w:lineRule="auto"/>
-              <w:rPr>
-                <w:rFonts w:ascii="Times New Roman" w:hAnsi="Times New Roman" w:cs="Times New Roman"/>
+              <w:jc w:val="left"/>
+              <w:rPr>
+                <w:rFonts w:ascii="Arial" w:hAnsi="Arial" w:cs="Arial"/>
                 <w:lang w:val="es-GT"/>
               </w:rPr>
             </w:pPr>
             <w:r>
               <w:rPr>
-                <w:rFonts w:ascii="Times New Roman" w:hAnsi="Times New Roman" w:cs="Times New Roman"/>
+                <w:rFonts w:ascii="Arial" w:hAnsi="Arial" w:cs="Arial"/>
                 <w:sz w:val="20"/>
                 <w:szCs w:val="20"/>
                 <w:lang w:val="es-GT"/>
               </w:rPr>
-              <w:t>No se localizaron estudios guatemaltecos sobre el tema.</w:t>
+              <w:t xml:space="preserve">No se localizaron estudios guatemaltecos sobre el tema.</w:t>
             </w:r>
           </w:p>
         </w:tc>
@@ -4029,47 +4291,49 @@
         </w:trPr>
         <w:tc>
           <w:tcPr>
-            <w:tcW w:w="2000" w:type="dxa"/>
+            <w:tcW w:w="1889" w:type="dxa"/>
           </w:tcPr>
           <w:p>
             <w:pPr>
               <w:spacing w:before="40" w:after="40" w:line="240" w:lineRule="auto"/>
-              <w:rPr>
-                <w:rFonts w:ascii="Times New Roman" w:hAnsi="Times New Roman" w:cs="Times New Roman"/>
+              <w:jc w:val="left"/>
+              <w:rPr>
+                <w:rFonts w:ascii="Arial" w:hAnsi="Arial" w:cs="Arial"/>
                 <w:lang w:val="es-GT"/>
               </w:rPr>
             </w:pPr>
             <w:r>
               <w:rPr>
-                <w:rFonts w:ascii="Times New Roman" w:hAnsi="Times New Roman" w:cs="Times New Roman"/>
+                <w:rFonts w:ascii="Arial" w:hAnsi="Arial" w:cs="Arial"/>
                 <w:sz w:val="20"/>
                 <w:szCs w:val="20"/>
                 <w:lang w:val="es-GT"/>
               </w:rPr>
-              <w:t>Ética</w:t>
+              <w:t xml:space="preserve">Ética</w:t>
             </w:r>
           </w:p>
         </w:tc>
         <w:tc>
           <w:tcPr>
-            <w:tcW w:w="7360" w:type="dxa"/>
+            <w:tcW w:w="6950" w:type="dxa"/>
           </w:tcPr>
           <w:p>
             <w:pPr>
               <w:spacing w:before="40" w:after="40" w:line="240" w:lineRule="auto"/>
-              <w:rPr>
-                <w:rFonts w:ascii="Times New Roman" w:hAnsi="Times New Roman" w:cs="Times New Roman"/>
+              <w:jc w:val="left"/>
+              <w:rPr>
+                <w:rFonts w:ascii="Arial" w:hAnsi="Arial" w:cs="Arial"/>
                 <w:lang w:val="es-GT"/>
               </w:rPr>
             </w:pPr>
             <w:r>
               <w:rPr>
-                <w:rFonts w:ascii="Times New Roman" w:hAnsi="Times New Roman" w:cs="Times New Roman"/>
+                <w:rFonts w:ascii="Arial" w:hAnsi="Arial" w:cs="Arial"/>
                 <w:sz w:val="20"/>
                 <w:szCs w:val="20"/>
                 <w:lang w:val="es-GT"/>
               </w:rPr>
-              <w:t>No recolecta código ni datos sensibles; la participación es voluntaria y anónima.</w:t>
+              <w:t xml:space="preserve">No recolecta código ni datos sensibles; la participación es voluntaria y anónima.</w:t>
             </w:r>
           </w:p>
         </w:tc>
@@ -4080,7 +4344,7 @@
         </w:trPr>
         <w:tc>
           <w:tcPr>
-            <w:tcW w:w="2000" w:type="dxa"/>
+            <w:tcW w:w="1889" w:type="dxa"/>
             <w:tcBorders>
               <w:bottom w:val="single" w:sz="6" w:space="0" w:color="000000"/>
             </w:tcBorders>
@@ -4088,25 +4352,26 @@
           <w:p>
             <w:pPr>
               <w:spacing w:before="40" w:after="40" w:line="240" w:lineRule="auto"/>
-              <w:rPr>
-                <w:rFonts w:ascii="Times New Roman" w:hAnsi="Times New Roman" w:cs="Times New Roman"/>
+              <w:jc w:val="left"/>
+              <w:rPr>
+                <w:rFonts w:ascii="Arial" w:hAnsi="Arial" w:cs="Arial"/>
                 <w:lang w:val="es-GT"/>
               </w:rPr>
             </w:pPr>
             <w:r>
               <w:rPr>
-                <w:rFonts w:ascii="Times New Roman" w:hAnsi="Times New Roman" w:cs="Times New Roman"/>
+                <w:rFonts w:ascii="Arial" w:hAnsi="Arial" w:cs="Arial"/>
                 <w:sz w:val="20"/>
                 <w:szCs w:val="20"/>
                 <w:lang w:val="es-GT"/>
               </w:rPr>
-              <w:t>Relevante</w:t>
+              <w:t xml:space="preserve">Relevante</w:t>
             </w:r>
           </w:p>
         </w:tc>
         <w:tc>
           <w:tcPr>
-            <w:tcW w:w="7360" w:type="dxa"/>
+            <w:tcW w:w="6950" w:type="dxa"/>
             <w:tcBorders>
               <w:bottom w:val="single" w:sz="6" w:space="0" w:color="000000"/>
             </w:tcBorders>
@@ -4114,19 +4379,20 @@
           <w:p>
             <w:pPr>
               <w:spacing w:before="40" w:after="40" w:line="240" w:lineRule="auto"/>
-              <w:rPr>
-                <w:rFonts w:ascii="Times New Roman" w:hAnsi="Times New Roman" w:cs="Times New Roman"/>
+              <w:jc w:val="left"/>
+              <w:rPr>
+                <w:rFonts w:ascii="Arial" w:hAnsi="Arial" w:cs="Arial"/>
                 <w:lang w:val="es-GT"/>
               </w:rPr>
             </w:pPr>
             <w:r>
               <w:rPr>
-                <w:rFonts w:ascii="Times New Roman" w:hAnsi="Times New Roman" w:cs="Times New Roman"/>
+                <w:rFonts w:ascii="Arial" w:hAnsi="Arial" w:cs="Arial"/>
                 <w:sz w:val="20"/>
                 <w:szCs w:val="20"/>
                 <w:lang w:val="es-GT"/>
               </w:rPr>
-              <w:t>Aporta evidencia para orientar la capacitación, las políticas y las herramientas de seguridad.</w:t>
+              <w:t xml:space="preserve">Aporta evidencia para orientar la capacitación, las políticas y las herramientas de seguridad.</w:t>
             </w:r>
           </w:p>
         </w:tc>
@@ -4135,14 +4401,15 @@
     <w:p>
       <w:pPr>
         <w:spacing w:before="60" w:after="200" w:line="240" w:lineRule="auto"/>
-        <w:rPr>
-          <w:rFonts w:ascii="Times New Roman" w:hAnsi="Times New Roman" w:cs="Times New Roman"/>
-          <w:lang w:val="es-GT"/>
-        </w:rPr>
-      </w:pPr>
-      <w:r>
-        <w:rPr>
-          <w:rFonts w:ascii="Times New Roman" w:hAnsi="Times New Roman" w:cs="Times New Roman"/>
+        <w:jc w:val="left"/>
+        <w:rPr>
+          <w:rFonts w:ascii="Arial" w:hAnsi="Arial" w:cs="Arial"/>
+          <w:lang w:val="es-GT"/>
+        </w:rPr>
+      </w:pPr>
+      <w:r>
+        <w:rPr>
+          <w:rFonts w:ascii="Arial" w:hAnsi="Arial" w:cs="Arial"/>
           <w:i/>
           <w:sz w:val="20"/>
           <w:szCs w:val="20"/>
@@ -4152,12 +4419,12 @@
       </w:r>
       <w:r>
         <w:rPr>
-          <w:rFonts w:ascii="Times New Roman" w:hAnsi="Times New Roman" w:cs="Times New Roman"/>
+          <w:rFonts w:ascii="Arial" w:hAnsi="Arial" w:cs="Arial"/>
           <w:sz w:val="20"/>
           <w:szCs w:val="20"/>
           <w:lang w:val="es-GT"/>
         </w:rPr>
-        <w:t>Elaboración propia.</w:t>
+        <w:t xml:space="preserve">Elaboración propia.</w:t>
       </w:r>
     </w:p>
     <w:p>
@@ -4167,147 +4434,176 @@
         <w:jc w:val="center"/>
         <w:outlineLvl w:val="0"/>
         <w:rPr>
-          <w:rFonts w:ascii="Times New Roman" w:hAnsi="Times New Roman" w:cs="Times New Roman"/>
-          <w:lang w:val="es-GT"/>
-        </w:rPr>
-      </w:pPr>
-      <w:bookmarkStart w:id="9" w:name="_Toc800209"/>
-      <w:r>
-        <w:rPr>
-          <w:rFonts w:ascii="Times New Roman" w:hAnsi="Times New Roman" w:cs="Times New Roman"/>
+          <w:rFonts w:ascii="Arial" w:hAnsi="Arial" w:cs="Arial"/>
+          <w:lang w:val="es-GT"/>
+        </w:rPr>
+      </w:pPr>
+      <w:bookmarkStart w:id="211" w:name="_Toc800211"/>
+      <w:r>
+        <w:rPr>
+          <w:rFonts w:ascii="Arial" w:hAnsi="Arial" w:cs="Arial"/>
           <w:b/>
-          <w:sz w:val="24"/>
-          <w:szCs w:val="24"/>
-          <w:lang w:val="es-GT"/>
-        </w:rPr>
-        <w:t>Objetivos</w:t>
-      </w:r>
-      <w:bookmarkEnd w:id="9"/>
+          <w:sz w:val="28"/>
+          <w:szCs w:val="28"/>
+          <w:lang w:val="es-GT"/>
+        </w:rPr>
+        <w:t xml:space="preserve">OBJETIVOS</w:t>
+      </w:r>
+      <w:bookmarkEnd w:id="211"/>
     </w:p>
     <w:p>
       <w:pPr>
         <w:keepNext/>
         <w:spacing w:before="120" w:after="0" w:line="360" w:lineRule="auto"/>
+        <w:jc w:val="left"/>
         <w:outlineLvl w:val="1"/>
         <w:rPr>
-          <w:rFonts w:ascii="Times New Roman" w:hAnsi="Times New Roman" w:cs="Times New Roman"/>
-          <w:lang w:val="es-GT"/>
-        </w:rPr>
-      </w:pPr>
-      <w:bookmarkStart w:id="10" w:name="_Toc800210"/>
-      <w:r>
-        <w:rPr>
-          <w:rFonts w:ascii="Times New Roman" w:hAnsi="Times New Roman" w:cs="Times New Roman"/>
+          <w:rFonts w:ascii="Arial" w:hAnsi="Arial" w:cs="Arial"/>
+          <w:lang w:val="es-GT"/>
+        </w:rPr>
+      </w:pPr>
+      <w:bookmarkStart w:id="212" w:name="_Toc800212"/>
+      <w:r>
+        <w:rPr>
+          <w:rFonts w:ascii="Arial" w:hAnsi="Arial" w:cs="Arial"/>
           <w:b/>
           <w:sz w:val="24"/>
           <w:szCs w:val="24"/>
           <w:lang w:val="es-GT"/>
         </w:rPr>
-        <w:t>Objetivo general</w:t>
-      </w:r>
-      <w:bookmarkEnd w:id="10"/>
-    </w:p>
-    <w:p>
-      <w:pPr>
-        <w:spacing w:after="0" w:line="360" w:lineRule="auto"/>
-        <w:ind w:firstLine="720"/>
+        <w:t xml:space="preserve">Objetivo general</w:t>
+      </w:r>
+      <w:bookmarkEnd w:id="212"/>
+    </w:p>
+    <w:p>
+      <w:pPr>
+        <w:spacing w:before="0" w:after="0" w:line="360" w:lineRule="auto"/>
+        <w:ind w:firstLine="340"/>
         <w:jc w:val="both"/>
         <w:rPr>
-          <w:rFonts w:ascii="Times New Roman" w:hAnsi="Times New Roman" w:cs="Times New Roman"/>
-          <w:lang w:val="es-GT"/>
-        </w:rPr>
-      </w:pPr>
-      <w:r>
-        <w:rPr>
-          <w:rFonts w:ascii="Times New Roman" w:hAnsi="Times New Roman" w:cs="Times New Roman"/>
-          <w:sz w:val="24"/>
-          <w:szCs w:val="24"/>
-          <w:lang w:val="es-GT"/>
-        </w:rPr>
-        <w:t>Analizar los factores organizacionales que inciden en la adopción de prácticas de seguridad durante el ciclo de desarrollo de software en equipos de desarrollo de empresas medianas del área metropolitana de Guatemala en el año 2027.</w:t>
+          <w:rFonts w:ascii="Arial" w:hAnsi="Arial" w:cs="Arial"/>
+          <w:lang w:val="es-GT"/>
+        </w:rPr>
+      </w:pPr>
+      <w:r>
+        <w:rPr>
+          <w:rFonts w:ascii="Arial" w:hAnsi="Arial" w:cs="Arial"/>
+          <w:sz w:val="24"/>
+          <w:szCs w:val="24"/>
+          <w:lang w:val="es-GT"/>
+        </w:rPr>
+        <w:t xml:space="preserve">Analizar los factores organizacionales que inciden en la adopción de prácticas de seguridad durante el ciclo de desarrollo de software en equipos de desarrollo de empresas medianas del área metropolitana de Guatemala en el año 2027.</w:t>
       </w:r>
     </w:p>
     <w:p>
       <w:pPr>
         <w:keepNext/>
         <w:spacing w:before="120" w:after="0" w:line="360" w:lineRule="auto"/>
+        <w:jc w:val="left"/>
         <w:outlineLvl w:val="1"/>
         <w:rPr>
-          <w:rFonts w:ascii="Times New Roman" w:hAnsi="Times New Roman" w:cs="Times New Roman"/>
-          <w:lang w:val="es-GT"/>
-        </w:rPr>
-      </w:pPr>
-      <w:bookmarkStart w:id="11" w:name="_Toc800211"/>
-      <w:r>
-        <w:rPr>
-          <w:rFonts w:ascii="Times New Roman" w:hAnsi="Times New Roman" w:cs="Times New Roman"/>
+          <w:rFonts w:ascii="Arial" w:hAnsi="Arial" w:cs="Arial"/>
+          <w:lang w:val="es-GT"/>
+        </w:rPr>
+      </w:pPr>
+      <w:bookmarkStart w:id="213" w:name="_Toc800213"/>
+      <w:r>
+        <w:rPr>
+          <w:rFonts w:ascii="Arial" w:hAnsi="Arial" w:cs="Arial"/>
           <w:b/>
           <w:sz w:val="24"/>
           <w:szCs w:val="24"/>
           <w:lang w:val="es-GT"/>
         </w:rPr>
-        <w:t>Objetivos específicos</w:t>
-      </w:r>
-      <w:bookmarkEnd w:id="11"/>
-    </w:p>
-    <w:p>
-      <w:pPr>
-        <w:spacing w:after="0" w:line="360" w:lineRule="auto"/>
+        <w:t xml:space="preserve">Objetivos específicos</w:t>
+      </w:r>
+      <w:bookmarkEnd w:id="213"/>
+    </w:p>
+    <w:p>
+      <w:pPr>
+        <w:spacing w:before="0" w:after="0" w:line="360" w:lineRule="auto"/>
         <w:ind w:left="720" w:hanging="360"/>
         <w:jc w:val="both"/>
         <w:rPr>
-          <w:rFonts w:ascii="Times New Roman" w:hAnsi="Times New Roman" w:cs="Times New Roman"/>
-          <w:lang w:val="es-GT"/>
-        </w:rPr>
-      </w:pPr>
-      <w:r>
-        <w:rPr>
-          <w:rFonts w:ascii="Times New Roman" w:hAnsi="Times New Roman" w:cs="Times New Roman"/>
-          <w:sz w:val="24"/>
-          <w:szCs w:val="24"/>
-          <w:lang w:val="es-GT"/>
-        </w:rPr>
-        <w:t>1. Identificar las prácticas de seguridad en el ciclo de vida de desarrollo de software que aplican los equipos de desarrollo, con base en los grupos de prácticas del marco SSDF del NIST.</w:t>
-      </w:r>
-    </w:p>
-    <w:p>
-      <w:pPr>
-        <w:spacing w:after="0" w:line="360" w:lineRule="auto"/>
+          <w:rFonts w:ascii="Arial" w:hAnsi="Arial" w:cs="Arial"/>
+          <w:lang w:val="es-GT"/>
+        </w:rPr>
+      </w:pPr>
+      <w:r>
+        <w:rPr>
+          <w:rFonts w:ascii="Arial" w:hAnsi="Arial" w:cs="Arial"/>
+          <w:sz w:val="24"/>
+          <w:szCs w:val="24"/>
+          <w:lang w:val="es-GT"/>
+        </w:rPr>
+        <w:t xml:space="preserve">1. </w:t>
+      </w:r>
+      <w:r>
+        <w:rPr>
+          <w:rFonts w:ascii="Arial" w:hAnsi="Arial" w:cs="Arial"/>
+          <w:sz w:val="24"/>
+          <w:szCs w:val="24"/>
+          <w:lang w:val="es-GT"/>
+        </w:rPr>
+        <w:t xml:space="preserve">Identificar las prácticas de seguridad en el ciclo de vida de desarrollo de software que aplican los equipos de desarrollo, con base en los grupos de prácticas del marco SSDF del NIST.</w:t>
+      </w:r>
+    </w:p>
+    <w:p>
+      <w:pPr>
+        <w:spacing w:before="0" w:after="0" w:line="360" w:lineRule="auto"/>
         <w:ind w:left="720" w:hanging="360"/>
         <w:jc w:val="both"/>
         <w:rPr>
-          <w:rFonts w:ascii="Times New Roman" w:hAnsi="Times New Roman" w:cs="Times New Roman"/>
-          <w:lang w:val="es-GT"/>
-        </w:rPr>
-      </w:pPr>
-      <w:r>
-        <w:rPr>
-          <w:rFonts w:ascii="Times New Roman" w:hAnsi="Times New Roman" w:cs="Times New Roman"/>
-          <w:sz w:val="24"/>
-          <w:szCs w:val="24"/>
-          <w:lang w:val="es-GT"/>
-        </w:rPr>
-        <w:t>2. Describir las barreras de personas, prácticas, herramientas, infraestructura y gobernanza que perciben los equipos para incorporar la seguridad en su desarrollo.</w:t>
-      </w:r>
-    </w:p>
-    <w:p>
-      <w:pPr>
-        <w:spacing w:after="0" w:line="360" w:lineRule="auto"/>
+          <w:rFonts w:ascii="Arial" w:hAnsi="Arial" w:cs="Arial"/>
+          <w:lang w:val="es-GT"/>
+        </w:rPr>
+      </w:pPr>
+      <w:r>
+        <w:rPr>
+          <w:rFonts w:ascii="Arial" w:hAnsi="Arial" w:cs="Arial"/>
+          <w:sz w:val="24"/>
+          <w:szCs w:val="24"/>
+          <w:lang w:val="es-GT"/>
+        </w:rPr>
+        <w:t xml:space="preserve">2. </w:t>
+      </w:r>
+      <w:r>
+        <w:rPr>
+          <w:rFonts w:ascii="Arial" w:hAnsi="Arial" w:cs="Arial"/>
+          <w:sz w:val="24"/>
+          <w:szCs w:val="24"/>
+          <w:lang w:val="es-GT"/>
+        </w:rPr>
+        <w:t xml:space="preserve">Describir las barreras de personas, prácticas, herramientas, infraestructura y gobernanza que perciben los equipos para incorporar la seguridad en su desarrollo.</w:t>
+      </w:r>
+    </w:p>
+    <w:p>
+      <w:pPr>
+        <w:spacing w:before="0" w:after="0" w:line="360" w:lineRule="auto"/>
         <w:ind w:left="720" w:hanging="360"/>
         <w:jc w:val="both"/>
         <w:rPr>
-          <w:rFonts w:ascii="Times New Roman" w:hAnsi="Times New Roman" w:cs="Times New Roman"/>
-          <w:lang w:val="es-GT"/>
-        </w:rPr>
-      </w:pPr>
-      <w:r>
-        <w:rPr>
-          <w:rFonts w:ascii="Times New Roman" w:hAnsi="Times New Roman" w:cs="Times New Roman"/>
-          <w:sz w:val="24"/>
-          <w:szCs w:val="24"/>
-          <w:lang w:val="es-GT"/>
-        </w:rPr>
-        <w:t>3. Determinar la relación entre el nivel de capacitación en desarrollo seguro y el grado de adopción de las prácticas de seguridad.</w:t>
+          <w:rFonts w:ascii="Arial" w:hAnsi="Arial" w:cs="Arial"/>
+          <w:lang w:val="es-GT"/>
+        </w:rPr>
+      </w:pPr>
+      <w:r>
+        <w:rPr>
+          <w:rFonts w:ascii="Arial" w:hAnsi="Arial" w:cs="Arial"/>
+          <w:sz w:val="24"/>
+          <w:szCs w:val="24"/>
+          <w:lang w:val="es-GT"/>
+        </w:rPr>
+        <w:t xml:space="preserve">3. </w:t>
+      </w:r>
+      <w:r>
+        <w:rPr>
+          <w:rFonts w:ascii="Arial" w:hAnsi="Arial" w:cs="Arial"/>
+          <w:sz w:val="24"/>
+          <w:szCs w:val="24"/>
+          <w:lang w:val="es-GT"/>
+        </w:rPr>
+        <w:t xml:space="preserve">Determinar la relación entre el nivel de capacitación en desarrollo seguro y el grado de adopción de las prácticas de seguridad.</w:t>
       </w:r>
     </w:p>
     <w:p>
@@ -4317,89 +4613,94 @@
         <w:jc w:val="center"/>
         <w:outlineLvl w:val="0"/>
         <w:rPr>
-          <w:rFonts w:ascii="Times New Roman" w:hAnsi="Times New Roman" w:cs="Times New Roman"/>
-          <w:lang w:val="es-GT"/>
-        </w:rPr>
-      </w:pPr>
-      <w:bookmarkStart w:id="12" w:name="_Toc800212"/>
-      <w:r>
-        <w:rPr>
-          <w:rFonts w:ascii="Times New Roman" w:hAnsi="Times New Roman" w:cs="Times New Roman"/>
+          <w:rFonts w:ascii="Arial" w:hAnsi="Arial" w:cs="Arial"/>
+          <w:lang w:val="es-GT"/>
+        </w:rPr>
+      </w:pPr>
+      <w:bookmarkStart w:id="214" w:name="_Toc800214"/>
+      <w:r>
+        <w:rPr>
+          <w:rFonts w:ascii="Arial" w:hAnsi="Arial" w:cs="Arial"/>
           <w:b/>
-          <w:sz w:val="24"/>
-          <w:szCs w:val="24"/>
-          <w:lang w:val="es-GT"/>
-        </w:rPr>
-        <w:t>Alcances y límites</w:t>
-      </w:r>
-      <w:bookmarkEnd w:id="12"/>
-    </w:p>
-    <w:p>
-      <w:pPr>
-        <w:spacing w:after="0" w:line="360" w:lineRule="auto"/>
-        <w:ind w:firstLine="720"/>
+          <w:sz w:val="28"/>
+          <w:szCs w:val="28"/>
+          <w:lang w:val="es-GT"/>
+        </w:rPr>
+        <w:t xml:space="preserve">ALCANCES Y LÍMITES</w:t>
+      </w:r>
+      <w:bookmarkEnd w:id="214"/>
+    </w:p>
+    <w:p>
+      <w:pPr>
+        <w:spacing w:before="0" w:after="0" w:line="360" w:lineRule="auto"/>
+        <w:ind w:firstLine="340"/>
         <w:jc w:val="both"/>
         <w:rPr>
-          <w:rFonts w:ascii="Times New Roman" w:hAnsi="Times New Roman" w:cs="Times New Roman"/>
-          <w:lang w:val="es-GT"/>
-        </w:rPr>
-      </w:pPr>
-      <w:r>
-        <w:rPr>
-          <w:rFonts w:ascii="Times New Roman" w:hAnsi="Times New Roman" w:cs="Times New Roman"/>
-          <w:sz w:val="24"/>
-          <w:szCs w:val="24"/>
-          <w:lang w:val="es-GT"/>
-        </w:rPr>
-        <w:t>El estudio es descriptivo y correlacional. Describe el nivel de adopción de las prácticas de desarrollo seguro y analiza su relación con los factores organizacionales. No evalúa la calidad técnica del código ni detecta vulnerabilidades específicas de las aplicaciones de las empresas participantes. En la Tabla 3 se resumen las delimitaciones.</w:t>
+          <w:rFonts w:ascii="Arial" w:hAnsi="Arial" w:cs="Arial"/>
+          <w:lang w:val="es-GT"/>
+        </w:rPr>
+      </w:pPr>
+      <w:r>
+        <w:rPr>
+          <w:rFonts w:ascii="Arial" w:hAnsi="Arial" w:cs="Arial"/>
+          <w:sz w:val="24"/>
+          <w:szCs w:val="24"/>
+          <w:lang w:val="es-GT"/>
+        </w:rPr>
+        <w:t xml:space="preserve">El estudio es descriptivo y correlacional. Describe el nivel de adopción de las prácticas de desarrollo seguro y analiza su relación con los factores organizacionales. No evalúa la calidad técnica del código ni detecta vulnerabilidades específicas de las aplicaciones de las empresas participantes. En la Tabla 3 se resumen las delimitaciones.</w:t>
       </w:r>
     </w:p>
     <w:p>
       <w:pPr>
         <w:keepNext/>
         <w:spacing w:before="200" w:after="0" w:line="240" w:lineRule="auto"/>
-        <w:rPr>
-          <w:rFonts w:ascii="Times New Roman" w:hAnsi="Times New Roman" w:cs="Times New Roman"/>
-          <w:lang w:val="es-GT"/>
-        </w:rPr>
-      </w:pPr>
-      <w:r>
-        <w:rPr>
-          <w:rFonts w:ascii="Times New Roman" w:hAnsi="Times New Roman" w:cs="Times New Roman"/>
+        <w:jc w:val="left"/>
+        <w:rPr>
+          <w:rFonts w:ascii="Arial" w:hAnsi="Arial" w:cs="Arial"/>
+          <w:lang w:val="es-GT"/>
+        </w:rPr>
+      </w:pPr>
+      <w:r>
+        <w:rPr>
+          <w:rFonts w:ascii="Arial" w:hAnsi="Arial" w:cs="Arial"/>
           <w:b/>
-          <w:lang w:val="es-GT"/>
-        </w:rPr>
-        <w:lastRenderedPageBreak/>
-        <w:t>Tabla 3</w:t>
+          <w:sz w:val="22"/>
+          <w:szCs w:val="22"/>
+          <w:lang w:val="es-GT"/>
+        </w:rPr>
+        <w:t xml:space="preserve">Tabla 3</w:t>
       </w:r>
     </w:p>
     <w:p>
       <w:pPr>
         <w:keepNext/>
-        <w:spacing w:after="60" w:line="240" w:lineRule="auto"/>
-        <w:rPr>
-          <w:rFonts w:ascii="Times New Roman" w:hAnsi="Times New Roman" w:cs="Times New Roman"/>
-          <w:lang w:val="es-GT"/>
-        </w:rPr>
-      </w:pPr>
-      <w:r>
-        <w:rPr>
-          <w:rFonts w:ascii="Times New Roman" w:hAnsi="Times New Roman" w:cs="Times New Roman"/>
+        <w:spacing w:before="0" w:after="60" w:line="240" w:lineRule="auto"/>
+        <w:jc w:val="left"/>
+        <w:rPr>
+          <w:rFonts w:ascii="Arial" w:hAnsi="Arial" w:cs="Arial"/>
+          <w:lang w:val="es-GT"/>
+        </w:rPr>
+      </w:pPr>
+      <w:r>
+        <w:rPr>
+          <w:rFonts w:ascii="Arial" w:hAnsi="Arial" w:cs="Arial"/>
           <w:i/>
-          <w:lang w:val="es-GT"/>
-        </w:rPr>
-        <w:t>Delimitación del estudio</w:t>
+          <w:sz w:val="22"/>
+          <w:szCs w:val="22"/>
+          <w:lang w:val="es-GT"/>
+        </w:rPr>
+        <w:t xml:space="preserve">Delimitación del estudio</w:t>
       </w:r>
     </w:p>
     <w:tbl>
       <w:tblPr>
-        <w:tblW w:w="9360" w:type="dxa"/>
+        <w:tblW w:w="8839" w:type="dxa"/>
         <w:tblLayout w:type="fixed"/>
         <w:tblLook w:val="04A0" w:firstRow="1" w:lastRow="0" w:firstColumn="1" w:lastColumn="0" w:noHBand="0" w:noVBand="1"/>
       </w:tblPr>
       <w:tblGrid>
-        <w:gridCol w:w="2000"/>
-        <w:gridCol w:w="7360"/>
+        <w:gridCol w:w="1889"/>
+        <w:gridCol w:w="6950"/>
       </w:tblGrid>
       <w:tr>
         <w:trPr>
@@ -4408,7 +4709,7 @@
         </w:trPr>
         <w:tc>
           <w:tcPr>
-            <w:tcW w:w="2000" w:type="dxa"/>
+            <w:tcW w:w="1889" w:type="dxa"/>
             <w:tcBorders>
               <w:top w:val="single" w:sz="6" w:space="0" w:color="000000"/>
               <w:bottom w:val="single" w:sz="6" w:space="0" w:color="000000"/>
@@ -4417,26 +4718,27 @@
           <w:p>
             <w:pPr>
               <w:spacing w:before="40" w:after="40" w:line="240" w:lineRule="auto"/>
-              <w:rPr>
-                <w:rFonts w:ascii="Times New Roman" w:hAnsi="Times New Roman" w:cs="Times New Roman"/>
+              <w:jc w:val="left"/>
+              <w:rPr>
+                <w:rFonts w:ascii="Arial" w:hAnsi="Arial" w:cs="Arial"/>
                 <w:lang w:val="es-GT"/>
               </w:rPr>
             </w:pPr>
             <w:r>
               <w:rPr>
-                <w:rFonts w:ascii="Times New Roman" w:hAnsi="Times New Roman" w:cs="Times New Roman"/>
+                <w:rFonts w:ascii="Arial" w:hAnsi="Arial" w:cs="Arial"/>
                 <w:b/>
                 <w:sz w:val="20"/>
                 <w:szCs w:val="20"/>
                 <w:lang w:val="es-GT"/>
               </w:rPr>
-              <w:t>Dimensión</w:t>
+              <w:t xml:space="preserve">Dimensión</w:t>
             </w:r>
           </w:p>
         </w:tc>
         <w:tc>
           <w:tcPr>
-            <w:tcW w:w="7360" w:type="dxa"/>
+            <w:tcW w:w="6950" w:type="dxa"/>
             <w:tcBorders>
               <w:top w:val="single" w:sz="6" w:space="0" w:color="000000"/>
               <w:bottom w:val="single" w:sz="6" w:space="0" w:color="000000"/>
@@ -4445,20 +4747,21 @@
           <w:p>
             <w:pPr>
               <w:spacing w:before="40" w:after="40" w:line="240" w:lineRule="auto"/>
-              <w:rPr>
-                <w:rFonts w:ascii="Times New Roman" w:hAnsi="Times New Roman" w:cs="Times New Roman"/>
+              <w:jc w:val="left"/>
+              <w:rPr>
+                <w:rFonts w:ascii="Arial" w:hAnsi="Arial" w:cs="Arial"/>
                 <w:lang w:val="es-GT"/>
               </w:rPr>
             </w:pPr>
             <w:r>
               <w:rPr>
-                <w:rFonts w:ascii="Times New Roman" w:hAnsi="Times New Roman" w:cs="Times New Roman"/>
+                <w:rFonts w:ascii="Arial" w:hAnsi="Arial" w:cs="Arial"/>
                 <w:b/>
                 <w:sz w:val="20"/>
                 <w:szCs w:val="20"/>
                 <w:lang w:val="es-GT"/>
               </w:rPr>
-              <w:t>Delimitación</w:t>
+              <w:t xml:space="preserve">Delimitación</w:t>
             </w:r>
           </w:p>
         </w:tc>
@@ -4469,47 +4772,49 @@
         </w:trPr>
         <w:tc>
           <w:tcPr>
-            <w:tcW w:w="2000" w:type="dxa"/>
+            <w:tcW w:w="1889" w:type="dxa"/>
           </w:tcPr>
           <w:p>
             <w:pPr>
               <w:spacing w:before="40" w:after="40" w:line="240" w:lineRule="auto"/>
-              <w:rPr>
-                <w:rFonts w:ascii="Times New Roman" w:hAnsi="Times New Roman" w:cs="Times New Roman"/>
+              <w:jc w:val="left"/>
+              <w:rPr>
+                <w:rFonts w:ascii="Arial" w:hAnsi="Arial" w:cs="Arial"/>
                 <w:lang w:val="es-GT"/>
               </w:rPr>
             </w:pPr>
             <w:r>
               <w:rPr>
-                <w:rFonts w:ascii="Times New Roman" w:hAnsi="Times New Roman" w:cs="Times New Roman"/>
+                <w:rFonts w:ascii="Arial" w:hAnsi="Arial" w:cs="Arial"/>
                 <w:sz w:val="20"/>
                 <w:szCs w:val="20"/>
                 <w:lang w:val="es-GT"/>
               </w:rPr>
-              <w:t>Espacial</w:t>
+              <w:t xml:space="preserve">Espacial</w:t>
             </w:r>
           </w:p>
         </w:tc>
         <w:tc>
           <w:tcPr>
-            <w:tcW w:w="7360" w:type="dxa"/>
+            <w:tcW w:w="6950" w:type="dxa"/>
           </w:tcPr>
           <w:p>
             <w:pPr>
               <w:spacing w:before="40" w:after="40" w:line="240" w:lineRule="auto"/>
-              <w:rPr>
-                <w:rFonts w:ascii="Times New Roman" w:hAnsi="Times New Roman" w:cs="Times New Roman"/>
+              <w:jc w:val="left"/>
+              <w:rPr>
+                <w:rFonts w:ascii="Arial" w:hAnsi="Arial" w:cs="Arial"/>
                 <w:lang w:val="es-GT"/>
               </w:rPr>
             </w:pPr>
             <w:r>
               <w:rPr>
-                <w:rFonts w:ascii="Times New Roman" w:hAnsi="Times New Roman" w:cs="Times New Roman"/>
+                <w:rFonts w:ascii="Arial" w:hAnsi="Arial" w:cs="Arial"/>
                 <w:sz w:val="20"/>
                 <w:szCs w:val="20"/>
                 <w:lang w:val="es-GT"/>
               </w:rPr>
-              <w:t>Área metropolitana de Guatemala.</w:t>
+              <w:t xml:space="preserve">Área metropolitana de Guatemala.</w:t>
             </w:r>
           </w:p>
         </w:tc>
@@ -4520,47 +4825,49 @@
         </w:trPr>
         <w:tc>
           <w:tcPr>
-            <w:tcW w:w="2000" w:type="dxa"/>
+            <w:tcW w:w="1889" w:type="dxa"/>
           </w:tcPr>
           <w:p>
             <w:pPr>
               <w:spacing w:before="40" w:after="40" w:line="240" w:lineRule="auto"/>
-              <w:rPr>
-                <w:rFonts w:ascii="Times New Roman" w:hAnsi="Times New Roman" w:cs="Times New Roman"/>
+              <w:jc w:val="left"/>
+              <w:rPr>
+                <w:rFonts w:ascii="Arial" w:hAnsi="Arial" w:cs="Arial"/>
                 <w:lang w:val="es-GT"/>
               </w:rPr>
             </w:pPr>
             <w:r>
               <w:rPr>
-                <w:rFonts w:ascii="Times New Roman" w:hAnsi="Times New Roman" w:cs="Times New Roman"/>
+                <w:rFonts w:ascii="Arial" w:hAnsi="Arial" w:cs="Arial"/>
                 <w:sz w:val="20"/>
                 <w:szCs w:val="20"/>
                 <w:lang w:val="es-GT"/>
               </w:rPr>
-              <w:t>Temporal</w:t>
+              <w:t xml:space="preserve">Temporal</w:t>
             </w:r>
           </w:p>
         </w:tc>
         <w:tc>
           <w:tcPr>
-            <w:tcW w:w="7360" w:type="dxa"/>
+            <w:tcW w:w="6950" w:type="dxa"/>
           </w:tcPr>
           <w:p>
             <w:pPr>
               <w:spacing w:before="40" w:after="40" w:line="240" w:lineRule="auto"/>
-              <w:rPr>
-                <w:rFonts w:ascii="Times New Roman" w:hAnsi="Times New Roman" w:cs="Times New Roman"/>
+              <w:jc w:val="left"/>
+              <w:rPr>
+                <w:rFonts w:ascii="Arial" w:hAnsi="Arial" w:cs="Arial"/>
                 <w:lang w:val="es-GT"/>
               </w:rPr>
             </w:pPr>
             <w:r>
               <w:rPr>
-                <w:rFonts w:ascii="Times New Roman" w:hAnsi="Times New Roman" w:cs="Times New Roman"/>
+                <w:rFonts w:ascii="Arial" w:hAnsi="Arial" w:cs="Arial"/>
                 <w:sz w:val="20"/>
                 <w:szCs w:val="20"/>
                 <w:lang w:val="es-GT"/>
               </w:rPr>
-              <w:t>Recolección de datos entre abril y agosto de 2027, conforme al cronograma del curso.</w:t>
+              <w:t xml:space="preserve">Recolección de datos entre abril y agosto de 2027, conforme al cronograma del curso.</w:t>
             </w:r>
           </w:p>
         </w:tc>
@@ -4571,47 +4878,49 @@
         </w:trPr>
         <w:tc>
           <w:tcPr>
-            <w:tcW w:w="2000" w:type="dxa"/>
+            <w:tcW w:w="1889" w:type="dxa"/>
           </w:tcPr>
           <w:p>
             <w:pPr>
               <w:spacing w:before="40" w:after="40" w:line="240" w:lineRule="auto"/>
-              <w:rPr>
-                <w:rFonts w:ascii="Times New Roman" w:hAnsi="Times New Roman" w:cs="Times New Roman"/>
+              <w:jc w:val="left"/>
+              <w:rPr>
+                <w:rFonts w:ascii="Arial" w:hAnsi="Arial" w:cs="Arial"/>
                 <w:lang w:val="es-GT"/>
               </w:rPr>
             </w:pPr>
             <w:r>
               <w:rPr>
-                <w:rFonts w:ascii="Times New Roman" w:hAnsi="Times New Roman" w:cs="Times New Roman"/>
+                <w:rFonts w:ascii="Arial" w:hAnsi="Arial" w:cs="Arial"/>
                 <w:sz w:val="20"/>
                 <w:szCs w:val="20"/>
                 <w:lang w:val="es-GT"/>
               </w:rPr>
-              <w:t>Poblacional</w:t>
+              <w:t xml:space="preserve">Poblacional</w:t>
             </w:r>
           </w:p>
         </w:tc>
         <w:tc>
           <w:tcPr>
-            <w:tcW w:w="7360" w:type="dxa"/>
+            <w:tcW w:w="6950" w:type="dxa"/>
           </w:tcPr>
           <w:p>
             <w:pPr>
               <w:spacing w:before="40" w:after="40" w:line="240" w:lineRule="auto"/>
-              <w:rPr>
-                <w:rFonts w:ascii="Times New Roman" w:hAnsi="Times New Roman" w:cs="Times New Roman"/>
+              <w:jc w:val="left"/>
+              <w:rPr>
+                <w:rFonts w:ascii="Arial" w:hAnsi="Arial" w:cs="Arial"/>
                 <w:lang w:val="es-GT"/>
               </w:rPr>
             </w:pPr>
             <w:r>
               <w:rPr>
-                <w:rFonts w:ascii="Times New Roman" w:hAnsi="Times New Roman" w:cs="Times New Roman"/>
+                <w:rFonts w:ascii="Arial" w:hAnsi="Arial" w:cs="Arial"/>
                 <w:sz w:val="20"/>
                 <w:szCs w:val="20"/>
                 <w:lang w:val="es-GT"/>
               </w:rPr>
-              <w:t>Equipos de desarrollo (líderes técnicos y desarrolladores) de empresas medianas que construyen o mantienen software.</w:t>
+              <w:t xml:space="preserve">Equipos de desarrollo (líderes técnicos y desarrolladores) de empresas medianas que construyen o mantienen software.</w:t>
             </w:r>
           </w:p>
         </w:tc>
@@ -4622,7 +4931,7 @@
         </w:trPr>
         <w:tc>
           <w:tcPr>
-            <w:tcW w:w="2000" w:type="dxa"/>
+            <w:tcW w:w="1889" w:type="dxa"/>
             <w:tcBorders>
               <w:bottom w:val="single" w:sz="6" w:space="0" w:color="000000"/>
             </w:tcBorders>
@@ -4630,25 +4939,26 @@
           <w:p>
             <w:pPr>
               <w:spacing w:before="40" w:after="40" w:line="240" w:lineRule="auto"/>
-              <w:rPr>
-                <w:rFonts w:ascii="Times New Roman" w:hAnsi="Times New Roman" w:cs="Times New Roman"/>
+              <w:jc w:val="left"/>
+              <w:rPr>
+                <w:rFonts w:ascii="Arial" w:hAnsi="Arial" w:cs="Arial"/>
                 <w:lang w:val="es-GT"/>
               </w:rPr>
             </w:pPr>
             <w:r>
               <w:rPr>
-                <w:rFonts w:ascii="Times New Roman" w:hAnsi="Times New Roman" w:cs="Times New Roman"/>
+                <w:rFonts w:ascii="Arial" w:hAnsi="Arial" w:cs="Arial"/>
                 <w:sz w:val="20"/>
                 <w:szCs w:val="20"/>
                 <w:lang w:val="es-GT"/>
               </w:rPr>
-              <w:t>Conceptual</w:t>
+              <w:t xml:space="preserve">Conceptual</w:t>
             </w:r>
           </w:p>
         </w:tc>
         <w:tc>
           <w:tcPr>
-            <w:tcW w:w="7360" w:type="dxa"/>
+            <w:tcW w:w="6950" w:type="dxa"/>
             <w:tcBorders>
               <w:bottom w:val="single" w:sz="6" w:space="0" w:color="000000"/>
             </w:tcBorders>
@@ -4656,19 +4966,20 @@
           <w:p>
             <w:pPr>
               <w:spacing w:before="40" w:after="40" w:line="240" w:lineRule="auto"/>
-              <w:rPr>
-                <w:rFonts w:ascii="Times New Roman" w:hAnsi="Times New Roman" w:cs="Times New Roman"/>
+              <w:jc w:val="left"/>
+              <w:rPr>
+                <w:rFonts w:ascii="Arial" w:hAnsi="Arial" w:cs="Arial"/>
                 <w:lang w:val="es-GT"/>
               </w:rPr>
             </w:pPr>
             <w:r>
               <w:rPr>
-                <w:rFonts w:ascii="Times New Roman" w:hAnsi="Times New Roman" w:cs="Times New Roman"/>
+                <w:rFonts w:ascii="Arial" w:hAnsi="Arial" w:cs="Arial"/>
                 <w:sz w:val="20"/>
                 <w:szCs w:val="20"/>
                 <w:lang w:val="es-GT"/>
               </w:rPr>
-              <w:t>Prácticas de desarrollo seguro según el SSDF versión 1.1; factores organizacionales agrupados en personas, prácticas, herramientas, infraestructura y gobernanza.</w:t>
+              <w:t xml:space="preserve">Prácticas de desarrollo seguro según el SSDF versión 1.1; factores organizacionales agrupados en personas, prácticas, herramientas, infraestructura y gobernanza.</w:t>
             </w:r>
           </w:p>
         </w:tc>
@@ -4677,14 +4988,15 @@
     <w:p>
       <w:pPr>
         <w:spacing w:before="60" w:after="200" w:line="240" w:lineRule="auto"/>
-        <w:rPr>
-          <w:rFonts w:ascii="Times New Roman" w:hAnsi="Times New Roman" w:cs="Times New Roman"/>
-          <w:lang w:val="es-GT"/>
-        </w:rPr>
-      </w:pPr>
-      <w:r>
-        <w:rPr>
-          <w:rFonts w:ascii="Times New Roman" w:hAnsi="Times New Roman" w:cs="Times New Roman"/>
+        <w:jc w:val="left"/>
+        <w:rPr>
+          <w:rFonts w:ascii="Arial" w:hAnsi="Arial" w:cs="Arial"/>
+          <w:lang w:val="es-GT"/>
+        </w:rPr>
+      </w:pPr>
+      <w:r>
+        <w:rPr>
+          <w:rFonts w:ascii="Arial" w:hAnsi="Arial" w:cs="Arial"/>
           <w:i/>
           <w:sz w:val="20"/>
           <w:szCs w:val="20"/>
@@ -4694,12 +5006,12 @@
       </w:r>
       <w:r>
         <w:rPr>
-          <w:rFonts w:ascii="Times New Roman" w:hAnsi="Times New Roman" w:cs="Times New Roman"/>
+          <w:rFonts w:ascii="Arial" w:hAnsi="Arial" w:cs="Arial"/>
           <w:sz w:val="20"/>
           <w:szCs w:val="20"/>
           <w:lang w:val="es-GT"/>
         </w:rPr>
-        <w:t>Elaboración propia.</w:t>
+        <w:t xml:space="preserve">Elaboración propia.</w:t>
       </w:r>
     </w:p>
     <w:p>
@@ -4709,122 +5021,121 @@
         <w:jc w:val="center"/>
         <w:outlineLvl w:val="0"/>
         <w:rPr>
-          <w:rFonts w:ascii="Times New Roman" w:hAnsi="Times New Roman" w:cs="Times New Roman"/>
-          <w:lang w:val="es-GT"/>
-        </w:rPr>
-      </w:pPr>
-      <w:bookmarkStart w:id="13" w:name="_Toc800213"/>
-      <w:r>
-        <w:rPr>
-          <w:rFonts w:ascii="Times New Roman" w:hAnsi="Times New Roman" w:cs="Times New Roman"/>
+          <w:rFonts w:ascii="Arial" w:hAnsi="Arial" w:cs="Arial"/>
+          <w:lang w:val="es-GT"/>
+        </w:rPr>
+      </w:pPr>
+      <w:bookmarkStart w:id="215" w:name="_Toc800215"/>
+      <w:r>
+        <w:rPr>
+          <w:rFonts w:ascii="Arial" w:hAnsi="Arial" w:cs="Arial"/>
           <w:b/>
-          <w:sz w:val="24"/>
-          <w:szCs w:val="24"/>
-          <w:lang w:val="es-GT"/>
-        </w:rPr>
-        <w:t>Justificación</w:t>
-      </w:r>
-      <w:bookmarkEnd w:id="13"/>
-    </w:p>
-    <w:p>
-      <w:pPr>
-        <w:spacing w:after="0" w:line="360" w:lineRule="auto"/>
-        <w:ind w:firstLine="720"/>
+          <w:sz w:val="28"/>
+          <w:szCs w:val="28"/>
+          <w:lang w:val="es-GT"/>
+        </w:rPr>
+        <w:t xml:space="preserve">JUSTIFICACIÓN</w:t>
+      </w:r>
+      <w:bookmarkEnd w:id="215"/>
+    </w:p>
+    <w:p>
+      <w:pPr>
+        <w:spacing w:before="0" w:after="0" w:line="360" w:lineRule="auto"/>
+        <w:ind w:firstLine="340"/>
         <w:jc w:val="both"/>
         <w:rPr>
-          <w:rFonts w:ascii="Times New Roman" w:hAnsi="Times New Roman" w:cs="Times New Roman"/>
-          <w:lang w:val="es-GT"/>
-        </w:rPr>
-      </w:pPr>
-      <w:r>
-        <w:rPr>
-          <w:rFonts w:ascii="Times New Roman" w:hAnsi="Times New Roman" w:cs="Times New Roman"/>
-          <w:sz w:val="24"/>
-          <w:szCs w:val="24"/>
-          <w:lang w:val="es-GT"/>
-        </w:rPr>
-        <w:t>Es conveniente realizar investigación ya que el costo de corregir defectos después de realizar el despliegue crece en la medida en que crece la exposición a incidentes. Los datos internacionales indican que hoy en día la explotación de vulnerabilidades es el vector de acceso inicial más frecuente (Verizon, 2026), que la mayoría de las organizaciones acumulan deuda de seguridad (Veracode, 2026) y que cada brecha cuesta en promedio 4.99 millones de dólares (IBM, 2026). Saber qué dificulta integrar la seguridad en el desarrollo permite actuar sobre la causa y no solo sobre el síntoma.</w:t>
-      </w:r>
-    </w:p>
-    <w:p>
-      <w:pPr>
-        <w:spacing w:after="0" w:line="360" w:lineRule="auto"/>
-        <w:ind w:firstLine="720"/>
+          <w:rFonts w:ascii="Arial" w:hAnsi="Arial" w:cs="Arial"/>
+          <w:lang w:val="es-GT"/>
+        </w:rPr>
+      </w:pPr>
+      <w:r>
+        <w:rPr>
+          <w:rFonts w:ascii="Arial" w:hAnsi="Arial" w:cs="Arial"/>
+          <w:sz w:val="24"/>
+          <w:szCs w:val="24"/>
+          <w:lang w:val="es-GT"/>
+        </w:rPr>
+        <w:t xml:space="preserve">Es conveniente realizar investigación ya que el costo de corregir defectos después de realizar el despliegue crece en la medida en que crece la exposición a incidentes. Los datos internacionales indican que hoy en día la explotación de vulnerabilidades es el vector de acceso inicial más frecuente (Verizon, 2026), que la mayoría de las organizaciones acumulan deuda de seguridad (Veracode, 2026) y que cada brecha cuesta en promedio 4.99 millones de dólares (IBM, 2026). Saber qué dificulta integrar la seguridad en el desarrollo permite actuar sobre la causa y no solo sobre el síntoma.</w:t>
+      </w:r>
+    </w:p>
+    <w:p>
+      <w:pPr>
+        <w:spacing w:before="0" w:after="0" w:line="360" w:lineRule="auto"/>
+        <w:ind w:firstLine="340"/>
         <w:jc w:val="both"/>
         <w:rPr>
-          <w:rFonts w:ascii="Times New Roman" w:hAnsi="Times New Roman" w:cs="Times New Roman"/>
-          <w:lang w:val="es-GT"/>
-        </w:rPr>
-      </w:pPr>
-      <w:r>
-        <w:rPr>
-          <w:rFonts w:ascii="Times New Roman" w:hAnsi="Times New Roman" w:cs="Times New Roman"/>
-          <w:sz w:val="24"/>
-          <w:szCs w:val="24"/>
-          <w:lang w:val="es-GT"/>
-        </w:rPr>
-        <w:t>Su importancia social se debe a que los ataques cibernéticos en Guatemala aumentaron en un 200 % en 2024 (Mastercard, 2025) y a que el marco legal continúa en discusión (RSM Guatemala, s. f.). Son beneficiarios directos los equipos de desarrollo y las gerencias de las empresas medianas y, beneficiarios indirectos, sus clientes y usuarios que tienen sus datos a merced de la seguridad del software que utilizan.</w:t>
-      </w:r>
-    </w:p>
-    <w:p>
-      <w:pPr>
-        <w:spacing w:after="0" w:line="360" w:lineRule="auto"/>
-        <w:ind w:firstLine="720"/>
+          <w:rFonts w:ascii="Arial" w:hAnsi="Arial" w:cs="Arial"/>
+          <w:lang w:val="es-GT"/>
+        </w:rPr>
+      </w:pPr>
+      <w:r>
+        <w:rPr>
+          <w:rFonts w:ascii="Arial" w:hAnsi="Arial" w:cs="Arial"/>
+          <w:sz w:val="24"/>
+          <w:szCs w:val="24"/>
+          <w:lang w:val="es-GT"/>
+        </w:rPr>
+        <w:t xml:space="preserve">Su importancia social se debe a que los ataques cibernéticos en Guatemala aumentaron en un 200 % en 2024 (Mastercard, 2025) y a que el marco legal continúa en discusión (RSM Guatemala, s. f.). Son beneficiarios directos los equipos de desarrollo y las gerencias de las empresas medianas y, beneficiarios indirectos, sus clientes y usuarios que tienen sus datos a merced de la seguridad del software que utilizan.</w:t>
+      </w:r>
+    </w:p>
+    <w:p>
+      <w:pPr>
+        <w:spacing w:before="0" w:after="0" w:line="360" w:lineRule="auto"/>
+        <w:ind w:firstLine="340"/>
         <w:jc w:val="both"/>
         <w:rPr>
-          <w:rFonts w:ascii="Times New Roman" w:hAnsi="Times New Roman" w:cs="Times New Roman"/>
-          <w:lang w:val="es-GT"/>
-        </w:rPr>
-      </w:pPr>
-      <w:r>
-        <w:rPr>
-          <w:rFonts w:ascii="Times New Roman" w:hAnsi="Times New Roman" w:cs="Times New Roman"/>
-          <w:sz w:val="24"/>
-          <w:szCs w:val="24"/>
-          <w:lang w:val="es-GT"/>
-        </w:rPr>
-        <w:t>Desde el punto de vista teórico, el estudio aplica la teoría de los paradigmas (Kuhn, 2017) a un fenómeno de ingeniería de software, y evalúa si la resistencia a adoptar prácticas de desarrollo seguro se explica por la persistencia de un paradigma vigente. Asimismo, responde a la observación de que los factores relacionados con las personas se han estudiado menos que los tecnológicos (Rajapakse et al., 2022) y brinda evidencia empírica de un contexto no documentado en la literatura revisada.</w:t>
-      </w:r>
-    </w:p>
-    <w:p>
-      <w:pPr>
-        <w:spacing w:after="0" w:line="360" w:lineRule="auto"/>
-        <w:ind w:firstLine="720"/>
+          <w:rFonts w:ascii="Arial" w:hAnsi="Arial" w:cs="Arial"/>
+          <w:lang w:val="es-GT"/>
+        </w:rPr>
+      </w:pPr>
+      <w:r>
+        <w:rPr>
+          <w:rFonts w:ascii="Arial" w:hAnsi="Arial" w:cs="Arial"/>
+          <w:sz w:val="24"/>
+          <w:szCs w:val="24"/>
+          <w:lang w:val="es-GT"/>
+        </w:rPr>
+        <w:t xml:space="preserve">Desde el punto de vista teórico, el estudio aplica la teoría de los paradigmas (Kuhn, 2017) a un fenómeno de ingeniería de software, y evalúa si la resistencia a adoptar prácticas de desarrollo seguro se explica por la persistencia de un paradigma vigente. Asimismo, responde a la observación de que los factores relacionados con las personas se han estudiado menos que los tecnológicos (Rajapakse et al., 2022) y brinda evidencia empírica de un contexto no documentado en la literatura revisada.</w:t>
+      </w:r>
+    </w:p>
+    <w:p>
+      <w:pPr>
+        <w:spacing w:before="0" w:after="0" w:line="360" w:lineRule="auto"/>
+        <w:ind w:firstLine="340"/>
         <w:jc w:val="both"/>
         <w:rPr>
-          <w:rFonts w:ascii="Times New Roman" w:hAnsi="Times New Roman" w:cs="Times New Roman"/>
-          <w:lang w:val="es-GT"/>
-        </w:rPr>
-      </w:pPr>
-      <w:r>
-        <w:rPr>
-          <w:rFonts w:ascii="Times New Roman" w:hAnsi="Times New Roman" w:cs="Times New Roman"/>
-          <w:sz w:val="24"/>
-          <w:szCs w:val="24"/>
-          <w:lang w:val="es-GT"/>
-        </w:rPr>
-        <w:t>Desde lo metodológico, el estudio propone un instrumento que mide la adopción de prácticas con base en los cuatro grupos del SSDF (Souppaya et al., 2022) y las barreras agrupadas en personas, prácticas, herramientas, infraestructura y gobernanza (Ortega Ovalle, 2026; Rajapakse et al., 2022). Una vez que se haya validado mediante juicio de expertos y prueba piloto, el instrumento estará disponible para replicar la medición en otros contextos y periodos.</w:t>
-      </w:r>
-    </w:p>
-    <w:p>
-      <w:pPr>
-        <w:spacing w:after="0" w:line="360" w:lineRule="auto"/>
-        <w:ind w:firstLine="720"/>
+          <w:rFonts w:ascii="Arial" w:hAnsi="Arial" w:cs="Arial"/>
+          <w:lang w:val="es-GT"/>
+        </w:rPr>
+      </w:pPr>
+      <w:r>
+        <w:rPr>
+          <w:rFonts w:ascii="Arial" w:hAnsi="Arial" w:cs="Arial"/>
+          <w:sz w:val="24"/>
+          <w:szCs w:val="24"/>
+          <w:lang w:val="es-GT"/>
+        </w:rPr>
+        <w:t xml:space="preserve">Desde lo metodológico, el estudio propone un instrumento que mide la adopción de prácticas con base en los cuatro grupos del SSDF (Souppaya et al., 2022) y las barreras agrupadas en personas, prácticas, herramientas, infraestructura y gobernanza (Ortega Ovalle, 2026; Rajapakse et al., 2022). Una vez que se haya validado mediante juicio de expertos y prueba piloto, el instrumento estará disponible para replicar la medición en otros contextos y periodos.</w:t>
+      </w:r>
+    </w:p>
+    <w:p>
+      <w:pPr>
+        <w:spacing w:before="0" w:after="0" w:line="360" w:lineRule="auto"/>
+        <w:ind w:firstLine="340"/>
         <w:jc w:val="both"/>
         <w:rPr>
-          <w:rFonts w:ascii="Times New Roman" w:hAnsi="Times New Roman" w:cs="Times New Roman"/>
-          <w:lang w:val="es-GT"/>
-        </w:rPr>
-      </w:pPr>
-      <w:r>
-        <w:rPr>
-          <w:rFonts w:ascii="Times New Roman" w:hAnsi="Times New Roman" w:cs="Times New Roman"/>
-          <w:sz w:val="24"/>
-          <w:szCs w:val="24"/>
-          <w:lang w:val="es-GT"/>
-        </w:rPr>
-        <w:lastRenderedPageBreak/>
-        <w:t>En la práctica, los resultados guían decisiones concretas: qué capacitación priorizar, qué políticas establecer y qué herramientas incorporar primero según las barreras más frecuentes. Ofrecen, además, a las universidades y a las gerencias de tecnología, un diagnóstico local que hoy no existe, útil para diseñar programas de formación y planes de adopción gradual.</w:t>
+          <w:rFonts w:ascii="Arial" w:hAnsi="Arial" w:cs="Arial"/>
+          <w:lang w:val="es-GT"/>
+        </w:rPr>
+      </w:pPr>
+      <w:r>
+        <w:rPr>
+          <w:rFonts w:ascii="Arial" w:hAnsi="Arial" w:cs="Arial"/>
+          <w:sz w:val="24"/>
+          <w:szCs w:val="24"/>
+          <w:lang w:val="es-GT"/>
+        </w:rPr>
+        <w:t xml:space="preserve">En la práctica, los resultados guían decisiones concretas: qué capacitación priorizar, qué políticas establecer y qué herramientas incorporar primero según las barreras más frecuentes. Ofrecen, además, a las universidades y a las gerencias de tecnología, un diagnóstico local que hoy no existe, útil para diseñar programas de formación y planes de adopción gradual.</w:t>
       </w:r>
     </w:p>
     <w:p>
@@ -4834,89 +5145,95 @@
         <w:jc w:val="center"/>
         <w:outlineLvl w:val="0"/>
         <w:rPr>
-          <w:rFonts w:ascii="Times New Roman" w:hAnsi="Times New Roman" w:cs="Times New Roman"/>
-          <w:lang w:val="es-GT"/>
-        </w:rPr>
-      </w:pPr>
-      <w:bookmarkStart w:id="14" w:name="_Toc800214"/>
-      <w:r>
-        <w:rPr>
-          <w:rFonts w:ascii="Times New Roman" w:hAnsi="Times New Roman" w:cs="Times New Roman"/>
+          <w:rFonts w:ascii="Arial" w:hAnsi="Arial" w:cs="Arial"/>
+          <w:lang w:val="es-GT"/>
+        </w:rPr>
+      </w:pPr>
+      <w:bookmarkStart w:id="216" w:name="_Toc800216"/>
+      <w:r>
+        <w:rPr>
+          <w:rFonts w:ascii="Arial" w:hAnsi="Arial" w:cs="Arial"/>
           <w:b/>
-          <w:sz w:val="24"/>
-          <w:szCs w:val="24"/>
-          <w:lang w:val="es-GT"/>
-        </w:rPr>
-        <w:t>Viabilidad técnica y científica</w:t>
-      </w:r>
-      <w:bookmarkEnd w:id="14"/>
-    </w:p>
-    <w:p>
-      <w:pPr>
-        <w:spacing w:after="0" w:line="360" w:lineRule="auto"/>
-        <w:ind w:firstLine="720"/>
+          <w:sz w:val="28"/>
+          <w:szCs w:val="28"/>
+          <w:lang w:val="es-GT"/>
+        </w:rPr>
+        <w:t xml:space="preserve">VIABILIDAD TÉCNICA Y CIENTÍFICA</w:t>
+      </w:r>
+      <w:bookmarkEnd w:id="216"/>
+    </w:p>
+    <w:p>
+      <w:pPr>
+        <w:spacing w:before="0" w:after="0" w:line="360" w:lineRule="auto"/>
+        <w:ind w:firstLine="340"/>
         <w:jc w:val="both"/>
         <w:rPr>
-          <w:rFonts w:ascii="Times New Roman" w:hAnsi="Times New Roman" w:cs="Times New Roman"/>
-          <w:lang w:val="es-GT"/>
-        </w:rPr>
-      </w:pPr>
-      <w:r>
-        <w:rPr>
-          <w:rFonts w:ascii="Times New Roman" w:hAnsi="Times New Roman" w:cs="Times New Roman"/>
-          <w:sz w:val="24"/>
-          <w:szCs w:val="24"/>
-          <w:lang w:val="es-GT"/>
-        </w:rPr>
-        <w:t>Se utilizó la matriz de chequeo vista en clase (Tabla 4) para analizar la viabilidad, la cual fue ampliada con los factores de recursos económicos, base científica y riesgo de sobrealcance.</w:t>
+          <w:rFonts w:ascii="Arial" w:hAnsi="Arial" w:cs="Arial"/>
+          <w:lang w:val="es-GT"/>
+        </w:rPr>
+      </w:pPr>
+      <w:r>
+        <w:rPr>
+          <w:rFonts w:ascii="Arial" w:hAnsi="Arial" w:cs="Arial"/>
+          <w:sz w:val="24"/>
+          <w:szCs w:val="24"/>
+          <w:lang w:val="es-GT"/>
+        </w:rPr>
+        <w:t xml:space="preserve">Se utilizó la matriz de chequeo vista en clase (Tabla 4) para analizar la viabilidad, la cual fue ampliada con los factores de recursos económicos, base científica y riesgo de sobrealcance.</w:t>
       </w:r>
     </w:p>
     <w:p>
       <w:pPr>
         <w:keepNext/>
         <w:spacing w:before="200" w:after="0" w:line="240" w:lineRule="auto"/>
-        <w:rPr>
-          <w:rFonts w:ascii="Times New Roman" w:hAnsi="Times New Roman" w:cs="Times New Roman"/>
-          <w:lang w:val="es-GT"/>
-        </w:rPr>
-      </w:pPr>
-      <w:r>
-        <w:rPr>
-          <w:rFonts w:ascii="Times New Roman" w:hAnsi="Times New Roman" w:cs="Times New Roman"/>
+        <w:jc w:val="left"/>
+        <w:rPr>
+          <w:rFonts w:ascii="Arial" w:hAnsi="Arial" w:cs="Arial"/>
+          <w:lang w:val="es-GT"/>
+        </w:rPr>
+      </w:pPr>
+      <w:r>
+        <w:rPr>
+          <w:rFonts w:ascii="Arial" w:hAnsi="Arial" w:cs="Arial"/>
           <w:b/>
-          <w:lang w:val="es-GT"/>
-        </w:rPr>
-        <w:t>Tabla 4</w:t>
+          <w:sz w:val="22"/>
+          <w:szCs w:val="22"/>
+          <w:lang w:val="es-GT"/>
+        </w:rPr>
+        <w:t xml:space="preserve">Tabla 4</w:t>
       </w:r>
     </w:p>
     <w:p>
       <w:pPr>
         <w:keepNext/>
-        <w:spacing w:after="60" w:line="240" w:lineRule="auto"/>
-        <w:rPr>
-          <w:rFonts w:ascii="Times New Roman" w:hAnsi="Times New Roman" w:cs="Times New Roman"/>
-          <w:lang w:val="es-GT"/>
-        </w:rPr>
-      </w:pPr>
-      <w:r>
-        <w:rPr>
-          <w:rFonts w:ascii="Times New Roman" w:hAnsi="Times New Roman" w:cs="Times New Roman"/>
+        <w:spacing w:before="0" w:after="60" w:line="240" w:lineRule="auto"/>
+        <w:jc w:val="left"/>
+        <w:rPr>
+          <w:rFonts w:ascii="Arial" w:hAnsi="Arial" w:cs="Arial"/>
+          <w:lang w:val="es-GT"/>
+        </w:rPr>
+      </w:pPr>
+      <w:r>
+        <w:rPr>
+          <w:rFonts w:ascii="Arial" w:hAnsi="Arial" w:cs="Arial"/>
           <w:i/>
-          <w:lang w:val="es-GT"/>
-        </w:rPr>
-        <w:t>Matriz de chequeo de viabilidad</w:t>
+          <w:sz w:val="22"/>
+          <w:szCs w:val="22"/>
+          <w:lang w:val="es-GT"/>
+        </w:rPr>
+        <w:t xml:space="preserve">Matriz de chequeo de viabilidad</w:t>
       </w:r>
     </w:p>
     <w:tbl>
       <w:tblPr>
-        <w:tblW w:w="9360" w:type="dxa"/>
+        <w:tblW w:w="8839" w:type="dxa"/>
         <w:tblLayout w:type="fixed"/>
         <w:tblLook w:val="04A0" w:firstRow="1" w:lastRow="0" w:firstColumn="1" w:lastColumn="0" w:noHBand="0" w:noVBand="1"/>
       </w:tblPr>
       <w:tblGrid>
-        <w:gridCol w:w="1800"/>
-        <w:gridCol w:w="2700"/>
-        <w:gridCol w:w="4860"/>
+        <w:gridCol w:w="1700"/>
+        <w:gridCol w:w="2550"/>
+        <w:gridCol w:w="4589"/>
       </w:tblGrid>
       <w:tr>
         <w:trPr>
@@ -4925,7 +5242,7 @@
         </w:trPr>
         <w:tc>
           <w:tcPr>
-            <w:tcW w:w="1800" w:type="dxa"/>
+            <w:tcW w:w="1700" w:type="dxa"/>
             <w:tcBorders>
               <w:top w:val="single" w:sz="6" w:space="0" w:color="000000"/>
               <w:bottom w:val="single" w:sz="6" w:space="0" w:color="000000"/>
@@ -4934,26 +5251,27 @@
           <w:p>
             <w:pPr>
               <w:spacing w:before="40" w:after="40" w:line="240" w:lineRule="auto"/>
-              <w:rPr>
-                <w:rFonts w:ascii="Times New Roman" w:hAnsi="Times New Roman" w:cs="Times New Roman"/>
+              <w:jc w:val="left"/>
+              <w:rPr>
+                <w:rFonts w:ascii="Arial" w:hAnsi="Arial" w:cs="Arial"/>
                 <w:lang w:val="es-GT"/>
               </w:rPr>
             </w:pPr>
             <w:r>
               <w:rPr>
-                <w:rFonts w:ascii="Times New Roman" w:hAnsi="Times New Roman" w:cs="Times New Roman"/>
+                <w:rFonts w:ascii="Arial" w:hAnsi="Arial" w:cs="Arial"/>
                 <w:b/>
                 <w:sz w:val="20"/>
                 <w:szCs w:val="20"/>
                 <w:lang w:val="es-GT"/>
               </w:rPr>
-              <w:t>Factor</w:t>
+              <w:t xml:space="preserve">Factor</w:t>
             </w:r>
           </w:p>
         </w:tc>
         <w:tc>
           <w:tcPr>
-            <w:tcW w:w="2700" w:type="dxa"/>
+            <w:tcW w:w="2550" w:type="dxa"/>
             <w:tcBorders>
               <w:top w:val="single" w:sz="6" w:space="0" w:color="000000"/>
               <w:bottom w:val="single" w:sz="6" w:space="0" w:color="000000"/>
@@ -4962,26 +5280,27 @@
           <w:p>
             <w:pPr>
               <w:spacing w:before="40" w:after="40" w:line="240" w:lineRule="auto"/>
-              <w:rPr>
-                <w:rFonts w:ascii="Times New Roman" w:hAnsi="Times New Roman" w:cs="Times New Roman"/>
+              <w:jc w:val="left"/>
+              <w:rPr>
+                <w:rFonts w:ascii="Arial" w:hAnsi="Arial" w:cs="Arial"/>
                 <w:lang w:val="es-GT"/>
               </w:rPr>
             </w:pPr>
             <w:r>
               <w:rPr>
-                <w:rFonts w:ascii="Times New Roman" w:hAnsi="Times New Roman" w:cs="Times New Roman"/>
+                <w:rFonts w:ascii="Arial" w:hAnsi="Arial" w:cs="Arial"/>
                 <w:b/>
                 <w:sz w:val="20"/>
                 <w:szCs w:val="20"/>
                 <w:lang w:val="es-GT"/>
               </w:rPr>
-              <w:t>Pregunta clave</w:t>
+              <w:t xml:space="preserve">Pregunta clave</w:t>
             </w:r>
           </w:p>
         </w:tc>
         <w:tc>
           <w:tcPr>
-            <w:tcW w:w="4860" w:type="dxa"/>
+            <w:tcW w:w="4589" w:type="dxa"/>
             <w:tcBorders>
               <w:top w:val="single" w:sz="6" w:space="0" w:color="000000"/>
               <w:bottom w:val="single" w:sz="6" w:space="0" w:color="000000"/>
@@ -4990,20 +5309,21 @@
           <w:p>
             <w:pPr>
               <w:spacing w:before="40" w:after="40" w:line="240" w:lineRule="auto"/>
-              <w:rPr>
-                <w:rFonts w:ascii="Times New Roman" w:hAnsi="Times New Roman" w:cs="Times New Roman"/>
+              <w:jc w:val="left"/>
+              <w:rPr>
+                <w:rFonts w:ascii="Arial" w:hAnsi="Arial" w:cs="Arial"/>
                 <w:lang w:val="es-GT"/>
               </w:rPr>
             </w:pPr>
             <w:r>
               <w:rPr>
-                <w:rFonts w:ascii="Times New Roman" w:hAnsi="Times New Roman" w:cs="Times New Roman"/>
+                <w:rFonts w:ascii="Arial" w:hAnsi="Arial" w:cs="Arial"/>
                 <w:b/>
                 <w:sz w:val="20"/>
                 <w:szCs w:val="20"/>
                 <w:lang w:val="es-GT"/>
               </w:rPr>
-              <w:t>Valoración</w:t>
+              <w:t xml:space="preserve">Valoración</w:t>
             </w:r>
           </w:p>
         </w:tc>
@@ -5014,70 +5334,73 @@
         </w:trPr>
         <w:tc>
           <w:tcPr>
-            <w:tcW w:w="1800" w:type="dxa"/>
+            <w:tcW w:w="1700" w:type="dxa"/>
           </w:tcPr>
           <w:p>
             <w:pPr>
               <w:spacing w:before="40" w:after="40" w:line="240" w:lineRule="auto"/>
-              <w:rPr>
-                <w:rFonts w:ascii="Times New Roman" w:hAnsi="Times New Roman" w:cs="Times New Roman"/>
+              <w:jc w:val="left"/>
+              <w:rPr>
+                <w:rFonts w:ascii="Arial" w:hAnsi="Arial" w:cs="Arial"/>
                 <w:lang w:val="es-GT"/>
               </w:rPr>
             </w:pPr>
             <w:r>
               <w:rPr>
-                <w:rFonts w:ascii="Times New Roman" w:hAnsi="Times New Roman" w:cs="Times New Roman"/>
+                <w:rFonts w:ascii="Arial" w:hAnsi="Arial" w:cs="Arial"/>
                 <w:sz w:val="20"/>
                 <w:szCs w:val="20"/>
                 <w:lang w:val="es-GT"/>
               </w:rPr>
-              <w:t>Tiempo</w:t>
+              <w:t xml:space="preserve">Tiempo</w:t>
             </w:r>
           </w:p>
         </w:tc>
         <w:tc>
           <w:tcPr>
-            <w:tcW w:w="2700" w:type="dxa"/>
+            <w:tcW w:w="2550" w:type="dxa"/>
           </w:tcPr>
           <w:p>
             <w:pPr>
               <w:spacing w:before="40" w:after="40" w:line="240" w:lineRule="auto"/>
-              <w:rPr>
-                <w:rFonts w:ascii="Times New Roman" w:hAnsi="Times New Roman" w:cs="Times New Roman"/>
+              <w:jc w:val="left"/>
+              <w:rPr>
+                <w:rFonts w:ascii="Arial" w:hAnsi="Arial" w:cs="Arial"/>
                 <w:lang w:val="es-GT"/>
               </w:rPr>
             </w:pPr>
             <w:r>
               <w:rPr>
-                <w:rFonts w:ascii="Times New Roman" w:hAnsi="Times New Roman" w:cs="Times New Roman"/>
+                <w:rFonts w:ascii="Arial" w:hAnsi="Arial" w:cs="Arial"/>
                 <w:sz w:val="20"/>
                 <w:szCs w:val="20"/>
                 <w:lang w:val="es-GT"/>
               </w:rPr>
-              <w:t>¿Alcanza el plazo para el trabajo de campo?</w:t>
+              <w:t xml:space="preserve">¿Alcanza el plazo para el trabajo de campo?</w:t>
             </w:r>
           </w:p>
         </w:tc>
         <w:tc>
           <w:tcPr>
-            <w:tcW w:w="4860" w:type="dxa"/>
+            <w:tcW w:w="4589" w:type="dxa"/>
           </w:tcPr>
           <w:p>
             <w:pPr>
               <w:spacing w:before="40" w:after="40" w:line="240" w:lineRule="auto"/>
-              <w:rPr>
-                <w:rFonts w:ascii="Times New Roman" w:hAnsi="Times New Roman" w:cs="Times New Roman"/>
+              <w:jc w:val="left"/>
+              <w:rPr>
+                <w:rFonts w:ascii="Arial" w:hAnsi="Arial" w:cs="Arial"/>
                 <w:lang w:val="es-GT"/>
               </w:rPr>
             </w:pPr>
             <w:r>
               <w:rPr>
-                <w:rFonts w:ascii="Times New Roman" w:hAnsi="Times New Roman" w:cs="Times New Roman"/>
+                <w:rFonts w:ascii="Arial" w:hAnsi="Arial" w:cs="Arial"/>
                 <w:sz w:val="20"/>
                 <w:szCs w:val="20"/>
                 <w:lang w:val="es-GT"/>
               </w:rPr>
-              <w:t>Viable. El cronograma del curso prevé la recolección de datos entre abril y agosto de 2027, tiempo suficiente para una encuesta y entrevistas breves.</w:t>
+              <w:t xml:space="preserve">Viable. El cronograma del curso prevé la recolección de datos entre abril y agosto de 2027, tiempo suficiente para una encuesta y entrevistas breves.</w:t>
             </w:r>
           </w:p>
         </w:tc>
@@ -5088,70 +5411,73 @@
         </w:trPr>
         <w:tc>
           <w:tcPr>
-            <w:tcW w:w="1800" w:type="dxa"/>
+            <w:tcW w:w="1700" w:type="dxa"/>
           </w:tcPr>
           <w:p>
             <w:pPr>
               <w:spacing w:before="40" w:after="40" w:line="240" w:lineRule="auto"/>
-              <w:rPr>
-                <w:rFonts w:ascii="Times New Roman" w:hAnsi="Times New Roman" w:cs="Times New Roman"/>
+              <w:jc w:val="left"/>
+              <w:rPr>
+                <w:rFonts w:ascii="Arial" w:hAnsi="Arial" w:cs="Arial"/>
                 <w:lang w:val="es-GT"/>
               </w:rPr>
             </w:pPr>
             <w:r>
               <w:rPr>
-                <w:rFonts w:ascii="Times New Roman" w:hAnsi="Times New Roman" w:cs="Times New Roman"/>
+                <w:rFonts w:ascii="Arial" w:hAnsi="Arial" w:cs="Arial"/>
                 <w:sz w:val="20"/>
                 <w:szCs w:val="20"/>
                 <w:lang w:val="es-GT"/>
               </w:rPr>
-              <w:t>Competencias técnicas</w:t>
+              <w:t xml:space="preserve">Competencias técnicas</w:t>
             </w:r>
           </w:p>
         </w:tc>
         <w:tc>
           <w:tcPr>
-            <w:tcW w:w="2700" w:type="dxa"/>
+            <w:tcW w:w="2550" w:type="dxa"/>
           </w:tcPr>
           <w:p>
             <w:pPr>
               <w:spacing w:before="40" w:after="40" w:line="240" w:lineRule="auto"/>
-              <w:rPr>
-                <w:rFonts w:ascii="Times New Roman" w:hAnsi="Times New Roman" w:cs="Times New Roman"/>
+              <w:jc w:val="left"/>
+              <w:rPr>
+                <w:rFonts w:ascii="Arial" w:hAnsi="Arial" w:cs="Arial"/>
                 <w:lang w:val="es-GT"/>
               </w:rPr>
             </w:pPr>
             <w:r>
               <w:rPr>
-                <w:rFonts w:ascii="Times New Roman" w:hAnsi="Times New Roman" w:cs="Times New Roman"/>
+                <w:rFonts w:ascii="Arial" w:hAnsi="Arial" w:cs="Arial"/>
                 <w:sz w:val="20"/>
                 <w:szCs w:val="20"/>
                 <w:lang w:val="es-GT"/>
               </w:rPr>
-              <w:t>¿El investigador domina el tema y las herramientas?</w:t>
+              <w:t xml:space="preserve">¿El investigador domina el tema y las herramientas?</w:t>
             </w:r>
           </w:p>
         </w:tc>
         <w:tc>
           <w:tcPr>
-            <w:tcW w:w="4860" w:type="dxa"/>
+            <w:tcW w:w="4589" w:type="dxa"/>
           </w:tcPr>
           <w:p>
             <w:pPr>
               <w:spacing w:before="40" w:after="40" w:line="240" w:lineRule="auto"/>
-              <w:rPr>
-                <w:rFonts w:ascii="Times New Roman" w:hAnsi="Times New Roman" w:cs="Times New Roman"/>
+              <w:jc w:val="left"/>
+              <w:rPr>
+                <w:rFonts w:ascii="Arial" w:hAnsi="Arial" w:cs="Arial"/>
                 <w:lang w:val="es-GT"/>
               </w:rPr>
             </w:pPr>
             <w:r>
               <w:rPr>
-                <w:rFonts w:ascii="Times New Roman" w:hAnsi="Times New Roman" w:cs="Times New Roman"/>
+                <w:rFonts w:ascii="Arial" w:hAnsi="Arial" w:cs="Arial"/>
                 <w:sz w:val="20"/>
                 <w:szCs w:val="20"/>
                 <w:lang w:val="es-GT"/>
               </w:rPr>
-              <w:t>Viable. El autor cursó Seguridad en Aplicaciones, que incluyó modelado de amenazas y desarrollo seguro.</w:t>
+              <w:t xml:space="preserve">Viable. El autor cursó Seguridad en Aplicaciones, que incluyó modelado de amenazas y desarrollo seguro.</w:t>
             </w:r>
           </w:p>
         </w:tc>
@@ -5162,70 +5488,73 @@
         </w:trPr>
         <w:tc>
           <w:tcPr>
-            <w:tcW w:w="1800" w:type="dxa"/>
+            <w:tcW w:w="1700" w:type="dxa"/>
           </w:tcPr>
           <w:p>
             <w:pPr>
               <w:spacing w:before="40" w:after="40" w:line="240" w:lineRule="auto"/>
-              <w:rPr>
-                <w:rFonts w:ascii="Times New Roman" w:hAnsi="Times New Roman" w:cs="Times New Roman"/>
+              <w:jc w:val="left"/>
+              <w:rPr>
+                <w:rFonts w:ascii="Arial" w:hAnsi="Arial" w:cs="Arial"/>
                 <w:lang w:val="es-GT"/>
               </w:rPr>
             </w:pPr>
             <w:r>
               <w:rPr>
-                <w:rFonts w:ascii="Times New Roman" w:hAnsi="Times New Roman" w:cs="Times New Roman"/>
+                <w:rFonts w:ascii="Arial" w:hAnsi="Arial" w:cs="Arial"/>
                 <w:sz w:val="20"/>
                 <w:szCs w:val="20"/>
                 <w:lang w:val="es-GT"/>
               </w:rPr>
-              <w:t>Acceso a participantes</w:t>
+              <w:t xml:space="preserve">Acceso a participantes</w:t>
             </w:r>
           </w:p>
         </w:tc>
         <w:tc>
           <w:tcPr>
-            <w:tcW w:w="2700" w:type="dxa"/>
+            <w:tcW w:w="2550" w:type="dxa"/>
           </w:tcPr>
           <w:p>
             <w:pPr>
               <w:spacing w:before="40" w:after="40" w:line="240" w:lineRule="auto"/>
-              <w:rPr>
-                <w:rFonts w:ascii="Times New Roman" w:hAnsi="Times New Roman" w:cs="Times New Roman"/>
+              <w:jc w:val="left"/>
+              <w:rPr>
+                <w:rFonts w:ascii="Arial" w:hAnsi="Arial" w:cs="Arial"/>
                 <w:lang w:val="es-GT"/>
               </w:rPr>
             </w:pPr>
             <w:r>
               <w:rPr>
-                <w:rFonts w:ascii="Times New Roman" w:hAnsi="Times New Roman" w:cs="Times New Roman"/>
+                <w:rFonts w:ascii="Arial" w:hAnsi="Arial" w:cs="Arial"/>
                 <w:sz w:val="20"/>
                 <w:szCs w:val="20"/>
                 <w:lang w:val="es-GT"/>
               </w:rPr>
-              <w:t>¿Existen cartas de autorización y permisos institucionales?</w:t>
+              <w:t xml:space="preserve">¿Existen cartas de autorización y permisos institucionales?</w:t>
             </w:r>
           </w:p>
         </w:tc>
         <w:tc>
           <w:tcPr>
-            <w:tcW w:w="4860" w:type="dxa"/>
+            <w:tcW w:w="4589" w:type="dxa"/>
           </w:tcPr>
           <w:p>
             <w:pPr>
               <w:spacing w:before="40" w:after="40" w:line="240" w:lineRule="auto"/>
-              <w:rPr>
-                <w:rFonts w:ascii="Times New Roman" w:hAnsi="Times New Roman" w:cs="Times New Roman"/>
+              <w:jc w:val="left"/>
+              <w:rPr>
+                <w:rFonts w:ascii="Arial" w:hAnsi="Arial" w:cs="Arial"/>
                 <w:lang w:val="es-GT"/>
               </w:rPr>
             </w:pPr>
             <w:r>
               <w:rPr>
-                <w:rFonts w:ascii="Times New Roman" w:hAnsi="Times New Roman" w:cs="Times New Roman"/>
+                <w:rFonts w:ascii="Arial" w:hAnsi="Arial" w:cs="Arial"/>
                 <w:sz w:val="20"/>
                 <w:szCs w:val="20"/>
                 <w:lang w:val="es-GT"/>
               </w:rPr>
-              <w:t>Condicionada. Requiere autorización de las empresas; se mitiga con participación voluntaria y anónima mediante comunidades profesionales.</w:t>
+              <w:t xml:space="preserve">Condicionada. Requiere autorización de las empresas; se mitiga con participación voluntaria y anónima mediante comunidades profesionales.</w:t>
             </w:r>
           </w:p>
         </w:tc>
@@ -5236,70 +5565,73 @@
         </w:trPr>
         <w:tc>
           <w:tcPr>
-            <w:tcW w:w="1800" w:type="dxa"/>
+            <w:tcW w:w="1700" w:type="dxa"/>
           </w:tcPr>
           <w:p>
             <w:pPr>
               <w:spacing w:before="40" w:after="40" w:line="240" w:lineRule="auto"/>
-              <w:rPr>
-                <w:rFonts w:ascii="Times New Roman" w:hAnsi="Times New Roman" w:cs="Times New Roman"/>
+              <w:jc w:val="left"/>
+              <w:rPr>
+                <w:rFonts w:ascii="Arial" w:hAnsi="Arial" w:cs="Arial"/>
                 <w:lang w:val="es-GT"/>
               </w:rPr>
             </w:pPr>
             <w:r>
               <w:rPr>
-                <w:rFonts w:ascii="Times New Roman" w:hAnsi="Times New Roman" w:cs="Times New Roman"/>
+                <w:rFonts w:ascii="Arial" w:hAnsi="Arial" w:cs="Arial"/>
                 <w:sz w:val="20"/>
                 <w:szCs w:val="20"/>
                 <w:lang w:val="es-GT"/>
               </w:rPr>
-              <w:t>Ética e integridad</w:t>
+              <w:t xml:space="preserve">Ética e integridad</w:t>
             </w:r>
           </w:p>
         </w:tc>
         <w:tc>
           <w:tcPr>
-            <w:tcW w:w="2700" w:type="dxa"/>
+            <w:tcW w:w="2550" w:type="dxa"/>
           </w:tcPr>
           <w:p>
             <w:pPr>
               <w:spacing w:before="40" w:after="40" w:line="240" w:lineRule="auto"/>
-              <w:rPr>
-                <w:rFonts w:ascii="Times New Roman" w:hAnsi="Times New Roman" w:cs="Times New Roman"/>
+              <w:jc w:val="left"/>
+              <w:rPr>
+                <w:rFonts w:ascii="Arial" w:hAnsi="Arial" w:cs="Arial"/>
                 <w:lang w:val="es-GT"/>
               </w:rPr>
             </w:pPr>
             <w:r>
               <w:rPr>
-                <w:rFonts w:ascii="Times New Roman" w:hAnsi="Times New Roman" w:cs="Times New Roman"/>
+                <w:rFonts w:ascii="Arial" w:hAnsi="Arial" w:cs="Arial"/>
                 <w:sz w:val="20"/>
                 <w:szCs w:val="20"/>
                 <w:lang w:val="es-GT"/>
               </w:rPr>
-              <w:t>¿Se vulneran derechos de los participantes?</w:t>
+              <w:t xml:space="preserve">¿Se vulneran derechos de los participantes?</w:t>
             </w:r>
           </w:p>
         </w:tc>
         <w:tc>
           <w:tcPr>
-            <w:tcW w:w="4860" w:type="dxa"/>
+            <w:tcW w:w="4589" w:type="dxa"/>
           </w:tcPr>
           <w:p>
             <w:pPr>
               <w:spacing w:before="40" w:after="40" w:line="240" w:lineRule="auto"/>
-              <w:rPr>
-                <w:rFonts w:ascii="Times New Roman" w:hAnsi="Times New Roman" w:cs="Times New Roman"/>
+              <w:jc w:val="left"/>
+              <w:rPr>
+                <w:rFonts w:ascii="Arial" w:hAnsi="Arial" w:cs="Arial"/>
                 <w:lang w:val="es-GT"/>
               </w:rPr>
             </w:pPr>
             <w:r>
               <w:rPr>
-                <w:rFonts w:ascii="Times New Roman" w:hAnsi="Times New Roman" w:cs="Times New Roman"/>
+                <w:rFonts w:ascii="Arial" w:hAnsi="Arial" w:cs="Arial"/>
                 <w:sz w:val="20"/>
                 <w:szCs w:val="20"/>
                 <w:lang w:val="es-GT"/>
               </w:rPr>
-              <w:t>Viable. Se prevé consentimiento informado, anonimato, almacenamiento seguro y ninguna recolección de código ni de vulnerabilidades.</w:t>
+              <w:t xml:space="preserve">Viable. Se prevé consentimiento informado, anonimato, almacenamiento seguro y ninguna recolección de código ni de vulnerabilidades.</w:t>
             </w:r>
           </w:p>
         </w:tc>
@@ -5310,70 +5642,73 @@
         </w:trPr>
         <w:tc>
           <w:tcPr>
-            <w:tcW w:w="1800" w:type="dxa"/>
+            <w:tcW w:w="1700" w:type="dxa"/>
           </w:tcPr>
           <w:p>
             <w:pPr>
               <w:spacing w:before="40" w:after="40" w:line="240" w:lineRule="auto"/>
-              <w:rPr>
-                <w:rFonts w:ascii="Times New Roman" w:hAnsi="Times New Roman" w:cs="Times New Roman"/>
+              <w:jc w:val="left"/>
+              <w:rPr>
+                <w:rFonts w:ascii="Arial" w:hAnsi="Arial" w:cs="Arial"/>
                 <w:lang w:val="es-GT"/>
               </w:rPr>
             </w:pPr>
             <w:r>
               <w:rPr>
-                <w:rFonts w:ascii="Times New Roman" w:hAnsi="Times New Roman" w:cs="Times New Roman"/>
+                <w:rFonts w:ascii="Arial" w:hAnsi="Arial" w:cs="Arial"/>
                 <w:sz w:val="20"/>
                 <w:szCs w:val="20"/>
                 <w:lang w:val="es-GT"/>
               </w:rPr>
-              <w:t>Recursos económicos</w:t>
+              <w:t xml:space="preserve">Recursos económicos</w:t>
             </w:r>
           </w:p>
         </w:tc>
         <w:tc>
           <w:tcPr>
-            <w:tcW w:w="2700" w:type="dxa"/>
+            <w:tcW w:w="2550" w:type="dxa"/>
           </w:tcPr>
           <w:p>
             <w:pPr>
               <w:spacing w:before="40" w:after="40" w:line="240" w:lineRule="auto"/>
-              <w:rPr>
-                <w:rFonts w:ascii="Times New Roman" w:hAnsi="Times New Roman" w:cs="Times New Roman"/>
+              <w:jc w:val="left"/>
+              <w:rPr>
+                <w:rFonts w:ascii="Arial" w:hAnsi="Arial" w:cs="Arial"/>
                 <w:lang w:val="es-GT"/>
               </w:rPr>
             </w:pPr>
             <w:r>
               <w:rPr>
-                <w:rFonts w:ascii="Times New Roman" w:hAnsi="Times New Roman" w:cs="Times New Roman"/>
+                <w:rFonts w:ascii="Arial" w:hAnsi="Arial" w:cs="Arial"/>
                 <w:sz w:val="20"/>
                 <w:szCs w:val="20"/>
                 <w:lang w:val="es-GT"/>
               </w:rPr>
-              <w:t>¿Existe financiamiento para el proceso completo?</w:t>
+              <w:t xml:space="preserve">¿Existe financiamiento para el proceso completo?</w:t>
             </w:r>
           </w:p>
         </w:tc>
         <w:tc>
           <w:tcPr>
-            <w:tcW w:w="4860" w:type="dxa"/>
+            <w:tcW w:w="4589" w:type="dxa"/>
           </w:tcPr>
           <w:p>
             <w:pPr>
               <w:spacing w:before="40" w:after="40" w:line="240" w:lineRule="auto"/>
-              <w:rPr>
-                <w:rFonts w:ascii="Times New Roman" w:hAnsi="Times New Roman" w:cs="Times New Roman"/>
+              <w:jc w:val="left"/>
+              <w:rPr>
+                <w:rFonts w:ascii="Arial" w:hAnsi="Arial" w:cs="Arial"/>
                 <w:lang w:val="es-GT"/>
               </w:rPr>
             </w:pPr>
             <w:r>
               <w:rPr>
-                <w:rFonts w:ascii="Times New Roman" w:hAnsi="Times New Roman" w:cs="Times New Roman"/>
+                <w:rFonts w:ascii="Arial" w:hAnsi="Arial" w:cs="Arial"/>
                 <w:sz w:val="20"/>
                 <w:szCs w:val="20"/>
                 <w:lang w:val="es-GT"/>
               </w:rPr>
-              <w:t>Viable. Se usan herramientas gratuitas de encuesta y análisis, sin gastos de traslado.</w:t>
+              <w:t xml:space="preserve">Viable. Se usan herramientas gratuitas de encuesta y análisis, sin gastos de traslado.</w:t>
             </w:r>
           </w:p>
         </w:tc>
@@ -5384,70 +5719,73 @@
         </w:trPr>
         <w:tc>
           <w:tcPr>
-            <w:tcW w:w="1800" w:type="dxa"/>
+            <w:tcW w:w="1700" w:type="dxa"/>
           </w:tcPr>
           <w:p>
             <w:pPr>
               <w:spacing w:before="40" w:after="40" w:line="240" w:lineRule="auto"/>
-              <w:rPr>
-                <w:rFonts w:ascii="Times New Roman" w:hAnsi="Times New Roman" w:cs="Times New Roman"/>
+              <w:jc w:val="left"/>
+              <w:rPr>
+                <w:rFonts w:ascii="Arial" w:hAnsi="Arial" w:cs="Arial"/>
                 <w:lang w:val="es-GT"/>
               </w:rPr>
             </w:pPr>
             <w:r>
               <w:rPr>
-                <w:rFonts w:ascii="Times New Roman" w:hAnsi="Times New Roman" w:cs="Times New Roman"/>
+                <w:rFonts w:ascii="Arial" w:hAnsi="Arial" w:cs="Arial"/>
                 <w:sz w:val="20"/>
                 <w:szCs w:val="20"/>
                 <w:lang w:val="es-GT"/>
               </w:rPr>
-              <w:t>Base científica</w:t>
+              <w:t xml:space="preserve">Base científica</w:t>
             </w:r>
           </w:p>
         </w:tc>
         <w:tc>
           <w:tcPr>
-            <w:tcW w:w="2700" w:type="dxa"/>
+            <w:tcW w:w="2550" w:type="dxa"/>
           </w:tcPr>
           <w:p>
             <w:pPr>
               <w:spacing w:before="40" w:after="40" w:line="240" w:lineRule="auto"/>
-              <w:rPr>
-                <w:rFonts w:ascii="Times New Roman" w:hAnsi="Times New Roman" w:cs="Times New Roman"/>
+              <w:jc w:val="left"/>
+              <w:rPr>
+                <w:rFonts w:ascii="Arial" w:hAnsi="Arial" w:cs="Arial"/>
                 <w:lang w:val="es-GT"/>
               </w:rPr>
             </w:pPr>
             <w:r>
               <w:rPr>
-                <w:rFonts w:ascii="Times New Roman" w:hAnsi="Times New Roman" w:cs="Times New Roman"/>
+                <w:rFonts w:ascii="Arial" w:hAnsi="Arial" w:cs="Arial"/>
                 <w:sz w:val="20"/>
                 <w:szCs w:val="20"/>
                 <w:lang w:val="es-GT"/>
               </w:rPr>
-              <w:t>¿Existen marco teórico y literatura de apoyo?</w:t>
+              <w:t xml:space="preserve">¿Existen marco teórico y literatura de apoyo?</w:t>
             </w:r>
           </w:p>
         </w:tc>
         <w:tc>
           <w:tcPr>
-            <w:tcW w:w="4860" w:type="dxa"/>
+            <w:tcW w:w="4589" w:type="dxa"/>
           </w:tcPr>
           <w:p>
             <w:pPr>
               <w:spacing w:before="40" w:after="40" w:line="240" w:lineRule="auto"/>
-              <w:rPr>
-                <w:rFonts w:ascii="Times New Roman" w:hAnsi="Times New Roman" w:cs="Times New Roman"/>
+              <w:jc w:val="left"/>
+              <w:rPr>
+                <w:rFonts w:ascii="Arial" w:hAnsi="Arial" w:cs="Arial"/>
                 <w:lang w:val="es-GT"/>
               </w:rPr>
             </w:pPr>
             <w:r>
               <w:rPr>
-                <w:rFonts w:ascii="Times New Roman" w:hAnsi="Times New Roman" w:cs="Times New Roman"/>
+                <w:rFonts w:ascii="Arial" w:hAnsi="Arial" w:cs="Arial"/>
                 <w:sz w:val="20"/>
                 <w:szCs w:val="20"/>
                 <w:lang w:val="es-GT"/>
               </w:rPr>
-              <w:t>Viable. Se dispone del SSDF, revisiones sistemáticas sobre adopción (Rajapakse et al., 2022) y la teoría de los paradigmas (Kuhn, 2017).</w:t>
+              <w:t xml:space="preserve">Viable. Se dispone del SSDF, revisiones sistemáticas sobre adopción (Rajapakse et al., 2022) y la teoría de los paradigmas (Kuhn, 2017).</w:t>
             </w:r>
           </w:p>
         </w:tc>
@@ -5458,7 +5796,7 @@
         </w:trPr>
         <w:tc>
           <w:tcPr>
-            <w:tcW w:w="1800" w:type="dxa"/>
+            <w:tcW w:w="1700" w:type="dxa"/>
             <w:tcBorders>
               <w:bottom w:val="single" w:sz="6" w:space="0" w:color="000000"/>
             </w:tcBorders>
@@ -5466,25 +5804,26 @@
           <w:p>
             <w:pPr>
               <w:spacing w:before="40" w:after="40" w:line="240" w:lineRule="auto"/>
-              <w:rPr>
-                <w:rFonts w:ascii="Times New Roman" w:hAnsi="Times New Roman" w:cs="Times New Roman"/>
+              <w:jc w:val="left"/>
+              <w:rPr>
+                <w:rFonts w:ascii="Arial" w:hAnsi="Arial" w:cs="Arial"/>
                 <w:lang w:val="es-GT"/>
               </w:rPr>
             </w:pPr>
             <w:r>
               <w:rPr>
-                <w:rFonts w:ascii="Times New Roman" w:hAnsi="Times New Roman" w:cs="Times New Roman"/>
+                <w:rFonts w:ascii="Arial" w:hAnsi="Arial" w:cs="Arial"/>
                 <w:sz w:val="20"/>
                 <w:szCs w:val="20"/>
                 <w:lang w:val="es-GT"/>
               </w:rPr>
-              <w:t>Riesgo de sobrealcance</w:t>
+              <w:t xml:space="preserve">Riesgo de sobrealcance</w:t>
             </w:r>
           </w:p>
         </w:tc>
         <w:tc>
           <w:tcPr>
-            <w:tcW w:w="2700" w:type="dxa"/>
+            <w:tcW w:w="2550" w:type="dxa"/>
             <w:tcBorders>
               <w:bottom w:val="single" w:sz="6" w:space="0" w:color="000000"/>
             </w:tcBorders>
@@ -5492,25 +5831,26 @@
           <w:p>
             <w:pPr>
               <w:spacing w:before="40" w:after="40" w:line="240" w:lineRule="auto"/>
-              <w:rPr>
-                <w:rFonts w:ascii="Times New Roman" w:hAnsi="Times New Roman" w:cs="Times New Roman"/>
+              <w:jc w:val="left"/>
+              <w:rPr>
+                <w:rFonts w:ascii="Arial" w:hAnsi="Arial" w:cs="Arial"/>
                 <w:lang w:val="es-GT"/>
               </w:rPr>
             </w:pPr>
             <w:r>
               <w:rPr>
-                <w:rFonts w:ascii="Times New Roman" w:hAnsi="Times New Roman" w:cs="Times New Roman"/>
+                <w:rFonts w:ascii="Arial" w:hAnsi="Arial" w:cs="Arial"/>
                 <w:sz w:val="20"/>
                 <w:szCs w:val="20"/>
                 <w:lang w:val="es-GT"/>
               </w:rPr>
-              <w:t>¿El alcance puede completarse?</w:t>
+              <w:t xml:space="preserve">¿El alcance puede completarse?</w:t>
             </w:r>
           </w:p>
         </w:tc>
         <w:tc>
           <w:tcPr>
-            <w:tcW w:w="4860" w:type="dxa"/>
+            <w:tcW w:w="4589" w:type="dxa"/>
             <w:tcBorders>
               <w:bottom w:val="single" w:sz="6" w:space="0" w:color="000000"/>
             </w:tcBorders>
@@ -5518,19 +5858,20 @@
           <w:p>
             <w:pPr>
               <w:spacing w:before="40" w:after="40" w:line="240" w:lineRule="auto"/>
-              <w:rPr>
-                <w:rFonts w:ascii="Times New Roman" w:hAnsi="Times New Roman" w:cs="Times New Roman"/>
+              <w:jc w:val="left"/>
+              <w:rPr>
+                <w:rFonts w:ascii="Arial" w:hAnsi="Arial" w:cs="Arial"/>
                 <w:lang w:val="es-GT"/>
               </w:rPr>
             </w:pPr>
             <w:r>
               <w:rPr>
-                <w:rFonts w:ascii="Times New Roman" w:hAnsi="Times New Roman" w:cs="Times New Roman"/>
+                <w:rFonts w:ascii="Arial" w:hAnsi="Arial" w:cs="Arial"/>
                 <w:sz w:val="20"/>
                 <w:szCs w:val="20"/>
                 <w:lang w:val="es-GT"/>
               </w:rPr>
-              <w:t>Controlado. El estudio se limita a una ciudad, un periodo y una población acotados.</w:t>
+              <w:t xml:space="preserve">Controlado. El estudio se limita a una ciudad, un periodo y una población acotados.</w:t>
             </w:r>
           </w:p>
         </w:tc>
@@ -5539,14 +5880,15 @@
     <w:p>
       <w:pPr>
         <w:spacing w:before="60" w:after="200" w:line="240" w:lineRule="auto"/>
-        <w:rPr>
-          <w:rFonts w:ascii="Times New Roman" w:hAnsi="Times New Roman" w:cs="Times New Roman"/>
-          <w:lang w:val="es-GT"/>
-        </w:rPr>
-      </w:pPr>
-      <w:r>
-        <w:rPr>
-          <w:rFonts w:ascii="Times New Roman" w:hAnsi="Times New Roman" w:cs="Times New Roman"/>
+        <w:jc w:val="left"/>
+        <w:rPr>
+          <w:rFonts w:ascii="Arial" w:hAnsi="Arial" w:cs="Arial"/>
+          <w:lang w:val="es-GT"/>
+        </w:rPr>
+      </w:pPr>
+      <w:r>
+        <w:rPr>
+          <w:rFonts w:ascii="Arial" w:hAnsi="Arial" w:cs="Arial"/>
           <w:i/>
           <w:sz w:val="20"/>
           <w:szCs w:val="20"/>
@@ -5556,32 +5898,312 @@
       </w:r>
       <w:r>
         <w:rPr>
-          <w:rFonts w:ascii="Times New Roman" w:hAnsi="Times New Roman" w:cs="Times New Roman"/>
+          <w:rFonts w:ascii="Arial" w:hAnsi="Arial" w:cs="Arial"/>
           <w:sz w:val="20"/>
           <w:szCs w:val="20"/>
           <w:lang w:val="es-GT"/>
         </w:rPr>
-        <w:t>Elaboración propia con base en la matriz de chequeo de viabilidad de la Sesión 2 del curso.</w:t>
-      </w:r>
-    </w:p>
-    <w:p>
-      <w:pPr>
-        <w:spacing w:after="0" w:line="360" w:lineRule="auto"/>
-        <w:ind w:firstLine="720"/>
+        <w:t xml:space="preserve">Elaboración propia con base en la matriz de chequeo de viabilidad de la Sesión 2 del curso.</w:t>
+      </w:r>
+    </w:p>
+    <w:p>
+      <w:pPr>
+        <w:spacing w:before="0" w:after="0" w:line="360" w:lineRule="auto"/>
+        <w:ind w:firstLine="340"/>
         <w:jc w:val="both"/>
         <w:rPr>
-          <w:rFonts w:ascii="Times New Roman" w:hAnsi="Times New Roman" w:cs="Times New Roman"/>
-          <w:lang w:val="es-GT"/>
-        </w:rPr>
-      </w:pPr>
-      <w:r>
-        <w:rPr>
-          <w:rFonts w:ascii="Times New Roman" w:hAnsi="Times New Roman" w:cs="Times New Roman"/>
-          <w:sz w:val="24"/>
-          <w:szCs w:val="24"/>
-          <w:lang w:val="es-GT"/>
-        </w:rPr>
-        <w:t>El estudio en conjunto es técnicamente y científicamente viable. El único factor condicionado es el acceso a los participantes y se atiende con una estrategia de participación voluntaria.</w:t>
+          <w:rFonts w:ascii="Arial" w:hAnsi="Arial" w:cs="Arial"/>
+          <w:lang w:val="es-GT"/>
+        </w:rPr>
+      </w:pPr>
+      <w:r>
+        <w:rPr>
+          <w:rFonts w:ascii="Arial" w:hAnsi="Arial" w:cs="Arial"/>
+          <w:sz w:val="24"/>
+          <w:szCs w:val="24"/>
+          <w:lang w:val="es-GT"/>
+        </w:rPr>
+        <w:t xml:space="preserve">El estudio en conjunto es técnicamente y científicamente viable. El único factor condicionado es el acceso a los participantes y se atiende con una estrategia de participación voluntaria.</w:t>
+      </w:r>
+    </w:p>
+    <w:p>
+      <w:pPr>
+        <w:keepNext/>
+        <w:spacing w:before="240" w:after="0" w:line="360" w:lineRule="auto"/>
+        <w:jc w:val="center"/>
+        <w:outlineLvl w:val="0"/>
+        <w:rPr>
+          <w:rFonts w:ascii="Arial" w:hAnsi="Arial" w:cs="Arial"/>
+          <w:lang w:val="es-GT"/>
+        </w:rPr>
+      </w:pPr>
+      <w:bookmarkStart w:id="217" w:name="_Toc800217"/>
+      <w:r>
+        <w:rPr>
+          <w:rFonts w:ascii="Arial" w:hAnsi="Arial" w:cs="Arial"/>
+          <w:b/>
+          <w:sz w:val="28"/>
+          <w:szCs w:val="28"/>
+          <w:lang w:val="es-GT"/>
+        </w:rPr>
+        <w:t xml:space="preserve">CONCLUSIONES</w:t>
+      </w:r>
+      <w:bookmarkEnd w:id="217"/>
+    </w:p>
+    <w:p>
+      <w:pPr>
+        <w:spacing w:before="0" w:after="0" w:line="360" w:lineRule="auto"/>
+        <w:ind w:left="720" w:hanging="360"/>
+        <w:jc w:val="both"/>
+        <w:rPr>
+          <w:rFonts w:ascii="Arial" w:hAnsi="Arial" w:cs="Arial"/>
+          <w:lang w:val="es-GT"/>
+        </w:rPr>
+      </w:pPr>
+      <w:r>
+        <w:rPr>
+          <w:rFonts w:ascii="Arial" w:hAnsi="Arial" w:cs="Arial"/>
+          <w:sz w:val="24"/>
+          <w:szCs w:val="24"/>
+          <w:lang w:val="es-GT"/>
+        </w:rPr>
+        <w:t xml:space="preserve">1. </w:t>
+      </w:r>
+      <w:r>
+        <w:rPr>
+          <w:rFonts w:ascii="Arial" w:hAnsi="Arial" w:cs="Arial"/>
+          <w:sz w:val="24"/>
+          <w:szCs w:val="24"/>
+          <w:lang w:val="es-GT"/>
+        </w:rPr>
+        <w:t xml:space="preserve">La evidencia internacional muestra que corregir fallas después del despliegue es lento y costoso, lo que respalda la necesidad de integrar la seguridad desde el diseño (Veracode, 2026; Verizon, 2026).</w:t>
+      </w:r>
+    </w:p>
+    <w:p>
+      <w:pPr>
+        <w:spacing w:before="0" w:after="0" w:line="360" w:lineRule="auto"/>
+        <w:ind w:left="720" w:hanging="360"/>
+        <w:jc w:val="both"/>
+        <w:rPr>
+          <w:rFonts w:ascii="Arial" w:hAnsi="Arial" w:cs="Arial"/>
+          <w:lang w:val="es-GT"/>
+        </w:rPr>
+      </w:pPr>
+      <w:r>
+        <w:rPr>
+          <w:rFonts w:ascii="Arial" w:hAnsi="Arial" w:cs="Arial"/>
+          <w:sz w:val="24"/>
+          <w:szCs w:val="24"/>
+          <w:lang w:val="es-GT"/>
+        </w:rPr>
+        <w:t xml:space="preserve">2. </w:t>
+      </w:r>
+      <w:r>
+        <w:rPr>
+          <w:rFonts w:ascii="Arial" w:hAnsi="Arial" w:cs="Arial"/>
+          <w:sz w:val="24"/>
+          <w:szCs w:val="24"/>
+          <w:lang w:val="es-GT"/>
+        </w:rPr>
+        <w:t xml:space="preserve">En Guatemala no se localizaron estudios sobre la adopción de prácticas de seguridad en equipos de desarrollo de empresas medianas, por lo que existe una brecha de conocimiento que el estudio propuesto busca atender.</w:t>
+      </w:r>
+    </w:p>
+    <w:p>
+      <w:pPr>
+        <w:spacing w:before="0" w:after="0" w:line="360" w:lineRule="auto"/>
+        <w:ind w:left="720" w:hanging="360"/>
+        <w:jc w:val="both"/>
+        <w:rPr>
+          <w:rFonts w:ascii="Arial" w:hAnsi="Arial" w:cs="Arial"/>
+          <w:lang w:val="es-GT"/>
+        </w:rPr>
+      </w:pPr>
+      <w:r>
+        <w:rPr>
+          <w:rFonts w:ascii="Arial" w:hAnsi="Arial" w:cs="Arial"/>
+          <w:sz w:val="24"/>
+          <w:szCs w:val="24"/>
+          <w:lang w:val="es-GT"/>
+        </w:rPr>
+        <w:t xml:space="preserve">3. </w:t>
+      </w:r>
+      <w:r>
+        <w:rPr>
+          <w:rFonts w:ascii="Arial" w:hAnsi="Arial" w:cs="Arial"/>
+          <w:sz w:val="24"/>
+          <w:szCs w:val="24"/>
+          <w:lang w:val="es-GT"/>
+        </w:rPr>
+        <w:t xml:space="preserve">La teoría de los paradigmas ofrece una lectura útil del fenómeno, pero debe tratarse como una analogía y contrastarse con datos locales (Kuhn, 2017).</w:t>
+      </w:r>
+    </w:p>
+    <w:p>
+      <w:pPr>
+        <w:spacing w:before="0" w:after="0" w:line="360" w:lineRule="auto"/>
+        <w:ind w:left="720" w:hanging="360"/>
+        <w:jc w:val="both"/>
+        <w:rPr>
+          <w:rFonts w:ascii="Arial" w:hAnsi="Arial" w:cs="Arial"/>
+          <w:lang w:val="es-GT"/>
+        </w:rPr>
+      </w:pPr>
+      <w:r>
+        <w:rPr>
+          <w:rFonts w:ascii="Arial" w:hAnsi="Arial" w:cs="Arial"/>
+          <w:sz w:val="24"/>
+          <w:szCs w:val="24"/>
+          <w:lang w:val="es-GT"/>
+        </w:rPr>
+        <w:t xml:space="preserve">4. </w:t>
+      </w:r>
+      <w:r>
+        <w:rPr>
+          <w:rFonts w:ascii="Arial" w:hAnsi="Arial" w:cs="Arial"/>
+          <w:sz w:val="24"/>
+          <w:szCs w:val="24"/>
+          <w:lang w:val="es-GT"/>
+        </w:rPr>
+        <w:t xml:space="preserve">El estudio planteado es viable técnica y científicamente; el acceso a los participantes es el único factor condicionado.</w:t>
+      </w:r>
+    </w:p>
+    <w:p>
+      <w:pPr>
+        <w:keepNext/>
+        <w:spacing w:before="240" w:after="0" w:line="360" w:lineRule="auto"/>
+        <w:jc w:val="center"/>
+        <w:outlineLvl w:val="0"/>
+        <w:rPr>
+          <w:rFonts w:ascii="Arial" w:hAnsi="Arial" w:cs="Arial"/>
+          <w:lang w:val="es-GT"/>
+        </w:rPr>
+      </w:pPr>
+      <w:bookmarkStart w:id="218" w:name="_Toc800218"/>
+      <w:r>
+        <w:rPr>
+          <w:rFonts w:ascii="Arial" w:hAnsi="Arial" w:cs="Arial"/>
+          <w:b/>
+          <w:sz w:val="28"/>
+          <w:szCs w:val="28"/>
+          <w:lang w:val="es-GT"/>
+        </w:rPr>
+        <w:t xml:space="preserve">RECOMENDACIONES</w:t>
+      </w:r>
+      <w:bookmarkEnd w:id="218"/>
+    </w:p>
+    <w:p>
+      <w:pPr>
+        <w:spacing w:before="0" w:after="0" w:line="360" w:lineRule="auto"/>
+        <w:ind w:left="720" w:hanging="360"/>
+        <w:jc w:val="both"/>
+        <w:rPr>
+          <w:rFonts w:ascii="Arial" w:hAnsi="Arial" w:cs="Arial"/>
+          <w:lang w:val="es-GT"/>
+        </w:rPr>
+      </w:pPr>
+      <w:r>
+        <w:rPr>
+          <w:rFonts w:ascii="Arial" w:hAnsi="Arial" w:cs="Arial"/>
+          <w:sz w:val="24"/>
+          <w:szCs w:val="24"/>
+          <w:lang w:val="es-GT"/>
+        </w:rPr>
+        <w:t xml:space="preserve">1. </w:t>
+      </w:r>
+      <w:r>
+        <w:rPr>
+          <w:rFonts w:ascii="Arial" w:hAnsi="Arial" w:cs="Arial"/>
+          <w:sz w:val="24"/>
+          <w:szCs w:val="24"/>
+          <w:lang w:val="es-GT"/>
+        </w:rPr>
+        <w:t xml:space="preserve">Validar el instrumento con juicio de expertos y una prueba piloto antes de la recolección de datos.</w:t>
+      </w:r>
+    </w:p>
+    <w:p>
+      <w:pPr>
+        <w:spacing w:before="0" w:after="0" w:line="360" w:lineRule="auto"/>
+        <w:ind w:left="720" w:hanging="360"/>
+        <w:jc w:val="both"/>
+        <w:rPr>
+          <w:rFonts w:ascii="Arial" w:hAnsi="Arial" w:cs="Arial"/>
+          <w:lang w:val="es-GT"/>
+        </w:rPr>
+      </w:pPr>
+      <w:r>
+        <w:rPr>
+          <w:rFonts w:ascii="Arial" w:hAnsi="Arial" w:cs="Arial"/>
+          <w:sz w:val="24"/>
+          <w:szCs w:val="24"/>
+          <w:lang w:val="es-GT"/>
+        </w:rPr>
+        <w:t xml:space="preserve">2. </w:t>
+      </w:r>
+      <w:r>
+        <w:rPr>
+          <w:rFonts w:ascii="Arial" w:hAnsi="Arial" w:cs="Arial"/>
+          <w:sz w:val="24"/>
+          <w:szCs w:val="24"/>
+          <w:lang w:val="es-GT"/>
+        </w:rPr>
+        <w:t xml:space="preserve">Gestionar con anticipación las autorizaciones de las empresas y garantizar el anonimato de los participantes.</w:t>
+      </w:r>
+    </w:p>
+    <w:p>
+      <w:pPr>
+        <w:spacing w:before="0" w:after="0" w:line="360" w:lineRule="auto"/>
+        <w:ind w:left="720" w:hanging="360"/>
+        <w:jc w:val="both"/>
+        <w:rPr>
+          <w:rFonts w:ascii="Arial" w:hAnsi="Arial" w:cs="Arial"/>
+          <w:lang w:val="es-GT"/>
+        </w:rPr>
+      </w:pPr>
+      <w:r>
+        <w:rPr>
+          <w:rFonts w:ascii="Arial" w:hAnsi="Arial" w:cs="Arial"/>
+          <w:sz w:val="24"/>
+          <w:szCs w:val="24"/>
+          <w:lang w:val="es-GT"/>
+        </w:rPr>
+        <w:t xml:space="preserve">3. </w:t>
+      </w:r>
+      <w:r>
+        <w:rPr>
+          <w:rFonts w:ascii="Arial" w:hAnsi="Arial" w:cs="Arial"/>
+          <w:sz w:val="24"/>
+          <w:szCs w:val="24"/>
+          <w:lang w:val="es-GT"/>
+        </w:rPr>
+        <w:t xml:space="preserve">Contrastar en el estudio las causas y los efectos del árbol de problemas, que se presentan como hipótesis por contrastar.</w:t>
+      </w:r>
+    </w:p>
+    <w:p>
+      <w:pPr>
+        <w:spacing w:before="0" w:after="0" w:line="360" w:lineRule="auto"/>
+        <w:ind w:left="720" w:hanging="360"/>
+        <w:jc w:val="both"/>
+        <w:rPr>
+          <w:rFonts w:ascii="Arial" w:hAnsi="Arial" w:cs="Arial"/>
+          <w:lang w:val="es-GT"/>
+        </w:rPr>
+      </w:pPr>
+      <w:r>
+        <w:rPr>
+          <w:rFonts w:ascii="Arial" w:hAnsi="Arial" w:cs="Arial"/>
+          <w:sz w:val="24"/>
+          <w:szCs w:val="24"/>
+          <w:lang w:val="es-GT"/>
+        </w:rPr>
+        <w:t xml:space="preserve">4. </w:t>
+      </w:r>
+      <w:r>
+        <w:rPr>
+          <w:rFonts w:ascii="Arial" w:hAnsi="Arial" w:cs="Arial"/>
+          <w:sz w:val="24"/>
+          <w:szCs w:val="24"/>
+          <w:lang w:val="es-GT"/>
+        </w:rPr>
+        <w:t xml:space="preserve">Definir en el anteproyecto el criterio numérico para considerar a una empresa como mediana.</w:t>
       </w:r>
     </w:p>
     <w:p>
@@ -5592,36 +6214,36 @@
         <w:jc w:val="center"/>
         <w:outlineLvl w:val="0"/>
         <w:rPr>
-          <w:rFonts w:ascii="Times New Roman" w:hAnsi="Times New Roman" w:cs="Times New Roman"/>
-          <w:lang w:val="es-GT"/>
-        </w:rPr>
-      </w:pPr>
-      <w:bookmarkStart w:id="15" w:name="_Toc800215"/>
-      <w:r>
-        <w:rPr>
-          <w:rFonts w:ascii="Times New Roman" w:hAnsi="Times New Roman" w:cs="Times New Roman"/>
+          <w:rFonts w:ascii="Arial" w:hAnsi="Arial" w:cs="Arial"/>
+          <w:lang w:val="es-GT"/>
+        </w:rPr>
+      </w:pPr>
+      <w:bookmarkStart w:id="219" w:name="_Toc800219"/>
+      <w:r>
+        <w:rPr>
+          <w:rFonts w:ascii="Arial" w:hAnsi="Arial" w:cs="Arial"/>
           <w:b/>
-          <w:sz w:val="24"/>
-          <w:szCs w:val="24"/>
-          <w:lang w:val="es-GT"/>
-        </w:rPr>
-        <w:lastRenderedPageBreak/>
-        <w:t>Referencias</w:t>
-      </w:r>
-      <w:bookmarkEnd w:id="15"/>
-    </w:p>
-    <w:p>
-      <w:pPr>
-        <w:spacing w:after="0" w:line="360" w:lineRule="auto"/>
+          <w:sz w:val="28"/>
+          <w:szCs w:val="28"/>
+          <w:lang w:val="es-GT"/>
+        </w:rPr>
+        <w:t xml:space="preserve">REFERENCIAS</w:t>
+      </w:r>
+      <w:bookmarkEnd w:id="219"/>
+    </w:p>
+    <w:p>
+      <w:pPr>
+        <w:spacing w:before="0" w:after="0" w:line="360" w:lineRule="auto"/>
         <w:ind w:left="720" w:hanging="720"/>
-        <w:rPr>
-          <w:rFonts w:ascii="Times New Roman" w:hAnsi="Times New Roman" w:cs="Times New Roman"/>
-          <w:lang w:val="es-GT"/>
-        </w:rPr>
-      </w:pPr>
-      <w:r>
-        <w:rPr>
-          <w:rFonts w:ascii="Times New Roman" w:hAnsi="Times New Roman" w:cs="Times New Roman"/>
+        <w:jc w:val="left"/>
+        <w:rPr>
+          <w:rFonts w:ascii="Arial" w:hAnsi="Arial" w:cs="Arial"/>
+          <w:lang w:val="es-GT"/>
+        </w:rPr>
+      </w:pPr>
+      <w:r>
+        <w:rPr>
+          <w:rFonts w:ascii="Arial" w:hAnsi="Arial" w:cs="Arial"/>
           <w:sz w:val="24"/>
           <w:szCs w:val="24"/>
           <w:lang w:val="es-GT"/>
@@ -5630,74 +6252,76 @@
       </w:r>
       <w:r>
         <w:rPr>
-          <w:rFonts w:ascii="Times New Roman" w:hAnsi="Times New Roman" w:cs="Times New Roman"/>
+          <w:rFonts w:ascii="Arial" w:hAnsi="Arial" w:cs="Arial"/>
           <w:i/>
           <w:sz w:val="24"/>
           <w:szCs w:val="24"/>
           <w:lang w:val="es-GT"/>
         </w:rPr>
-        <w:t>Epistemología y fundamentos de la investigación científica</w:t>
-      </w:r>
-      <w:r>
-        <w:rPr>
-          <w:rFonts w:ascii="Times New Roman" w:hAnsi="Times New Roman" w:cs="Times New Roman"/>
-          <w:sz w:val="24"/>
-          <w:szCs w:val="24"/>
-          <w:lang w:val="es-GT"/>
-        </w:rPr>
-        <w:t>. Cengage Learning; Universidad Técnica Particular de Loja.</w:t>
-      </w:r>
-    </w:p>
-    <w:p>
-      <w:pPr>
-        <w:spacing w:after="0" w:line="360" w:lineRule="auto"/>
+        <w:t xml:space="preserve">Epistemología y fundamentos de la investigación científica</w:t>
+      </w:r>
+      <w:r>
+        <w:rPr>
+          <w:rFonts w:ascii="Arial" w:hAnsi="Arial" w:cs="Arial"/>
+          <w:sz w:val="24"/>
+          <w:szCs w:val="24"/>
+          <w:lang w:val="es-GT"/>
+        </w:rPr>
+        <w:t xml:space="preserve">. Cengage Learning; Universidad Técnica Particular de Loja.</w:t>
+      </w:r>
+    </w:p>
+    <w:p>
+      <w:pPr>
+        <w:spacing w:before="0" w:after="0" w:line="360" w:lineRule="auto"/>
         <w:ind w:left="720" w:hanging="720"/>
-        <w:rPr>
-          <w:rFonts w:ascii="Times New Roman" w:hAnsi="Times New Roman" w:cs="Times New Roman"/>
-          <w:lang w:val="en-US"/>
-        </w:rPr>
-      </w:pPr>
-      <w:r>
-        <w:rPr>
-          <w:rFonts w:ascii="Times New Roman" w:hAnsi="Times New Roman" w:cs="Times New Roman"/>
-          <w:sz w:val="24"/>
-          <w:szCs w:val="24"/>
-          <w:lang w:val="en-US"/>
+        <w:jc w:val="left"/>
+        <w:rPr>
+          <w:rFonts w:ascii="Arial" w:hAnsi="Arial" w:cs="Arial"/>
+          <w:lang w:val="es-GT"/>
+        </w:rPr>
+      </w:pPr>
+      <w:r>
+        <w:rPr>
+          <w:rFonts w:ascii="Arial" w:hAnsi="Arial" w:cs="Arial"/>
+          <w:sz w:val="24"/>
+          <w:szCs w:val="24"/>
+          <w:lang w:val="es-GT"/>
         </w:rPr>
         <w:t xml:space="preserve">IBM. (2026). </w:t>
       </w:r>
       <w:r>
         <w:rPr>
-          <w:rFonts w:ascii="Times New Roman" w:hAnsi="Times New Roman" w:cs="Times New Roman"/>
+          <w:rFonts w:ascii="Arial" w:hAnsi="Arial" w:cs="Arial"/>
           <w:i/>
           <w:sz w:val="24"/>
           <w:szCs w:val="24"/>
-          <w:lang w:val="en-US"/>
-        </w:rPr>
-        <w:t>Cost of a data breach report 2026</w:t>
-      </w:r>
-      <w:r>
-        <w:rPr>
-          <w:rFonts w:ascii="Times New Roman" w:hAnsi="Times New Roman" w:cs="Times New Roman"/>
-          <w:sz w:val="24"/>
-          <w:szCs w:val="24"/>
-          <w:lang w:val="en-US"/>
-        </w:rPr>
-        <w:t>. https://www.ibm.com/reports/data-breach</w:t>
-      </w:r>
-    </w:p>
-    <w:p>
-      <w:pPr>
-        <w:spacing w:after="0" w:line="360" w:lineRule="auto"/>
+          <w:lang w:val="es-GT"/>
+        </w:rPr>
+        <w:t xml:space="preserve">Cost of a data breach report 2026</w:t>
+      </w:r>
+      <w:r>
+        <w:rPr>
+          <w:rFonts w:ascii="Arial" w:hAnsi="Arial" w:cs="Arial"/>
+          <w:sz w:val="24"/>
+          <w:szCs w:val="24"/>
+          <w:lang w:val="es-GT"/>
+        </w:rPr>
+        <w:t xml:space="preserve">. https://www.ibm.com/reports/data-breach</w:t>
+      </w:r>
+    </w:p>
+    <w:p>
+      <w:pPr>
+        <w:spacing w:before="0" w:after="0" w:line="360" w:lineRule="auto"/>
         <w:ind w:left="720" w:hanging="720"/>
-        <w:rPr>
-          <w:rFonts w:ascii="Times New Roman" w:hAnsi="Times New Roman" w:cs="Times New Roman"/>
-          <w:lang w:val="es-GT"/>
-        </w:rPr>
-      </w:pPr>
-      <w:r>
-        <w:rPr>
-          <w:rFonts w:ascii="Times New Roman" w:hAnsi="Times New Roman" w:cs="Times New Roman"/>
+        <w:jc w:val="left"/>
+        <w:rPr>
+          <w:rFonts w:ascii="Arial" w:hAnsi="Arial" w:cs="Arial"/>
+          <w:lang w:val="es-GT"/>
+        </w:rPr>
+      </w:pPr>
+      <w:r>
+        <w:rPr>
+          <w:rFonts w:ascii="Arial" w:hAnsi="Arial" w:cs="Arial"/>
           <w:sz w:val="24"/>
           <w:szCs w:val="24"/>
           <w:lang w:val="es-GT"/>
@@ -5706,17 +6330,17 @@
       </w:r>
       <w:r>
         <w:rPr>
-          <w:rFonts w:ascii="Times New Roman" w:hAnsi="Times New Roman" w:cs="Times New Roman"/>
+          <w:rFonts w:ascii="Arial" w:hAnsi="Arial" w:cs="Arial"/>
           <w:i/>
           <w:sz w:val="24"/>
           <w:szCs w:val="24"/>
           <w:lang w:val="es-GT"/>
         </w:rPr>
-        <w:t>La estructura de las revoluciones científicas</w:t>
-      </w:r>
-      <w:r>
-        <w:rPr>
-          <w:rFonts w:ascii="Times New Roman" w:hAnsi="Times New Roman" w:cs="Times New Roman"/>
+        <w:t xml:space="preserve">La estructura de las revoluciones científicas</w:t>
+      </w:r>
+      <w:r>
+        <w:rPr>
+          <w:rFonts w:ascii="Arial" w:hAnsi="Arial" w:cs="Arial"/>
           <w:sz w:val="24"/>
           <w:szCs w:val="24"/>
           <w:lang w:val="es-GT"/>
@@ -5726,16 +6350,17 @@
     </w:p>
     <w:p>
       <w:pPr>
-        <w:spacing w:after="0" w:line="360" w:lineRule="auto"/>
+        <w:spacing w:before="0" w:after="0" w:line="360" w:lineRule="auto"/>
         <w:ind w:left="720" w:hanging="720"/>
-        <w:rPr>
-          <w:rFonts w:ascii="Times New Roman" w:hAnsi="Times New Roman" w:cs="Times New Roman"/>
-          <w:lang w:val="es-GT"/>
-        </w:rPr>
-      </w:pPr>
-      <w:r>
-        <w:rPr>
-          <w:rFonts w:ascii="Times New Roman" w:hAnsi="Times New Roman" w:cs="Times New Roman"/>
+        <w:jc w:val="left"/>
+        <w:rPr>
+          <w:rFonts w:ascii="Arial" w:hAnsi="Arial" w:cs="Arial"/>
+          <w:lang w:val="es-GT"/>
+        </w:rPr>
+      </w:pPr>
+      <w:r>
+        <w:rPr>
+          <w:rFonts w:ascii="Arial" w:hAnsi="Arial" w:cs="Arial"/>
           <w:sz w:val="24"/>
           <w:szCs w:val="24"/>
           <w:lang w:val="es-GT"/>
@@ -5744,17 +6369,17 @@
       </w:r>
       <w:r>
         <w:rPr>
-          <w:rFonts w:ascii="Times New Roman" w:hAnsi="Times New Roman" w:cs="Times New Roman"/>
+          <w:rFonts w:ascii="Arial" w:hAnsi="Arial" w:cs="Arial"/>
           <w:i/>
           <w:sz w:val="24"/>
           <w:szCs w:val="24"/>
           <w:lang w:val="es-GT"/>
         </w:rPr>
-        <w:t>Guatemala avanza en su digitalización: Mastercard presenta hallazgos clave sobre ciberseguridad y refuerza su compromiso con la protección del ecosistema digital en el país</w:t>
-      </w:r>
-      <w:r>
-        <w:rPr>
-          <w:rFonts w:ascii="Times New Roman" w:hAnsi="Times New Roman" w:cs="Times New Roman"/>
+        <w:t xml:space="preserve">Guatemala avanza en su digitalización: Mastercard presenta hallazgos clave sobre ciberseguridad y refuerza su compromiso con la protección del ecosistema digital en el país</w:t>
+      </w:r>
+      <w:r>
+        <w:rPr>
+          <w:rFonts w:ascii="Arial" w:hAnsi="Arial" w:cs="Arial"/>
           <w:sz w:val="24"/>
           <w:szCs w:val="24"/>
           <w:lang w:val="es-GT"/>
@@ -5764,16 +6389,17 @@
     </w:p>
     <w:p>
       <w:pPr>
-        <w:spacing w:after="0" w:line="360" w:lineRule="auto"/>
+        <w:spacing w:before="0" w:after="0" w:line="360" w:lineRule="auto"/>
         <w:ind w:left="720" w:hanging="720"/>
-        <w:rPr>
-          <w:rFonts w:ascii="Times New Roman" w:hAnsi="Times New Roman" w:cs="Times New Roman"/>
-          <w:lang w:val="es-GT"/>
-        </w:rPr>
-      </w:pPr>
-      <w:r>
-        <w:rPr>
-          <w:rFonts w:ascii="Times New Roman" w:hAnsi="Times New Roman" w:cs="Times New Roman"/>
+        <w:jc w:val="left"/>
+        <w:rPr>
+          <w:rFonts w:ascii="Arial" w:hAnsi="Arial" w:cs="Arial"/>
+          <w:lang w:val="es-GT"/>
+        </w:rPr>
+      </w:pPr>
+      <w:r>
+        <w:rPr>
+          <w:rFonts w:ascii="Arial" w:hAnsi="Arial" w:cs="Arial"/>
           <w:sz w:val="24"/>
           <w:szCs w:val="24"/>
           <w:lang w:val="es-GT"/>
@@ -5782,112 +6408,115 @@
       </w:r>
       <w:r>
         <w:rPr>
-          <w:rFonts w:ascii="Times New Roman" w:hAnsi="Times New Roman" w:cs="Times New Roman"/>
+          <w:rFonts w:ascii="Arial" w:hAnsi="Arial" w:cs="Arial"/>
           <w:i/>
           <w:sz w:val="24"/>
           <w:szCs w:val="24"/>
           <w:lang w:val="es-GT"/>
         </w:rPr>
-        <w:t>Ciencia Latina Revista Científica Multidisciplinar, 10</w:t>
-      </w:r>
-      <w:r>
-        <w:rPr>
-          <w:rFonts w:ascii="Times New Roman" w:hAnsi="Times New Roman" w:cs="Times New Roman"/>
-          <w:sz w:val="24"/>
-          <w:szCs w:val="24"/>
-          <w:lang w:val="es-GT"/>
-        </w:rPr>
-        <w:t>(1). https://doi.org/10.37811/cl_rcm.v10i1.22753</w:t>
-      </w:r>
-    </w:p>
-    <w:p>
-      <w:pPr>
-        <w:spacing w:after="0" w:line="360" w:lineRule="auto"/>
+        <w:t xml:space="preserve">Ciencia Latina Revista Científica Multidisciplinar, 10</w:t>
+      </w:r>
+      <w:r>
+        <w:rPr>
+          <w:rFonts w:ascii="Arial" w:hAnsi="Arial" w:cs="Arial"/>
+          <w:sz w:val="24"/>
+          <w:szCs w:val="24"/>
+          <w:lang w:val="es-GT"/>
+        </w:rPr>
+        <w:t xml:space="preserve">(1). https://doi.org/10.37811/cl_rcm.v10i1.22753</w:t>
+      </w:r>
+    </w:p>
+    <w:p>
+      <w:pPr>
+        <w:spacing w:before="0" w:after="0" w:line="360" w:lineRule="auto"/>
         <w:ind w:left="720" w:hanging="720"/>
-        <w:rPr>
-          <w:rFonts w:ascii="Times New Roman" w:hAnsi="Times New Roman" w:cs="Times New Roman"/>
-          <w:lang w:val="en-US"/>
-        </w:rPr>
-      </w:pPr>
-      <w:r>
-        <w:rPr>
-          <w:rFonts w:ascii="Times New Roman" w:hAnsi="Times New Roman" w:cs="Times New Roman"/>
-          <w:sz w:val="24"/>
-          <w:szCs w:val="24"/>
-          <w:lang w:val="en-US"/>
+        <w:jc w:val="left"/>
+        <w:rPr>
+          <w:rFonts w:ascii="Arial" w:hAnsi="Arial" w:cs="Arial"/>
+          <w:lang w:val="es-GT"/>
+        </w:rPr>
+      </w:pPr>
+      <w:r>
+        <w:rPr>
+          <w:rFonts w:ascii="Arial" w:hAnsi="Arial" w:cs="Arial"/>
+          <w:sz w:val="24"/>
+          <w:szCs w:val="24"/>
+          <w:lang w:val="es-GT"/>
         </w:rPr>
         <w:t xml:space="preserve">Rajapakse, R. N., Zahedi, M., Babar, M. A., &amp; Shen, H. (2022). Challenges and solutions when adopting DevSecOps: A systematic review. </w:t>
       </w:r>
       <w:r>
         <w:rPr>
-          <w:rFonts w:ascii="Times New Roman" w:hAnsi="Times New Roman" w:cs="Times New Roman"/>
+          <w:rFonts w:ascii="Arial" w:hAnsi="Arial" w:cs="Arial"/>
           <w:i/>
           <w:sz w:val="24"/>
           <w:szCs w:val="24"/>
-          <w:lang w:val="en-US"/>
-        </w:rPr>
-        <w:t>Information and Software Technology, 141</w:t>
-      </w:r>
-      <w:r>
-        <w:rPr>
-          <w:rFonts w:ascii="Times New Roman" w:hAnsi="Times New Roman" w:cs="Times New Roman"/>
-          <w:sz w:val="24"/>
-          <w:szCs w:val="24"/>
-          <w:lang w:val="en-US"/>
-        </w:rPr>
-        <w:t>, Artículo 106700. https://doi.org/10.1016/j.infsof.2021.106700</w:t>
-      </w:r>
-    </w:p>
-    <w:p>
-      <w:pPr>
-        <w:spacing w:after="0" w:line="360" w:lineRule="auto"/>
+          <w:lang w:val="es-GT"/>
+        </w:rPr>
+        <w:t xml:space="preserve">Information and Software Technology, 141</w:t>
+      </w:r>
+      <w:r>
+        <w:rPr>
+          <w:rFonts w:ascii="Arial" w:hAnsi="Arial" w:cs="Arial"/>
+          <w:sz w:val="24"/>
+          <w:szCs w:val="24"/>
+          <w:lang w:val="es-GT"/>
+        </w:rPr>
+        <w:t xml:space="preserve">, Artículo 106700. https://doi.org/10.1016/j.infsof.2021.106700</w:t>
+      </w:r>
+    </w:p>
+    <w:p>
+      <w:pPr>
+        <w:spacing w:before="0" w:after="0" w:line="360" w:lineRule="auto"/>
         <w:ind w:left="720" w:hanging="720"/>
-        <w:rPr>
-          <w:rFonts w:ascii="Times New Roman" w:hAnsi="Times New Roman" w:cs="Times New Roman"/>
-          <w:lang w:val="en-US"/>
-        </w:rPr>
-      </w:pPr>
-      <w:r>
-        <w:rPr>
-          <w:rFonts w:ascii="Times New Roman" w:hAnsi="Times New Roman" w:cs="Times New Roman"/>
-          <w:sz w:val="24"/>
-          <w:szCs w:val="24"/>
-          <w:lang w:val="en-US"/>
+        <w:jc w:val="left"/>
+        <w:rPr>
+          <w:rFonts w:ascii="Arial" w:hAnsi="Arial" w:cs="Arial"/>
+          <w:lang w:val="es-GT"/>
+        </w:rPr>
+      </w:pPr>
+      <w:r>
+        <w:rPr>
+          <w:rFonts w:ascii="Arial" w:hAnsi="Arial" w:cs="Arial"/>
+          <w:sz w:val="24"/>
+          <w:szCs w:val="24"/>
+          <w:lang w:val="es-GT"/>
         </w:rPr>
         <w:t xml:space="preserve">Rose, S., Borchert, O., Mitchell, S., &amp; Connelly, S. (2020). </w:t>
       </w:r>
       <w:r>
         <w:rPr>
-          <w:rFonts w:ascii="Times New Roman" w:hAnsi="Times New Roman" w:cs="Times New Roman"/>
+          <w:rFonts w:ascii="Arial" w:hAnsi="Arial" w:cs="Arial"/>
           <w:i/>
           <w:sz w:val="24"/>
           <w:szCs w:val="24"/>
-          <w:lang w:val="en-US"/>
-        </w:rPr>
-        <w:t>Zero trust architecture</w:t>
-      </w:r>
-      <w:r>
-        <w:rPr>
-          <w:rFonts w:ascii="Times New Roman" w:hAnsi="Times New Roman" w:cs="Times New Roman"/>
-          <w:sz w:val="24"/>
-          <w:szCs w:val="24"/>
-          <w:lang w:val="en-US"/>
+          <w:lang w:val="es-GT"/>
+        </w:rPr>
+        <w:t xml:space="preserve">Zero trust architecture</w:t>
+      </w:r>
+      <w:r>
+        <w:rPr>
+          <w:rFonts w:ascii="Arial" w:hAnsi="Arial" w:cs="Arial"/>
+          <w:sz w:val="24"/>
+          <w:szCs w:val="24"/>
+          <w:lang w:val="es-GT"/>
         </w:rPr>
         <w:t xml:space="preserve"> (NIST Special Publication 800-207). National Institute of Standards and Technology. https://doi.org/10.6028/NIST.SP.800-207</w:t>
       </w:r>
     </w:p>
     <w:p>
       <w:pPr>
-        <w:spacing w:after="0" w:line="360" w:lineRule="auto"/>
+        <w:spacing w:before="0" w:after="0" w:line="360" w:lineRule="auto"/>
         <w:ind w:left="720" w:hanging="720"/>
-        <w:rPr>
-          <w:rFonts w:ascii="Times New Roman" w:hAnsi="Times New Roman" w:cs="Times New Roman"/>
-          <w:lang w:val="es-GT"/>
-        </w:rPr>
-      </w:pPr>
-      <w:r>
-        <w:rPr>
-          <w:rFonts w:ascii="Times New Roman" w:hAnsi="Times New Roman" w:cs="Times New Roman"/>
+        <w:jc w:val="left"/>
+        <w:rPr>
+          <w:rFonts w:ascii="Arial" w:hAnsi="Arial" w:cs="Arial"/>
+          <w:lang w:val="es-GT"/>
+        </w:rPr>
+      </w:pPr>
+      <w:r>
+        <w:rPr>
+          <w:rFonts w:ascii="Arial" w:hAnsi="Arial" w:cs="Arial"/>
           <w:sz w:val="24"/>
           <w:szCs w:val="24"/>
           <w:lang w:val="es-GT"/>
@@ -5896,144 +6525,145 @@
       </w:r>
       <w:r>
         <w:rPr>
-          <w:rFonts w:ascii="Times New Roman" w:hAnsi="Times New Roman" w:cs="Times New Roman"/>
+          <w:rFonts w:ascii="Arial" w:hAnsi="Arial" w:cs="Arial"/>
           <w:i/>
           <w:sz w:val="24"/>
           <w:szCs w:val="24"/>
           <w:lang w:val="es-GT"/>
         </w:rPr>
-        <w:t>Estatus de la iniciativa de Ley 6347 en Guatemala: Un avance hacia la ciberseguridad nacional</w:t>
-      </w:r>
-      <w:r>
-        <w:rPr>
-          <w:rFonts w:ascii="Times New Roman" w:hAnsi="Times New Roman" w:cs="Times New Roman"/>
-          <w:sz w:val="24"/>
-          <w:szCs w:val="24"/>
-          <w:lang w:val="es-GT"/>
-        </w:rPr>
-        <w:t>. https://www.rsm.global/guatemala/es/insights/ley-de-ciberseguridad-guatemala</w:t>
-      </w:r>
-    </w:p>
-    <w:p>
-      <w:pPr>
-        <w:spacing w:after="0" w:line="360" w:lineRule="auto"/>
+        <w:t xml:space="preserve">Estatus de la iniciativa de Ley 6347 en Guatemala: Un avance hacia la ciberseguridad nacional</w:t>
+      </w:r>
+      <w:r>
+        <w:rPr>
+          <w:rFonts w:ascii="Arial" w:hAnsi="Arial" w:cs="Arial"/>
+          <w:sz w:val="24"/>
+          <w:szCs w:val="24"/>
+          <w:lang w:val="es-GT"/>
+        </w:rPr>
+        <w:t xml:space="preserve">. https://www.rsm.global/guatemala/es/insights/ley-de-ciberseguridad-guatemala</w:t>
+      </w:r>
+    </w:p>
+    <w:p>
+      <w:pPr>
+        <w:spacing w:before="0" w:after="0" w:line="360" w:lineRule="auto"/>
         <w:ind w:left="720" w:hanging="720"/>
-        <w:rPr>
-          <w:rFonts w:ascii="Times New Roman" w:hAnsi="Times New Roman" w:cs="Times New Roman"/>
-          <w:lang w:val="en-US"/>
-        </w:rPr>
-      </w:pPr>
-      <w:r>
-        <w:rPr>
-          <w:rFonts w:ascii="Times New Roman" w:hAnsi="Times New Roman" w:cs="Times New Roman"/>
-          <w:sz w:val="24"/>
-          <w:szCs w:val="24"/>
-          <w:lang w:val="en-US"/>
+        <w:jc w:val="left"/>
+        <w:rPr>
+          <w:rFonts w:ascii="Arial" w:hAnsi="Arial" w:cs="Arial"/>
+          <w:lang w:val="es-GT"/>
+        </w:rPr>
+      </w:pPr>
+      <w:r>
+        <w:rPr>
+          <w:rFonts w:ascii="Arial" w:hAnsi="Arial" w:cs="Arial"/>
+          <w:sz w:val="24"/>
+          <w:szCs w:val="24"/>
+          <w:lang w:val="es-GT"/>
         </w:rPr>
         <w:t xml:space="preserve">Souppaya, M., Scarfone, K., &amp; Dodson, D. (2022). </w:t>
       </w:r>
       <w:r>
         <w:rPr>
-          <w:rFonts w:ascii="Times New Roman" w:hAnsi="Times New Roman" w:cs="Times New Roman"/>
+          <w:rFonts w:ascii="Arial" w:hAnsi="Arial" w:cs="Arial"/>
           <w:i/>
           <w:sz w:val="24"/>
           <w:szCs w:val="24"/>
-          <w:lang w:val="en-US"/>
-        </w:rPr>
-        <w:t>Secure software development framework (SSDF) version 1.1: Recommendations for mitigating the risk of software vulnerabilities</w:t>
-      </w:r>
-      <w:r>
-        <w:rPr>
-          <w:rFonts w:ascii="Times New Roman" w:hAnsi="Times New Roman" w:cs="Times New Roman"/>
-          <w:sz w:val="24"/>
-          <w:szCs w:val="24"/>
-          <w:lang w:val="en-US"/>
+          <w:lang w:val="es-GT"/>
+        </w:rPr>
+        <w:t xml:space="preserve">Secure software development framework (SSDF) version 1.1: Recommendations for mitigating the risk of software vulnerabilities</w:t>
+      </w:r>
+      <w:r>
+        <w:rPr>
+          <w:rFonts w:ascii="Arial" w:hAnsi="Arial" w:cs="Arial"/>
+          <w:sz w:val="24"/>
+          <w:szCs w:val="24"/>
+          <w:lang w:val="es-GT"/>
         </w:rPr>
         <w:t xml:space="preserve"> (NIST Special Publication 800-218). National Institute of Standards and Technology. https://doi.org/10.6028/NIST.SP.800-218</w:t>
       </w:r>
     </w:p>
     <w:p>
       <w:pPr>
-        <w:spacing w:after="0" w:line="360" w:lineRule="auto"/>
+        <w:spacing w:before="0" w:after="0" w:line="360" w:lineRule="auto"/>
         <w:ind w:left="720" w:hanging="720"/>
-        <w:rPr>
-          <w:rFonts w:ascii="Times New Roman" w:hAnsi="Times New Roman" w:cs="Times New Roman"/>
-          <w:lang w:val="en-US"/>
-        </w:rPr>
-      </w:pPr>
-      <w:r>
-        <w:rPr>
-          <w:rFonts w:ascii="Times New Roman" w:hAnsi="Times New Roman" w:cs="Times New Roman"/>
-          <w:sz w:val="24"/>
-          <w:szCs w:val="24"/>
-          <w:lang w:val="en-US"/>
+        <w:jc w:val="left"/>
+        <w:rPr>
+          <w:rFonts w:ascii="Arial" w:hAnsi="Arial" w:cs="Arial"/>
+          <w:lang w:val="es-GT"/>
+        </w:rPr>
+      </w:pPr>
+      <w:r>
+        <w:rPr>
+          <w:rFonts w:ascii="Arial" w:hAnsi="Arial" w:cs="Arial"/>
+          <w:sz w:val="24"/>
+          <w:szCs w:val="24"/>
+          <w:lang w:val="es-GT"/>
         </w:rPr>
         <w:t xml:space="preserve">Veracode. (2026). </w:t>
       </w:r>
       <w:r>
         <w:rPr>
-          <w:rFonts w:ascii="Times New Roman" w:hAnsi="Times New Roman" w:cs="Times New Roman"/>
+          <w:rFonts w:ascii="Arial" w:hAnsi="Arial" w:cs="Arial"/>
           <w:i/>
           <w:sz w:val="24"/>
           <w:szCs w:val="24"/>
-          <w:lang w:val="en-US"/>
-        </w:rPr>
-        <w:t>2026 state of software security report</w:t>
-      </w:r>
-      <w:r>
-        <w:rPr>
-          <w:rFonts w:ascii="Times New Roman" w:hAnsi="Times New Roman" w:cs="Times New Roman"/>
-          <w:sz w:val="24"/>
-          <w:szCs w:val="24"/>
-          <w:lang w:val="en-US"/>
-        </w:rPr>
-        <w:t>. https://www.veracode.com/wp-content/uploads/2026-State-of-Software-Security-Report.pdf</w:t>
-      </w:r>
-    </w:p>
-    <w:p>
-      <w:pPr>
-        <w:spacing w:after="0" w:line="360" w:lineRule="auto"/>
+          <w:lang w:val="es-GT"/>
+        </w:rPr>
+        <w:t xml:space="preserve">2026 state of software security report</w:t>
+      </w:r>
+      <w:r>
+        <w:rPr>
+          <w:rFonts w:ascii="Arial" w:hAnsi="Arial" w:cs="Arial"/>
+          <w:sz w:val="24"/>
+          <w:szCs w:val="24"/>
+          <w:lang w:val="es-GT"/>
+        </w:rPr>
+        <w:t xml:space="preserve">. https://www.veracode.com/wp-content/uploads/2026-State-of-Software-Security-Report.pdf</w:t>
+      </w:r>
+    </w:p>
+    <w:p>
+      <w:pPr>
+        <w:spacing w:before="0" w:after="0" w:line="360" w:lineRule="auto"/>
         <w:ind w:left="720" w:hanging="720"/>
-        <w:rPr>
-          <w:rFonts w:ascii="Times New Roman" w:hAnsi="Times New Roman" w:cs="Times New Roman"/>
-          <w:lang w:val="en-US"/>
-        </w:rPr>
-      </w:pPr>
-      <w:r>
-        <w:rPr>
-          <w:rFonts w:ascii="Times New Roman" w:hAnsi="Times New Roman" w:cs="Times New Roman"/>
-          <w:sz w:val="24"/>
-          <w:szCs w:val="24"/>
-          <w:lang w:val="en-US"/>
-        </w:rPr>
-        <w:lastRenderedPageBreak/>
+        <w:jc w:val="left"/>
+        <w:rPr>
+          <w:rFonts w:ascii="Arial" w:hAnsi="Arial" w:cs="Arial"/>
+          <w:lang w:val="es-GT"/>
+        </w:rPr>
+      </w:pPr>
+      <w:r>
+        <w:rPr>
+          <w:rFonts w:ascii="Arial" w:hAnsi="Arial" w:cs="Arial"/>
+          <w:sz w:val="24"/>
+          <w:szCs w:val="24"/>
+          <w:lang w:val="es-GT"/>
+        </w:rPr>
         <w:t xml:space="preserve">Verizon. (2026). </w:t>
       </w:r>
       <w:r>
         <w:rPr>
-          <w:rFonts w:ascii="Times New Roman" w:hAnsi="Times New Roman" w:cs="Times New Roman"/>
+          <w:rFonts w:ascii="Arial" w:hAnsi="Arial" w:cs="Arial"/>
           <w:i/>
           <w:sz w:val="24"/>
           <w:szCs w:val="24"/>
-          <w:lang w:val="en-US"/>
-        </w:rPr>
-        <w:t>2026 data breach investigations report</w:t>
-      </w:r>
-      <w:r>
-        <w:rPr>
-          <w:rFonts w:ascii="Times New Roman" w:hAnsi="Times New Roman" w:cs="Times New Roman"/>
-          <w:sz w:val="24"/>
-          <w:szCs w:val="24"/>
-          <w:lang w:val="en-US"/>
-        </w:rPr>
-        <w:t>. Verizon Business. https://www.verizon.com/business/resources/reports/dbir/</w:t>
+          <w:lang w:val="es-GT"/>
+        </w:rPr>
+        <w:t xml:space="preserve">2026 data breach investigations report</w:t>
+      </w:r>
+      <w:r>
+        <w:rPr>
+          <w:rFonts w:ascii="Arial" w:hAnsi="Arial" w:cs="Arial"/>
+          <w:sz w:val="24"/>
+          <w:szCs w:val="24"/>
+          <w:lang w:val="es-GT"/>
+        </w:rPr>
+        <w:t xml:space="preserve">. Verizon Business. https://www.verizon.com/business/resources/reports/dbir/</w:t>
       </w:r>
     </w:p>
     <w:sectPr>
-      <w:headerReference w:type="default" r:id="rId10"/>
+      <w:headerReference w:type="default" r:id="rIdHdrDef"/>
       <w:pgSz w:w="12240" w:h="15840"/>
-      <w:pgMar w:top="1440" w:right="1440" w:bottom="1440" w:left="1440" w:header="720" w:footer="720" w:gutter="0"/>
-      <w:pgNumType w:start="1"/>
+      <w:pgMar w:top="1417" w:right="1417" w:bottom="1417" w:left="1984" w:header="720" w:footer="720" w:gutter="0"/>
       <w:cols w:space="720"/>
       <w:docGrid w:linePitch="360"/>
     </w:sectPr>
@@ -6041,138 +6671,43 @@
 </w:document>
 </file>
 
-<file path=word/endnotes.xml><?xml version="1.0" encoding="utf-8"?>
-<w:endnotes xmlns:wpc="http://schemas.microsoft.com/office/word/2010/wordprocessingCanvas" xmlns:cx="http://schemas.microsoft.com/office/drawing/2014/chartex" xmlns:cx1="http://schemas.microsoft.com/office/drawing/2015/9/8/chartex" xmlns:cx2="http://schemas.microsoft.com/office/drawing/2015/10/21/chartex" xmlns:cx3="http://schemas.microsoft.com/office/drawing/2016/5/9/chartex" xmlns:cx4="http://schemas.microsoft.com/office/drawing/2016/5/10/chartex" xmlns:cx5="http://schemas.microsoft.com/office/drawing/2016/5/11/chartex" xmlns:cx6="http://schemas.microsoft.com/office/drawing/2016/5/12/chartex" xmlns:cx7="http://schemas.microsoft.com/office/drawing/2016/5/13/chartex" xmlns:cx8="http://schemas.microsoft.com/office/drawing/2016/5/14/chartex" xmlns:mc="http://schemas.openxmlformats.org/markup-compatibility/2006" xmlns:aink="http://schemas.microsoft.com/office/drawing/2016/ink" xmlns:am3d="http://schemas.microsoft.com/office/drawing/2017/model3d" xmlns:o="urn:schemas-microsoft-com:office:office" xmlns:oel="http://schemas.microsoft.com/office/2019/extlst" xmlns:r="http://schemas.openxmlformats.org/officeDocument/2006/relationships" xmlns:m="http://schemas.openxmlformats.org/officeDocument/2006/math" xmlns:v="urn:schemas-microsoft-com:vml" xmlns:wp14="http://schemas.microsoft.com/office/word/2010/wordprocessingDrawing" xmlns:wp="http://schemas.openxmlformats.org/drawingml/2006/wordprocessingDrawing" xmlns:w10="urn:schemas-microsoft-com:office:word" xmlns:w="http://schemas.openxmlformats.org/wordprocessingml/2006/main" xmlns:w14="http://schemas.microsoft.com/office/word/2010/wordml" xmlns:w15="http://schemas.microsoft.com/office/word/2012/wordml" xmlns:w16cex="http://schemas.microsoft.com/office/word/2018/wordml/cex" xmlns:w16cid="http://schemas.microsoft.com/office/word/2016/wordml/cid" xmlns:w16="http://schemas.microsoft.com/office/word/2018/wordml" xmlns:w16du="http://schemas.microsoft.com/office/word/2023/wordml/word16du" xmlns:w16sdtdh="http://schemas.microsoft.com/office/word/2020/wordml/sdtdatahash" xmlns:w16sdtfl="http://schemas.microsoft.com/office/word/2024/wordml/sdtformatlock" xmlns:w16se="http://schemas.microsoft.com/office/word/2015/wordml/symex" xmlns:wpg="http://schemas.microsoft.com/office/word/2010/wordprocessingGroup" xmlns:wpi="http://schemas.microsoft.com/office/word/2010/wordprocessingInk" xmlns:wne="http://schemas.microsoft.com/office/word/2006/wordml" xmlns:wps="http://schemas.microsoft.com/office/word/2010/wordprocessingShape" mc:Ignorable="w14 w15 w16se w16cid w16 w16cex w16sdtdh w16sdtfl w16du wp14">
-  <w:endnote w:type="separator" w:id="-1">
-    <w:p>
-      <w:pPr>
-        <w:spacing w:after="0" w:line="240" w:lineRule="auto"/>
-      </w:pPr>
-      <w:r>
-        <w:separator/>
-      </w:r>
-    </w:p>
-  </w:endnote>
-  <w:endnote w:type="continuationSeparator" w:id="0">
-    <w:p>
-      <w:pPr>
-        <w:spacing w:after="0" w:line="240" w:lineRule="auto"/>
-      </w:pPr>
-      <w:r>
-        <w:continuationSeparator/>
-      </w:r>
-    </w:p>
-  </w:endnote>
-</w:endnotes>
-</file>
-
-<file path=word/footnotes.xml><?xml version="1.0" encoding="utf-8"?>
-<w:footnotes xmlns:wpc="http://schemas.microsoft.com/office/word/2010/wordprocessingCanvas" xmlns:cx="http://schemas.microsoft.com/office/drawing/2014/chartex" xmlns:cx1="http://schemas.microsoft.com/office/drawing/2015/9/8/chartex" xmlns:cx2="http://schemas.microsoft.com/office/drawing/2015/10/21/chartex" xmlns:cx3="http://schemas.microsoft.com/office/drawing/2016/5/9/chartex" xmlns:cx4="http://schemas.microsoft.com/office/drawing/2016/5/10/chartex" xmlns:cx5="http://schemas.microsoft.com/office/drawing/2016/5/11/chartex" xmlns:cx6="http://schemas.microsoft.com/office/drawing/2016/5/12/chartex" xmlns:cx7="http://schemas.microsoft.com/office/drawing/2016/5/13/chartex" xmlns:cx8="http://schemas.microsoft.com/office/drawing/2016/5/14/chartex" xmlns:mc="http://schemas.openxmlformats.org/markup-compatibility/2006" xmlns:aink="http://schemas.microsoft.com/office/drawing/2016/ink" xmlns:am3d="http://schemas.microsoft.com/office/drawing/2017/model3d" xmlns:o="urn:schemas-microsoft-com:office:office" xmlns:oel="http://schemas.microsoft.com/office/2019/extlst" xmlns:r="http://schemas.openxmlformats.org/officeDocument/2006/relationships" xmlns:m="http://schemas.openxmlformats.org/officeDocument/2006/math" xmlns:v="urn:schemas-microsoft-com:vml" xmlns:wp14="http://schemas.microsoft.com/office/word/2010/wordprocessingDrawing" xmlns:wp="http://schemas.openxmlformats.org/drawingml/2006/wordprocessingDrawing" xmlns:w10="urn:schemas-microsoft-com:office:word" xmlns:w="http://schemas.openxmlformats.org/wordprocessingml/2006/main" xmlns:w14="http://schemas.microsoft.com/office/word/2010/wordml" xmlns:w15="http://schemas.microsoft.com/office/word/2012/wordml" xmlns:w16cex="http://schemas.microsoft.com/office/word/2018/wordml/cex" xmlns:w16cid="http://schemas.microsoft.com/office/word/2016/wordml/cid" xmlns:w16="http://schemas.microsoft.com/office/word/2018/wordml" xmlns:w16du="http://schemas.microsoft.com/office/word/2023/wordml/word16du" xmlns:w16sdtdh="http://schemas.microsoft.com/office/word/2020/wordml/sdtdatahash" xmlns:w16sdtfl="http://schemas.microsoft.com/office/word/2024/wordml/sdtformatlock" xmlns:w16se="http://schemas.microsoft.com/office/word/2015/wordml/symex" xmlns:wpg="http://schemas.microsoft.com/office/word/2010/wordprocessingGroup" xmlns:wpi="http://schemas.microsoft.com/office/word/2010/wordprocessingInk" xmlns:wne="http://schemas.microsoft.com/office/word/2006/wordml" xmlns:wps="http://schemas.microsoft.com/office/word/2010/wordprocessingShape" mc:Ignorable="w14 w15 w16se w16cid w16 w16cex w16sdtdh w16sdtfl w16du wp14">
-  <w:footnote w:type="separator" w:id="-1">
-    <w:p>
-      <w:pPr>
-        <w:spacing w:after="0" w:line="240" w:lineRule="auto"/>
-      </w:pPr>
-      <w:r>
-        <w:separator/>
-      </w:r>
-    </w:p>
-  </w:footnote>
-  <w:footnote w:type="continuationSeparator" w:id="0">
-    <w:p>
-      <w:pPr>
-        <w:spacing w:after="0" w:line="240" w:lineRule="auto"/>
-      </w:pPr>
-      <w:r>
-        <w:continuationSeparator/>
-      </w:r>
-    </w:p>
-  </w:footnote>
-</w:footnotes>
-</file>
-
-<file path=word/header1.xml><?xml version="1.0" encoding="utf-8"?>
-<w:hdr xmlns:wpc="http://schemas.microsoft.com/office/word/2010/wordprocessingCanvas" xmlns:cx="http://schemas.microsoft.com/office/drawing/2014/chartex" xmlns:cx1="http://schemas.microsoft.com/office/drawing/2015/9/8/chartex" xmlns:cx2="http://schemas.microsoft.com/office/drawing/2015/10/21/chartex" xmlns:cx3="http://schemas.microsoft.com/office/drawing/2016/5/9/chartex" xmlns:cx4="http://schemas.microsoft.com/office/drawing/2016/5/10/chartex" xmlns:cx5="http://schemas.microsoft.com/office/drawing/2016/5/11/chartex" xmlns:cx6="http://schemas.microsoft.com/office/drawing/2016/5/12/chartex" xmlns:cx7="http://schemas.microsoft.com/office/drawing/2016/5/13/chartex" xmlns:cx8="http://schemas.microsoft.com/office/drawing/2016/5/14/chartex" xmlns:mc="http://schemas.openxmlformats.org/markup-compatibility/2006" xmlns:aink="http://schemas.microsoft.com/office/drawing/2016/ink" xmlns:am3d="http://schemas.microsoft.com/office/drawing/2017/model3d" xmlns:o="urn:schemas-microsoft-com:office:office" xmlns:oel="http://schemas.microsoft.com/office/2019/extlst" xmlns:r="http://schemas.openxmlformats.org/officeDocument/2006/relationships" xmlns:m="http://schemas.openxmlformats.org/officeDocument/2006/math" xmlns:v="urn:schemas-microsoft-com:vml" xmlns:wp14="http://schemas.microsoft.com/office/word/2010/wordprocessingDrawing" xmlns:wp="http://schemas.openxmlformats.org/drawingml/2006/wordprocessingDrawing" xmlns:w10="urn:schemas-microsoft-com:office:word" xmlns:w="http://schemas.openxmlformats.org/wordprocessingml/2006/main" xmlns:w14="http://schemas.microsoft.com/office/word/2010/wordml" xmlns:w15="http://schemas.microsoft.com/office/word/2012/wordml" xmlns:w16cex="http://schemas.microsoft.com/office/word/2018/wordml/cex" xmlns:w16cid="http://schemas.microsoft.com/office/word/2016/wordml/cid" xmlns:w16="http://schemas.microsoft.com/office/word/2018/wordml" xmlns:w16du="http://schemas.microsoft.com/office/word/2023/wordml/word16du" xmlns:w16sdtdh="http://schemas.microsoft.com/office/word/2020/wordml/sdtdatahash" xmlns:w16sdtfl="http://schemas.microsoft.com/office/word/2024/wordml/sdtformatlock" xmlns:w16se="http://schemas.microsoft.com/office/word/2015/wordml/symex" xmlns:wpg="http://schemas.microsoft.com/office/word/2010/wordprocessingGroup" xmlns:wpi="http://schemas.microsoft.com/office/word/2010/wordprocessingInk" xmlns:wne="http://schemas.microsoft.com/office/word/2006/wordml" xmlns:wps="http://schemas.microsoft.com/office/word/2010/wordprocessingShape" mc:Ignorable="w14 w15 w16se w16cid w16 w16cex w16sdtdh w16sdtfl w16du wp14">
+<file path=word/headerDef.xml><?xml version="1.0" encoding="utf-8"?>
+<w:hdr xmlns:w="http://schemas.openxmlformats.org/wordprocessingml/2006/main" xmlns:r="http://schemas.openxmlformats.org/officeDocument/2006/relationships">
   <w:p>
     <w:pPr>
       <w:jc w:val="right"/>
     </w:pPr>
     <w:r>
       <w:rPr>
-        <w:rFonts w:ascii="Times New Roman" w:hAnsi="Times New Roman" w:cs="Times New Roman"/>
+        <w:rFonts w:ascii="Arial" w:hAnsi="Arial" w:cs="Arial"/>
         <w:sz w:val="24"/>
       </w:rPr>
       <w:fldChar w:fldCharType="begin"/>
     </w:r>
     <w:r>
       <w:rPr>
-        <w:rFonts w:ascii="Times New Roman" w:hAnsi="Times New Roman" w:cs="Times New Roman"/>
+        <w:rFonts w:ascii="Arial" w:hAnsi="Arial" w:cs="Arial"/>
         <w:sz w:val="24"/>
       </w:rPr>
       <w:instrText xml:space="preserve"> PAGE </w:instrText>
     </w:r>
     <w:r>
       <w:rPr>
-        <w:rFonts w:ascii="Times New Roman" w:hAnsi="Times New Roman" w:cs="Times New Roman"/>
+        <w:rFonts w:ascii="Arial" w:hAnsi="Arial" w:cs="Arial"/>
         <w:sz w:val="24"/>
       </w:rPr>
       <w:fldChar w:fldCharType="separate"/>
     </w:r>
     <w:r>
       <w:rPr>
-        <w:rFonts w:ascii="Times New Roman" w:hAnsi="Times New Roman" w:cs="Times New Roman"/>
+        <w:rFonts w:ascii="Arial" w:hAnsi="Arial" w:cs="Arial"/>
         <w:sz w:val="24"/>
       </w:rPr>
       <w:t>1</w:t>
     </w:r>
     <w:r>
       <w:rPr>
-        <w:rFonts w:ascii="Times New Roman" w:hAnsi="Times New Roman" w:cs="Times New Roman"/>
-        <w:sz w:val="24"/>
-      </w:rPr>
-      <w:fldChar w:fldCharType="end"/>
-    </w:r>
-  </w:p>
-</w:hdr>
-</file>
-
-<file path=word/header2.xml><?xml version="1.0" encoding="utf-8"?>
-<w:hdr xmlns:wpc="http://schemas.microsoft.com/office/word/2010/wordprocessingCanvas" xmlns:cx="http://schemas.microsoft.com/office/drawing/2014/chartex" xmlns:cx1="http://schemas.microsoft.com/office/drawing/2015/9/8/chartex" xmlns:cx2="http://schemas.microsoft.com/office/drawing/2015/10/21/chartex" xmlns:cx3="http://schemas.microsoft.com/office/drawing/2016/5/9/chartex" xmlns:cx4="http://schemas.microsoft.com/office/drawing/2016/5/10/chartex" xmlns:cx5="http://schemas.microsoft.com/office/drawing/2016/5/11/chartex" xmlns:cx6="http://schemas.microsoft.com/office/drawing/2016/5/12/chartex" xmlns:cx7="http://schemas.microsoft.com/office/drawing/2016/5/13/chartex" xmlns:cx8="http://schemas.microsoft.com/office/drawing/2016/5/14/chartex" xmlns:mc="http://schemas.openxmlformats.org/markup-compatibility/2006" xmlns:aink="http://schemas.microsoft.com/office/drawing/2016/ink" xmlns:am3d="http://schemas.microsoft.com/office/drawing/2017/model3d" xmlns:o="urn:schemas-microsoft-com:office:office" xmlns:oel="http://schemas.microsoft.com/office/2019/extlst" xmlns:r="http://schemas.openxmlformats.org/officeDocument/2006/relationships" xmlns:m="http://schemas.openxmlformats.org/officeDocument/2006/math" xmlns:v="urn:schemas-microsoft-com:vml" xmlns:wp14="http://schemas.microsoft.com/office/word/2010/wordprocessingDrawing" xmlns:wp="http://schemas.openxmlformats.org/drawingml/2006/wordprocessingDrawing" xmlns:w10="urn:schemas-microsoft-com:office:word" xmlns:w="http://schemas.openxmlformats.org/wordprocessingml/2006/main" xmlns:w14="http://schemas.microsoft.com/office/word/2010/wordml" xmlns:w15="http://schemas.microsoft.com/office/word/2012/wordml" xmlns:w16cex="http://schemas.microsoft.com/office/word/2018/wordml/cex" xmlns:w16cid="http://schemas.microsoft.com/office/word/2016/wordml/cid" xmlns:w16="http://schemas.microsoft.com/office/word/2018/wordml" xmlns:w16du="http://schemas.microsoft.com/office/word/2023/wordml/word16du" xmlns:w16sdtdh="http://schemas.microsoft.com/office/word/2020/wordml/sdtdatahash" xmlns:w16sdtfl="http://schemas.microsoft.com/office/word/2024/wordml/sdtformatlock" xmlns:w16se="http://schemas.microsoft.com/office/word/2015/wordml/symex" xmlns:wpg="http://schemas.microsoft.com/office/word/2010/wordprocessingGroup" xmlns:wpi="http://schemas.microsoft.com/office/word/2010/wordprocessingInk" xmlns:wne="http://schemas.microsoft.com/office/word/2006/wordml" xmlns:wps="http://schemas.microsoft.com/office/word/2010/wordprocessingShape" mc:Ignorable="w14 w15 w16se w16cid w16 w16cex w16sdtdh w16sdtfl w16du wp14">
-  <w:p>
-    <w:pPr>
-      <w:jc w:val="right"/>
-    </w:pPr>
-    <w:r>
-      <w:rPr>
-        <w:rFonts w:ascii="Times New Roman" w:hAnsi="Times New Roman" w:cs="Times New Roman"/>
-        <w:sz w:val="24"/>
-      </w:rPr>
-      <w:fldChar w:fldCharType="begin"/>
-    </w:r>
-    <w:r>
-      <w:rPr>
-        <w:rFonts w:ascii="Times New Roman" w:hAnsi="Times New Roman" w:cs="Times New Roman"/>
-        <w:sz w:val="24"/>
-      </w:rPr>
-      <w:instrText xml:space="preserve"> PAGE </w:instrText>
-    </w:r>
-    <w:r>
-      <w:rPr>
-        <w:rFonts w:ascii="Times New Roman" w:hAnsi="Times New Roman" w:cs="Times New Roman"/>
-        <w:sz w:val="24"/>
-      </w:rPr>
-      <w:fldChar w:fldCharType="separate"/>
-    </w:r>
-    <w:r>
-      <w:rPr>
-        <w:rFonts w:ascii="Times New Roman" w:hAnsi="Times New Roman" w:cs="Times New Roman"/>
-        <w:sz w:val="24"/>
-      </w:rPr>
-      <w:t>1</w:t>
-    </w:r>
-    <w:r>
-      <w:rPr>
-        <w:rFonts w:ascii="Times New Roman" w:hAnsi="Times New Roman" w:cs="Times New Roman"/>
+        <w:rFonts w:ascii="Arial" w:hAnsi="Arial" w:cs="Arial"/>
         <w:sz w:val="24"/>
       </w:rPr>
       <w:fldChar w:fldCharType="end"/>

--- a/Proyecto de Investigación 1/Trabajo 1/Trabajo1-Planteamiento-del-problema.docx
+++ b/Proyecto de Investigación 1/Trabajo 1/Trabajo1-Planteamiento-del-problema.docx
@@ -28,7 +28,7 @@
           <w:lang w:eastAsia="es-PE" w:bidi="es-PE"/>
         </w:rPr>
         <w:drawing>
-          <wp:anchor distT="0" distB="0" distL="114300" distR="114300" simplePos="0" relativeHeight="251659264" behindDoc="0" locked="0" layoutInCell="1" allowOverlap="1" wp14:anchorId="1228446A" wp14:editId="4ABB6FC9">
+          <wp:anchor distT="0" distB="0" distL="114300" distR="114300" simplePos="0" relativeHeight="251659264" behindDoc="0" locked="0" layoutInCell="1" allowOverlap="1" wp14:anchorId="56D0E627" wp14:editId="271A46D4">
             <wp:simplePos x="0" y="0"/>
             <wp:positionH relativeFrom="column">
               <wp:posOffset>488315</wp:posOffset>
@@ -53,7 +53,7 @@
                     </pic:cNvPicPr>
                   </pic:nvPicPr>
                   <pic:blipFill>
-                    <a:blip r:embed="rId4">
+                    <a:blip r:embed="rId6">
                       <a:extLst>
                         <a:ext uri="{28A0092B-C50C-407E-A947-70E740481C1C}">
                           <a14:useLocalDpi xmlns:a14="http://schemas.microsoft.com/office/drawing/2010/main" val="0"/>
@@ -407,7 +407,7 @@
           <w:szCs w:val="36"/>
           <w:lang w:eastAsia="es-PE"/>
         </w:rPr>
-        <w:t xml:space="preserve">CAMBIO DE PARADIGMA EN LA SEGURIDAD DEL SOFTWARE: FACTORES ORGANIZACIONALES QUE INFLUYEN EN LA ADOPCIÓN DE PRÁCTICAS DE DESARROLLO SEGURO</w:t>
+        <w:t>CAMBIO DE PARADIGMA EN LA SEGURIDAD DEL SOFTWARE: FACTORES ORGANIZACIONALES QUE INFLUYEN EN LA ADOPCIÓN DE PRÁCTICAS DE DESARROLLO SEGURO</w:t>
       </w:r>
     </w:p>
     <w:p>
@@ -470,7 +470,7 @@
           <w:szCs w:val="28"/>
           <w:lang w:eastAsia="es-PE"/>
         </w:rPr>
-        <w:t xml:space="preserve">García Loaiza, Gerbert David - ggarcial17@miumg.edu.gt</w:t>
+        <w:t>García Loaiza, Gerbert David - ggarcial17@miumg.edu.gt</w:t>
       </w:r>
     </w:p>
     <w:p>
@@ -533,7 +533,7 @@
           <w:szCs w:val="34"/>
           <w:lang w:eastAsia="es-PE"/>
         </w:rPr>
-        <w:t xml:space="preserve">Ing. Buratti Aldana, Albino Cesare</w:t>
+        <w:t>Ing. Buratti Aldana, Albino Cesare</w:t>
       </w:r>
     </w:p>
     <w:p>
@@ -618,7 +618,7 @@
           <w:szCs w:val="32"/>
           <w:lang w:eastAsia="es-PE"/>
         </w:rPr>
-        <w:t xml:space="preserve">Proyecto de Investigación I - Cuarto trimestre - 2026</w:t>
+        <w:t>Proyecto de Investigación I - 2026</w:t>
       </w:r>
     </w:p>
     <w:p>
@@ -677,7 +677,7 @@
           <w:szCs w:val="28"/>
           <w:lang w:eastAsia="es-PE"/>
         </w:rPr>
-        <w:t xml:space="preserve">Guatemala, octubre de 2026</w:t>
+        <w:t>Guatemala, octubre de 2026</w:t>
       </w:r>
     </w:p>
     <w:p>
@@ -692,7 +692,7 @@
     </w:p>
     <w:p>
       <w:pPr>
-        <w:spacing w:before="0" w:after="0" w:line="360" w:lineRule="auto"/>
+        <w:spacing w:after="0" w:line="360" w:lineRule="auto"/>
         <w:jc w:val="center"/>
         <w:rPr>
           <w:rFonts w:ascii="Times New Roman" w:hAnsi="Times New Roman" w:cs="Times New Roman"/>
@@ -707,7 +707,8 @@
           <w:szCs w:val="24"/>
           <w:lang w:val="es-GT"/>
         </w:rPr>
-        <w:t xml:space="preserve">Tabla de contenido</w:t>
+        <w:lastRenderedPageBreak/>
+        <w:t>Tabla de contenido</w:t>
       </w:r>
     </w:p>
     <w:p>
@@ -715,14 +716,16 @@
         <w:tabs>
           <w:tab w:val="right" w:leader="dot" w:pos="9350"/>
         </w:tabs>
-        <w:spacing w:before="0" w:after="60" w:line="276" w:lineRule="auto"/>
-        <w:jc w:val="left"/>
+        <w:spacing w:after="60" w:line="276" w:lineRule="auto"/>
+        <w:rPr>
+          <w:noProof/>
+        </w:rPr>
       </w:pPr>
       <w:r>
         <w:fldChar w:fldCharType="begin"/>
       </w:r>
       <w:r>
-        <w:instrText xml:space="preserve">TOC \o "1-2" \h \z \u</w:instrText>
+        <w:instrText>TOC \o "1-2" \h \z \u</w:instrText>
       </w:r>
       <w:r>
         <w:fldChar w:fldCharType="separate"/>
@@ -732,16 +735,18 @@
           <w:rPr>
             <w:rFonts w:ascii="Times New Roman" w:hAnsi="Times New Roman" w:cs="Times New Roman"/>
             <w:b/>
-            <w:sz w:val="24"/>
-            <w:szCs w:val="24"/>
-            <w:lang w:val="es-GT"/>
-          </w:rPr>
-          <w:t xml:space="preserve">Planteamiento y formulación del problema</w:t>
+            <w:noProof/>
+            <w:sz w:val="24"/>
+            <w:szCs w:val="24"/>
+            <w:lang w:val="es-GT"/>
+          </w:rPr>
+          <w:t>Planteamiento y formulación del problema</w:t>
         </w:r>
         <w:r>
           <w:rPr>
             <w:rFonts w:ascii="Times New Roman" w:hAnsi="Times New Roman" w:cs="Times New Roman"/>
             <w:b/>
+            <w:noProof/>
             <w:sz w:val="24"/>
             <w:szCs w:val="24"/>
             <w:lang w:val="es-GT"/>
@@ -752,6 +757,7 @@
           <w:rPr>
             <w:rFonts w:ascii="Times New Roman" w:hAnsi="Times New Roman" w:cs="Times New Roman"/>
             <w:b/>
+            <w:noProof/>
             <w:sz w:val="24"/>
             <w:szCs w:val="24"/>
             <w:lang w:val="es-GT"/>
@@ -762,6 +768,7 @@
           <w:rPr>
             <w:rFonts w:ascii="Times New Roman" w:hAnsi="Times New Roman" w:cs="Times New Roman"/>
             <w:b/>
+            <w:noProof/>
             <w:sz w:val="24"/>
             <w:szCs w:val="24"/>
             <w:lang w:val="es-GT"/>
@@ -772,6 +779,17 @@
           <w:rPr>
             <w:rFonts w:ascii="Times New Roman" w:hAnsi="Times New Roman" w:cs="Times New Roman"/>
             <w:b/>
+            <w:noProof/>
+            <w:sz w:val="24"/>
+            <w:szCs w:val="24"/>
+            <w:lang w:val="es-GT"/>
+          </w:rPr>
+        </w:r>
+        <w:r>
+          <w:rPr>
+            <w:rFonts w:ascii="Times New Roman" w:hAnsi="Times New Roman" w:cs="Times New Roman"/>
+            <w:b/>
+            <w:noProof/>
             <w:sz w:val="24"/>
             <w:szCs w:val="24"/>
             <w:lang w:val="es-GT"/>
@@ -782,6 +800,7 @@
           <w:rPr>
             <w:rFonts w:ascii="Times New Roman" w:hAnsi="Times New Roman" w:cs="Times New Roman"/>
             <w:b/>
+            <w:noProof/>
             <w:sz w:val="24"/>
             <w:szCs w:val="24"/>
             <w:lang w:val="es-GT"/>
@@ -792,6 +811,7 @@
           <w:rPr>
             <w:rFonts w:ascii="Times New Roman" w:hAnsi="Times New Roman" w:cs="Times New Roman"/>
             <w:b/>
+            <w:noProof/>
             <w:sz w:val="24"/>
             <w:szCs w:val="24"/>
             <w:lang w:val="es-GT"/>
@@ -805,23 +825,27 @@
         <w:tabs>
           <w:tab w:val="right" w:leader="dot" w:pos="9350"/>
         </w:tabs>
-        <w:spacing w:before="0" w:after="60" w:line="276" w:lineRule="auto"/>
+        <w:spacing w:after="60" w:line="276" w:lineRule="auto"/>
         <w:ind w:left="440"/>
-        <w:jc w:val="left"/>
+        <w:rPr>
+          <w:noProof/>
+        </w:rPr>
       </w:pPr>
       <w:hyperlink w:anchor="_Toc800202" w:history="1">
         <w:r>
           <w:rPr>
             <w:rFonts w:ascii="Times New Roman" w:hAnsi="Times New Roman" w:cs="Times New Roman"/>
-            <w:sz w:val="24"/>
-            <w:szCs w:val="24"/>
-            <w:lang w:val="es-GT"/>
-          </w:rPr>
-          <w:t xml:space="preserve">Contexto y situación actual</w:t>
-        </w:r>
-        <w:r>
-          <w:rPr>
-            <w:rFonts w:ascii="Times New Roman" w:hAnsi="Times New Roman" w:cs="Times New Roman"/>
+            <w:noProof/>
+            <w:sz w:val="24"/>
+            <w:szCs w:val="24"/>
+            <w:lang w:val="es-GT"/>
+          </w:rPr>
+          <w:t>Contexto y situación actual</w:t>
+        </w:r>
+        <w:r>
+          <w:rPr>
+            <w:rFonts w:ascii="Times New Roman" w:hAnsi="Times New Roman" w:cs="Times New Roman"/>
+            <w:noProof/>
             <w:sz w:val="24"/>
             <w:szCs w:val="24"/>
             <w:lang w:val="es-GT"/>
@@ -831,6 +855,7 @@
         <w:r>
           <w:rPr>
             <w:rFonts w:ascii="Times New Roman" w:hAnsi="Times New Roman" w:cs="Times New Roman"/>
+            <w:noProof/>
             <w:sz w:val="24"/>
             <w:szCs w:val="24"/>
             <w:lang w:val="es-GT"/>
@@ -840,6 +865,7 @@
         <w:r>
           <w:rPr>
             <w:rFonts w:ascii="Times New Roman" w:hAnsi="Times New Roman" w:cs="Times New Roman"/>
+            <w:noProof/>
             <w:sz w:val="24"/>
             <w:szCs w:val="24"/>
             <w:lang w:val="es-GT"/>
@@ -849,6 +875,16 @@
         <w:r>
           <w:rPr>
             <w:rFonts w:ascii="Times New Roman" w:hAnsi="Times New Roman" w:cs="Times New Roman"/>
+            <w:noProof/>
+            <w:sz w:val="24"/>
+            <w:szCs w:val="24"/>
+            <w:lang w:val="es-GT"/>
+          </w:rPr>
+        </w:r>
+        <w:r>
+          <w:rPr>
+            <w:rFonts w:ascii="Times New Roman" w:hAnsi="Times New Roman" w:cs="Times New Roman"/>
+            <w:noProof/>
             <w:sz w:val="24"/>
             <w:szCs w:val="24"/>
             <w:lang w:val="es-GT"/>
@@ -858,6 +894,7 @@
         <w:r>
           <w:rPr>
             <w:rFonts w:ascii="Times New Roman" w:hAnsi="Times New Roman" w:cs="Times New Roman"/>
+            <w:noProof/>
             <w:sz w:val="24"/>
             <w:szCs w:val="24"/>
             <w:lang w:val="es-GT"/>
@@ -867,6 +904,7 @@
         <w:r>
           <w:rPr>
             <w:rFonts w:ascii="Times New Roman" w:hAnsi="Times New Roman" w:cs="Times New Roman"/>
+            <w:noProof/>
             <w:sz w:val="24"/>
             <w:szCs w:val="24"/>
             <w:lang w:val="es-GT"/>
@@ -880,23 +918,27 @@
         <w:tabs>
           <w:tab w:val="right" w:leader="dot" w:pos="9350"/>
         </w:tabs>
-        <w:spacing w:before="0" w:after="60" w:line="276" w:lineRule="auto"/>
+        <w:spacing w:after="60" w:line="276" w:lineRule="auto"/>
         <w:ind w:left="440"/>
-        <w:jc w:val="left"/>
+        <w:rPr>
+          <w:noProof/>
+        </w:rPr>
       </w:pPr>
       <w:hyperlink w:anchor="_Toc800203" w:history="1">
         <w:r>
           <w:rPr>
             <w:rFonts w:ascii="Times New Roman" w:hAnsi="Times New Roman" w:cs="Times New Roman"/>
-            <w:sz w:val="24"/>
-            <w:szCs w:val="24"/>
-            <w:lang w:val="es-GT"/>
-          </w:rPr>
-          <w:t xml:space="preserve">Planteamiento del problema</w:t>
-        </w:r>
-        <w:r>
-          <w:rPr>
-            <w:rFonts w:ascii="Times New Roman" w:hAnsi="Times New Roman" w:cs="Times New Roman"/>
+            <w:noProof/>
+            <w:sz w:val="24"/>
+            <w:szCs w:val="24"/>
+            <w:lang w:val="es-GT"/>
+          </w:rPr>
+          <w:t>Planteamiento del problema</w:t>
+        </w:r>
+        <w:r>
+          <w:rPr>
+            <w:rFonts w:ascii="Times New Roman" w:hAnsi="Times New Roman" w:cs="Times New Roman"/>
+            <w:noProof/>
             <w:sz w:val="24"/>
             <w:szCs w:val="24"/>
             <w:lang w:val="es-GT"/>
@@ -906,6 +948,7 @@
         <w:r>
           <w:rPr>
             <w:rFonts w:ascii="Times New Roman" w:hAnsi="Times New Roman" w:cs="Times New Roman"/>
+            <w:noProof/>
             <w:sz w:val="24"/>
             <w:szCs w:val="24"/>
             <w:lang w:val="es-GT"/>
@@ -915,6 +958,7 @@
         <w:r>
           <w:rPr>
             <w:rFonts w:ascii="Times New Roman" w:hAnsi="Times New Roman" w:cs="Times New Roman"/>
+            <w:noProof/>
             <w:sz w:val="24"/>
             <w:szCs w:val="24"/>
             <w:lang w:val="es-GT"/>
@@ -924,6 +968,16 @@
         <w:r>
           <w:rPr>
             <w:rFonts w:ascii="Times New Roman" w:hAnsi="Times New Roman" w:cs="Times New Roman"/>
+            <w:noProof/>
+            <w:sz w:val="24"/>
+            <w:szCs w:val="24"/>
+            <w:lang w:val="es-GT"/>
+          </w:rPr>
+        </w:r>
+        <w:r>
+          <w:rPr>
+            <w:rFonts w:ascii="Times New Roman" w:hAnsi="Times New Roman" w:cs="Times New Roman"/>
+            <w:noProof/>
             <w:sz w:val="24"/>
             <w:szCs w:val="24"/>
             <w:lang w:val="es-GT"/>
@@ -933,6 +987,7 @@
         <w:r>
           <w:rPr>
             <w:rFonts w:ascii="Times New Roman" w:hAnsi="Times New Roman" w:cs="Times New Roman"/>
+            <w:noProof/>
             <w:sz w:val="24"/>
             <w:szCs w:val="24"/>
             <w:lang w:val="es-GT"/>
@@ -942,6 +997,7 @@
         <w:r>
           <w:rPr>
             <w:rFonts w:ascii="Times New Roman" w:hAnsi="Times New Roman" w:cs="Times New Roman"/>
+            <w:noProof/>
             <w:sz w:val="24"/>
             <w:szCs w:val="24"/>
             <w:lang w:val="es-GT"/>
@@ -955,23 +1011,27 @@
         <w:tabs>
           <w:tab w:val="right" w:leader="dot" w:pos="9350"/>
         </w:tabs>
-        <w:spacing w:before="0" w:after="60" w:line="276" w:lineRule="auto"/>
+        <w:spacing w:after="60" w:line="276" w:lineRule="auto"/>
         <w:ind w:left="440"/>
-        <w:jc w:val="left"/>
+        <w:rPr>
+          <w:noProof/>
+        </w:rPr>
       </w:pPr>
       <w:hyperlink w:anchor="_Toc800204" w:history="1">
         <w:r>
           <w:rPr>
             <w:rFonts w:ascii="Times New Roman" w:hAnsi="Times New Roman" w:cs="Times New Roman"/>
-            <w:sz w:val="24"/>
-            <w:szCs w:val="24"/>
-            <w:lang w:val="es-GT"/>
-          </w:rPr>
-          <w:t xml:space="preserve">Propósito del estudio</w:t>
-        </w:r>
-        <w:r>
-          <w:rPr>
-            <w:rFonts w:ascii="Times New Roman" w:hAnsi="Times New Roman" w:cs="Times New Roman"/>
+            <w:noProof/>
+            <w:sz w:val="24"/>
+            <w:szCs w:val="24"/>
+            <w:lang w:val="es-GT"/>
+          </w:rPr>
+          <w:t>Propósito del estudio</w:t>
+        </w:r>
+        <w:r>
+          <w:rPr>
+            <w:rFonts w:ascii="Times New Roman" w:hAnsi="Times New Roman" w:cs="Times New Roman"/>
+            <w:noProof/>
             <w:sz w:val="24"/>
             <w:szCs w:val="24"/>
             <w:lang w:val="es-GT"/>
@@ -981,6 +1041,7 @@
         <w:r>
           <w:rPr>
             <w:rFonts w:ascii="Times New Roman" w:hAnsi="Times New Roman" w:cs="Times New Roman"/>
+            <w:noProof/>
             <w:sz w:val="24"/>
             <w:szCs w:val="24"/>
             <w:lang w:val="es-GT"/>
@@ -990,6 +1051,7 @@
         <w:r>
           <w:rPr>
             <w:rFonts w:ascii="Times New Roman" w:hAnsi="Times New Roman" w:cs="Times New Roman"/>
+            <w:noProof/>
             <w:sz w:val="24"/>
             <w:szCs w:val="24"/>
             <w:lang w:val="es-GT"/>
@@ -999,6 +1061,16 @@
         <w:r>
           <w:rPr>
             <w:rFonts w:ascii="Times New Roman" w:hAnsi="Times New Roman" w:cs="Times New Roman"/>
+            <w:noProof/>
+            <w:sz w:val="24"/>
+            <w:szCs w:val="24"/>
+            <w:lang w:val="es-GT"/>
+          </w:rPr>
+        </w:r>
+        <w:r>
+          <w:rPr>
+            <w:rFonts w:ascii="Times New Roman" w:hAnsi="Times New Roman" w:cs="Times New Roman"/>
+            <w:noProof/>
             <w:sz w:val="24"/>
             <w:szCs w:val="24"/>
             <w:lang w:val="es-GT"/>
@@ -1008,6 +1080,7 @@
         <w:r>
           <w:rPr>
             <w:rFonts w:ascii="Times New Roman" w:hAnsi="Times New Roman" w:cs="Times New Roman"/>
+            <w:noProof/>
             <w:sz w:val="24"/>
             <w:szCs w:val="24"/>
             <w:lang w:val="es-GT"/>
@@ -1017,6 +1090,7 @@
         <w:r>
           <w:rPr>
             <w:rFonts w:ascii="Times New Roman" w:hAnsi="Times New Roman" w:cs="Times New Roman"/>
+            <w:noProof/>
             <w:sz w:val="24"/>
             <w:szCs w:val="24"/>
             <w:lang w:val="es-GT"/>
@@ -1030,23 +1104,27 @@
         <w:tabs>
           <w:tab w:val="right" w:leader="dot" w:pos="9350"/>
         </w:tabs>
-        <w:spacing w:before="0" w:after="60" w:line="276" w:lineRule="auto"/>
+        <w:spacing w:after="60" w:line="276" w:lineRule="auto"/>
         <w:ind w:left="440"/>
-        <w:jc w:val="left"/>
+        <w:rPr>
+          <w:noProof/>
+        </w:rPr>
       </w:pPr>
       <w:hyperlink w:anchor="_Toc800205" w:history="1">
         <w:r>
           <w:rPr>
             <w:rFonts w:ascii="Times New Roman" w:hAnsi="Times New Roman" w:cs="Times New Roman"/>
-            <w:sz w:val="24"/>
-            <w:szCs w:val="24"/>
-            <w:lang w:val="es-GT"/>
-          </w:rPr>
-          <w:t xml:space="preserve">Deficiencias en el conocimiento</w:t>
-        </w:r>
-        <w:r>
-          <w:rPr>
-            <w:rFonts w:ascii="Times New Roman" w:hAnsi="Times New Roman" w:cs="Times New Roman"/>
+            <w:noProof/>
+            <w:sz w:val="24"/>
+            <w:szCs w:val="24"/>
+            <w:lang w:val="es-GT"/>
+          </w:rPr>
+          <w:t>Deficiencias en el conocimiento</w:t>
+        </w:r>
+        <w:r>
+          <w:rPr>
+            <w:rFonts w:ascii="Times New Roman" w:hAnsi="Times New Roman" w:cs="Times New Roman"/>
+            <w:noProof/>
             <w:sz w:val="24"/>
             <w:szCs w:val="24"/>
             <w:lang w:val="es-GT"/>
@@ -1056,6 +1134,7 @@
         <w:r>
           <w:rPr>
             <w:rFonts w:ascii="Times New Roman" w:hAnsi="Times New Roman" w:cs="Times New Roman"/>
+            <w:noProof/>
             <w:sz w:val="24"/>
             <w:szCs w:val="24"/>
             <w:lang w:val="es-GT"/>
@@ -1065,6 +1144,7 @@
         <w:r>
           <w:rPr>
             <w:rFonts w:ascii="Times New Roman" w:hAnsi="Times New Roman" w:cs="Times New Roman"/>
+            <w:noProof/>
             <w:sz w:val="24"/>
             <w:szCs w:val="24"/>
             <w:lang w:val="es-GT"/>
@@ -1074,6 +1154,16 @@
         <w:r>
           <w:rPr>
             <w:rFonts w:ascii="Times New Roman" w:hAnsi="Times New Roman" w:cs="Times New Roman"/>
+            <w:noProof/>
+            <w:sz w:val="24"/>
+            <w:szCs w:val="24"/>
+            <w:lang w:val="es-GT"/>
+          </w:rPr>
+        </w:r>
+        <w:r>
+          <w:rPr>
+            <w:rFonts w:ascii="Times New Roman" w:hAnsi="Times New Roman" w:cs="Times New Roman"/>
+            <w:noProof/>
             <w:sz w:val="24"/>
             <w:szCs w:val="24"/>
             <w:lang w:val="es-GT"/>
@@ -1083,6 +1173,7 @@
         <w:r>
           <w:rPr>
             <w:rFonts w:ascii="Times New Roman" w:hAnsi="Times New Roman" w:cs="Times New Roman"/>
+            <w:noProof/>
             <w:sz w:val="24"/>
             <w:szCs w:val="24"/>
             <w:lang w:val="es-GT"/>
@@ -1092,6 +1183,7 @@
         <w:r>
           <w:rPr>
             <w:rFonts w:ascii="Times New Roman" w:hAnsi="Times New Roman" w:cs="Times New Roman"/>
+            <w:noProof/>
             <w:sz w:val="24"/>
             <w:szCs w:val="24"/>
             <w:lang w:val="es-GT"/>
@@ -1105,23 +1197,27 @@
         <w:tabs>
           <w:tab w:val="right" w:leader="dot" w:pos="9350"/>
         </w:tabs>
-        <w:spacing w:before="0" w:after="60" w:line="276" w:lineRule="auto"/>
+        <w:spacing w:after="60" w:line="276" w:lineRule="auto"/>
         <w:ind w:left="440"/>
-        <w:jc w:val="left"/>
+        <w:rPr>
+          <w:noProof/>
+        </w:rPr>
       </w:pPr>
       <w:hyperlink w:anchor="_Toc800206" w:history="1">
         <w:r>
           <w:rPr>
             <w:rFonts w:ascii="Times New Roman" w:hAnsi="Times New Roman" w:cs="Times New Roman"/>
-            <w:sz w:val="24"/>
-            <w:szCs w:val="24"/>
-            <w:lang w:val="es-GT"/>
-          </w:rPr>
-          <w:t xml:space="preserve">Árbol de problemas</w:t>
-        </w:r>
-        <w:r>
-          <w:rPr>
-            <w:rFonts w:ascii="Times New Roman" w:hAnsi="Times New Roman" w:cs="Times New Roman"/>
+            <w:noProof/>
+            <w:sz w:val="24"/>
+            <w:szCs w:val="24"/>
+            <w:lang w:val="es-GT"/>
+          </w:rPr>
+          <w:t>Árbol de problemas</w:t>
+        </w:r>
+        <w:r>
+          <w:rPr>
+            <w:rFonts w:ascii="Times New Roman" w:hAnsi="Times New Roman" w:cs="Times New Roman"/>
+            <w:noProof/>
             <w:sz w:val="24"/>
             <w:szCs w:val="24"/>
             <w:lang w:val="es-GT"/>
@@ -1131,6 +1227,7 @@
         <w:r>
           <w:rPr>
             <w:rFonts w:ascii="Times New Roman" w:hAnsi="Times New Roman" w:cs="Times New Roman"/>
+            <w:noProof/>
             <w:sz w:val="24"/>
             <w:szCs w:val="24"/>
             <w:lang w:val="es-GT"/>
@@ -1140,6 +1237,7 @@
         <w:r>
           <w:rPr>
             <w:rFonts w:ascii="Times New Roman" w:hAnsi="Times New Roman" w:cs="Times New Roman"/>
+            <w:noProof/>
             <w:sz w:val="24"/>
             <w:szCs w:val="24"/>
             <w:lang w:val="es-GT"/>
@@ -1149,6 +1247,16 @@
         <w:r>
           <w:rPr>
             <w:rFonts w:ascii="Times New Roman" w:hAnsi="Times New Roman" w:cs="Times New Roman"/>
+            <w:noProof/>
+            <w:sz w:val="24"/>
+            <w:szCs w:val="24"/>
+            <w:lang w:val="es-GT"/>
+          </w:rPr>
+        </w:r>
+        <w:r>
+          <w:rPr>
+            <w:rFonts w:ascii="Times New Roman" w:hAnsi="Times New Roman" w:cs="Times New Roman"/>
+            <w:noProof/>
             <w:sz w:val="24"/>
             <w:szCs w:val="24"/>
             <w:lang w:val="es-GT"/>
@@ -1158,6 +1266,7 @@
         <w:r>
           <w:rPr>
             <w:rFonts w:ascii="Times New Roman" w:hAnsi="Times New Roman" w:cs="Times New Roman"/>
+            <w:noProof/>
             <w:sz w:val="24"/>
             <w:szCs w:val="24"/>
             <w:lang w:val="es-GT"/>
@@ -1167,6 +1276,7 @@
         <w:r>
           <w:rPr>
             <w:rFonts w:ascii="Times New Roman" w:hAnsi="Times New Roman" w:cs="Times New Roman"/>
+            <w:noProof/>
             <w:sz w:val="24"/>
             <w:szCs w:val="24"/>
             <w:lang w:val="es-GT"/>
@@ -1180,23 +1290,27 @@
         <w:tabs>
           <w:tab w:val="right" w:leader="dot" w:pos="9350"/>
         </w:tabs>
-        <w:spacing w:before="0" w:after="60" w:line="276" w:lineRule="auto"/>
+        <w:spacing w:after="60" w:line="276" w:lineRule="auto"/>
         <w:ind w:left="440"/>
-        <w:jc w:val="left"/>
+        <w:rPr>
+          <w:noProof/>
+        </w:rPr>
       </w:pPr>
       <w:hyperlink w:anchor="_Toc800207" w:history="1">
         <w:r>
           <w:rPr>
             <w:rFonts w:ascii="Times New Roman" w:hAnsi="Times New Roman" w:cs="Times New Roman"/>
-            <w:sz w:val="24"/>
-            <w:szCs w:val="24"/>
-            <w:lang w:val="es-GT"/>
-          </w:rPr>
-          <w:t xml:space="preserve">Árbol de objetivos</w:t>
-        </w:r>
-        <w:r>
-          <w:rPr>
-            <w:rFonts w:ascii="Times New Roman" w:hAnsi="Times New Roman" w:cs="Times New Roman"/>
+            <w:noProof/>
+            <w:sz w:val="24"/>
+            <w:szCs w:val="24"/>
+            <w:lang w:val="es-GT"/>
+          </w:rPr>
+          <w:t>Árbol de objetivos</w:t>
+        </w:r>
+        <w:r>
+          <w:rPr>
+            <w:rFonts w:ascii="Times New Roman" w:hAnsi="Times New Roman" w:cs="Times New Roman"/>
+            <w:noProof/>
             <w:sz w:val="24"/>
             <w:szCs w:val="24"/>
             <w:lang w:val="es-GT"/>
@@ -1206,6 +1320,7 @@
         <w:r>
           <w:rPr>
             <w:rFonts w:ascii="Times New Roman" w:hAnsi="Times New Roman" w:cs="Times New Roman"/>
+            <w:noProof/>
             <w:sz w:val="24"/>
             <w:szCs w:val="24"/>
             <w:lang w:val="es-GT"/>
@@ -1215,6 +1330,7 @@
         <w:r>
           <w:rPr>
             <w:rFonts w:ascii="Times New Roman" w:hAnsi="Times New Roman" w:cs="Times New Roman"/>
+            <w:noProof/>
             <w:sz w:val="24"/>
             <w:szCs w:val="24"/>
             <w:lang w:val="es-GT"/>
@@ -1224,6 +1340,16 @@
         <w:r>
           <w:rPr>
             <w:rFonts w:ascii="Times New Roman" w:hAnsi="Times New Roman" w:cs="Times New Roman"/>
+            <w:noProof/>
+            <w:sz w:val="24"/>
+            <w:szCs w:val="24"/>
+            <w:lang w:val="es-GT"/>
+          </w:rPr>
+        </w:r>
+        <w:r>
+          <w:rPr>
+            <w:rFonts w:ascii="Times New Roman" w:hAnsi="Times New Roman" w:cs="Times New Roman"/>
+            <w:noProof/>
             <w:sz w:val="24"/>
             <w:szCs w:val="24"/>
             <w:lang w:val="es-GT"/>
@@ -1233,15 +1359,17 @@
         <w:r>
           <w:rPr>
             <w:rFonts w:ascii="Times New Roman" w:hAnsi="Times New Roman" w:cs="Times New Roman"/>
-            <w:sz w:val="24"/>
-            <w:szCs w:val="24"/>
-            <w:lang w:val="es-GT"/>
-          </w:rPr>
-          <w:t>5</w:t>
-        </w:r>
-        <w:r>
-          <w:rPr>
-            <w:rFonts w:ascii="Times New Roman" w:hAnsi="Times New Roman" w:cs="Times New Roman"/>
+            <w:noProof/>
+            <w:sz w:val="24"/>
+            <w:szCs w:val="24"/>
+            <w:lang w:val="es-GT"/>
+          </w:rPr>
+          <w:t>4</w:t>
+        </w:r>
+        <w:r>
+          <w:rPr>
+            <w:rFonts w:ascii="Times New Roman" w:hAnsi="Times New Roman" w:cs="Times New Roman"/>
+            <w:noProof/>
             <w:sz w:val="24"/>
             <w:szCs w:val="24"/>
             <w:lang w:val="es-GT"/>
@@ -1255,23 +1383,27 @@
         <w:tabs>
           <w:tab w:val="right" w:leader="dot" w:pos="9350"/>
         </w:tabs>
-        <w:spacing w:before="0" w:after="60" w:line="276" w:lineRule="auto"/>
+        <w:spacing w:after="60" w:line="276" w:lineRule="auto"/>
         <w:ind w:left="440"/>
-        <w:jc w:val="left"/>
+        <w:rPr>
+          <w:noProof/>
+        </w:rPr>
       </w:pPr>
       <w:hyperlink w:anchor="_Toc800208" w:history="1">
         <w:r>
           <w:rPr>
             <w:rFonts w:ascii="Times New Roman" w:hAnsi="Times New Roman" w:cs="Times New Roman"/>
-            <w:sz w:val="24"/>
-            <w:szCs w:val="24"/>
-            <w:lang w:val="es-GT"/>
-          </w:rPr>
-          <w:t xml:space="preserve">Pregunta de investigación</w:t>
-        </w:r>
-        <w:r>
-          <w:rPr>
-            <w:rFonts w:ascii="Times New Roman" w:hAnsi="Times New Roman" w:cs="Times New Roman"/>
+            <w:noProof/>
+            <w:sz w:val="24"/>
+            <w:szCs w:val="24"/>
+            <w:lang w:val="es-GT"/>
+          </w:rPr>
+          <w:t>Pregunta de investigación</w:t>
+        </w:r>
+        <w:r>
+          <w:rPr>
+            <w:rFonts w:ascii="Times New Roman" w:hAnsi="Times New Roman" w:cs="Times New Roman"/>
+            <w:noProof/>
             <w:sz w:val="24"/>
             <w:szCs w:val="24"/>
             <w:lang w:val="es-GT"/>
@@ -1281,6 +1413,7 @@
         <w:r>
           <w:rPr>
             <w:rFonts w:ascii="Times New Roman" w:hAnsi="Times New Roman" w:cs="Times New Roman"/>
+            <w:noProof/>
             <w:sz w:val="24"/>
             <w:szCs w:val="24"/>
             <w:lang w:val="es-GT"/>
@@ -1290,6 +1423,7 @@
         <w:r>
           <w:rPr>
             <w:rFonts w:ascii="Times New Roman" w:hAnsi="Times New Roman" w:cs="Times New Roman"/>
+            <w:noProof/>
             <w:sz w:val="24"/>
             <w:szCs w:val="24"/>
             <w:lang w:val="es-GT"/>
@@ -1299,6 +1433,16 @@
         <w:r>
           <w:rPr>
             <w:rFonts w:ascii="Times New Roman" w:hAnsi="Times New Roman" w:cs="Times New Roman"/>
+            <w:noProof/>
+            <w:sz w:val="24"/>
+            <w:szCs w:val="24"/>
+            <w:lang w:val="es-GT"/>
+          </w:rPr>
+        </w:r>
+        <w:r>
+          <w:rPr>
+            <w:rFonts w:ascii="Times New Roman" w:hAnsi="Times New Roman" w:cs="Times New Roman"/>
+            <w:noProof/>
             <w:sz w:val="24"/>
             <w:szCs w:val="24"/>
             <w:lang w:val="es-GT"/>
@@ -1308,15 +1452,17 @@
         <w:r>
           <w:rPr>
             <w:rFonts w:ascii="Times New Roman" w:hAnsi="Times New Roman" w:cs="Times New Roman"/>
-            <w:sz w:val="24"/>
-            <w:szCs w:val="24"/>
-            <w:lang w:val="es-GT"/>
-          </w:rPr>
-          <w:t>6</w:t>
-        </w:r>
-        <w:r>
-          <w:rPr>
-            <w:rFonts w:ascii="Times New Roman" w:hAnsi="Times New Roman" w:cs="Times New Roman"/>
+            <w:noProof/>
+            <w:sz w:val="24"/>
+            <w:szCs w:val="24"/>
+            <w:lang w:val="es-GT"/>
+          </w:rPr>
+          <w:t>5</w:t>
+        </w:r>
+        <w:r>
+          <w:rPr>
+            <w:rFonts w:ascii="Times New Roman" w:hAnsi="Times New Roman" w:cs="Times New Roman"/>
+            <w:noProof/>
             <w:sz w:val="24"/>
             <w:szCs w:val="24"/>
             <w:lang w:val="es-GT"/>
@@ -1330,24 +1476,28 @@
         <w:tabs>
           <w:tab w:val="right" w:leader="dot" w:pos="9350"/>
         </w:tabs>
-        <w:spacing w:before="0" w:after="60" w:line="276" w:lineRule="auto"/>
-        <w:jc w:val="left"/>
+        <w:spacing w:after="60" w:line="276" w:lineRule="auto"/>
+        <w:rPr>
+          <w:noProof/>
+        </w:rPr>
       </w:pPr>
       <w:hyperlink w:anchor="_Toc800209" w:history="1">
         <w:r>
           <w:rPr>
             <w:rFonts w:ascii="Times New Roman" w:hAnsi="Times New Roman" w:cs="Times New Roman"/>
             <w:b/>
-            <w:sz w:val="24"/>
-            <w:szCs w:val="24"/>
-            <w:lang w:val="es-GT"/>
-          </w:rPr>
-          <w:t xml:space="preserve">Objetivos</w:t>
+            <w:noProof/>
+            <w:sz w:val="24"/>
+            <w:szCs w:val="24"/>
+            <w:lang w:val="es-GT"/>
+          </w:rPr>
+          <w:t>Objetivos</w:t>
         </w:r>
         <w:r>
           <w:rPr>
             <w:rFonts w:ascii="Times New Roman" w:hAnsi="Times New Roman" w:cs="Times New Roman"/>
             <w:b/>
+            <w:noProof/>
             <w:sz w:val="24"/>
             <w:szCs w:val="24"/>
             <w:lang w:val="es-GT"/>
@@ -1358,6 +1508,7 @@
           <w:rPr>
             <w:rFonts w:ascii="Times New Roman" w:hAnsi="Times New Roman" w:cs="Times New Roman"/>
             <w:b/>
+            <w:noProof/>
             <w:sz w:val="24"/>
             <w:szCs w:val="24"/>
             <w:lang w:val="es-GT"/>
@@ -1368,6 +1519,7 @@
           <w:rPr>
             <w:rFonts w:ascii="Times New Roman" w:hAnsi="Times New Roman" w:cs="Times New Roman"/>
             <w:b/>
+            <w:noProof/>
             <w:sz w:val="24"/>
             <w:szCs w:val="24"/>
             <w:lang w:val="es-GT"/>
@@ -1378,6 +1530,17 @@
           <w:rPr>
             <w:rFonts w:ascii="Times New Roman" w:hAnsi="Times New Roman" w:cs="Times New Roman"/>
             <w:b/>
+            <w:noProof/>
+            <w:sz w:val="24"/>
+            <w:szCs w:val="24"/>
+            <w:lang w:val="es-GT"/>
+          </w:rPr>
+        </w:r>
+        <w:r>
+          <w:rPr>
+            <w:rFonts w:ascii="Times New Roman" w:hAnsi="Times New Roman" w:cs="Times New Roman"/>
+            <w:b/>
+            <w:noProof/>
             <w:sz w:val="24"/>
             <w:szCs w:val="24"/>
             <w:lang w:val="es-GT"/>
@@ -1388,16 +1551,18 @@
           <w:rPr>
             <w:rFonts w:ascii="Times New Roman" w:hAnsi="Times New Roman" w:cs="Times New Roman"/>
             <w:b/>
-            <w:sz w:val="24"/>
-            <w:szCs w:val="24"/>
-            <w:lang w:val="es-GT"/>
-          </w:rPr>
-          <w:t>7</w:t>
+            <w:noProof/>
+            <w:sz w:val="24"/>
+            <w:szCs w:val="24"/>
+            <w:lang w:val="es-GT"/>
+          </w:rPr>
+          <w:t>6</w:t>
         </w:r>
         <w:r>
           <w:rPr>
             <w:rFonts w:ascii="Times New Roman" w:hAnsi="Times New Roman" w:cs="Times New Roman"/>
             <w:b/>
+            <w:noProof/>
             <w:sz w:val="24"/>
             <w:szCs w:val="24"/>
             <w:lang w:val="es-GT"/>
@@ -1411,23 +1576,27 @@
         <w:tabs>
           <w:tab w:val="right" w:leader="dot" w:pos="9350"/>
         </w:tabs>
-        <w:spacing w:before="0" w:after="60" w:line="276" w:lineRule="auto"/>
+        <w:spacing w:after="60" w:line="276" w:lineRule="auto"/>
         <w:ind w:left="440"/>
-        <w:jc w:val="left"/>
+        <w:rPr>
+          <w:noProof/>
+        </w:rPr>
       </w:pPr>
       <w:hyperlink w:anchor="_Toc800210" w:history="1">
         <w:r>
           <w:rPr>
             <w:rFonts w:ascii="Times New Roman" w:hAnsi="Times New Roman" w:cs="Times New Roman"/>
-            <w:sz w:val="24"/>
-            <w:szCs w:val="24"/>
-            <w:lang w:val="es-GT"/>
-          </w:rPr>
-          <w:t xml:space="preserve">Objetivo general</w:t>
-        </w:r>
-        <w:r>
-          <w:rPr>
-            <w:rFonts w:ascii="Times New Roman" w:hAnsi="Times New Roman" w:cs="Times New Roman"/>
+            <w:noProof/>
+            <w:sz w:val="24"/>
+            <w:szCs w:val="24"/>
+            <w:lang w:val="es-GT"/>
+          </w:rPr>
+          <w:t>Objetivo general</w:t>
+        </w:r>
+        <w:r>
+          <w:rPr>
+            <w:rFonts w:ascii="Times New Roman" w:hAnsi="Times New Roman" w:cs="Times New Roman"/>
+            <w:noProof/>
             <w:sz w:val="24"/>
             <w:szCs w:val="24"/>
             <w:lang w:val="es-GT"/>
@@ -1437,6 +1606,7 @@
         <w:r>
           <w:rPr>
             <w:rFonts w:ascii="Times New Roman" w:hAnsi="Times New Roman" w:cs="Times New Roman"/>
+            <w:noProof/>
             <w:sz w:val="24"/>
             <w:szCs w:val="24"/>
             <w:lang w:val="es-GT"/>
@@ -1446,6 +1616,7 @@
         <w:r>
           <w:rPr>
             <w:rFonts w:ascii="Times New Roman" w:hAnsi="Times New Roman" w:cs="Times New Roman"/>
+            <w:noProof/>
             <w:sz w:val="24"/>
             <w:szCs w:val="24"/>
             <w:lang w:val="es-GT"/>
@@ -1455,6 +1626,16 @@
         <w:r>
           <w:rPr>
             <w:rFonts w:ascii="Times New Roman" w:hAnsi="Times New Roman" w:cs="Times New Roman"/>
+            <w:noProof/>
+            <w:sz w:val="24"/>
+            <w:szCs w:val="24"/>
+            <w:lang w:val="es-GT"/>
+          </w:rPr>
+        </w:r>
+        <w:r>
+          <w:rPr>
+            <w:rFonts w:ascii="Times New Roman" w:hAnsi="Times New Roman" w:cs="Times New Roman"/>
+            <w:noProof/>
             <w:sz w:val="24"/>
             <w:szCs w:val="24"/>
             <w:lang w:val="es-GT"/>
@@ -1464,15 +1645,17 @@
         <w:r>
           <w:rPr>
             <w:rFonts w:ascii="Times New Roman" w:hAnsi="Times New Roman" w:cs="Times New Roman"/>
-            <w:sz w:val="24"/>
-            <w:szCs w:val="24"/>
-            <w:lang w:val="es-GT"/>
-          </w:rPr>
-          <w:t>7</w:t>
-        </w:r>
-        <w:r>
-          <w:rPr>
-            <w:rFonts w:ascii="Times New Roman" w:hAnsi="Times New Roman" w:cs="Times New Roman"/>
+            <w:noProof/>
+            <w:sz w:val="24"/>
+            <w:szCs w:val="24"/>
+            <w:lang w:val="es-GT"/>
+          </w:rPr>
+          <w:t>6</w:t>
+        </w:r>
+        <w:r>
+          <w:rPr>
+            <w:rFonts w:ascii="Times New Roman" w:hAnsi="Times New Roman" w:cs="Times New Roman"/>
+            <w:noProof/>
             <w:sz w:val="24"/>
             <w:szCs w:val="24"/>
             <w:lang w:val="es-GT"/>
@@ -1486,23 +1669,27 @@
         <w:tabs>
           <w:tab w:val="right" w:leader="dot" w:pos="9350"/>
         </w:tabs>
-        <w:spacing w:before="0" w:after="60" w:line="276" w:lineRule="auto"/>
+        <w:spacing w:after="60" w:line="276" w:lineRule="auto"/>
         <w:ind w:left="440"/>
-        <w:jc w:val="left"/>
+        <w:rPr>
+          <w:noProof/>
+        </w:rPr>
       </w:pPr>
       <w:hyperlink w:anchor="_Toc800211" w:history="1">
         <w:r>
           <w:rPr>
             <w:rFonts w:ascii="Times New Roman" w:hAnsi="Times New Roman" w:cs="Times New Roman"/>
-            <w:sz w:val="24"/>
-            <w:szCs w:val="24"/>
-            <w:lang w:val="es-GT"/>
-          </w:rPr>
-          <w:t xml:space="preserve">Objetivos específicos</w:t>
-        </w:r>
-        <w:r>
-          <w:rPr>
-            <w:rFonts w:ascii="Times New Roman" w:hAnsi="Times New Roman" w:cs="Times New Roman"/>
+            <w:noProof/>
+            <w:sz w:val="24"/>
+            <w:szCs w:val="24"/>
+            <w:lang w:val="es-GT"/>
+          </w:rPr>
+          <w:t>Objetivos específicos</w:t>
+        </w:r>
+        <w:r>
+          <w:rPr>
+            <w:rFonts w:ascii="Times New Roman" w:hAnsi="Times New Roman" w:cs="Times New Roman"/>
+            <w:noProof/>
             <w:sz w:val="24"/>
             <w:szCs w:val="24"/>
             <w:lang w:val="es-GT"/>
@@ -1512,6 +1699,7 @@
         <w:r>
           <w:rPr>
             <w:rFonts w:ascii="Times New Roman" w:hAnsi="Times New Roman" w:cs="Times New Roman"/>
+            <w:noProof/>
             <w:sz w:val="24"/>
             <w:szCs w:val="24"/>
             <w:lang w:val="es-GT"/>
@@ -1521,6 +1709,7 @@
         <w:r>
           <w:rPr>
             <w:rFonts w:ascii="Times New Roman" w:hAnsi="Times New Roman" w:cs="Times New Roman"/>
+            <w:noProof/>
             <w:sz w:val="24"/>
             <w:szCs w:val="24"/>
             <w:lang w:val="es-GT"/>
@@ -1530,6 +1719,16 @@
         <w:r>
           <w:rPr>
             <w:rFonts w:ascii="Times New Roman" w:hAnsi="Times New Roman" w:cs="Times New Roman"/>
+            <w:noProof/>
+            <w:sz w:val="24"/>
+            <w:szCs w:val="24"/>
+            <w:lang w:val="es-GT"/>
+          </w:rPr>
+        </w:r>
+        <w:r>
+          <w:rPr>
+            <w:rFonts w:ascii="Times New Roman" w:hAnsi="Times New Roman" w:cs="Times New Roman"/>
+            <w:noProof/>
             <w:sz w:val="24"/>
             <w:szCs w:val="24"/>
             <w:lang w:val="es-GT"/>
@@ -1539,15 +1738,17 @@
         <w:r>
           <w:rPr>
             <w:rFonts w:ascii="Times New Roman" w:hAnsi="Times New Roman" w:cs="Times New Roman"/>
-            <w:sz w:val="24"/>
-            <w:szCs w:val="24"/>
-            <w:lang w:val="es-GT"/>
-          </w:rPr>
-          <w:t>7</w:t>
-        </w:r>
-        <w:r>
-          <w:rPr>
-            <w:rFonts w:ascii="Times New Roman" w:hAnsi="Times New Roman" w:cs="Times New Roman"/>
+            <w:noProof/>
+            <w:sz w:val="24"/>
+            <w:szCs w:val="24"/>
+            <w:lang w:val="es-GT"/>
+          </w:rPr>
+          <w:t>6</w:t>
+        </w:r>
+        <w:r>
+          <w:rPr>
+            <w:rFonts w:ascii="Times New Roman" w:hAnsi="Times New Roman" w:cs="Times New Roman"/>
+            <w:noProof/>
             <w:sz w:val="24"/>
             <w:szCs w:val="24"/>
             <w:lang w:val="es-GT"/>
@@ -1561,24 +1762,28 @@
         <w:tabs>
           <w:tab w:val="right" w:leader="dot" w:pos="9350"/>
         </w:tabs>
-        <w:spacing w:before="0" w:after="60" w:line="276" w:lineRule="auto"/>
-        <w:jc w:val="left"/>
+        <w:spacing w:after="60" w:line="276" w:lineRule="auto"/>
+        <w:rPr>
+          <w:noProof/>
+        </w:rPr>
       </w:pPr>
       <w:hyperlink w:anchor="_Toc800212" w:history="1">
         <w:r>
           <w:rPr>
             <w:rFonts w:ascii="Times New Roman" w:hAnsi="Times New Roman" w:cs="Times New Roman"/>
             <w:b/>
-            <w:sz w:val="24"/>
-            <w:szCs w:val="24"/>
-            <w:lang w:val="es-GT"/>
-          </w:rPr>
-          <w:t xml:space="preserve">Alcances y límites</w:t>
+            <w:noProof/>
+            <w:sz w:val="24"/>
+            <w:szCs w:val="24"/>
+            <w:lang w:val="es-GT"/>
+          </w:rPr>
+          <w:t>Alcances y límites</w:t>
         </w:r>
         <w:r>
           <w:rPr>
             <w:rFonts w:ascii="Times New Roman" w:hAnsi="Times New Roman" w:cs="Times New Roman"/>
             <w:b/>
+            <w:noProof/>
             <w:sz w:val="24"/>
             <w:szCs w:val="24"/>
             <w:lang w:val="es-GT"/>
@@ -1589,6 +1794,7 @@
           <w:rPr>
             <w:rFonts w:ascii="Times New Roman" w:hAnsi="Times New Roman" w:cs="Times New Roman"/>
             <w:b/>
+            <w:noProof/>
             <w:sz w:val="24"/>
             <w:szCs w:val="24"/>
             <w:lang w:val="es-GT"/>
@@ -1599,6 +1805,7 @@
           <w:rPr>
             <w:rFonts w:ascii="Times New Roman" w:hAnsi="Times New Roman" w:cs="Times New Roman"/>
             <w:b/>
+            <w:noProof/>
             <w:sz w:val="24"/>
             <w:szCs w:val="24"/>
             <w:lang w:val="es-GT"/>
@@ -1609,6 +1816,17 @@
           <w:rPr>
             <w:rFonts w:ascii="Times New Roman" w:hAnsi="Times New Roman" w:cs="Times New Roman"/>
             <w:b/>
+            <w:noProof/>
+            <w:sz w:val="24"/>
+            <w:szCs w:val="24"/>
+            <w:lang w:val="es-GT"/>
+          </w:rPr>
+        </w:r>
+        <w:r>
+          <w:rPr>
+            <w:rFonts w:ascii="Times New Roman" w:hAnsi="Times New Roman" w:cs="Times New Roman"/>
+            <w:b/>
+            <w:noProof/>
             <w:sz w:val="24"/>
             <w:szCs w:val="24"/>
             <w:lang w:val="es-GT"/>
@@ -1619,16 +1837,18 @@
           <w:rPr>
             <w:rFonts w:ascii="Times New Roman" w:hAnsi="Times New Roman" w:cs="Times New Roman"/>
             <w:b/>
-            <w:sz w:val="24"/>
-            <w:szCs w:val="24"/>
-            <w:lang w:val="es-GT"/>
-          </w:rPr>
-          <w:t>7</w:t>
+            <w:noProof/>
+            <w:sz w:val="24"/>
+            <w:szCs w:val="24"/>
+            <w:lang w:val="es-GT"/>
+          </w:rPr>
+          <w:t>6</w:t>
         </w:r>
         <w:r>
           <w:rPr>
             <w:rFonts w:ascii="Times New Roman" w:hAnsi="Times New Roman" w:cs="Times New Roman"/>
             <w:b/>
+            <w:noProof/>
             <w:sz w:val="24"/>
             <w:szCs w:val="24"/>
             <w:lang w:val="es-GT"/>
@@ -1642,24 +1862,28 @@
         <w:tabs>
           <w:tab w:val="right" w:leader="dot" w:pos="9350"/>
         </w:tabs>
-        <w:spacing w:before="0" w:after="60" w:line="276" w:lineRule="auto"/>
-        <w:jc w:val="left"/>
+        <w:spacing w:after="60" w:line="276" w:lineRule="auto"/>
+        <w:rPr>
+          <w:noProof/>
+        </w:rPr>
       </w:pPr>
       <w:hyperlink w:anchor="_Toc800213" w:history="1">
         <w:r>
           <w:rPr>
             <w:rFonts w:ascii="Times New Roman" w:hAnsi="Times New Roman" w:cs="Times New Roman"/>
             <w:b/>
-            <w:sz w:val="24"/>
-            <w:szCs w:val="24"/>
-            <w:lang w:val="es-GT"/>
-          </w:rPr>
-          <w:t xml:space="preserve">Justificación</w:t>
+            <w:noProof/>
+            <w:sz w:val="24"/>
+            <w:szCs w:val="24"/>
+            <w:lang w:val="es-GT"/>
+          </w:rPr>
+          <w:t>Justificación</w:t>
         </w:r>
         <w:r>
           <w:rPr>
             <w:rFonts w:ascii="Times New Roman" w:hAnsi="Times New Roman" w:cs="Times New Roman"/>
             <w:b/>
+            <w:noProof/>
             <w:sz w:val="24"/>
             <w:szCs w:val="24"/>
             <w:lang w:val="es-GT"/>
@@ -1670,6 +1894,7 @@
           <w:rPr>
             <w:rFonts w:ascii="Times New Roman" w:hAnsi="Times New Roman" w:cs="Times New Roman"/>
             <w:b/>
+            <w:noProof/>
             <w:sz w:val="24"/>
             <w:szCs w:val="24"/>
             <w:lang w:val="es-GT"/>
@@ -1680,6 +1905,7 @@
           <w:rPr>
             <w:rFonts w:ascii="Times New Roman" w:hAnsi="Times New Roman" w:cs="Times New Roman"/>
             <w:b/>
+            <w:noProof/>
             <w:sz w:val="24"/>
             <w:szCs w:val="24"/>
             <w:lang w:val="es-GT"/>
@@ -1690,6 +1916,17 @@
           <w:rPr>
             <w:rFonts w:ascii="Times New Roman" w:hAnsi="Times New Roman" w:cs="Times New Roman"/>
             <w:b/>
+            <w:noProof/>
+            <w:sz w:val="24"/>
+            <w:szCs w:val="24"/>
+            <w:lang w:val="es-GT"/>
+          </w:rPr>
+        </w:r>
+        <w:r>
+          <w:rPr>
+            <w:rFonts w:ascii="Times New Roman" w:hAnsi="Times New Roman" w:cs="Times New Roman"/>
+            <w:b/>
+            <w:noProof/>
             <w:sz w:val="24"/>
             <w:szCs w:val="24"/>
             <w:lang w:val="es-GT"/>
@@ -1700,16 +1937,18 @@
           <w:rPr>
             <w:rFonts w:ascii="Times New Roman" w:hAnsi="Times New Roman" w:cs="Times New Roman"/>
             <w:b/>
-            <w:sz w:val="24"/>
-            <w:szCs w:val="24"/>
-            <w:lang w:val="es-GT"/>
-          </w:rPr>
-          <w:t>8</w:t>
+            <w:noProof/>
+            <w:sz w:val="24"/>
+            <w:szCs w:val="24"/>
+            <w:lang w:val="es-GT"/>
+          </w:rPr>
+          <w:t>7</w:t>
         </w:r>
         <w:r>
           <w:rPr>
             <w:rFonts w:ascii="Times New Roman" w:hAnsi="Times New Roman" w:cs="Times New Roman"/>
             <w:b/>
+            <w:noProof/>
             <w:sz w:val="24"/>
             <w:szCs w:val="24"/>
             <w:lang w:val="es-GT"/>
@@ -1723,24 +1962,28 @@
         <w:tabs>
           <w:tab w:val="right" w:leader="dot" w:pos="9350"/>
         </w:tabs>
-        <w:spacing w:before="0" w:after="60" w:line="276" w:lineRule="auto"/>
-        <w:jc w:val="left"/>
+        <w:spacing w:after="60" w:line="276" w:lineRule="auto"/>
+        <w:rPr>
+          <w:noProof/>
+        </w:rPr>
       </w:pPr>
       <w:hyperlink w:anchor="_Toc800214" w:history="1">
         <w:r>
           <w:rPr>
             <w:rFonts w:ascii="Times New Roman" w:hAnsi="Times New Roman" w:cs="Times New Roman"/>
             <w:b/>
-            <w:sz w:val="24"/>
-            <w:szCs w:val="24"/>
-            <w:lang w:val="es-GT"/>
-          </w:rPr>
-          <w:t xml:space="preserve">Viabilidad técnica y científica</w:t>
+            <w:noProof/>
+            <w:sz w:val="24"/>
+            <w:szCs w:val="24"/>
+            <w:lang w:val="es-GT"/>
+          </w:rPr>
+          <w:t>Viabilidad técnica y científica</w:t>
         </w:r>
         <w:r>
           <w:rPr>
             <w:rFonts w:ascii="Times New Roman" w:hAnsi="Times New Roman" w:cs="Times New Roman"/>
             <w:b/>
+            <w:noProof/>
             <w:sz w:val="24"/>
             <w:szCs w:val="24"/>
             <w:lang w:val="es-GT"/>
@@ -1751,6 +1994,7 @@
           <w:rPr>
             <w:rFonts w:ascii="Times New Roman" w:hAnsi="Times New Roman" w:cs="Times New Roman"/>
             <w:b/>
+            <w:noProof/>
             <w:sz w:val="24"/>
             <w:szCs w:val="24"/>
             <w:lang w:val="es-GT"/>
@@ -1761,6 +2005,7 @@
           <w:rPr>
             <w:rFonts w:ascii="Times New Roman" w:hAnsi="Times New Roman" w:cs="Times New Roman"/>
             <w:b/>
+            <w:noProof/>
             <w:sz w:val="24"/>
             <w:szCs w:val="24"/>
             <w:lang w:val="es-GT"/>
@@ -1771,6 +2016,17 @@
           <w:rPr>
             <w:rFonts w:ascii="Times New Roman" w:hAnsi="Times New Roman" w:cs="Times New Roman"/>
             <w:b/>
+            <w:noProof/>
+            <w:sz w:val="24"/>
+            <w:szCs w:val="24"/>
+            <w:lang w:val="es-GT"/>
+          </w:rPr>
+        </w:r>
+        <w:r>
+          <w:rPr>
+            <w:rFonts w:ascii="Times New Roman" w:hAnsi="Times New Roman" w:cs="Times New Roman"/>
+            <w:b/>
+            <w:noProof/>
             <w:sz w:val="24"/>
             <w:szCs w:val="24"/>
             <w:lang w:val="es-GT"/>
@@ -1781,16 +2037,18 @@
           <w:rPr>
             <w:rFonts w:ascii="Times New Roman" w:hAnsi="Times New Roman" w:cs="Times New Roman"/>
             <w:b/>
-            <w:sz w:val="24"/>
-            <w:szCs w:val="24"/>
-            <w:lang w:val="es-GT"/>
-          </w:rPr>
-          <w:t>9</w:t>
+            <w:noProof/>
+            <w:sz w:val="24"/>
+            <w:szCs w:val="24"/>
+            <w:lang w:val="es-GT"/>
+          </w:rPr>
+          <w:t>8</w:t>
         </w:r>
         <w:r>
           <w:rPr>
             <w:rFonts w:ascii="Times New Roman" w:hAnsi="Times New Roman" w:cs="Times New Roman"/>
             <w:b/>
+            <w:noProof/>
             <w:sz w:val="24"/>
             <w:szCs w:val="24"/>
             <w:lang w:val="es-GT"/>
@@ -1804,24 +2062,25 @@
         <w:tabs>
           <w:tab w:val="right" w:leader="dot" w:pos="9350"/>
         </w:tabs>
-        <w:spacing w:before="0" w:after="60" w:line="276" w:lineRule="auto"/>
-        <w:jc w:val="left"/>
+        <w:spacing w:after="60" w:line="276" w:lineRule="auto"/>
       </w:pPr>
       <w:hyperlink w:anchor="_Toc800215" w:history="1">
         <w:r>
           <w:rPr>
             <w:rFonts w:ascii="Times New Roman" w:hAnsi="Times New Roman" w:cs="Times New Roman"/>
             <w:b/>
-            <w:sz w:val="24"/>
-            <w:szCs w:val="24"/>
-            <w:lang w:val="es-GT"/>
-          </w:rPr>
-          <w:t xml:space="preserve">Referencias</w:t>
+            <w:noProof/>
+            <w:sz w:val="24"/>
+            <w:szCs w:val="24"/>
+            <w:lang w:val="es-GT"/>
+          </w:rPr>
+          <w:t>Referencias</w:t>
         </w:r>
         <w:r>
           <w:rPr>
             <w:rFonts w:ascii="Times New Roman" w:hAnsi="Times New Roman" w:cs="Times New Roman"/>
             <w:b/>
+            <w:noProof/>
             <w:sz w:val="24"/>
             <w:szCs w:val="24"/>
             <w:lang w:val="es-GT"/>
@@ -1832,6 +2091,7 @@
           <w:rPr>
             <w:rFonts w:ascii="Times New Roman" w:hAnsi="Times New Roman" w:cs="Times New Roman"/>
             <w:b/>
+            <w:noProof/>
             <w:sz w:val="24"/>
             <w:szCs w:val="24"/>
             <w:lang w:val="es-GT"/>
@@ -1842,6 +2102,7 @@
           <w:rPr>
             <w:rFonts w:ascii="Times New Roman" w:hAnsi="Times New Roman" w:cs="Times New Roman"/>
             <w:b/>
+            <w:noProof/>
             <w:sz w:val="24"/>
             <w:szCs w:val="24"/>
             <w:lang w:val="es-GT"/>
@@ -1852,6 +2113,17 @@
           <w:rPr>
             <w:rFonts w:ascii="Times New Roman" w:hAnsi="Times New Roman" w:cs="Times New Roman"/>
             <w:b/>
+            <w:noProof/>
+            <w:sz w:val="24"/>
+            <w:szCs w:val="24"/>
+            <w:lang w:val="es-GT"/>
+          </w:rPr>
+        </w:r>
+        <w:r>
+          <w:rPr>
+            <w:rFonts w:ascii="Times New Roman" w:hAnsi="Times New Roman" w:cs="Times New Roman"/>
+            <w:b/>
+            <w:noProof/>
             <w:sz w:val="24"/>
             <w:szCs w:val="24"/>
             <w:lang w:val="es-GT"/>
@@ -1862,16 +2134,18 @@
           <w:rPr>
             <w:rFonts w:ascii="Times New Roman" w:hAnsi="Times New Roman" w:cs="Times New Roman"/>
             <w:b/>
-            <w:sz w:val="24"/>
-            <w:szCs w:val="24"/>
-            <w:lang w:val="es-GT"/>
-          </w:rPr>
-          <w:t>11</w:t>
+            <w:noProof/>
+            <w:sz w:val="24"/>
+            <w:szCs w:val="24"/>
+            <w:lang w:val="es-GT"/>
+          </w:rPr>
+          <w:t>9</w:t>
         </w:r>
         <w:r>
           <w:rPr>
             <w:rFonts w:ascii="Times New Roman" w:hAnsi="Times New Roman" w:cs="Times New Roman"/>
             <w:b/>
+            <w:noProof/>
             <w:sz w:val="24"/>
             <w:szCs w:val="24"/>
             <w:lang w:val="es-GT"/>
@@ -1886,7 +2160,7 @@
     <w:p>
       <w:pPr>
         <w:sectPr>
-          <w:headerReference w:type="default" r:id="rIdHdrDef"/>
+          <w:headerReference w:type="default" r:id="rId7"/>
           <w:pgSz w:w="12240" w:h="15840"/>
           <w:pgMar w:top="1440" w:right="1440" w:bottom="1440" w:left="1440" w:header="720" w:footer="720" w:gutter="0"/>
           <w:pgNumType w:fmt="lowerRoman" w:start="2"/>
@@ -1906,7 +2180,7 @@
           <w:lang w:val="es-GT"/>
         </w:rPr>
       </w:pPr>
-      <w:bookmarkStart w:id="201" w:name="_Toc800201"/>
+      <w:bookmarkStart w:id="1" w:name="_Toc800201"/>
       <w:r>
         <w:rPr>
           <w:rFonts w:ascii="Times New Roman" w:hAnsi="Times New Roman" w:cs="Times New Roman"/>
@@ -1915,22 +2189,22 @@
           <w:szCs w:val="24"/>
           <w:lang w:val="es-GT"/>
         </w:rPr>
-        <w:t xml:space="preserve">Planteamiento y formulación del problema</w:t>
-      </w:r>
-      <w:bookmarkEnd w:id="201"/>
+        <w:lastRenderedPageBreak/>
+        <w:t>Planteamiento y formulación del problema</w:t>
+      </w:r>
+      <w:bookmarkEnd w:id="1"/>
     </w:p>
     <w:p>
       <w:pPr>
         <w:keepNext/>
         <w:spacing w:before="120" w:after="0" w:line="360" w:lineRule="auto"/>
-        <w:jc w:val="left"/>
         <w:outlineLvl w:val="1"/>
         <w:rPr>
           <w:rFonts w:ascii="Times New Roman" w:hAnsi="Times New Roman" w:cs="Times New Roman"/>
           <w:lang w:val="es-GT"/>
         </w:rPr>
       </w:pPr>
-      <w:bookmarkStart w:id="202" w:name="_Toc800202"/>
+      <w:bookmarkStart w:id="2" w:name="_Toc800202"/>
       <w:r>
         <w:rPr>
           <w:rFonts w:ascii="Times New Roman" w:hAnsi="Times New Roman" w:cs="Times New Roman"/>
@@ -1939,13 +2213,13 @@
           <w:szCs w:val="24"/>
           <w:lang w:val="es-GT"/>
         </w:rPr>
-        <w:t xml:space="preserve">Contexto y situación actual</w:t>
-      </w:r>
-      <w:bookmarkEnd w:id="202"/>
-    </w:p>
-    <w:p>
-      <w:pPr>
-        <w:spacing w:before="0" w:after="0" w:line="360" w:lineRule="auto"/>
+        <w:t>Contexto y situación actual</w:t>
+      </w:r>
+      <w:bookmarkEnd w:id="2"/>
+    </w:p>
+    <w:p>
+      <w:pPr>
+        <w:spacing w:after="0" w:line="360" w:lineRule="auto"/>
         <w:ind w:firstLine="720"/>
         <w:jc w:val="both"/>
         <w:rPr>
@@ -1960,12 +2234,12 @@
           <w:szCs w:val="24"/>
           <w:lang w:val="es-GT"/>
         </w:rPr>
-        <w:t xml:space="preserve">A nivel internacional el software vulnerable se afianzó como una de las principales puertas de entrada de los incidentes de seguridad. El informe de investigaciones de brechas de datos de 2026 señala que la explotación de vulnerabilidades (31 %) superó por primera vez en su historia al abuso de credenciales (13 %) como vector inicial de acceso (Verizon, 2026). Por su parte, el informe de Veracode (2026) señala que el 82 % de las organizaciones estudiadas acumulan deuda de seguridad, entendida como vulnerabilidades sin corregir durante más de un año, y que el 60 % de ellas tiene deuda de nivel crítico. El costo de las brechas sigue esta tendencia: el promedio global alcanzó 4.99 millones de dólares por incidente, un valor récord, según IBM (2026).</w:t>
-      </w:r>
-    </w:p>
-    <w:p>
-      <w:pPr>
-        <w:spacing w:before="0" w:after="0" w:line="360" w:lineRule="auto"/>
+        <w:t>A nivel internacional el software vulnerable se afianzó como una de las principales puertas de entrada de los incidentes de seguridad. El informe de investigaciones de brechas de datos de 2026 señala que la explotación de vulnerabilidades (31 %) superó por primera vez en su historia al abuso de credenciales (13 %) como vector inicial de acceso (Verizon, 2026). Por su parte, el informe de Veracode (2026) señala que el 82 % de las organizaciones estudiadas acumulan deuda de seguridad, entendida como vulnerabilidades sin corregir durante más de un año, y que el 60 % de ellas tiene deuda de nivel crítico. El costo de las brechas sigue esta tendencia: el promedio global alcanzó 4.99 millones de dólares por incidente, un valor récord, según IBM (2026).</w:t>
+      </w:r>
+    </w:p>
+    <w:p>
+      <w:pPr>
+        <w:spacing w:after="0" w:line="360" w:lineRule="auto"/>
         <w:ind w:firstLine="720"/>
         <w:jc w:val="both"/>
         <w:rPr>
@@ -1980,12 +2254,12 @@
           <w:szCs w:val="24"/>
           <w:lang w:val="es-GT"/>
         </w:rPr>
-        <w:t xml:space="preserve">El Cyber Insights Report de Mastercard (2025) en Guatemala reveló que los ataques cibernéticos crecieron 200 % en 2024 en comparación con el año anterior, y posicionó al país dentro de los diez con mayor exposición de América Latina. En cuanto al ámbito normativo, la iniciativa de Ley de Ciberseguridad 6347, introducida en 2024, fue devuelta a comisión en abril de 2026 para subsanar falencias técnicas (RSM Guatemala, s. f.), por lo que, de acuerdo con la fuente revisada, la ley aún está pendiente de aprobación.</w:t>
-      </w:r>
-    </w:p>
-    <w:p>
-      <w:pPr>
-        <w:spacing w:before="0" w:after="0" w:line="360" w:lineRule="auto"/>
+        <w:t>El Cyber Insights Report de Mastercard (2025) en Guatemala reveló que los ataques cibernéticos crecieron 200 % en 2024 en comparación con el año anterior, y posicionó al país dentro de los diez con mayor exposición de América Latina. En cuanto al ámbito normativo, la iniciativa de Ley de Ciberseguridad 6347, introducida en 2024, fue devuelta a comisión en abril de 2026 para subsanar falencias técnicas (RSM Guatemala, s. f.), por lo que, de acuerdo con la fuente revisada, la ley aún está pendiente de aprobación.</w:t>
+      </w:r>
+    </w:p>
+    <w:p>
+      <w:pPr>
+        <w:spacing w:after="0" w:line="360" w:lineRule="auto"/>
         <w:ind w:firstLine="720"/>
         <w:jc w:val="both"/>
         <w:rPr>
@@ -2000,21 +2274,20 @@
           <w:szCs w:val="24"/>
           <w:lang w:val="es-GT"/>
         </w:rPr>
-        <w:t xml:space="preserve">En el nivel micro se estudiarán los equipos de desarrollo de empresas medianas en el área metropolitana de Guatemala que construyen o mantienen aplicaciones propias o para terceros. El marco de referencia internacional para estos equipos es el Secure Software Development Framework (SSDF) del NIST, que agrupa las prácticas de desarrollo seguro en cuatro grupos: preparar la organización, proteger el software, producir software bien protegido y responder a las vulnerabilidades (Souppaya et al., 2022). La literatura existente sobre adopción de DevSecOps identifica 21 desafíos agrupados en personas, prácticas, herramientas e infraestructura, y señala que los factores relacionados con las personas son críticos, pero han sido menos estudiados (Rajapakse et al., 2022).</w:t>
+        <w:t>En el nivel micro se estudiarán los equipos de desarrollo de empresas medianas en el área metropolitana de Guatemala que construyen o mantienen aplicaciones propias o para terceros. El marco de referencia internacional para estos equipos es el Secure Software Development Framework (SSDF) del NIST, que agrupa las prácticas de desarrollo seguro en cuatro grupos: preparar la organización, proteger el software, producir software bien protegido y responder a las vulnerabilidades (Souppaya et al., 2022). La literatura existente sobre adopción de DevSecOps identifica 21 desafíos agrupados en personas, prácticas, herramientas e infraestructura, y señala que los factores relacionados con las personas son críticos, pero han sido menos estudiados (Rajapakse et al., 2022).</w:t>
       </w:r>
     </w:p>
     <w:p>
       <w:pPr>
         <w:keepNext/>
         <w:spacing w:before="120" w:after="0" w:line="360" w:lineRule="auto"/>
-        <w:jc w:val="left"/>
         <w:outlineLvl w:val="1"/>
         <w:rPr>
           <w:rFonts w:ascii="Times New Roman" w:hAnsi="Times New Roman" w:cs="Times New Roman"/>
           <w:lang w:val="es-GT"/>
         </w:rPr>
       </w:pPr>
-      <w:bookmarkStart w:id="203" w:name="_Toc800203"/>
+      <w:bookmarkStart w:id="3" w:name="_Toc800203"/>
       <w:r>
         <w:rPr>
           <w:rFonts w:ascii="Times New Roman" w:hAnsi="Times New Roman" w:cs="Times New Roman"/>
@@ -2023,13 +2296,13 @@
           <w:szCs w:val="24"/>
           <w:lang w:val="es-GT"/>
         </w:rPr>
-        <w:t xml:space="preserve">Planteamiento del problema</w:t>
-      </w:r>
-      <w:bookmarkEnd w:id="203"/>
-    </w:p>
-    <w:p>
-      <w:pPr>
-        <w:spacing w:before="0" w:after="0" w:line="360" w:lineRule="auto"/>
+        <w:t>Planteamiento del problema</w:t>
+      </w:r>
+      <w:bookmarkEnd w:id="3"/>
+    </w:p>
+    <w:p>
+      <w:pPr>
+        <w:spacing w:after="0" w:line="360" w:lineRule="auto"/>
         <w:ind w:firstLine="720"/>
         <w:jc w:val="both"/>
         <w:rPr>
@@ -2044,12 +2317,22 @@
           <w:szCs w:val="24"/>
           <w:lang w:val="es-GT"/>
         </w:rPr>
-        <w:t xml:space="preserve">Los antecedentes internacionales indican que los arreglos de las fallas después de la puesta en marcha son tardíos y caros. Verizon (2026) indica que únicamente el 26 % de las vulnerabilidades críticas del catálogo de vulnerabilidades explotadas conocidas (KEV) fueron remediadas en su totalidad, y que la mediana para subsanar una falla crítica se incrementó de 32 a 43 días. A la par, Veracode (2026) constata un incremento interanual del 36 % en las vulnerabilidades de alto riesgo.</w:t>
-      </w:r>
-    </w:p>
-    <w:p>
-      <w:pPr>
-        <w:spacing w:before="0" w:after="0" w:line="360" w:lineRule="auto"/>
+        <w:t xml:space="preserve">Los antecedentes internacionales indican que los arreglos de las fallas después de la puesta en marcha son tardíos y caros. Verizon (2026) indica que únicamente el 26 % de las vulnerabilidades críticas del catálogo de vulnerabilidades explotadas conocidas (KEV) fueron remediadas en su totalidad, y que la mediana para subsanar una falla crítica se incrementó de 32 a </w:t>
+      </w:r>
+      <w:r>
+        <w:rPr>
+          <w:rFonts w:ascii="Times New Roman" w:hAnsi="Times New Roman" w:cs="Times New Roman"/>
+          <w:sz w:val="24"/>
+          <w:szCs w:val="24"/>
+          <w:lang w:val="es-GT"/>
+        </w:rPr>
+        <w:lastRenderedPageBreak/>
+        <w:t>43 días. A la par, Veracode (2026) constata un incremento interanual del 36 % en las vulnerabilidades de alto riesgo.</w:t>
+      </w:r>
+    </w:p>
+    <w:p>
+      <w:pPr>
+        <w:spacing w:after="0" w:line="360" w:lineRule="auto"/>
         <w:ind w:firstLine="720"/>
         <w:jc w:val="both"/>
         <w:rPr>
@@ -2064,12 +2347,12 @@
           <w:szCs w:val="24"/>
           <w:lang w:val="es-GT"/>
         </w:rPr>
-        <w:t xml:space="preserve">La integración de la seguridad desde el diseño no es algo que ocurra de forma automática. Está sujeta a factores organizacionales como la capacitación, las políticas institucionales, la cultura del equipo y el equilibrio entre velocidad de entrega y seguridad (Ortega Ovalle, 2026; Rajapakse et al., 2022). Desde la teoría de los paradigmas (Gadea et al., 2019; Kuhn, 2017), la resistencia a integrar la seguridad en el diseño puede interpretarse como la pervivencia de un paradigma vigente, el de la seguridad como etapa final o perimetral, frente a un enfoque emergente que la concibe como responsabilidad compartida durante todo el ciclo de vida (Rose et al., 2020; Souppaya et al., 2022). Esta lectura se ofrece como una analogía de trabajo y no como una afirmación sobre las ciencias naturales de las que Kuhn tomó prestado su modelo.</w:t>
-      </w:r>
-    </w:p>
-    <w:p>
-      <w:pPr>
-        <w:spacing w:before="0" w:after="0" w:line="360" w:lineRule="auto"/>
+        <w:t>La integración de la seguridad desde el diseño no es algo que ocurra de forma automática. Está sujeta a factores organizacionales como la capacitación, las políticas institucionales, la cultura del equipo y el equilibrio entre velocidad de entrega y seguridad (Ortega Ovalle, 2026; Rajapakse et al., 2022). Desde la teoría de los paradigmas (Gadea et al., 2019; Kuhn, 2017), la resistencia a integrar la seguridad en el diseño puede interpretarse como la pervivencia de un paradigma vigente, el de la seguridad como etapa final o perimetral, frente a un enfoque emergente que la concibe como responsabilidad compartida durante todo el ciclo de vida (Rose et al., 2020; Souppaya et al., 2022). Esta lectura se ofrece como una analogía de trabajo y no como una afirmación sobre las ciencias naturales de las que Kuhn tomó prestado su modelo.</w:t>
+      </w:r>
+    </w:p>
+    <w:p>
+      <w:pPr>
+        <w:spacing w:after="0" w:line="360" w:lineRule="auto"/>
         <w:ind w:firstLine="720"/>
         <w:jc w:val="both"/>
         <w:rPr>
@@ -2084,21 +2367,20 @@
           <w:szCs w:val="24"/>
           <w:lang w:val="es-GT"/>
         </w:rPr>
-        <w:t xml:space="preserve">En Guatemala, la revisión bibliográfica preliminar para este trabajo no encontró estudios publicados que describan el grado de incorporación de prácticas de seguridad por los equipos de desarrollo de empresas medianas en su ciclo de desarrollo, ni los factores que condicionan dicha integración. Esta falta de datos locales no permite basar decisiones de capacitación, políticas e inversión, y deja el problema sin dimensionar.</w:t>
+        <w:t>En Guatemala, la revisión bibliográfica preliminar para este trabajo no encontró estudios publicados que describan el grado de incorporación de prácticas de seguridad por los equipos de desarrollo de empresas medianas en su ciclo de desarrollo, ni los factores que condicionan dicha integración. Esta falta de datos locales no permite basar decisiones de capacitación, políticas e inversión, y deja el problema sin dimensionar.</w:t>
       </w:r>
     </w:p>
     <w:p>
       <w:pPr>
         <w:keepNext/>
         <w:spacing w:before="120" w:after="0" w:line="360" w:lineRule="auto"/>
-        <w:jc w:val="left"/>
         <w:outlineLvl w:val="1"/>
         <w:rPr>
           <w:rFonts w:ascii="Times New Roman" w:hAnsi="Times New Roman" w:cs="Times New Roman"/>
           <w:lang w:val="es-GT"/>
         </w:rPr>
       </w:pPr>
-      <w:bookmarkStart w:id="204" w:name="_Toc800204"/>
+      <w:bookmarkStart w:id="4" w:name="_Toc800204"/>
       <w:r>
         <w:rPr>
           <w:rFonts w:ascii="Times New Roman" w:hAnsi="Times New Roman" w:cs="Times New Roman"/>
@@ -2107,13 +2389,13 @@
           <w:szCs w:val="24"/>
           <w:lang w:val="es-GT"/>
         </w:rPr>
-        <w:t xml:space="preserve">Propósito del estudio</w:t>
-      </w:r>
-      <w:bookmarkEnd w:id="204"/>
-    </w:p>
-    <w:p>
-      <w:pPr>
-        <w:spacing w:before="0" w:after="0" w:line="360" w:lineRule="auto"/>
+        <w:t>Propósito del estudio</w:t>
+      </w:r>
+      <w:bookmarkEnd w:id="4"/>
+    </w:p>
+    <w:p>
+      <w:pPr>
+        <w:spacing w:after="0" w:line="360" w:lineRule="auto"/>
         <w:ind w:firstLine="720"/>
         <w:jc w:val="both"/>
         <w:rPr>
@@ -2128,21 +2410,20 @@
           <w:szCs w:val="24"/>
           <w:lang w:val="es-GT"/>
         </w:rPr>
-        <w:t xml:space="preserve">El propósito del estudio es identificar y explicar los factores organizacionales que influyen en la adopción de prácticas de seguridad durante el desarrollo de software en equipos de empresas medianas del área metropolitana de Guatemala, para aportar evidencia local que sirva para orientar la capacitación, la gobernanza y la selección de herramientas.</w:t>
+        <w:t>El propósito del estudio es identificar y explicar los factores organizacionales que influyen en la adopción de prácticas de seguridad durante el desarrollo de software en equipos de empresas medianas del área metropolitana de Guatemala, para aportar evidencia local que sirva para orientar la capacitación, la gobernanza y la selección de herramientas.</w:t>
       </w:r>
     </w:p>
     <w:p>
       <w:pPr>
         <w:keepNext/>
         <w:spacing w:before="120" w:after="0" w:line="360" w:lineRule="auto"/>
-        <w:jc w:val="left"/>
         <w:outlineLvl w:val="1"/>
         <w:rPr>
           <w:rFonts w:ascii="Times New Roman" w:hAnsi="Times New Roman" w:cs="Times New Roman"/>
           <w:lang w:val="es-GT"/>
         </w:rPr>
       </w:pPr>
-      <w:bookmarkStart w:id="205" w:name="_Toc800205"/>
+      <w:bookmarkStart w:id="5" w:name="_Toc800205"/>
       <w:r>
         <w:rPr>
           <w:rFonts w:ascii="Times New Roman" w:hAnsi="Times New Roman" w:cs="Times New Roman"/>
@@ -2151,13 +2432,13 @@
           <w:szCs w:val="24"/>
           <w:lang w:val="es-GT"/>
         </w:rPr>
-        <w:t xml:space="preserve">Deficiencias en el conocimiento</w:t>
-      </w:r>
-      <w:bookmarkEnd w:id="205"/>
-    </w:p>
-    <w:p>
-      <w:pPr>
-        <w:spacing w:before="0" w:after="0" w:line="360" w:lineRule="auto"/>
+        <w:t>Deficiencias en el conocimiento</w:t>
+      </w:r>
+      <w:bookmarkEnd w:id="5"/>
+    </w:p>
+    <w:p>
+      <w:pPr>
+        <w:spacing w:after="0" w:line="360" w:lineRule="auto"/>
         <w:ind w:firstLine="720"/>
         <w:jc w:val="both"/>
         <w:rPr>
@@ -2172,21 +2453,20 @@
           <w:szCs w:val="24"/>
           <w:lang w:val="es-GT"/>
         </w:rPr>
-        <w:t xml:space="preserve">Se observan tres fallas. La primera es empírica: no se dispone de datos locales sobre el grado de adopción de prácticas de desarrollo seguro. La segunda es teórica: en la literatura sobre adopción (Rajapakse et al., 2022), los factores humanos y organizacionales han recibido menor atención que los tecnológicos. La tercera es de orden metodológico: no se localizaron instrumentos ajustados al contexto guatemalteco que evalúen la adopción de prácticas bajo un marco reconocido como el SSDF.</w:t>
+        <w:t>Se observan tres fallas. La primera es empírica: no se dispone de datos locales sobre el grado de adopción de prácticas de desarrollo seguro. La segunda es teórica: en la literatura sobre adopción (Rajapakse et al., 2022), los factores humanos y organizacionales han recibido menor atención que los tecnológicos. La tercera es de orden metodológico: no se localizaron instrumentos ajustados al contexto guatemalteco que evalúen la adopción de prácticas bajo un marco reconocido como el SSDF.</w:t>
       </w:r>
     </w:p>
     <w:p>
       <w:pPr>
         <w:keepNext/>
         <w:spacing w:before="120" w:after="0" w:line="360" w:lineRule="auto"/>
-        <w:jc w:val="left"/>
         <w:outlineLvl w:val="1"/>
         <w:rPr>
           <w:rFonts w:ascii="Times New Roman" w:hAnsi="Times New Roman" w:cs="Times New Roman"/>
           <w:lang w:val="es-GT"/>
         </w:rPr>
       </w:pPr>
-      <w:bookmarkStart w:id="206" w:name="_Toc800206"/>
+      <w:bookmarkStart w:id="6" w:name="_Toc800206"/>
       <w:r>
         <w:rPr>
           <w:rFonts w:ascii="Times New Roman" w:hAnsi="Times New Roman" w:cs="Times New Roman"/>
@@ -2195,13 +2475,14 @@
           <w:szCs w:val="24"/>
           <w:lang w:val="es-GT"/>
         </w:rPr>
-        <w:t xml:space="preserve">Árbol de problemas</w:t>
-      </w:r>
-      <w:bookmarkEnd w:id="206"/>
-    </w:p>
-    <w:p>
-      <w:pPr>
-        <w:spacing w:before="0" w:after="0" w:line="360" w:lineRule="auto"/>
+        <w:lastRenderedPageBreak/>
+        <w:t>Árbol de problemas</w:t>
+      </w:r>
+      <w:bookmarkEnd w:id="6"/>
+    </w:p>
+    <w:p>
+      <w:pPr>
+        <w:spacing w:after="0" w:line="360" w:lineRule="auto"/>
         <w:ind w:firstLine="720"/>
         <w:jc w:val="both"/>
         <w:rPr>
@@ -2216,14 +2497,13 @@
           <w:szCs w:val="24"/>
           <w:lang w:val="es-GT"/>
         </w:rPr>
-        <w:t xml:space="preserve">El árbol de problemas (Figura 1) ordena el problema principal, sus causas inmediatas y sus efectos. Las causas y efectos están respaldados por evidencia internacional; su verificación en el contexto guatemalteco corresponde al estudio y se presenta como hipótesis a contrastar en la Tabla 1.</w:t>
+        <w:t>El árbol de problemas (Figura 1) ordena el problema principal, sus causas inmediatas y sus efectos. Las causas y efectos están respaldados por evidencia internacional; su verificación en el contexto guatemalteco corresponde al estudio y se presenta como hipótesis a contrastar en la Tabla 1.</w:t>
       </w:r>
     </w:p>
     <w:p>
       <w:pPr>
         <w:keepNext/>
         <w:spacing w:before="200" w:after="0" w:line="240" w:lineRule="auto"/>
-        <w:jc w:val="left"/>
         <w:rPr>
           <w:rFonts w:ascii="Times New Roman" w:hAnsi="Times New Roman" w:cs="Times New Roman"/>
           <w:lang w:val="es-GT"/>
@@ -2233,18 +2513,15 @@
         <w:rPr>
           <w:rFonts w:ascii="Times New Roman" w:hAnsi="Times New Roman" w:cs="Times New Roman"/>
           <w:b/>
-          <w:sz w:val="22"/>
-          <w:szCs w:val="22"/>
-          <w:lang w:val="es-GT"/>
-        </w:rPr>
-        <w:t xml:space="preserve">Figura 1</w:t>
+          <w:lang w:val="es-GT"/>
+        </w:rPr>
+        <w:t>Figura 1</w:t>
       </w:r>
     </w:p>
     <w:p>
       <w:pPr>
         <w:keepNext/>
-        <w:spacing w:before="0" w:after="60" w:line="240" w:lineRule="auto"/>
-        <w:jc w:val="left"/>
+        <w:spacing w:after="60" w:line="240" w:lineRule="auto"/>
         <w:rPr>
           <w:rFonts w:ascii="Times New Roman" w:hAnsi="Times New Roman" w:cs="Times New Roman"/>
           <w:lang w:val="es-GT"/>
@@ -2254,11 +2531,9 @@
         <w:rPr>
           <w:rFonts w:ascii="Times New Roman" w:hAnsi="Times New Roman" w:cs="Times New Roman"/>
           <w:i/>
-          <w:sz w:val="22"/>
-          <w:szCs w:val="22"/>
-          <w:lang w:val="es-GT"/>
-        </w:rPr>
-        <w:t xml:space="preserve">Árbol de problemas</w:t>
+          <w:lang w:val="es-GT"/>
+        </w:rPr>
+        <w:t>Árbol de problemas</w:t>
       </w:r>
     </w:p>
     <w:p>
@@ -2268,9 +2543,13 @@
         <w:jc w:val="center"/>
       </w:pPr>
       <w:r>
+        <w:rPr>
+          <w:noProof/>
+        </w:rPr>
         <w:drawing>
-          <wp:inline distT="0" distB="0" distL="0" distR="0">
+          <wp:inline distT="0" distB="0" distL="0" distR="0" wp14:anchorId="361BF2A1" wp14:editId="6937EC7E">
             <wp:extent cx="5700000" cy="4779230"/>
+            <wp:effectExtent l="0" t="0" r="0" b="0"/>
             <wp:docPr id="701" name="Figura 1" descr="Árbol de problemas: cinco causas, problema central y cuatro efectos"/>
             <wp:cNvGraphicFramePr>
               <a:graphicFrameLocks xmlns:a="http://schemas.openxmlformats.org/drawingml/2006/main" noChangeAspect="1"/>
@@ -2283,7 +2562,7 @@
                     <pic:cNvPicPr/>
                   </pic:nvPicPr>
                   <pic:blipFill>
-                    <a:blip r:embed="rIdFig1"/>
+                    <a:blip r:embed="rId8"/>
                     <a:stretch>
                       <a:fillRect/>
                     </a:stretch>
@@ -2307,7 +2586,6 @@
     <w:p>
       <w:pPr>
         <w:spacing w:before="60" w:after="200" w:line="240" w:lineRule="auto"/>
-        <w:jc w:val="left"/>
         <w:rPr>
           <w:rFonts w:ascii="Times New Roman" w:hAnsi="Times New Roman" w:cs="Times New Roman"/>
           <w:lang w:val="es-GT"/>
@@ -2330,14 +2608,13 @@
           <w:szCs w:val="20"/>
           <w:lang w:val="es-GT"/>
         </w:rPr>
-        <w:t xml:space="preserve">Elaboración propia con base en Verizon (2026), Veracode (2026), IBM (2026), Rajapakse et al. (2022) y Ortega Ovalle (2026).</w:t>
+        <w:t>Elaboración propia con base en Verizon (2026), Veracode (2026), IBM (2026), Rajapakse et al. (2022) y Ortega Ovalle (2026).</w:t>
       </w:r>
     </w:p>
     <w:p>
       <w:pPr>
         <w:keepNext/>
         <w:spacing w:before="200" w:after="0" w:line="240" w:lineRule="auto"/>
-        <w:jc w:val="left"/>
         <w:rPr>
           <w:rFonts w:ascii="Times New Roman" w:hAnsi="Times New Roman" w:cs="Times New Roman"/>
           <w:lang w:val="es-GT"/>
@@ -2347,18 +2624,16 @@
         <w:rPr>
           <w:rFonts w:ascii="Times New Roman" w:hAnsi="Times New Roman" w:cs="Times New Roman"/>
           <w:b/>
-          <w:sz w:val="22"/>
-          <w:szCs w:val="22"/>
-          <w:lang w:val="es-GT"/>
-        </w:rPr>
-        <w:t xml:space="preserve">Tabla 1</w:t>
+          <w:lang w:val="es-GT"/>
+        </w:rPr>
+        <w:lastRenderedPageBreak/>
+        <w:t>Tabla 1</w:t>
       </w:r>
     </w:p>
     <w:p>
       <w:pPr>
         <w:keepNext/>
-        <w:spacing w:before="0" w:after="60" w:line="240" w:lineRule="auto"/>
-        <w:jc w:val="left"/>
+        <w:spacing w:after="60" w:line="240" w:lineRule="auto"/>
         <w:rPr>
           <w:rFonts w:ascii="Times New Roman" w:hAnsi="Times New Roman" w:cs="Times New Roman"/>
           <w:lang w:val="es-GT"/>
@@ -2368,11 +2643,9 @@
         <w:rPr>
           <w:rFonts w:ascii="Times New Roman" w:hAnsi="Times New Roman" w:cs="Times New Roman"/>
           <w:i/>
-          <w:sz w:val="22"/>
-          <w:szCs w:val="22"/>
-          <w:lang w:val="es-GT"/>
-        </w:rPr>
-        <w:t xml:space="preserve">Respaldo de las causas y los efectos del árbol de problemas</w:t>
+          <w:lang w:val="es-GT"/>
+        </w:rPr>
+        <w:t>Respaldo de las causas y los efectos del árbol de problemas</w:t>
       </w:r>
     </w:p>
     <w:tbl>
@@ -2402,7 +2675,6 @@
           <w:p>
             <w:pPr>
               <w:spacing w:before="40" w:after="40" w:line="240" w:lineRule="auto"/>
-              <w:jc w:val="left"/>
               <w:rPr>
                 <w:rFonts w:ascii="Times New Roman" w:hAnsi="Times New Roman" w:cs="Times New Roman"/>
                 <w:lang w:val="es-GT"/>
@@ -2416,7 +2688,7 @@
                 <w:szCs w:val="20"/>
                 <w:lang w:val="es-GT"/>
               </w:rPr>
-              <w:t xml:space="preserve">Elemento</w:t>
+              <w:t>Elemento</w:t>
             </w:r>
           </w:p>
         </w:tc>
@@ -2431,7 +2703,6 @@
           <w:p>
             <w:pPr>
               <w:spacing w:before="40" w:after="40" w:line="240" w:lineRule="auto"/>
-              <w:jc w:val="left"/>
               <w:rPr>
                 <w:rFonts w:ascii="Times New Roman" w:hAnsi="Times New Roman" w:cs="Times New Roman"/>
                 <w:lang w:val="es-GT"/>
@@ -2445,7 +2716,7 @@
                 <w:szCs w:val="20"/>
                 <w:lang w:val="es-GT"/>
               </w:rPr>
-              <w:t xml:space="preserve">Respaldo disponible</w:t>
+              <w:t>Respaldo disponible</w:t>
             </w:r>
           </w:p>
         </w:tc>
@@ -2460,7 +2731,6 @@
           <w:p>
             <w:pPr>
               <w:spacing w:before="40" w:after="40" w:line="240" w:lineRule="auto"/>
-              <w:jc w:val="left"/>
               <w:rPr>
                 <w:rFonts w:ascii="Times New Roman" w:hAnsi="Times New Roman" w:cs="Times New Roman"/>
                 <w:lang w:val="es-GT"/>
@@ -2474,7 +2744,7 @@
                 <w:szCs w:val="20"/>
                 <w:lang w:val="es-GT"/>
               </w:rPr>
-              <w:t xml:space="preserve">En el contexto local</w:t>
+              <w:t>En el contexto local</w:t>
             </w:r>
           </w:p>
         </w:tc>
@@ -2490,20 +2760,19 @@
           <w:p>
             <w:pPr>
               <w:spacing w:before="40" w:after="40" w:line="240" w:lineRule="auto"/>
-              <w:jc w:val="left"/>
-              <w:rPr>
-                <w:rFonts w:ascii="Times New Roman" w:hAnsi="Times New Roman" w:cs="Times New Roman"/>
-                <w:lang w:val="es-GT"/>
-              </w:rPr>
-            </w:pPr>
-            <w:r>
-              <w:rPr>
-                <w:rFonts w:ascii="Times New Roman" w:hAnsi="Times New Roman" w:cs="Times New Roman"/>
-                <w:sz w:val="20"/>
-                <w:szCs w:val="20"/>
-                <w:lang w:val="es-GT"/>
-              </w:rPr>
-              <w:t xml:space="preserve">Causa 1. Capacitación insuficiente en desarrollo seguro</w:t>
+              <w:rPr>
+                <w:rFonts w:ascii="Times New Roman" w:hAnsi="Times New Roman" w:cs="Times New Roman"/>
+                <w:lang w:val="es-GT"/>
+              </w:rPr>
+            </w:pPr>
+            <w:r>
+              <w:rPr>
+                <w:rFonts w:ascii="Times New Roman" w:hAnsi="Times New Roman" w:cs="Times New Roman"/>
+                <w:sz w:val="20"/>
+                <w:szCs w:val="20"/>
+                <w:lang w:val="es-GT"/>
+              </w:rPr>
+              <w:t>Causa 1. Capacitación insuficiente en desarrollo seguro</w:t>
             </w:r>
           </w:p>
         </w:tc>
@@ -2514,20 +2783,19 @@
           <w:p>
             <w:pPr>
               <w:spacing w:before="40" w:after="40" w:line="240" w:lineRule="auto"/>
-              <w:jc w:val="left"/>
-              <w:rPr>
-                <w:rFonts w:ascii="Times New Roman" w:hAnsi="Times New Roman" w:cs="Times New Roman"/>
-                <w:lang w:val="es-GT"/>
-              </w:rPr>
-            </w:pPr>
-            <w:r>
-              <w:rPr>
-                <w:rFonts w:ascii="Times New Roman" w:hAnsi="Times New Roman" w:cs="Times New Roman"/>
-                <w:sz w:val="20"/>
-                <w:szCs w:val="20"/>
-                <w:lang w:val="es-GT"/>
-              </w:rPr>
-              <w:t xml:space="preserve">La capacitación continua figura como condición para adoptar DevSecOps (Ortega Ovalle, 2026); los factores de personas son críticos (Rajapakse et al., 2022).</w:t>
+              <w:rPr>
+                <w:rFonts w:ascii="Times New Roman" w:hAnsi="Times New Roman" w:cs="Times New Roman"/>
+                <w:lang w:val="es-GT"/>
+              </w:rPr>
+            </w:pPr>
+            <w:r>
+              <w:rPr>
+                <w:rFonts w:ascii="Times New Roman" w:hAnsi="Times New Roman" w:cs="Times New Roman"/>
+                <w:sz w:val="20"/>
+                <w:szCs w:val="20"/>
+                <w:lang w:val="es-GT"/>
+              </w:rPr>
+              <w:t>La capacitación continua figura como condición para adoptar DevSecOps (Ortega Ovalle, 2026); los factores de personas son críticos (Rajapakse et al., 2022).</w:t>
             </w:r>
           </w:p>
         </w:tc>
@@ -2538,20 +2806,19 @@
           <w:p>
             <w:pPr>
               <w:spacing w:before="40" w:after="40" w:line="240" w:lineRule="auto"/>
-              <w:jc w:val="left"/>
-              <w:rPr>
-                <w:rFonts w:ascii="Times New Roman" w:hAnsi="Times New Roman" w:cs="Times New Roman"/>
-                <w:lang w:val="es-GT"/>
-              </w:rPr>
-            </w:pPr>
-            <w:r>
-              <w:rPr>
-                <w:rFonts w:ascii="Times New Roman" w:hAnsi="Times New Roman" w:cs="Times New Roman"/>
-                <w:sz w:val="20"/>
-                <w:szCs w:val="20"/>
-                <w:lang w:val="es-GT"/>
-              </w:rPr>
-              <w:t xml:space="preserve">Por contrastar</w:t>
+              <w:rPr>
+                <w:rFonts w:ascii="Times New Roman" w:hAnsi="Times New Roman" w:cs="Times New Roman"/>
+                <w:lang w:val="es-GT"/>
+              </w:rPr>
+            </w:pPr>
+            <w:r>
+              <w:rPr>
+                <w:rFonts w:ascii="Times New Roman" w:hAnsi="Times New Roman" w:cs="Times New Roman"/>
+                <w:sz w:val="20"/>
+                <w:szCs w:val="20"/>
+                <w:lang w:val="es-GT"/>
+              </w:rPr>
+              <w:t>Por contrastar</w:t>
             </w:r>
           </w:p>
         </w:tc>
@@ -2567,20 +2834,19 @@
           <w:p>
             <w:pPr>
               <w:spacing w:before="40" w:after="40" w:line="240" w:lineRule="auto"/>
-              <w:jc w:val="left"/>
-              <w:rPr>
-                <w:rFonts w:ascii="Times New Roman" w:hAnsi="Times New Roman" w:cs="Times New Roman"/>
-                <w:lang w:val="es-GT"/>
-              </w:rPr>
-            </w:pPr>
-            <w:r>
-              <w:rPr>
-                <w:rFonts w:ascii="Times New Roman" w:hAnsi="Times New Roman" w:cs="Times New Roman"/>
-                <w:sz w:val="20"/>
-                <w:szCs w:val="20"/>
-                <w:lang w:val="es-GT"/>
-              </w:rPr>
-              <w:t xml:space="preserve">Causa 2. Plazos de entrega que desplazan la seguridad</w:t>
+              <w:rPr>
+                <w:rFonts w:ascii="Times New Roman" w:hAnsi="Times New Roman" w:cs="Times New Roman"/>
+                <w:lang w:val="es-GT"/>
+              </w:rPr>
+            </w:pPr>
+            <w:r>
+              <w:rPr>
+                <w:rFonts w:ascii="Times New Roman" w:hAnsi="Times New Roman" w:cs="Times New Roman"/>
+                <w:sz w:val="20"/>
+                <w:szCs w:val="20"/>
+                <w:lang w:val="es-GT"/>
+              </w:rPr>
+              <w:t>Causa 2. Plazos de entrega que desplazan la seguridad</w:t>
             </w:r>
           </w:p>
         </w:tc>
@@ -2591,20 +2857,19 @@
           <w:p>
             <w:pPr>
               <w:spacing w:before="40" w:after="40" w:line="240" w:lineRule="auto"/>
-              <w:jc w:val="left"/>
-              <w:rPr>
-                <w:rFonts w:ascii="Times New Roman" w:hAnsi="Times New Roman" w:cs="Times New Roman"/>
-                <w:lang w:val="es-GT"/>
-              </w:rPr>
-            </w:pPr>
-            <w:r>
-              <w:rPr>
-                <w:rFonts w:ascii="Times New Roman" w:hAnsi="Times New Roman" w:cs="Times New Roman"/>
-                <w:sz w:val="20"/>
-                <w:szCs w:val="20"/>
-                <w:lang w:val="es-GT"/>
-              </w:rPr>
-              <w:t xml:space="preserve">El equilibrio entre velocidad de entrega y seguridad es un desafío relevante (Rajapakse et al., 2022).</w:t>
+              <w:rPr>
+                <w:rFonts w:ascii="Times New Roman" w:hAnsi="Times New Roman" w:cs="Times New Roman"/>
+                <w:lang w:val="es-GT"/>
+              </w:rPr>
+            </w:pPr>
+            <w:r>
+              <w:rPr>
+                <w:rFonts w:ascii="Times New Roman" w:hAnsi="Times New Roman" w:cs="Times New Roman"/>
+                <w:sz w:val="20"/>
+                <w:szCs w:val="20"/>
+                <w:lang w:val="es-GT"/>
+              </w:rPr>
+              <w:t>El equilibrio entre velocidad de entrega y seguridad es un desafío relevante (Rajapakse et al., 2022).</w:t>
             </w:r>
           </w:p>
         </w:tc>
@@ -2615,20 +2880,19 @@
           <w:p>
             <w:pPr>
               <w:spacing w:before="40" w:after="40" w:line="240" w:lineRule="auto"/>
-              <w:jc w:val="left"/>
-              <w:rPr>
-                <w:rFonts w:ascii="Times New Roman" w:hAnsi="Times New Roman" w:cs="Times New Roman"/>
-                <w:lang w:val="es-GT"/>
-              </w:rPr>
-            </w:pPr>
-            <w:r>
-              <w:rPr>
-                <w:rFonts w:ascii="Times New Roman" w:hAnsi="Times New Roman" w:cs="Times New Roman"/>
-                <w:sz w:val="20"/>
-                <w:szCs w:val="20"/>
-                <w:lang w:val="es-GT"/>
-              </w:rPr>
-              <w:t xml:space="preserve">Por contrastar</w:t>
+              <w:rPr>
+                <w:rFonts w:ascii="Times New Roman" w:hAnsi="Times New Roman" w:cs="Times New Roman"/>
+                <w:lang w:val="es-GT"/>
+              </w:rPr>
+            </w:pPr>
+            <w:r>
+              <w:rPr>
+                <w:rFonts w:ascii="Times New Roman" w:hAnsi="Times New Roman" w:cs="Times New Roman"/>
+                <w:sz w:val="20"/>
+                <w:szCs w:val="20"/>
+                <w:lang w:val="es-GT"/>
+              </w:rPr>
+              <w:t>Por contrastar</w:t>
             </w:r>
           </w:p>
         </w:tc>
@@ -2644,20 +2908,19 @@
           <w:p>
             <w:pPr>
               <w:spacing w:before="40" w:after="40" w:line="240" w:lineRule="auto"/>
-              <w:jc w:val="left"/>
-              <w:rPr>
-                <w:rFonts w:ascii="Times New Roman" w:hAnsi="Times New Roman" w:cs="Times New Roman"/>
-                <w:lang w:val="es-GT"/>
-              </w:rPr>
-            </w:pPr>
-            <w:r>
-              <w:rPr>
-                <w:rFonts w:ascii="Times New Roman" w:hAnsi="Times New Roman" w:cs="Times New Roman"/>
-                <w:sz w:val="20"/>
-                <w:szCs w:val="20"/>
-                <w:lang w:val="es-GT"/>
-              </w:rPr>
-              <w:t xml:space="preserve">Causa 3. Políticas y responsables ausentes o débiles</w:t>
+              <w:rPr>
+                <w:rFonts w:ascii="Times New Roman" w:hAnsi="Times New Roman" w:cs="Times New Roman"/>
+                <w:lang w:val="es-GT"/>
+              </w:rPr>
+            </w:pPr>
+            <w:r>
+              <w:rPr>
+                <w:rFonts w:ascii="Times New Roman" w:hAnsi="Times New Roman" w:cs="Times New Roman"/>
+                <w:sz w:val="20"/>
+                <w:szCs w:val="20"/>
+                <w:lang w:val="es-GT"/>
+              </w:rPr>
+              <w:t>Causa 3. Políticas y responsables ausentes o débiles</w:t>
             </w:r>
           </w:p>
         </w:tc>
@@ -2668,20 +2931,19 @@
           <w:p>
             <w:pPr>
               <w:spacing w:before="40" w:after="40" w:line="240" w:lineRule="auto"/>
-              <w:jc w:val="left"/>
-              <w:rPr>
-                <w:rFonts w:ascii="Times New Roman" w:hAnsi="Times New Roman" w:cs="Times New Roman"/>
-                <w:lang w:val="es-GT"/>
-              </w:rPr>
-            </w:pPr>
-            <w:r>
-              <w:rPr>
-                <w:rFonts w:ascii="Times New Roman" w:hAnsi="Times New Roman" w:cs="Times New Roman"/>
-                <w:sz w:val="20"/>
-                <w:szCs w:val="20"/>
-                <w:lang w:val="es-GT"/>
-              </w:rPr>
-              <w:t xml:space="preserve">Las políticas institucionales claras acompañan la adopción (Ortega Ovalle, 2026); el SSDF dedica un grupo de prácticas a preparar la organización (Souppaya et al., 2022).</w:t>
+              <w:rPr>
+                <w:rFonts w:ascii="Times New Roman" w:hAnsi="Times New Roman" w:cs="Times New Roman"/>
+                <w:lang w:val="es-GT"/>
+              </w:rPr>
+            </w:pPr>
+            <w:r>
+              <w:rPr>
+                <w:rFonts w:ascii="Times New Roman" w:hAnsi="Times New Roman" w:cs="Times New Roman"/>
+                <w:sz w:val="20"/>
+                <w:szCs w:val="20"/>
+                <w:lang w:val="es-GT"/>
+              </w:rPr>
+              <w:t>Las políticas institucionales claras acompañan la adopción (Ortega Ovalle, 2026); el SSDF dedica un grupo de prácticas a preparar la organización (Souppaya et al., 2022).</w:t>
             </w:r>
           </w:p>
         </w:tc>
@@ -2692,20 +2954,19 @@
           <w:p>
             <w:pPr>
               <w:spacing w:before="40" w:after="40" w:line="240" w:lineRule="auto"/>
-              <w:jc w:val="left"/>
-              <w:rPr>
-                <w:rFonts w:ascii="Times New Roman" w:hAnsi="Times New Roman" w:cs="Times New Roman"/>
-                <w:lang w:val="es-GT"/>
-              </w:rPr>
-            </w:pPr>
-            <w:r>
-              <w:rPr>
-                <w:rFonts w:ascii="Times New Roman" w:hAnsi="Times New Roman" w:cs="Times New Roman"/>
-                <w:sz w:val="20"/>
-                <w:szCs w:val="20"/>
-                <w:lang w:val="es-GT"/>
-              </w:rPr>
-              <w:t xml:space="preserve">Por contrastar</w:t>
+              <w:rPr>
+                <w:rFonts w:ascii="Times New Roman" w:hAnsi="Times New Roman" w:cs="Times New Roman"/>
+                <w:lang w:val="es-GT"/>
+              </w:rPr>
+            </w:pPr>
+            <w:r>
+              <w:rPr>
+                <w:rFonts w:ascii="Times New Roman" w:hAnsi="Times New Roman" w:cs="Times New Roman"/>
+                <w:sz w:val="20"/>
+                <w:szCs w:val="20"/>
+                <w:lang w:val="es-GT"/>
+              </w:rPr>
+              <w:t>Por contrastar</w:t>
             </w:r>
           </w:p>
         </w:tc>
@@ -2721,20 +2982,19 @@
           <w:p>
             <w:pPr>
               <w:spacing w:before="40" w:after="40" w:line="240" w:lineRule="auto"/>
-              <w:jc w:val="left"/>
-              <w:rPr>
-                <w:rFonts w:ascii="Times New Roman" w:hAnsi="Times New Roman" w:cs="Times New Roman"/>
-                <w:lang w:val="es-GT"/>
-              </w:rPr>
-            </w:pPr>
-            <w:r>
-              <w:rPr>
-                <w:rFonts w:ascii="Times New Roman" w:hAnsi="Times New Roman" w:cs="Times New Roman"/>
-                <w:sz w:val="20"/>
-                <w:szCs w:val="20"/>
-                <w:lang w:val="es-GT"/>
-              </w:rPr>
-              <w:t xml:space="preserve">Causa 4. Persistencia del enfoque de seguridad como etapa final</w:t>
+              <w:rPr>
+                <w:rFonts w:ascii="Times New Roman" w:hAnsi="Times New Roman" w:cs="Times New Roman"/>
+                <w:lang w:val="es-GT"/>
+              </w:rPr>
+            </w:pPr>
+            <w:r>
+              <w:rPr>
+                <w:rFonts w:ascii="Times New Roman" w:hAnsi="Times New Roman" w:cs="Times New Roman"/>
+                <w:sz w:val="20"/>
+                <w:szCs w:val="20"/>
+                <w:lang w:val="es-GT"/>
+              </w:rPr>
+              <w:t>Causa 4. Persistencia del enfoque de seguridad como etapa final</w:t>
             </w:r>
           </w:p>
         </w:tc>
@@ -2745,20 +3005,19 @@
           <w:p>
             <w:pPr>
               <w:spacing w:before="40" w:after="40" w:line="240" w:lineRule="auto"/>
-              <w:jc w:val="left"/>
-              <w:rPr>
-                <w:rFonts w:ascii="Times New Roman" w:hAnsi="Times New Roman" w:cs="Times New Roman"/>
-                <w:lang w:val="es-GT"/>
-              </w:rPr>
-            </w:pPr>
-            <w:r>
-              <w:rPr>
-                <w:rFonts w:ascii="Times New Roman" w:hAnsi="Times New Roman" w:cs="Times New Roman"/>
-                <w:sz w:val="20"/>
-                <w:szCs w:val="20"/>
-                <w:lang w:val="es-GT"/>
-              </w:rPr>
-              <w:t xml:space="preserve">Analogía con la ciencia normal y la resistencia a un nuevo paradigma (Kuhn, 2017); Zero Trust y el SSDF proponen otro enfoque (Rose et al., 2020; Souppaya et al., 2022).</w:t>
+              <w:rPr>
+                <w:rFonts w:ascii="Times New Roman" w:hAnsi="Times New Roman" w:cs="Times New Roman"/>
+                <w:lang w:val="es-GT"/>
+              </w:rPr>
+            </w:pPr>
+            <w:r>
+              <w:rPr>
+                <w:rFonts w:ascii="Times New Roman" w:hAnsi="Times New Roman" w:cs="Times New Roman"/>
+                <w:sz w:val="20"/>
+                <w:szCs w:val="20"/>
+                <w:lang w:val="es-GT"/>
+              </w:rPr>
+              <w:t>Analogía con la ciencia normal y la resistencia a un nuevo paradigma (Kuhn, 2017); Zero Trust y el SSDF proponen otro enfoque (Rose et al., 2020; Souppaya et al., 2022).</w:t>
             </w:r>
           </w:p>
         </w:tc>
@@ -2769,20 +3028,19 @@
           <w:p>
             <w:pPr>
               <w:spacing w:before="40" w:after="40" w:line="240" w:lineRule="auto"/>
-              <w:jc w:val="left"/>
-              <w:rPr>
-                <w:rFonts w:ascii="Times New Roman" w:hAnsi="Times New Roman" w:cs="Times New Roman"/>
-                <w:lang w:val="es-GT"/>
-              </w:rPr>
-            </w:pPr>
-            <w:r>
-              <w:rPr>
-                <w:rFonts w:ascii="Times New Roman" w:hAnsi="Times New Roman" w:cs="Times New Roman"/>
-                <w:sz w:val="20"/>
-                <w:szCs w:val="20"/>
-                <w:lang w:val="es-GT"/>
-              </w:rPr>
-              <w:t xml:space="preserve">Por contrastar</w:t>
+              <w:rPr>
+                <w:rFonts w:ascii="Times New Roman" w:hAnsi="Times New Roman" w:cs="Times New Roman"/>
+                <w:lang w:val="es-GT"/>
+              </w:rPr>
+            </w:pPr>
+            <w:r>
+              <w:rPr>
+                <w:rFonts w:ascii="Times New Roman" w:hAnsi="Times New Roman" w:cs="Times New Roman"/>
+                <w:sz w:val="20"/>
+                <w:szCs w:val="20"/>
+                <w:lang w:val="es-GT"/>
+              </w:rPr>
+              <w:t>Por contrastar</w:t>
             </w:r>
           </w:p>
         </w:tc>
@@ -2798,20 +3056,19 @@
           <w:p>
             <w:pPr>
               <w:spacing w:before="40" w:after="40" w:line="240" w:lineRule="auto"/>
-              <w:jc w:val="left"/>
-              <w:rPr>
-                <w:rFonts w:ascii="Times New Roman" w:hAnsi="Times New Roman" w:cs="Times New Roman"/>
-                <w:lang w:val="es-GT"/>
-              </w:rPr>
-            </w:pPr>
-            <w:r>
-              <w:rPr>
-                <w:rFonts w:ascii="Times New Roman" w:hAnsi="Times New Roman" w:cs="Times New Roman"/>
-                <w:sz w:val="20"/>
-                <w:szCs w:val="20"/>
-                <w:lang w:val="es-GT"/>
-              </w:rPr>
-              <w:t xml:space="preserve">Causa 5. Poco conocimiento o costo de herramientas y marcos</w:t>
+              <w:rPr>
+                <w:rFonts w:ascii="Times New Roman" w:hAnsi="Times New Roman" w:cs="Times New Roman"/>
+                <w:lang w:val="es-GT"/>
+              </w:rPr>
+            </w:pPr>
+            <w:r>
+              <w:rPr>
+                <w:rFonts w:ascii="Times New Roman" w:hAnsi="Times New Roman" w:cs="Times New Roman"/>
+                <w:sz w:val="20"/>
+                <w:szCs w:val="20"/>
+                <w:lang w:val="es-GT"/>
+              </w:rPr>
+              <w:t>Causa 5. Poco conocimiento o costo de herramientas y marcos</w:t>
             </w:r>
           </w:p>
         </w:tc>
@@ -2822,20 +3079,19 @@
           <w:p>
             <w:pPr>
               <w:spacing w:before="40" w:after="40" w:line="240" w:lineRule="auto"/>
-              <w:jc w:val="left"/>
-              <w:rPr>
-                <w:rFonts w:ascii="Times New Roman" w:hAnsi="Times New Roman" w:cs="Times New Roman"/>
-                <w:lang w:val="es-GT"/>
-              </w:rPr>
-            </w:pPr>
-            <w:r>
-              <w:rPr>
-                <w:rFonts w:ascii="Times New Roman" w:hAnsi="Times New Roman" w:cs="Times New Roman"/>
-                <w:sz w:val="20"/>
-                <w:szCs w:val="20"/>
-                <w:lang w:val="es-GT"/>
-              </w:rPr>
-              <w:t xml:space="preserve">Los desafíos de herramientas son los más reportados en la literatura (Rajapakse et al., 2022).</w:t>
+              <w:rPr>
+                <w:rFonts w:ascii="Times New Roman" w:hAnsi="Times New Roman" w:cs="Times New Roman"/>
+                <w:lang w:val="es-GT"/>
+              </w:rPr>
+            </w:pPr>
+            <w:r>
+              <w:rPr>
+                <w:rFonts w:ascii="Times New Roman" w:hAnsi="Times New Roman" w:cs="Times New Roman"/>
+                <w:sz w:val="20"/>
+                <w:szCs w:val="20"/>
+                <w:lang w:val="es-GT"/>
+              </w:rPr>
+              <w:t>Los desafíos de herramientas son los más reportados en la literatura (Rajapakse et al., 2022).</w:t>
             </w:r>
           </w:p>
         </w:tc>
@@ -2846,20 +3102,19 @@
           <w:p>
             <w:pPr>
               <w:spacing w:before="40" w:after="40" w:line="240" w:lineRule="auto"/>
-              <w:jc w:val="left"/>
-              <w:rPr>
-                <w:rFonts w:ascii="Times New Roman" w:hAnsi="Times New Roman" w:cs="Times New Roman"/>
-                <w:lang w:val="es-GT"/>
-              </w:rPr>
-            </w:pPr>
-            <w:r>
-              <w:rPr>
-                <w:rFonts w:ascii="Times New Roman" w:hAnsi="Times New Roman" w:cs="Times New Roman"/>
-                <w:sz w:val="20"/>
-                <w:szCs w:val="20"/>
-                <w:lang w:val="es-GT"/>
-              </w:rPr>
-              <w:t xml:space="preserve">Por contrastar</w:t>
+              <w:rPr>
+                <w:rFonts w:ascii="Times New Roman" w:hAnsi="Times New Roman" w:cs="Times New Roman"/>
+                <w:lang w:val="es-GT"/>
+              </w:rPr>
+            </w:pPr>
+            <w:r>
+              <w:rPr>
+                <w:rFonts w:ascii="Times New Roman" w:hAnsi="Times New Roman" w:cs="Times New Roman"/>
+                <w:sz w:val="20"/>
+                <w:szCs w:val="20"/>
+                <w:lang w:val="es-GT"/>
+              </w:rPr>
+              <w:t>Por contrastar</w:t>
             </w:r>
           </w:p>
         </w:tc>
@@ -2875,20 +3130,19 @@
           <w:p>
             <w:pPr>
               <w:spacing w:before="40" w:after="40" w:line="240" w:lineRule="auto"/>
-              <w:jc w:val="left"/>
-              <w:rPr>
-                <w:rFonts w:ascii="Times New Roman" w:hAnsi="Times New Roman" w:cs="Times New Roman"/>
-                <w:lang w:val="es-GT"/>
-              </w:rPr>
-            </w:pPr>
-            <w:r>
-              <w:rPr>
-                <w:rFonts w:ascii="Times New Roman" w:hAnsi="Times New Roman" w:cs="Times New Roman"/>
-                <w:sz w:val="20"/>
-                <w:szCs w:val="20"/>
-                <w:lang w:val="es-GT"/>
-              </w:rPr>
-              <w:t xml:space="preserve">Efecto 1. Vulnerabilidades en producción</w:t>
+              <w:rPr>
+                <w:rFonts w:ascii="Times New Roman" w:hAnsi="Times New Roman" w:cs="Times New Roman"/>
+                <w:lang w:val="es-GT"/>
+              </w:rPr>
+            </w:pPr>
+            <w:r>
+              <w:rPr>
+                <w:rFonts w:ascii="Times New Roman" w:hAnsi="Times New Roman" w:cs="Times New Roman"/>
+                <w:sz w:val="20"/>
+                <w:szCs w:val="20"/>
+                <w:lang w:val="es-GT"/>
+              </w:rPr>
+              <w:t>Efecto 1. Vulnerabilidades en producción</w:t>
             </w:r>
           </w:p>
         </w:tc>
@@ -2899,20 +3153,19 @@
           <w:p>
             <w:pPr>
               <w:spacing w:before="40" w:after="40" w:line="240" w:lineRule="auto"/>
-              <w:jc w:val="left"/>
-              <w:rPr>
-                <w:rFonts w:ascii="Times New Roman" w:hAnsi="Times New Roman" w:cs="Times New Roman"/>
-                <w:lang w:val="es-GT"/>
-              </w:rPr>
-            </w:pPr>
-            <w:r>
-              <w:rPr>
-                <w:rFonts w:ascii="Times New Roman" w:hAnsi="Times New Roman" w:cs="Times New Roman"/>
-                <w:sz w:val="20"/>
-                <w:szCs w:val="20"/>
-                <w:lang w:val="es-GT"/>
-              </w:rPr>
-              <w:t xml:space="preserve">Deuda de seguridad en el 82 % de las organizaciones (Veracode, 2026).</w:t>
+              <w:rPr>
+                <w:rFonts w:ascii="Times New Roman" w:hAnsi="Times New Roman" w:cs="Times New Roman"/>
+                <w:lang w:val="es-GT"/>
+              </w:rPr>
+            </w:pPr>
+            <w:r>
+              <w:rPr>
+                <w:rFonts w:ascii="Times New Roman" w:hAnsi="Times New Roman" w:cs="Times New Roman"/>
+                <w:sz w:val="20"/>
+                <w:szCs w:val="20"/>
+                <w:lang w:val="es-GT"/>
+              </w:rPr>
+              <w:t>Deuda de seguridad en el 82 % de las organizaciones (Veracode, 2026).</w:t>
             </w:r>
           </w:p>
         </w:tc>
@@ -2923,20 +3176,19 @@
           <w:p>
             <w:pPr>
               <w:spacing w:before="40" w:after="40" w:line="240" w:lineRule="auto"/>
-              <w:jc w:val="left"/>
-              <w:rPr>
-                <w:rFonts w:ascii="Times New Roman" w:hAnsi="Times New Roman" w:cs="Times New Roman"/>
-                <w:lang w:val="es-GT"/>
-              </w:rPr>
-            </w:pPr>
-            <w:r>
-              <w:rPr>
-                <w:rFonts w:ascii="Times New Roman" w:hAnsi="Times New Roman" w:cs="Times New Roman"/>
-                <w:sz w:val="20"/>
-                <w:szCs w:val="20"/>
-                <w:lang w:val="es-GT"/>
-              </w:rPr>
-              <w:t xml:space="preserve">Por dimensionar</w:t>
+              <w:rPr>
+                <w:rFonts w:ascii="Times New Roman" w:hAnsi="Times New Roman" w:cs="Times New Roman"/>
+                <w:lang w:val="es-GT"/>
+              </w:rPr>
+            </w:pPr>
+            <w:r>
+              <w:rPr>
+                <w:rFonts w:ascii="Times New Roman" w:hAnsi="Times New Roman" w:cs="Times New Roman"/>
+                <w:sz w:val="20"/>
+                <w:szCs w:val="20"/>
+                <w:lang w:val="es-GT"/>
+              </w:rPr>
+              <w:t>Por dimensionar</w:t>
             </w:r>
           </w:p>
         </w:tc>
@@ -2952,20 +3204,19 @@
           <w:p>
             <w:pPr>
               <w:spacing w:before="40" w:after="40" w:line="240" w:lineRule="auto"/>
-              <w:jc w:val="left"/>
-              <w:rPr>
-                <w:rFonts w:ascii="Times New Roman" w:hAnsi="Times New Roman" w:cs="Times New Roman"/>
-                <w:lang w:val="es-GT"/>
-              </w:rPr>
-            </w:pPr>
-            <w:r>
-              <w:rPr>
-                <w:rFonts w:ascii="Times New Roman" w:hAnsi="Times New Roman" w:cs="Times New Roman"/>
-                <w:sz w:val="20"/>
-                <w:szCs w:val="20"/>
-                <w:lang w:val="es-GT"/>
-              </w:rPr>
-              <w:t xml:space="preserve">Efecto 2. Mayor costo y tiempo de corrección</w:t>
+              <w:rPr>
+                <w:rFonts w:ascii="Times New Roman" w:hAnsi="Times New Roman" w:cs="Times New Roman"/>
+                <w:lang w:val="es-GT"/>
+              </w:rPr>
+            </w:pPr>
+            <w:r>
+              <w:rPr>
+                <w:rFonts w:ascii="Times New Roman" w:hAnsi="Times New Roman" w:cs="Times New Roman"/>
+                <w:sz w:val="20"/>
+                <w:szCs w:val="20"/>
+                <w:lang w:val="es-GT"/>
+              </w:rPr>
+              <w:t>Efecto 2. Mayor costo y tiempo de corrección</w:t>
             </w:r>
           </w:p>
         </w:tc>
@@ -2976,20 +3227,19 @@
           <w:p>
             <w:pPr>
               <w:spacing w:before="40" w:after="40" w:line="240" w:lineRule="auto"/>
-              <w:jc w:val="left"/>
-              <w:rPr>
-                <w:rFonts w:ascii="Times New Roman" w:hAnsi="Times New Roman" w:cs="Times New Roman"/>
-                <w:lang w:val="es-GT"/>
-              </w:rPr>
-            </w:pPr>
-            <w:r>
-              <w:rPr>
-                <w:rFonts w:ascii="Times New Roman" w:hAnsi="Times New Roman" w:cs="Times New Roman"/>
-                <w:sz w:val="20"/>
-                <w:szCs w:val="20"/>
-                <w:lang w:val="es-GT"/>
-              </w:rPr>
-              <w:t xml:space="preserve">Mediana de 43 días para parchear fallas críticas (Verizon, 2026).</w:t>
+              <w:rPr>
+                <w:rFonts w:ascii="Times New Roman" w:hAnsi="Times New Roman" w:cs="Times New Roman"/>
+                <w:lang w:val="es-GT"/>
+              </w:rPr>
+            </w:pPr>
+            <w:r>
+              <w:rPr>
+                <w:rFonts w:ascii="Times New Roman" w:hAnsi="Times New Roman" w:cs="Times New Roman"/>
+                <w:sz w:val="20"/>
+                <w:szCs w:val="20"/>
+                <w:lang w:val="es-GT"/>
+              </w:rPr>
+              <w:t>Mediana de 43 días para parchear fallas críticas (Verizon, 2026).</w:t>
             </w:r>
           </w:p>
         </w:tc>
@@ -3000,20 +3250,19 @@
           <w:p>
             <w:pPr>
               <w:spacing w:before="40" w:after="40" w:line="240" w:lineRule="auto"/>
-              <w:jc w:val="left"/>
-              <w:rPr>
-                <w:rFonts w:ascii="Times New Roman" w:hAnsi="Times New Roman" w:cs="Times New Roman"/>
-                <w:lang w:val="es-GT"/>
-              </w:rPr>
-            </w:pPr>
-            <w:r>
-              <w:rPr>
-                <w:rFonts w:ascii="Times New Roman" w:hAnsi="Times New Roman" w:cs="Times New Roman"/>
-                <w:sz w:val="20"/>
-                <w:szCs w:val="20"/>
-                <w:lang w:val="es-GT"/>
-              </w:rPr>
-              <w:t xml:space="preserve">Por dimensionar</w:t>
+              <w:rPr>
+                <w:rFonts w:ascii="Times New Roman" w:hAnsi="Times New Roman" w:cs="Times New Roman"/>
+                <w:lang w:val="es-GT"/>
+              </w:rPr>
+            </w:pPr>
+            <w:r>
+              <w:rPr>
+                <w:rFonts w:ascii="Times New Roman" w:hAnsi="Times New Roman" w:cs="Times New Roman"/>
+                <w:sz w:val="20"/>
+                <w:szCs w:val="20"/>
+                <w:lang w:val="es-GT"/>
+              </w:rPr>
+              <w:t>Por dimensionar</w:t>
             </w:r>
           </w:p>
         </w:tc>
@@ -3029,20 +3278,19 @@
           <w:p>
             <w:pPr>
               <w:spacing w:before="40" w:after="40" w:line="240" w:lineRule="auto"/>
-              <w:jc w:val="left"/>
-              <w:rPr>
-                <w:rFonts w:ascii="Times New Roman" w:hAnsi="Times New Roman" w:cs="Times New Roman"/>
-                <w:lang w:val="es-GT"/>
-              </w:rPr>
-            </w:pPr>
-            <w:r>
-              <w:rPr>
-                <w:rFonts w:ascii="Times New Roman" w:hAnsi="Times New Roman" w:cs="Times New Roman"/>
-                <w:sz w:val="20"/>
-                <w:szCs w:val="20"/>
-                <w:lang w:val="es-GT"/>
-              </w:rPr>
-              <w:t xml:space="preserve">Efecto 3. Mayor exposición a incidentes y pérdida de datos</w:t>
+              <w:rPr>
+                <w:rFonts w:ascii="Times New Roman" w:hAnsi="Times New Roman" w:cs="Times New Roman"/>
+                <w:lang w:val="es-GT"/>
+              </w:rPr>
+            </w:pPr>
+            <w:r>
+              <w:rPr>
+                <w:rFonts w:ascii="Times New Roman" w:hAnsi="Times New Roman" w:cs="Times New Roman"/>
+                <w:sz w:val="20"/>
+                <w:szCs w:val="20"/>
+                <w:lang w:val="es-GT"/>
+              </w:rPr>
+              <w:t>Efecto 3. Mayor exposición a incidentes y pérdida de datos</w:t>
             </w:r>
           </w:p>
         </w:tc>
@@ -3053,20 +3301,19 @@
           <w:p>
             <w:pPr>
               <w:spacing w:before="40" w:after="40" w:line="240" w:lineRule="auto"/>
-              <w:jc w:val="left"/>
-              <w:rPr>
-                <w:rFonts w:ascii="Times New Roman" w:hAnsi="Times New Roman" w:cs="Times New Roman"/>
-                <w:lang w:val="es-GT"/>
-              </w:rPr>
-            </w:pPr>
-            <w:r>
-              <w:rPr>
-                <w:rFonts w:ascii="Times New Roman" w:hAnsi="Times New Roman" w:cs="Times New Roman"/>
-                <w:sz w:val="20"/>
-                <w:szCs w:val="20"/>
-                <w:lang w:val="es-GT"/>
-              </w:rPr>
-              <w:t xml:space="preserve">La explotación de vulnerabilidades es el vector inicial más frecuente (Verizon, 2026); costo medio de 4.99 millones de dólares por brecha (IBM, 2026).</w:t>
+              <w:rPr>
+                <w:rFonts w:ascii="Times New Roman" w:hAnsi="Times New Roman" w:cs="Times New Roman"/>
+                <w:lang w:val="es-GT"/>
+              </w:rPr>
+            </w:pPr>
+            <w:r>
+              <w:rPr>
+                <w:rFonts w:ascii="Times New Roman" w:hAnsi="Times New Roman" w:cs="Times New Roman"/>
+                <w:sz w:val="20"/>
+                <w:szCs w:val="20"/>
+                <w:lang w:val="es-GT"/>
+              </w:rPr>
+              <w:t>La explotación de vulnerabilidades es el vector inicial más frecuente (Verizon, 2026); costo medio de 4.99 millones de dólares por brecha (IBM, 2026).</w:t>
             </w:r>
           </w:p>
         </w:tc>
@@ -3077,20 +3324,19 @@
           <w:p>
             <w:pPr>
               <w:spacing w:before="40" w:after="40" w:line="240" w:lineRule="auto"/>
-              <w:jc w:val="left"/>
-              <w:rPr>
-                <w:rFonts w:ascii="Times New Roman" w:hAnsi="Times New Roman" w:cs="Times New Roman"/>
-                <w:lang w:val="es-GT"/>
-              </w:rPr>
-            </w:pPr>
-            <w:r>
-              <w:rPr>
-                <w:rFonts w:ascii="Times New Roman" w:hAnsi="Times New Roman" w:cs="Times New Roman"/>
-                <w:sz w:val="20"/>
-                <w:szCs w:val="20"/>
-                <w:lang w:val="es-GT"/>
-              </w:rPr>
-              <w:t xml:space="preserve">Por dimensionar</w:t>
+              <w:rPr>
+                <w:rFonts w:ascii="Times New Roman" w:hAnsi="Times New Roman" w:cs="Times New Roman"/>
+                <w:lang w:val="es-GT"/>
+              </w:rPr>
+            </w:pPr>
+            <w:r>
+              <w:rPr>
+                <w:rFonts w:ascii="Times New Roman" w:hAnsi="Times New Roman" w:cs="Times New Roman"/>
+                <w:sz w:val="20"/>
+                <w:szCs w:val="20"/>
+                <w:lang w:val="es-GT"/>
+              </w:rPr>
+              <w:t>Por dimensionar</w:t>
             </w:r>
           </w:p>
         </w:tc>
@@ -3109,20 +3355,19 @@
           <w:p>
             <w:pPr>
               <w:spacing w:before="40" w:after="40" w:line="240" w:lineRule="auto"/>
-              <w:jc w:val="left"/>
-              <w:rPr>
-                <w:rFonts w:ascii="Times New Roman" w:hAnsi="Times New Roman" w:cs="Times New Roman"/>
-                <w:lang w:val="es-GT"/>
-              </w:rPr>
-            </w:pPr>
-            <w:r>
-              <w:rPr>
-                <w:rFonts w:ascii="Times New Roman" w:hAnsi="Times New Roman" w:cs="Times New Roman"/>
-                <w:sz w:val="20"/>
-                <w:szCs w:val="20"/>
-                <w:lang w:val="es-GT"/>
-              </w:rPr>
-              <w:t xml:space="preserve">Efecto 4. Pérdida de confianza y riesgo de incumplimiento</w:t>
+              <w:rPr>
+                <w:rFonts w:ascii="Times New Roman" w:hAnsi="Times New Roman" w:cs="Times New Roman"/>
+                <w:lang w:val="es-GT"/>
+              </w:rPr>
+            </w:pPr>
+            <w:r>
+              <w:rPr>
+                <w:rFonts w:ascii="Times New Roman" w:hAnsi="Times New Roman" w:cs="Times New Roman"/>
+                <w:sz w:val="20"/>
+                <w:szCs w:val="20"/>
+                <w:lang w:val="es-GT"/>
+              </w:rPr>
+              <w:t>Efecto 4. Pérdida de confianza y riesgo de incumplimiento</w:t>
             </w:r>
           </w:p>
         </w:tc>
@@ -3136,20 +3381,19 @@
           <w:p>
             <w:pPr>
               <w:spacing w:before="40" w:after="40" w:line="240" w:lineRule="auto"/>
-              <w:jc w:val="left"/>
-              <w:rPr>
-                <w:rFonts w:ascii="Times New Roman" w:hAnsi="Times New Roman" w:cs="Times New Roman"/>
-                <w:lang w:val="es-GT"/>
-              </w:rPr>
-            </w:pPr>
-            <w:r>
-              <w:rPr>
-                <w:rFonts w:ascii="Times New Roman" w:hAnsi="Times New Roman" w:cs="Times New Roman"/>
-                <w:sz w:val="20"/>
-                <w:szCs w:val="20"/>
-                <w:lang w:val="es-GT"/>
-              </w:rPr>
-              <w:t xml:space="preserve">Aumento de 200 % en los ciberataques en Guatemala durante 2024 (Mastercard, 2025); iniciativa de ley en discusión (RSM Guatemala, s. f.).</w:t>
+              <w:rPr>
+                <w:rFonts w:ascii="Times New Roman" w:hAnsi="Times New Roman" w:cs="Times New Roman"/>
+                <w:lang w:val="es-GT"/>
+              </w:rPr>
+            </w:pPr>
+            <w:r>
+              <w:rPr>
+                <w:rFonts w:ascii="Times New Roman" w:hAnsi="Times New Roman" w:cs="Times New Roman"/>
+                <w:sz w:val="20"/>
+                <w:szCs w:val="20"/>
+                <w:lang w:val="es-GT"/>
+              </w:rPr>
+              <w:t>Aumento de 200 % en los ciberataques en Guatemala durante 2024 (Mastercard, 2025); iniciativa de ley en discusión (RSM Guatemala, s. f.).</w:t>
             </w:r>
           </w:p>
         </w:tc>
@@ -3163,20 +3407,19 @@
           <w:p>
             <w:pPr>
               <w:spacing w:before="40" w:after="40" w:line="240" w:lineRule="auto"/>
-              <w:jc w:val="left"/>
-              <w:rPr>
-                <w:rFonts w:ascii="Times New Roman" w:hAnsi="Times New Roman" w:cs="Times New Roman"/>
-                <w:lang w:val="es-GT"/>
-              </w:rPr>
-            </w:pPr>
-            <w:r>
-              <w:rPr>
-                <w:rFonts w:ascii="Times New Roman" w:hAnsi="Times New Roman" w:cs="Times New Roman"/>
-                <w:sz w:val="20"/>
-                <w:szCs w:val="20"/>
-                <w:lang w:val="es-GT"/>
-              </w:rPr>
-              <w:t xml:space="preserve">Por dimensionar</w:t>
+              <w:rPr>
+                <w:rFonts w:ascii="Times New Roman" w:hAnsi="Times New Roman" w:cs="Times New Roman"/>
+                <w:lang w:val="es-GT"/>
+              </w:rPr>
+            </w:pPr>
+            <w:r>
+              <w:rPr>
+                <w:rFonts w:ascii="Times New Roman" w:hAnsi="Times New Roman" w:cs="Times New Roman"/>
+                <w:sz w:val="20"/>
+                <w:szCs w:val="20"/>
+                <w:lang w:val="es-GT"/>
+              </w:rPr>
+              <w:t>Por dimensionar</w:t>
             </w:r>
           </w:p>
         </w:tc>
@@ -3185,7 +3428,6 @@
     <w:p>
       <w:pPr>
         <w:spacing w:before="60" w:after="200" w:line="240" w:lineRule="auto"/>
-        <w:jc w:val="left"/>
         <w:rPr>
           <w:rFonts w:ascii="Times New Roman" w:hAnsi="Times New Roman" w:cs="Times New Roman"/>
           <w:lang w:val="es-GT"/>
@@ -3208,21 +3450,20 @@
           <w:szCs w:val="20"/>
           <w:lang w:val="es-GT"/>
         </w:rPr>
-        <w:t xml:space="preserve">Elaboración propia. Las condiciones «por contrastar» y «por dimensionar» indican que el estudio debe verificarlas con datos locales.</w:t>
+        <w:t>Elaboración propia. Las condiciones «por contrastar» y «por dimensionar» indican que el estudio debe verificarlas con datos locales.</w:t>
       </w:r>
     </w:p>
     <w:p>
       <w:pPr>
         <w:keepNext/>
         <w:spacing w:before="120" w:after="0" w:line="360" w:lineRule="auto"/>
-        <w:jc w:val="left"/>
         <w:outlineLvl w:val="1"/>
         <w:rPr>
           <w:rFonts w:ascii="Times New Roman" w:hAnsi="Times New Roman" w:cs="Times New Roman"/>
           <w:lang w:val="es-GT"/>
         </w:rPr>
       </w:pPr>
-      <w:bookmarkStart w:id="207" w:name="_Toc800207"/>
+      <w:bookmarkStart w:id="7" w:name="_Toc800207"/>
       <w:r>
         <w:rPr>
           <w:rFonts w:ascii="Times New Roman" w:hAnsi="Times New Roman" w:cs="Times New Roman"/>
@@ -3231,13 +3472,13 @@
           <w:szCs w:val="24"/>
           <w:lang w:val="es-GT"/>
         </w:rPr>
-        <w:t xml:space="preserve">Árbol de objetivos</w:t>
-      </w:r>
-      <w:bookmarkEnd w:id="207"/>
-    </w:p>
-    <w:p>
-      <w:pPr>
-        <w:spacing w:before="0" w:after="0" w:line="360" w:lineRule="auto"/>
+        <w:t>Árbol de objetivos</w:t>
+      </w:r>
+      <w:bookmarkEnd w:id="7"/>
+    </w:p>
+    <w:p>
+      <w:pPr>
+        <w:spacing w:after="0" w:line="360" w:lineRule="auto"/>
         <w:ind w:firstLine="720"/>
         <w:jc w:val="both"/>
         <w:rPr>
@@ -3252,14 +3493,13 @@
           <w:szCs w:val="24"/>
           <w:lang w:val="es-GT"/>
         </w:rPr>
-        <w:t xml:space="preserve">A partir del árbol de problemas cada causa se convierte en medio y cada efecto en fin (Figura 2). El problema principal pasa a ser el objetivo principal del estudio.</w:t>
+        <w:t>A partir del árbol de problemas cada causa se convierte en medio y cada efecto en fin (Figura 2). El problema principal pasa a ser el objetivo principal del estudio.</w:t>
       </w:r>
     </w:p>
     <w:p>
       <w:pPr>
         <w:keepNext/>
         <w:spacing w:before="200" w:after="0" w:line="240" w:lineRule="auto"/>
-        <w:jc w:val="left"/>
         <w:rPr>
           <w:rFonts w:ascii="Times New Roman" w:hAnsi="Times New Roman" w:cs="Times New Roman"/>
           <w:lang w:val="es-GT"/>
@@ -3269,18 +3509,16 @@
         <w:rPr>
           <w:rFonts w:ascii="Times New Roman" w:hAnsi="Times New Roman" w:cs="Times New Roman"/>
           <w:b/>
-          <w:sz w:val="22"/>
-          <w:szCs w:val="22"/>
-          <w:lang w:val="es-GT"/>
-        </w:rPr>
-        <w:t xml:space="preserve">Figura 2</w:t>
+          <w:lang w:val="es-GT"/>
+        </w:rPr>
+        <w:lastRenderedPageBreak/>
+        <w:t>Figura 2</w:t>
       </w:r>
     </w:p>
     <w:p>
       <w:pPr>
         <w:keepNext/>
-        <w:spacing w:before="0" w:after="60" w:line="240" w:lineRule="auto"/>
-        <w:jc w:val="left"/>
+        <w:spacing w:after="60" w:line="240" w:lineRule="auto"/>
         <w:rPr>
           <w:rFonts w:ascii="Times New Roman" w:hAnsi="Times New Roman" w:cs="Times New Roman"/>
           <w:lang w:val="es-GT"/>
@@ -3290,11 +3528,9 @@
         <w:rPr>
           <w:rFonts w:ascii="Times New Roman" w:hAnsi="Times New Roman" w:cs="Times New Roman"/>
           <w:i/>
-          <w:sz w:val="22"/>
-          <w:szCs w:val="22"/>
-          <w:lang w:val="es-GT"/>
-        </w:rPr>
-        <w:t xml:space="preserve">Árbol de objetivos</w:t>
+          <w:lang w:val="es-GT"/>
+        </w:rPr>
+        <w:t>Árbol de objetivos</w:t>
       </w:r>
     </w:p>
     <w:p>
@@ -3304,9 +3540,13 @@
         <w:jc w:val="center"/>
       </w:pPr>
       <w:r>
+        <w:rPr>
+          <w:noProof/>
+        </w:rPr>
         <w:drawing>
-          <wp:inline distT="0" distB="0" distL="0" distR="0">
+          <wp:inline distT="0" distB="0" distL="0" distR="0" wp14:anchorId="21788E18" wp14:editId="28EFECE9">
             <wp:extent cx="5700000" cy="4779230"/>
+            <wp:effectExtent l="0" t="0" r="0" b="0"/>
             <wp:docPr id="702" name="Figura 2" descr="Árbol de objetivos: cinco medios, objetivo central y cuatro fines"/>
             <wp:cNvGraphicFramePr>
               <a:graphicFrameLocks xmlns:a="http://schemas.openxmlformats.org/drawingml/2006/main" noChangeAspect="1"/>
@@ -3319,7 +3559,7 @@
                     <pic:cNvPicPr/>
                   </pic:nvPicPr>
                   <pic:blipFill>
-                    <a:blip r:embed="rIdFig2"/>
+                    <a:blip r:embed="rId9"/>
                     <a:stretch>
                       <a:fillRect/>
                     </a:stretch>
@@ -3343,7 +3583,6 @@
     <w:p>
       <w:pPr>
         <w:spacing w:before="60" w:after="200" w:line="240" w:lineRule="auto"/>
-        <w:jc w:val="left"/>
         <w:rPr>
           <w:rFonts w:ascii="Times New Roman" w:hAnsi="Times New Roman" w:cs="Times New Roman"/>
           <w:lang w:val="es-GT"/>
@@ -3366,21 +3605,20 @@
           <w:szCs w:val="20"/>
           <w:lang w:val="es-GT"/>
         </w:rPr>
-        <w:t xml:space="preserve">Elaboración propia a partir del árbol de problemas.</w:t>
+        <w:t>Elaboración propia a partir del árbol de problemas.</w:t>
       </w:r>
     </w:p>
     <w:p>
       <w:pPr>
         <w:keepNext/>
         <w:spacing w:before="120" w:after="0" w:line="360" w:lineRule="auto"/>
-        <w:jc w:val="left"/>
         <w:outlineLvl w:val="1"/>
         <w:rPr>
           <w:rFonts w:ascii="Times New Roman" w:hAnsi="Times New Roman" w:cs="Times New Roman"/>
           <w:lang w:val="es-GT"/>
         </w:rPr>
       </w:pPr>
-      <w:bookmarkStart w:id="208" w:name="_Toc800208"/>
+      <w:bookmarkStart w:id="8" w:name="_Toc800208"/>
       <w:r>
         <w:rPr>
           <w:rFonts w:ascii="Times New Roman" w:hAnsi="Times New Roman" w:cs="Times New Roman"/>
@@ -3389,13 +3627,13 @@
           <w:szCs w:val="24"/>
           <w:lang w:val="es-GT"/>
         </w:rPr>
-        <w:t xml:space="preserve">Pregunta de investigación</w:t>
-      </w:r>
-      <w:bookmarkEnd w:id="208"/>
-    </w:p>
-    <w:p>
-      <w:pPr>
-        <w:spacing w:before="0" w:after="0" w:line="360" w:lineRule="auto"/>
+        <w:t>Pregunta de investigación</w:t>
+      </w:r>
+      <w:bookmarkEnd w:id="8"/>
+    </w:p>
+    <w:p>
+      <w:pPr>
+        <w:spacing w:after="0" w:line="360" w:lineRule="auto"/>
         <w:ind w:firstLine="720"/>
         <w:jc w:val="both"/>
         <w:rPr>
@@ -3420,12 +3658,12 @@
           <w:szCs w:val="24"/>
           <w:lang w:val="es-GT"/>
         </w:rPr>
-        <w:t xml:space="preserve">¿Qué factores organizacionales influyen en la adopción de prácticas de seguridad en el ciclo de desarrollo de software en equipos de desarrollo de empresas medianas del área metropolitana de Guatemala durante el año 2027?</w:t>
-      </w:r>
-    </w:p>
-    <w:p>
-      <w:pPr>
-        <w:spacing w:before="0" w:after="0" w:line="360" w:lineRule="auto"/>
+        <w:t>¿Qué factores organizacionales influyen en la adopción de prácticas de seguridad en el ciclo de desarrollo de software en equipos de desarrollo de empresas medianas del área metropolitana de Guatemala durante el año 2027?</w:t>
+      </w:r>
+    </w:p>
+    <w:p>
+      <w:pPr>
+        <w:spacing w:after="0" w:line="360" w:lineRule="auto"/>
         <w:ind w:firstLine="720"/>
         <w:jc w:val="both"/>
         <w:rPr>
@@ -3440,12 +3678,12 @@
           <w:szCs w:val="24"/>
           <w:lang w:val="es-GT"/>
         </w:rPr>
-        <w:t xml:space="preserve">Las subpreguntas descomponen el problema en tres dimensiones manejables:</w:t>
-      </w:r>
-    </w:p>
-    <w:p>
-      <w:pPr>
-        <w:spacing w:before="0" w:after="0" w:line="360" w:lineRule="auto"/>
+        <w:t>Las subpreguntas descomponen el problema en tres dimensiones manejables:</w:t>
+      </w:r>
+    </w:p>
+    <w:p>
+      <w:pPr>
+        <w:spacing w:after="0" w:line="360" w:lineRule="auto"/>
         <w:ind w:left="720" w:hanging="360"/>
         <w:jc w:val="both"/>
         <w:rPr>
@@ -3460,21 +3698,12 @@
           <w:szCs w:val="24"/>
           <w:lang w:val="es-GT"/>
         </w:rPr>
-        <w:t xml:space="preserve">1. </w:t>
-      </w:r>
-      <w:r>
-        <w:rPr>
-          <w:rFonts w:ascii="Times New Roman" w:hAnsi="Times New Roman" w:cs="Times New Roman"/>
-          <w:sz w:val="24"/>
-          <w:szCs w:val="24"/>
-          <w:lang w:val="es-GT"/>
-        </w:rPr>
-        <w:t xml:space="preserve">¿Qué prácticas de seguridad del ciclo de desarrollo de software, según el marco SSDF del NIST, aplican actualmente estos equipos y con qué grado de formalidad?</w:t>
-      </w:r>
-    </w:p>
-    <w:p>
-      <w:pPr>
-        <w:spacing w:before="0" w:after="0" w:line="360" w:lineRule="auto"/>
+        <w:t>1. ¿Qué prácticas de seguridad del ciclo de desarrollo de software, según el marco SSDF del NIST, aplican actualmente estos equipos y con qué grado de formalidad?</w:t>
+      </w:r>
+    </w:p>
+    <w:p>
+      <w:pPr>
+        <w:spacing w:after="0" w:line="360" w:lineRule="auto"/>
         <w:ind w:left="720" w:hanging="360"/>
         <w:jc w:val="both"/>
         <w:rPr>
@@ -3489,21 +3718,12 @@
           <w:szCs w:val="24"/>
           <w:lang w:val="es-GT"/>
         </w:rPr>
-        <w:t xml:space="preserve">2. </w:t>
-      </w:r>
-      <w:r>
-        <w:rPr>
-          <w:rFonts w:ascii="Times New Roman" w:hAnsi="Times New Roman" w:cs="Times New Roman"/>
-          <w:sz w:val="24"/>
-          <w:szCs w:val="24"/>
-          <w:lang w:val="es-GT"/>
-        </w:rPr>
-        <w:t xml:space="preserve">¿Qué barreras relacionadas con las personas, las prácticas, las herramientas, la infraestructura y la gobernanza perciben los equipos para integrar la seguridad en su desarrollo?</w:t>
-      </w:r>
-    </w:p>
-    <w:p>
-      <w:pPr>
-        <w:spacing w:before="0" w:after="0" w:line="360" w:lineRule="auto"/>
+        <w:t>2. ¿Qué barreras relacionadas con las personas, las prácticas, las herramientas, la infraestructura y la gobernanza perciben los equipos para integrar la seguridad en su desarrollo?</w:t>
+      </w:r>
+    </w:p>
+    <w:p>
+      <w:pPr>
+        <w:spacing w:after="0" w:line="360" w:lineRule="auto"/>
         <w:ind w:left="720" w:hanging="360"/>
         <w:jc w:val="both"/>
         <w:rPr>
@@ -3518,21 +3738,13 @@
           <w:szCs w:val="24"/>
           <w:lang w:val="es-GT"/>
         </w:rPr>
-        <w:t xml:space="preserve">3. </w:t>
-      </w:r>
-      <w:r>
-        <w:rPr>
-          <w:rFonts w:ascii="Times New Roman" w:hAnsi="Times New Roman" w:cs="Times New Roman"/>
-          <w:sz w:val="24"/>
-          <w:szCs w:val="24"/>
-          <w:lang w:val="es-GT"/>
-        </w:rPr>
-        <w:t xml:space="preserve">¿Qué relación existe entre el nivel de capacitación en desarrollo seguro y el grado de adopción de prácticas de seguridad?</w:t>
-      </w:r>
-    </w:p>
-    <w:p>
-      <w:pPr>
-        <w:spacing w:before="0" w:after="0" w:line="360" w:lineRule="auto"/>
+        <w:lastRenderedPageBreak/>
+        <w:t>3. ¿Qué relación existe entre el nivel de capacitación en desarrollo seguro y el grado de adopción de prácticas de seguridad?</w:t>
+      </w:r>
+    </w:p>
+    <w:p>
+      <w:pPr>
+        <w:spacing w:after="0" w:line="360" w:lineRule="auto"/>
         <w:ind w:firstLine="720"/>
         <w:jc w:val="both"/>
         <w:rPr>
@@ -3547,14 +3759,13 @@
           <w:szCs w:val="24"/>
           <w:lang w:val="es-GT"/>
         </w:rPr>
-        <w:t xml:space="preserve">La pregunta se valora con los criterios FINER (Tabla 2).</w:t>
+        <w:t>La pregunta se valora con los criterios FINER (Tabla 2).</w:t>
       </w:r>
     </w:p>
     <w:p>
       <w:pPr>
         <w:keepNext/>
         <w:spacing w:before="200" w:after="0" w:line="240" w:lineRule="auto"/>
-        <w:jc w:val="left"/>
         <w:rPr>
           <w:rFonts w:ascii="Times New Roman" w:hAnsi="Times New Roman" w:cs="Times New Roman"/>
           <w:lang w:val="es-GT"/>
@@ -3564,18 +3775,15 @@
         <w:rPr>
           <w:rFonts w:ascii="Times New Roman" w:hAnsi="Times New Roman" w:cs="Times New Roman"/>
           <w:b/>
-          <w:sz w:val="22"/>
-          <w:szCs w:val="22"/>
-          <w:lang w:val="es-GT"/>
-        </w:rPr>
-        <w:t xml:space="preserve">Tabla 2</w:t>
+          <w:lang w:val="es-GT"/>
+        </w:rPr>
+        <w:t>Tabla 2</w:t>
       </w:r>
     </w:p>
     <w:p>
       <w:pPr>
         <w:keepNext/>
-        <w:spacing w:before="0" w:after="60" w:line="240" w:lineRule="auto"/>
-        <w:jc w:val="left"/>
+        <w:spacing w:after="60" w:line="240" w:lineRule="auto"/>
         <w:rPr>
           <w:rFonts w:ascii="Times New Roman" w:hAnsi="Times New Roman" w:cs="Times New Roman"/>
           <w:lang w:val="es-GT"/>
@@ -3585,11 +3793,9 @@
         <w:rPr>
           <w:rFonts w:ascii="Times New Roman" w:hAnsi="Times New Roman" w:cs="Times New Roman"/>
           <w:i/>
-          <w:sz w:val="22"/>
-          <w:szCs w:val="22"/>
-          <w:lang w:val="es-GT"/>
-        </w:rPr>
-        <w:t xml:space="preserve">Valoración de la pregunta de investigación según los criterios FINER</w:t>
+          <w:lang w:val="es-GT"/>
+        </w:rPr>
+        <w:t>Valoración de la pregunta de investigación según los criterios FINER</w:t>
       </w:r>
     </w:p>
     <w:tbl>
@@ -3618,7 +3824,6 @@
           <w:p>
             <w:pPr>
               <w:spacing w:before="40" w:after="40" w:line="240" w:lineRule="auto"/>
-              <w:jc w:val="left"/>
               <w:rPr>
                 <w:rFonts w:ascii="Times New Roman" w:hAnsi="Times New Roman" w:cs="Times New Roman"/>
                 <w:lang w:val="es-GT"/>
@@ -3632,7 +3837,7 @@
                 <w:szCs w:val="20"/>
                 <w:lang w:val="es-GT"/>
               </w:rPr>
-              <w:t xml:space="preserve">Criterio</w:t>
+              <w:t>Criterio</w:t>
             </w:r>
           </w:p>
         </w:tc>
@@ -3647,7 +3852,6 @@
           <w:p>
             <w:pPr>
               <w:spacing w:before="40" w:after="40" w:line="240" w:lineRule="auto"/>
-              <w:jc w:val="left"/>
               <w:rPr>
                 <w:rFonts w:ascii="Times New Roman" w:hAnsi="Times New Roman" w:cs="Times New Roman"/>
                 <w:lang w:val="es-GT"/>
@@ -3661,7 +3865,7 @@
                 <w:szCs w:val="20"/>
                 <w:lang w:val="es-GT"/>
               </w:rPr>
-              <w:t xml:space="preserve">Valoración</w:t>
+              <w:t>Valoración</w:t>
             </w:r>
           </w:p>
         </w:tc>
@@ -3677,20 +3881,19 @@
           <w:p>
             <w:pPr>
               <w:spacing w:before="40" w:after="40" w:line="240" w:lineRule="auto"/>
-              <w:jc w:val="left"/>
-              <w:rPr>
-                <w:rFonts w:ascii="Times New Roman" w:hAnsi="Times New Roman" w:cs="Times New Roman"/>
-                <w:lang w:val="es-GT"/>
-              </w:rPr>
-            </w:pPr>
-            <w:r>
-              <w:rPr>
-                <w:rFonts w:ascii="Times New Roman" w:hAnsi="Times New Roman" w:cs="Times New Roman"/>
-                <w:sz w:val="20"/>
-                <w:szCs w:val="20"/>
-                <w:lang w:val="es-GT"/>
-              </w:rPr>
-              <w:t xml:space="preserve">Factible</w:t>
+              <w:rPr>
+                <w:rFonts w:ascii="Times New Roman" w:hAnsi="Times New Roman" w:cs="Times New Roman"/>
+                <w:lang w:val="es-GT"/>
+              </w:rPr>
+            </w:pPr>
+            <w:r>
+              <w:rPr>
+                <w:rFonts w:ascii="Times New Roman" w:hAnsi="Times New Roman" w:cs="Times New Roman"/>
+                <w:sz w:val="20"/>
+                <w:szCs w:val="20"/>
+                <w:lang w:val="es-GT"/>
+              </w:rPr>
+              <w:t>Factible</w:t>
             </w:r>
           </w:p>
         </w:tc>
@@ -3701,20 +3904,19 @@
           <w:p>
             <w:pPr>
               <w:spacing w:before="40" w:after="40" w:line="240" w:lineRule="auto"/>
-              <w:jc w:val="left"/>
-              <w:rPr>
-                <w:rFonts w:ascii="Times New Roman" w:hAnsi="Times New Roman" w:cs="Times New Roman"/>
-                <w:lang w:val="es-GT"/>
-              </w:rPr>
-            </w:pPr>
-            <w:r>
-              <w:rPr>
-                <w:rFonts w:ascii="Times New Roman" w:hAnsi="Times New Roman" w:cs="Times New Roman"/>
-                <w:sz w:val="20"/>
-                <w:szCs w:val="20"/>
-                <w:lang w:val="es-GT"/>
-              </w:rPr>
-              <w:t xml:space="preserve">Está delimitada a una ciudad, un periodo y una población accesible.</w:t>
+              <w:rPr>
+                <w:rFonts w:ascii="Times New Roman" w:hAnsi="Times New Roman" w:cs="Times New Roman"/>
+                <w:lang w:val="es-GT"/>
+              </w:rPr>
+            </w:pPr>
+            <w:r>
+              <w:rPr>
+                <w:rFonts w:ascii="Times New Roman" w:hAnsi="Times New Roman" w:cs="Times New Roman"/>
+                <w:sz w:val="20"/>
+                <w:szCs w:val="20"/>
+                <w:lang w:val="es-GT"/>
+              </w:rPr>
+              <w:t>Está delimitada a una ciudad, un periodo y una población accesible.</w:t>
             </w:r>
           </w:p>
         </w:tc>
@@ -3730,20 +3932,19 @@
           <w:p>
             <w:pPr>
               <w:spacing w:before="40" w:after="40" w:line="240" w:lineRule="auto"/>
-              <w:jc w:val="left"/>
-              <w:rPr>
-                <w:rFonts w:ascii="Times New Roman" w:hAnsi="Times New Roman" w:cs="Times New Roman"/>
-                <w:lang w:val="es-GT"/>
-              </w:rPr>
-            </w:pPr>
-            <w:r>
-              <w:rPr>
-                <w:rFonts w:ascii="Times New Roman" w:hAnsi="Times New Roman" w:cs="Times New Roman"/>
-                <w:sz w:val="20"/>
-                <w:szCs w:val="20"/>
-                <w:lang w:val="es-GT"/>
-              </w:rPr>
-              <w:t xml:space="preserve">Interesante</w:t>
+              <w:rPr>
+                <w:rFonts w:ascii="Times New Roman" w:hAnsi="Times New Roman" w:cs="Times New Roman"/>
+                <w:lang w:val="es-GT"/>
+              </w:rPr>
+            </w:pPr>
+            <w:r>
+              <w:rPr>
+                <w:rFonts w:ascii="Times New Roman" w:hAnsi="Times New Roman" w:cs="Times New Roman"/>
+                <w:sz w:val="20"/>
+                <w:szCs w:val="20"/>
+                <w:lang w:val="es-GT"/>
+              </w:rPr>
+              <w:t>Interesante</w:t>
             </w:r>
           </w:p>
         </w:tc>
@@ -3754,20 +3955,19 @@
           <w:p>
             <w:pPr>
               <w:spacing w:before="40" w:after="40" w:line="240" w:lineRule="auto"/>
-              <w:jc w:val="left"/>
-              <w:rPr>
-                <w:rFonts w:ascii="Times New Roman" w:hAnsi="Times New Roman" w:cs="Times New Roman"/>
-                <w:lang w:val="es-GT"/>
-              </w:rPr>
-            </w:pPr>
-            <w:r>
-              <w:rPr>
-                <w:rFonts w:ascii="Times New Roman" w:hAnsi="Times New Roman" w:cs="Times New Roman"/>
-                <w:sz w:val="20"/>
-                <w:szCs w:val="20"/>
-                <w:lang w:val="es-GT"/>
-              </w:rPr>
-              <w:t xml:space="preserve">Conecta la teoría de los paradigmas con una práctica profesional actual.</w:t>
+              <w:rPr>
+                <w:rFonts w:ascii="Times New Roman" w:hAnsi="Times New Roman" w:cs="Times New Roman"/>
+                <w:lang w:val="es-GT"/>
+              </w:rPr>
+            </w:pPr>
+            <w:r>
+              <w:rPr>
+                <w:rFonts w:ascii="Times New Roman" w:hAnsi="Times New Roman" w:cs="Times New Roman"/>
+                <w:sz w:val="20"/>
+                <w:szCs w:val="20"/>
+                <w:lang w:val="es-GT"/>
+              </w:rPr>
+              <w:t>Conecta la teoría de los paradigmas con una práctica profesional actual.</w:t>
             </w:r>
           </w:p>
         </w:tc>
@@ -3783,20 +3983,19 @@
           <w:p>
             <w:pPr>
               <w:spacing w:before="40" w:after="40" w:line="240" w:lineRule="auto"/>
-              <w:jc w:val="left"/>
-              <w:rPr>
-                <w:rFonts w:ascii="Times New Roman" w:hAnsi="Times New Roman" w:cs="Times New Roman"/>
-                <w:lang w:val="es-GT"/>
-              </w:rPr>
-            </w:pPr>
-            <w:r>
-              <w:rPr>
-                <w:rFonts w:ascii="Times New Roman" w:hAnsi="Times New Roman" w:cs="Times New Roman"/>
-                <w:sz w:val="20"/>
-                <w:szCs w:val="20"/>
-                <w:lang w:val="es-GT"/>
-              </w:rPr>
-              <w:t xml:space="preserve">Novedosa</w:t>
+              <w:rPr>
+                <w:rFonts w:ascii="Times New Roman" w:hAnsi="Times New Roman" w:cs="Times New Roman"/>
+                <w:lang w:val="es-GT"/>
+              </w:rPr>
+            </w:pPr>
+            <w:r>
+              <w:rPr>
+                <w:rFonts w:ascii="Times New Roman" w:hAnsi="Times New Roman" w:cs="Times New Roman"/>
+                <w:sz w:val="20"/>
+                <w:szCs w:val="20"/>
+                <w:lang w:val="es-GT"/>
+              </w:rPr>
+              <w:t>Novedosa</w:t>
             </w:r>
           </w:p>
         </w:tc>
@@ -3807,20 +4006,19 @@
           <w:p>
             <w:pPr>
               <w:spacing w:before="40" w:after="40" w:line="240" w:lineRule="auto"/>
-              <w:jc w:val="left"/>
-              <w:rPr>
-                <w:rFonts w:ascii="Times New Roman" w:hAnsi="Times New Roman" w:cs="Times New Roman"/>
-                <w:lang w:val="es-GT"/>
-              </w:rPr>
-            </w:pPr>
-            <w:r>
-              <w:rPr>
-                <w:rFonts w:ascii="Times New Roman" w:hAnsi="Times New Roman" w:cs="Times New Roman"/>
-                <w:sz w:val="20"/>
-                <w:szCs w:val="20"/>
-                <w:lang w:val="es-GT"/>
-              </w:rPr>
-              <w:t xml:space="preserve">No se localizaron estudios guatemaltecos sobre el tema.</w:t>
+              <w:rPr>
+                <w:rFonts w:ascii="Times New Roman" w:hAnsi="Times New Roman" w:cs="Times New Roman"/>
+                <w:lang w:val="es-GT"/>
+              </w:rPr>
+            </w:pPr>
+            <w:r>
+              <w:rPr>
+                <w:rFonts w:ascii="Times New Roman" w:hAnsi="Times New Roman" w:cs="Times New Roman"/>
+                <w:sz w:val="20"/>
+                <w:szCs w:val="20"/>
+                <w:lang w:val="es-GT"/>
+              </w:rPr>
+              <w:t>No se localizaron estudios guatemaltecos sobre el tema.</w:t>
             </w:r>
           </w:p>
         </w:tc>
@@ -3836,20 +4034,19 @@
           <w:p>
             <w:pPr>
               <w:spacing w:before="40" w:after="40" w:line="240" w:lineRule="auto"/>
-              <w:jc w:val="left"/>
-              <w:rPr>
-                <w:rFonts w:ascii="Times New Roman" w:hAnsi="Times New Roman" w:cs="Times New Roman"/>
-                <w:lang w:val="es-GT"/>
-              </w:rPr>
-            </w:pPr>
-            <w:r>
-              <w:rPr>
-                <w:rFonts w:ascii="Times New Roman" w:hAnsi="Times New Roman" w:cs="Times New Roman"/>
-                <w:sz w:val="20"/>
-                <w:szCs w:val="20"/>
-                <w:lang w:val="es-GT"/>
-              </w:rPr>
-              <w:t xml:space="preserve">Ética</w:t>
+              <w:rPr>
+                <w:rFonts w:ascii="Times New Roman" w:hAnsi="Times New Roman" w:cs="Times New Roman"/>
+                <w:lang w:val="es-GT"/>
+              </w:rPr>
+            </w:pPr>
+            <w:r>
+              <w:rPr>
+                <w:rFonts w:ascii="Times New Roman" w:hAnsi="Times New Roman" w:cs="Times New Roman"/>
+                <w:sz w:val="20"/>
+                <w:szCs w:val="20"/>
+                <w:lang w:val="es-GT"/>
+              </w:rPr>
+              <w:t>Ética</w:t>
             </w:r>
           </w:p>
         </w:tc>
@@ -3860,20 +4057,19 @@
           <w:p>
             <w:pPr>
               <w:spacing w:before="40" w:after="40" w:line="240" w:lineRule="auto"/>
-              <w:jc w:val="left"/>
-              <w:rPr>
-                <w:rFonts w:ascii="Times New Roman" w:hAnsi="Times New Roman" w:cs="Times New Roman"/>
-                <w:lang w:val="es-GT"/>
-              </w:rPr>
-            </w:pPr>
-            <w:r>
-              <w:rPr>
-                <w:rFonts w:ascii="Times New Roman" w:hAnsi="Times New Roman" w:cs="Times New Roman"/>
-                <w:sz w:val="20"/>
-                <w:szCs w:val="20"/>
-                <w:lang w:val="es-GT"/>
-              </w:rPr>
-              <w:t xml:space="preserve">No recolecta código ni datos sensibles; la participación es voluntaria y anónima.</w:t>
+              <w:rPr>
+                <w:rFonts w:ascii="Times New Roman" w:hAnsi="Times New Roman" w:cs="Times New Roman"/>
+                <w:lang w:val="es-GT"/>
+              </w:rPr>
+            </w:pPr>
+            <w:r>
+              <w:rPr>
+                <w:rFonts w:ascii="Times New Roman" w:hAnsi="Times New Roman" w:cs="Times New Roman"/>
+                <w:sz w:val="20"/>
+                <w:szCs w:val="20"/>
+                <w:lang w:val="es-GT"/>
+              </w:rPr>
+              <w:t>No recolecta código ni datos sensibles; la participación es voluntaria y anónima.</w:t>
             </w:r>
           </w:p>
         </w:tc>
@@ -3892,20 +4088,19 @@
           <w:p>
             <w:pPr>
               <w:spacing w:before="40" w:after="40" w:line="240" w:lineRule="auto"/>
-              <w:jc w:val="left"/>
-              <w:rPr>
-                <w:rFonts w:ascii="Times New Roman" w:hAnsi="Times New Roman" w:cs="Times New Roman"/>
-                <w:lang w:val="es-GT"/>
-              </w:rPr>
-            </w:pPr>
-            <w:r>
-              <w:rPr>
-                <w:rFonts w:ascii="Times New Roman" w:hAnsi="Times New Roman" w:cs="Times New Roman"/>
-                <w:sz w:val="20"/>
-                <w:szCs w:val="20"/>
-                <w:lang w:val="es-GT"/>
-              </w:rPr>
-              <w:t xml:space="preserve">Relevante</w:t>
+              <w:rPr>
+                <w:rFonts w:ascii="Times New Roman" w:hAnsi="Times New Roman" w:cs="Times New Roman"/>
+                <w:lang w:val="es-GT"/>
+              </w:rPr>
+            </w:pPr>
+            <w:r>
+              <w:rPr>
+                <w:rFonts w:ascii="Times New Roman" w:hAnsi="Times New Roman" w:cs="Times New Roman"/>
+                <w:sz w:val="20"/>
+                <w:szCs w:val="20"/>
+                <w:lang w:val="es-GT"/>
+              </w:rPr>
+              <w:t>Relevante</w:t>
             </w:r>
           </w:p>
         </w:tc>
@@ -3919,20 +4114,19 @@
           <w:p>
             <w:pPr>
               <w:spacing w:before="40" w:after="40" w:line="240" w:lineRule="auto"/>
-              <w:jc w:val="left"/>
-              <w:rPr>
-                <w:rFonts w:ascii="Times New Roman" w:hAnsi="Times New Roman" w:cs="Times New Roman"/>
-                <w:lang w:val="es-GT"/>
-              </w:rPr>
-            </w:pPr>
-            <w:r>
-              <w:rPr>
-                <w:rFonts w:ascii="Times New Roman" w:hAnsi="Times New Roman" w:cs="Times New Roman"/>
-                <w:sz w:val="20"/>
-                <w:szCs w:val="20"/>
-                <w:lang w:val="es-GT"/>
-              </w:rPr>
-              <w:t xml:space="preserve">Aporta evidencia para orientar la capacitación, las políticas y las herramientas de seguridad.</w:t>
+              <w:rPr>
+                <w:rFonts w:ascii="Times New Roman" w:hAnsi="Times New Roman" w:cs="Times New Roman"/>
+                <w:lang w:val="es-GT"/>
+              </w:rPr>
+            </w:pPr>
+            <w:r>
+              <w:rPr>
+                <w:rFonts w:ascii="Times New Roman" w:hAnsi="Times New Roman" w:cs="Times New Roman"/>
+                <w:sz w:val="20"/>
+                <w:szCs w:val="20"/>
+                <w:lang w:val="es-GT"/>
+              </w:rPr>
+              <w:t>Aporta evidencia para orientar la capacitación, las políticas y las herramientas de seguridad.</w:t>
             </w:r>
           </w:p>
         </w:tc>
@@ -3941,7 +4135,6 @@
     <w:p>
       <w:pPr>
         <w:spacing w:before="60" w:after="200" w:line="240" w:lineRule="auto"/>
-        <w:jc w:val="left"/>
         <w:rPr>
           <w:rFonts w:ascii="Times New Roman" w:hAnsi="Times New Roman" w:cs="Times New Roman"/>
           <w:lang w:val="es-GT"/>
@@ -3964,7 +4157,7 @@
           <w:szCs w:val="20"/>
           <w:lang w:val="es-GT"/>
         </w:rPr>
-        <w:t xml:space="preserve">Elaboración propia.</w:t>
+        <w:t>Elaboración propia.</w:t>
       </w:r>
     </w:p>
     <w:p>
@@ -3978,7 +4171,7 @@
           <w:lang w:val="es-GT"/>
         </w:rPr>
       </w:pPr>
-      <w:bookmarkStart w:id="209" w:name="_Toc800209"/>
+      <w:bookmarkStart w:id="9" w:name="_Toc800209"/>
       <w:r>
         <w:rPr>
           <w:rFonts w:ascii="Times New Roman" w:hAnsi="Times New Roman" w:cs="Times New Roman"/>
@@ -3987,22 +4180,21 @@
           <w:szCs w:val="24"/>
           <w:lang w:val="es-GT"/>
         </w:rPr>
-        <w:t xml:space="preserve">Objetivos</w:t>
-      </w:r>
-      <w:bookmarkEnd w:id="209"/>
+        <w:t>Objetivos</w:t>
+      </w:r>
+      <w:bookmarkEnd w:id="9"/>
     </w:p>
     <w:p>
       <w:pPr>
         <w:keepNext/>
         <w:spacing w:before="120" w:after="0" w:line="360" w:lineRule="auto"/>
-        <w:jc w:val="left"/>
         <w:outlineLvl w:val="1"/>
         <w:rPr>
           <w:rFonts w:ascii="Times New Roman" w:hAnsi="Times New Roman" w:cs="Times New Roman"/>
           <w:lang w:val="es-GT"/>
         </w:rPr>
       </w:pPr>
-      <w:bookmarkStart w:id="210" w:name="_Toc800210"/>
+      <w:bookmarkStart w:id="10" w:name="_Toc800210"/>
       <w:r>
         <w:rPr>
           <w:rFonts w:ascii="Times New Roman" w:hAnsi="Times New Roman" w:cs="Times New Roman"/>
@@ -4011,13 +4203,13 @@
           <w:szCs w:val="24"/>
           <w:lang w:val="es-GT"/>
         </w:rPr>
-        <w:t xml:space="preserve">Objetivo general</w:t>
-      </w:r>
-      <w:bookmarkEnd w:id="210"/>
-    </w:p>
-    <w:p>
-      <w:pPr>
-        <w:spacing w:before="0" w:after="0" w:line="360" w:lineRule="auto"/>
+        <w:t>Objetivo general</w:t>
+      </w:r>
+      <w:bookmarkEnd w:id="10"/>
+    </w:p>
+    <w:p>
+      <w:pPr>
+        <w:spacing w:after="0" w:line="360" w:lineRule="auto"/>
         <w:ind w:firstLine="720"/>
         <w:jc w:val="both"/>
         <w:rPr>
@@ -4032,21 +4224,20 @@
           <w:szCs w:val="24"/>
           <w:lang w:val="es-GT"/>
         </w:rPr>
-        <w:t xml:space="preserve">Analizar los factores organizacionales que inciden en la adopción de prácticas de seguridad durante el ciclo de desarrollo de software en equipos de desarrollo de empresas medianas del área metropolitana de Guatemala en el año 2027.</w:t>
+        <w:t>Analizar los factores organizacionales que inciden en la adopción de prácticas de seguridad durante el ciclo de desarrollo de software en equipos de desarrollo de empresas medianas del área metropolitana de Guatemala en el año 2027.</w:t>
       </w:r>
     </w:p>
     <w:p>
       <w:pPr>
         <w:keepNext/>
         <w:spacing w:before="120" w:after="0" w:line="360" w:lineRule="auto"/>
-        <w:jc w:val="left"/>
         <w:outlineLvl w:val="1"/>
         <w:rPr>
           <w:rFonts w:ascii="Times New Roman" w:hAnsi="Times New Roman" w:cs="Times New Roman"/>
           <w:lang w:val="es-GT"/>
         </w:rPr>
       </w:pPr>
-      <w:bookmarkStart w:id="211" w:name="_Toc800211"/>
+      <w:bookmarkStart w:id="11" w:name="_Toc800211"/>
       <w:r>
         <w:rPr>
           <w:rFonts w:ascii="Times New Roman" w:hAnsi="Times New Roman" w:cs="Times New Roman"/>
@@ -4055,13 +4246,13 @@
           <w:szCs w:val="24"/>
           <w:lang w:val="es-GT"/>
         </w:rPr>
-        <w:t xml:space="preserve">Objetivos específicos</w:t>
-      </w:r>
-      <w:bookmarkEnd w:id="211"/>
-    </w:p>
-    <w:p>
-      <w:pPr>
-        <w:spacing w:before="0" w:after="0" w:line="360" w:lineRule="auto"/>
+        <w:t>Objetivos específicos</w:t>
+      </w:r>
+      <w:bookmarkEnd w:id="11"/>
+    </w:p>
+    <w:p>
+      <w:pPr>
+        <w:spacing w:after="0" w:line="360" w:lineRule="auto"/>
         <w:ind w:left="720" w:hanging="360"/>
         <w:jc w:val="both"/>
         <w:rPr>
@@ -4076,21 +4267,12 @@
           <w:szCs w:val="24"/>
           <w:lang w:val="es-GT"/>
         </w:rPr>
-        <w:t xml:space="preserve">1. </w:t>
-      </w:r>
-      <w:r>
-        <w:rPr>
-          <w:rFonts w:ascii="Times New Roman" w:hAnsi="Times New Roman" w:cs="Times New Roman"/>
-          <w:sz w:val="24"/>
-          <w:szCs w:val="24"/>
-          <w:lang w:val="es-GT"/>
-        </w:rPr>
-        <w:t xml:space="preserve">Identificar las prácticas de seguridad en el ciclo de vida de desarrollo de software que aplican los equipos de desarrollo, con base en los grupos de prácticas del marco SSDF del NIST.</w:t>
-      </w:r>
-    </w:p>
-    <w:p>
-      <w:pPr>
-        <w:spacing w:before="0" w:after="0" w:line="360" w:lineRule="auto"/>
+        <w:t>1. Identificar las prácticas de seguridad en el ciclo de vida de desarrollo de software que aplican los equipos de desarrollo, con base en los grupos de prácticas del marco SSDF del NIST.</w:t>
+      </w:r>
+    </w:p>
+    <w:p>
+      <w:pPr>
+        <w:spacing w:after="0" w:line="360" w:lineRule="auto"/>
         <w:ind w:left="720" w:hanging="360"/>
         <w:jc w:val="both"/>
         <w:rPr>
@@ -4105,21 +4287,12 @@
           <w:szCs w:val="24"/>
           <w:lang w:val="es-GT"/>
         </w:rPr>
-        <w:t xml:space="preserve">2. </w:t>
-      </w:r>
-      <w:r>
-        <w:rPr>
-          <w:rFonts w:ascii="Times New Roman" w:hAnsi="Times New Roman" w:cs="Times New Roman"/>
-          <w:sz w:val="24"/>
-          <w:szCs w:val="24"/>
-          <w:lang w:val="es-GT"/>
-        </w:rPr>
-        <w:t xml:space="preserve">Describir las barreras de personas, prácticas, herramientas, infraestructura y gobernanza que perciben los equipos para incorporar la seguridad en su desarrollo.</w:t>
-      </w:r>
-    </w:p>
-    <w:p>
-      <w:pPr>
-        <w:spacing w:before="0" w:after="0" w:line="360" w:lineRule="auto"/>
+        <w:t>2. Describir las barreras de personas, prácticas, herramientas, infraestructura y gobernanza que perciben los equipos para incorporar la seguridad en su desarrollo.</w:t>
+      </w:r>
+    </w:p>
+    <w:p>
+      <w:pPr>
+        <w:spacing w:after="0" w:line="360" w:lineRule="auto"/>
         <w:ind w:left="720" w:hanging="360"/>
         <w:jc w:val="both"/>
         <w:rPr>
@@ -4134,16 +4307,7 @@
           <w:szCs w:val="24"/>
           <w:lang w:val="es-GT"/>
         </w:rPr>
-        <w:t xml:space="preserve">3. </w:t>
-      </w:r>
-      <w:r>
-        <w:rPr>
-          <w:rFonts w:ascii="Times New Roman" w:hAnsi="Times New Roman" w:cs="Times New Roman"/>
-          <w:sz w:val="24"/>
-          <w:szCs w:val="24"/>
-          <w:lang w:val="es-GT"/>
-        </w:rPr>
-        <w:t xml:space="preserve">Determinar la relación entre el nivel de capacitación en desarrollo seguro y el grado de adopción de las prácticas de seguridad.</w:t>
+        <w:t>3. Determinar la relación entre el nivel de capacitación en desarrollo seguro y el grado de adopción de las prácticas de seguridad.</w:t>
       </w:r>
     </w:p>
     <w:p>
@@ -4157,7 +4321,7 @@
           <w:lang w:val="es-GT"/>
         </w:rPr>
       </w:pPr>
-      <w:bookmarkStart w:id="212" w:name="_Toc800212"/>
+      <w:bookmarkStart w:id="12" w:name="_Toc800212"/>
       <w:r>
         <w:rPr>
           <w:rFonts w:ascii="Times New Roman" w:hAnsi="Times New Roman" w:cs="Times New Roman"/>
@@ -4166,13 +4330,13 @@
           <w:szCs w:val="24"/>
           <w:lang w:val="es-GT"/>
         </w:rPr>
-        <w:t xml:space="preserve">Alcances y límites</w:t>
-      </w:r>
-      <w:bookmarkEnd w:id="212"/>
-    </w:p>
-    <w:p>
-      <w:pPr>
-        <w:spacing w:before="0" w:after="0" w:line="360" w:lineRule="auto"/>
+        <w:t>Alcances y límites</w:t>
+      </w:r>
+      <w:bookmarkEnd w:id="12"/>
+    </w:p>
+    <w:p>
+      <w:pPr>
+        <w:spacing w:after="0" w:line="360" w:lineRule="auto"/>
         <w:ind w:firstLine="720"/>
         <w:jc w:val="both"/>
         <w:rPr>
@@ -4187,14 +4351,13 @@
           <w:szCs w:val="24"/>
           <w:lang w:val="es-GT"/>
         </w:rPr>
-        <w:t xml:space="preserve">El estudio es descriptivo y correlacional. Describe el nivel de adopción de las prácticas de desarrollo seguro y analiza su relación con los factores organizacionales. No evalúa la calidad técnica del código ni detecta vulnerabilidades específicas de las aplicaciones de las empresas participantes. En la Tabla 3 se resumen las delimitaciones.</w:t>
+        <w:t>El estudio es descriptivo y correlacional. Describe el nivel de adopción de las prácticas de desarrollo seguro y analiza su relación con los factores organizacionales. No evalúa la calidad técnica del código ni detecta vulnerabilidades específicas de las aplicaciones de las empresas participantes. En la Tabla 3 se resumen las delimitaciones.</w:t>
       </w:r>
     </w:p>
     <w:p>
       <w:pPr>
         <w:keepNext/>
         <w:spacing w:before="200" w:after="0" w:line="240" w:lineRule="auto"/>
-        <w:jc w:val="left"/>
         <w:rPr>
           <w:rFonts w:ascii="Times New Roman" w:hAnsi="Times New Roman" w:cs="Times New Roman"/>
           <w:lang w:val="es-GT"/>
@@ -4204,18 +4367,16 @@
         <w:rPr>
           <w:rFonts w:ascii="Times New Roman" w:hAnsi="Times New Roman" w:cs="Times New Roman"/>
           <w:b/>
-          <w:sz w:val="22"/>
-          <w:szCs w:val="22"/>
-          <w:lang w:val="es-GT"/>
-        </w:rPr>
-        <w:t xml:space="preserve">Tabla 3</w:t>
+          <w:lang w:val="es-GT"/>
+        </w:rPr>
+        <w:lastRenderedPageBreak/>
+        <w:t>Tabla 3</w:t>
       </w:r>
     </w:p>
     <w:p>
       <w:pPr>
         <w:keepNext/>
-        <w:spacing w:before="0" w:after="60" w:line="240" w:lineRule="auto"/>
-        <w:jc w:val="left"/>
+        <w:spacing w:after="60" w:line="240" w:lineRule="auto"/>
         <w:rPr>
           <w:rFonts w:ascii="Times New Roman" w:hAnsi="Times New Roman" w:cs="Times New Roman"/>
           <w:lang w:val="es-GT"/>
@@ -4225,11 +4386,9 @@
         <w:rPr>
           <w:rFonts w:ascii="Times New Roman" w:hAnsi="Times New Roman" w:cs="Times New Roman"/>
           <w:i/>
-          <w:sz w:val="22"/>
-          <w:szCs w:val="22"/>
-          <w:lang w:val="es-GT"/>
-        </w:rPr>
-        <w:t xml:space="preserve">Delimitación del estudio</w:t>
+          <w:lang w:val="es-GT"/>
+        </w:rPr>
+        <w:t>Delimitación del estudio</w:t>
       </w:r>
     </w:p>
     <w:tbl>
@@ -4258,7 +4417,6 @@
           <w:p>
             <w:pPr>
               <w:spacing w:before="40" w:after="40" w:line="240" w:lineRule="auto"/>
-              <w:jc w:val="left"/>
               <w:rPr>
                 <w:rFonts w:ascii="Times New Roman" w:hAnsi="Times New Roman" w:cs="Times New Roman"/>
                 <w:lang w:val="es-GT"/>
@@ -4272,7 +4430,7 @@
                 <w:szCs w:val="20"/>
                 <w:lang w:val="es-GT"/>
               </w:rPr>
-              <w:t xml:space="preserve">Dimensión</w:t>
+              <w:t>Dimensión</w:t>
             </w:r>
           </w:p>
         </w:tc>
@@ -4287,7 +4445,6 @@
           <w:p>
             <w:pPr>
               <w:spacing w:before="40" w:after="40" w:line="240" w:lineRule="auto"/>
-              <w:jc w:val="left"/>
               <w:rPr>
                 <w:rFonts w:ascii="Times New Roman" w:hAnsi="Times New Roman" w:cs="Times New Roman"/>
                 <w:lang w:val="es-GT"/>
@@ -4301,7 +4458,7 @@
                 <w:szCs w:val="20"/>
                 <w:lang w:val="es-GT"/>
               </w:rPr>
-              <w:t xml:space="preserve">Delimitación</w:t>
+              <w:t>Delimitación</w:t>
             </w:r>
           </w:p>
         </w:tc>
@@ -4317,20 +4474,19 @@
           <w:p>
             <w:pPr>
               <w:spacing w:before="40" w:after="40" w:line="240" w:lineRule="auto"/>
-              <w:jc w:val="left"/>
-              <w:rPr>
-                <w:rFonts w:ascii="Times New Roman" w:hAnsi="Times New Roman" w:cs="Times New Roman"/>
-                <w:lang w:val="es-GT"/>
-              </w:rPr>
-            </w:pPr>
-            <w:r>
-              <w:rPr>
-                <w:rFonts w:ascii="Times New Roman" w:hAnsi="Times New Roman" w:cs="Times New Roman"/>
-                <w:sz w:val="20"/>
-                <w:szCs w:val="20"/>
-                <w:lang w:val="es-GT"/>
-              </w:rPr>
-              <w:t xml:space="preserve">Espacial</w:t>
+              <w:rPr>
+                <w:rFonts w:ascii="Times New Roman" w:hAnsi="Times New Roman" w:cs="Times New Roman"/>
+                <w:lang w:val="es-GT"/>
+              </w:rPr>
+            </w:pPr>
+            <w:r>
+              <w:rPr>
+                <w:rFonts w:ascii="Times New Roman" w:hAnsi="Times New Roman" w:cs="Times New Roman"/>
+                <w:sz w:val="20"/>
+                <w:szCs w:val="20"/>
+                <w:lang w:val="es-GT"/>
+              </w:rPr>
+              <w:t>Espacial</w:t>
             </w:r>
           </w:p>
         </w:tc>
@@ -4341,20 +4497,19 @@
           <w:p>
             <w:pPr>
               <w:spacing w:before="40" w:after="40" w:line="240" w:lineRule="auto"/>
-              <w:jc w:val="left"/>
-              <w:rPr>
-                <w:rFonts w:ascii="Times New Roman" w:hAnsi="Times New Roman" w:cs="Times New Roman"/>
-                <w:lang w:val="es-GT"/>
-              </w:rPr>
-            </w:pPr>
-            <w:r>
-              <w:rPr>
-                <w:rFonts w:ascii="Times New Roman" w:hAnsi="Times New Roman" w:cs="Times New Roman"/>
-                <w:sz w:val="20"/>
-                <w:szCs w:val="20"/>
-                <w:lang w:val="es-GT"/>
-              </w:rPr>
-              <w:t xml:space="preserve">Área metropolitana de Guatemala.</w:t>
+              <w:rPr>
+                <w:rFonts w:ascii="Times New Roman" w:hAnsi="Times New Roman" w:cs="Times New Roman"/>
+                <w:lang w:val="es-GT"/>
+              </w:rPr>
+            </w:pPr>
+            <w:r>
+              <w:rPr>
+                <w:rFonts w:ascii="Times New Roman" w:hAnsi="Times New Roman" w:cs="Times New Roman"/>
+                <w:sz w:val="20"/>
+                <w:szCs w:val="20"/>
+                <w:lang w:val="es-GT"/>
+              </w:rPr>
+              <w:t>Área metropolitana de Guatemala.</w:t>
             </w:r>
           </w:p>
         </w:tc>
@@ -4370,20 +4525,19 @@
           <w:p>
             <w:pPr>
               <w:spacing w:before="40" w:after="40" w:line="240" w:lineRule="auto"/>
-              <w:jc w:val="left"/>
-              <w:rPr>
-                <w:rFonts w:ascii="Times New Roman" w:hAnsi="Times New Roman" w:cs="Times New Roman"/>
-                <w:lang w:val="es-GT"/>
-              </w:rPr>
-            </w:pPr>
-            <w:r>
-              <w:rPr>
-                <w:rFonts w:ascii="Times New Roman" w:hAnsi="Times New Roman" w:cs="Times New Roman"/>
-                <w:sz w:val="20"/>
-                <w:szCs w:val="20"/>
-                <w:lang w:val="es-GT"/>
-              </w:rPr>
-              <w:t xml:space="preserve">Temporal</w:t>
+              <w:rPr>
+                <w:rFonts w:ascii="Times New Roman" w:hAnsi="Times New Roman" w:cs="Times New Roman"/>
+                <w:lang w:val="es-GT"/>
+              </w:rPr>
+            </w:pPr>
+            <w:r>
+              <w:rPr>
+                <w:rFonts w:ascii="Times New Roman" w:hAnsi="Times New Roman" w:cs="Times New Roman"/>
+                <w:sz w:val="20"/>
+                <w:szCs w:val="20"/>
+                <w:lang w:val="es-GT"/>
+              </w:rPr>
+              <w:t>Temporal</w:t>
             </w:r>
           </w:p>
         </w:tc>
@@ -4394,20 +4548,19 @@
           <w:p>
             <w:pPr>
               <w:spacing w:before="40" w:after="40" w:line="240" w:lineRule="auto"/>
-              <w:jc w:val="left"/>
-              <w:rPr>
-                <w:rFonts w:ascii="Times New Roman" w:hAnsi="Times New Roman" w:cs="Times New Roman"/>
-                <w:lang w:val="es-GT"/>
-              </w:rPr>
-            </w:pPr>
-            <w:r>
-              <w:rPr>
-                <w:rFonts w:ascii="Times New Roman" w:hAnsi="Times New Roman" w:cs="Times New Roman"/>
-                <w:sz w:val="20"/>
-                <w:szCs w:val="20"/>
-                <w:lang w:val="es-GT"/>
-              </w:rPr>
-              <w:t xml:space="preserve">Recolección de datos entre abril y agosto de 2027, conforme al cronograma del curso.</w:t>
+              <w:rPr>
+                <w:rFonts w:ascii="Times New Roman" w:hAnsi="Times New Roman" w:cs="Times New Roman"/>
+                <w:lang w:val="es-GT"/>
+              </w:rPr>
+            </w:pPr>
+            <w:r>
+              <w:rPr>
+                <w:rFonts w:ascii="Times New Roman" w:hAnsi="Times New Roman" w:cs="Times New Roman"/>
+                <w:sz w:val="20"/>
+                <w:szCs w:val="20"/>
+                <w:lang w:val="es-GT"/>
+              </w:rPr>
+              <w:t>Recolección de datos entre abril y agosto de 2027, conforme al cronograma del curso.</w:t>
             </w:r>
           </w:p>
         </w:tc>
@@ -4423,20 +4576,19 @@
           <w:p>
             <w:pPr>
               <w:spacing w:before="40" w:after="40" w:line="240" w:lineRule="auto"/>
-              <w:jc w:val="left"/>
-              <w:rPr>
-                <w:rFonts w:ascii="Times New Roman" w:hAnsi="Times New Roman" w:cs="Times New Roman"/>
-                <w:lang w:val="es-GT"/>
-              </w:rPr>
-            </w:pPr>
-            <w:r>
-              <w:rPr>
-                <w:rFonts w:ascii="Times New Roman" w:hAnsi="Times New Roman" w:cs="Times New Roman"/>
-                <w:sz w:val="20"/>
-                <w:szCs w:val="20"/>
-                <w:lang w:val="es-GT"/>
-              </w:rPr>
-              <w:t xml:space="preserve">Poblacional</w:t>
+              <w:rPr>
+                <w:rFonts w:ascii="Times New Roman" w:hAnsi="Times New Roman" w:cs="Times New Roman"/>
+                <w:lang w:val="es-GT"/>
+              </w:rPr>
+            </w:pPr>
+            <w:r>
+              <w:rPr>
+                <w:rFonts w:ascii="Times New Roman" w:hAnsi="Times New Roman" w:cs="Times New Roman"/>
+                <w:sz w:val="20"/>
+                <w:szCs w:val="20"/>
+                <w:lang w:val="es-GT"/>
+              </w:rPr>
+              <w:t>Poblacional</w:t>
             </w:r>
           </w:p>
         </w:tc>
@@ -4447,20 +4599,19 @@
           <w:p>
             <w:pPr>
               <w:spacing w:before="40" w:after="40" w:line="240" w:lineRule="auto"/>
-              <w:jc w:val="left"/>
-              <w:rPr>
-                <w:rFonts w:ascii="Times New Roman" w:hAnsi="Times New Roman" w:cs="Times New Roman"/>
-                <w:lang w:val="es-GT"/>
-              </w:rPr>
-            </w:pPr>
-            <w:r>
-              <w:rPr>
-                <w:rFonts w:ascii="Times New Roman" w:hAnsi="Times New Roman" w:cs="Times New Roman"/>
-                <w:sz w:val="20"/>
-                <w:szCs w:val="20"/>
-                <w:lang w:val="es-GT"/>
-              </w:rPr>
-              <w:t xml:space="preserve">Equipos de desarrollo (líderes técnicos y desarrolladores) de empresas medianas que construyen o mantienen software.</w:t>
+              <w:rPr>
+                <w:rFonts w:ascii="Times New Roman" w:hAnsi="Times New Roman" w:cs="Times New Roman"/>
+                <w:lang w:val="es-GT"/>
+              </w:rPr>
+            </w:pPr>
+            <w:r>
+              <w:rPr>
+                <w:rFonts w:ascii="Times New Roman" w:hAnsi="Times New Roman" w:cs="Times New Roman"/>
+                <w:sz w:val="20"/>
+                <w:szCs w:val="20"/>
+                <w:lang w:val="es-GT"/>
+              </w:rPr>
+              <w:t>Equipos de desarrollo (líderes técnicos y desarrolladores) de empresas medianas que construyen o mantienen software.</w:t>
             </w:r>
           </w:p>
         </w:tc>
@@ -4479,20 +4630,19 @@
           <w:p>
             <w:pPr>
               <w:spacing w:before="40" w:after="40" w:line="240" w:lineRule="auto"/>
-              <w:jc w:val="left"/>
-              <w:rPr>
-                <w:rFonts w:ascii="Times New Roman" w:hAnsi="Times New Roman" w:cs="Times New Roman"/>
-                <w:lang w:val="es-GT"/>
-              </w:rPr>
-            </w:pPr>
-            <w:r>
-              <w:rPr>
-                <w:rFonts w:ascii="Times New Roman" w:hAnsi="Times New Roman" w:cs="Times New Roman"/>
-                <w:sz w:val="20"/>
-                <w:szCs w:val="20"/>
-                <w:lang w:val="es-GT"/>
-              </w:rPr>
-              <w:t xml:space="preserve">Conceptual</w:t>
+              <w:rPr>
+                <w:rFonts w:ascii="Times New Roman" w:hAnsi="Times New Roman" w:cs="Times New Roman"/>
+                <w:lang w:val="es-GT"/>
+              </w:rPr>
+            </w:pPr>
+            <w:r>
+              <w:rPr>
+                <w:rFonts w:ascii="Times New Roman" w:hAnsi="Times New Roman" w:cs="Times New Roman"/>
+                <w:sz w:val="20"/>
+                <w:szCs w:val="20"/>
+                <w:lang w:val="es-GT"/>
+              </w:rPr>
+              <w:t>Conceptual</w:t>
             </w:r>
           </w:p>
         </w:tc>
@@ -4506,20 +4656,19 @@
           <w:p>
             <w:pPr>
               <w:spacing w:before="40" w:after="40" w:line="240" w:lineRule="auto"/>
-              <w:jc w:val="left"/>
-              <w:rPr>
-                <w:rFonts w:ascii="Times New Roman" w:hAnsi="Times New Roman" w:cs="Times New Roman"/>
-                <w:lang w:val="es-GT"/>
-              </w:rPr>
-            </w:pPr>
-            <w:r>
-              <w:rPr>
-                <w:rFonts w:ascii="Times New Roman" w:hAnsi="Times New Roman" w:cs="Times New Roman"/>
-                <w:sz w:val="20"/>
-                <w:szCs w:val="20"/>
-                <w:lang w:val="es-GT"/>
-              </w:rPr>
-              <w:t xml:space="preserve">Prácticas de desarrollo seguro según el SSDF versión 1.1; factores organizacionales agrupados en personas, prácticas, herramientas, infraestructura y gobernanza.</w:t>
+              <w:rPr>
+                <w:rFonts w:ascii="Times New Roman" w:hAnsi="Times New Roman" w:cs="Times New Roman"/>
+                <w:lang w:val="es-GT"/>
+              </w:rPr>
+            </w:pPr>
+            <w:r>
+              <w:rPr>
+                <w:rFonts w:ascii="Times New Roman" w:hAnsi="Times New Roman" w:cs="Times New Roman"/>
+                <w:sz w:val="20"/>
+                <w:szCs w:val="20"/>
+                <w:lang w:val="es-GT"/>
+              </w:rPr>
+              <w:t>Prácticas de desarrollo seguro según el SSDF versión 1.1; factores organizacionales agrupados en personas, prácticas, herramientas, infraestructura y gobernanza.</w:t>
             </w:r>
           </w:p>
         </w:tc>
@@ -4528,7 +4677,6 @@
     <w:p>
       <w:pPr>
         <w:spacing w:before="60" w:after="200" w:line="240" w:lineRule="auto"/>
-        <w:jc w:val="left"/>
         <w:rPr>
           <w:rFonts w:ascii="Times New Roman" w:hAnsi="Times New Roman" w:cs="Times New Roman"/>
           <w:lang w:val="es-GT"/>
@@ -4551,7 +4699,7 @@
           <w:szCs w:val="20"/>
           <w:lang w:val="es-GT"/>
         </w:rPr>
-        <w:t xml:space="preserve">Elaboración propia.</w:t>
+        <w:t>Elaboración propia.</w:t>
       </w:r>
     </w:p>
     <w:p>
@@ -4565,7 +4713,7 @@
           <w:lang w:val="es-GT"/>
         </w:rPr>
       </w:pPr>
-      <w:bookmarkStart w:id="213" w:name="_Toc800213"/>
+      <w:bookmarkStart w:id="13" w:name="_Toc800213"/>
       <w:r>
         <w:rPr>
           <w:rFonts w:ascii="Times New Roman" w:hAnsi="Times New Roman" w:cs="Times New Roman"/>
@@ -4574,13 +4722,13 @@
           <w:szCs w:val="24"/>
           <w:lang w:val="es-GT"/>
         </w:rPr>
-        <w:t xml:space="preserve">Justificación</w:t>
-      </w:r>
-      <w:bookmarkEnd w:id="213"/>
-    </w:p>
-    <w:p>
-      <w:pPr>
-        <w:spacing w:before="0" w:after="0" w:line="360" w:lineRule="auto"/>
+        <w:t>Justificación</w:t>
+      </w:r>
+      <w:bookmarkEnd w:id="13"/>
+    </w:p>
+    <w:p>
+      <w:pPr>
+        <w:spacing w:after="0" w:line="360" w:lineRule="auto"/>
         <w:ind w:firstLine="720"/>
         <w:jc w:val="both"/>
         <w:rPr>
@@ -4595,12 +4743,12 @@
           <w:szCs w:val="24"/>
           <w:lang w:val="es-GT"/>
         </w:rPr>
-        <w:t xml:space="preserve">Es conveniente realizar investigación ya que el costo de corregir defectos después de realizar el despliegue crece en la medida en que crece la exposición a incidentes. Los datos internacionales indican que hoy en día la explotación de vulnerabilidades es el vector de acceso inicial más frecuente (Verizon, 2026), que la mayoría de las organizaciones acumulan deuda de seguridad (Veracode, 2026) y que cada brecha cuesta en promedio 4.99 millones de dólares (IBM, 2026). Saber qué dificulta integrar la seguridad en el desarrollo permite actuar sobre la causa y no solo sobre el síntoma.</w:t>
-      </w:r>
-    </w:p>
-    <w:p>
-      <w:pPr>
-        <w:spacing w:before="0" w:after="0" w:line="360" w:lineRule="auto"/>
+        <w:t>Es conveniente realizar investigación ya que el costo de corregir defectos después de realizar el despliegue crece en la medida en que crece la exposición a incidentes. Los datos internacionales indican que hoy en día la explotación de vulnerabilidades es el vector de acceso inicial más frecuente (Verizon, 2026), que la mayoría de las organizaciones acumulan deuda de seguridad (Veracode, 2026) y que cada brecha cuesta en promedio 4.99 millones de dólares (IBM, 2026). Saber qué dificulta integrar la seguridad en el desarrollo permite actuar sobre la causa y no solo sobre el síntoma.</w:t>
+      </w:r>
+    </w:p>
+    <w:p>
+      <w:pPr>
+        <w:spacing w:after="0" w:line="360" w:lineRule="auto"/>
         <w:ind w:firstLine="720"/>
         <w:jc w:val="both"/>
         <w:rPr>
@@ -4615,12 +4763,12 @@
           <w:szCs w:val="24"/>
           <w:lang w:val="es-GT"/>
         </w:rPr>
-        <w:t xml:space="preserve">Su importancia social se debe a que los ataques cibernéticos en Guatemala aumentaron en un 200 % en 2024 (Mastercard, 2025) y a que el marco legal continúa en discusión (RSM Guatemala, s. f.). Son beneficiarios directos los equipos de desarrollo y las gerencias de las empresas medianas y, beneficiarios indirectos, sus clientes y usuarios que tienen sus datos a merced de la seguridad del software que utilizan.</w:t>
-      </w:r>
-    </w:p>
-    <w:p>
-      <w:pPr>
-        <w:spacing w:before="0" w:after="0" w:line="360" w:lineRule="auto"/>
+        <w:t>Su importancia social se debe a que los ataques cibernéticos en Guatemala aumentaron en un 200 % en 2024 (Mastercard, 2025) y a que el marco legal continúa en discusión (RSM Guatemala, s. f.). Son beneficiarios directos los equipos de desarrollo y las gerencias de las empresas medianas y, beneficiarios indirectos, sus clientes y usuarios que tienen sus datos a merced de la seguridad del software que utilizan.</w:t>
+      </w:r>
+    </w:p>
+    <w:p>
+      <w:pPr>
+        <w:spacing w:after="0" w:line="360" w:lineRule="auto"/>
         <w:ind w:firstLine="720"/>
         <w:jc w:val="both"/>
         <w:rPr>
@@ -4635,12 +4783,12 @@
           <w:szCs w:val="24"/>
           <w:lang w:val="es-GT"/>
         </w:rPr>
-        <w:t xml:space="preserve">Desde el punto de vista teórico, el estudio aplica la teoría de los paradigmas (Kuhn, 2017) a un fenómeno de ingeniería de software, y evalúa si la resistencia a adoptar prácticas de desarrollo seguro se explica por la persistencia de un paradigma vigente. Asimismo, responde a la observación de que los factores relacionados con las personas se han estudiado menos que los tecnológicos (Rajapakse et al., 2022) y brinda evidencia empírica de un contexto no documentado en la literatura revisada.</w:t>
-      </w:r>
-    </w:p>
-    <w:p>
-      <w:pPr>
-        <w:spacing w:before="0" w:after="0" w:line="360" w:lineRule="auto"/>
+        <w:t>Desde el punto de vista teórico, el estudio aplica la teoría de los paradigmas (Kuhn, 2017) a un fenómeno de ingeniería de software, y evalúa si la resistencia a adoptar prácticas de desarrollo seguro se explica por la persistencia de un paradigma vigente. Asimismo, responde a la observación de que los factores relacionados con las personas se han estudiado menos que los tecnológicos (Rajapakse et al., 2022) y brinda evidencia empírica de un contexto no documentado en la literatura revisada.</w:t>
+      </w:r>
+    </w:p>
+    <w:p>
+      <w:pPr>
+        <w:spacing w:after="0" w:line="360" w:lineRule="auto"/>
         <w:ind w:firstLine="720"/>
         <w:jc w:val="both"/>
         <w:rPr>
@@ -4655,12 +4803,12 @@
           <w:szCs w:val="24"/>
           <w:lang w:val="es-GT"/>
         </w:rPr>
-        <w:t xml:space="preserve">Desde lo metodológico, el estudio propone un instrumento que mide la adopción de prácticas con base en los cuatro grupos del SSDF (Souppaya et al., 2022) y las barreras agrupadas en personas, prácticas, herramientas, infraestructura y gobernanza (Ortega Ovalle, 2026; Rajapakse et al., 2022). Una vez que se haya validado mediante juicio de expertos y prueba piloto, el instrumento estará disponible para replicar la medición en otros contextos y periodos.</w:t>
-      </w:r>
-    </w:p>
-    <w:p>
-      <w:pPr>
-        <w:spacing w:before="0" w:after="0" w:line="360" w:lineRule="auto"/>
+        <w:t>Desde lo metodológico, el estudio propone un instrumento que mide la adopción de prácticas con base en los cuatro grupos del SSDF (Souppaya et al., 2022) y las barreras agrupadas en personas, prácticas, herramientas, infraestructura y gobernanza (Ortega Ovalle, 2026; Rajapakse et al., 2022). Una vez que se haya validado mediante juicio de expertos y prueba piloto, el instrumento estará disponible para replicar la medición en otros contextos y periodos.</w:t>
+      </w:r>
+    </w:p>
+    <w:p>
+      <w:pPr>
+        <w:spacing w:after="0" w:line="360" w:lineRule="auto"/>
         <w:ind w:firstLine="720"/>
         <w:jc w:val="both"/>
         <w:rPr>
@@ -4675,7 +4823,8 @@
           <w:szCs w:val="24"/>
           <w:lang w:val="es-GT"/>
         </w:rPr>
-        <w:t xml:space="preserve">En la práctica, los resultados guían decisiones concretas: qué capacitación priorizar, qué políticas establecer y qué herramientas incorporar primero según las barreras más frecuentes. Ofrecen, además, a las universidades y a las gerencias de tecnología, un diagnóstico local que hoy no existe, útil para diseñar programas de formación y planes de adopción gradual.</w:t>
+        <w:lastRenderedPageBreak/>
+        <w:t>En la práctica, los resultados guían decisiones concretas: qué capacitación priorizar, qué políticas establecer y qué herramientas incorporar primero según las barreras más frecuentes. Ofrecen, además, a las universidades y a las gerencias de tecnología, un diagnóstico local que hoy no existe, útil para diseñar programas de formación y planes de adopción gradual.</w:t>
       </w:r>
     </w:p>
     <w:p>
@@ -4689,7 +4838,7 @@
           <w:lang w:val="es-GT"/>
         </w:rPr>
       </w:pPr>
-      <w:bookmarkStart w:id="214" w:name="_Toc800214"/>
+      <w:bookmarkStart w:id="14" w:name="_Toc800214"/>
       <w:r>
         <w:rPr>
           <w:rFonts w:ascii="Times New Roman" w:hAnsi="Times New Roman" w:cs="Times New Roman"/>
@@ -4698,13 +4847,13 @@
           <w:szCs w:val="24"/>
           <w:lang w:val="es-GT"/>
         </w:rPr>
-        <w:t xml:space="preserve">Viabilidad técnica y científica</w:t>
-      </w:r>
-      <w:bookmarkEnd w:id="214"/>
-    </w:p>
-    <w:p>
-      <w:pPr>
-        <w:spacing w:before="0" w:after="0" w:line="360" w:lineRule="auto"/>
+        <w:t>Viabilidad técnica y científica</w:t>
+      </w:r>
+      <w:bookmarkEnd w:id="14"/>
+    </w:p>
+    <w:p>
+      <w:pPr>
+        <w:spacing w:after="0" w:line="360" w:lineRule="auto"/>
         <w:ind w:firstLine="720"/>
         <w:jc w:val="both"/>
         <w:rPr>
@@ -4719,14 +4868,13 @@
           <w:szCs w:val="24"/>
           <w:lang w:val="es-GT"/>
         </w:rPr>
-        <w:t xml:space="preserve">Se utilizó la matriz de chequeo vista en clase (Tabla 4) para analizar la viabilidad, la cual fue ampliada con los factores de recursos económicos, base científica y riesgo de sobrealcance.</w:t>
+        <w:t>Se utilizó la matriz de chequeo vista en clase (Tabla 4) para analizar la viabilidad, la cual fue ampliada con los factores de recursos económicos, base científica y riesgo de sobrealcance.</w:t>
       </w:r>
     </w:p>
     <w:p>
       <w:pPr>
         <w:keepNext/>
         <w:spacing w:before="200" w:after="0" w:line="240" w:lineRule="auto"/>
-        <w:jc w:val="left"/>
         <w:rPr>
           <w:rFonts w:ascii="Times New Roman" w:hAnsi="Times New Roman" w:cs="Times New Roman"/>
           <w:lang w:val="es-GT"/>
@@ -4736,18 +4884,15 @@
         <w:rPr>
           <w:rFonts w:ascii="Times New Roman" w:hAnsi="Times New Roman" w:cs="Times New Roman"/>
           <w:b/>
-          <w:sz w:val="22"/>
-          <w:szCs w:val="22"/>
-          <w:lang w:val="es-GT"/>
-        </w:rPr>
-        <w:t xml:space="preserve">Tabla 4</w:t>
+          <w:lang w:val="es-GT"/>
+        </w:rPr>
+        <w:t>Tabla 4</w:t>
       </w:r>
     </w:p>
     <w:p>
       <w:pPr>
         <w:keepNext/>
-        <w:spacing w:before="0" w:after="60" w:line="240" w:lineRule="auto"/>
-        <w:jc w:val="left"/>
+        <w:spacing w:after="60" w:line="240" w:lineRule="auto"/>
         <w:rPr>
           <w:rFonts w:ascii="Times New Roman" w:hAnsi="Times New Roman" w:cs="Times New Roman"/>
           <w:lang w:val="es-GT"/>
@@ -4757,11 +4902,9 @@
         <w:rPr>
           <w:rFonts w:ascii="Times New Roman" w:hAnsi="Times New Roman" w:cs="Times New Roman"/>
           <w:i/>
-          <w:sz w:val="22"/>
-          <w:szCs w:val="22"/>
-          <w:lang w:val="es-GT"/>
-        </w:rPr>
-        <w:t xml:space="preserve">Matriz de chequeo de viabilidad</w:t>
+          <w:lang w:val="es-GT"/>
+        </w:rPr>
+        <w:t>Matriz de chequeo de viabilidad</w:t>
       </w:r>
     </w:p>
     <w:tbl>
@@ -4791,7 +4934,6 @@
           <w:p>
             <w:pPr>
               <w:spacing w:before="40" w:after="40" w:line="240" w:lineRule="auto"/>
-              <w:jc w:val="left"/>
               <w:rPr>
                 <w:rFonts w:ascii="Times New Roman" w:hAnsi="Times New Roman" w:cs="Times New Roman"/>
                 <w:lang w:val="es-GT"/>
@@ -4805,7 +4947,7 @@
                 <w:szCs w:val="20"/>
                 <w:lang w:val="es-GT"/>
               </w:rPr>
-              <w:t xml:space="preserve">Factor</w:t>
+              <w:t>Factor</w:t>
             </w:r>
           </w:p>
         </w:tc>
@@ -4820,7 +4962,6 @@
           <w:p>
             <w:pPr>
               <w:spacing w:before="40" w:after="40" w:line="240" w:lineRule="auto"/>
-              <w:jc w:val="left"/>
               <w:rPr>
                 <w:rFonts w:ascii="Times New Roman" w:hAnsi="Times New Roman" w:cs="Times New Roman"/>
                 <w:lang w:val="es-GT"/>
@@ -4834,7 +4975,7 @@
                 <w:szCs w:val="20"/>
                 <w:lang w:val="es-GT"/>
               </w:rPr>
-              <w:t xml:space="preserve">Pregunta clave</w:t>
+              <w:t>Pregunta clave</w:t>
             </w:r>
           </w:p>
         </w:tc>
@@ -4849,7 +4990,6 @@
           <w:p>
             <w:pPr>
               <w:spacing w:before="40" w:after="40" w:line="240" w:lineRule="auto"/>
-              <w:jc w:val="left"/>
               <w:rPr>
                 <w:rFonts w:ascii="Times New Roman" w:hAnsi="Times New Roman" w:cs="Times New Roman"/>
                 <w:lang w:val="es-GT"/>
@@ -4863,7 +5003,7 @@
                 <w:szCs w:val="20"/>
                 <w:lang w:val="es-GT"/>
               </w:rPr>
-              <w:t xml:space="preserve">Valoración</w:t>
+              <w:t>Valoración</w:t>
             </w:r>
           </w:p>
         </w:tc>
@@ -4879,20 +5019,19 @@
           <w:p>
             <w:pPr>
               <w:spacing w:before="40" w:after="40" w:line="240" w:lineRule="auto"/>
-              <w:jc w:val="left"/>
-              <w:rPr>
-                <w:rFonts w:ascii="Times New Roman" w:hAnsi="Times New Roman" w:cs="Times New Roman"/>
-                <w:lang w:val="es-GT"/>
-              </w:rPr>
-            </w:pPr>
-            <w:r>
-              <w:rPr>
-                <w:rFonts w:ascii="Times New Roman" w:hAnsi="Times New Roman" w:cs="Times New Roman"/>
-                <w:sz w:val="20"/>
-                <w:szCs w:val="20"/>
-                <w:lang w:val="es-GT"/>
-              </w:rPr>
-              <w:t xml:space="preserve">Tiempo</w:t>
+              <w:rPr>
+                <w:rFonts w:ascii="Times New Roman" w:hAnsi="Times New Roman" w:cs="Times New Roman"/>
+                <w:lang w:val="es-GT"/>
+              </w:rPr>
+            </w:pPr>
+            <w:r>
+              <w:rPr>
+                <w:rFonts w:ascii="Times New Roman" w:hAnsi="Times New Roman" w:cs="Times New Roman"/>
+                <w:sz w:val="20"/>
+                <w:szCs w:val="20"/>
+                <w:lang w:val="es-GT"/>
+              </w:rPr>
+              <w:t>Tiempo</w:t>
             </w:r>
           </w:p>
         </w:tc>
@@ -4903,20 +5042,19 @@
           <w:p>
             <w:pPr>
               <w:spacing w:before="40" w:after="40" w:line="240" w:lineRule="auto"/>
-              <w:jc w:val="left"/>
-              <w:rPr>
-                <w:rFonts w:ascii="Times New Roman" w:hAnsi="Times New Roman" w:cs="Times New Roman"/>
-                <w:lang w:val="es-GT"/>
-              </w:rPr>
-            </w:pPr>
-            <w:r>
-              <w:rPr>
-                <w:rFonts w:ascii="Times New Roman" w:hAnsi="Times New Roman" w:cs="Times New Roman"/>
-                <w:sz w:val="20"/>
-                <w:szCs w:val="20"/>
-                <w:lang w:val="es-GT"/>
-              </w:rPr>
-              <w:t xml:space="preserve">¿Alcanza el plazo para el trabajo de campo?</w:t>
+              <w:rPr>
+                <w:rFonts w:ascii="Times New Roman" w:hAnsi="Times New Roman" w:cs="Times New Roman"/>
+                <w:lang w:val="es-GT"/>
+              </w:rPr>
+            </w:pPr>
+            <w:r>
+              <w:rPr>
+                <w:rFonts w:ascii="Times New Roman" w:hAnsi="Times New Roman" w:cs="Times New Roman"/>
+                <w:sz w:val="20"/>
+                <w:szCs w:val="20"/>
+                <w:lang w:val="es-GT"/>
+              </w:rPr>
+              <w:t>¿Alcanza el plazo para el trabajo de campo?</w:t>
             </w:r>
           </w:p>
         </w:tc>
@@ -4927,20 +5065,19 @@
           <w:p>
             <w:pPr>
               <w:spacing w:before="40" w:after="40" w:line="240" w:lineRule="auto"/>
-              <w:jc w:val="left"/>
-              <w:rPr>
-                <w:rFonts w:ascii="Times New Roman" w:hAnsi="Times New Roman" w:cs="Times New Roman"/>
-                <w:lang w:val="es-GT"/>
-              </w:rPr>
-            </w:pPr>
-            <w:r>
-              <w:rPr>
-                <w:rFonts w:ascii="Times New Roman" w:hAnsi="Times New Roman" w:cs="Times New Roman"/>
-                <w:sz w:val="20"/>
-                <w:szCs w:val="20"/>
-                <w:lang w:val="es-GT"/>
-              </w:rPr>
-              <w:t xml:space="preserve">Viable. El cronograma del curso prevé la recolección de datos entre abril y agosto de 2027, tiempo suficiente para una encuesta y entrevistas breves.</w:t>
+              <w:rPr>
+                <w:rFonts w:ascii="Times New Roman" w:hAnsi="Times New Roman" w:cs="Times New Roman"/>
+                <w:lang w:val="es-GT"/>
+              </w:rPr>
+            </w:pPr>
+            <w:r>
+              <w:rPr>
+                <w:rFonts w:ascii="Times New Roman" w:hAnsi="Times New Roman" w:cs="Times New Roman"/>
+                <w:sz w:val="20"/>
+                <w:szCs w:val="20"/>
+                <w:lang w:val="es-GT"/>
+              </w:rPr>
+              <w:t>Viable. El cronograma del curso prevé la recolección de datos entre abril y agosto de 2027, tiempo suficiente para una encuesta y entrevistas breves.</w:t>
             </w:r>
           </w:p>
         </w:tc>
@@ -4956,20 +5093,19 @@
           <w:p>
             <w:pPr>
               <w:spacing w:before="40" w:after="40" w:line="240" w:lineRule="auto"/>
-              <w:jc w:val="left"/>
-              <w:rPr>
-                <w:rFonts w:ascii="Times New Roman" w:hAnsi="Times New Roman" w:cs="Times New Roman"/>
-                <w:lang w:val="es-GT"/>
-              </w:rPr>
-            </w:pPr>
-            <w:r>
-              <w:rPr>
-                <w:rFonts w:ascii="Times New Roman" w:hAnsi="Times New Roman" w:cs="Times New Roman"/>
-                <w:sz w:val="20"/>
-                <w:szCs w:val="20"/>
-                <w:lang w:val="es-GT"/>
-              </w:rPr>
-              <w:t xml:space="preserve">Competencias técnicas</w:t>
+              <w:rPr>
+                <w:rFonts w:ascii="Times New Roman" w:hAnsi="Times New Roman" w:cs="Times New Roman"/>
+                <w:lang w:val="es-GT"/>
+              </w:rPr>
+            </w:pPr>
+            <w:r>
+              <w:rPr>
+                <w:rFonts w:ascii="Times New Roman" w:hAnsi="Times New Roman" w:cs="Times New Roman"/>
+                <w:sz w:val="20"/>
+                <w:szCs w:val="20"/>
+                <w:lang w:val="es-GT"/>
+              </w:rPr>
+              <w:t>Competencias técnicas</w:t>
             </w:r>
           </w:p>
         </w:tc>
@@ -4980,20 +5116,19 @@
           <w:p>
             <w:pPr>
               <w:spacing w:before="40" w:after="40" w:line="240" w:lineRule="auto"/>
-              <w:jc w:val="left"/>
-              <w:rPr>
-                <w:rFonts w:ascii="Times New Roman" w:hAnsi="Times New Roman" w:cs="Times New Roman"/>
-                <w:lang w:val="es-GT"/>
-              </w:rPr>
-            </w:pPr>
-            <w:r>
-              <w:rPr>
-                <w:rFonts w:ascii="Times New Roman" w:hAnsi="Times New Roman" w:cs="Times New Roman"/>
-                <w:sz w:val="20"/>
-                <w:szCs w:val="20"/>
-                <w:lang w:val="es-GT"/>
-              </w:rPr>
-              <w:t xml:space="preserve">¿El investigador domina el tema y las herramientas?</w:t>
+              <w:rPr>
+                <w:rFonts w:ascii="Times New Roman" w:hAnsi="Times New Roman" w:cs="Times New Roman"/>
+                <w:lang w:val="es-GT"/>
+              </w:rPr>
+            </w:pPr>
+            <w:r>
+              <w:rPr>
+                <w:rFonts w:ascii="Times New Roman" w:hAnsi="Times New Roman" w:cs="Times New Roman"/>
+                <w:sz w:val="20"/>
+                <w:szCs w:val="20"/>
+                <w:lang w:val="es-GT"/>
+              </w:rPr>
+              <w:t>¿El investigador domina el tema y las herramientas?</w:t>
             </w:r>
           </w:p>
         </w:tc>
@@ -5004,20 +5139,19 @@
           <w:p>
             <w:pPr>
               <w:spacing w:before="40" w:after="40" w:line="240" w:lineRule="auto"/>
-              <w:jc w:val="left"/>
-              <w:rPr>
-                <w:rFonts w:ascii="Times New Roman" w:hAnsi="Times New Roman" w:cs="Times New Roman"/>
-                <w:lang w:val="es-GT"/>
-              </w:rPr>
-            </w:pPr>
-            <w:r>
-              <w:rPr>
-                <w:rFonts w:ascii="Times New Roman" w:hAnsi="Times New Roman" w:cs="Times New Roman"/>
-                <w:sz w:val="20"/>
-                <w:szCs w:val="20"/>
-                <w:lang w:val="es-GT"/>
-              </w:rPr>
-              <w:t xml:space="preserve">Viable. El autor cursó Seguridad en Aplicaciones, que incluyó modelado de amenazas y desarrollo seguro.</w:t>
+              <w:rPr>
+                <w:rFonts w:ascii="Times New Roman" w:hAnsi="Times New Roman" w:cs="Times New Roman"/>
+                <w:lang w:val="es-GT"/>
+              </w:rPr>
+            </w:pPr>
+            <w:r>
+              <w:rPr>
+                <w:rFonts w:ascii="Times New Roman" w:hAnsi="Times New Roman" w:cs="Times New Roman"/>
+                <w:sz w:val="20"/>
+                <w:szCs w:val="20"/>
+                <w:lang w:val="es-GT"/>
+              </w:rPr>
+              <w:t>Viable. El autor cursó Seguridad en Aplicaciones, que incluyó modelado de amenazas y desarrollo seguro.</w:t>
             </w:r>
           </w:p>
         </w:tc>
@@ -5033,20 +5167,19 @@
           <w:p>
             <w:pPr>
               <w:spacing w:before="40" w:after="40" w:line="240" w:lineRule="auto"/>
-              <w:jc w:val="left"/>
-              <w:rPr>
-                <w:rFonts w:ascii="Times New Roman" w:hAnsi="Times New Roman" w:cs="Times New Roman"/>
-                <w:lang w:val="es-GT"/>
-              </w:rPr>
-            </w:pPr>
-            <w:r>
-              <w:rPr>
-                <w:rFonts w:ascii="Times New Roman" w:hAnsi="Times New Roman" w:cs="Times New Roman"/>
-                <w:sz w:val="20"/>
-                <w:szCs w:val="20"/>
-                <w:lang w:val="es-GT"/>
-              </w:rPr>
-              <w:t xml:space="preserve">Acceso a participantes</w:t>
+              <w:rPr>
+                <w:rFonts w:ascii="Times New Roman" w:hAnsi="Times New Roman" w:cs="Times New Roman"/>
+                <w:lang w:val="es-GT"/>
+              </w:rPr>
+            </w:pPr>
+            <w:r>
+              <w:rPr>
+                <w:rFonts w:ascii="Times New Roman" w:hAnsi="Times New Roman" w:cs="Times New Roman"/>
+                <w:sz w:val="20"/>
+                <w:szCs w:val="20"/>
+                <w:lang w:val="es-GT"/>
+              </w:rPr>
+              <w:t>Acceso a participantes</w:t>
             </w:r>
           </w:p>
         </w:tc>
@@ -5057,20 +5190,19 @@
           <w:p>
             <w:pPr>
               <w:spacing w:before="40" w:after="40" w:line="240" w:lineRule="auto"/>
-              <w:jc w:val="left"/>
-              <w:rPr>
-                <w:rFonts w:ascii="Times New Roman" w:hAnsi="Times New Roman" w:cs="Times New Roman"/>
-                <w:lang w:val="es-GT"/>
-              </w:rPr>
-            </w:pPr>
-            <w:r>
-              <w:rPr>
-                <w:rFonts w:ascii="Times New Roman" w:hAnsi="Times New Roman" w:cs="Times New Roman"/>
-                <w:sz w:val="20"/>
-                <w:szCs w:val="20"/>
-                <w:lang w:val="es-GT"/>
-              </w:rPr>
-              <w:t xml:space="preserve">¿Existen cartas de autorización y permisos institucionales?</w:t>
+              <w:rPr>
+                <w:rFonts w:ascii="Times New Roman" w:hAnsi="Times New Roman" w:cs="Times New Roman"/>
+                <w:lang w:val="es-GT"/>
+              </w:rPr>
+            </w:pPr>
+            <w:r>
+              <w:rPr>
+                <w:rFonts w:ascii="Times New Roman" w:hAnsi="Times New Roman" w:cs="Times New Roman"/>
+                <w:sz w:val="20"/>
+                <w:szCs w:val="20"/>
+                <w:lang w:val="es-GT"/>
+              </w:rPr>
+              <w:t>¿Existen cartas de autorización y permisos institucionales?</w:t>
             </w:r>
           </w:p>
         </w:tc>
@@ -5081,20 +5213,19 @@
           <w:p>
             <w:pPr>
               <w:spacing w:before="40" w:after="40" w:line="240" w:lineRule="auto"/>
-              <w:jc w:val="left"/>
-              <w:rPr>
-                <w:rFonts w:ascii="Times New Roman" w:hAnsi="Times New Roman" w:cs="Times New Roman"/>
-                <w:lang w:val="es-GT"/>
-              </w:rPr>
-            </w:pPr>
-            <w:r>
-              <w:rPr>
-                <w:rFonts w:ascii="Times New Roman" w:hAnsi="Times New Roman" w:cs="Times New Roman"/>
-                <w:sz w:val="20"/>
-                <w:szCs w:val="20"/>
-                <w:lang w:val="es-GT"/>
-              </w:rPr>
-              <w:t xml:space="preserve">Condicionada. Requiere autorización de las empresas; se mitiga con participación voluntaria y anónima mediante comunidades profesionales.</w:t>
+              <w:rPr>
+                <w:rFonts w:ascii="Times New Roman" w:hAnsi="Times New Roman" w:cs="Times New Roman"/>
+                <w:lang w:val="es-GT"/>
+              </w:rPr>
+            </w:pPr>
+            <w:r>
+              <w:rPr>
+                <w:rFonts w:ascii="Times New Roman" w:hAnsi="Times New Roman" w:cs="Times New Roman"/>
+                <w:sz w:val="20"/>
+                <w:szCs w:val="20"/>
+                <w:lang w:val="es-GT"/>
+              </w:rPr>
+              <w:t>Condicionada. Requiere autorización de las empresas; se mitiga con participación voluntaria y anónima mediante comunidades profesionales.</w:t>
             </w:r>
           </w:p>
         </w:tc>
@@ -5110,20 +5241,19 @@
           <w:p>
             <w:pPr>
               <w:spacing w:before="40" w:after="40" w:line="240" w:lineRule="auto"/>
-              <w:jc w:val="left"/>
-              <w:rPr>
-                <w:rFonts w:ascii="Times New Roman" w:hAnsi="Times New Roman" w:cs="Times New Roman"/>
-                <w:lang w:val="es-GT"/>
-              </w:rPr>
-            </w:pPr>
-            <w:r>
-              <w:rPr>
-                <w:rFonts w:ascii="Times New Roman" w:hAnsi="Times New Roman" w:cs="Times New Roman"/>
-                <w:sz w:val="20"/>
-                <w:szCs w:val="20"/>
-                <w:lang w:val="es-GT"/>
-              </w:rPr>
-              <w:t xml:space="preserve">Ética e integridad</w:t>
+              <w:rPr>
+                <w:rFonts w:ascii="Times New Roman" w:hAnsi="Times New Roman" w:cs="Times New Roman"/>
+                <w:lang w:val="es-GT"/>
+              </w:rPr>
+            </w:pPr>
+            <w:r>
+              <w:rPr>
+                <w:rFonts w:ascii="Times New Roman" w:hAnsi="Times New Roman" w:cs="Times New Roman"/>
+                <w:sz w:val="20"/>
+                <w:szCs w:val="20"/>
+                <w:lang w:val="es-GT"/>
+              </w:rPr>
+              <w:t>Ética e integridad</w:t>
             </w:r>
           </w:p>
         </w:tc>
@@ -5134,20 +5264,19 @@
           <w:p>
             <w:pPr>
               <w:spacing w:before="40" w:after="40" w:line="240" w:lineRule="auto"/>
-              <w:jc w:val="left"/>
-              <w:rPr>
-                <w:rFonts w:ascii="Times New Roman" w:hAnsi="Times New Roman" w:cs="Times New Roman"/>
-                <w:lang w:val="es-GT"/>
-              </w:rPr>
-            </w:pPr>
-            <w:r>
-              <w:rPr>
-                <w:rFonts w:ascii="Times New Roman" w:hAnsi="Times New Roman" w:cs="Times New Roman"/>
-                <w:sz w:val="20"/>
-                <w:szCs w:val="20"/>
-                <w:lang w:val="es-GT"/>
-              </w:rPr>
-              <w:t xml:space="preserve">¿Se vulneran derechos de los participantes?</w:t>
+              <w:rPr>
+                <w:rFonts w:ascii="Times New Roman" w:hAnsi="Times New Roman" w:cs="Times New Roman"/>
+                <w:lang w:val="es-GT"/>
+              </w:rPr>
+            </w:pPr>
+            <w:r>
+              <w:rPr>
+                <w:rFonts w:ascii="Times New Roman" w:hAnsi="Times New Roman" w:cs="Times New Roman"/>
+                <w:sz w:val="20"/>
+                <w:szCs w:val="20"/>
+                <w:lang w:val="es-GT"/>
+              </w:rPr>
+              <w:t>¿Se vulneran derechos de los participantes?</w:t>
             </w:r>
           </w:p>
         </w:tc>
@@ -5158,20 +5287,19 @@
           <w:p>
             <w:pPr>
               <w:spacing w:before="40" w:after="40" w:line="240" w:lineRule="auto"/>
-              <w:jc w:val="left"/>
-              <w:rPr>
-                <w:rFonts w:ascii="Times New Roman" w:hAnsi="Times New Roman" w:cs="Times New Roman"/>
-                <w:lang w:val="es-GT"/>
-              </w:rPr>
-            </w:pPr>
-            <w:r>
-              <w:rPr>
-                <w:rFonts w:ascii="Times New Roman" w:hAnsi="Times New Roman" w:cs="Times New Roman"/>
-                <w:sz w:val="20"/>
-                <w:szCs w:val="20"/>
-                <w:lang w:val="es-GT"/>
-              </w:rPr>
-              <w:t xml:space="preserve">Viable. Se prevé consentimiento informado, anonimato, almacenamiento seguro y ninguna recolección de código ni de vulnerabilidades.</w:t>
+              <w:rPr>
+                <w:rFonts w:ascii="Times New Roman" w:hAnsi="Times New Roman" w:cs="Times New Roman"/>
+                <w:lang w:val="es-GT"/>
+              </w:rPr>
+            </w:pPr>
+            <w:r>
+              <w:rPr>
+                <w:rFonts w:ascii="Times New Roman" w:hAnsi="Times New Roman" w:cs="Times New Roman"/>
+                <w:sz w:val="20"/>
+                <w:szCs w:val="20"/>
+                <w:lang w:val="es-GT"/>
+              </w:rPr>
+              <w:t>Viable. Se prevé consentimiento informado, anonimato, almacenamiento seguro y ninguna recolección de código ni de vulnerabilidades.</w:t>
             </w:r>
           </w:p>
         </w:tc>
@@ -5187,20 +5315,19 @@
           <w:p>
             <w:pPr>
               <w:spacing w:before="40" w:after="40" w:line="240" w:lineRule="auto"/>
-              <w:jc w:val="left"/>
-              <w:rPr>
-                <w:rFonts w:ascii="Times New Roman" w:hAnsi="Times New Roman" w:cs="Times New Roman"/>
-                <w:lang w:val="es-GT"/>
-              </w:rPr>
-            </w:pPr>
-            <w:r>
-              <w:rPr>
-                <w:rFonts w:ascii="Times New Roman" w:hAnsi="Times New Roman" w:cs="Times New Roman"/>
-                <w:sz w:val="20"/>
-                <w:szCs w:val="20"/>
-                <w:lang w:val="es-GT"/>
-              </w:rPr>
-              <w:t xml:space="preserve">Recursos económicos</w:t>
+              <w:rPr>
+                <w:rFonts w:ascii="Times New Roman" w:hAnsi="Times New Roman" w:cs="Times New Roman"/>
+                <w:lang w:val="es-GT"/>
+              </w:rPr>
+            </w:pPr>
+            <w:r>
+              <w:rPr>
+                <w:rFonts w:ascii="Times New Roman" w:hAnsi="Times New Roman" w:cs="Times New Roman"/>
+                <w:sz w:val="20"/>
+                <w:szCs w:val="20"/>
+                <w:lang w:val="es-GT"/>
+              </w:rPr>
+              <w:t>Recursos económicos</w:t>
             </w:r>
           </w:p>
         </w:tc>
@@ -5211,20 +5338,19 @@
           <w:p>
             <w:pPr>
               <w:spacing w:before="40" w:after="40" w:line="240" w:lineRule="auto"/>
-              <w:jc w:val="left"/>
-              <w:rPr>
-                <w:rFonts w:ascii="Times New Roman" w:hAnsi="Times New Roman" w:cs="Times New Roman"/>
-                <w:lang w:val="es-GT"/>
-              </w:rPr>
-            </w:pPr>
-            <w:r>
-              <w:rPr>
-                <w:rFonts w:ascii="Times New Roman" w:hAnsi="Times New Roman" w:cs="Times New Roman"/>
-                <w:sz w:val="20"/>
-                <w:szCs w:val="20"/>
-                <w:lang w:val="es-GT"/>
-              </w:rPr>
-              <w:t xml:space="preserve">¿Existe financiamiento para el proceso completo?</w:t>
+              <w:rPr>
+                <w:rFonts w:ascii="Times New Roman" w:hAnsi="Times New Roman" w:cs="Times New Roman"/>
+                <w:lang w:val="es-GT"/>
+              </w:rPr>
+            </w:pPr>
+            <w:r>
+              <w:rPr>
+                <w:rFonts w:ascii="Times New Roman" w:hAnsi="Times New Roman" w:cs="Times New Roman"/>
+                <w:sz w:val="20"/>
+                <w:szCs w:val="20"/>
+                <w:lang w:val="es-GT"/>
+              </w:rPr>
+              <w:t>¿Existe financiamiento para el proceso completo?</w:t>
             </w:r>
           </w:p>
         </w:tc>
@@ -5235,20 +5361,19 @@
           <w:p>
             <w:pPr>
               <w:spacing w:before="40" w:after="40" w:line="240" w:lineRule="auto"/>
-              <w:jc w:val="left"/>
-              <w:rPr>
-                <w:rFonts w:ascii="Times New Roman" w:hAnsi="Times New Roman" w:cs="Times New Roman"/>
-                <w:lang w:val="es-GT"/>
-              </w:rPr>
-            </w:pPr>
-            <w:r>
-              <w:rPr>
-                <w:rFonts w:ascii="Times New Roman" w:hAnsi="Times New Roman" w:cs="Times New Roman"/>
-                <w:sz w:val="20"/>
-                <w:szCs w:val="20"/>
-                <w:lang w:val="es-GT"/>
-              </w:rPr>
-              <w:t xml:space="preserve">Viable. Se usan herramientas gratuitas de encuesta y análisis, sin gastos de traslado.</w:t>
+              <w:rPr>
+                <w:rFonts w:ascii="Times New Roman" w:hAnsi="Times New Roman" w:cs="Times New Roman"/>
+                <w:lang w:val="es-GT"/>
+              </w:rPr>
+            </w:pPr>
+            <w:r>
+              <w:rPr>
+                <w:rFonts w:ascii="Times New Roman" w:hAnsi="Times New Roman" w:cs="Times New Roman"/>
+                <w:sz w:val="20"/>
+                <w:szCs w:val="20"/>
+                <w:lang w:val="es-GT"/>
+              </w:rPr>
+              <w:t>Viable. Se usan herramientas gratuitas de encuesta y análisis, sin gastos de traslado.</w:t>
             </w:r>
           </w:p>
         </w:tc>
@@ -5264,20 +5389,19 @@
           <w:p>
             <w:pPr>
               <w:spacing w:before="40" w:after="40" w:line="240" w:lineRule="auto"/>
-              <w:jc w:val="left"/>
-              <w:rPr>
-                <w:rFonts w:ascii="Times New Roman" w:hAnsi="Times New Roman" w:cs="Times New Roman"/>
-                <w:lang w:val="es-GT"/>
-              </w:rPr>
-            </w:pPr>
-            <w:r>
-              <w:rPr>
-                <w:rFonts w:ascii="Times New Roman" w:hAnsi="Times New Roman" w:cs="Times New Roman"/>
-                <w:sz w:val="20"/>
-                <w:szCs w:val="20"/>
-                <w:lang w:val="es-GT"/>
-              </w:rPr>
-              <w:t xml:space="preserve">Base científica</w:t>
+              <w:rPr>
+                <w:rFonts w:ascii="Times New Roman" w:hAnsi="Times New Roman" w:cs="Times New Roman"/>
+                <w:lang w:val="es-GT"/>
+              </w:rPr>
+            </w:pPr>
+            <w:r>
+              <w:rPr>
+                <w:rFonts w:ascii="Times New Roman" w:hAnsi="Times New Roman" w:cs="Times New Roman"/>
+                <w:sz w:val="20"/>
+                <w:szCs w:val="20"/>
+                <w:lang w:val="es-GT"/>
+              </w:rPr>
+              <w:t>Base científica</w:t>
             </w:r>
           </w:p>
         </w:tc>
@@ -5288,20 +5412,19 @@
           <w:p>
             <w:pPr>
               <w:spacing w:before="40" w:after="40" w:line="240" w:lineRule="auto"/>
-              <w:jc w:val="left"/>
-              <w:rPr>
-                <w:rFonts w:ascii="Times New Roman" w:hAnsi="Times New Roman" w:cs="Times New Roman"/>
-                <w:lang w:val="es-GT"/>
-              </w:rPr>
-            </w:pPr>
-            <w:r>
-              <w:rPr>
-                <w:rFonts w:ascii="Times New Roman" w:hAnsi="Times New Roman" w:cs="Times New Roman"/>
-                <w:sz w:val="20"/>
-                <w:szCs w:val="20"/>
-                <w:lang w:val="es-GT"/>
-              </w:rPr>
-              <w:t xml:space="preserve">¿Existen marco teórico y literatura de apoyo?</w:t>
+              <w:rPr>
+                <w:rFonts w:ascii="Times New Roman" w:hAnsi="Times New Roman" w:cs="Times New Roman"/>
+                <w:lang w:val="es-GT"/>
+              </w:rPr>
+            </w:pPr>
+            <w:r>
+              <w:rPr>
+                <w:rFonts w:ascii="Times New Roman" w:hAnsi="Times New Roman" w:cs="Times New Roman"/>
+                <w:sz w:val="20"/>
+                <w:szCs w:val="20"/>
+                <w:lang w:val="es-GT"/>
+              </w:rPr>
+              <w:t>¿Existen marco teórico y literatura de apoyo?</w:t>
             </w:r>
           </w:p>
         </w:tc>
@@ -5312,20 +5435,19 @@
           <w:p>
             <w:pPr>
               <w:spacing w:before="40" w:after="40" w:line="240" w:lineRule="auto"/>
-              <w:jc w:val="left"/>
-              <w:rPr>
-                <w:rFonts w:ascii="Times New Roman" w:hAnsi="Times New Roman" w:cs="Times New Roman"/>
-                <w:lang w:val="es-GT"/>
-              </w:rPr>
-            </w:pPr>
-            <w:r>
-              <w:rPr>
-                <w:rFonts w:ascii="Times New Roman" w:hAnsi="Times New Roman" w:cs="Times New Roman"/>
-                <w:sz w:val="20"/>
-                <w:szCs w:val="20"/>
-                <w:lang w:val="es-GT"/>
-              </w:rPr>
-              <w:t xml:space="preserve">Viable. Se dispone del SSDF, revisiones sistemáticas sobre adopción (Rajapakse et al., 2022) y la teoría de los paradigmas (Kuhn, 2017).</w:t>
+              <w:rPr>
+                <w:rFonts w:ascii="Times New Roman" w:hAnsi="Times New Roman" w:cs="Times New Roman"/>
+                <w:lang w:val="es-GT"/>
+              </w:rPr>
+            </w:pPr>
+            <w:r>
+              <w:rPr>
+                <w:rFonts w:ascii="Times New Roman" w:hAnsi="Times New Roman" w:cs="Times New Roman"/>
+                <w:sz w:val="20"/>
+                <w:szCs w:val="20"/>
+                <w:lang w:val="es-GT"/>
+              </w:rPr>
+              <w:t>Viable. Se dispone del SSDF, revisiones sistemáticas sobre adopción (Rajapakse et al., 2022) y la teoría de los paradigmas (Kuhn, 2017).</w:t>
             </w:r>
           </w:p>
         </w:tc>
@@ -5344,20 +5466,19 @@
           <w:p>
             <w:pPr>
               <w:spacing w:before="40" w:after="40" w:line="240" w:lineRule="auto"/>
-              <w:jc w:val="left"/>
-              <w:rPr>
-                <w:rFonts w:ascii="Times New Roman" w:hAnsi="Times New Roman" w:cs="Times New Roman"/>
-                <w:lang w:val="es-GT"/>
-              </w:rPr>
-            </w:pPr>
-            <w:r>
-              <w:rPr>
-                <w:rFonts w:ascii="Times New Roman" w:hAnsi="Times New Roman" w:cs="Times New Roman"/>
-                <w:sz w:val="20"/>
-                <w:szCs w:val="20"/>
-                <w:lang w:val="es-GT"/>
-              </w:rPr>
-              <w:t xml:space="preserve">Riesgo de sobrealcance</w:t>
+              <w:rPr>
+                <w:rFonts w:ascii="Times New Roman" w:hAnsi="Times New Roman" w:cs="Times New Roman"/>
+                <w:lang w:val="es-GT"/>
+              </w:rPr>
+            </w:pPr>
+            <w:r>
+              <w:rPr>
+                <w:rFonts w:ascii="Times New Roman" w:hAnsi="Times New Roman" w:cs="Times New Roman"/>
+                <w:sz w:val="20"/>
+                <w:szCs w:val="20"/>
+                <w:lang w:val="es-GT"/>
+              </w:rPr>
+              <w:t>Riesgo de sobrealcance</w:t>
             </w:r>
           </w:p>
         </w:tc>
@@ -5371,20 +5492,19 @@
           <w:p>
             <w:pPr>
               <w:spacing w:before="40" w:after="40" w:line="240" w:lineRule="auto"/>
-              <w:jc w:val="left"/>
-              <w:rPr>
-                <w:rFonts w:ascii="Times New Roman" w:hAnsi="Times New Roman" w:cs="Times New Roman"/>
-                <w:lang w:val="es-GT"/>
-              </w:rPr>
-            </w:pPr>
-            <w:r>
-              <w:rPr>
-                <w:rFonts w:ascii="Times New Roman" w:hAnsi="Times New Roman" w:cs="Times New Roman"/>
-                <w:sz w:val="20"/>
-                <w:szCs w:val="20"/>
-                <w:lang w:val="es-GT"/>
-              </w:rPr>
-              <w:t xml:space="preserve">¿El alcance puede completarse?</w:t>
+              <w:rPr>
+                <w:rFonts w:ascii="Times New Roman" w:hAnsi="Times New Roman" w:cs="Times New Roman"/>
+                <w:lang w:val="es-GT"/>
+              </w:rPr>
+            </w:pPr>
+            <w:r>
+              <w:rPr>
+                <w:rFonts w:ascii="Times New Roman" w:hAnsi="Times New Roman" w:cs="Times New Roman"/>
+                <w:sz w:val="20"/>
+                <w:szCs w:val="20"/>
+                <w:lang w:val="es-GT"/>
+              </w:rPr>
+              <w:t>¿El alcance puede completarse?</w:t>
             </w:r>
           </w:p>
         </w:tc>
@@ -5398,20 +5518,19 @@
           <w:p>
             <w:pPr>
               <w:spacing w:before="40" w:after="40" w:line="240" w:lineRule="auto"/>
-              <w:jc w:val="left"/>
-              <w:rPr>
-                <w:rFonts w:ascii="Times New Roman" w:hAnsi="Times New Roman" w:cs="Times New Roman"/>
-                <w:lang w:val="es-GT"/>
-              </w:rPr>
-            </w:pPr>
-            <w:r>
-              <w:rPr>
-                <w:rFonts w:ascii="Times New Roman" w:hAnsi="Times New Roman" w:cs="Times New Roman"/>
-                <w:sz w:val="20"/>
-                <w:szCs w:val="20"/>
-                <w:lang w:val="es-GT"/>
-              </w:rPr>
-              <w:t xml:space="preserve">Controlado. El estudio se limita a una ciudad, un periodo y una población acotados.</w:t>
+              <w:rPr>
+                <w:rFonts w:ascii="Times New Roman" w:hAnsi="Times New Roman" w:cs="Times New Roman"/>
+                <w:lang w:val="es-GT"/>
+              </w:rPr>
+            </w:pPr>
+            <w:r>
+              <w:rPr>
+                <w:rFonts w:ascii="Times New Roman" w:hAnsi="Times New Roman" w:cs="Times New Roman"/>
+                <w:sz w:val="20"/>
+                <w:szCs w:val="20"/>
+                <w:lang w:val="es-GT"/>
+              </w:rPr>
+              <w:t>Controlado. El estudio se limita a una ciudad, un periodo y una población acotados.</w:t>
             </w:r>
           </w:p>
         </w:tc>
@@ -5420,7 +5539,6 @@
     <w:p>
       <w:pPr>
         <w:spacing w:before="60" w:after="200" w:line="240" w:lineRule="auto"/>
-        <w:jc w:val="left"/>
         <w:rPr>
           <w:rFonts w:ascii="Times New Roman" w:hAnsi="Times New Roman" w:cs="Times New Roman"/>
           <w:lang w:val="es-GT"/>
@@ -5443,12 +5561,12 @@
           <w:szCs w:val="20"/>
           <w:lang w:val="es-GT"/>
         </w:rPr>
-        <w:t xml:space="preserve">Elaboración propia con base en la matriz de chequeo de viabilidad de la Sesión 2 del curso.</w:t>
-      </w:r>
-    </w:p>
-    <w:p>
-      <w:pPr>
-        <w:spacing w:before="0" w:after="0" w:line="360" w:lineRule="auto"/>
+        <w:t>Elaboración propia con base en la matriz de chequeo de viabilidad de la Sesión 2 del curso.</w:t>
+      </w:r>
+    </w:p>
+    <w:p>
+      <w:pPr>
+        <w:spacing w:after="0" w:line="360" w:lineRule="auto"/>
         <w:ind w:firstLine="720"/>
         <w:jc w:val="both"/>
         <w:rPr>
@@ -5463,7 +5581,7 @@
           <w:szCs w:val="24"/>
           <w:lang w:val="es-GT"/>
         </w:rPr>
-        <w:t xml:space="preserve">El estudio en conjunto es técnicamente y científicamente viable. El único factor condicionado es el acceso a los participantes y se atiende con una estrategia de participación voluntaria.</w:t>
+        <w:t>El estudio en conjunto es técnicamente y científicamente viable. El único factor condicionado es el acceso a los participantes y se atiende con una estrategia de participación voluntaria.</w:t>
       </w:r>
     </w:p>
     <w:p>
@@ -5478,7 +5596,7 @@
           <w:lang w:val="es-GT"/>
         </w:rPr>
       </w:pPr>
-      <w:bookmarkStart w:id="215" w:name="_Toc800215"/>
+      <w:bookmarkStart w:id="15" w:name="_Toc800215"/>
       <w:r>
         <w:rPr>
           <w:rFonts w:ascii="Times New Roman" w:hAnsi="Times New Roman" w:cs="Times New Roman"/>
@@ -5487,15 +5605,15 @@
           <w:szCs w:val="24"/>
           <w:lang w:val="es-GT"/>
         </w:rPr>
-        <w:t xml:space="preserve">Referencias</w:t>
-      </w:r>
-      <w:bookmarkEnd w:id="215"/>
-    </w:p>
-    <w:p>
-      <w:pPr>
-        <w:spacing w:before="0" w:after="0" w:line="360" w:lineRule="auto"/>
+        <w:lastRenderedPageBreak/>
+        <w:t>Referencias</w:t>
+      </w:r>
+      <w:bookmarkEnd w:id="15"/>
+    </w:p>
+    <w:p>
+      <w:pPr>
+        <w:spacing w:after="0" w:line="360" w:lineRule="auto"/>
         <w:ind w:left="720" w:hanging="720"/>
-        <w:jc w:val="left"/>
         <w:rPr>
           <w:rFonts w:ascii="Times New Roman" w:hAnsi="Times New Roman" w:cs="Times New Roman"/>
           <w:lang w:val="es-GT"/>
@@ -5518,34 +5636,33 @@
           <w:szCs w:val="24"/>
           <w:lang w:val="es-GT"/>
         </w:rPr>
-        <w:t xml:space="preserve">Epistemología y fundamentos de la investigación científica</w:t>
-      </w:r>
-      <w:r>
-        <w:rPr>
-          <w:rFonts w:ascii="Times New Roman" w:hAnsi="Times New Roman" w:cs="Times New Roman"/>
-          <w:sz w:val="24"/>
-          <w:szCs w:val="24"/>
-          <w:lang w:val="es-GT"/>
-        </w:rPr>
-        <w:t xml:space="preserve">. Cengage Learning; Universidad Técnica Particular de Loja.</w:t>
-      </w:r>
-    </w:p>
-    <w:p>
-      <w:pPr>
-        <w:spacing w:before="0" w:after="0" w:line="360" w:lineRule="auto"/>
+        <w:t>Epistemología y fundamentos de la investigación científica</w:t>
+      </w:r>
+      <w:r>
+        <w:rPr>
+          <w:rFonts w:ascii="Times New Roman" w:hAnsi="Times New Roman" w:cs="Times New Roman"/>
+          <w:sz w:val="24"/>
+          <w:szCs w:val="24"/>
+          <w:lang w:val="es-GT"/>
+        </w:rPr>
+        <w:t>. Cengage Learning; Universidad Técnica Particular de Loja.</w:t>
+      </w:r>
+    </w:p>
+    <w:p>
+      <w:pPr>
+        <w:spacing w:after="0" w:line="360" w:lineRule="auto"/>
         <w:ind w:left="720" w:hanging="720"/>
-        <w:jc w:val="left"/>
-        <w:rPr>
-          <w:rFonts w:ascii="Times New Roman" w:hAnsi="Times New Roman" w:cs="Times New Roman"/>
-          <w:lang w:val="es-GT"/>
-        </w:rPr>
-      </w:pPr>
-      <w:r>
-        <w:rPr>
-          <w:rFonts w:ascii="Times New Roman" w:hAnsi="Times New Roman" w:cs="Times New Roman"/>
-          <w:sz w:val="24"/>
-          <w:szCs w:val="24"/>
-          <w:lang w:val="es-GT"/>
+        <w:rPr>
+          <w:rFonts w:ascii="Times New Roman" w:hAnsi="Times New Roman" w:cs="Times New Roman"/>
+          <w:lang w:val="en-US"/>
+        </w:rPr>
+      </w:pPr>
+      <w:r>
+        <w:rPr>
+          <w:rFonts w:ascii="Times New Roman" w:hAnsi="Times New Roman" w:cs="Times New Roman"/>
+          <w:sz w:val="24"/>
+          <w:szCs w:val="24"/>
+          <w:lang w:val="en-US"/>
         </w:rPr>
         <w:t xml:space="preserve">IBM. (2026). </w:t>
       </w:r>
@@ -5555,25 +5672,24 @@
           <w:i/>
           <w:sz w:val="24"/>
           <w:szCs w:val="24"/>
-          <w:lang w:val="es-GT"/>
-        </w:rPr>
-        <w:t xml:space="preserve">Cost of a data breach report 2026</w:t>
-      </w:r>
-      <w:r>
-        <w:rPr>
-          <w:rFonts w:ascii="Times New Roman" w:hAnsi="Times New Roman" w:cs="Times New Roman"/>
-          <w:sz w:val="24"/>
-          <w:szCs w:val="24"/>
-          <w:lang w:val="es-GT"/>
-        </w:rPr>
-        <w:t xml:space="preserve">. https://www.ibm.com/reports/data-breach</w:t>
-      </w:r>
-    </w:p>
-    <w:p>
-      <w:pPr>
-        <w:spacing w:before="0" w:after="0" w:line="360" w:lineRule="auto"/>
+          <w:lang w:val="en-US"/>
+        </w:rPr>
+        <w:t>Cost of a data breach report 2026</w:t>
+      </w:r>
+      <w:r>
+        <w:rPr>
+          <w:rFonts w:ascii="Times New Roman" w:hAnsi="Times New Roman" w:cs="Times New Roman"/>
+          <w:sz w:val="24"/>
+          <w:szCs w:val="24"/>
+          <w:lang w:val="en-US"/>
+        </w:rPr>
+        <w:t>. https://www.ibm.com/reports/data-breach</w:t>
+      </w:r>
+    </w:p>
+    <w:p>
+      <w:pPr>
+        <w:spacing w:after="0" w:line="360" w:lineRule="auto"/>
         <w:ind w:left="720" w:hanging="720"/>
-        <w:jc w:val="left"/>
         <w:rPr>
           <w:rFonts w:ascii="Times New Roman" w:hAnsi="Times New Roman" w:cs="Times New Roman"/>
           <w:lang w:val="es-GT"/>
@@ -5596,7 +5712,7 @@
           <w:szCs w:val="24"/>
           <w:lang w:val="es-GT"/>
         </w:rPr>
-        <w:t xml:space="preserve">La estructura de las revoluciones científicas</w:t>
+        <w:t>La estructura de las revoluciones científicas</w:t>
       </w:r>
       <w:r>
         <w:rPr>
@@ -5610,9 +5726,8 @@
     </w:p>
     <w:p>
       <w:pPr>
-        <w:spacing w:before="0" w:after="0" w:line="360" w:lineRule="auto"/>
+        <w:spacing w:after="0" w:line="360" w:lineRule="auto"/>
         <w:ind w:left="720" w:hanging="720"/>
-        <w:jc w:val="left"/>
         <w:rPr>
           <w:rFonts w:ascii="Times New Roman" w:hAnsi="Times New Roman" w:cs="Times New Roman"/>
           <w:lang w:val="es-GT"/>
@@ -5635,7 +5750,7 @@
           <w:szCs w:val="24"/>
           <w:lang w:val="es-GT"/>
         </w:rPr>
-        <w:t xml:space="preserve">Guatemala avanza en su digitalización: Mastercard presenta hallazgos clave sobre ciberseguridad y refuerza su compromiso con la protección del ecosistema digital en el país</w:t>
+        <w:t>Guatemala avanza en su digitalización: Mastercard presenta hallazgos clave sobre ciberseguridad y refuerza su compromiso con la protección del ecosistema digital en el país</w:t>
       </w:r>
       <w:r>
         <w:rPr>
@@ -5649,9 +5764,8 @@
     </w:p>
     <w:p>
       <w:pPr>
-        <w:spacing w:before="0" w:after="0" w:line="360" w:lineRule="auto"/>
+        <w:spacing w:after="0" w:line="360" w:lineRule="auto"/>
         <w:ind w:left="720" w:hanging="720"/>
-        <w:jc w:val="left"/>
         <w:rPr>
           <w:rFonts w:ascii="Times New Roman" w:hAnsi="Times New Roman" w:cs="Times New Roman"/>
           <w:lang w:val="es-GT"/>
@@ -5674,34 +5788,33 @@
           <w:szCs w:val="24"/>
           <w:lang w:val="es-GT"/>
         </w:rPr>
-        <w:t xml:space="preserve">Ciencia Latina Revista Científica Multidisciplinar, 10</w:t>
-      </w:r>
-      <w:r>
-        <w:rPr>
-          <w:rFonts w:ascii="Times New Roman" w:hAnsi="Times New Roman" w:cs="Times New Roman"/>
-          <w:sz w:val="24"/>
-          <w:szCs w:val="24"/>
-          <w:lang w:val="es-GT"/>
-        </w:rPr>
-        <w:t xml:space="preserve">(1). https://doi.org/10.37811/cl_rcm.v10i1.22753</w:t>
-      </w:r>
-    </w:p>
-    <w:p>
-      <w:pPr>
-        <w:spacing w:before="0" w:after="0" w:line="360" w:lineRule="auto"/>
+        <w:t>Ciencia Latina Revista Científica Multidisciplinar, 10</w:t>
+      </w:r>
+      <w:r>
+        <w:rPr>
+          <w:rFonts w:ascii="Times New Roman" w:hAnsi="Times New Roman" w:cs="Times New Roman"/>
+          <w:sz w:val="24"/>
+          <w:szCs w:val="24"/>
+          <w:lang w:val="es-GT"/>
+        </w:rPr>
+        <w:t>(1). https://doi.org/10.37811/cl_rcm.v10i1.22753</w:t>
+      </w:r>
+    </w:p>
+    <w:p>
+      <w:pPr>
+        <w:spacing w:after="0" w:line="360" w:lineRule="auto"/>
         <w:ind w:left="720" w:hanging="720"/>
-        <w:jc w:val="left"/>
-        <w:rPr>
-          <w:rFonts w:ascii="Times New Roman" w:hAnsi="Times New Roman" w:cs="Times New Roman"/>
-          <w:lang w:val="es-GT"/>
-        </w:rPr>
-      </w:pPr>
-      <w:r>
-        <w:rPr>
-          <w:rFonts w:ascii="Times New Roman" w:hAnsi="Times New Roman" w:cs="Times New Roman"/>
-          <w:sz w:val="24"/>
-          <w:szCs w:val="24"/>
-          <w:lang w:val="es-GT"/>
+        <w:rPr>
+          <w:rFonts w:ascii="Times New Roman" w:hAnsi="Times New Roman" w:cs="Times New Roman"/>
+          <w:lang w:val="en-US"/>
+        </w:rPr>
+      </w:pPr>
+      <w:r>
+        <w:rPr>
+          <w:rFonts w:ascii="Times New Roman" w:hAnsi="Times New Roman" w:cs="Times New Roman"/>
+          <w:sz w:val="24"/>
+          <w:szCs w:val="24"/>
+          <w:lang w:val="en-US"/>
         </w:rPr>
         <w:t xml:space="preserve">Rajapakse, R. N., Zahedi, M., Babar, M. A., &amp; Shen, H. (2022). Challenges and solutions when adopting DevSecOps: A systematic review. </w:t>
       </w:r>
@@ -5711,36 +5824,35 @@
           <w:i/>
           <w:sz w:val="24"/>
           <w:szCs w:val="24"/>
-          <w:lang w:val="es-GT"/>
-        </w:rPr>
-        <w:t xml:space="preserve">Information and Software Technology, 141</w:t>
-      </w:r>
-      <w:r>
-        <w:rPr>
-          <w:rFonts w:ascii="Times New Roman" w:hAnsi="Times New Roman" w:cs="Times New Roman"/>
-          <w:sz w:val="24"/>
-          <w:szCs w:val="24"/>
-          <w:lang w:val="es-GT"/>
-        </w:rPr>
-        <w:t xml:space="preserve">, Artículo 106700. https://doi.org/10.1016/j.infsof.2021.106700</w:t>
-      </w:r>
-    </w:p>
-    <w:p>
-      <w:pPr>
-        <w:spacing w:before="0" w:after="0" w:line="360" w:lineRule="auto"/>
+          <w:lang w:val="en-US"/>
+        </w:rPr>
+        <w:t>Information and Software Technology, 141</w:t>
+      </w:r>
+      <w:r>
+        <w:rPr>
+          <w:rFonts w:ascii="Times New Roman" w:hAnsi="Times New Roman" w:cs="Times New Roman"/>
+          <w:sz w:val="24"/>
+          <w:szCs w:val="24"/>
+          <w:lang w:val="en-US"/>
+        </w:rPr>
+        <w:t>, Artículo 106700. https://doi.org/10.1016/j.infsof.2021.106700</w:t>
+      </w:r>
+    </w:p>
+    <w:p>
+      <w:pPr>
+        <w:spacing w:after="0" w:line="360" w:lineRule="auto"/>
         <w:ind w:left="720" w:hanging="720"/>
-        <w:jc w:val="left"/>
-        <w:rPr>
-          <w:rFonts w:ascii="Times New Roman" w:hAnsi="Times New Roman" w:cs="Times New Roman"/>
-          <w:lang w:val="es-GT"/>
-        </w:rPr>
-      </w:pPr>
-      <w:r>
-        <w:rPr>
-          <w:rFonts w:ascii="Times New Roman" w:hAnsi="Times New Roman" w:cs="Times New Roman"/>
-          <w:sz w:val="24"/>
-          <w:szCs w:val="24"/>
-          <w:lang w:val="es-GT"/>
+        <w:rPr>
+          <w:rFonts w:ascii="Times New Roman" w:hAnsi="Times New Roman" w:cs="Times New Roman"/>
+          <w:lang w:val="en-US"/>
+        </w:rPr>
+      </w:pPr>
+      <w:r>
+        <w:rPr>
+          <w:rFonts w:ascii="Times New Roman" w:hAnsi="Times New Roman" w:cs="Times New Roman"/>
+          <w:sz w:val="24"/>
+          <w:szCs w:val="24"/>
+          <w:lang w:val="en-US"/>
         </w:rPr>
         <w:t xml:space="preserve">Rose, S., Borchert, O., Mitchell, S., &amp; Connelly, S. (2020). </w:t>
       </w:r>
@@ -5750,25 +5862,24 @@
           <w:i/>
           <w:sz w:val="24"/>
           <w:szCs w:val="24"/>
-          <w:lang w:val="es-GT"/>
-        </w:rPr>
-        <w:t xml:space="preserve">Zero trust architecture</w:t>
-      </w:r>
-      <w:r>
-        <w:rPr>
-          <w:rFonts w:ascii="Times New Roman" w:hAnsi="Times New Roman" w:cs="Times New Roman"/>
-          <w:sz w:val="24"/>
-          <w:szCs w:val="24"/>
-          <w:lang w:val="es-GT"/>
+          <w:lang w:val="en-US"/>
+        </w:rPr>
+        <w:t>Zero trust architecture</w:t>
+      </w:r>
+      <w:r>
+        <w:rPr>
+          <w:rFonts w:ascii="Times New Roman" w:hAnsi="Times New Roman" w:cs="Times New Roman"/>
+          <w:sz w:val="24"/>
+          <w:szCs w:val="24"/>
+          <w:lang w:val="en-US"/>
         </w:rPr>
         <w:t xml:space="preserve"> (NIST Special Publication 800-207). National Institute of Standards and Technology. https://doi.org/10.6028/NIST.SP.800-207</w:t>
       </w:r>
     </w:p>
     <w:p>
       <w:pPr>
-        <w:spacing w:before="0" w:after="0" w:line="360" w:lineRule="auto"/>
+        <w:spacing w:after="0" w:line="360" w:lineRule="auto"/>
         <w:ind w:left="720" w:hanging="720"/>
-        <w:jc w:val="left"/>
         <w:rPr>
           <w:rFonts w:ascii="Times New Roman" w:hAnsi="Times New Roman" w:cs="Times New Roman"/>
           <w:lang w:val="es-GT"/>
@@ -5791,34 +5902,33 @@
           <w:szCs w:val="24"/>
           <w:lang w:val="es-GT"/>
         </w:rPr>
-        <w:t xml:space="preserve">Estatus de la iniciativa de Ley 6347 en Guatemala: Un avance hacia la ciberseguridad nacional</w:t>
-      </w:r>
-      <w:r>
-        <w:rPr>
-          <w:rFonts w:ascii="Times New Roman" w:hAnsi="Times New Roman" w:cs="Times New Roman"/>
-          <w:sz w:val="24"/>
-          <w:szCs w:val="24"/>
-          <w:lang w:val="es-GT"/>
-        </w:rPr>
-        <w:t xml:space="preserve">. https://www.rsm.global/guatemala/es/insights/ley-de-ciberseguridad-guatemala</w:t>
-      </w:r>
-    </w:p>
-    <w:p>
-      <w:pPr>
-        <w:spacing w:before="0" w:after="0" w:line="360" w:lineRule="auto"/>
+        <w:t>Estatus de la iniciativa de Ley 6347 en Guatemala: Un avance hacia la ciberseguridad nacional</w:t>
+      </w:r>
+      <w:r>
+        <w:rPr>
+          <w:rFonts w:ascii="Times New Roman" w:hAnsi="Times New Roman" w:cs="Times New Roman"/>
+          <w:sz w:val="24"/>
+          <w:szCs w:val="24"/>
+          <w:lang w:val="es-GT"/>
+        </w:rPr>
+        <w:t>. https://www.rsm.global/guatemala/es/insights/ley-de-ciberseguridad-guatemala</w:t>
+      </w:r>
+    </w:p>
+    <w:p>
+      <w:pPr>
+        <w:spacing w:after="0" w:line="360" w:lineRule="auto"/>
         <w:ind w:left="720" w:hanging="720"/>
-        <w:jc w:val="left"/>
-        <w:rPr>
-          <w:rFonts w:ascii="Times New Roman" w:hAnsi="Times New Roman" w:cs="Times New Roman"/>
-          <w:lang w:val="es-GT"/>
-        </w:rPr>
-      </w:pPr>
-      <w:r>
-        <w:rPr>
-          <w:rFonts w:ascii="Times New Roman" w:hAnsi="Times New Roman" w:cs="Times New Roman"/>
-          <w:sz w:val="24"/>
-          <w:szCs w:val="24"/>
-          <w:lang w:val="es-GT"/>
+        <w:rPr>
+          <w:rFonts w:ascii="Times New Roman" w:hAnsi="Times New Roman" w:cs="Times New Roman"/>
+          <w:lang w:val="en-US"/>
+        </w:rPr>
+      </w:pPr>
+      <w:r>
+        <w:rPr>
+          <w:rFonts w:ascii="Times New Roman" w:hAnsi="Times New Roman" w:cs="Times New Roman"/>
+          <w:sz w:val="24"/>
+          <w:szCs w:val="24"/>
+          <w:lang w:val="en-US"/>
         </w:rPr>
         <w:t xml:space="preserve">Souppaya, M., Scarfone, K., &amp; Dodson, D. (2022). </w:t>
       </w:r>
@@ -5828,36 +5938,35 @@
           <w:i/>
           <w:sz w:val="24"/>
           <w:szCs w:val="24"/>
-          <w:lang w:val="es-GT"/>
-        </w:rPr>
-        <w:t xml:space="preserve">Secure software development framework (SSDF) version 1.1: Recommendations for mitigating the risk of software vulnerabilities</w:t>
-      </w:r>
-      <w:r>
-        <w:rPr>
-          <w:rFonts w:ascii="Times New Roman" w:hAnsi="Times New Roman" w:cs="Times New Roman"/>
-          <w:sz w:val="24"/>
-          <w:szCs w:val="24"/>
-          <w:lang w:val="es-GT"/>
+          <w:lang w:val="en-US"/>
+        </w:rPr>
+        <w:t>Secure software development framework (SSDF) version 1.1: Recommendations for mitigating the risk of software vulnerabilities</w:t>
+      </w:r>
+      <w:r>
+        <w:rPr>
+          <w:rFonts w:ascii="Times New Roman" w:hAnsi="Times New Roman" w:cs="Times New Roman"/>
+          <w:sz w:val="24"/>
+          <w:szCs w:val="24"/>
+          <w:lang w:val="en-US"/>
         </w:rPr>
         <w:t xml:space="preserve"> (NIST Special Publication 800-218). National Institute of Standards and Technology. https://doi.org/10.6028/NIST.SP.800-218</w:t>
       </w:r>
     </w:p>
     <w:p>
       <w:pPr>
-        <w:spacing w:before="0" w:after="0" w:line="360" w:lineRule="auto"/>
+        <w:spacing w:after="0" w:line="360" w:lineRule="auto"/>
         <w:ind w:left="720" w:hanging="720"/>
-        <w:jc w:val="left"/>
-        <w:rPr>
-          <w:rFonts w:ascii="Times New Roman" w:hAnsi="Times New Roman" w:cs="Times New Roman"/>
-          <w:lang w:val="es-GT"/>
-        </w:rPr>
-      </w:pPr>
-      <w:r>
-        <w:rPr>
-          <w:rFonts w:ascii="Times New Roman" w:hAnsi="Times New Roman" w:cs="Times New Roman"/>
-          <w:sz w:val="24"/>
-          <w:szCs w:val="24"/>
-          <w:lang w:val="es-GT"/>
+        <w:rPr>
+          <w:rFonts w:ascii="Times New Roman" w:hAnsi="Times New Roman" w:cs="Times New Roman"/>
+          <w:lang w:val="en-US"/>
+        </w:rPr>
+      </w:pPr>
+      <w:r>
+        <w:rPr>
+          <w:rFonts w:ascii="Times New Roman" w:hAnsi="Times New Roman" w:cs="Times New Roman"/>
+          <w:sz w:val="24"/>
+          <w:szCs w:val="24"/>
+          <w:lang w:val="en-US"/>
         </w:rPr>
         <w:t xml:space="preserve">Veracode. (2026). </w:t>
       </w:r>
@@ -5867,37 +5976,37 @@
           <w:i/>
           <w:sz w:val="24"/>
           <w:szCs w:val="24"/>
-          <w:lang w:val="es-GT"/>
-        </w:rPr>
-        <w:t xml:space="preserve">2026 state of software security report</w:t>
-      </w:r>
-      <w:r>
-        <w:rPr>
-          <w:rFonts w:ascii="Times New Roman" w:hAnsi="Times New Roman" w:cs="Times New Roman"/>
-          <w:sz w:val="24"/>
-          <w:szCs w:val="24"/>
-          <w:lang w:val="es-GT"/>
-        </w:rPr>
-        <w:t xml:space="preserve">. https://www.veracode.com/wp-content/uploads/2026-State-of-Software-Security-Report.pdf</w:t>
-      </w:r>
-    </w:p>
-    <w:p>
-      <w:pPr>
-        <w:spacing w:before="0" w:after="0" w:line="360" w:lineRule="auto"/>
+          <w:lang w:val="en-US"/>
+        </w:rPr>
+        <w:t>2026 state of software security report</w:t>
+      </w:r>
+      <w:r>
+        <w:rPr>
+          <w:rFonts w:ascii="Times New Roman" w:hAnsi="Times New Roman" w:cs="Times New Roman"/>
+          <w:sz w:val="24"/>
+          <w:szCs w:val="24"/>
+          <w:lang w:val="en-US"/>
+        </w:rPr>
+        <w:t>. https://www.veracode.com/wp-content/uploads/2026-State-of-Software-Security-Report.pdf</w:t>
+      </w:r>
+    </w:p>
+    <w:p>
+      <w:pPr>
+        <w:spacing w:after="0" w:line="360" w:lineRule="auto"/>
         <w:ind w:left="720" w:hanging="720"/>
-        <w:jc w:val="left"/>
-        <w:rPr>
-          <w:rFonts w:ascii="Times New Roman" w:hAnsi="Times New Roman" w:cs="Times New Roman"/>
-          <w:lang w:val="es-GT"/>
-        </w:rPr>
-      </w:pPr>
-      <w:r>
-        <w:rPr>
-          <w:rFonts w:ascii="Times New Roman" w:hAnsi="Times New Roman" w:cs="Times New Roman"/>
-          <w:sz w:val="24"/>
-          <w:szCs w:val="24"/>
-          <w:lang w:val="es-GT"/>
-        </w:rPr>
+        <w:rPr>
+          <w:rFonts w:ascii="Times New Roman" w:hAnsi="Times New Roman" w:cs="Times New Roman"/>
+          <w:lang w:val="en-US"/>
+        </w:rPr>
+      </w:pPr>
+      <w:r>
+        <w:rPr>
+          <w:rFonts w:ascii="Times New Roman" w:hAnsi="Times New Roman" w:cs="Times New Roman"/>
+          <w:sz w:val="24"/>
+          <w:szCs w:val="24"/>
+          <w:lang w:val="en-US"/>
+        </w:rPr>
+        <w:lastRenderedPageBreak/>
         <w:t xml:space="preserve">Verizon. (2026). </w:t>
       </w:r>
       <w:r>
@@ -5906,25 +6015,25 @@
           <w:i/>
           <w:sz w:val="24"/>
           <w:szCs w:val="24"/>
-          <w:lang w:val="es-GT"/>
-        </w:rPr>
-        <w:t xml:space="preserve">2026 data breach investigations report</w:t>
-      </w:r>
-      <w:r>
-        <w:rPr>
-          <w:rFonts w:ascii="Times New Roman" w:hAnsi="Times New Roman" w:cs="Times New Roman"/>
-          <w:sz w:val="24"/>
-          <w:szCs w:val="24"/>
-          <w:lang w:val="es-GT"/>
-        </w:rPr>
-        <w:t xml:space="preserve">. Verizon Business. https://www.verizon.com/business/resources/reports/dbir/</w:t>
+          <w:lang w:val="en-US"/>
+        </w:rPr>
+        <w:t>2026 data breach investigations report</w:t>
+      </w:r>
+      <w:r>
+        <w:rPr>
+          <w:rFonts w:ascii="Times New Roman" w:hAnsi="Times New Roman" w:cs="Times New Roman"/>
+          <w:sz w:val="24"/>
+          <w:szCs w:val="24"/>
+          <w:lang w:val="en-US"/>
+        </w:rPr>
+        <w:t>. Verizon Business. https://www.verizon.com/business/resources/reports/dbir/</w:t>
       </w:r>
     </w:p>
     <w:sectPr>
-      <w:headerReference w:type="default" r:id="rIdHdrDef"/>
+      <w:headerReference w:type="default" r:id="rId10"/>
       <w:pgSz w:w="12240" w:h="15840"/>
       <w:pgMar w:top="1440" w:right="1440" w:bottom="1440" w:left="1440" w:header="720" w:footer="720" w:gutter="0"/>
-      <w:pgNumType w:fmt="decimal" w:start="1"/>
+      <w:pgNumType w:start="1"/>
       <w:cols w:space="720"/>
       <w:docGrid w:linePitch="360"/>
     </w:sectPr>
@@ -5932,8 +6041,103 @@
 </w:document>
 </file>
 
-<file path=word/headerDef.xml><?xml version="1.0" encoding="utf-8"?>
-<w:hdr xmlns:w="http://schemas.openxmlformats.org/wordprocessingml/2006/main" xmlns:r="http://schemas.openxmlformats.org/officeDocument/2006/relationships">
+<file path=word/endnotes.xml><?xml version="1.0" encoding="utf-8"?>
+<w:endnotes xmlns:wpc="http://schemas.microsoft.com/office/word/2010/wordprocessingCanvas" xmlns:cx="http://schemas.microsoft.com/office/drawing/2014/chartex" xmlns:cx1="http://schemas.microsoft.com/office/drawing/2015/9/8/chartex" xmlns:cx2="http://schemas.microsoft.com/office/drawing/2015/10/21/chartex" xmlns:cx3="http://schemas.microsoft.com/office/drawing/2016/5/9/chartex" xmlns:cx4="http://schemas.microsoft.com/office/drawing/2016/5/10/chartex" xmlns:cx5="http://schemas.microsoft.com/office/drawing/2016/5/11/chartex" xmlns:cx6="http://schemas.microsoft.com/office/drawing/2016/5/12/chartex" xmlns:cx7="http://schemas.microsoft.com/office/drawing/2016/5/13/chartex" xmlns:cx8="http://schemas.microsoft.com/office/drawing/2016/5/14/chartex" xmlns:mc="http://schemas.openxmlformats.org/markup-compatibility/2006" xmlns:aink="http://schemas.microsoft.com/office/drawing/2016/ink" xmlns:am3d="http://schemas.microsoft.com/office/drawing/2017/model3d" xmlns:o="urn:schemas-microsoft-com:office:office" xmlns:oel="http://schemas.microsoft.com/office/2019/extlst" xmlns:r="http://schemas.openxmlformats.org/officeDocument/2006/relationships" xmlns:m="http://schemas.openxmlformats.org/officeDocument/2006/math" xmlns:v="urn:schemas-microsoft-com:vml" xmlns:wp14="http://schemas.microsoft.com/office/word/2010/wordprocessingDrawing" xmlns:wp="http://schemas.openxmlformats.org/drawingml/2006/wordprocessingDrawing" xmlns:w10="urn:schemas-microsoft-com:office:word" xmlns:w="http://schemas.openxmlformats.org/wordprocessingml/2006/main" xmlns:w14="http://schemas.microsoft.com/office/word/2010/wordml" xmlns:w15="http://schemas.microsoft.com/office/word/2012/wordml" xmlns:w16cex="http://schemas.microsoft.com/office/word/2018/wordml/cex" xmlns:w16cid="http://schemas.microsoft.com/office/word/2016/wordml/cid" xmlns:w16="http://schemas.microsoft.com/office/word/2018/wordml" xmlns:w16du="http://schemas.microsoft.com/office/word/2023/wordml/word16du" xmlns:w16sdtdh="http://schemas.microsoft.com/office/word/2020/wordml/sdtdatahash" xmlns:w16sdtfl="http://schemas.microsoft.com/office/word/2024/wordml/sdtformatlock" xmlns:w16se="http://schemas.microsoft.com/office/word/2015/wordml/symex" xmlns:wpg="http://schemas.microsoft.com/office/word/2010/wordprocessingGroup" xmlns:wpi="http://schemas.microsoft.com/office/word/2010/wordprocessingInk" xmlns:wne="http://schemas.microsoft.com/office/word/2006/wordml" xmlns:wps="http://schemas.microsoft.com/office/word/2010/wordprocessingShape" mc:Ignorable="w14 w15 w16se w16cid w16 w16cex w16sdtdh w16sdtfl w16du wp14">
+  <w:endnote w:type="separator" w:id="-1">
+    <w:p>
+      <w:pPr>
+        <w:spacing w:after="0" w:line="240" w:lineRule="auto"/>
+      </w:pPr>
+      <w:r>
+        <w:separator/>
+      </w:r>
+    </w:p>
+  </w:endnote>
+  <w:endnote w:type="continuationSeparator" w:id="0">
+    <w:p>
+      <w:pPr>
+        <w:spacing w:after="0" w:line="240" w:lineRule="auto"/>
+      </w:pPr>
+      <w:r>
+        <w:continuationSeparator/>
+      </w:r>
+    </w:p>
+  </w:endnote>
+</w:endnotes>
+</file>
+
+<file path=word/footnotes.xml><?xml version="1.0" encoding="utf-8"?>
+<w:footnotes xmlns:wpc="http://schemas.microsoft.com/office/word/2010/wordprocessingCanvas" xmlns:cx="http://schemas.microsoft.com/office/drawing/2014/chartex" xmlns:cx1="http://schemas.microsoft.com/office/drawing/2015/9/8/chartex" xmlns:cx2="http://schemas.microsoft.com/office/drawing/2015/10/21/chartex" xmlns:cx3="http://schemas.microsoft.com/office/drawing/2016/5/9/chartex" xmlns:cx4="http://schemas.microsoft.com/office/drawing/2016/5/10/chartex" xmlns:cx5="http://schemas.microsoft.com/office/drawing/2016/5/11/chartex" xmlns:cx6="http://schemas.microsoft.com/office/drawing/2016/5/12/chartex" xmlns:cx7="http://schemas.microsoft.com/office/drawing/2016/5/13/chartex" xmlns:cx8="http://schemas.microsoft.com/office/drawing/2016/5/14/chartex" xmlns:mc="http://schemas.openxmlformats.org/markup-compatibility/2006" xmlns:aink="http://schemas.microsoft.com/office/drawing/2016/ink" xmlns:am3d="http://schemas.microsoft.com/office/drawing/2017/model3d" xmlns:o="urn:schemas-microsoft-com:office:office" xmlns:oel="http://schemas.microsoft.com/office/2019/extlst" xmlns:r="http://schemas.openxmlformats.org/officeDocument/2006/relationships" xmlns:m="http://schemas.openxmlformats.org/officeDocument/2006/math" xmlns:v="urn:schemas-microsoft-com:vml" xmlns:wp14="http://schemas.microsoft.com/office/word/2010/wordprocessingDrawing" xmlns:wp="http://schemas.openxmlformats.org/drawingml/2006/wordprocessingDrawing" xmlns:w10="urn:schemas-microsoft-com:office:word" xmlns:w="http://schemas.openxmlformats.org/wordprocessingml/2006/main" xmlns:w14="http://schemas.microsoft.com/office/word/2010/wordml" xmlns:w15="http://schemas.microsoft.com/office/word/2012/wordml" xmlns:w16cex="http://schemas.microsoft.com/office/word/2018/wordml/cex" xmlns:w16cid="http://schemas.microsoft.com/office/word/2016/wordml/cid" xmlns:w16="http://schemas.microsoft.com/office/word/2018/wordml" xmlns:w16du="http://schemas.microsoft.com/office/word/2023/wordml/word16du" xmlns:w16sdtdh="http://schemas.microsoft.com/office/word/2020/wordml/sdtdatahash" xmlns:w16sdtfl="http://schemas.microsoft.com/office/word/2024/wordml/sdtformatlock" xmlns:w16se="http://schemas.microsoft.com/office/word/2015/wordml/symex" xmlns:wpg="http://schemas.microsoft.com/office/word/2010/wordprocessingGroup" xmlns:wpi="http://schemas.microsoft.com/office/word/2010/wordprocessingInk" xmlns:wne="http://schemas.microsoft.com/office/word/2006/wordml" xmlns:wps="http://schemas.microsoft.com/office/word/2010/wordprocessingShape" mc:Ignorable="w14 w15 w16se w16cid w16 w16cex w16sdtdh w16sdtfl w16du wp14">
+  <w:footnote w:type="separator" w:id="-1">
+    <w:p>
+      <w:pPr>
+        <w:spacing w:after="0" w:line="240" w:lineRule="auto"/>
+      </w:pPr>
+      <w:r>
+        <w:separator/>
+      </w:r>
+    </w:p>
+  </w:footnote>
+  <w:footnote w:type="continuationSeparator" w:id="0">
+    <w:p>
+      <w:pPr>
+        <w:spacing w:after="0" w:line="240" w:lineRule="auto"/>
+      </w:pPr>
+      <w:r>
+        <w:continuationSeparator/>
+      </w:r>
+    </w:p>
+  </w:footnote>
+</w:footnotes>
+</file>
+
+<file path=word/header1.xml><?xml version="1.0" encoding="utf-8"?>
+<w:hdr xmlns:wpc="http://schemas.microsoft.com/office/word/2010/wordprocessingCanvas" xmlns:cx="http://schemas.microsoft.com/office/drawing/2014/chartex" xmlns:cx1="http://schemas.microsoft.com/office/drawing/2015/9/8/chartex" xmlns:cx2="http://schemas.microsoft.com/office/drawing/2015/10/21/chartex" xmlns:cx3="http://schemas.microsoft.com/office/drawing/2016/5/9/chartex" xmlns:cx4="http://schemas.microsoft.com/office/drawing/2016/5/10/chartex" xmlns:cx5="http://schemas.microsoft.com/office/drawing/2016/5/11/chartex" xmlns:cx6="http://schemas.microsoft.com/office/drawing/2016/5/12/chartex" xmlns:cx7="http://schemas.microsoft.com/office/drawing/2016/5/13/chartex" xmlns:cx8="http://schemas.microsoft.com/office/drawing/2016/5/14/chartex" xmlns:mc="http://schemas.openxmlformats.org/markup-compatibility/2006" xmlns:aink="http://schemas.microsoft.com/office/drawing/2016/ink" xmlns:am3d="http://schemas.microsoft.com/office/drawing/2017/model3d" xmlns:o="urn:schemas-microsoft-com:office:office" xmlns:oel="http://schemas.microsoft.com/office/2019/extlst" xmlns:r="http://schemas.openxmlformats.org/officeDocument/2006/relationships" xmlns:m="http://schemas.openxmlformats.org/officeDocument/2006/math" xmlns:v="urn:schemas-microsoft-com:vml" xmlns:wp14="http://schemas.microsoft.com/office/word/2010/wordprocessingDrawing" xmlns:wp="http://schemas.openxmlformats.org/drawingml/2006/wordprocessingDrawing" xmlns:w10="urn:schemas-microsoft-com:office:word" xmlns:w="http://schemas.openxmlformats.org/wordprocessingml/2006/main" xmlns:w14="http://schemas.microsoft.com/office/word/2010/wordml" xmlns:w15="http://schemas.microsoft.com/office/word/2012/wordml" xmlns:w16cex="http://schemas.microsoft.com/office/word/2018/wordml/cex" xmlns:w16cid="http://schemas.microsoft.com/office/word/2016/wordml/cid" xmlns:w16="http://schemas.microsoft.com/office/word/2018/wordml" xmlns:w16du="http://schemas.microsoft.com/office/word/2023/wordml/word16du" xmlns:w16sdtdh="http://schemas.microsoft.com/office/word/2020/wordml/sdtdatahash" xmlns:w16sdtfl="http://schemas.microsoft.com/office/word/2024/wordml/sdtformatlock" xmlns:w16se="http://schemas.microsoft.com/office/word/2015/wordml/symex" xmlns:wpg="http://schemas.microsoft.com/office/word/2010/wordprocessingGroup" xmlns:wpi="http://schemas.microsoft.com/office/word/2010/wordprocessingInk" xmlns:wne="http://schemas.microsoft.com/office/word/2006/wordml" xmlns:wps="http://schemas.microsoft.com/office/word/2010/wordprocessingShape" mc:Ignorable="w14 w15 w16se w16cid w16 w16cex w16sdtdh w16sdtfl w16du wp14">
+  <w:p>
+    <w:pPr>
+      <w:jc w:val="right"/>
+    </w:pPr>
+    <w:r>
+      <w:rPr>
+        <w:rFonts w:ascii="Times New Roman" w:hAnsi="Times New Roman" w:cs="Times New Roman"/>
+        <w:sz w:val="24"/>
+      </w:rPr>
+      <w:fldChar w:fldCharType="begin"/>
+    </w:r>
+    <w:r>
+      <w:rPr>
+        <w:rFonts w:ascii="Times New Roman" w:hAnsi="Times New Roman" w:cs="Times New Roman"/>
+        <w:sz w:val="24"/>
+      </w:rPr>
+      <w:instrText xml:space="preserve"> PAGE </w:instrText>
+    </w:r>
+    <w:r>
+      <w:rPr>
+        <w:rFonts w:ascii="Times New Roman" w:hAnsi="Times New Roman" w:cs="Times New Roman"/>
+        <w:sz w:val="24"/>
+      </w:rPr>
+      <w:fldChar w:fldCharType="separate"/>
+    </w:r>
+    <w:r>
+      <w:rPr>
+        <w:rFonts w:ascii="Times New Roman" w:hAnsi="Times New Roman" w:cs="Times New Roman"/>
+        <w:sz w:val="24"/>
+      </w:rPr>
+      <w:t>1</w:t>
+    </w:r>
+    <w:r>
+      <w:rPr>
+        <w:rFonts w:ascii="Times New Roman" w:hAnsi="Times New Roman" w:cs="Times New Roman"/>
+        <w:sz w:val="24"/>
+      </w:rPr>
+      <w:fldChar w:fldCharType="end"/>
+    </w:r>
+  </w:p>
+</w:hdr>
+</file>
+
+<file path=word/header2.xml><?xml version="1.0" encoding="utf-8"?>
+<w:hdr xmlns:wpc="http://schemas.microsoft.com/office/word/2010/wordprocessingCanvas" xmlns:cx="http://schemas.microsoft.com/office/drawing/2014/chartex" xmlns:cx1="http://schemas.microsoft.com/office/drawing/2015/9/8/chartex" xmlns:cx2="http://schemas.microsoft.com/office/drawing/2015/10/21/chartex" xmlns:cx3="http://schemas.microsoft.com/office/drawing/2016/5/9/chartex" xmlns:cx4="http://schemas.microsoft.com/office/drawing/2016/5/10/chartex" xmlns:cx5="http://schemas.microsoft.com/office/drawing/2016/5/11/chartex" xmlns:cx6="http://schemas.microsoft.com/office/drawing/2016/5/12/chartex" xmlns:cx7="http://schemas.microsoft.com/office/drawing/2016/5/13/chartex" xmlns:cx8="http://schemas.microsoft.com/office/drawing/2016/5/14/chartex" xmlns:mc="http://schemas.openxmlformats.org/markup-compatibility/2006" xmlns:aink="http://schemas.microsoft.com/office/drawing/2016/ink" xmlns:am3d="http://schemas.microsoft.com/office/drawing/2017/model3d" xmlns:o="urn:schemas-microsoft-com:office:office" xmlns:oel="http://schemas.microsoft.com/office/2019/extlst" xmlns:r="http://schemas.openxmlformats.org/officeDocument/2006/relationships" xmlns:m="http://schemas.openxmlformats.org/officeDocument/2006/math" xmlns:v="urn:schemas-microsoft-com:vml" xmlns:wp14="http://schemas.microsoft.com/office/word/2010/wordprocessingDrawing" xmlns:wp="http://schemas.openxmlformats.org/drawingml/2006/wordprocessingDrawing" xmlns:w10="urn:schemas-microsoft-com:office:word" xmlns:w="http://schemas.openxmlformats.org/wordprocessingml/2006/main" xmlns:w14="http://schemas.microsoft.com/office/word/2010/wordml" xmlns:w15="http://schemas.microsoft.com/office/word/2012/wordml" xmlns:w16cex="http://schemas.microsoft.com/office/word/2018/wordml/cex" xmlns:w16cid="http://schemas.microsoft.com/office/word/2016/wordml/cid" xmlns:w16="http://schemas.microsoft.com/office/word/2018/wordml" xmlns:w16du="http://schemas.microsoft.com/office/word/2023/wordml/word16du" xmlns:w16sdtdh="http://schemas.microsoft.com/office/word/2020/wordml/sdtdatahash" xmlns:w16sdtfl="http://schemas.microsoft.com/office/word/2024/wordml/sdtformatlock" xmlns:w16se="http://schemas.microsoft.com/office/word/2015/wordml/symex" xmlns:wpg="http://schemas.microsoft.com/office/word/2010/wordprocessingGroup" xmlns:wpi="http://schemas.microsoft.com/office/word/2010/wordprocessingInk" xmlns:wne="http://schemas.microsoft.com/office/word/2006/wordml" xmlns:wps="http://schemas.microsoft.com/office/word/2010/wordprocessingShape" mc:Ignorable="w14 w15 w16se w16cid w16 w16cex w16sdtdh w16sdtfl w16du wp14">
   <w:p>
     <w:pPr>
       <w:jc w:val="right"/>

--- a/Proyecto de Investigación 1/Trabajo 1/Trabajo1-Planteamiento-del-problema.docx
+++ b/Proyecto de Investigación 1/Trabajo 1/Trabajo1-Planteamiento-del-problema.docx
@@ -28,7 +28,7 @@
           <w:lang w:eastAsia="es-PE" w:bidi="es-PE"/>
         </w:rPr>
         <w:drawing>
-          <wp:anchor distT="0" distB="0" distL="114300" distR="114300" simplePos="0" relativeHeight="251659264" behindDoc="0" locked="0" layoutInCell="1" allowOverlap="1" wp14:anchorId="1228446A" wp14:editId="4ABB6FC9">
+          <wp:anchor distT="0" distB="0" distL="114300" distR="114300" simplePos="0" relativeHeight="251659264" behindDoc="0" locked="0" layoutInCell="1" allowOverlap="1" wp14:anchorId="4B763DB4" wp14:editId="1229F15E">
             <wp:simplePos x="0" y="0"/>
             <wp:positionH relativeFrom="column">
               <wp:posOffset>488315</wp:posOffset>
@@ -53,7 +53,7 @@
                     </pic:cNvPicPr>
                   </pic:nvPicPr>
                   <pic:blipFill>
-                    <a:blip r:embed="rId4">
+                    <a:blip r:embed="rId6">
                       <a:extLst>
                         <a:ext uri="{28A0092B-C50C-407E-A947-70E740481C1C}">
                           <a14:useLocalDpi xmlns:a14="http://schemas.microsoft.com/office/drawing/2010/main" val="0"/>
@@ -407,7 +407,7 @@
           <w:szCs w:val="36"/>
           <w:lang w:eastAsia="es-PE"/>
         </w:rPr>
-        <w:t xml:space="preserve">CAMBIO DE PARADIGMA EN LA SEGURIDAD DEL SOFTWARE: FACTORES ORGANIZACIONALES QUE INFLUYEN EN LA ADOPCIÓN DE PRÁCTICAS DE DESARROLLO SEGURO</w:t>
+        <w:t>CAMBIO DE PARADIGMA EN LA SEGURIDAD DEL SOFTWARE: FACTORES ORGANIZACIONALES QUE INFLUYEN EN LA ADOPCIÓN DE PRÁCTICAS DE DESARROLLO SEGURO</w:t>
       </w:r>
     </w:p>
     <w:p>
@@ -470,7 +470,7 @@
           <w:szCs w:val="28"/>
           <w:lang w:eastAsia="es-PE"/>
         </w:rPr>
-        <w:t xml:space="preserve">García Loaiza, Gerbert David - ggarcial17@miumg.edu.gt</w:t>
+        <w:t>García Loaiza, Gerbert David - ggarcial17@miumg.edu.gt</w:t>
       </w:r>
     </w:p>
     <w:p>
@@ -533,7 +533,7 @@
           <w:szCs w:val="34"/>
           <w:lang w:eastAsia="es-PE"/>
         </w:rPr>
-        <w:t xml:space="preserve">Ing. Buratti Aldana, Albino Cesare</w:t>
+        <w:t>Ing. Buratti Aldana, Albino Cesare</w:t>
       </w:r>
     </w:p>
     <w:p>
@@ -618,7 +618,7 @@
           <w:szCs w:val="32"/>
           <w:lang w:eastAsia="es-PE"/>
         </w:rPr>
-        <w:t xml:space="preserve">Proyecto de Investigación I - 2026</w:t>
+        <w:t>Proyecto de Investigación I - 2026</w:t>
       </w:r>
     </w:p>
     <w:p>
@@ -677,7 +677,7 @@
           <w:szCs w:val="28"/>
           <w:lang w:eastAsia="es-PE"/>
         </w:rPr>
-        <w:t xml:space="preserve">Guatemala, octubre de 2026</w:t>
+        <w:t>Guatemala, octubre de 2026</w:t>
       </w:r>
     </w:p>
     <w:p>
@@ -692,7 +692,7 @@
     </w:p>
     <w:p>
       <w:pPr>
-        <w:spacing w:before="0" w:after="0" w:line="360" w:lineRule="auto"/>
+        <w:spacing w:after="0" w:line="360" w:lineRule="auto"/>
         <w:jc w:val="center"/>
         <w:rPr>
           <w:rFonts w:ascii="Arial" w:hAnsi="Arial" w:cs="Arial"/>
@@ -707,1502 +707,1375 @@
           <w:szCs w:val="24"/>
           <w:lang w:val="es-GT"/>
         </w:rPr>
-        <w:t xml:space="preserve">Tabla de contenido</w:t>
-      </w:r>
+        <w:lastRenderedPageBreak/>
+        <w:t>Tabla de contenido</w:t>
+      </w:r>
+    </w:p>
+    <w:p>
+      <w:pPr>
+        <w:pStyle w:val="TDC1"/>
+        <w:tabs>
+          <w:tab w:val="right" w:leader="dot" w:pos="8829"/>
+        </w:tabs>
+        <w:rPr>
+          <w:noProof/>
+        </w:rPr>
+      </w:pPr>
+      <w:r>
+        <w:fldChar w:fldCharType="begin"/>
+      </w:r>
+      <w:r>
+        <w:instrText>TOC \o "1-2" \h \z \u</w:instrText>
+      </w:r>
+      <w:r>
+        <w:fldChar w:fldCharType="separate"/>
+      </w:r>
+      <w:hyperlink w:anchor="_Toc242477856" w:history="1">
+        <w:r>
+          <w:rPr>
+            <w:rStyle w:val="Hipervnculo"/>
+            <w:rFonts w:ascii="Arial" w:hAnsi="Arial" w:cs="Arial"/>
+            <w:b/>
+            <w:noProof/>
+            <w:lang w:val="es-GT"/>
+          </w:rPr>
+          <w:t>RESUMEN</w:t>
+        </w:r>
+        <w:r>
+          <w:rPr>
+            <w:noProof/>
+            <w:webHidden/>
+          </w:rPr>
+          <w:tab/>
+        </w:r>
+        <w:r>
+          <w:rPr>
+            <w:noProof/>
+            <w:webHidden/>
+          </w:rPr>
+          <w:fldChar w:fldCharType="begin"/>
+        </w:r>
+        <w:r>
+          <w:rPr>
+            <w:noProof/>
+            <w:webHidden/>
+          </w:rPr>
+          <w:instrText xml:space="preserve"> PAGEREF _Toc242477856 \h </w:instrText>
+        </w:r>
+        <w:r>
+          <w:rPr>
+            <w:noProof/>
+            <w:webHidden/>
+          </w:rPr>
+        </w:r>
+        <w:r>
+          <w:rPr>
+            <w:noProof/>
+            <w:webHidden/>
+          </w:rPr>
+          <w:fldChar w:fldCharType="separate"/>
+        </w:r>
+        <w:r>
+          <w:rPr>
+            <w:noProof/>
+            <w:webHidden/>
+          </w:rPr>
+          <w:t>3</w:t>
+        </w:r>
+        <w:r>
+          <w:rPr>
+            <w:noProof/>
+            <w:webHidden/>
+          </w:rPr>
+          <w:fldChar w:fldCharType="end"/>
+        </w:r>
+      </w:hyperlink>
+    </w:p>
+    <w:p>
+      <w:pPr>
+        <w:pStyle w:val="TDC1"/>
+        <w:tabs>
+          <w:tab w:val="right" w:leader="dot" w:pos="8829"/>
+        </w:tabs>
+        <w:rPr>
+          <w:noProof/>
+        </w:rPr>
+      </w:pPr>
+      <w:hyperlink w:anchor="_Toc242477857" w:history="1">
+        <w:r>
+          <w:rPr>
+            <w:rStyle w:val="Hipervnculo"/>
+            <w:rFonts w:ascii="Arial" w:hAnsi="Arial" w:cs="Arial"/>
+            <w:b/>
+            <w:noProof/>
+            <w:lang w:val="es-GT"/>
+          </w:rPr>
+          <w:t>INTRODUCCIÓN</w:t>
+        </w:r>
+        <w:r>
+          <w:rPr>
+            <w:noProof/>
+            <w:webHidden/>
+          </w:rPr>
+          <w:tab/>
+        </w:r>
+        <w:r>
+          <w:rPr>
+            <w:noProof/>
+            <w:webHidden/>
+          </w:rPr>
+          <w:fldChar w:fldCharType="begin"/>
+        </w:r>
+        <w:r>
+          <w:rPr>
+            <w:noProof/>
+            <w:webHidden/>
+          </w:rPr>
+          <w:instrText xml:space="preserve"> PAGEREF _Toc242477857 \h </w:instrText>
+        </w:r>
+        <w:r>
+          <w:rPr>
+            <w:noProof/>
+            <w:webHidden/>
+          </w:rPr>
+        </w:r>
+        <w:r>
+          <w:rPr>
+            <w:noProof/>
+            <w:webHidden/>
+          </w:rPr>
+          <w:fldChar w:fldCharType="separate"/>
+        </w:r>
+        <w:r>
+          <w:rPr>
+            <w:noProof/>
+            <w:webHidden/>
+          </w:rPr>
+          <w:t>3</w:t>
+        </w:r>
+        <w:r>
+          <w:rPr>
+            <w:noProof/>
+            <w:webHidden/>
+          </w:rPr>
+          <w:fldChar w:fldCharType="end"/>
+        </w:r>
+      </w:hyperlink>
+    </w:p>
+    <w:p>
+      <w:pPr>
+        <w:pStyle w:val="TDC1"/>
+        <w:tabs>
+          <w:tab w:val="right" w:leader="dot" w:pos="8829"/>
+        </w:tabs>
+        <w:rPr>
+          <w:noProof/>
+        </w:rPr>
+      </w:pPr>
+      <w:hyperlink w:anchor="_Toc242477858" w:history="1">
+        <w:r>
+          <w:rPr>
+            <w:rStyle w:val="Hipervnculo"/>
+            <w:rFonts w:ascii="Arial" w:hAnsi="Arial" w:cs="Arial"/>
+            <w:b/>
+            <w:noProof/>
+            <w:lang w:val="es-GT"/>
+          </w:rPr>
+          <w:t>PLANTEAMIENTO Y FORMULACIÓN DEL PROBLEMA</w:t>
+        </w:r>
+        <w:r>
+          <w:rPr>
+            <w:noProof/>
+            <w:webHidden/>
+          </w:rPr>
+          <w:tab/>
+        </w:r>
+        <w:r>
+          <w:rPr>
+            <w:noProof/>
+            <w:webHidden/>
+          </w:rPr>
+          <w:fldChar w:fldCharType="begin"/>
+        </w:r>
+        <w:r>
+          <w:rPr>
+            <w:noProof/>
+            <w:webHidden/>
+          </w:rPr>
+          <w:instrText xml:space="preserve"> PAGEREF _Toc242477858 \h </w:instrText>
+        </w:r>
+        <w:r>
+          <w:rPr>
+            <w:noProof/>
+            <w:webHidden/>
+          </w:rPr>
+        </w:r>
+        <w:r>
+          <w:rPr>
+            <w:noProof/>
+            <w:webHidden/>
+          </w:rPr>
+          <w:fldChar w:fldCharType="separate"/>
+        </w:r>
+        <w:r>
+          <w:rPr>
+            <w:noProof/>
+            <w:webHidden/>
+          </w:rPr>
+          <w:t>3</w:t>
+        </w:r>
+        <w:r>
+          <w:rPr>
+            <w:noProof/>
+            <w:webHidden/>
+          </w:rPr>
+          <w:fldChar w:fldCharType="end"/>
+        </w:r>
+      </w:hyperlink>
+    </w:p>
+    <w:p>
+      <w:pPr>
+        <w:pStyle w:val="TDC2"/>
+        <w:tabs>
+          <w:tab w:val="right" w:leader="dot" w:pos="8829"/>
+        </w:tabs>
+        <w:rPr>
+          <w:noProof/>
+        </w:rPr>
+      </w:pPr>
+      <w:hyperlink w:anchor="_Toc242477859" w:history="1">
+        <w:r>
+          <w:rPr>
+            <w:rStyle w:val="Hipervnculo"/>
+            <w:rFonts w:ascii="Arial" w:hAnsi="Arial" w:cs="Arial"/>
+            <w:b/>
+            <w:noProof/>
+            <w:lang w:val="es-GT"/>
+          </w:rPr>
+          <w:t>Contexto y situación actual</w:t>
+        </w:r>
+        <w:r>
+          <w:rPr>
+            <w:noProof/>
+            <w:webHidden/>
+          </w:rPr>
+          <w:tab/>
+        </w:r>
+        <w:r>
+          <w:rPr>
+            <w:noProof/>
+            <w:webHidden/>
+          </w:rPr>
+          <w:fldChar w:fldCharType="begin"/>
+        </w:r>
+        <w:r>
+          <w:rPr>
+            <w:noProof/>
+            <w:webHidden/>
+          </w:rPr>
+          <w:instrText xml:space="preserve"> PAGEREF _Toc242477859 \h </w:instrText>
+        </w:r>
+        <w:r>
+          <w:rPr>
+            <w:noProof/>
+            <w:webHidden/>
+          </w:rPr>
+        </w:r>
+        <w:r>
+          <w:rPr>
+            <w:noProof/>
+            <w:webHidden/>
+          </w:rPr>
+          <w:fldChar w:fldCharType="separate"/>
+        </w:r>
+        <w:r>
+          <w:rPr>
+            <w:noProof/>
+            <w:webHidden/>
+          </w:rPr>
+          <w:t>3</w:t>
+        </w:r>
+        <w:r>
+          <w:rPr>
+            <w:noProof/>
+            <w:webHidden/>
+          </w:rPr>
+          <w:fldChar w:fldCharType="end"/>
+        </w:r>
+      </w:hyperlink>
+    </w:p>
+    <w:p>
+      <w:pPr>
+        <w:pStyle w:val="TDC2"/>
+        <w:tabs>
+          <w:tab w:val="right" w:leader="dot" w:pos="8829"/>
+        </w:tabs>
+        <w:rPr>
+          <w:noProof/>
+        </w:rPr>
+      </w:pPr>
+      <w:hyperlink w:anchor="_Toc242477860" w:history="1">
+        <w:r>
+          <w:rPr>
+            <w:rStyle w:val="Hipervnculo"/>
+            <w:rFonts w:ascii="Arial" w:hAnsi="Arial" w:cs="Arial"/>
+            <w:b/>
+            <w:noProof/>
+            <w:lang w:val="es-GT"/>
+          </w:rPr>
+          <w:t>Planteamiento del problema</w:t>
+        </w:r>
+        <w:r>
+          <w:rPr>
+            <w:noProof/>
+            <w:webHidden/>
+          </w:rPr>
+          <w:tab/>
+        </w:r>
+        <w:r>
+          <w:rPr>
+            <w:noProof/>
+            <w:webHidden/>
+          </w:rPr>
+          <w:fldChar w:fldCharType="begin"/>
+        </w:r>
+        <w:r>
+          <w:rPr>
+            <w:noProof/>
+            <w:webHidden/>
+          </w:rPr>
+          <w:instrText xml:space="preserve"> PAGEREF _Toc242477860 \h </w:instrText>
+        </w:r>
+        <w:r>
+          <w:rPr>
+            <w:noProof/>
+            <w:webHidden/>
+          </w:rPr>
+        </w:r>
+        <w:r>
+          <w:rPr>
+            <w:noProof/>
+            <w:webHidden/>
+          </w:rPr>
+          <w:fldChar w:fldCharType="separate"/>
+        </w:r>
+        <w:r>
+          <w:rPr>
+            <w:noProof/>
+            <w:webHidden/>
+          </w:rPr>
+          <w:t>4</w:t>
+        </w:r>
+        <w:r>
+          <w:rPr>
+            <w:noProof/>
+            <w:webHidden/>
+          </w:rPr>
+          <w:fldChar w:fldCharType="end"/>
+        </w:r>
+      </w:hyperlink>
+    </w:p>
+    <w:p>
+      <w:pPr>
+        <w:pStyle w:val="TDC2"/>
+        <w:tabs>
+          <w:tab w:val="right" w:leader="dot" w:pos="8829"/>
+        </w:tabs>
+        <w:rPr>
+          <w:noProof/>
+        </w:rPr>
+      </w:pPr>
+      <w:hyperlink w:anchor="_Toc242477861" w:history="1">
+        <w:r>
+          <w:rPr>
+            <w:rStyle w:val="Hipervnculo"/>
+            <w:rFonts w:ascii="Arial" w:hAnsi="Arial" w:cs="Arial"/>
+            <w:b/>
+            <w:noProof/>
+            <w:lang w:val="es-GT"/>
+          </w:rPr>
+          <w:t>Propósito del estudio</w:t>
+        </w:r>
+        <w:r>
+          <w:rPr>
+            <w:noProof/>
+            <w:webHidden/>
+          </w:rPr>
+          <w:tab/>
+        </w:r>
+        <w:r>
+          <w:rPr>
+            <w:noProof/>
+            <w:webHidden/>
+          </w:rPr>
+          <w:fldChar w:fldCharType="begin"/>
+        </w:r>
+        <w:r>
+          <w:rPr>
+            <w:noProof/>
+            <w:webHidden/>
+          </w:rPr>
+          <w:instrText xml:space="preserve"> PAGEREF _Toc242477861 \h </w:instrText>
+        </w:r>
+        <w:r>
+          <w:rPr>
+            <w:noProof/>
+            <w:webHidden/>
+          </w:rPr>
+        </w:r>
+        <w:r>
+          <w:rPr>
+            <w:noProof/>
+            <w:webHidden/>
+          </w:rPr>
+          <w:fldChar w:fldCharType="separate"/>
+        </w:r>
+        <w:r>
+          <w:rPr>
+            <w:noProof/>
+            <w:webHidden/>
+          </w:rPr>
+          <w:t>5</w:t>
+        </w:r>
+        <w:r>
+          <w:rPr>
+            <w:noProof/>
+            <w:webHidden/>
+          </w:rPr>
+          <w:fldChar w:fldCharType="end"/>
+        </w:r>
+      </w:hyperlink>
+    </w:p>
+    <w:p>
+      <w:pPr>
+        <w:pStyle w:val="TDC2"/>
+        <w:tabs>
+          <w:tab w:val="right" w:leader="dot" w:pos="8829"/>
+        </w:tabs>
+        <w:rPr>
+          <w:noProof/>
+        </w:rPr>
+      </w:pPr>
+      <w:hyperlink w:anchor="_Toc242477862" w:history="1">
+        <w:r>
+          <w:rPr>
+            <w:rStyle w:val="Hipervnculo"/>
+            <w:rFonts w:ascii="Arial" w:hAnsi="Arial" w:cs="Arial"/>
+            <w:b/>
+            <w:noProof/>
+            <w:lang w:val="es-GT"/>
+          </w:rPr>
+          <w:t>Deficiencias en el conocimiento</w:t>
+        </w:r>
+        <w:r>
+          <w:rPr>
+            <w:noProof/>
+            <w:webHidden/>
+          </w:rPr>
+          <w:tab/>
+        </w:r>
+        <w:r>
+          <w:rPr>
+            <w:noProof/>
+            <w:webHidden/>
+          </w:rPr>
+          <w:fldChar w:fldCharType="begin"/>
+        </w:r>
+        <w:r>
+          <w:rPr>
+            <w:noProof/>
+            <w:webHidden/>
+          </w:rPr>
+          <w:instrText xml:space="preserve"> PAGEREF _Toc242477862 \h </w:instrText>
+        </w:r>
+        <w:r>
+          <w:rPr>
+            <w:noProof/>
+            <w:webHidden/>
+          </w:rPr>
+        </w:r>
+        <w:r>
+          <w:rPr>
+            <w:noProof/>
+            <w:webHidden/>
+          </w:rPr>
+          <w:fldChar w:fldCharType="separate"/>
+        </w:r>
+        <w:r>
+          <w:rPr>
+            <w:noProof/>
+            <w:webHidden/>
+          </w:rPr>
+          <w:t>5</w:t>
+        </w:r>
+        <w:r>
+          <w:rPr>
+            <w:noProof/>
+            <w:webHidden/>
+          </w:rPr>
+          <w:fldChar w:fldCharType="end"/>
+        </w:r>
+      </w:hyperlink>
+    </w:p>
+    <w:p>
+      <w:pPr>
+        <w:pStyle w:val="TDC2"/>
+        <w:tabs>
+          <w:tab w:val="right" w:leader="dot" w:pos="8829"/>
+        </w:tabs>
+        <w:rPr>
+          <w:noProof/>
+        </w:rPr>
+      </w:pPr>
+      <w:hyperlink w:anchor="_Toc242477863" w:history="1">
+        <w:r>
+          <w:rPr>
+            <w:rStyle w:val="Hipervnculo"/>
+            <w:rFonts w:ascii="Arial" w:hAnsi="Arial" w:cs="Arial"/>
+            <w:b/>
+            <w:noProof/>
+            <w:lang w:val="es-GT"/>
+          </w:rPr>
+          <w:t>Árbol de problemas</w:t>
+        </w:r>
+        <w:r>
+          <w:rPr>
+            <w:noProof/>
+            <w:webHidden/>
+          </w:rPr>
+          <w:tab/>
+        </w:r>
+        <w:r>
+          <w:rPr>
+            <w:noProof/>
+            <w:webHidden/>
+          </w:rPr>
+          <w:fldChar w:fldCharType="begin"/>
+        </w:r>
+        <w:r>
+          <w:rPr>
+            <w:noProof/>
+            <w:webHidden/>
+          </w:rPr>
+          <w:instrText xml:space="preserve"> PAGEREF _Toc242477863 \h </w:instrText>
+        </w:r>
+        <w:r>
+          <w:rPr>
+            <w:noProof/>
+            <w:webHidden/>
+          </w:rPr>
+        </w:r>
+        <w:r>
+          <w:rPr>
+            <w:noProof/>
+            <w:webHidden/>
+          </w:rPr>
+          <w:fldChar w:fldCharType="separate"/>
+        </w:r>
+        <w:r>
+          <w:rPr>
+            <w:noProof/>
+            <w:webHidden/>
+          </w:rPr>
+          <w:t>6</w:t>
+        </w:r>
+        <w:r>
+          <w:rPr>
+            <w:noProof/>
+            <w:webHidden/>
+          </w:rPr>
+          <w:fldChar w:fldCharType="end"/>
+        </w:r>
+      </w:hyperlink>
+    </w:p>
+    <w:p>
+      <w:pPr>
+        <w:pStyle w:val="TDC2"/>
+        <w:tabs>
+          <w:tab w:val="right" w:leader="dot" w:pos="8829"/>
+        </w:tabs>
+        <w:rPr>
+          <w:noProof/>
+        </w:rPr>
+      </w:pPr>
+      <w:hyperlink w:anchor="_Toc242477864" w:history="1">
+        <w:r>
+          <w:rPr>
+            <w:rStyle w:val="Hipervnculo"/>
+            <w:rFonts w:ascii="Arial" w:hAnsi="Arial" w:cs="Arial"/>
+            <w:b/>
+            <w:noProof/>
+            <w:lang w:val="es-GT"/>
+          </w:rPr>
+          <w:t>Árbol de objetivos</w:t>
+        </w:r>
+        <w:r>
+          <w:rPr>
+            <w:noProof/>
+            <w:webHidden/>
+          </w:rPr>
+          <w:tab/>
+        </w:r>
+        <w:r>
+          <w:rPr>
+            <w:noProof/>
+            <w:webHidden/>
+          </w:rPr>
+          <w:fldChar w:fldCharType="begin"/>
+        </w:r>
+        <w:r>
+          <w:rPr>
+            <w:noProof/>
+            <w:webHidden/>
+          </w:rPr>
+          <w:instrText xml:space="preserve"> PAGEREF _Toc242477864 \h </w:instrText>
+        </w:r>
+        <w:r>
+          <w:rPr>
+            <w:noProof/>
+            <w:webHidden/>
+          </w:rPr>
+        </w:r>
+        <w:r>
+          <w:rPr>
+            <w:noProof/>
+            <w:webHidden/>
+          </w:rPr>
+          <w:fldChar w:fldCharType="separate"/>
+        </w:r>
+        <w:r>
+          <w:rPr>
+            <w:noProof/>
+            <w:webHidden/>
+          </w:rPr>
+          <w:t>7</w:t>
+        </w:r>
+        <w:r>
+          <w:rPr>
+            <w:noProof/>
+            <w:webHidden/>
+          </w:rPr>
+          <w:fldChar w:fldCharType="end"/>
+        </w:r>
+      </w:hyperlink>
+    </w:p>
+    <w:p>
+      <w:pPr>
+        <w:pStyle w:val="TDC2"/>
+        <w:tabs>
+          <w:tab w:val="right" w:leader="dot" w:pos="8829"/>
+        </w:tabs>
+        <w:rPr>
+          <w:noProof/>
+        </w:rPr>
+      </w:pPr>
+      <w:hyperlink w:anchor="_Toc242477865" w:history="1">
+        <w:r>
+          <w:rPr>
+            <w:rStyle w:val="Hipervnculo"/>
+            <w:rFonts w:ascii="Arial" w:hAnsi="Arial" w:cs="Arial"/>
+            <w:b/>
+            <w:noProof/>
+            <w:lang w:val="es-GT"/>
+          </w:rPr>
+          <w:t>Pregunta de investigación</w:t>
+        </w:r>
+        <w:r>
+          <w:rPr>
+            <w:noProof/>
+            <w:webHidden/>
+          </w:rPr>
+          <w:tab/>
+        </w:r>
+        <w:r>
+          <w:rPr>
+            <w:noProof/>
+            <w:webHidden/>
+          </w:rPr>
+          <w:fldChar w:fldCharType="begin"/>
+        </w:r>
+        <w:r>
+          <w:rPr>
+            <w:noProof/>
+            <w:webHidden/>
+          </w:rPr>
+          <w:instrText xml:space="preserve"> PAGEREF _Toc242477865 \h </w:instrText>
+        </w:r>
+        <w:r>
+          <w:rPr>
+            <w:noProof/>
+            <w:webHidden/>
+          </w:rPr>
+        </w:r>
+        <w:r>
+          <w:rPr>
+            <w:noProof/>
+            <w:webHidden/>
+          </w:rPr>
+          <w:fldChar w:fldCharType="separate"/>
+        </w:r>
+        <w:r>
+          <w:rPr>
+            <w:noProof/>
+            <w:webHidden/>
+          </w:rPr>
+          <w:t>8</w:t>
+        </w:r>
+        <w:r>
+          <w:rPr>
+            <w:noProof/>
+            <w:webHidden/>
+          </w:rPr>
+          <w:fldChar w:fldCharType="end"/>
+        </w:r>
+      </w:hyperlink>
+    </w:p>
+    <w:p>
+      <w:pPr>
+        <w:pStyle w:val="TDC1"/>
+        <w:tabs>
+          <w:tab w:val="right" w:leader="dot" w:pos="8829"/>
+        </w:tabs>
+        <w:rPr>
+          <w:noProof/>
+        </w:rPr>
+      </w:pPr>
+      <w:hyperlink w:anchor="_Toc242477866" w:history="1">
+        <w:r>
+          <w:rPr>
+            <w:rStyle w:val="Hipervnculo"/>
+            <w:rFonts w:ascii="Arial" w:hAnsi="Arial" w:cs="Arial"/>
+            <w:b/>
+            <w:noProof/>
+            <w:lang w:val="es-GT"/>
+          </w:rPr>
+          <w:t>OBJETIVOS</w:t>
+        </w:r>
+        <w:r>
+          <w:rPr>
+            <w:noProof/>
+            <w:webHidden/>
+          </w:rPr>
+          <w:tab/>
+        </w:r>
+        <w:r>
+          <w:rPr>
+            <w:noProof/>
+            <w:webHidden/>
+          </w:rPr>
+          <w:fldChar w:fldCharType="begin"/>
+        </w:r>
+        <w:r>
+          <w:rPr>
+            <w:noProof/>
+            <w:webHidden/>
+          </w:rPr>
+          <w:instrText xml:space="preserve"> PAGEREF _Toc242477866 \h </w:instrText>
+        </w:r>
+        <w:r>
+          <w:rPr>
+            <w:noProof/>
+            <w:webHidden/>
+          </w:rPr>
+        </w:r>
+        <w:r>
+          <w:rPr>
+            <w:noProof/>
+            <w:webHidden/>
+          </w:rPr>
+          <w:fldChar w:fldCharType="separate"/>
+        </w:r>
+        <w:r>
+          <w:rPr>
+            <w:noProof/>
+            <w:webHidden/>
+          </w:rPr>
+          <w:t>9</w:t>
+        </w:r>
+        <w:r>
+          <w:rPr>
+            <w:noProof/>
+            <w:webHidden/>
+          </w:rPr>
+          <w:fldChar w:fldCharType="end"/>
+        </w:r>
+      </w:hyperlink>
+    </w:p>
+    <w:p>
+      <w:pPr>
+        <w:pStyle w:val="TDC2"/>
+        <w:tabs>
+          <w:tab w:val="right" w:leader="dot" w:pos="8829"/>
+        </w:tabs>
+        <w:rPr>
+          <w:noProof/>
+        </w:rPr>
+      </w:pPr>
+      <w:hyperlink w:anchor="_Toc242477867" w:history="1">
+        <w:r>
+          <w:rPr>
+            <w:rStyle w:val="Hipervnculo"/>
+            <w:rFonts w:ascii="Arial" w:hAnsi="Arial" w:cs="Arial"/>
+            <w:b/>
+            <w:noProof/>
+            <w:lang w:val="es-GT"/>
+          </w:rPr>
+          <w:t>Objetivo general</w:t>
+        </w:r>
+        <w:r>
+          <w:rPr>
+            <w:noProof/>
+            <w:webHidden/>
+          </w:rPr>
+          <w:tab/>
+        </w:r>
+        <w:r>
+          <w:rPr>
+            <w:noProof/>
+            <w:webHidden/>
+          </w:rPr>
+          <w:fldChar w:fldCharType="begin"/>
+        </w:r>
+        <w:r>
+          <w:rPr>
+            <w:noProof/>
+            <w:webHidden/>
+          </w:rPr>
+          <w:instrText xml:space="preserve"> PAGEREF _Toc242477867 \h </w:instrText>
+        </w:r>
+        <w:r>
+          <w:rPr>
+            <w:noProof/>
+            <w:webHidden/>
+          </w:rPr>
+        </w:r>
+        <w:r>
+          <w:rPr>
+            <w:noProof/>
+            <w:webHidden/>
+          </w:rPr>
+          <w:fldChar w:fldCharType="separate"/>
+        </w:r>
+        <w:r>
+          <w:rPr>
+            <w:noProof/>
+            <w:webHidden/>
+          </w:rPr>
+          <w:t>9</w:t>
+        </w:r>
+        <w:r>
+          <w:rPr>
+            <w:noProof/>
+            <w:webHidden/>
+          </w:rPr>
+          <w:fldChar w:fldCharType="end"/>
+        </w:r>
+      </w:hyperlink>
+    </w:p>
+    <w:p>
+      <w:pPr>
+        <w:pStyle w:val="TDC2"/>
+        <w:tabs>
+          <w:tab w:val="right" w:leader="dot" w:pos="8829"/>
+        </w:tabs>
+        <w:rPr>
+          <w:noProof/>
+        </w:rPr>
+      </w:pPr>
+      <w:hyperlink w:anchor="_Toc242477868" w:history="1">
+        <w:r>
+          <w:rPr>
+            <w:rStyle w:val="Hipervnculo"/>
+            <w:rFonts w:ascii="Arial" w:hAnsi="Arial" w:cs="Arial"/>
+            <w:b/>
+            <w:noProof/>
+            <w:lang w:val="es-GT"/>
+          </w:rPr>
+          <w:t>Objetivos específicos</w:t>
+        </w:r>
+        <w:r>
+          <w:rPr>
+            <w:noProof/>
+            <w:webHidden/>
+          </w:rPr>
+          <w:tab/>
+        </w:r>
+        <w:r>
+          <w:rPr>
+            <w:noProof/>
+            <w:webHidden/>
+          </w:rPr>
+          <w:fldChar w:fldCharType="begin"/>
+        </w:r>
+        <w:r>
+          <w:rPr>
+            <w:noProof/>
+            <w:webHidden/>
+          </w:rPr>
+          <w:instrText xml:space="preserve"> PAGEREF _Toc242477868 \h </w:instrText>
+        </w:r>
+        <w:r>
+          <w:rPr>
+            <w:noProof/>
+            <w:webHidden/>
+          </w:rPr>
+        </w:r>
+        <w:r>
+          <w:rPr>
+            <w:noProof/>
+            <w:webHidden/>
+          </w:rPr>
+          <w:fldChar w:fldCharType="separate"/>
+        </w:r>
+        <w:r>
+          <w:rPr>
+            <w:noProof/>
+            <w:webHidden/>
+          </w:rPr>
+          <w:t>9</w:t>
+        </w:r>
+        <w:r>
+          <w:rPr>
+            <w:noProof/>
+            <w:webHidden/>
+          </w:rPr>
+          <w:fldChar w:fldCharType="end"/>
+        </w:r>
+      </w:hyperlink>
+    </w:p>
+    <w:p>
+      <w:pPr>
+        <w:pStyle w:val="TDC1"/>
+        <w:tabs>
+          <w:tab w:val="right" w:leader="dot" w:pos="8829"/>
+        </w:tabs>
+        <w:rPr>
+          <w:noProof/>
+        </w:rPr>
+      </w:pPr>
+      <w:hyperlink w:anchor="_Toc242477869" w:history="1">
+        <w:r>
+          <w:rPr>
+            <w:rStyle w:val="Hipervnculo"/>
+            <w:rFonts w:ascii="Arial" w:hAnsi="Arial" w:cs="Arial"/>
+            <w:b/>
+            <w:noProof/>
+            <w:lang w:val="es-GT"/>
+          </w:rPr>
+          <w:t>ALCANCES Y LÍMITES</w:t>
+        </w:r>
+        <w:r>
+          <w:rPr>
+            <w:noProof/>
+            <w:webHidden/>
+          </w:rPr>
+          <w:tab/>
+        </w:r>
+        <w:r>
+          <w:rPr>
+            <w:noProof/>
+            <w:webHidden/>
+          </w:rPr>
+          <w:fldChar w:fldCharType="begin"/>
+        </w:r>
+        <w:r>
+          <w:rPr>
+            <w:noProof/>
+            <w:webHidden/>
+          </w:rPr>
+          <w:instrText xml:space="preserve"> PAGEREF _Toc242477869 \h </w:instrText>
+        </w:r>
+        <w:r>
+          <w:rPr>
+            <w:noProof/>
+            <w:webHidden/>
+          </w:rPr>
+        </w:r>
+        <w:r>
+          <w:rPr>
+            <w:noProof/>
+            <w:webHidden/>
+          </w:rPr>
+          <w:fldChar w:fldCharType="separate"/>
+        </w:r>
+        <w:r>
+          <w:rPr>
+            <w:noProof/>
+            <w:webHidden/>
+          </w:rPr>
+          <w:t>9</w:t>
+        </w:r>
+        <w:r>
+          <w:rPr>
+            <w:noProof/>
+            <w:webHidden/>
+          </w:rPr>
+          <w:fldChar w:fldCharType="end"/>
+        </w:r>
+      </w:hyperlink>
+    </w:p>
+    <w:p>
+      <w:pPr>
+        <w:pStyle w:val="TDC1"/>
+        <w:tabs>
+          <w:tab w:val="right" w:leader="dot" w:pos="8829"/>
+        </w:tabs>
+        <w:rPr>
+          <w:noProof/>
+        </w:rPr>
+      </w:pPr>
+      <w:hyperlink w:anchor="_Toc242477870" w:history="1">
+        <w:r>
+          <w:rPr>
+            <w:rStyle w:val="Hipervnculo"/>
+            <w:rFonts w:ascii="Arial" w:hAnsi="Arial" w:cs="Arial"/>
+            <w:b/>
+            <w:noProof/>
+            <w:lang w:val="es-GT"/>
+          </w:rPr>
+          <w:t>JUSTIFICACIÓN</w:t>
+        </w:r>
+        <w:r>
+          <w:rPr>
+            <w:noProof/>
+            <w:webHidden/>
+          </w:rPr>
+          <w:tab/>
+        </w:r>
+        <w:r>
+          <w:rPr>
+            <w:noProof/>
+            <w:webHidden/>
+          </w:rPr>
+          <w:fldChar w:fldCharType="begin"/>
+        </w:r>
+        <w:r>
+          <w:rPr>
+            <w:noProof/>
+            <w:webHidden/>
+          </w:rPr>
+          <w:instrText xml:space="preserve"> PAGEREF _Toc242477870 \h </w:instrText>
+        </w:r>
+        <w:r>
+          <w:rPr>
+            <w:noProof/>
+            <w:webHidden/>
+          </w:rPr>
+        </w:r>
+        <w:r>
+          <w:rPr>
+            <w:noProof/>
+            <w:webHidden/>
+          </w:rPr>
+          <w:fldChar w:fldCharType="separate"/>
+        </w:r>
+        <w:r>
+          <w:rPr>
+            <w:noProof/>
+            <w:webHidden/>
+          </w:rPr>
+          <w:t>10</w:t>
+        </w:r>
+        <w:r>
+          <w:rPr>
+            <w:noProof/>
+            <w:webHidden/>
+          </w:rPr>
+          <w:fldChar w:fldCharType="end"/>
+        </w:r>
+      </w:hyperlink>
+    </w:p>
+    <w:p>
+      <w:pPr>
+        <w:pStyle w:val="TDC1"/>
+        <w:tabs>
+          <w:tab w:val="right" w:leader="dot" w:pos="8829"/>
+        </w:tabs>
+        <w:rPr>
+          <w:noProof/>
+        </w:rPr>
+      </w:pPr>
+      <w:hyperlink w:anchor="_Toc242477871" w:history="1">
+        <w:r>
+          <w:rPr>
+            <w:rStyle w:val="Hipervnculo"/>
+            <w:rFonts w:ascii="Arial" w:hAnsi="Arial" w:cs="Arial"/>
+            <w:b/>
+            <w:noProof/>
+            <w:lang w:val="es-GT"/>
+          </w:rPr>
+          <w:t>VIABILIDAD TÉCNICA Y CIENTÍFICA</w:t>
+        </w:r>
+        <w:r>
+          <w:rPr>
+            <w:noProof/>
+            <w:webHidden/>
+          </w:rPr>
+          <w:tab/>
+        </w:r>
+        <w:r>
+          <w:rPr>
+            <w:noProof/>
+            <w:webHidden/>
+          </w:rPr>
+          <w:fldChar w:fldCharType="begin"/>
+        </w:r>
+        <w:r>
+          <w:rPr>
+            <w:noProof/>
+            <w:webHidden/>
+          </w:rPr>
+          <w:instrText xml:space="preserve"> PAGEREF _Toc242477871 \h </w:instrText>
+        </w:r>
+        <w:r>
+          <w:rPr>
+            <w:noProof/>
+            <w:webHidden/>
+          </w:rPr>
+        </w:r>
+        <w:r>
+          <w:rPr>
+            <w:noProof/>
+            <w:webHidden/>
+          </w:rPr>
+          <w:fldChar w:fldCharType="separate"/>
+        </w:r>
+        <w:r>
+          <w:rPr>
+            <w:noProof/>
+            <w:webHidden/>
+          </w:rPr>
+          <w:t>11</w:t>
+        </w:r>
+        <w:r>
+          <w:rPr>
+            <w:noProof/>
+            <w:webHidden/>
+          </w:rPr>
+          <w:fldChar w:fldCharType="end"/>
+        </w:r>
+      </w:hyperlink>
+    </w:p>
+    <w:p>
+      <w:pPr>
+        <w:pStyle w:val="TDC1"/>
+        <w:tabs>
+          <w:tab w:val="right" w:leader="dot" w:pos="8829"/>
+        </w:tabs>
+        <w:rPr>
+          <w:noProof/>
+        </w:rPr>
+      </w:pPr>
+      <w:hyperlink w:anchor="_Toc242477872" w:history="1">
+        <w:r>
+          <w:rPr>
+            <w:rStyle w:val="Hipervnculo"/>
+            <w:rFonts w:ascii="Arial" w:hAnsi="Arial" w:cs="Arial"/>
+            <w:b/>
+            <w:noProof/>
+            <w:lang w:val="es-GT"/>
+          </w:rPr>
+          <w:t>CONCLUSIONES</w:t>
+        </w:r>
+        <w:r>
+          <w:rPr>
+            <w:noProof/>
+            <w:webHidden/>
+          </w:rPr>
+          <w:tab/>
+        </w:r>
+        <w:r>
+          <w:rPr>
+            <w:noProof/>
+            <w:webHidden/>
+          </w:rPr>
+          <w:fldChar w:fldCharType="begin"/>
+        </w:r>
+        <w:r>
+          <w:rPr>
+            <w:noProof/>
+            <w:webHidden/>
+          </w:rPr>
+          <w:instrText xml:space="preserve"> PAGEREF _Toc242477872 \h </w:instrText>
+        </w:r>
+        <w:r>
+          <w:rPr>
+            <w:noProof/>
+            <w:webHidden/>
+          </w:rPr>
+        </w:r>
+        <w:r>
+          <w:rPr>
+            <w:noProof/>
+            <w:webHidden/>
+          </w:rPr>
+          <w:fldChar w:fldCharType="separate"/>
+        </w:r>
+        <w:r>
+          <w:rPr>
+            <w:noProof/>
+            <w:webHidden/>
+          </w:rPr>
+          <w:t>12</w:t>
+        </w:r>
+        <w:r>
+          <w:rPr>
+            <w:noProof/>
+            <w:webHidden/>
+          </w:rPr>
+          <w:fldChar w:fldCharType="end"/>
+        </w:r>
+      </w:hyperlink>
+    </w:p>
+    <w:p>
+      <w:pPr>
+        <w:pStyle w:val="TDC1"/>
+        <w:tabs>
+          <w:tab w:val="right" w:leader="dot" w:pos="8829"/>
+        </w:tabs>
+        <w:rPr>
+          <w:noProof/>
+        </w:rPr>
+      </w:pPr>
+      <w:hyperlink w:anchor="_Toc242477873" w:history="1">
+        <w:r>
+          <w:rPr>
+            <w:rStyle w:val="Hipervnculo"/>
+            <w:rFonts w:ascii="Arial" w:hAnsi="Arial" w:cs="Arial"/>
+            <w:b/>
+            <w:noProof/>
+            <w:lang w:val="es-GT"/>
+          </w:rPr>
+          <w:t>RECOMENDACIONES</w:t>
+        </w:r>
+        <w:r>
+          <w:rPr>
+            <w:noProof/>
+            <w:webHidden/>
+          </w:rPr>
+          <w:tab/>
+        </w:r>
+        <w:r>
+          <w:rPr>
+            <w:noProof/>
+            <w:webHidden/>
+          </w:rPr>
+          <w:fldChar w:fldCharType="begin"/>
+        </w:r>
+        <w:r>
+          <w:rPr>
+            <w:noProof/>
+            <w:webHidden/>
+          </w:rPr>
+          <w:instrText xml:space="preserve"> PAGEREF _Toc242477873 \h </w:instrText>
+        </w:r>
+        <w:r>
+          <w:rPr>
+            <w:noProof/>
+            <w:webHidden/>
+          </w:rPr>
+        </w:r>
+        <w:r>
+          <w:rPr>
+            <w:noProof/>
+            <w:webHidden/>
+          </w:rPr>
+          <w:fldChar w:fldCharType="separate"/>
+        </w:r>
+        <w:r>
+          <w:rPr>
+            <w:noProof/>
+            <w:webHidden/>
+          </w:rPr>
+          <w:t>12</w:t>
+        </w:r>
+        <w:r>
+          <w:rPr>
+            <w:noProof/>
+            <w:webHidden/>
+          </w:rPr>
+          <w:fldChar w:fldCharType="end"/>
+        </w:r>
+      </w:hyperlink>
+    </w:p>
+    <w:p>
+      <w:pPr>
+        <w:pStyle w:val="TDC1"/>
+        <w:tabs>
+          <w:tab w:val="right" w:leader="dot" w:pos="8829"/>
+        </w:tabs>
+        <w:rPr>
+          <w:noProof/>
+        </w:rPr>
+      </w:pPr>
+      <w:hyperlink w:anchor="_Toc242477874" w:history="1">
+        <w:r>
+          <w:rPr>
+            <w:rStyle w:val="Hipervnculo"/>
+            <w:rFonts w:ascii="Arial" w:hAnsi="Arial" w:cs="Arial"/>
+            <w:b/>
+            <w:noProof/>
+            <w:lang w:val="es-GT"/>
+          </w:rPr>
+          <w:t>REFERENCIAS</w:t>
+        </w:r>
+        <w:r>
+          <w:rPr>
+            <w:noProof/>
+            <w:webHidden/>
+          </w:rPr>
+          <w:tab/>
+        </w:r>
+        <w:r>
+          <w:rPr>
+            <w:noProof/>
+            <w:webHidden/>
+          </w:rPr>
+          <w:fldChar w:fldCharType="begin"/>
+        </w:r>
+        <w:r>
+          <w:rPr>
+            <w:noProof/>
+            <w:webHidden/>
+          </w:rPr>
+          <w:instrText xml:space="preserve"> PAGEREF _Toc242477874 \h </w:instrText>
+        </w:r>
+        <w:r>
+          <w:rPr>
+            <w:noProof/>
+            <w:webHidden/>
+          </w:rPr>
+        </w:r>
+        <w:r>
+          <w:rPr>
+            <w:noProof/>
+            <w:webHidden/>
+          </w:rPr>
+          <w:fldChar w:fldCharType="separate"/>
+        </w:r>
+        <w:r>
+          <w:rPr>
+            <w:noProof/>
+            <w:webHidden/>
+          </w:rPr>
+          <w:t>13</w:t>
+        </w:r>
+        <w:r>
+          <w:rPr>
+            <w:noProof/>
+            <w:webHidden/>
+          </w:rPr>
+          <w:fldChar w:fldCharType="end"/>
+        </w:r>
+      </w:hyperlink>
     </w:p>
     <w:p>
       <w:pPr>
         <w:tabs>
           <w:tab w:val="right" w:leader="dot" w:pos="8830"/>
         </w:tabs>
-        <w:spacing w:before="0" w:after="60" w:line="276" w:lineRule="auto"/>
-        <w:jc w:val="left"/>
-      </w:pPr>
-      <w:r>
-        <w:fldChar w:fldCharType="begin"/>
-      </w:r>
-      <w:r>
-        <w:instrText xml:space="preserve">TOC \o "1-2" \h \z \u</w:instrText>
-      </w:r>
-      <w:r>
-        <w:fldChar w:fldCharType="separate"/>
-      </w:r>
-      <w:hyperlink w:anchor="_Toc800201" w:history="1">
-        <w:r>
-          <w:rPr>
-            <w:rFonts w:ascii="Arial" w:hAnsi="Arial" w:cs="Arial"/>
-            <w:b/>
-            <w:sz w:val="24"/>
-            <w:szCs w:val="24"/>
-            <w:lang w:val="es-GT"/>
-          </w:rPr>
-          <w:t xml:space="preserve">RESUMEN</w:t>
-        </w:r>
-        <w:r>
-          <w:rPr>
-            <w:rFonts w:ascii="Arial" w:hAnsi="Arial" w:cs="Arial"/>
-            <w:b/>
-            <w:sz w:val="24"/>
-            <w:szCs w:val="24"/>
-            <w:lang w:val="es-GT"/>
-          </w:rPr>
-          <w:tab/>
-        </w:r>
-        <w:r>
-          <w:rPr>
-            <w:rFonts w:ascii="Arial" w:hAnsi="Arial" w:cs="Arial"/>
-            <w:b/>
-            <w:sz w:val="24"/>
-            <w:szCs w:val="24"/>
-            <w:lang w:val="es-GT"/>
-          </w:rPr>
-          <w:fldChar w:fldCharType="begin"/>
-        </w:r>
-        <w:r>
-          <w:rPr>
-            <w:rFonts w:ascii="Arial" w:hAnsi="Arial" w:cs="Arial"/>
-            <w:b/>
-            <w:sz w:val="24"/>
-            <w:szCs w:val="24"/>
-            <w:lang w:val="es-GT"/>
-          </w:rPr>
-          <w:instrText xml:space="preserve"> PAGEREF _Toc800201 \h </w:instrText>
-        </w:r>
-        <w:r>
-          <w:rPr>
-            <w:rFonts w:ascii="Arial" w:hAnsi="Arial" w:cs="Arial"/>
-            <w:b/>
-            <w:sz w:val="24"/>
-            <w:szCs w:val="24"/>
-            <w:lang w:val="es-GT"/>
-          </w:rPr>
-          <w:fldChar w:fldCharType="separate"/>
-        </w:r>
-        <w:r>
-          <w:rPr>
-            <w:rFonts w:ascii="Arial" w:hAnsi="Arial" w:cs="Arial"/>
-            <w:b/>
-            <w:sz w:val="24"/>
-            <w:szCs w:val="24"/>
-            <w:lang w:val="es-GT"/>
-          </w:rPr>
-          <w:t>1</w:t>
-        </w:r>
-        <w:r>
-          <w:rPr>
-            <w:rFonts w:ascii="Arial" w:hAnsi="Arial" w:cs="Arial"/>
-            <w:b/>
-            <w:sz w:val="24"/>
-            <w:szCs w:val="24"/>
-            <w:lang w:val="es-GT"/>
-          </w:rPr>
-          <w:fldChar w:fldCharType="end"/>
-        </w:r>
-      </w:hyperlink>
-    </w:p>
-    <w:p>
-      <w:pPr>
-        <w:tabs>
-          <w:tab w:val="right" w:leader="dot" w:pos="8830"/>
-        </w:tabs>
-        <w:spacing w:before="0" w:after="60" w:line="276" w:lineRule="auto"/>
-        <w:jc w:val="left"/>
-      </w:pPr>
-      <w:hyperlink w:anchor="_Toc800202" w:history="1">
-        <w:r>
-          <w:rPr>
-            <w:rFonts w:ascii="Arial" w:hAnsi="Arial" w:cs="Arial"/>
-            <w:b/>
-            <w:sz w:val="24"/>
-            <w:szCs w:val="24"/>
-            <w:lang w:val="es-GT"/>
-          </w:rPr>
-          <w:t xml:space="preserve">INTRODUCCIÓN</w:t>
-        </w:r>
-        <w:r>
-          <w:rPr>
-            <w:rFonts w:ascii="Arial" w:hAnsi="Arial" w:cs="Arial"/>
-            <w:b/>
-            <w:sz w:val="24"/>
-            <w:szCs w:val="24"/>
-            <w:lang w:val="es-GT"/>
-          </w:rPr>
-          <w:tab/>
-        </w:r>
-        <w:r>
-          <w:rPr>
-            <w:rFonts w:ascii="Arial" w:hAnsi="Arial" w:cs="Arial"/>
-            <w:b/>
-            <w:sz w:val="24"/>
-            <w:szCs w:val="24"/>
-            <w:lang w:val="es-GT"/>
-          </w:rPr>
-          <w:fldChar w:fldCharType="begin"/>
-        </w:r>
-        <w:r>
-          <w:rPr>
-            <w:rFonts w:ascii="Arial" w:hAnsi="Arial" w:cs="Arial"/>
-            <w:b/>
-            <w:sz w:val="24"/>
-            <w:szCs w:val="24"/>
-            <w:lang w:val="es-GT"/>
-          </w:rPr>
-          <w:instrText xml:space="preserve"> PAGEREF _Toc800202 \h </w:instrText>
-        </w:r>
-        <w:r>
-          <w:rPr>
-            <w:rFonts w:ascii="Arial" w:hAnsi="Arial" w:cs="Arial"/>
-            <w:b/>
-            <w:sz w:val="24"/>
-            <w:szCs w:val="24"/>
-            <w:lang w:val="es-GT"/>
-          </w:rPr>
-          <w:fldChar w:fldCharType="separate"/>
-        </w:r>
-        <w:r>
-          <w:rPr>
-            <w:rFonts w:ascii="Arial" w:hAnsi="Arial" w:cs="Arial"/>
-            <w:b/>
-            <w:sz w:val="24"/>
-            <w:szCs w:val="24"/>
-            <w:lang w:val="es-GT"/>
-          </w:rPr>
-          <w:t>1</w:t>
-        </w:r>
-        <w:r>
-          <w:rPr>
-            <w:rFonts w:ascii="Arial" w:hAnsi="Arial" w:cs="Arial"/>
-            <w:b/>
-            <w:sz w:val="24"/>
-            <w:szCs w:val="24"/>
-            <w:lang w:val="es-GT"/>
-          </w:rPr>
-          <w:fldChar w:fldCharType="end"/>
-        </w:r>
-      </w:hyperlink>
-    </w:p>
-    <w:p>
-      <w:pPr>
-        <w:tabs>
-          <w:tab w:val="right" w:leader="dot" w:pos="8830"/>
-        </w:tabs>
-        <w:spacing w:before="0" w:after="60" w:line="276" w:lineRule="auto"/>
-        <w:jc w:val="left"/>
-      </w:pPr>
-      <w:hyperlink w:anchor="_Toc800203" w:history="1">
-        <w:r>
-          <w:rPr>
-            <w:rFonts w:ascii="Arial" w:hAnsi="Arial" w:cs="Arial"/>
-            <w:b/>
-            <w:sz w:val="24"/>
-            <w:szCs w:val="24"/>
-            <w:lang w:val="es-GT"/>
-          </w:rPr>
-          <w:t xml:space="preserve">PLANTEAMIENTO Y FORMULACIÓN DEL PROBLEMA</w:t>
-        </w:r>
-        <w:r>
-          <w:rPr>
-            <w:rFonts w:ascii="Arial" w:hAnsi="Arial" w:cs="Arial"/>
-            <w:b/>
-            <w:sz w:val="24"/>
-            <w:szCs w:val="24"/>
-            <w:lang w:val="es-GT"/>
-          </w:rPr>
-          <w:tab/>
-        </w:r>
-        <w:r>
-          <w:rPr>
-            <w:rFonts w:ascii="Arial" w:hAnsi="Arial" w:cs="Arial"/>
-            <w:b/>
-            <w:sz w:val="24"/>
-            <w:szCs w:val="24"/>
-            <w:lang w:val="es-GT"/>
-          </w:rPr>
-          <w:fldChar w:fldCharType="begin"/>
-        </w:r>
-        <w:r>
-          <w:rPr>
-            <w:rFonts w:ascii="Arial" w:hAnsi="Arial" w:cs="Arial"/>
-            <w:b/>
-            <w:sz w:val="24"/>
-            <w:szCs w:val="24"/>
-            <w:lang w:val="es-GT"/>
-          </w:rPr>
-          <w:instrText xml:space="preserve"> PAGEREF _Toc800203 \h </w:instrText>
-        </w:r>
-        <w:r>
-          <w:rPr>
-            <w:rFonts w:ascii="Arial" w:hAnsi="Arial" w:cs="Arial"/>
-            <w:b/>
-            <w:sz w:val="24"/>
-            <w:szCs w:val="24"/>
-            <w:lang w:val="es-GT"/>
-          </w:rPr>
-          <w:fldChar w:fldCharType="separate"/>
-        </w:r>
-        <w:r>
-          <w:rPr>
-            <w:rFonts w:ascii="Arial" w:hAnsi="Arial" w:cs="Arial"/>
-            <w:b/>
-            <w:sz w:val="24"/>
-            <w:szCs w:val="24"/>
-            <w:lang w:val="es-GT"/>
-          </w:rPr>
-          <w:t>1</w:t>
-        </w:r>
-        <w:r>
-          <w:rPr>
-            <w:rFonts w:ascii="Arial" w:hAnsi="Arial" w:cs="Arial"/>
-            <w:b/>
-            <w:sz w:val="24"/>
-            <w:szCs w:val="24"/>
-            <w:lang w:val="es-GT"/>
-          </w:rPr>
-          <w:fldChar w:fldCharType="end"/>
-        </w:r>
-      </w:hyperlink>
-    </w:p>
-    <w:p>
-      <w:pPr>
-        <w:tabs>
-          <w:tab w:val="right" w:leader="dot" w:pos="8830"/>
-        </w:tabs>
-        <w:spacing w:before="0" w:after="60" w:line="276" w:lineRule="auto"/>
-        <w:ind w:left="440"/>
-        <w:jc w:val="left"/>
-      </w:pPr>
-      <w:hyperlink w:anchor="_Toc800204" w:history="1">
-        <w:r>
-          <w:rPr>
-            <w:rFonts w:ascii="Arial" w:hAnsi="Arial" w:cs="Arial"/>
-            <w:sz w:val="24"/>
-            <w:szCs w:val="24"/>
-            <w:lang w:val="es-GT"/>
-          </w:rPr>
-          <w:t xml:space="preserve">Contexto y situación actual</w:t>
-        </w:r>
-        <w:r>
-          <w:rPr>
-            <w:rFonts w:ascii="Arial" w:hAnsi="Arial" w:cs="Arial"/>
-            <w:sz w:val="24"/>
-            <w:szCs w:val="24"/>
-            <w:lang w:val="es-GT"/>
-          </w:rPr>
-          <w:tab/>
-        </w:r>
-        <w:r>
-          <w:rPr>
-            <w:rFonts w:ascii="Arial" w:hAnsi="Arial" w:cs="Arial"/>
-            <w:sz w:val="24"/>
-            <w:szCs w:val="24"/>
-            <w:lang w:val="es-GT"/>
-          </w:rPr>
-          <w:fldChar w:fldCharType="begin"/>
-        </w:r>
-        <w:r>
-          <w:rPr>
-            <w:rFonts w:ascii="Arial" w:hAnsi="Arial" w:cs="Arial"/>
-            <w:sz w:val="24"/>
-            <w:szCs w:val="24"/>
-            <w:lang w:val="es-GT"/>
-          </w:rPr>
-          <w:instrText xml:space="preserve"> PAGEREF _Toc800204 \h </w:instrText>
-        </w:r>
-        <w:r>
-          <w:rPr>
-            <w:rFonts w:ascii="Arial" w:hAnsi="Arial" w:cs="Arial"/>
-            <w:sz w:val="24"/>
-            <w:szCs w:val="24"/>
-            <w:lang w:val="es-GT"/>
-          </w:rPr>
-          <w:fldChar w:fldCharType="separate"/>
-        </w:r>
-        <w:r>
-          <w:rPr>
-            <w:rFonts w:ascii="Arial" w:hAnsi="Arial" w:cs="Arial"/>
-            <w:sz w:val="24"/>
-            <w:szCs w:val="24"/>
-            <w:lang w:val="es-GT"/>
-          </w:rPr>
-          <w:t>1</w:t>
-        </w:r>
-        <w:r>
-          <w:rPr>
-            <w:rFonts w:ascii="Arial" w:hAnsi="Arial" w:cs="Arial"/>
-            <w:sz w:val="24"/>
-            <w:szCs w:val="24"/>
-            <w:lang w:val="es-GT"/>
-          </w:rPr>
-          <w:fldChar w:fldCharType="end"/>
-        </w:r>
-      </w:hyperlink>
-    </w:p>
-    <w:p>
-      <w:pPr>
-        <w:tabs>
-          <w:tab w:val="right" w:leader="dot" w:pos="8830"/>
-        </w:tabs>
-        <w:spacing w:before="0" w:after="60" w:line="276" w:lineRule="auto"/>
-        <w:ind w:left="440"/>
-        <w:jc w:val="left"/>
-      </w:pPr>
-      <w:hyperlink w:anchor="_Toc800205" w:history="1">
-        <w:r>
-          <w:rPr>
-            <w:rFonts w:ascii="Arial" w:hAnsi="Arial" w:cs="Arial"/>
-            <w:sz w:val="24"/>
-            <w:szCs w:val="24"/>
-            <w:lang w:val="es-GT"/>
-          </w:rPr>
-          <w:t xml:space="preserve">Planteamiento del problema</w:t>
-        </w:r>
-        <w:r>
-          <w:rPr>
-            <w:rFonts w:ascii="Arial" w:hAnsi="Arial" w:cs="Arial"/>
-            <w:sz w:val="24"/>
-            <w:szCs w:val="24"/>
-            <w:lang w:val="es-GT"/>
-          </w:rPr>
-          <w:tab/>
-        </w:r>
-        <w:r>
-          <w:rPr>
-            <w:rFonts w:ascii="Arial" w:hAnsi="Arial" w:cs="Arial"/>
-            <w:sz w:val="24"/>
-            <w:szCs w:val="24"/>
-            <w:lang w:val="es-GT"/>
-          </w:rPr>
-          <w:fldChar w:fldCharType="begin"/>
-        </w:r>
-        <w:r>
-          <w:rPr>
-            <w:rFonts w:ascii="Arial" w:hAnsi="Arial" w:cs="Arial"/>
-            <w:sz w:val="24"/>
-            <w:szCs w:val="24"/>
-            <w:lang w:val="es-GT"/>
-          </w:rPr>
-          <w:instrText xml:space="preserve"> PAGEREF _Toc800205 \h </w:instrText>
-        </w:r>
-        <w:r>
-          <w:rPr>
-            <w:rFonts w:ascii="Arial" w:hAnsi="Arial" w:cs="Arial"/>
-            <w:sz w:val="24"/>
-            <w:szCs w:val="24"/>
-            <w:lang w:val="es-GT"/>
-          </w:rPr>
-          <w:fldChar w:fldCharType="separate"/>
-        </w:r>
-        <w:r>
-          <w:rPr>
-            <w:rFonts w:ascii="Arial" w:hAnsi="Arial" w:cs="Arial"/>
-            <w:sz w:val="24"/>
-            <w:szCs w:val="24"/>
-            <w:lang w:val="es-GT"/>
-          </w:rPr>
-          <w:t>2</w:t>
-        </w:r>
-        <w:r>
-          <w:rPr>
-            <w:rFonts w:ascii="Arial" w:hAnsi="Arial" w:cs="Arial"/>
-            <w:sz w:val="24"/>
-            <w:szCs w:val="24"/>
-            <w:lang w:val="es-GT"/>
-          </w:rPr>
-          <w:fldChar w:fldCharType="end"/>
-        </w:r>
-      </w:hyperlink>
-    </w:p>
-    <w:p>
-      <w:pPr>
-        <w:tabs>
-          <w:tab w:val="right" w:leader="dot" w:pos="8830"/>
-        </w:tabs>
-        <w:spacing w:before="0" w:after="60" w:line="276" w:lineRule="auto"/>
-        <w:ind w:left="440"/>
-        <w:jc w:val="left"/>
-      </w:pPr>
-      <w:hyperlink w:anchor="_Toc800206" w:history="1">
-        <w:r>
-          <w:rPr>
-            <w:rFonts w:ascii="Arial" w:hAnsi="Arial" w:cs="Arial"/>
-            <w:sz w:val="24"/>
-            <w:szCs w:val="24"/>
-            <w:lang w:val="es-GT"/>
-          </w:rPr>
-          <w:t xml:space="preserve">Propósito del estudio</w:t>
-        </w:r>
-        <w:r>
-          <w:rPr>
-            <w:rFonts w:ascii="Arial" w:hAnsi="Arial" w:cs="Arial"/>
-            <w:sz w:val="24"/>
-            <w:szCs w:val="24"/>
-            <w:lang w:val="es-GT"/>
-          </w:rPr>
-          <w:tab/>
-        </w:r>
-        <w:r>
-          <w:rPr>
-            <w:rFonts w:ascii="Arial" w:hAnsi="Arial" w:cs="Arial"/>
-            <w:sz w:val="24"/>
-            <w:szCs w:val="24"/>
-            <w:lang w:val="es-GT"/>
-          </w:rPr>
-          <w:fldChar w:fldCharType="begin"/>
-        </w:r>
-        <w:r>
-          <w:rPr>
-            <w:rFonts w:ascii="Arial" w:hAnsi="Arial" w:cs="Arial"/>
-            <w:sz w:val="24"/>
-            <w:szCs w:val="24"/>
-            <w:lang w:val="es-GT"/>
-          </w:rPr>
-          <w:instrText xml:space="preserve"> PAGEREF _Toc800206 \h </w:instrText>
-        </w:r>
-        <w:r>
-          <w:rPr>
-            <w:rFonts w:ascii="Arial" w:hAnsi="Arial" w:cs="Arial"/>
-            <w:sz w:val="24"/>
-            <w:szCs w:val="24"/>
-            <w:lang w:val="es-GT"/>
-          </w:rPr>
-          <w:fldChar w:fldCharType="separate"/>
-        </w:r>
-        <w:r>
-          <w:rPr>
-            <w:rFonts w:ascii="Arial" w:hAnsi="Arial" w:cs="Arial"/>
-            <w:sz w:val="24"/>
-            <w:szCs w:val="24"/>
-            <w:lang w:val="es-GT"/>
-          </w:rPr>
-          <w:t>3</w:t>
-        </w:r>
-        <w:r>
-          <w:rPr>
-            <w:rFonts w:ascii="Arial" w:hAnsi="Arial" w:cs="Arial"/>
-            <w:sz w:val="24"/>
-            <w:szCs w:val="24"/>
-            <w:lang w:val="es-GT"/>
-          </w:rPr>
-          <w:fldChar w:fldCharType="end"/>
-        </w:r>
-      </w:hyperlink>
-    </w:p>
-    <w:p>
-      <w:pPr>
-        <w:tabs>
-          <w:tab w:val="right" w:leader="dot" w:pos="8830"/>
-        </w:tabs>
-        <w:spacing w:before="0" w:after="60" w:line="276" w:lineRule="auto"/>
-        <w:ind w:left="440"/>
-        <w:jc w:val="left"/>
-      </w:pPr>
-      <w:hyperlink w:anchor="_Toc800207" w:history="1">
-        <w:r>
-          <w:rPr>
-            <w:rFonts w:ascii="Arial" w:hAnsi="Arial" w:cs="Arial"/>
-            <w:sz w:val="24"/>
-            <w:szCs w:val="24"/>
-            <w:lang w:val="es-GT"/>
-          </w:rPr>
-          <w:t xml:space="preserve">Deficiencias en el conocimiento</w:t>
-        </w:r>
-        <w:r>
-          <w:rPr>
-            <w:rFonts w:ascii="Arial" w:hAnsi="Arial" w:cs="Arial"/>
-            <w:sz w:val="24"/>
-            <w:szCs w:val="24"/>
-            <w:lang w:val="es-GT"/>
-          </w:rPr>
-          <w:tab/>
-        </w:r>
-        <w:r>
-          <w:rPr>
-            <w:rFonts w:ascii="Arial" w:hAnsi="Arial" w:cs="Arial"/>
-            <w:sz w:val="24"/>
-            <w:szCs w:val="24"/>
-            <w:lang w:val="es-GT"/>
-          </w:rPr>
-          <w:fldChar w:fldCharType="begin"/>
-        </w:r>
-        <w:r>
-          <w:rPr>
-            <w:rFonts w:ascii="Arial" w:hAnsi="Arial" w:cs="Arial"/>
-            <w:sz w:val="24"/>
-            <w:szCs w:val="24"/>
-            <w:lang w:val="es-GT"/>
-          </w:rPr>
-          <w:instrText xml:space="preserve"> PAGEREF _Toc800207 \h </w:instrText>
-        </w:r>
-        <w:r>
-          <w:rPr>
-            <w:rFonts w:ascii="Arial" w:hAnsi="Arial" w:cs="Arial"/>
-            <w:sz w:val="24"/>
-            <w:szCs w:val="24"/>
-            <w:lang w:val="es-GT"/>
-          </w:rPr>
-          <w:fldChar w:fldCharType="separate"/>
-        </w:r>
-        <w:r>
-          <w:rPr>
-            <w:rFonts w:ascii="Arial" w:hAnsi="Arial" w:cs="Arial"/>
-            <w:sz w:val="24"/>
-            <w:szCs w:val="24"/>
-            <w:lang w:val="es-GT"/>
-          </w:rPr>
-          <w:t>3</w:t>
-        </w:r>
-        <w:r>
-          <w:rPr>
-            <w:rFonts w:ascii="Arial" w:hAnsi="Arial" w:cs="Arial"/>
-            <w:sz w:val="24"/>
-            <w:szCs w:val="24"/>
-            <w:lang w:val="es-GT"/>
-          </w:rPr>
-          <w:fldChar w:fldCharType="end"/>
-        </w:r>
-      </w:hyperlink>
-    </w:p>
-    <w:p>
-      <w:pPr>
-        <w:tabs>
-          <w:tab w:val="right" w:leader="dot" w:pos="8830"/>
-        </w:tabs>
-        <w:spacing w:before="0" w:after="60" w:line="276" w:lineRule="auto"/>
-        <w:ind w:left="440"/>
-        <w:jc w:val="left"/>
-      </w:pPr>
-      <w:hyperlink w:anchor="_Toc800208" w:history="1">
-        <w:r>
-          <w:rPr>
-            <w:rFonts w:ascii="Arial" w:hAnsi="Arial" w:cs="Arial"/>
-            <w:sz w:val="24"/>
-            <w:szCs w:val="24"/>
-            <w:lang w:val="es-GT"/>
-          </w:rPr>
-          <w:t xml:space="preserve">Árbol de problemas</w:t>
-        </w:r>
-        <w:r>
-          <w:rPr>
-            <w:rFonts w:ascii="Arial" w:hAnsi="Arial" w:cs="Arial"/>
-            <w:sz w:val="24"/>
-            <w:szCs w:val="24"/>
-            <w:lang w:val="es-GT"/>
-          </w:rPr>
-          <w:tab/>
-        </w:r>
-        <w:r>
-          <w:rPr>
-            <w:rFonts w:ascii="Arial" w:hAnsi="Arial" w:cs="Arial"/>
-            <w:sz w:val="24"/>
-            <w:szCs w:val="24"/>
-            <w:lang w:val="es-GT"/>
-          </w:rPr>
-          <w:fldChar w:fldCharType="begin"/>
-        </w:r>
-        <w:r>
-          <w:rPr>
-            <w:rFonts w:ascii="Arial" w:hAnsi="Arial" w:cs="Arial"/>
-            <w:sz w:val="24"/>
-            <w:szCs w:val="24"/>
-            <w:lang w:val="es-GT"/>
-          </w:rPr>
-          <w:instrText xml:space="preserve"> PAGEREF _Toc800208 \h </w:instrText>
-        </w:r>
-        <w:r>
-          <w:rPr>
-            <w:rFonts w:ascii="Arial" w:hAnsi="Arial" w:cs="Arial"/>
-            <w:sz w:val="24"/>
-            <w:szCs w:val="24"/>
-            <w:lang w:val="es-GT"/>
-          </w:rPr>
-          <w:fldChar w:fldCharType="separate"/>
-        </w:r>
-        <w:r>
-          <w:rPr>
-            <w:rFonts w:ascii="Arial" w:hAnsi="Arial" w:cs="Arial"/>
-            <w:sz w:val="24"/>
-            <w:szCs w:val="24"/>
-            <w:lang w:val="es-GT"/>
-          </w:rPr>
-          <w:t>3</w:t>
-        </w:r>
-        <w:r>
-          <w:rPr>
-            <w:rFonts w:ascii="Arial" w:hAnsi="Arial" w:cs="Arial"/>
-            <w:sz w:val="24"/>
-            <w:szCs w:val="24"/>
-            <w:lang w:val="es-GT"/>
-          </w:rPr>
-          <w:fldChar w:fldCharType="end"/>
-        </w:r>
-      </w:hyperlink>
-    </w:p>
-    <w:p>
-      <w:pPr>
-        <w:tabs>
-          <w:tab w:val="right" w:leader="dot" w:pos="8830"/>
-        </w:tabs>
-        <w:spacing w:before="0" w:after="60" w:line="276" w:lineRule="auto"/>
-        <w:ind w:left="440"/>
-        <w:jc w:val="left"/>
-      </w:pPr>
-      <w:hyperlink w:anchor="_Toc800209" w:history="1">
-        <w:r>
-          <w:rPr>
-            <w:rFonts w:ascii="Arial" w:hAnsi="Arial" w:cs="Arial"/>
-            <w:sz w:val="24"/>
-            <w:szCs w:val="24"/>
-            <w:lang w:val="es-GT"/>
-          </w:rPr>
-          <w:t xml:space="preserve">Árbol de objetivos</w:t>
-        </w:r>
-        <w:r>
-          <w:rPr>
-            <w:rFonts w:ascii="Arial" w:hAnsi="Arial" w:cs="Arial"/>
-            <w:sz w:val="24"/>
-            <w:szCs w:val="24"/>
-            <w:lang w:val="es-GT"/>
-          </w:rPr>
-          <w:tab/>
-        </w:r>
-        <w:r>
-          <w:rPr>
-            <w:rFonts w:ascii="Arial" w:hAnsi="Arial" w:cs="Arial"/>
-            <w:sz w:val="24"/>
-            <w:szCs w:val="24"/>
-            <w:lang w:val="es-GT"/>
-          </w:rPr>
-          <w:fldChar w:fldCharType="begin"/>
-        </w:r>
-        <w:r>
-          <w:rPr>
-            <w:rFonts w:ascii="Arial" w:hAnsi="Arial" w:cs="Arial"/>
-            <w:sz w:val="24"/>
-            <w:szCs w:val="24"/>
-            <w:lang w:val="es-GT"/>
-          </w:rPr>
-          <w:instrText xml:space="preserve"> PAGEREF _Toc800209 \h </w:instrText>
-        </w:r>
-        <w:r>
-          <w:rPr>
-            <w:rFonts w:ascii="Arial" w:hAnsi="Arial" w:cs="Arial"/>
-            <w:sz w:val="24"/>
-            <w:szCs w:val="24"/>
-            <w:lang w:val="es-GT"/>
-          </w:rPr>
-          <w:fldChar w:fldCharType="separate"/>
-        </w:r>
-        <w:r>
-          <w:rPr>
-            <w:rFonts w:ascii="Arial" w:hAnsi="Arial" w:cs="Arial"/>
-            <w:sz w:val="24"/>
-            <w:szCs w:val="24"/>
-            <w:lang w:val="es-GT"/>
-          </w:rPr>
-          <w:t>5</w:t>
-        </w:r>
-        <w:r>
-          <w:rPr>
-            <w:rFonts w:ascii="Arial" w:hAnsi="Arial" w:cs="Arial"/>
-            <w:sz w:val="24"/>
-            <w:szCs w:val="24"/>
-            <w:lang w:val="es-GT"/>
-          </w:rPr>
-          <w:fldChar w:fldCharType="end"/>
-        </w:r>
-      </w:hyperlink>
-    </w:p>
-    <w:p>
-      <w:pPr>
-        <w:tabs>
-          <w:tab w:val="right" w:leader="dot" w:pos="8830"/>
-        </w:tabs>
-        <w:spacing w:before="0" w:after="60" w:line="276" w:lineRule="auto"/>
-        <w:ind w:left="440"/>
-        <w:jc w:val="left"/>
-      </w:pPr>
-      <w:hyperlink w:anchor="_Toc800210" w:history="1">
-        <w:r>
-          <w:rPr>
-            <w:rFonts w:ascii="Arial" w:hAnsi="Arial" w:cs="Arial"/>
-            <w:sz w:val="24"/>
-            <w:szCs w:val="24"/>
-            <w:lang w:val="es-GT"/>
-          </w:rPr>
-          <w:t xml:space="preserve">Pregunta de investigación</w:t>
-        </w:r>
-        <w:r>
-          <w:rPr>
-            <w:rFonts w:ascii="Arial" w:hAnsi="Arial" w:cs="Arial"/>
-            <w:sz w:val="24"/>
-            <w:szCs w:val="24"/>
-            <w:lang w:val="es-GT"/>
-          </w:rPr>
-          <w:tab/>
-        </w:r>
-        <w:r>
-          <w:rPr>
-            <w:rFonts w:ascii="Arial" w:hAnsi="Arial" w:cs="Arial"/>
-            <w:sz w:val="24"/>
-            <w:szCs w:val="24"/>
-            <w:lang w:val="es-GT"/>
-          </w:rPr>
-          <w:fldChar w:fldCharType="begin"/>
-        </w:r>
-        <w:r>
-          <w:rPr>
-            <w:rFonts w:ascii="Arial" w:hAnsi="Arial" w:cs="Arial"/>
-            <w:sz w:val="24"/>
-            <w:szCs w:val="24"/>
-            <w:lang w:val="es-GT"/>
-          </w:rPr>
-          <w:instrText xml:space="preserve"> PAGEREF _Toc800210 \h </w:instrText>
-        </w:r>
-        <w:r>
-          <w:rPr>
-            <w:rFonts w:ascii="Arial" w:hAnsi="Arial" w:cs="Arial"/>
-            <w:sz w:val="24"/>
-            <w:szCs w:val="24"/>
-            <w:lang w:val="es-GT"/>
-          </w:rPr>
-          <w:fldChar w:fldCharType="separate"/>
-        </w:r>
-        <w:r>
-          <w:rPr>
-            <w:rFonts w:ascii="Arial" w:hAnsi="Arial" w:cs="Arial"/>
-            <w:sz w:val="24"/>
-            <w:szCs w:val="24"/>
-            <w:lang w:val="es-GT"/>
-          </w:rPr>
-          <w:t>6</w:t>
-        </w:r>
-        <w:r>
-          <w:rPr>
-            <w:rFonts w:ascii="Arial" w:hAnsi="Arial" w:cs="Arial"/>
-            <w:sz w:val="24"/>
-            <w:szCs w:val="24"/>
-            <w:lang w:val="es-GT"/>
-          </w:rPr>
-          <w:fldChar w:fldCharType="end"/>
-        </w:r>
-      </w:hyperlink>
-    </w:p>
-    <w:p>
-      <w:pPr>
-        <w:tabs>
-          <w:tab w:val="right" w:leader="dot" w:pos="8830"/>
-        </w:tabs>
-        <w:spacing w:before="0" w:after="60" w:line="276" w:lineRule="auto"/>
-        <w:jc w:val="left"/>
-      </w:pPr>
-      <w:hyperlink w:anchor="_Toc800211" w:history="1">
-        <w:r>
-          <w:rPr>
-            <w:rFonts w:ascii="Arial" w:hAnsi="Arial" w:cs="Arial"/>
-            <w:b/>
-            <w:sz w:val="24"/>
-            <w:szCs w:val="24"/>
-            <w:lang w:val="es-GT"/>
-          </w:rPr>
-          <w:t xml:space="preserve">OBJETIVOS</w:t>
-        </w:r>
-        <w:r>
-          <w:rPr>
-            <w:rFonts w:ascii="Arial" w:hAnsi="Arial" w:cs="Arial"/>
-            <w:b/>
-            <w:sz w:val="24"/>
-            <w:szCs w:val="24"/>
-            <w:lang w:val="es-GT"/>
-          </w:rPr>
-          <w:tab/>
-        </w:r>
-        <w:r>
-          <w:rPr>
-            <w:rFonts w:ascii="Arial" w:hAnsi="Arial" w:cs="Arial"/>
-            <w:b/>
-            <w:sz w:val="24"/>
-            <w:szCs w:val="24"/>
-            <w:lang w:val="es-GT"/>
-          </w:rPr>
-          <w:fldChar w:fldCharType="begin"/>
-        </w:r>
-        <w:r>
-          <w:rPr>
-            <w:rFonts w:ascii="Arial" w:hAnsi="Arial" w:cs="Arial"/>
-            <w:b/>
-            <w:sz w:val="24"/>
-            <w:szCs w:val="24"/>
-            <w:lang w:val="es-GT"/>
-          </w:rPr>
-          <w:instrText xml:space="preserve"> PAGEREF _Toc800211 \h </w:instrText>
-        </w:r>
-        <w:r>
-          <w:rPr>
-            <w:rFonts w:ascii="Arial" w:hAnsi="Arial" w:cs="Arial"/>
-            <w:b/>
-            <w:sz w:val="24"/>
-            <w:szCs w:val="24"/>
-            <w:lang w:val="es-GT"/>
-          </w:rPr>
-          <w:fldChar w:fldCharType="separate"/>
-        </w:r>
-        <w:r>
-          <w:rPr>
-            <w:rFonts w:ascii="Arial" w:hAnsi="Arial" w:cs="Arial"/>
-            <w:b/>
-            <w:sz w:val="24"/>
-            <w:szCs w:val="24"/>
-            <w:lang w:val="es-GT"/>
-          </w:rPr>
-          <w:t>7</w:t>
-        </w:r>
-        <w:r>
-          <w:rPr>
-            <w:rFonts w:ascii="Arial" w:hAnsi="Arial" w:cs="Arial"/>
-            <w:b/>
-            <w:sz w:val="24"/>
-            <w:szCs w:val="24"/>
-            <w:lang w:val="es-GT"/>
-          </w:rPr>
-          <w:fldChar w:fldCharType="end"/>
-        </w:r>
-      </w:hyperlink>
-    </w:p>
-    <w:p>
-      <w:pPr>
-        <w:tabs>
-          <w:tab w:val="right" w:leader="dot" w:pos="8830"/>
-        </w:tabs>
-        <w:spacing w:before="0" w:after="60" w:line="276" w:lineRule="auto"/>
-        <w:ind w:left="440"/>
-        <w:jc w:val="left"/>
-      </w:pPr>
-      <w:hyperlink w:anchor="_Toc800212" w:history="1">
-        <w:r>
-          <w:rPr>
-            <w:rFonts w:ascii="Arial" w:hAnsi="Arial" w:cs="Arial"/>
-            <w:sz w:val="24"/>
-            <w:szCs w:val="24"/>
-            <w:lang w:val="es-GT"/>
-          </w:rPr>
-          <w:t xml:space="preserve">Objetivo general</w:t>
-        </w:r>
-        <w:r>
-          <w:rPr>
-            <w:rFonts w:ascii="Arial" w:hAnsi="Arial" w:cs="Arial"/>
-            <w:sz w:val="24"/>
-            <w:szCs w:val="24"/>
-            <w:lang w:val="es-GT"/>
-          </w:rPr>
-          <w:tab/>
-        </w:r>
-        <w:r>
-          <w:rPr>
-            <w:rFonts w:ascii="Arial" w:hAnsi="Arial" w:cs="Arial"/>
-            <w:sz w:val="24"/>
-            <w:szCs w:val="24"/>
-            <w:lang w:val="es-GT"/>
-          </w:rPr>
-          <w:fldChar w:fldCharType="begin"/>
-        </w:r>
-        <w:r>
-          <w:rPr>
-            <w:rFonts w:ascii="Arial" w:hAnsi="Arial" w:cs="Arial"/>
-            <w:sz w:val="24"/>
-            <w:szCs w:val="24"/>
-            <w:lang w:val="es-GT"/>
-          </w:rPr>
-          <w:instrText xml:space="preserve"> PAGEREF _Toc800212 \h </w:instrText>
-        </w:r>
-        <w:r>
-          <w:rPr>
-            <w:rFonts w:ascii="Arial" w:hAnsi="Arial" w:cs="Arial"/>
-            <w:sz w:val="24"/>
-            <w:szCs w:val="24"/>
-            <w:lang w:val="es-GT"/>
-          </w:rPr>
-          <w:fldChar w:fldCharType="separate"/>
-        </w:r>
-        <w:r>
-          <w:rPr>
-            <w:rFonts w:ascii="Arial" w:hAnsi="Arial" w:cs="Arial"/>
-            <w:sz w:val="24"/>
-            <w:szCs w:val="24"/>
-            <w:lang w:val="es-GT"/>
-          </w:rPr>
-          <w:t>7</w:t>
-        </w:r>
-        <w:r>
-          <w:rPr>
-            <w:rFonts w:ascii="Arial" w:hAnsi="Arial" w:cs="Arial"/>
-            <w:sz w:val="24"/>
-            <w:szCs w:val="24"/>
-            <w:lang w:val="es-GT"/>
-          </w:rPr>
-          <w:fldChar w:fldCharType="end"/>
-        </w:r>
-      </w:hyperlink>
-    </w:p>
-    <w:p>
-      <w:pPr>
-        <w:tabs>
-          <w:tab w:val="right" w:leader="dot" w:pos="8830"/>
-        </w:tabs>
-        <w:spacing w:before="0" w:after="60" w:line="276" w:lineRule="auto"/>
-        <w:ind w:left="440"/>
-        <w:jc w:val="left"/>
-      </w:pPr>
-      <w:hyperlink w:anchor="_Toc800213" w:history="1">
-        <w:r>
-          <w:rPr>
-            <w:rFonts w:ascii="Arial" w:hAnsi="Arial" w:cs="Arial"/>
-            <w:sz w:val="24"/>
-            <w:szCs w:val="24"/>
-            <w:lang w:val="es-GT"/>
-          </w:rPr>
-          <w:t xml:space="preserve">Objetivos específicos</w:t>
-        </w:r>
-        <w:r>
-          <w:rPr>
-            <w:rFonts w:ascii="Arial" w:hAnsi="Arial" w:cs="Arial"/>
-            <w:sz w:val="24"/>
-            <w:szCs w:val="24"/>
-            <w:lang w:val="es-GT"/>
-          </w:rPr>
-          <w:tab/>
-        </w:r>
-        <w:r>
-          <w:rPr>
-            <w:rFonts w:ascii="Arial" w:hAnsi="Arial" w:cs="Arial"/>
-            <w:sz w:val="24"/>
-            <w:szCs w:val="24"/>
-            <w:lang w:val="es-GT"/>
-          </w:rPr>
-          <w:fldChar w:fldCharType="begin"/>
-        </w:r>
-        <w:r>
-          <w:rPr>
-            <w:rFonts w:ascii="Arial" w:hAnsi="Arial" w:cs="Arial"/>
-            <w:sz w:val="24"/>
-            <w:szCs w:val="24"/>
-            <w:lang w:val="es-GT"/>
-          </w:rPr>
-          <w:instrText xml:space="preserve"> PAGEREF _Toc800213 \h </w:instrText>
-        </w:r>
-        <w:r>
-          <w:rPr>
-            <w:rFonts w:ascii="Arial" w:hAnsi="Arial" w:cs="Arial"/>
-            <w:sz w:val="24"/>
-            <w:szCs w:val="24"/>
-            <w:lang w:val="es-GT"/>
-          </w:rPr>
-          <w:fldChar w:fldCharType="separate"/>
-        </w:r>
-        <w:r>
-          <w:rPr>
-            <w:rFonts w:ascii="Arial" w:hAnsi="Arial" w:cs="Arial"/>
-            <w:sz w:val="24"/>
-            <w:szCs w:val="24"/>
-            <w:lang w:val="es-GT"/>
-          </w:rPr>
-          <w:t>7</w:t>
-        </w:r>
-        <w:r>
-          <w:rPr>
-            <w:rFonts w:ascii="Arial" w:hAnsi="Arial" w:cs="Arial"/>
-            <w:sz w:val="24"/>
-            <w:szCs w:val="24"/>
-            <w:lang w:val="es-GT"/>
-          </w:rPr>
-          <w:fldChar w:fldCharType="end"/>
-        </w:r>
-      </w:hyperlink>
-    </w:p>
-    <w:p>
-      <w:pPr>
-        <w:tabs>
-          <w:tab w:val="right" w:leader="dot" w:pos="8830"/>
-        </w:tabs>
-        <w:spacing w:before="0" w:after="60" w:line="276" w:lineRule="auto"/>
-        <w:jc w:val="left"/>
-      </w:pPr>
-      <w:hyperlink w:anchor="_Toc800214" w:history="1">
-        <w:r>
-          <w:rPr>
-            <w:rFonts w:ascii="Arial" w:hAnsi="Arial" w:cs="Arial"/>
-            <w:b/>
-            <w:sz w:val="24"/>
-            <w:szCs w:val="24"/>
-            <w:lang w:val="es-GT"/>
-          </w:rPr>
-          <w:t xml:space="preserve">ALCANCES Y LÍMITES</w:t>
-        </w:r>
-        <w:r>
-          <w:rPr>
-            <w:rFonts w:ascii="Arial" w:hAnsi="Arial" w:cs="Arial"/>
-            <w:b/>
-            <w:sz w:val="24"/>
-            <w:szCs w:val="24"/>
-            <w:lang w:val="es-GT"/>
-          </w:rPr>
-          <w:tab/>
-        </w:r>
-        <w:r>
-          <w:rPr>
-            <w:rFonts w:ascii="Arial" w:hAnsi="Arial" w:cs="Arial"/>
-            <w:b/>
-            <w:sz w:val="24"/>
-            <w:szCs w:val="24"/>
-            <w:lang w:val="es-GT"/>
-          </w:rPr>
-          <w:fldChar w:fldCharType="begin"/>
-        </w:r>
-        <w:r>
-          <w:rPr>
-            <w:rFonts w:ascii="Arial" w:hAnsi="Arial" w:cs="Arial"/>
-            <w:b/>
-            <w:sz w:val="24"/>
-            <w:szCs w:val="24"/>
-            <w:lang w:val="es-GT"/>
-          </w:rPr>
-          <w:instrText xml:space="preserve"> PAGEREF _Toc800214 \h </w:instrText>
-        </w:r>
-        <w:r>
-          <w:rPr>
-            <w:rFonts w:ascii="Arial" w:hAnsi="Arial" w:cs="Arial"/>
-            <w:b/>
-            <w:sz w:val="24"/>
-            <w:szCs w:val="24"/>
-            <w:lang w:val="es-GT"/>
-          </w:rPr>
-          <w:fldChar w:fldCharType="separate"/>
-        </w:r>
-        <w:r>
-          <w:rPr>
-            <w:rFonts w:ascii="Arial" w:hAnsi="Arial" w:cs="Arial"/>
-            <w:b/>
-            <w:sz w:val="24"/>
-            <w:szCs w:val="24"/>
-            <w:lang w:val="es-GT"/>
-          </w:rPr>
-          <w:t>7</w:t>
-        </w:r>
-        <w:r>
-          <w:rPr>
-            <w:rFonts w:ascii="Arial" w:hAnsi="Arial" w:cs="Arial"/>
-            <w:b/>
-            <w:sz w:val="24"/>
-            <w:szCs w:val="24"/>
-            <w:lang w:val="es-GT"/>
-          </w:rPr>
-          <w:fldChar w:fldCharType="end"/>
-        </w:r>
-      </w:hyperlink>
-    </w:p>
-    <w:p>
-      <w:pPr>
-        <w:tabs>
-          <w:tab w:val="right" w:leader="dot" w:pos="8830"/>
-        </w:tabs>
-        <w:spacing w:before="0" w:after="60" w:line="276" w:lineRule="auto"/>
-        <w:jc w:val="left"/>
-      </w:pPr>
-      <w:hyperlink w:anchor="_Toc800215" w:history="1">
-        <w:r>
-          <w:rPr>
-            <w:rFonts w:ascii="Arial" w:hAnsi="Arial" w:cs="Arial"/>
-            <w:b/>
-            <w:sz w:val="24"/>
-            <w:szCs w:val="24"/>
-            <w:lang w:val="es-GT"/>
-          </w:rPr>
-          <w:t xml:space="preserve">JUSTIFICACIÓN</w:t>
-        </w:r>
-        <w:r>
-          <w:rPr>
-            <w:rFonts w:ascii="Arial" w:hAnsi="Arial" w:cs="Arial"/>
-            <w:b/>
-            <w:sz w:val="24"/>
-            <w:szCs w:val="24"/>
-            <w:lang w:val="es-GT"/>
-          </w:rPr>
-          <w:tab/>
-        </w:r>
-        <w:r>
-          <w:rPr>
-            <w:rFonts w:ascii="Arial" w:hAnsi="Arial" w:cs="Arial"/>
-            <w:b/>
-            <w:sz w:val="24"/>
-            <w:szCs w:val="24"/>
-            <w:lang w:val="es-GT"/>
-          </w:rPr>
-          <w:fldChar w:fldCharType="begin"/>
-        </w:r>
-        <w:r>
-          <w:rPr>
-            <w:rFonts w:ascii="Arial" w:hAnsi="Arial" w:cs="Arial"/>
-            <w:b/>
-            <w:sz w:val="24"/>
-            <w:szCs w:val="24"/>
-            <w:lang w:val="es-GT"/>
-          </w:rPr>
-          <w:instrText xml:space="preserve"> PAGEREF _Toc800215 \h </w:instrText>
-        </w:r>
-        <w:r>
-          <w:rPr>
-            <w:rFonts w:ascii="Arial" w:hAnsi="Arial" w:cs="Arial"/>
-            <w:b/>
-            <w:sz w:val="24"/>
-            <w:szCs w:val="24"/>
-            <w:lang w:val="es-GT"/>
-          </w:rPr>
-          <w:fldChar w:fldCharType="separate"/>
-        </w:r>
-        <w:r>
-          <w:rPr>
-            <w:rFonts w:ascii="Arial" w:hAnsi="Arial" w:cs="Arial"/>
-            <w:b/>
-            <w:sz w:val="24"/>
-            <w:szCs w:val="24"/>
-            <w:lang w:val="es-GT"/>
-          </w:rPr>
-          <w:t>8</w:t>
-        </w:r>
-        <w:r>
-          <w:rPr>
-            <w:rFonts w:ascii="Arial" w:hAnsi="Arial" w:cs="Arial"/>
-            <w:b/>
-            <w:sz w:val="24"/>
-            <w:szCs w:val="24"/>
-            <w:lang w:val="es-GT"/>
-          </w:rPr>
-          <w:fldChar w:fldCharType="end"/>
-        </w:r>
-      </w:hyperlink>
-    </w:p>
-    <w:p>
-      <w:pPr>
-        <w:tabs>
-          <w:tab w:val="right" w:leader="dot" w:pos="8830"/>
-        </w:tabs>
-        <w:spacing w:before="0" w:after="60" w:line="276" w:lineRule="auto"/>
-        <w:jc w:val="left"/>
-      </w:pPr>
-      <w:hyperlink w:anchor="_Toc800216" w:history="1">
-        <w:r>
-          <w:rPr>
-            <w:rFonts w:ascii="Arial" w:hAnsi="Arial" w:cs="Arial"/>
-            <w:b/>
-            <w:sz w:val="24"/>
-            <w:szCs w:val="24"/>
-            <w:lang w:val="es-GT"/>
-          </w:rPr>
-          <w:t xml:space="preserve">VIABILIDAD TÉCNICA Y CIENTÍFICA</w:t>
-        </w:r>
-        <w:r>
-          <w:rPr>
-            <w:rFonts w:ascii="Arial" w:hAnsi="Arial" w:cs="Arial"/>
-            <w:b/>
-            <w:sz w:val="24"/>
-            <w:szCs w:val="24"/>
-            <w:lang w:val="es-GT"/>
-          </w:rPr>
-          <w:tab/>
-        </w:r>
-        <w:r>
-          <w:rPr>
-            <w:rFonts w:ascii="Arial" w:hAnsi="Arial" w:cs="Arial"/>
-            <w:b/>
-            <w:sz w:val="24"/>
-            <w:szCs w:val="24"/>
-            <w:lang w:val="es-GT"/>
-          </w:rPr>
-          <w:fldChar w:fldCharType="begin"/>
-        </w:r>
-        <w:r>
-          <w:rPr>
-            <w:rFonts w:ascii="Arial" w:hAnsi="Arial" w:cs="Arial"/>
-            <w:b/>
-            <w:sz w:val="24"/>
-            <w:szCs w:val="24"/>
-            <w:lang w:val="es-GT"/>
-          </w:rPr>
-          <w:instrText xml:space="preserve"> PAGEREF _Toc800216 \h </w:instrText>
-        </w:r>
-        <w:r>
-          <w:rPr>
-            <w:rFonts w:ascii="Arial" w:hAnsi="Arial" w:cs="Arial"/>
-            <w:b/>
-            <w:sz w:val="24"/>
-            <w:szCs w:val="24"/>
-            <w:lang w:val="es-GT"/>
-          </w:rPr>
-          <w:fldChar w:fldCharType="separate"/>
-        </w:r>
-        <w:r>
-          <w:rPr>
-            <w:rFonts w:ascii="Arial" w:hAnsi="Arial" w:cs="Arial"/>
-            <w:b/>
-            <w:sz w:val="24"/>
-            <w:szCs w:val="24"/>
-            <w:lang w:val="es-GT"/>
-          </w:rPr>
-          <w:t>9</w:t>
-        </w:r>
-        <w:r>
-          <w:rPr>
-            <w:rFonts w:ascii="Arial" w:hAnsi="Arial" w:cs="Arial"/>
-            <w:b/>
-            <w:sz w:val="24"/>
-            <w:szCs w:val="24"/>
-            <w:lang w:val="es-GT"/>
-          </w:rPr>
-          <w:fldChar w:fldCharType="end"/>
-        </w:r>
-      </w:hyperlink>
-    </w:p>
-    <w:p>
-      <w:pPr>
-        <w:tabs>
-          <w:tab w:val="right" w:leader="dot" w:pos="8830"/>
-        </w:tabs>
-        <w:spacing w:before="0" w:after="60" w:line="276" w:lineRule="auto"/>
-        <w:jc w:val="left"/>
-      </w:pPr>
-      <w:hyperlink w:anchor="_Toc800217" w:history="1">
-        <w:r>
-          <w:rPr>
-            <w:rFonts w:ascii="Arial" w:hAnsi="Arial" w:cs="Arial"/>
-            <w:b/>
-            <w:sz w:val="24"/>
-            <w:szCs w:val="24"/>
-            <w:lang w:val="es-GT"/>
-          </w:rPr>
-          <w:t xml:space="preserve">CONCLUSIONES</w:t>
-        </w:r>
-        <w:r>
-          <w:rPr>
-            <w:rFonts w:ascii="Arial" w:hAnsi="Arial" w:cs="Arial"/>
-            <w:b/>
-            <w:sz w:val="24"/>
-            <w:szCs w:val="24"/>
-            <w:lang w:val="es-GT"/>
-          </w:rPr>
-          <w:tab/>
-        </w:r>
-        <w:r>
-          <w:rPr>
-            <w:rFonts w:ascii="Arial" w:hAnsi="Arial" w:cs="Arial"/>
-            <w:b/>
-            <w:sz w:val="24"/>
-            <w:szCs w:val="24"/>
-            <w:lang w:val="es-GT"/>
-          </w:rPr>
-          <w:fldChar w:fldCharType="begin"/>
-        </w:r>
-        <w:r>
-          <w:rPr>
-            <w:rFonts w:ascii="Arial" w:hAnsi="Arial" w:cs="Arial"/>
-            <w:b/>
-            <w:sz w:val="24"/>
-            <w:szCs w:val="24"/>
-            <w:lang w:val="es-GT"/>
-          </w:rPr>
-          <w:instrText xml:space="preserve"> PAGEREF _Toc800217 \h </w:instrText>
-        </w:r>
-        <w:r>
-          <w:rPr>
-            <w:rFonts w:ascii="Arial" w:hAnsi="Arial" w:cs="Arial"/>
-            <w:b/>
-            <w:sz w:val="24"/>
-            <w:szCs w:val="24"/>
-            <w:lang w:val="es-GT"/>
-          </w:rPr>
-          <w:fldChar w:fldCharType="separate"/>
-        </w:r>
-        <w:r>
-          <w:rPr>
-            <w:rFonts w:ascii="Arial" w:hAnsi="Arial" w:cs="Arial"/>
-            <w:b/>
-            <w:sz w:val="24"/>
-            <w:szCs w:val="24"/>
-            <w:lang w:val="es-GT"/>
-          </w:rPr>
-          <w:t>10</w:t>
-        </w:r>
-        <w:r>
-          <w:rPr>
-            <w:rFonts w:ascii="Arial" w:hAnsi="Arial" w:cs="Arial"/>
-            <w:b/>
-            <w:sz w:val="24"/>
-            <w:szCs w:val="24"/>
-            <w:lang w:val="es-GT"/>
-          </w:rPr>
-          <w:fldChar w:fldCharType="end"/>
-        </w:r>
-      </w:hyperlink>
-    </w:p>
-    <w:p>
-      <w:pPr>
-        <w:tabs>
-          <w:tab w:val="right" w:leader="dot" w:pos="8830"/>
-        </w:tabs>
-        <w:spacing w:before="0" w:after="60" w:line="276" w:lineRule="auto"/>
-        <w:jc w:val="left"/>
-      </w:pPr>
-      <w:hyperlink w:anchor="_Toc800218" w:history="1">
-        <w:r>
-          <w:rPr>
-            <w:rFonts w:ascii="Arial" w:hAnsi="Arial" w:cs="Arial"/>
-            <w:b/>
-            <w:sz w:val="24"/>
-            <w:szCs w:val="24"/>
-            <w:lang w:val="es-GT"/>
-          </w:rPr>
-          <w:t xml:space="preserve">RECOMENDACIONES</w:t>
-        </w:r>
-        <w:r>
-          <w:rPr>
-            <w:rFonts w:ascii="Arial" w:hAnsi="Arial" w:cs="Arial"/>
-            <w:b/>
-            <w:sz w:val="24"/>
-            <w:szCs w:val="24"/>
-            <w:lang w:val="es-GT"/>
-          </w:rPr>
-          <w:tab/>
-        </w:r>
-        <w:r>
-          <w:rPr>
-            <w:rFonts w:ascii="Arial" w:hAnsi="Arial" w:cs="Arial"/>
-            <w:b/>
-            <w:sz w:val="24"/>
-            <w:szCs w:val="24"/>
-            <w:lang w:val="es-GT"/>
-          </w:rPr>
-          <w:fldChar w:fldCharType="begin"/>
-        </w:r>
-        <w:r>
-          <w:rPr>
-            <w:rFonts w:ascii="Arial" w:hAnsi="Arial" w:cs="Arial"/>
-            <w:b/>
-            <w:sz w:val="24"/>
-            <w:szCs w:val="24"/>
-            <w:lang w:val="es-GT"/>
-          </w:rPr>
-          <w:instrText xml:space="preserve"> PAGEREF _Toc800218 \h </w:instrText>
-        </w:r>
-        <w:r>
-          <w:rPr>
-            <w:rFonts w:ascii="Arial" w:hAnsi="Arial" w:cs="Arial"/>
-            <w:b/>
-            <w:sz w:val="24"/>
-            <w:szCs w:val="24"/>
-            <w:lang w:val="es-GT"/>
-          </w:rPr>
-          <w:fldChar w:fldCharType="separate"/>
-        </w:r>
-        <w:r>
-          <w:rPr>
-            <w:rFonts w:ascii="Arial" w:hAnsi="Arial" w:cs="Arial"/>
-            <w:b/>
-            <w:sz w:val="24"/>
-            <w:szCs w:val="24"/>
-            <w:lang w:val="es-GT"/>
-          </w:rPr>
-          <w:t>10</w:t>
-        </w:r>
-        <w:r>
-          <w:rPr>
-            <w:rFonts w:ascii="Arial" w:hAnsi="Arial" w:cs="Arial"/>
-            <w:b/>
-            <w:sz w:val="24"/>
-            <w:szCs w:val="24"/>
-            <w:lang w:val="es-GT"/>
-          </w:rPr>
-          <w:fldChar w:fldCharType="end"/>
-        </w:r>
-      </w:hyperlink>
-    </w:p>
-    <w:p>
-      <w:pPr>
-        <w:tabs>
-          <w:tab w:val="right" w:leader="dot" w:pos="8830"/>
-        </w:tabs>
-        <w:spacing w:before="0" w:after="60" w:line="276" w:lineRule="auto"/>
-        <w:jc w:val="left"/>
-      </w:pPr>
-      <w:hyperlink w:anchor="_Toc800219" w:history="1">
-        <w:r>
-          <w:rPr>
-            <w:rFonts w:ascii="Arial" w:hAnsi="Arial" w:cs="Arial"/>
-            <w:b/>
-            <w:sz w:val="24"/>
-            <w:szCs w:val="24"/>
-            <w:lang w:val="es-GT"/>
-          </w:rPr>
-          <w:t xml:space="preserve">REFERENCIAS</w:t>
-        </w:r>
-        <w:r>
-          <w:rPr>
-            <w:rFonts w:ascii="Arial" w:hAnsi="Arial" w:cs="Arial"/>
-            <w:b/>
-            <w:sz w:val="24"/>
-            <w:szCs w:val="24"/>
-            <w:lang w:val="es-GT"/>
-          </w:rPr>
-          <w:tab/>
-        </w:r>
-        <w:r>
-          <w:rPr>
-            <w:rFonts w:ascii="Arial" w:hAnsi="Arial" w:cs="Arial"/>
-            <w:b/>
-            <w:sz w:val="24"/>
-            <w:szCs w:val="24"/>
-            <w:lang w:val="es-GT"/>
-          </w:rPr>
-          <w:fldChar w:fldCharType="begin"/>
-        </w:r>
-        <w:r>
-          <w:rPr>
-            <w:rFonts w:ascii="Arial" w:hAnsi="Arial" w:cs="Arial"/>
-            <w:b/>
-            <w:sz w:val="24"/>
-            <w:szCs w:val="24"/>
-            <w:lang w:val="es-GT"/>
-          </w:rPr>
-          <w:instrText xml:space="preserve"> PAGEREF _Toc800219 \h </w:instrText>
-        </w:r>
-        <w:r>
-          <w:rPr>
-            <w:rFonts w:ascii="Arial" w:hAnsi="Arial" w:cs="Arial"/>
-            <w:b/>
-            <w:sz w:val="24"/>
-            <w:szCs w:val="24"/>
-            <w:lang w:val="es-GT"/>
-          </w:rPr>
-          <w:fldChar w:fldCharType="separate"/>
-        </w:r>
-        <w:r>
-          <w:rPr>
-            <w:rFonts w:ascii="Arial" w:hAnsi="Arial" w:cs="Arial"/>
-            <w:b/>
-            <w:sz w:val="24"/>
-            <w:szCs w:val="24"/>
-            <w:lang w:val="es-GT"/>
-          </w:rPr>
-          <w:t>12</w:t>
-        </w:r>
-        <w:r>
-          <w:rPr>
-            <w:rFonts w:ascii="Arial" w:hAnsi="Arial" w:cs="Arial"/>
-            <w:b/>
-            <w:sz w:val="24"/>
-            <w:szCs w:val="24"/>
-            <w:lang w:val="es-GT"/>
-          </w:rPr>
-          <w:fldChar w:fldCharType="end"/>
-        </w:r>
-      </w:hyperlink>
+        <w:spacing w:after="60" w:line="276" w:lineRule="auto"/>
+      </w:pPr>
       <w:r>
         <w:fldChar w:fldCharType="end"/>
       </w:r>
@@ -2228,7 +2101,7 @@
           <w:lang w:val="es-GT"/>
         </w:rPr>
       </w:pPr>
-      <w:bookmarkStart w:id="201" w:name="_Toc800201"/>
+      <w:bookmarkStart w:id="1" w:name="_Toc242477856"/>
       <w:r>
         <w:rPr>
           <w:rFonts w:ascii="Arial" w:hAnsi="Arial" w:cs="Arial"/>
@@ -2237,13 +2110,14 @@
           <w:szCs w:val="28"/>
           <w:lang w:val="es-GT"/>
         </w:rPr>
-        <w:t xml:space="preserve">RESUMEN</w:t>
-      </w:r>
-      <w:bookmarkEnd w:id="201"/>
-    </w:p>
-    <w:p>
-      <w:pPr>
-        <w:spacing w:before="0" w:after="0" w:line="360" w:lineRule="auto"/>
+        <w:lastRenderedPageBreak/>
+        <w:t>RESUMEN</w:t>
+      </w:r>
+      <w:bookmarkEnd w:id="1"/>
+    </w:p>
+    <w:p>
+      <w:pPr>
+        <w:spacing w:after="0" w:line="360" w:lineRule="auto"/>
         <w:ind w:firstLine="340"/>
         <w:jc w:val="both"/>
         <w:rPr>
@@ -2258,12 +2132,12 @@
           <w:szCs w:val="24"/>
           <w:lang w:val="es-GT"/>
         </w:rPr>
-        <w:t xml:space="preserve">El presente trabajo plantea un problema de investigación en seguridad informática a partir de la teoría de los paradigmas de Kuhn. Se identifica que la integración de prácticas de seguridad en el ciclo de desarrollo de software cuenta con respaldo internacional, pero carece de datos locales sobre los equipos de desarrollo de empresas medianas del área metropolitana de Guatemala. Se construyen los árboles de problemas y de objetivos, se formula la pregunta de investigación, se definen un objetivo general y tres específicos, se delimitan los alcances y se justifica el estudio desde lo teórico, lo metodológico y lo práctico. El análisis de viabilidad indica que el estudio es factible, con el acceso a los participantes como único factor condicionado.</w:t>
-      </w:r>
-    </w:p>
-    <w:p>
-      <w:pPr>
-        <w:spacing w:before="0" w:after="0" w:line="360" w:lineRule="auto"/>
+        <w:t>El presente trabajo plantea un problema de investigación en seguridad informática a partir de la teoría de los paradigmas de Kuhn. Se identifica que la integración de prácticas de seguridad en el ciclo de desarrollo de software cuenta con respaldo internacional, pero carece de datos locales sobre los equipos de desarrollo de empresas medianas del área metropolitana de Guatemala. Se construyen los árboles de problemas y de objetivos, se formula la pregunta de investigación, se definen un objetivo general y tres específicos, se delimitan los alcances y se justifica el estudio desde lo teórico, lo metodológico y lo práctico. El análisis de viabilidad indica que el estudio es factible, con el acceso a los participantes como único factor condicionado.</w:t>
+      </w:r>
+    </w:p>
+    <w:p>
+      <w:pPr>
+        <w:spacing w:after="0" w:line="360" w:lineRule="auto"/>
         <w:ind w:firstLine="340"/>
         <w:jc w:val="both"/>
         <w:rPr>
@@ -2288,7 +2162,7 @@
           <w:szCs w:val="24"/>
           <w:lang w:val="es-GT"/>
         </w:rPr>
-        <w:t xml:space="preserve">paradigmas, desarrollo seguro, seguridad del software, adopción de prácticas, planteamiento del problema</w:t>
+        <w:t>paradigmas, desarrollo seguro, seguridad del software, adopción de prácticas, planteamiento del problema</w:t>
       </w:r>
     </w:p>
     <w:p>
@@ -2302,7 +2176,7 @@
           <w:lang w:val="es-GT"/>
         </w:rPr>
       </w:pPr>
-      <w:bookmarkStart w:id="202" w:name="_Toc800202"/>
+      <w:bookmarkStart w:id="2" w:name="_Toc242477857"/>
       <w:r>
         <w:rPr>
           <w:rFonts w:ascii="Arial" w:hAnsi="Arial" w:cs="Arial"/>
@@ -2311,13 +2185,13 @@
           <w:szCs w:val="28"/>
           <w:lang w:val="es-GT"/>
         </w:rPr>
-        <w:t xml:space="preserve">INTRODUCCIÓN</w:t>
-      </w:r>
-      <w:bookmarkEnd w:id="202"/>
-    </w:p>
-    <w:p>
-      <w:pPr>
-        <w:spacing w:before="0" w:after="0" w:line="360" w:lineRule="auto"/>
+        <w:t>INTRODUCCIÓN</w:t>
+      </w:r>
+      <w:bookmarkEnd w:id="2"/>
+    </w:p>
+    <w:p>
+      <w:pPr>
+        <w:spacing w:after="0" w:line="360" w:lineRule="auto"/>
         <w:ind w:firstLine="340"/>
         <w:jc w:val="both"/>
         <w:rPr>
@@ -2332,12 +2206,12 @@
           <w:szCs w:val="24"/>
           <w:lang w:val="es-GT"/>
         </w:rPr>
-        <w:t xml:space="preserve">La seguridad del software dejó de ser una etapa final para convertirse en una responsabilidad compartida durante todo el ciclo de desarrollo. Este cambio de enfoque puede interpretarse con la teoría de los paradigmas de Kuhn (2017), que explica cómo una comunidad mantiene un marco de creencias hasta que las anomalías acumuladas provocan una crisis y su sustitución. El presente trabajo aplica esa lectura, como analogía, a la adopción de prácticas de desarrollo seguro.</w:t>
-      </w:r>
-    </w:p>
-    <w:p>
-      <w:pPr>
-        <w:spacing w:before="0" w:after="0" w:line="360" w:lineRule="auto"/>
+        <w:t>La seguridad del software dejó de ser una etapa final para convertirse en una responsabilidad compartida durante todo el ciclo de desarrollo. Este cambio de enfoque puede interpretarse con la teoría de los paradigmas de Kuhn (2017), que explica cómo una comunidad mantiene un marco de creencias hasta que las anomalías acumuladas provocan una crisis y su sustitución. El presente trabajo aplica esa lectura, como analogía, a la adopción de prácticas de desarrollo seguro.</w:t>
+      </w:r>
+    </w:p>
+    <w:p>
+      <w:pPr>
+        <w:spacing w:after="0" w:line="360" w:lineRule="auto"/>
         <w:ind w:firstLine="340"/>
         <w:jc w:val="both"/>
         <w:rPr>
@@ -2352,7 +2226,7 @@
           <w:szCs w:val="24"/>
           <w:lang w:val="es-GT"/>
         </w:rPr>
-        <w:t xml:space="preserve">El documento se organiza en seis partes: el planteamiento y la formulación del problema, con sus árboles de problemas y de objetivos; los objetivos; los alcances y límites; la justificación; la viabilidad técnica y científica; y las conclusiones y recomendaciones.</w:t>
+        <w:t>El documento se organiza en seis partes: el planteamiento y la formulación del problema, con sus árboles de problemas y de objetivos; los objetivos; los alcances y límites; la justificación; la viabilidad técnica y científica; y las conclusiones y recomendaciones.</w:t>
       </w:r>
     </w:p>
     <w:p>
@@ -2366,7 +2240,7 @@
           <w:lang w:val="es-GT"/>
         </w:rPr>
       </w:pPr>
-      <w:bookmarkStart w:id="203" w:name="_Toc800203"/>
+      <w:bookmarkStart w:id="3" w:name="_Toc242477858"/>
       <w:r>
         <w:rPr>
           <w:rFonts w:ascii="Arial" w:hAnsi="Arial" w:cs="Arial"/>
@@ -2375,22 +2249,21 @@
           <w:szCs w:val="28"/>
           <w:lang w:val="es-GT"/>
         </w:rPr>
-        <w:t xml:space="preserve">PLANTEAMIENTO Y FORMULACIÓN DEL PROBLEMA</w:t>
-      </w:r>
-      <w:bookmarkEnd w:id="203"/>
+        <w:t>PLANTEAMIENTO Y FORMULACIÓN DEL PROBLEMA</w:t>
+      </w:r>
+      <w:bookmarkEnd w:id="3"/>
     </w:p>
     <w:p>
       <w:pPr>
         <w:keepNext/>
         <w:spacing w:before="120" w:after="0" w:line="360" w:lineRule="auto"/>
-        <w:jc w:val="left"/>
         <w:outlineLvl w:val="1"/>
         <w:rPr>
           <w:rFonts w:ascii="Arial" w:hAnsi="Arial" w:cs="Arial"/>
           <w:lang w:val="es-GT"/>
         </w:rPr>
       </w:pPr>
-      <w:bookmarkStart w:id="204" w:name="_Toc800204"/>
+      <w:bookmarkStart w:id="4" w:name="_Toc242477859"/>
       <w:r>
         <w:rPr>
           <w:rFonts w:ascii="Arial" w:hAnsi="Arial" w:cs="Arial"/>
@@ -2399,13 +2272,13 @@
           <w:szCs w:val="24"/>
           <w:lang w:val="es-GT"/>
         </w:rPr>
-        <w:t xml:space="preserve">Contexto y situación actual</w:t>
-      </w:r>
-      <w:bookmarkEnd w:id="204"/>
-    </w:p>
-    <w:p>
-      <w:pPr>
-        <w:spacing w:before="0" w:after="0" w:line="360" w:lineRule="auto"/>
+        <w:t>Contexto y situación actual</w:t>
+      </w:r>
+      <w:bookmarkEnd w:id="4"/>
+    </w:p>
+    <w:p>
+      <w:pPr>
+        <w:spacing w:after="0" w:line="360" w:lineRule="auto"/>
         <w:ind w:firstLine="340"/>
         <w:jc w:val="both"/>
         <w:rPr>
@@ -2420,12 +2293,22 @@
           <w:szCs w:val="24"/>
           <w:lang w:val="es-GT"/>
         </w:rPr>
-        <w:t xml:space="preserve">A nivel internacional el software vulnerable se afianzó como una de las principales puertas de entrada de los incidentes de seguridad. El informe de investigaciones de brechas de datos de 2026 señala que la explotación de vulnerabilidades (31 %) superó por primera vez en su historia al abuso de credenciales (13 %) como vector inicial de acceso (Verizon, 2026). Por su parte, el informe de Veracode (2026) señala que el 82 % de las organizaciones estudiadas acumulan deuda de seguridad, entendida como vulnerabilidades sin corregir durante más de un año, y que el 60 % de ellas tiene deuda de nivel crítico. El costo de las brechas sigue esta tendencia: el promedio global alcanzó 4.99 millones de dólares por incidente, un valor récord, según IBM (2026).</w:t>
-      </w:r>
-    </w:p>
-    <w:p>
-      <w:pPr>
-        <w:spacing w:before="0" w:after="0" w:line="360" w:lineRule="auto"/>
+        <w:t xml:space="preserve">A nivel internacional el software vulnerable se afianzó como una de las principales puertas de entrada de los incidentes de seguridad. El informe de investigaciones de brechas de datos de 2026 señala que la explotación de </w:t>
+      </w:r>
+      <w:r>
+        <w:rPr>
+          <w:rFonts w:ascii="Arial" w:hAnsi="Arial" w:cs="Arial"/>
+          <w:sz w:val="24"/>
+          <w:szCs w:val="24"/>
+          <w:lang w:val="es-GT"/>
+        </w:rPr>
+        <w:lastRenderedPageBreak/>
+        <w:t>vulnerabilidades (31 %) superó por primera vez en su historia al abuso de credenciales (13 %) como vector inicial de acceso (Verizon, 2026). Por su parte, el informe de Veracode (2026) señala que el 82 % de las organizaciones estudiadas acumulan deuda de seguridad, entendida como vulnerabilidades sin corregir durante más de un año, y que el 60 % de ellas tiene deuda de nivel crítico. El costo de las brechas sigue esta tendencia: el promedio global alcanzó 4.99 millones de dólares por incidente, un valor récord, según IBM (2026).</w:t>
+      </w:r>
+    </w:p>
+    <w:p>
+      <w:pPr>
+        <w:spacing w:after="0" w:line="360" w:lineRule="auto"/>
         <w:ind w:firstLine="340"/>
         <w:jc w:val="both"/>
         <w:rPr>
@@ -2440,12 +2323,12 @@
           <w:szCs w:val="24"/>
           <w:lang w:val="es-GT"/>
         </w:rPr>
-        <w:t xml:space="preserve">El Cyber Insights Report de Mastercard (2025) en Guatemala reveló que los ataques cibernéticos crecieron 200 % en 2024 en comparación con el año anterior, y posicionó al país dentro de los diez con mayor exposición de América Latina. En cuanto al ámbito normativo, la iniciativa de Ley de Ciberseguridad 6347, introducida en 2024, fue devuelta a comisión en abril de 2026 para subsanar falencias técnicas (RSM Guatemala, s. f.), por lo que, de acuerdo con la fuente revisada, la ley aún está pendiente de aprobación.</w:t>
-      </w:r>
-    </w:p>
-    <w:p>
-      <w:pPr>
-        <w:spacing w:before="0" w:after="0" w:line="360" w:lineRule="auto"/>
+        <w:t>El Cyber Insights Report de Mastercard (2025) en Guatemala reveló que los ataques cibernéticos crecieron 200 % en 2024 en comparación con el año anterior, y posicionó al país dentro de los diez con mayor exposición de América Latina. En cuanto al ámbito normativo, la iniciativa de Ley de Ciberseguridad 6347, introducida en 2024, fue devuelta a comisión en abril de 2026 para subsanar falencias técnicas (RSM Guatemala, s. f.), por lo que, de acuerdo con la fuente revisada, la ley aún está pendiente de aprobación.</w:t>
+      </w:r>
+    </w:p>
+    <w:p>
+      <w:pPr>
+        <w:spacing w:after="0" w:line="360" w:lineRule="auto"/>
         <w:ind w:firstLine="340"/>
         <w:jc w:val="both"/>
         <w:rPr>
@@ -2460,21 +2343,20 @@
           <w:szCs w:val="24"/>
           <w:lang w:val="es-GT"/>
         </w:rPr>
-        <w:t xml:space="preserve">En el nivel micro se estudiarán los equipos de desarrollo de empresas medianas en el área metropolitana de Guatemala que construyen o mantienen aplicaciones propias o para terceros. El marco de referencia internacional para estos equipos es el Secure Software Development Framework (SSDF) del NIST, que agrupa las prácticas de desarrollo seguro en cuatro grupos: preparar la organización, proteger el software, producir software bien protegido y responder a las vulnerabilidades (Souppaya et al., 2022). La literatura existente sobre adopción de DevSecOps identifica 21 desafíos agrupados en personas, prácticas, herramientas e infraestructura, y señala que los factores relacionados con las personas son críticos, pero han sido menos estudiados (Rajapakse et al., 2022).</w:t>
+        <w:t>En el nivel micro se estudiarán los equipos de desarrollo de empresas medianas en el área metropolitana de Guatemala que construyen o mantienen aplicaciones propias o para terceros. El marco de referencia internacional para estos equipos es el Secure Software Development Framework (SSDF) del NIST, que agrupa las prácticas de desarrollo seguro en cuatro grupos: preparar la organización, proteger el software, producir software bien protegido y responder a las vulnerabilidades (Souppaya et al., 2022). La literatura existente sobre adopción de DevSecOps identifica 21 desafíos agrupados en personas, prácticas, herramientas e infraestructura, y señala que los factores relacionados con las personas son críticos, pero han sido menos estudiados (Rajapakse et al., 2022).</w:t>
       </w:r>
     </w:p>
     <w:p>
       <w:pPr>
         <w:keepNext/>
         <w:spacing w:before="120" w:after="0" w:line="360" w:lineRule="auto"/>
-        <w:jc w:val="left"/>
         <w:outlineLvl w:val="1"/>
         <w:rPr>
           <w:rFonts w:ascii="Arial" w:hAnsi="Arial" w:cs="Arial"/>
           <w:lang w:val="es-GT"/>
         </w:rPr>
       </w:pPr>
-      <w:bookmarkStart w:id="205" w:name="_Toc800205"/>
+      <w:bookmarkStart w:id="5" w:name="_Toc242477860"/>
       <w:r>
         <w:rPr>
           <w:rFonts w:ascii="Arial" w:hAnsi="Arial" w:cs="Arial"/>
@@ -2483,13 +2365,13 @@
           <w:szCs w:val="24"/>
           <w:lang w:val="es-GT"/>
         </w:rPr>
-        <w:t xml:space="preserve">Planteamiento del problema</w:t>
-      </w:r>
-      <w:bookmarkEnd w:id="205"/>
-    </w:p>
-    <w:p>
-      <w:pPr>
-        <w:spacing w:before="0" w:after="0" w:line="360" w:lineRule="auto"/>
+        <w:t>Planteamiento del problema</w:t>
+      </w:r>
+      <w:bookmarkEnd w:id="5"/>
+    </w:p>
+    <w:p>
+      <w:pPr>
+        <w:spacing w:after="0" w:line="360" w:lineRule="auto"/>
         <w:ind w:firstLine="340"/>
         <w:jc w:val="both"/>
         <w:rPr>
@@ -2504,12 +2386,12 @@
           <w:szCs w:val="24"/>
           <w:lang w:val="es-GT"/>
         </w:rPr>
-        <w:t xml:space="preserve">Los antecedentes internacionales indican que los arreglos de las fallas después de la puesta en marcha son tardíos y caros. Verizon (2026) indica que únicamente el 26 % de las vulnerabilidades críticas del catálogo de vulnerabilidades explotadas conocidas (KEV) fueron remediadas en su totalidad, y que la mediana para subsanar una falla crítica se incrementó de 32 a 43 días. A la par, Veracode (2026) constata un incremento interanual del 36 % en las vulnerabilidades de alto riesgo.</w:t>
-      </w:r>
-    </w:p>
-    <w:p>
-      <w:pPr>
-        <w:spacing w:before="0" w:after="0" w:line="360" w:lineRule="auto"/>
+        <w:t>Los antecedentes internacionales indican que los arreglos de las fallas después de la puesta en marcha son tardíos y caros. Verizon (2026) indica que únicamente el 26 % de las vulnerabilidades críticas del catálogo de vulnerabilidades explotadas conocidas (KEV) fueron remediadas en su totalidad, y que la mediana para subsanar una falla crítica se incrementó de 32 a 43 días. A la par, Veracode (2026) constata un incremento interanual del 36 % en las vulnerabilidades de alto riesgo.</w:t>
+      </w:r>
+    </w:p>
+    <w:p>
+      <w:pPr>
+        <w:spacing w:after="0" w:line="360" w:lineRule="auto"/>
         <w:ind w:firstLine="340"/>
         <w:jc w:val="both"/>
         <w:rPr>
@@ -2524,12 +2406,13 @@
           <w:szCs w:val="24"/>
           <w:lang w:val="es-GT"/>
         </w:rPr>
-        <w:t xml:space="preserve">La integración de la seguridad desde el diseño no es algo que ocurra de forma automática. Está sujeta a factores organizacionales como la capacitación, las políticas institucionales, la cultura del equipo y el equilibrio entre velocidad de entrega y seguridad (Ortega Ovalle, 2026; Rajapakse et al., 2022). Desde la teoría de los paradigmas (Gadea et al., 2019; Kuhn, 2017), la resistencia a integrar la seguridad en el diseño puede interpretarse como la pervivencia de un paradigma vigente, el de la seguridad como etapa final o perimetral, frente a un enfoque emergente que la concibe como responsabilidad compartida durante todo el ciclo de vida (Rose et al., 2020; Souppaya et al., 2022). Esta lectura se ofrece como una analogía de trabajo y no como una afirmación sobre las ciencias naturales de las que Kuhn tomó prestado su modelo.</w:t>
-      </w:r>
-    </w:p>
-    <w:p>
-      <w:pPr>
-        <w:spacing w:before="0" w:after="0" w:line="360" w:lineRule="auto"/>
+        <w:lastRenderedPageBreak/>
+        <w:t>La integración de la seguridad desde el diseño no es algo que ocurra de forma automática. Está sujeta a factores organizacionales como la capacitación, las políticas institucionales, la cultura del equipo y el equilibrio entre velocidad de entrega y seguridad (Ortega Ovalle, 2026; Rajapakse et al., 2022). Desde la teoría de los paradigmas (Gadea et al., 2019; Kuhn, 2017), la resistencia a integrar la seguridad en el diseño puede interpretarse como la pervivencia de un paradigma vigente, el de la seguridad como etapa final o perimetral, frente a un enfoque emergente que la concibe como responsabilidad compartida durante todo el ciclo de vida (Rose et al., 2020; Souppaya et al., 2022). Esta lectura se ofrece como una analogía de trabajo y no como una afirmación sobre las ciencias naturales de las que Kuhn tomó prestado su modelo.</w:t>
+      </w:r>
+    </w:p>
+    <w:p>
+      <w:pPr>
+        <w:spacing w:after="0" w:line="360" w:lineRule="auto"/>
         <w:ind w:firstLine="340"/>
         <w:jc w:val="both"/>
         <w:rPr>
@@ -2544,21 +2427,20 @@
           <w:szCs w:val="24"/>
           <w:lang w:val="es-GT"/>
         </w:rPr>
-        <w:t xml:space="preserve">En Guatemala, la revisión bibliográfica preliminar para este trabajo no encontró estudios publicados que describan el grado de incorporación de prácticas de seguridad por los equipos de desarrollo de empresas medianas en su ciclo de desarrollo, ni los factores que condicionan dicha integración. Esta falta de datos locales no permite basar decisiones de capacitación, políticas e inversión, y deja el problema sin dimensionar.</w:t>
+        <w:t>En Guatemala, la revisión bibliográfica preliminar para este trabajo no encontró estudios publicados que describan el grado de incorporación de prácticas de seguridad por los equipos de desarrollo de empresas medianas en su ciclo de desarrollo, ni los factores que condicionan dicha integración. Esta falta de datos locales no permite basar decisiones de capacitación, políticas e inversión, y deja el problema sin dimensionar.</w:t>
       </w:r>
     </w:p>
     <w:p>
       <w:pPr>
         <w:keepNext/>
         <w:spacing w:before="120" w:after="0" w:line="360" w:lineRule="auto"/>
-        <w:jc w:val="left"/>
         <w:outlineLvl w:val="1"/>
         <w:rPr>
           <w:rFonts w:ascii="Arial" w:hAnsi="Arial" w:cs="Arial"/>
           <w:lang w:val="es-GT"/>
         </w:rPr>
       </w:pPr>
-      <w:bookmarkStart w:id="206" w:name="_Toc800206"/>
+      <w:bookmarkStart w:id="6" w:name="_Toc242477861"/>
       <w:r>
         <w:rPr>
           <w:rFonts w:ascii="Arial" w:hAnsi="Arial" w:cs="Arial"/>
@@ -2567,13 +2449,13 @@
           <w:szCs w:val="24"/>
           <w:lang w:val="es-GT"/>
         </w:rPr>
-        <w:t xml:space="preserve">Propósito del estudio</w:t>
-      </w:r>
-      <w:bookmarkEnd w:id="206"/>
-    </w:p>
-    <w:p>
-      <w:pPr>
-        <w:spacing w:before="0" w:after="0" w:line="360" w:lineRule="auto"/>
+        <w:t>Propósito del estudio</w:t>
+      </w:r>
+      <w:bookmarkEnd w:id="6"/>
+    </w:p>
+    <w:p>
+      <w:pPr>
+        <w:spacing w:after="0" w:line="360" w:lineRule="auto"/>
         <w:ind w:firstLine="340"/>
         <w:jc w:val="both"/>
         <w:rPr>
@@ -2588,21 +2470,20 @@
           <w:szCs w:val="24"/>
           <w:lang w:val="es-GT"/>
         </w:rPr>
-        <w:t xml:space="preserve">El propósito del estudio es identificar y explicar los factores organizacionales que influyen en la adopción de prácticas de seguridad durante el desarrollo de software en equipos de empresas medianas del área metropolitana de Guatemala, para aportar evidencia local que sirva para orientar la capacitación, la gobernanza y la selección de herramientas.</w:t>
+        <w:t>El propósito del estudio es identificar y explicar los factores organizacionales que influyen en la adopción de prácticas de seguridad durante el desarrollo de software en equipos de empresas medianas del área metropolitana de Guatemala, para aportar evidencia local que sirva para orientar la capacitación, la gobernanza y la selección de herramientas.</w:t>
       </w:r>
     </w:p>
     <w:p>
       <w:pPr>
         <w:keepNext/>
         <w:spacing w:before="120" w:after="0" w:line="360" w:lineRule="auto"/>
-        <w:jc w:val="left"/>
         <w:outlineLvl w:val="1"/>
         <w:rPr>
           <w:rFonts w:ascii="Arial" w:hAnsi="Arial" w:cs="Arial"/>
           <w:lang w:val="es-GT"/>
         </w:rPr>
       </w:pPr>
-      <w:bookmarkStart w:id="207" w:name="_Toc800207"/>
+      <w:bookmarkStart w:id="7" w:name="_Toc242477862"/>
       <w:r>
         <w:rPr>
           <w:rFonts w:ascii="Arial" w:hAnsi="Arial" w:cs="Arial"/>
@@ -2611,13 +2492,13 @@
           <w:szCs w:val="24"/>
           <w:lang w:val="es-GT"/>
         </w:rPr>
-        <w:t xml:space="preserve">Deficiencias en el conocimiento</w:t>
-      </w:r>
-      <w:bookmarkEnd w:id="207"/>
-    </w:p>
-    <w:p>
-      <w:pPr>
-        <w:spacing w:before="0" w:after="0" w:line="360" w:lineRule="auto"/>
+        <w:t>Deficiencias en el conocimiento</w:t>
+      </w:r>
+      <w:bookmarkEnd w:id="7"/>
+    </w:p>
+    <w:p>
+      <w:pPr>
+        <w:spacing w:after="0" w:line="360" w:lineRule="auto"/>
         <w:ind w:firstLine="340"/>
         <w:jc w:val="both"/>
         <w:rPr>
@@ -2632,21 +2513,20 @@
           <w:szCs w:val="24"/>
           <w:lang w:val="es-GT"/>
         </w:rPr>
-        <w:t xml:space="preserve">Se observan tres fallas. La primera es empírica: no se dispone de datos locales sobre el grado de adopción de prácticas de desarrollo seguro. La segunda es teórica: en la literatura sobre adopción (Rajapakse et al., 2022), los factores humanos y organizacionales han recibido menor atención que los tecnológicos. La tercera es de orden metodológico: no se localizaron instrumentos ajustados al contexto guatemalteco que evalúen la adopción de prácticas bajo un marco reconocido como el SSDF.</w:t>
+        <w:t>Se observan tres fallas. La primera es empírica: no se dispone de datos locales sobre el grado de adopción de prácticas de desarrollo seguro. La segunda es teórica: en la literatura sobre adopción (Rajapakse et al., 2022), los factores humanos y organizacionales han recibido menor atención que los tecnológicos. La tercera es de orden metodológico: no se localizaron instrumentos ajustados al contexto guatemalteco que evalúen la adopción de prácticas bajo un marco reconocido como el SSDF.</w:t>
       </w:r>
     </w:p>
     <w:p>
       <w:pPr>
         <w:keepNext/>
         <w:spacing w:before="120" w:after="0" w:line="360" w:lineRule="auto"/>
-        <w:jc w:val="left"/>
         <w:outlineLvl w:val="1"/>
         <w:rPr>
           <w:rFonts w:ascii="Arial" w:hAnsi="Arial" w:cs="Arial"/>
           <w:lang w:val="es-GT"/>
         </w:rPr>
       </w:pPr>
-      <w:bookmarkStart w:id="208" w:name="_Toc800208"/>
+      <w:bookmarkStart w:id="8" w:name="_Toc242477863"/>
       <w:r>
         <w:rPr>
           <w:rFonts w:ascii="Arial" w:hAnsi="Arial" w:cs="Arial"/>
@@ -2655,13 +2535,14 @@
           <w:szCs w:val="24"/>
           <w:lang w:val="es-GT"/>
         </w:rPr>
-        <w:t xml:space="preserve">Árbol de problemas</w:t>
-      </w:r>
-      <w:bookmarkEnd w:id="208"/>
-    </w:p>
-    <w:p>
-      <w:pPr>
-        <w:spacing w:before="0" w:after="0" w:line="360" w:lineRule="auto"/>
+        <w:lastRenderedPageBreak/>
+        <w:t>Árbol de problemas</w:t>
+      </w:r>
+      <w:bookmarkEnd w:id="8"/>
+    </w:p>
+    <w:p>
+      <w:pPr>
+        <w:spacing w:after="0" w:line="360" w:lineRule="auto"/>
         <w:ind w:firstLine="340"/>
         <w:jc w:val="both"/>
         <w:rPr>
@@ -2676,14 +2557,13 @@
           <w:szCs w:val="24"/>
           <w:lang w:val="es-GT"/>
         </w:rPr>
-        <w:t xml:space="preserve">El árbol de problemas (Figura 1) ordena el problema principal, sus causas inmediatas y sus efectos. Las causas y efectos están respaldados por evidencia internacional; su verificación en el contexto guatemalteco corresponde al estudio y se presenta como hipótesis a contrastar en la Tabla 1.</w:t>
+        <w:t>El árbol de problemas (Figura 1) ordena el problema principal, sus causas inmediatas y sus efectos. Las causas y efectos están respaldados por evidencia internacional; su verificación en el contexto guatemalteco corresponde al estudio y se presenta como hipótesis a contrastar en la Tabla 1.</w:t>
       </w:r>
     </w:p>
     <w:p>
       <w:pPr>
         <w:keepNext/>
         <w:spacing w:before="200" w:after="0" w:line="240" w:lineRule="auto"/>
-        <w:jc w:val="left"/>
         <w:rPr>
           <w:rFonts w:ascii="Arial" w:hAnsi="Arial" w:cs="Arial"/>
           <w:lang w:val="es-GT"/>
@@ -2693,18 +2573,15 @@
         <w:rPr>
           <w:rFonts w:ascii="Arial" w:hAnsi="Arial" w:cs="Arial"/>
           <w:b/>
-          <w:sz w:val="22"/>
-          <w:szCs w:val="22"/>
-          <w:lang w:val="es-GT"/>
-        </w:rPr>
-        <w:t xml:space="preserve">Figura 1</w:t>
+          <w:lang w:val="es-GT"/>
+        </w:rPr>
+        <w:t>Figura 1</w:t>
       </w:r>
     </w:p>
     <w:p>
       <w:pPr>
         <w:keepNext/>
-        <w:spacing w:before="0" w:after="60" w:line="240" w:lineRule="auto"/>
-        <w:jc w:val="left"/>
+        <w:spacing w:after="60" w:line="240" w:lineRule="auto"/>
         <w:rPr>
           <w:rFonts w:ascii="Arial" w:hAnsi="Arial" w:cs="Arial"/>
           <w:lang w:val="es-GT"/>
@@ -2714,11 +2591,9 @@
         <w:rPr>
           <w:rFonts w:ascii="Arial" w:hAnsi="Arial" w:cs="Arial"/>
           <w:i/>
-          <w:sz w:val="22"/>
-          <w:szCs w:val="22"/>
-          <w:lang w:val="es-GT"/>
-        </w:rPr>
-        <w:t xml:space="preserve">Árbol de problemas</w:t>
+          <w:lang w:val="es-GT"/>
+        </w:rPr>
+        <w:t>Árbol de problemas</w:t>
       </w:r>
     </w:p>
     <w:p>
@@ -2728,9 +2603,13 @@
         <w:jc w:val="center"/>
       </w:pPr>
       <w:r>
+        <w:rPr>
+          <w:noProof/>
+        </w:rPr>
         <w:drawing>
-          <wp:inline distT="0" distB="0" distL="0" distR="0">
+          <wp:inline distT="0" distB="0" distL="0" distR="0" wp14:anchorId="6E1D67DB" wp14:editId="79262C0C">
             <wp:extent cx="5450000" cy="4569615"/>
+            <wp:effectExtent l="0" t="0" r="0" b="0"/>
             <wp:docPr id="701" name="Figura 1" descr="Árbol de problemas: cinco causas, problema central y cuatro efectos"/>
             <wp:cNvGraphicFramePr>
               <a:graphicFrameLocks xmlns:a="http://schemas.openxmlformats.org/drawingml/2006/main" noChangeAspect="1"/>
@@ -2743,7 +2622,7 @@
                     <pic:cNvPicPr/>
                   </pic:nvPicPr>
                   <pic:blipFill>
-                    <a:blip r:embed="rIdFig1"/>
+                    <a:blip r:embed="rId7"/>
                     <a:stretch>
                       <a:fillRect/>
                     </a:stretch>
@@ -2767,7 +2646,6 @@
     <w:p>
       <w:pPr>
         <w:spacing w:before="60" w:after="200" w:line="240" w:lineRule="auto"/>
-        <w:jc w:val="left"/>
         <w:rPr>
           <w:rFonts w:ascii="Arial" w:hAnsi="Arial" w:cs="Arial"/>
           <w:lang w:val="es-GT"/>
@@ -2790,14 +2668,13 @@
           <w:szCs w:val="20"/>
           <w:lang w:val="es-GT"/>
         </w:rPr>
-        <w:t xml:space="preserve">Elaboración propia con base en Verizon (2026), Veracode (2026), IBM (2026), Rajapakse et al. (2022) y Ortega Ovalle (2026).</w:t>
+        <w:t>Elaboración propia con base en Verizon (2026), Veracode (2026), IBM (2026), Rajapakse et al. (2022) y Ortega Ovalle (2026).</w:t>
       </w:r>
     </w:p>
     <w:p>
       <w:pPr>
         <w:keepNext/>
         <w:spacing w:before="200" w:after="0" w:line="240" w:lineRule="auto"/>
-        <w:jc w:val="left"/>
         <w:rPr>
           <w:rFonts w:ascii="Arial" w:hAnsi="Arial" w:cs="Arial"/>
           <w:lang w:val="es-GT"/>
@@ -2807,18 +2684,16 @@
         <w:rPr>
           <w:rFonts w:ascii="Arial" w:hAnsi="Arial" w:cs="Arial"/>
           <w:b/>
-          <w:sz w:val="22"/>
-          <w:szCs w:val="22"/>
-          <w:lang w:val="es-GT"/>
-        </w:rPr>
-        <w:t xml:space="preserve">Tabla 1</w:t>
+          <w:lang w:val="es-GT"/>
+        </w:rPr>
+        <w:lastRenderedPageBreak/>
+        <w:t>Tabla 1</w:t>
       </w:r>
     </w:p>
     <w:p>
       <w:pPr>
         <w:keepNext/>
-        <w:spacing w:before="0" w:after="60" w:line="240" w:lineRule="auto"/>
-        <w:jc w:val="left"/>
+        <w:spacing w:after="60" w:line="240" w:lineRule="auto"/>
         <w:rPr>
           <w:rFonts w:ascii="Arial" w:hAnsi="Arial" w:cs="Arial"/>
           <w:lang w:val="es-GT"/>
@@ -2828,11 +2703,9 @@
         <w:rPr>
           <w:rFonts w:ascii="Arial" w:hAnsi="Arial" w:cs="Arial"/>
           <w:i/>
-          <w:sz w:val="22"/>
-          <w:szCs w:val="22"/>
-          <w:lang w:val="es-GT"/>
-        </w:rPr>
-        <w:t xml:space="preserve">Respaldo de las causas y los efectos del árbol de problemas</w:t>
+          <w:lang w:val="es-GT"/>
+        </w:rPr>
+        <w:t>Respaldo de las causas y los efectos del árbol de problemas</w:t>
       </w:r>
     </w:p>
     <w:tbl>
@@ -2862,7 +2735,6 @@
           <w:p>
             <w:pPr>
               <w:spacing w:before="40" w:after="40" w:line="240" w:lineRule="auto"/>
-              <w:jc w:val="left"/>
               <w:rPr>
                 <w:rFonts w:ascii="Arial" w:hAnsi="Arial" w:cs="Arial"/>
                 <w:lang w:val="es-GT"/>
@@ -2876,7 +2748,7 @@
                 <w:szCs w:val="20"/>
                 <w:lang w:val="es-GT"/>
               </w:rPr>
-              <w:t xml:space="preserve">Elemento</w:t>
+              <w:t>Elemento</w:t>
             </w:r>
           </w:p>
         </w:tc>
@@ -2891,7 +2763,6 @@
           <w:p>
             <w:pPr>
               <w:spacing w:before="40" w:after="40" w:line="240" w:lineRule="auto"/>
-              <w:jc w:val="left"/>
               <w:rPr>
                 <w:rFonts w:ascii="Arial" w:hAnsi="Arial" w:cs="Arial"/>
                 <w:lang w:val="es-GT"/>
@@ -2905,7 +2776,7 @@
                 <w:szCs w:val="20"/>
                 <w:lang w:val="es-GT"/>
               </w:rPr>
-              <w:t xml:space="preserve">Respaldo disponible</w:t>
+              <w:t>Respaldo disponible</w:t>
             </w:r>
           </w:p>
         </w:tc>
@@ -2920,7 +2791,6 @@
           <w:p>
             <w:pPr>
               <w:spacing w:before="40" w:after="40" w:line="240" w:lineRule="auto"/>
-              <w:jc w:val="left"/>
               <w:rPr>
                 <w:rFonts w:ascii="Arial" w:hAnsi="Arial" w:cs="Arial"/>
                 <w:lang w:val="es-GT"/>
@@ -2934,7 +2804,7 @@
                 <w:szCs w:val="20"/>
                 <w:lang w:val="es-GT"/>
               </w:rPr>
-              <w:t xml:space="preserve">En el contexto local</w:t>
+              <w:t>En el contexto local</w:t>
             </w:r>
           </w:p>
         </w:tc>
@@ -2950,7 +2820,6 @@
           <w:p>
             <w:pPr>
               <w:spacing w:before="40" w:after="40" w:line="240" w:lineRule="auto"/>
-              <w:jc w:val="left"/>
               <w:rPr>
                 <w:rFonts w:ascii="Arial" w:hAnsi="Arial" w:cs="Arial"/>
                 <w:lang w:val="es-GT"/>
@@ -2963,7 +2832,7 @@
                 <w:szCs w:val="20"/>
                 <w:lang w:val="es-GT"/>
               </w:rPr>
-              <w:t xml:space="preserve">Causa 1. Capacitación insuficiente en desarrollo seguro</w:t>
+              <w:t>Causa 1. Capacitación insuficiente en desarrollo seguro</w:t>
             </w:r>
           </w:p>
         </w:tc>
@@ -2974,7 +2843,6 @@
           <w:p>
             <w:pPr>
               <w:spacing w:before="40" w:after="40" w:line="240" w:lineRule="auto"/>
-              <w:jc w:val="left"/>
               <w:rPr>
                 <w:rFonts w:ascii="Arial" w:hAnsi="Arial" w:cs="Arial"/>
                 <w:lang w:val="es-GT"/>
@@ -2987,7 +2855,7 @@
                 <w:szCs w:val="20"/>
                 <w:lang w:val="es-GT"/>
               </w:rPr>
-              <w:t xml:space="preserve">La capacitación continua figura como condición para adoptar DevSecOps (Ortega Ovalle, 2026); los factores de personas son críticos (Rajapakse et al., 2022).</w:t>
+              <w:t>La capacitación continua figura como condición para adoptar DevSecOps (Ortega Ovalle, 2026); los factores de personas son críticos (Rajapakse et al., 2022).</w:t>
             </w:r>
           </w:p>
         </w:tc>
@@ -2998,7 +2866,6 @@
           <w:p>
             <w:pPr>
               <w:spacing w:before="40" w:after="40" w:line="240" w:lineRule="auto"/>
-              <w:jc w:val="left"/>
               <w:rPr>
                 <w:rFonts w:ascii="Arial" w:hAnsi="Arial" w:cs="Arial"/>
                 <w:lang w:val="es-GT"/>
@@ -3011,7 +2878,7 @@
                 <w:szCs w:val="20"/>
                 <w:lang w:val="es-GT"/>
               </w:rPr>
-              <w:t xml:space="preserve">Por contrastar</w:t>
+              <w:t>Por contrastar</w:t>
             </w:r>
           </w:p>
         </w:tc>
@@ -3027,7 +2894,6 @@
           <w:p>
             <w:pPr>
               <w:spacing w:before="40" w:after="40" w:line="240" w:lineRule="auto"/>
-              <w:jc w:val="left"/>
               <w:rPr>
                 <w:rFonts w:ascii="Arial" w:hAnsi="Arial" w:cs="Arial"/>
                 <w:lang w:val="es-GT"/>
@@ -3040,7 +2906,7 @@
                 <w:szCs w:val="20"/>
                 <w:lang w:val="es-GT"/>
               </w:rPr>
-              <w:t xml:space="preserve">Causa 2. Plazos de entrega que desplazan la seguridad</w:t>
+              <w:t>Causa 2. Plazos de entrega que desplazan la seguridad</w:t>
             </w:r>
           </w:p>
         </w:tc>
@@ -3051,7 +2917,6 @@
           <w:p>
             <w:pPr>
               <w:spacing w:before="40" w:after="40" w:line="240" w:lineRule="auto"/>
-              <w:jc w:val="left"/>
               <w:rPr>
                 <w:rFonts w:ascii="Arial" w:hAnsi="Arial" w:cs="Arial"/>
                 <w:lang w:val="es-GT"/>
@@ -3064,7 +2929,7 @@
                 <w:szCs w:val="20"/>
                 <w:lang w:val="es-GT"/>
               </w:rPr>
-              <w:t xml:space="preserve">El equilibrio entre velocidad de entrega y seguridad es un desafío relevante (Rajapakse et al., 2022).</w:t>
+              <w:t>El equilibrio entre velocidad de entrega y seguridad es un desafío relevante (Rajapakse et al., 2022).</w:t>
             </w:r>
           </w:p>
         </w:tc>
@@ -3075,7 +2940,6 @@
           <w:p>
             <w:pPr>
               <w:spacing w:before="40" w:after="40" w:line="240" w:lineRule="auto"/>
-              <w:jc w:val="left"/>
               <w:rPr>
                 <w:rFonts w:ascii="Arial" w:hAnsi="Arial" w:cs="Arial"/>
                 <w:lang w:val="es-GT"/>
@@ -3088,7 +2952,7 @@
                 <w:szCs w:val="20"/>
                 <w:lang w:val="es-GT"/>
               </w:rPr>
-              <w:t xml:space="preserve">Por contrastar</w:t>
+              <w:t>Por contrastar</w:t>
             </w:r>
           </w:p>
         </w:tc>
@@ -3104,7 +2968,6 @@
           <w:p>
             <w:pPr>
               <w:spacing w:before="40" w:after="40" w:line="240" w:lineRule="auto"/>
-              <w:jc w:val="left"/>
               <w:rPr>
                 <w:rFonts w:ascii="Arial" w:hAnsi="Arial" w:cs="Arial"/>
                 <w:lang w:val="es-GT"/>
@@ -3117,7 +2980,7 @@
                 <w:szCs w:val="20"/>
                 <w:lang w:val="es-GT"/>
               </w:rPr>
-              <w:t xml:space="preserve">Causa 3. Políticas y responsables ausentes o débiles</w:t>
+              <w:t>Causa 3. Políticas y responsables ausentes o débiles</w:t>
             </w:r>
           </w:p>
         </w:tc>
@@ -3128,7 +2991,6 @@
           <w:p>
             <w:pPr>
               <w:spacing w:before="40" w:after="40" w:line="240" w:lineRule="auto"/>
-              <w:jc w:val="left"/>
               <w:rPr>
                 <w:rFonts w:ascii="Arial" w:hAnsi="Arial" w:cs="Arial"/>
                 <w:lang w:val="es-GT"/>
@@ -3141,7 +3003,7 @@
                 <w:szCs w:val="20"/>
                 <w:lang w:val="es-GT"/>
               </w:rPr>
-              <w:t xml:space="preserve">Las políticas institucionales claras acompañan la adopción (Ortega Ovalle, 2026); el SSDF dedica un grupo de prácticas a preparar la organización (Souppaya et al., 2022).</w:t>
+              <w:t>Las políticas institucionales claras acompañan la adopción (Ortega Ovalle, 2026); el SSDF dedica un grupo de prácticas a preparar la organización (Souppaya et al., 2022).</w:t>
             </w:r>
           </w:p>
         </w:tc>
@@ -3152,7 +3014,6 @@
           <w:p>
             <w:pPr>
               <w:spacing w:before="40" w:after="40" w:line="240" w:lineRule="auto"/>
-              <w:jc w:val="left"/>
               <w:rPr>
                 <w:rFonts w:ascii="Arial" w:hAnsi="Arial" w:cs="Arial"/>
                 <w:lang w:val="es-GT"/>
@@ -3165,7 +3026,7 @@
                 <w:szCs w:val="20"/>
                 <w:lang w:val="es-GT"/>
               </w:rPr>
-              <w:t xml:space="preserve">Por contrastar</w:t>
+              <w:t>Por contrastar</w:t>
             </w:r>
           </w:p>
         </w:tc>
@@ -3181,7 +3042,6 @@
           <w:p>
             <w:pPr>
               <w:spacing w:before="40" w:after="40" w:line="240" w:lineRule="auto"/>
-              <w:jc w:val="left"/>
               <w:rPr>
                 <w:rFonts w:ascii="Arial" w:hAnsi="Arial" w:cs="Arial"/>
                 <w:lang w:val="es-GT"/>
@@ -3194,7 +3054,7 @@
                 <w:szCs w:val="20"/>
                 <w:lang w:val="es-GT"/>
               </w:rPr>
-              <w:t xml:space="preserve">Causa 4. Persistencia del enfoque de seguridad como etapa final</w:t>
+              <w:t>Causa 4. Persistencia del enfoque de seguridad como etapa final</w:t>
             </w:r>
           </w:p>
         </w:tc>
@@ -3205,7 +3065,6 @@
           <w:p>
             <w:pPr>
               <w:spacing w:before="40" w:after="40" w:line="240" w:lineRule="auto"/>
-              <w:jc w:val="left"/>
               <w:rPr>
                 <w:rFonts w:ascii="Arial" w:hAnsi="Arial" w:cs="Arial"/>
                 <w:lang w:val="es-GT"/>
@@ -3218,7 +3077,7 @@
                 <w:szCs w:val="20"/>
                 <w:lang w:val="es-GT"/>
               </w:rPr>
-              <w:t xml:space="preserve">Analogía con la ciencia normal y la resistencia a un nuevo paradigma (Kuhn, 2017); Zero Trust y el SSDF proponen otro enfoque (Rose et al., 2020; Souppaya et al., 2022).</w:t>
+              <w:t>Analogía con la ciencia normal y la resistencia a un nuevo paradigma (Kuhn, 2017); Zero Trust y el SSDF proponen otro enfoque (Rose et al., 2020; Souppaya et al., 2022).</w:t>
             </w:r>
           </w:p>
         </w:tc>
@@ -3229,7 +3088,6 @@
           <w:p>
             <w:pPr>
               <w:spacing w:before="40" w:after="40" w:line="240" w:lineRule="auto"/>
-              <w:jc w:val="left"/>
               <w:rPr>
                 <w:rFonts w:ascii="Arial" w:hAnsi="Arial" w:cs="Arial"/>
                 <w:lang w:val="es-GT"/>
@@ -3242,7 +3100,7 @@
                 <w:szCs w:val="20"/>
                 <w:lang w:val="es-GT"/>
               </w:rPr>
-              <w:t xml:space="preserve">Por contrastar</w:t>
+              <w:t>Por contrastar</w:t>
             </w:r>
           </w:p>
         </w:tc>
@@ -3258,7 +3116,6 @@
           <w:p>
             <w:pPr>
               <w:spacing w:before="40" w:after="40" w:line="240" w:lineRule="auto"/>
-              <w:jc w:val="left"/>
               <w:rPr>
                 <w:rFonts w:ascii="Arial" w:hAnsi="Arial" w:cs="Arial"/>
                 <w:lang w:val="es-GT"/>
@@ -3271,7 +3128,7 @@
                 <w:szCs w:val="20"/>
                 <w:lang w:val="es-GT"/>
               </w:rPr>
-              <w:t xml:space="preserve">Causa 5. Poco conocimiento o costo de herramientas y marcos</w:t>
+              <w:t>Causa 5. Poco conocimiento o costo de herramientas y marcos</w:t>
             </w:r>
           </w:p>
         </w:tc>
@@ -3282,7 +3139,6 @@
           <w:p>
             <w:pPr>
               <w:spacing w:before="40" w:after="40" w:line="240" w:lineRule="auto"/>
-              <w:jc w:val="left"/>
               <w:rPr>
                 <w:rFonts w:ascii="Arial" w:hAnsi="Arial" w:cs="Arial"/>
                 <w:lang w:val="es-GT"/>
@@ -3295,7 +3151,7 @@
                 <w:szCs w:val="20"/>
                 <w:lang w:val="es-GT"/>
               </w:rPr>
-              <w:t xml:space="preserve">Los desafíos de herramientas son los más reportados en la literatura (Rajapakse et al., 2022).</w:t>
+              <w:t>Los desafíos de herramientas son los más reportados en la literatura (Rajapakse et al., 2022).</w:t>
             </w:r>
           </w:p>
         </w:tc>
@@ -3306,7 +3162,6 @@
           <w:p>
             <w:pPr>
               <w:spacing w:before="40" w:after="40" w:line="240" w:lineRule="auto"/>
-              <w:jc w:val="left"/>
               <w:rPr>
                 <w:rFonts w:ascii="Arial" w:hAnsi="Arial" w:cs="Arial"/>
                 <w:lang w:val="es-GT"/>
@@ -3319,7 +3174,7 @@
                 <w:szCs w:val="20"/>
                 <w:lang w:val="es-GT"/>
               </w:rPr>
-              <w:t xml:space="preserve">Por contrastar</w:t>
+              <w:t>Por contrastar</w:t>
             </w:r>
           </w:p>
         </w:tc>
@@ -3335,7 +3190,6 @@
           <w:p>
             <w:pPr>
               <w:spacing w:before="40" w:after="40" w:line="240" w:lineRule="auto"/>
-              <w:jc w:val="left"/>
               <w:rPr>
                 <w:rFonts w:ascii="Arial" w:hAnsi="Arial" w:cs="Arial"/>
                 <w:lang w:val="es-GT"/>
@@ -3348,7 +3202,7 @@
                 <w:szCs w:val="20"/>
                 <w:lang w:val="es-GT"/>
               </w:rPr>
-              <w:t xml:space="preserve">Efecto 1. Vulnerabilidades en producción</w:t>
+              <w:t>Efecto 1. Vulnerabilidades en producción</w:t>
             </w:r>
           </w:p>
         </w:tc>
@@ -3359,7 +3213,6 @@
           <w:p>
             <w:pPr>
               <w:spacing w:before="40" w:after="40" w:line="240" w:lineRule="auto"/>
-              <w:jc w:val="left"/>
               <w:rPr>
                 <w:rFonts w:ascii="Arial" w:hAnsi="Arial" w:cs="Arial"/>
                 <w:lang w:val="es-GT"/>
@@ -3372,7 +3225,7 @@
                 <w:szCs w:val="20"/>
                 <w:lang w:val="es-GT"/>
               </w:rPr>
-              <w:t xml:space="preserve">Deuda de seguridad en el 82 % de las organizaciones (Veracode, 2026).</w:t>
+              <w:t>Deuda de seguridad en el 82 % de las organizaciones (Veracode, 2026).</w:t>
             </w:r>
           </w:p>
         </w:tc>
@@ -3383,7 +3236,6 @@
           <w:p>
             <w:pPr>
               <w:spacing w:before="40" w:after="40" w:line="240" w:lineRule="auto"/>
-              <w:jc w:val="left"/>
               <w:rPr>
                 <w:rFonts w:ascii="Arial" w:hAnsi="Arial" w:cs="Arial"/>
                 <w:lang w:val="es-GT"/>
@@ -3396,7 +3248,7 @@
                 <w:szCs w:val="20"/>
                 <w:lang w:val="es-GT"/>
               </w:rPr>
-              <w:t xml:space="preserve">Por dimensionar</w:t>
+              <w:t>Por dimensionar</w:t>
             </w:r>
           </w:p>
         </w:tc>
@@ -3412,7 +3264,6 @@
           <w:p>
             <w:pPr>
               <w:spacing w:before="40" w:after="40" w:line="240" w:lineRule="auto"/>
-              <w:jc w:val="left"/>
               <w:rPr>
                 <w:rFonts w:ascii="Arial" w:hAnsi="Arial" w:cs="Arial"/>
                 <w:lang w:val="es-GT"/>
@@ -3425,7 +3276,7 @@
                 <w:szCs w:val="20"/>
                 <w:lang w:val="es-GT"/>
               </w:rPr>
-              <w:t xml:space="preserve">Efecto 2. Mayor costo y tiempo de corrección</w:t>
+              <w:t>Efecto 2. Mayor costo y tiempo de corrección</w:t>
             </w:r>
           </w:p>
         </w:tc>
@@ -3436,7 +3287,6 @@
           <w:p>
             <w:pPr>
               <w:spacing w:before="40" w:after="40" w:line="240" w:lineRule="auto"/>
-              <w:jc w:val="left"/>
               <w:rPr>
                 <w:rFonts w:ascii="Arial" w:hAnsi="Arial" w:cs="Arial"/>
                 <w:lang w:val="es-GT"/>
@@ -3449,7 +3299,7 @@
                 <w:szCs w:val="20"/>
                 <w:lang w:val="es-GT"/>
               </w:rPr>
-              <w:t xml:space="preserve">Mediana de 43 días para parchear fallas críticas (Verizon, 2026).</w:t>
+              <w:t>Mediana de 43 días para parchear fallas críticas (Verizon, 2026).</w:t>
             </w:r>
           </w:p>
         </w:tc>
@@ -3460,7 +3310,6 @@
           <w:p>
             <w:pPr>
               <w:spacing w:before="40" w:after="40" w:line="240" w:lineRule="auto"/>
-              <w:jc w:val="left"/>
               <w:rPr>
                 <w:rFonts w:ascii="Arial" w:hAnsi="Arial" w:cs="Arial"/>
                 <w:lang w:val="es-GT"/>
@@ -3473,7 +3322,7 @@
                 <w:szCs w:val="20"/>
                 <w:lang w:val="es-GT"/>
               </w:rPr>
-              <w:t xml:space="preserve">Por dimensionar</w:t>
+              <w:t>Por dimensionar</w:t>
             </w:r>
           </w:p>
         </w:tc>
@@ -3489,7 +3338,6 @@
           <w:p>
             <w:pPr>
               <w:spacing w:before="40" w:after="40" w:line="240" w:lineRule="auto"/>
-              <w:jc w:val="left"/>
               <w:rPr>
                 <w:rFonts w:ascii="Arial" w:hAnsi="Arial" w:cs="Arial"/>
                 <w:lang w:val="es-GT"/>
@@ -3502,7 +3350,7 @@
                 <w:szCs w:val="20"/>
                 <w:lang w:val="es-GT"/>
               </w:rPr>
-              <w:t xml:space="preserve">Efecto 3. Mayor exposición a incidentes y pérdida de datos</w:t>
+              <w:t>Efecto 3. Mayor exposición a incidentes y pérdida de datos</w:t>
             </w:r>
           </w:p>
         </w:tc>
@@ -3513,7 +3361,6 @@
           <w:p>
             <w:pPr>
               <w:spacing w:before="40" w:after="40" w:line="240" w:lineRule="auto"/>
-              <w:jc w:val="left"/>
               <w:rPr>
                 <w:rFonts w:ascii="Arial" w:hAnsi="Arial" w:cs="Arial"/>
                 <w:lang w:val="es-GT"/>
@@ -3526,7 +3373,7 @@
                 <w:szCs w:val="20"/>
                 <w:lang w:val="es-GT"/>
               </w:rPr>
-              <w:t xml:space="preserve">La explotación de vulnerabilidades es el vector inicial más frecuente (Verizon, 2026); costo medio de 4.99 millones de dólares por brecha (IBM, 2026).</w:t>
+              <w:t>La explotación de vulnerabilidades es el vector inicial más frecuente (Verizon, 2026); costo medio de 4.99 millones de dólares por brecha (IBM, 2026).</w:t>
             </w:r>
           </w:p>
         </w:tc>
@@ -3537,7 +3384,6 @@
           <w:p>
             <w:pPr>
               <w:spacing w:before="40" w:after="40" w:line="240" w:lineRule="auto"/>
-              <w:jc w:val="left"/>
               <w:rPr>
                 <w:rFonts w:ascii="Arial" w:hAnsi="Arial" w:cs="Arial"/>
                 <w:lang w:val="es-GT"/>
@@ -3550,7 +3396,7 @@
                 <w:szCs w:val="20"/>
                 <w:lang w:val="es-GT"/>
               </w:rPr>
-              <w:t xml:space="preserve">Por dimensionar</w:t>
+              <w:t>Por dimensionar</w:t>
             </w:r>
           </w:p>
         </w:tc>
@@ -3569,7 +3415,6 @@
           <w:p>
             <w:pPr>
               <w:spacing w:before="40" w:after="40" w:line="240" w:lineRule="auto"/>
-              <w:jc w:val="left"/>
               <w:rPr>
                 <w:rFonts w:ascii="Arial" w:hAnsi="Arial" w:cs="Arial"/>
                 <w:lang w:val="es-GT"/>
@@ -3582,7 +3427,7 @@
                 <w:szCs w:val="20"/>
                 <w:lang w:val="es-GT"/>
               </w:rPr>
-              <w:t xml:space="preserve">Efecto 4. Pérdida de confianza y riesgo de incumplimiento</w:t>
+              <w:t>Efecto 4. Pérdida de confianza y riesgo de incumplimiento</w:t>
             </w:r>
           </w:p>
         </w:tc>
@@ -3596,7 +3441,6 @@
           <w:p>
             <w:pPr>
               <w:spacing w:before="40" w:after="40" w:line="240" w:lineRule="auto"/>
-              <w:jc w:val="left"/>
               <w:rPr>
                 <w:rFonts w:ascii="Arial" w:hAnsi="Arial" w:cs="Arial"/>
                 <w:lang w:val="es-GT"/>
@@ -3609,7 +3453,7 @@
                 <w:szCs w:val="20"/>
                 <w:lang w:val="es-GT"/>
               </w:rPr>
-              <w:t xml:space="preserve">Aumento de 200 % en los ciberataques en Guatemala durante 2024 (Mastercard, 2025); iniciativa de ley en discusión (RSM Guatemala, s. f.).</w:t>
+              <w:t>Aumento de 200 % en los ciberataques en Guatemala durante 2024 (Mastercard, 2025); iniciativa de ley en discusión (RSM Guatemala, s. f.).</w:t>
             </w:r>
           </w:p>
         </w:tc>
@@ -3623,7 +3467,6 @@
           <w:p>
             <w:pPr>
               <w:spacing w:before="40" w:after="40" w:line="240" w:lineRule="auto"/>
-              <w:jc w:val="left"/>
               <w:rPr>
                 <w:rFonts w:ascii="Arial" w:hAnsi="Arial" w:cs="Arial"/>
                 <w:lang w:val="es-GT"/>
@@ -3636,7 +3479,7 @@
                 <w:szCs w:val="20"/>
                 <w:lang w:val="es-GT"/>
               </w:rPr>
-              <w:t xml:space="preserve">Por dimensionar</w:t>
+              <w:t>Por dimensionar</w:t>
             </w:r>
           </w:p>
         </w:tc>
@@ -3645,7 +3488,6 @@
     <w:p>
       <w:pPr>
         <w:spacing w:before="60" w:after="200" w:line="240" w:lineRule="auto"/>
-        <w:jc w:val="left"/>
         <w:rPr>
           <w:rFonts w:ascii="Arial" w:hAnsi="Arial" w:cs="Arial"/>
           <w:lang w:val="es-GT"/>
@@ -3668,21 +3510,20 @@
           <w:szCs w:val="20"/>
           <w:lang w:val="es-GT"/>
         </w:rPr>
-        <w:t xml:space="preserve">Elaboración propia. Las condiciones «por contrastar» y «por dimensionar» indican que el estudio debe verificarlas con datos locales.</w:t>
+        <w:t>Elaboración propia. Las condiciones «por contrastar» y «por dimensionar» indican que el estudio debe verificarlas con datos locales.</w:t>
       </w:r>
     </w:p>
     <w:p>
       <w:pPr>
         <w:keepNext/>
         <w:spacing w:before="120" w:after="0" w:line="360" w:lineRule="auto"/>
-        <w:jc w:val="left"/>
         <w:outlineLvl w:val="1"/>
         <w:rPr>
           <w:rFonts w:ascii="Arial" w:hAnsi="Arial" w:cs="Arial"/>
           <w:lang w:val="es-GT"/>
         </w:rPr>
       </w:pPr>
-      <w:bookmarkStart w:id="209" w:name="_Toc800209"/>
+      <w:bookmarkStart w:id="9" w:name="_Toc242477864"/>
       <w:r>
         <w:rPr>
           <w:rFonts w:ascii="Arial" w:hAnsi="Arial" w:cs="Arial"/>
@@ -3691,13 +3532,13 @@
           <w:szCs w:val="24"/>
           <w:lang w:val="es-GT"/>
         </w:rPr>
-        <w:t xml:space="preserve">Árbol de objetivos</w:t>
-      </w:r>
-      <w:bookmarkEnd w:id="209"/>
-    </w:p>
-    <w:p>
-      <w:pPr>
-        <w:spacing w:before="0" w:after="0" w:line="360" w:lineRule="auto"/>
+        <w:t>Árbol de objetivos</w:t>
+      </w:r>
+      <w:bookmarkEnd w:id="9"/>
+    </w:p>
+    <w:p>
+      <w:pPr>
+        <w:spacing w:after="0" w:line="360" w:lineRule="auto"/>
         <w:ind w:firstLine="340"/>
         <w:jc w:val="both"/>
         <w:rPr>
@@ -3712,14 +3553,13 @@
           <w:szCs w:val="24"/>
           <w:lang w:val="es-GT"/>
         </w:rPr>
-        <w:t xml:space="preserve">A partir del árbol de problemas cada causa se convierte en medio y cada efecto en fin (Figura 2). El problema principal pasa a ser el objetivo principal del estudio.</w:t>
+        <w:t>A partir del árbol de problemas cada causa se convierte en medio y cada efecto en fin (Figura 2). El problema principal pasa a ser el objetivo principal del estudio.</w:t>
       </w:r>
     </w:p>
     <w:p>
       <w:pPr>
         <w:keepNext/>
         <w:spacing w:before="200" w:after="0" w:line="240" w:lineRule="auto"/>
-        <w:jc w:val="left"/>
         <w:rPr>
           <w:rFonts w:ascii="Arial" w:hAnsi="Arial" w:cs="Arial"/>
           <w:lang w:val="es-GT"/>
@@ -3729,18 +3569,16 @@
         <w:rPr>
           <w:rFonts w:ascii="Arial" w:hAnsi="Arial" w:cs="Arial"/>
           <w:b/>
-          <w:sz w:val="22"/>
-          <w:szCs w:val="22"/>
-          <w:lang w:val="es-GT"/>
-        </w:rPr>
-        <w:t xml:space="preserve">Figura 2</w:t>
+          <w:lang w:val="es-GT"/>
+        </w:rPr>
+        <w:lastRenderedPageBreak/>
+        <w:t>Figura 2</w:t>
       </w:r>
     </w:p>
     <w:p>
       <w:pPr>
         <w:keepNext/>
-        <w:spacing w:before="0" w:after="60" w:line="240" w:lineRule="auto"/>
-        <w:jc w:val="left"/>
+        <w:spacing w:after="60" w:line="240" w:lineRule="auto"/>
         <w:rPr>
           <w:rFonts w:ascii="Arial" w:hAnsi="Arial" w:cs="Arial"/>
           <w:lang w:val="es-GT"/>
@@ -3750,11 +3588,9 @@
         <w:rPr>
           <w:rFonts w:ascii="Arial" w:hAnsi="Arial" w:cs="Arial"/>
           <w:i/>
-          <w:sz w:val="22"/>
-          <w:szCs w:val="22"/>
-          <w:lang w:val="es-GT"/>
-        </w:rPr>
-        <w:t xml:space="preserve">Árbol de objetivos</w:t>
+          <w:lang w:val="es-GT"/>
+        </w:rPr>
+        <w:t>Árbol de objetivos</w:t>
       </w:r>
     </w:p>
     <w:p>
@@ -3764,9 +3600,13 @@
         <w:jc w:val="center"/>
       </w:pPr>
       <w:r>
+        <w:rPr>
+          <w:noProof/>
+        </w:rPr>
         <w:drawing>
-          <wp:inline distT="0" distB="0" distL="0" distR="0">
+          <wp:inline distT="0" distB="0" distL="0" distR="0" wp14:anchorId="4874D35A" wp14:editId="44DCFB70">
             <wp:extent cx="5450000" cy="4569615"/>
+            <wp:effectExtent l="0" t="0" r="0" b="0"/>
             <wp:docPr id="702" name="Figura 2" descr="Árbol de objetivos: cinco medios, objetivo central y cuatro fines"/>
             <wp:cNvGraphicFramePr>
               <a:graphicFrameLocks xmlns:a="http://schemas.openxmlformats.org/drawingml/2006/main" noChangeAspect="1"/>
@@ -3779,7 +3619,7 @@
                     <pic:cNvPicPr/>
                   </pic:nvPicPr>
                   <pic:blipFill>
-                    <a:blip r:embed="rIdFig2"/>
+                    <a:blip r:embed="rId8"/>
                     <a:stretch>
                       <a:fillRect/>
                     </a:stretch>
@@ -3803,7 +3643,6 @@
     <w:p>
       <w:pPr>
         <w:spacing w:before="60" w:after="200" w:line="240" w:lineRule="auto"/>
-        <w:jc w:val="left"/>
         <w:rPr>
           <w:rFonts w:ascii="Arial" w:hAnsi="Arial" w:cs="Arial"/>
           <w:lang w:val="es-GT"/>
@@ -3826,21 +3665,20 @@
           <w:szCs w:val="20"/>
           <w:lang w:val="es-GT"/>
         </w:rPr>
-        <w:t xml:space="preserve">Elaboración propia a partir del árbol de problemas.</w:t>
+        <w:t>Elaboración propia a partir del árbol de problemas.</w:t>
       </w:r>
     </w:p>
     <w:p>
       <w:pPr>
         <w:keepNext/>
         <w:spacing w:before="120" w:after="0" w:line="360" w:lineRule="auto"/>
-        <w:jc w:val="left"/>
         <w:outlineLvl w:val="1"/>
         <w:rPr>
           <w:rFonts w:ascii="Arial" w:hAnsi="Arial" w:cs="Arial"/>
           <w:lang w:val="es-GT"/>
         </w:rPr>
       </w:pPr>
-      <w:bookmarkStart w:id="210" w:name="_Toc800210"/>
+      <w:bookmarkStart w:id="10" w:name="_Toc242477865"/>
       <w:r>
         <w:rPr>
           <w:rFonts w:ascii="Arial" w:hAnsi="Arial" w:cs="Arial"/>
@@ -3849,13 +3687,13 @@
           <w:szCs w:val="24"/>
           <w:lang w:val="es-GT"/>
         </w:rPr>
-        <w:t xml:space="preserve">Pregunta de investigación</w:t>
-      </w:r>
-      <w:bookmarkEnd w:id="210"/>
-    </w:p>
-    <w:p>
-      <w:pPr>
-        <w:spacing w:before="0" w:after="0" w:line="360" w:lineRule="auto"/>
+        <w:t>Pregunta de investigación</w:t>
+      </w:r>
+      <w:bookmarkEnd w:id="10"/>
+    </w:p>
+    <w:p>
+      <w:pPr>
+        <w:spacing w:after="0" w:line="360" w:lineRule="auto"/>
         <w:ind w:firstLine="340"/>
         <w:jc w:val="both"/>
         <w:rPr>
@@ -3880,12 +3718,12 @@
           <w:szCs w:val="24"/>
           <w:lang w:val="es-GT"/>
         </w:rPr>
-        <w:t xml:space="preserve">¿Qué factores organizacionales influyen en la adopción de prácticas de seguridad en el ciclo de desarrollo de software en equipos de desarrollo de empresas medianas del área metropolitana de Guatemala durante el año 2027?</w:t>
-      </w:r>
-    </w:p>
-    <w:p>
-      <w:pPr>
-        <w:spacing w:before="0" w:after="0" w:line="360" w:lineRule="auto"/>
+        <w:t>¿Qué factores organizacionales influyen en la adopción de prácticas de seguridad en el ciclo de desarrollo de software en equipos de desarrollo de empresas medianas del área metropolitana de Guatemala durante el año 2027?</w:t>
+      </w:r>
+    </w:p>
+    <w:p>
+      <w:pPr>
+        <w:spacing w:after="0" w:line="360" w:lineRule="auto"/>
         <w:ind w:firstLine="340"/>
         <w:jc w:val="both"/>
         <w:rPr>
@@ -3900,12 +3738,12 @@
           <w:szCs w:val="24"/>
           <w:lang w:val="es-GT"/>
         </w:rPr>
-        <w:t xml:space="preserve">Las subpreguntas descomponen el problema en tres dimensiones manejables:</w:t>
-      </w:r>
-    </w:p>
-    <w:p>
-      <w:pPr>
-        <w:spacing w:before="0" w:after="0" w:line="360" w:lineRule="auto"/>
+        <w:t>Las subpreguntas descomponen el problema en tres dimensiones manejables:</w:t>
+      </w:r>
+    </w:p>
+    <w:p>
+      <w:pPr>
+        <w:spacing w:after="0" w:line="360" w:lineRule="auto"/>
         <w:ind w:left="720" w:hanging="360"/>
         <w:jc w:val="both"/>
         <w:rPr>
@@ -3920,21 +3758,12 @@
           <w:szCs w:val="24"/>
           <w:lang w:val="es-GT"/>
         </w:rPr>
-        <w:t xml:space="preserve">1. </w:t>
-      </w:r>
-      <w:r>
-        <w:rPr>
-          <w:rFonts w:ascii="Arial" w:hAnsi="Arial" w:cs="Arial"/>
-          <w:sz w:val="24"/>
-          <w:szCs w:val="24"/>
-          <w:lang w:val="es-GT"/>
-        </w:rPr>
-        <w:t xml:space="preserve">¿Qué prácticas de seguridad del ciclo de desarrollo de software, según el marco SSDF del NIST, aplican actualmente estos equipos y con qué grado de formalidad?</w:t>
-      </w:r>
-    </w:p>
-    <w:p>
-      <w:pPr>
-        <w:spacing w:before="0" w:after="0" w:line="360" w:lineRule="auto"/>
+        <w:t>1. ¿Qué prácticas de seguridad del ciclo de desarrollo de software, según el marco SSDF del NIST, aplican actualmente estos equipos y con qué grado de formalidad?</w:t>
+      </w:r>
+    </w:p>
+    <w:p>
+      <w:pPr>
+        <w:spacing w:after="0" w:line="360" w:lineRule="auto"/>
         <w:ind w:left="720" w:hanging="360"/>
         <w:jc w:val="both"/>
         <w:rPr>
@@ -3949,21 +3778,12 @@
           <w:szCs w:val="24"/>
           <w:lang w:val="es-GT"/>
         </w:rPr>
-        <w:t xml:space="preserve">2. </w:t>
-      </w:r>
-      <w:r>
-        <w:rPr>
-          <w:rFonts w:ascii="Arial" w:hAnsi="Arial" w:cs="Arial"/>
-          <w:sz w:val="24"/>
-          <w:szCs w:val="24"/>
-          <w:lang w:val="es-GT"/>
-        </w:rPr>
-        <w:t xml:space="preserve">¿Qué barreras relacionadas con las personas, las prácticas, las herramientas, la infraestructura y la gobernanza perciben los equipos para integrar la seguridad en su desarrollo?</w:t>
-      </w:r>
-    </w:p>
-    <w:p>
-      <w:pPr>
-        <w:spacing w:before="0" w:after="0" w:line="360" w:lineRule="auto"/>
+        <w:t>2. ¿Qué barreras relacionadas con las personas, las prácticas, las herramientas, la infraestructura y la gobernanza perciben los equipos para integrar la seguridad en su desarrollo?</w:t>
+      </w:r>
+    </w:p>
+    <w:p>
+      <w:pPr>
+        <w:spacing w:after="0" w:line="360" w:lineRule="auto"/>
         <w:ind w:left="720" w:hanging="360"/>
         <w:jc w:val="both"/>
         <w:rPr>
@@ -3978,21 +3798,13 @@
           <w:szCs w:val="24"/>
           <w:lang w:val="es-GT"/>
         </w:rPr>
-        <w:t xml:space="preserve">3. </w:t>
-      </w:r>
-      <w:r>
-        <w:rPr>
-          <w:rFonts w:ascii="Arial" w:hAnsi="Arial" w:cs="Arial"/>
-          <w:sz w:val="24"/>
-          <w:szCs w:val="24"/>
-          <w:lang w:val="es-GT"/>
-        </w:rPr>
-        <w:t xml:space="preserve">¿Qué relación existe entre el nivel de capacitación en desarrollo seguro y el grado de adopción de prácticas de seguridad?</w:t>
-      </w:r>
-    </w:p>
-    <w:p>
-      <w:pPr>
-        <w:spacing w:before="0" w:after="0" w:line="360" w:lineRule="auto"/>
+        <w:lastRenderedPageBreak/>
+        <w:t>3. ¿Qué relación existe entre el nivel de capacitación en desarrollo seguro y el grado de adopción de prácticas de seguridad?</w:t>
+      </w:r>
+    </w:p>
+    <w:p>
+      <w:pPr>
+        <w:spacing w:after="0" w:line="360" w:lineRule="auto"/>
         <w:ind w:firstLine="340"/>
         <w:jc w:val="both"/>
         <w:rPr>
@@ -4007,14 +3819,13 @@
           <w:szCs w:val="24"/>
           <w:lang w:val="es-GT"/>
         </w:rPr>
-        <w:t xml:space="preserve">La pregunta se valora con los criterios FINER (Tabla 2).</w:t>
+        <w:t>La pregunta se valora con los criterios FINER (Tabla 2).</w:t>
       </w:r>
     </w:p>
     <w:p>
       <w:pPr>
         <w:keepNext/>
         <w:spacing w:before="200" w:after="0" w:line="240" w:lineRule="auto"/>
-        <w:jc w:val="left"/>
         <w:rPr>
           <w:rFonts w:ascii="Arial" w:hAnsi="Arial" w:cs="Arial"/>
           <w:lang w:val="es-GT"/>
@@ -4024,18 +3835,15 @@
         <w:rPr>
           <w:rFonts w:ascii="Arial" w:hAnsi="Arial" w:cs="Arial"/>
           <w:b/>
-          <w:sz w:val="22"/>
-          <w:szCs w:val="22"/>
-          <w:lang w:val="es-GT"/>
-        </w:rPr>
-        <w:t xml:space="preserve">Tabla 2</w:t>
+          <w:lang w:val="es-GT"/>
+        </w:rPr>
+        <w:t>Tabla 2</w:t>
       </w:r>
     </w:p>
     <w:p>
       <w:pPr>
         <w:keepNext/>
-        <w:spacing w:before="0" w:after="60" w:line="240" w:lineRule="auto"/>
-        <w:jc w:val="left"/>
+        <w:spacing w:after="60" w:line="240" w:lineRule="auto"/>
         <w:rPr>
           <w:rFonts w:ascii="Arial" w:hAnsi="Arial" w:cs="Arial"/>
           <w:lang w:val="es-GT"/>
@@ -4045,11 +3853,9 @@
         <w:rPr>
           <w:rFonts w:ascii="Arial" w:hAnsi="Arial" w:cs="Arial"/>
           <w:i/>
-          <w:sz w:val="22"/>
-          <w:szCs w:val="22"/>
-          <w:lang w:val="es-GT"/>
-        </w:rPr>
-        <w:t xml:space="preserve">Valoración de la pregunta de investigación según los criterios FINER</w:t>
+          <w:lang w:val="es-GT"/>
+        </w:rPr>
+        <w:t>Valoración de la pregunta de investigación según los criterios FINER</w:t>
       </w:r>
     </w:p>
     <w:tbl>
@@ -4078,7 +3884,6 @@
           <w:p>
             <w:pPr>
               <w:spacing w:before="40" w:after="40" w:line="240" w:lineRule="auto"/>
-              <w:jc w:val="left"/>
               <w:rPr>
                 <w:rFonts w:ascii="Arial" w:hAnsi="Arial" w:cs="Arial"/>
                 <w:lang w:val="es-GT"/>
@@ -4092,7 +3897,7 @@
                 <w:szCs w:val="20"/>
                 <w:lang w:val="es-GT"/>
               </w:rPr>
-              <w:t xml:space="preserve">Criterio</w:t>
+              <w:t>Criterio</w:t>
             </w:r>
           </w:p>
         </w:tc>
@@ -4107,7 +3912,6 @@
           <w:p>
             <w:pPr>
               <w:spacing w:before="40" w:after="40" w:line="240" w:lineRule="auto"/>
-              <w:jc w:val="left"/>
               <w:rPr>
                 <w:rFonts w:ascii="Arial" w:hAnsi="Arial" w:cs="Arial"/>
                 <w:lang w:val="es-GT"/>
@@ -4121,7 +3925,7 @@
                 <w:szCs w:val="20"/>
                 <w:lang w:val="es-GT"/>
               </w:rPr>
-              <w:t xml:space="preserve">Valoración</w:t>
+              <w:t>Valoración</w:t>
             </w:r>
           </w:p>
         </w:tc>
@@ -4137,7 +3941,6 @@
           <w:p>
             <w:pPr>
               <w:spacing w:before="40" w:after="40" w:line="240" w:lineRule="auto"/>
-              <w:jc w:val="left"/>
               <w:rPr>
                 <w:rFonts w:ascii="Arial" w:hAnsi="Arial" w:cs="Arial"/>
                 <w:lang w:val="es-GT"/>
@@ -4150,7 +3953,7 @@
                 <w:szCs w:val="20"/>
                 <w:lang w:val="es-GT"/>
               </w:rPr>
-              <w:t xml:space="preserve">Factible</w:t>
+              <w:t>Factible</w:t>
             </w:r>
           </w:p>
         </w:tc>
@@ -4161,7 +3964,6 @@
           <w:p>
             <w:pPr>
               <w:spacing w:before="40" w:after="40" w:line="240" w:lineRule="auto"/>
-              <w:jc w:val="left"/>
               <w:rPr>
                 <w:rFonts w:ascii="Arial" w:hAnsi="Arial" w:cs="Arial"/>
                 <w:lang w:val="es-GT"/>
@@ -4174,7 +3976,7 @@
                 <w:szCs w:val="20"/>
                 <w:lang w:val="es-GT"/>
               </w:rPr>
-              <w:t xml:space="preserve">Está delimitada a una ciudad, un periodo y una población accesible.</w:t>
+              <w:t>Está delimitada a una ciudad, un periodo y una población accesible.</w:t>
             </w:r>
           </w:p>
         </w:tc>
@@ -4190,7 +3992,6 @@
           <w:p>
             <w:pPr>
               <w:spacing w:before="40" w:after="40" w:line="240" w:lineRule="auto"/>
-              <w:jc w:val="left"/>
               <w:rPr>
                 <w:rFonts w:ascii="Arial" w:hAnsi="Arial" w:cs="Arial"/>
                 <w:lang w:val="es-GT"/>
@@ -4203,7 +4004,7 @@
                 <w:szCs w:val="20"/>
                 <w:lang w:val="es-GT"/>
               </w:rPr>
-              <w:t xml:space="preserve">Interesante</w:t>
+              <w:t>Interesante</w:t>
             </w:r>
           </w:p>
         </w:tc>
@@ -4214,7 +4015,6 @@
           <w:p>
             <w:pPr>
               <w:spacing w:before="40" w:after="40" w:line="240" w:lineRule="auto"/>
-              <w:jc w:val="left"/>
               <w:rPr>
                 <w:rFonts w:ascii="Arial" w:hAnsi="Arial" w:cs="Arial"/>
                 <w:lang w:val="es-GT"/>
@@ -4227,7 +4027,7 @@
                 <w:szCs w:val="20"/>
                 <w:lang w:val="es-GT"/>
               </w:rPr>
-              <w:t xml:space="preserve">Conecta la teoría de los paradigmas con una práctica profesional actual.</w:t>
+              <w:t>Conecta la teoría de los paradigmas con una práctica profesional actual.</w:t>
             </w:r>
           </w:p>
         </w:tc>
@@ -4243,7 +4043,6 @@
           <w:p>
             <w:pPr>
               <w:spacing w:before="40" w:after="40" w:line="240" w:lineRule="auto"/>
-              <w:jc w:val="left"/>
               <w:rPr>
                 <w:rFonts w:ascii="Arial" w:hAnsi="Arial" w:cs="Arial"/>
                 <w:lang w:val="es-GT"/>
@@ -4256,7 +4055,7 @@
                 <w:szCs w:val="20"/>
                 <w:lang w:val="es-GT"/>
               </w:rPr>
-              <w:t xml:space="preserve">Novedosa</w:t>
+              <w:t>Novedosa</w:t>
             </w:r>
           </w:p>
         </w:tc>
@@ -4267,7 +4066,6 @@
           <w:p>
             <w:pPr>
               <w:spacing w:before="40" w:after="40" w:line="240" w:lineRule="auto"/>
-              <w:jc w:val="left"/>
               <w:rPr>
                 <w:rFonts w:ascii="Arial" w:hAnsi="Arial" w:cs="Arial"/>
                 <w:lang w:val="es-GT"/>
@@ -4280,7 +4078,7 @@
                 <w:szCs w:val="20"/>
                 <w:lang w:val="es-GT"/>
               </w:rPr>
-              <w:t xml:space="preserve">No se localizaron estudios guatemaltecos sobre el tema.</w:t>
+              <w:t>No se localizaron estudios guatemaltecos sobre el tema.</w:t>
             </w:r>
           </w:p>
         </w:tc>
@@ -4296,7 +4094,6 @@
           <w:p>
             <w:pPr>
               <w:spacing w:before="40" w:after="40" w:line="240" w:lineRule="auto"/>
-              <w:jc w:val="left"/>
               <w:rPr>
                 <w:rFonts w:ascii="Arial" w:hAnsi="Arial" w:cs="Arial"/>
                 <w:lang w:val="es-GT"/>
@@ -4309,7 +4106,7 @@
                 <w:szCs w:val="20"/>
                 <w:lang w:val="es-GT"/>
               </w:rPr>
-              <w:t xml:space="preserve">Ética</w:t>
+              <w:t>Ética</w:t>
             </w:r>
           </w:p>
         </w:tc>
@@ -4320,7 +4117,6 @@
           <w:p>
             <w:pPr>
               <w:spacing w:before="40" w:after="40" w:line="240" w:lineRule="auto"/>
-              <w:jc w:val="left"/>
               <w:rPr>
                 <w:rFonts w:ascii="Arial" w:hAnsi="Arial" w:cs="Arial"/>
                 <w:lang w:val="es-GT"/>
@@ -4333,7 +4129,7 @@
                 <w:szCs w:val="20"/>
                 <w:lang w:val="es-GT"/>
               </w:rPr>
-              <w:t xml:space="preserve">No recolecta código ni datos sensibles; la participación es voluntaria y anónima.</w:t>
+              <w:t>No recolecta código ni datos sensibles; la participación es voluntaria y anónima.</w:t>
             </w:r>
           </w:p>
         </w:tc>
@@ -4352,7 +4148,6 @@
           <w:p>
             <w:pPr>
               <w:spacing w:before="40" w:after="40" w:line="240" w:lineRule="auto"/>
-              <w:jc w:val="left"/>
               <w:rPr>
                 <w:rFonts w:ascii="Arial" w:hAnsi="Arial" w:cs="Arial"/>
                 <w:lang w:val="es-GT"/>
@@ -4365,7 +4160,7 @@
                 <w:szCs w:val="20"/>
                 <w:lang w:val="es-GT"/>
               </w:rPr>
-              <w:t xml:space="preserve">Relevante</w:t>
+              <w:t>Relevante</w:t>
             </w:r>
           </w:p>
         </w:tc>
@@ -4379,7 +4174,6 @@
           <w:p>
             <w:pPr>
               <w:spacing w:before="40" w:after="40" w:line="240" w:lineRule="auto"/>
-              <w:jc w:val="left"/>
               <w:rPr>
                 <w:rFonts w:ascii="Arial" w:hAnsi="Arial" w:cs="Arial"/>
                 <w:lang w:val="es-GT"/>
@@ -4392,7 +4186,7 @@
                 <w:szCs w:val="20"/>
                 <w:lang w:val="es-GT"/>
               </w:rPr>
-              <w:t xml:space="preserve">Aporta evidencia para orientar la capacitación, las políticas y las herramientas de seguridad.</w:t>
+              <w:t>Aporta evidencia para orientar la capacitación, las políticas y las herramientas de seguridad.</w:t>
             </w:r>
           </w:p>
         </w:tc>
@@ -4401,7 +4195,6 @@
     <w:p>
       <w:pPr>
         <w:spacing w:before="60" w:after="200" w:line="240" w:lineRule="auto"/>
-        <w:jc w:val="left"/>
         <w:rPr>
           <w:rFonts w:ascii="Arial" w:hAnsi="Arial" w:cs="Arial"/>
           <w:lang w:val="es-GT"/>
@@ -4424,7 +4217,7 @@
           <w:szCs w:val="20"/>
           <w:lang w:val="es-GT"/>
         </w:rPr>
-        <w:t xml:space="preserve">Elaboración propia.</w:t>
+        <w:t>Elaboración propia.</w:t>
       </w:r>
     </w:p>
     <w:p>
@@ -4438,7 +4231,7 @@
           <w:lang w:val="es-GT"/>
         </w:rPr>
       </w:pPr>
-      <w:bookmarkStart w:id="211" w:name="_Toc800211"/>
+      <w:bookmarkStart w:id="11" w:name="_Toc242477866"/>
       <w:r>
         <w:rPr>
           <w:rFonts w:ascii="Arial" w:hAnsi="Arial" w:cs="Arial"/>
@@ -4447,22 +4240,21 @@
           <w:szCs w:val="28"/>
           <w:lang w:val="es-GT"/>
         </w:rPr>
-        <w:t xml:space="preserve">OBJETIVOS</w:t>
-      </w:r>
-      <w:bookmarkEnd w:id="211"/>
+        <w:t>OBJETIVOS</w:t>
+      </w:r>
+      <w:bookmarkEnd w:id="11"/>
     </w:p>
     <w:p>
       <w:pPr>
         <w:keepNext/>
         <w:spacing w:before="120" w:after="0" w:line="360" w:lineRule="auto"/>
-        <w:jc w:val="left"/>
         <w:outlineLvl w:val="1"/>
         <w:rPr>
           <w:rFonts w:ascii="Arial" w:hAnsi="Arial" w:cs="Arial"/>
           <w:lang w:val="es-GT"/>
         </w:rPr>
       </w:pPr>
-      <w:bookmarkStart w:id="212" w:name="_Toc800212"/>
+      <w:bookmarkStart w:id="12" w:name="_Toc242477867"/>
       <w:r>
         <w:rPr>
           <w:rFonts w:ascii="Arial" w:hAnsi="Arial" w:cs="Arial"/>
@@ -4471,13 +4263,13 @@
           <w:szCs w:val="24"/>
           <w:lang w:val="es-GT"/>
         </w:rPr>
-        <w:t xml:space="preserve">Objetivo general</w:t>
-      </w:r>
-      <w:bookmarkEnd w:id="212"/>
-    </w:p>
-    <w:p>
-      <w:pPr>
-        <w:spacing w:before="0" w:after="0" w:line="360" w:lineRule="auto"/>
+        <w:t>Objetivo general</w:t>
+      </w:r>
+      <w:bookmarkEnd w:id="12"/>
+    </w:p>
+    <w:p>
+      <w:pPr>
+        <w:spacing w:after="0" w:line="360" w:lineRule="auto"/>
         <w:ind w:firstLine="340"/>
         <w:jc w:val="both"/>
         <w:rPr>
@@ -4492,21 +4284,20 @@
           <w:szCs w:val="24"/>
           <w:lang w:val="es-GT"/>
         </w:rPr>
-        <w:t xml:space="preserve">Analizar los factores organizacionales que inciden en la adopción de prácticas de seguridad durante el ciclo de desarrollo de software en equipos de desarrollo de empresas medianas del área metropolitana de Guatemala en el año 2027.</w:t>
+        <w:t>Analizar los factores organizacionales que inciden en la adopción de prácticas de seguridad durante el ciclo de desarrollo de software en equipos de desarrollo de empresas medianas del área metropolitana de Guatemala en el año 2027.</w:t>
       </w:r>
     </w:p>
     <w:p>
       <w:pPr>
         <w:keepNext/>
         <w:spacing w:before="120" w:after="0" w:line="360" w:lineRule="auto"/>
-        <w:jc w:val="left"/>
         <w:outlineLvl w:val="1"/>
         <w:rPr>
           <w:rFonts w:ascii="Arial" w:hAnsi="Arial" w:cs="Arial"/>
           <w:lang w:val="es-GT"/>
         </w:rPr>
       </w:pPr>
-      <w:bookmarkStart w:id="213" w:name="_Toc800213"/>
+      <w:bookmarkStart w:id="13" w:name="_Toc242477868"/>
       <w:r>
         <w:rPr>
           <w:rFonts w:ascii="Arial" w:hAnsi="Arial" w:cs="Arial"/>
@@ -4515,13 +4306,13 @@
           <w:szCs w:val="24"/>
           <w:lang w:val="es-GT"/>
         </w:rPr>
-        <w:t xml:space="preserve">Objetivos específicos</w:t>
-      </w:r>
-      <w:bookmarkEnd w:id="213"/>
-    </w:p>
-    <w:p>
-      <w:pPr>
-        <w:spacing w:before="0" w:after="0" w:line="360" w:lineRule="auto"/>
+        <w:t>Objetivos específicos</w:t>
+      </w:r>
+      <w:bookmarkEnd w:id="13"/>
+    </w:p>
+    <w:p>
+      <w:pPr>
+        <w:spacing w:after="0" w:line="360" w:lineRule="auto"/>
         <w:ind w:left="720" w:hanging="360"/>
         <w:jc w:val="both"/>
         <w:rPr>
@@ -4536,21 +4327,12 @@
           <w:szCs w:val="24"/>
           <w:lang w:val="es-GT"/>
         </w:rPr>
-        <w:t xml:space="preserve">1. </w:t>
-      </w:r>
-      <w:r>
-        <w:rPr>
-          <w:rFonts w:ascii="Arial" w:hAnsi="Arial" w:cs="Arial"/>
-          <w:sz w:val="24"/>
-          <w:szCs w:val="24"/>
-          <w:lang w:val="es-GT"/>
-        </w:rPr>
-        <w:t xml:space="preserve">Identificar las prácticas de seguridad en el ciclo de vida de desarrollo de software que aplican los equipos de desarrollo, con base en los grupos de prácticas del marco SSDF del NIST.</w:t>
-      </w:r>
-    </w:p>
-    <w:p>
-      <w:pPr>
-        <w:spacing w:before="0" w:after="0" w:line="360" w:lineRule="auto"/>
+        <w:t>1. Identificar las prácticas de seguridad en el ciclo de vida de desarrollo de software que aplican los equipos de desarrollo, con base en los grupos de prácticas del marco SSDF del NIST.</w:t>
+      </w:r>
+    </w:p>
+    <w:p>
+      <w:pPr>
+        <w:spacing w:after="0" w:line="360" w:lineRule="auto"/>
         <w:ind w:left="720" w:hanging="360"/>
         <w:jc w:val="both"/>
         <w:rPr>
@@ -4565,21 +4347,12 @@
           <w:szCs w:val="24"/>
           <w:lang w:val="es-GT"/>
         </w:rPr>
-        <w:t xml:space="preserve">2. </w:t>
-      </w:r>
-      <w:r>
-        <w:rPr>
-          <w:rFonts w:ascii="Arial" w:hAnsi="Arial" w:cs="Arial"/>
-          <w:sz w:val="24"/>
-          <w:szCs w:val="24"/>
-          <w:lang w:val="es-GT"/>
-        </w:rPr>
-        <w:t xml:space="preserve">Describir las barreras de personas, prácticas, herramientas, infraestructura y gobernanza que perciben los equipos para incorporar la seguridad en su desarrollo.</w:t>
-      </w:r>
-    </w:p>
-    <w:p>
-      <w:pPr>
-        <w:spacing w:before="0" w:after="0" w:line="360" w:lineRule="auto"/>
+        <w:t>2. Describir las barreras de personas, prácticas, herramientas, infraestructura y gobernanza que perciben los equipos para incorporar la seguridad en su desarrollo.</w:t>
+      </w:r>
+    </w:p>
+    <w:p>
+      <w:pPr>
+        <w:spacing w:after="0" w:line="360" w:lineRule="auto"/>
         <w:ind w:left="720" w:hanging="360"/>
         <w:jc w:val="both"/>
         <w:rPr>
@@ -4594,16 +4367,7 @@
           <w:szCs w:val="24"/>
           <w:lang w:val="es-GT"/>
         </w:rPr>
-        <w:t xml:space="preserve">3. </w:t>
-      </w:r>
-      <w:r>
-        <w:rPr>
-          <w:rFonts w:ascii="Arial" w:hAnsi="Arial" w:cs="Arial"/>
-          <w:sz w:val="24"/>
-          <w:szCs w:val="24"/>
-          <w:lang w:val="es-GT"/>
-        </w:rPr>
-        <w:t xml:space="preserve">Determinar la relación entre el nivel de capacitación en desarrollo seguro y el grado de adopción de las prácticas de seguridad.</w:t>
+        <w:t>3. Determinar la relación entre el nivel de capacitación en desarrollo seguro y el grado de adopción de las prácticas de seguridad.</w:t>
       </w:r>
     </w:p>
     <w:p>
@@ -4617,7 +4381,7 @@
           <w:lang w:val="es-GT"/>
         </w:rPr>
       </w:pPr>
-      <w:bookmarkStart w:id="214" w:name="_Toc800214"/>
+      <w:bookmarkStart w:id="14" w:name="_Toc242477869"/>
       <w:r>
         <w:rPr>
           <w:rFonts w:ascii="Arial" w:hAnsi="Arial" w:cs="Arial"/>
@@ -4626,13 +4390,13 @@
           <w:szCs w:val="28"/>
           <w:lang w:val="es-GT"/>
         </w:rPr>
-        <w:t xml:space="preserve">ALCANCES Y LÍMITES</w:t>
-      </w:r>
-      <w:bookmarkEnd w:id="214"/>
-    </w:p>
-    <w:p>
-      <w:pPr>
-        <w:spacing w:before="0" w:after="0" w:line="360" w:lineRule="auto"/>
+        <w:t>ALCANCES Y LÍMITES</w:t>
+      </w:r>
+      <w:bookmarkEnd w:id="14"/>
+    </w:p>
+    <w:p>
+      <w:pPr>
+        <w:spacing w:after="0" w:line="360" w:lineRule="auto"/>
         <w:ind w:firstLine="340"/>
         <w:jc w:val="both"/>
         <w:rPr>
@@ -4647,14 +4411,23 @@
           <w:szCs w:val="24"/>
           <w:lang w:val="es-GT"/>
         </w:rPr>
-        <w:t xml:space="preserve">El estudio es descriptivo y correlacional. Describe el nivel de adopción de las prácticas de desarrollo seguro y analiza su relación con los factores organizacionales. No evalúa la calidad técnica del código ni detecta vulnerabilidades específicas de las aplicaciones de las empresas participantes. En la Tabla 3 se resumen las delimitaciones.</w:t>
+        <w:t xml:space="preserve">El estudio es descriptivo y correlacional. Describe el nivel de adopción de las prácticas de desarrollo seguro y analiza su relación con los factores organizacionales. No evalúa la calidad técnica del código ni detecta vulnerabilidades </w:t>
+      </w:r>
+      <w:r>
+        <w:rPr>
+          <w:rFonts w:ascii="Arial" w:hAnsi="Arial" w:cs="Arial"/>
+          <w:sz w:val="24"/>
+          <w:szCs w:val="24"/>
+          <w:lang w:val="es-GT"/>
+        </w:rPr>
+        <w:lastRenderedPageBreak/>
+        <w:t>específicas de las aplicaciones de las empresas participantes. En la Tabla 3 se resumen las delimitaciones.</w:t>
       </w:r>
     </w:p>
     <w:p>
       <w:pPr>
         <w:keepNext/>
         <w:spacing w:before="200" w:after="0" w:line="240" w:lineRule="auto"/>
-        <w:jc w:val="left"/>
         <w:rPr>
           <w:rFonts w:ascii="Arial" w:hAnsi="Arial" w:cs="Arial"/>
           <w:lang w:val="es-GT"/>
@@ -4664,18 +4437,15 @@
         <w:rPr>
           <w:rFonts w:ascii="Arial" w:hAnsi="Arial" w:cs="Arial"/>
           <w:b/>
-          <w:sz w:val="22"/>
-          <w:szCs w:val="22"/>
-          <w:lang w:val="es-GT"/>
-        </w:rPr>
-        <w:t xml:space="preserve">Tabla 3</w:t>
+          <w:lang w:val="es-GT"/>
+        </w:rPr>
+        <w:t>Tabla 3</w:t>
       </w:r>
     </w:p>
     <w:p>
       <w:pPr>
         <w:keepNext/>
-        <w:spacing w:before="0" w:after="60" w:line="240" w:lineRule="auto"/>
-        <w:jc w:val="left"/>
+        <w:spacing w:after="60" w:line="240" w:lineRule="auto"/>
         <w:rPr>
           <w:rFonts w:ascii="Arial" w:hAnsi="Arial" w:cs="Arial"/>
           <w:lang w:val="es-GT"/>
@@ -4685,11 +4455,9 @@
         <w:rPr>
           <w:rFonts w:ascii="Arial" w:hAnsi="Arial" w:cs="Arial"/>
           <w:i/>
-          <w:sz w:val="22"/>
-          <w:szCs w:val="22"/>
-          <w:lang w:val="es-GT"/>
-        </w:rPr>
-        <w:t xml:space="preserve">Delimitación del estudio</w:t>
+          <w:lang w:val="es-GT"/>
+        </w:rPr>
+        <w:t>Delimitación del estudio</w:t>
       </w:r>
     </w:p>
     <w:tbl>
@@ -4718,7 +4486,6 @@
           <w:p>
             <w:pPr>
               <w:spacing w:before="40" w:after="40" w:line="240" w:lineRule="auto"/>
-              <w:jc w:val="left"/>
               <w:rPr>
                 <w:rFonts w:ascii="Arial" w:hAnsi="Arial" w:cs="Arial"/>
                 <w:lang w:val="es-GT"/>
@@ -4732,7 +4499,7 @@
                 <w:szCs w:val="20"/>
                 <w:lang w:val="es-GT"/>
               </w:rPr>
-              <w:t xml:space="preserve">Dimensión</w:t>
+              <w:t>Dimensión</w:t>
             </w:r>
           </w:p>
         </w:tc>
@@ -4747,7 +4514,6 @@
           <w:p>
             <w:pPr>
               <w:spacing w:before="40" w:after="40" w:line="240" w:lineRule="auto"/>
-              <w:jc w:val="left"/>
               <w:rPr>
                 <w:rFonts w:ascii="Arial" w:hAnsi="Arial" w:cs="Arial"/>
                 <w:lang w:val="es-GT"/>
@@ -4761,7 +4527,7 @@
                 <w:szCs w:val="20"/>
                 <w:lang w:val="es-GT"/>
               </w:rPr>
-              <w:t xml:space="preserve">Delimitación</w:t>
+              <w:t>Delimitación</w:t>
             </w:r>
           </w:p>
         </w:tc>
@@ -4777,7 +4543,6 @@
           <w:p>
             <w:pPr>
               <w:spacing w:before="40" w:after="40" w:line="240" w:lineRule="auto"/>
-              <w:jc w:val="left"/>
               <w:rPr>
                 <w:rFonts w:ascii="Arial" w:hAnsi="Arial" w:cs="Arial"/>
                 <w:lang w:val="es-GT"/>
@@ -4790,7 +4555,7 @@
                 <w:szCs w:val="20"/>
                 <w:lang w:val="es-GT"/>
               </w:rPr>
-              <w:t xml:space="preserve">Espacial</w:t>
+              <w:t>Espacial</w:t>
             </w:r>
           </w:p>
         </w:tc>
@@ -4801,7 +4566,6 @@
           <w:p>
             <w:pPr>
               <w:spacing w:before="40" w:after="40" w:line="240" w:lineRule="auto"/>
-              <w:jc w:val="left"/>
               <w:rPr>
                 <w:rFonts w:ascii="Arial" w:hAnsi="Arial" w:cs="Arial"/>
                 <w:lang w:val="es-GT"/>
@@ -4814,7 +4578,7 @@
                 <w:szCs w:val="20"/>
                 <w:lang w:val="es-GT"/>
               </w:rPr>
-              <w:t xml:space="preserve">Área metropolitana de Guatemala.</w:t>
+              <w:t>Área metropolitana de Guatemala.</w:t>
             </w:r>
           </w:p>
         </w:tc>
@@ -4830,7 +4594,6 @@
           <w:p>
             <w:pPr>
               <w:spacing w:before="40" w:after="40" w:line="240" w:lineRule="auto"/>
-              <w:jc w:val="left"/>
               <w:rPr>
                 <w:rFonts w:ascii="Arial" w:hAnsi="Arial" w:cs="Arial"/>
                 <w:lang w:val="es-GT"/>
@@ -4843,7 +4606,7 @@
                 <w:szCs w:val="20"/>
                 <w:lang w:val="es-GT"/>
               </w:rPr>
-              <w:t xml:space="preserve">Temporal</w:t>
+              <w:t>Temporal</w:t>
             </w:r>
           </w:p>
         </w:tc>
@@ -4854,7 +4617,6 @@
           <w:p>
             <w:pPr>
               <w:spacing w:before="40" w:after="40" w:line="240" w:lineRule="auto"/>
-              <w:jc w:val="left"/>
               <w:rPr>
                 <w:rFonts w:ascii="Arial" w:hAnsi="Arial" w:cs="Arial"/>
                 <w:lang w:val="es-GT"/>
@@ -4867,7 +4629,7 @@
                 <w:szCs w:val="20"/>
                 <w:lang w:val="es-GT"/>
               </w:rPr>
-              <w:t xml:space="preserve">Recolección de datos entre abril y agosto de 2027, conforme al cronograma del curso.</w:t>
+              <w:t>Recolección de datos entre abril y agosto de 2027, conforme al cronograma del curso.</w:t>
             </w:r>
           </w:p>
         </w:tc>
@@ -4883,7 +4645,6 @@
           <w:p>
             <w:pPr>
               <w:spacing w:before="40" w:after="40" w:line="240" w:lineRule="auto"/>
-              <w:jc w:val="left"/>
               <w:rPr>
                 <w:rFonts w:ascii="Arial" w:hAnsi="Arial" w:cs="Arial"/>
                 <w:lang w:val="es-GT"/>
@@ -4896,7 +4657,7 @@
                 <w:szCs w:val="20"/>
                 <w:lang w:val="es-GT"/>
               </w:rPr>
-              <w:t xml:space="preserve">Poblacional</w:t>
+              <w:t>Poblacional</w:t>
             </w:r>
           </w:p>
         </w:tc>
@@ -4907,7 +4668,6 @@
           <w:p>
             <w:pPr>
               <w:spacing w:before="40" w:after="40" w:line="240" w:lineRule="auto"/>
-              <w:jc w:val="left"/>
               <w:rPr>
                 <w:rFonts w:ascii="Arial" w:hAnsi="Arial" w:cs="Arial"/>
                 <w:lang w:val="es-GT"/>
@@ -4920,7 +4680,7 @@
                 <w:szCs w:val="20"/>
                 <w:lang w:val="es-GT"/>
               </w:rPr>
-              <w:t xml:space="preserve">Equipos de desarrollo (líderes técnicos y desarrolladores) de empresas medianas que construyen o mantienen software.</w:t>
+              <w:t>Equipos de desarrollo (líderes técnicos y desarrolladores) de empresas medianas que construyen o mantienen software.</w:t>
             </w:r>
           </w:p>
         </w:tc>
@@ -4939,7 +4699,6 @@
           <w:p>
             <w:pPr>
               <w:spacing w:before="40" w:after="40" w:line="240" w:lineRule="auto"/>
-              <w:jc w:val="left"/>
               <w:rPr>
                 <w:rFonts w:ascii="Arial" w:hAnsi="Arial" w:cs="Arial"/>
                 <w:lang w:val="es-GT"/>
@@ -4952,7 +4711,7 @@
                 <w:szCs w:val="20"/>
                 <w:lang w:val="es-GT"/>
               </w:rPr>
-              <w:t xml:space="preserve">Conceptual</w:t>
+              <w:t>Conceptual</w:t>
             </w:r>
           </w:p>
         </w:tc>
@@ -4966,7 +4725,6 @@
           <w:p>
             <w:pPr>
               <w:spacing w:before="40" w:after="40" w:line="240" w:lineRule="auto"/>
-              <w:jc w:val="left"/>
               <w:rPr>
                 <w:rFonts w:ascii="Arial" w:hAnsi="Arial" w:cs="Arial"/>
                 <w:lang w:val="es-GT"/>
@@ -4979,7 +4737,7 @@
                 <w:szCs w:val="20"/>
                 <w:lang w:val="es-GT"/>
               </w:rPr>
-              <w:t xml:space="preserve">Prácticas de desarrollo seguro según el SSDF versión 1.1; factores organizacionales agrupados en personas, prácticas, herramientas, infraestructura y gobernanza.</w:t>
+              <w:t>Prácticas de desarrollo seguro según el SSDF versión 1.1; factores organizacionales agrupados en personas, prácticas, herramientas, infraestructura y gobernanza.</w:t>
             </w:r>
           </w:p>
         </w:tc>
@@ -4988,7 +4746,6 @@
     <w:p>
       <w:pPr>
         <w:spacing w:before="60" w:after="200" w:line="240" w:lineRule="auto"/>
-        <w:jc w:val="left"/>
         <w:rPr>
           <w:rFonts w:ascii="Arial" w:hAnsi="Arial" w:cs="Arial"/>
           <w:lang w:val="es-GT"/>
@@ -5011,7 +4768,7 @@
           <w:szCs w:val="20"/>
           <w:lang w:val="es-GT"/>
         </w:rPr>
-        <w:t xml:space="preserve">Elaboración propia.</w:t>
+        <w:t>Elaboración propia.</w:t>
       </w:r>
     </w:p>
     <w:p>
@@ -5025,7 +4782,7 @@
           <w:lang w:val="es-GT"/>
         </w:rPr>
       </w:pPr>
-      <w:bookmarkStart w:id="215" w:name="_Toc800215"/>
+      <w:bookmarkStart w:id="15" w:name="_Toc242477870"/>
       <w:r>
         <w:rPr>
           <w:rFonts w:ascii="Arial" w:hAnsi="Arial" w:cs="Arial"/>
@@ -5034,13 +4791,13 @@
           <w:szCs w:val="28"/>
           <w:lang w:val="es-GT"/>
         </w:rPr>
-        <w:t xml:space="preserve">JUSTIFICACIÓN</w:t>
-      </w:r>
-      <w:bookmarkEnd w:id="215"/>
-    </w:p>
-    <w:p>
-      <w:pPr>
-        <w:spacing w:before="0" w:after="0" w:line="360" w:lineRule="auto"/>
+        <w:t>JUSTIFICACIÓN</w:t>
+      </w:r>
+      <w:bookmarkEnd w:id="15"/>
+    </w:p>
+    <w:p>
+      <w:pPr>
+        <w:spacing w:after="0" w:line="360" w:lineRule="auto"/>
         <w:ind w:firstLine="340"/>
         <w:jc w:val="both"/>
         <w:rPr>
@@ -5055,12 +4812,12 @@
           <w:szCs w:val="24"/>
           <w:lang w:val="es-GT"/>
         </w:rPr>
-        <w:t xml:space="preserve">Es conveniente realizar investigación ya que el costo de corregir defectos después de realizar el despliegue crece en la medida en que crece la exposición a incidentes. Los datos internacionales indican que hoy en día la explotación de vulnerabilidades es el vector de acceso inicial más frecuente (Verizon, 2026), que la mayoría de las organizaciones acumulan deuda de seguridad (Veracode, 2026) y que cada brecha cuesta en promedio 4.99 millones de dólares (IBM, 2026). Saber qué dificulta integrar la seguridad en el desarrollo permite actuar sobre la causa y no solo sobre el síntoma.</w:t>
-      </w:r>
-    </w:p>
-    <w:p>
-      <w:pPr>
-        <w:spacing w:before="0" w:after="0" w:line="360" w:lineRule="auto"/>
+        <w:t>Es conveniente realizar investigación ya que el costo de corregir defectos después de realizar el despliegue crece en la medida en que crece la exposición a incidentes. Los datos internacionales indican que hoy en día la explotación de vulnerabilidades es el vector de acceso inicial más frecuente (Verizon, 2026), que la mayoría de las organizaciones acumulan deuda de seguridad (Veracode, 2026) y que cada brecha cuesta en promedio 4.99 millones de dólares (IBM, 2026). Saber qué dificulta integrar la seguridad en el desarrollo permite actuar sobre la causa y no solo sobre el síntoma.</w:t>
+      </w:r>
+    </w:p>
+    <w:p>
+      <w:pPr>
+        <w:spacing w:after="0" w:line="360" w:lineRule="auto"/>
         <w:ind w:firstLine="340"/>
         <w:jc w:val="both"/>
         <w:rPr>
@@ -5075,12 +4832,12 @@
           <w:szCs w:val="24"/>
           <w:lang w:val="es-GT"/>
         </w:rPr>
-        <w:t xml:space="preserve">Su importancia social se debe a que los ataques cibernéticos en Guatemala aumentaron en un 200 % en 2024 (Mastercard, 2025) y a que el marco legal continúa en discusión (RSM Guatemala, s. f.). Son beneficiarios directos los equipos de desarrollo y las gerencias de las empresas medianas y, beneficiarios indirectos, sus clientes y usuarios que tienen sus datos a merced de la seguridad del software que utilizan.</w:t>
-      </w:r>
-    </w:p>
-    <w:p>
-      <w:pPr>
-        <w:spacing w:before="0" w:after="0" w:line="360" w:lineRule="auto"/>
+        <w:t>Su importancia social se debe a que los ataques cibernéticos en Guatemala aumentaron en un 200 % en 2024 (Mastercard, 2025) y a que el marco legal continúa en discusión (RSM Guatemala, s. f.). Son beneficiarios directos los equipos de desarrollo y las gerencias de las empresas medianas y, beneficiarios indirectos, sus clientes y usuarios que tienen sus datos a merced de la seguridad del software que utilizan.</w:t>
+      </w:r>
+    </w:p>
+    <w:p>
+      <w:pPr>
+        <w:spacing w:after="0" w:line="360" w:lineRule="auto"/>
         <w:ind w:firstLine="340"/>
         <w:jc w:val="both"/>
         <w:rPr>
@@ -5095,12 +4852,22 @@
           <w:szCs w:val="24"/>
           <w:lang w:val="es-GT"/>
         </w:rPr>
-        <w:t xml:space="preserve">Desde el punto de vista teórico, el estudio aplica la teoría de los paradigmas (Kuhn, 2017) a un fenómeno de ingeniería de software, y evalúa si la resistencia a adoptar prácticas de desarrollo seguro se explica por la persistencia de un paradigma vigente. Asimismo, responde a la observación de que los factores relacionados con las personas se han estudiado menos que los tecnológicos (Rajapakse et al., 2022) y brinda evidencia empírica de un contexto no documentado en la literatura revisada.</w:t>
-      </w:r>
-    </w:p>
-    <w:p>
-      <w:pPr>
-        <w:spacing w:before="0" w:after="0" w:line="360" w:lineRule="auto"/>
+        <w:t xml:space="preserve">Desde el punto de vista teórico, el estudio aplica la teoría de los paradigmas (Kuhn, 2017) a un fenómeno de ingeniería de software, y evalúa si la resistencia a adoptar prácticas de desarrollo seguro se explica por la persistencia de un paradigma vigente. Asimismo, responde a la observación de que los factores relacionados con las personas se han estudiado menos que los tecnológicos </w:t>
+      </w:r>
+      <w:r>
+        <w:rPr>
+          <w:rFonts w:ascii="Arial" w:hAnsi="Arial" w:cs="Arial"/>
+          <w:sz w:val="24"/>
+          <w:szCs w:val="24"/>
+          <w:lang w:val="es-GT"/>
+        </w:rPr>
+        <w:lastRenderedPageBreak/>
+        <w:t>(Rajapakse et al., 2022) y brinda evidencia empírica de un contexto no documentado en la literatura revisada.</w:t>
+      </w:r>
+    </w:p>
+    <w:p>
+      <w:pPr>
+        <w:spacing w:after="0" w:line="360" w:lineRule="auto"/>
         <w:ind w:firstLine="340"/>
         <w:jc w:val="both"/>
         <w:rPr>
@@ -5115,12 +4882,12 @@
           <w:szCs w:val="24"/>
           <w:lang w:val="es-GT"/>
         </w:rPr>
-        <w:t xml:space="preserve">Desde lo metodológico, el estudio propone un instrumento que mide la adopción de prácticas con base en los cuatro grupos del SSDF (Souppaya et al., 2022) y las barreras agrupadas en personas, prácticas, herramientas, infraestructura y gobernanza (Ortega Ovalle, 2026; Rajapakse et al., 2022). Una vez que se haya validado mediante juicio de expertos y prueba piloto, el instrumento estará disponible para replicar la medición en otros contextos y periodos.</w:t>
-      </w:r>
-    </w:p>
-    <w:p>
-      <w:pPr>
-        <w:spacing w:before="0" w:after="0" w:line="360" w:lineRule="auto"/>
+        <w:t>Desde lo metodológico, el estudio propone un instrumento que mide la adopción de prácticas con base en los cuatro grupos del SSDF (Souppaya et al., 2022) y las barreras agrupadas en personas, prácticas, herramientas, infraestructura y gobernanza (Ortega Ovalle, 2026; Rajapakse et al., 2022). Una vez que se haya validado mediante juicio de expertos y prueba piloto, el instrumento estará disponible para replicar la medición en otros contextos y periodos.</w:t>
+      </w:r>
+    </w:p>
+    <w:p>
+      <w:pPr>
+        <w:spacing w:after="0" w:line="360" w:lineRule="auto"/>
         <w:ind w:firstLine="340"/>
         <w:jc w:val="both"/>
         <w:rPr>
@@ -5135,7 +4902,7 @@
           <w:szCs w:val="24"/>
           <w:lang w:val="es-GT"/>
         </w:rPr>
-        <w:t xml:space="preserve">En la práctica, los resultados guían decisiones concretas: qué capacitación priorizar, qué políticas establecer y qué herramientas incorporar primero según las barreras más frecuentes. Ofrecen, además, a las universidades y a las gerencias de tecnología, un diagnóstico local que hoy no existe, útil para diseñar programas de formación y planes de adopción gradual.</w:t>
+        <w:t>En la práctica, los resultados guían decisiones concretas: qué capacitación priorizar, qué políticas establecer y qué herramientas incorporar primero según las barreras más frecuentes. Ofrecen, además, a las universidades y a las gerencias de tecnología, un diagnóstico local que hoy no existe, útil para diseñar programas de formación y planes de adopción gradual.</w:t>
       </w:r>
     </w:p>
     <w:p>
@@ -5149,7 +4916,7 @@
           <w:lang w:val="es-GT"/>
         </w:rPr>
       </w:pPr>
-      <w:bookmarkStart w:id="216" w:name="_Toc800216"/>
+      <w:bookmarkStart w:id="16" w:name="_Toc242477871"/>
       <w:r>
         <w:rPr>
           <w:rFonts w:ascii="Arial" w:hAnsi="Arial" w:cs="Arial"/>
@@ -5158,13 +4925,13 @@
           <w:szCs w:val="28"/>
           <w:lang w:val="es-GT"/>
         </w:rPr>
-        <w:t xml:space="preserve">VIABILIDAD TÉCNICA Y CIENTÍFICA</w:t>
-      </w:r>
-      <w:bookmarkEnd w:id="216"/>
-    </w:p>
-    <w:p>
-      <w:pPr>
-        <w:spacing w:before="0" w:after="0" w:line="360" w:lineRule="auto"/>
+        <w:t>VIABILIDAD TÉCNICA Y CIENTÍFICA</w:t>
+      </w:r>
+      <w:bookmarkEnd w:id="16"/>
+    </w:p>
+    <w:p>
+      <w:pPr>
+        <w:spacing w:after="0" w:line="360" w:lineRule="auto"/>
         <w:ind w:firstLine="340"/>
         <w:jc w:val="both"/>
         <w:rPr>
@@ -5179,14 +4946,13 @@
           <w:szCs w:val="24"/>
           <w:lang w:val="es-GT"/>
         </w:rPr>
-        <w:t xml:space="preserve">Se utilizó la matriz de chequeo vista en clase (Tabla 4) para analizar la viabilidad, la cual fue ampliada con los factores de recursos económicos, base científica y riesgo de sobrealcance.</w:t>
+        <w:t>Se utilizó la matriz de chequeo vista en clase (Tabla 4) para analizar la viabilidad, la cual fue ampliada con los factores de recursos económicos, base científica y riesgo de sobrealcance.</w:t>
       </w:r>
     </w:p>
     <w:p>
       <w:pPr>
         <w:keepNext/>
         <w:spacing w:before="200" w:after="0" w:line="240" w:lineRule="auto"/>
-        <w:jc w:val="left"/>
         <w:rPr>
           <w:rFonts w:ascii="Arial" w:hAnsi="Arial" w:cs="Arial"/>
           <w:lang w:val="es-GT"/>
@@ -5196,18 +4962,15 @@
         <w:rPr>
           <w:rFonts w:ascii="Arial" w:hAnsi="Arial" w:cs="Arial"/>
           <w:b/>
-          <w:sz w:val="22"/>
-          <w:szCs w:val="22"/>
-          <w:lang w:val="es-GT"/>
-        </w:rPr>
-        <w:t xml:space="preserve">Tabla 4</w:t>
+          <w:lang w:val="es-GT"/>
+        </w:rPr>
+        <w:t>Tabla 4</w:t>
       </w:r>
     </w:p>
     <w:p>
       <w:pPr>
         <w:keepNext/>
-        <w:spacing w:before="0" w:after="60" w:line="240" w:lineRule="auto"/>
-        <w:jc w:val="left"/>
+        <w:spacing w:after="60" w:line="240" w:lineRule="auto"/>
         <w:rPr>
           <w:rFonts w:ascii="Arial" w:hAnsi="Arial" w:cs="Arial"/>
           <w:lang w:val="es-GT"/>
@@ -5217,11 +4980,9 @@
         <w:rPr>
           <w:rFonts w:ascii="Arial" w:hAnsi="Arial" w:cs="Arial"/>
           <w:i/>
-          <w:sz w:val="22"/>
-          <w:szCs w:val="22"/>
-          <w:lang w:val="es-GT"/>
-        </w:rPr>
-        <w:t xml:space="preserve">Matriz de chequeo de viabilidad</w:t>
+          <w:lang w:val="es-GT"/>
+        </w:rPr>
+        <w:t>Matriz de chequeo de viabilidad</w:t>
       </w:r>
     </w:p>
     <w:tbl>
@@ -5251,7 +5012,6 @@
           <w:p>
             <w:pPr>
               <w:spacing w:before="40" w:after="40" w:line="240" w:lineRule="auto"/>
-              <w:jc w:val="left"/>
               <w:rPr>
                 <w:rFonts w:ascii="Arial" w:hAnsi="Arial" w:cs="Arial"/>
                 <w:lang w:val="es-GT"/>
@@ -5265,7 +5025,7 @@
                 <w:szCs w:val="20"/>
                 <w:lang w:val="es-GT"/>
               </w:rPr>
-              <w:t xml:space="preserve">Factor</w:t>
+              <w:t>Factor</w:t>
             </w:r>
           </w:p>
         </w:tc>
@@ -5280,7 +5040,6 @@
           <w:p>
             <w:pPr>
               <w:spacing w:before="40" w:after="40" w:line="240" w:lineRule="auto"/>
-              <w:jc w:val="left"/>
               <w:rPr>
                 <w:rFonts w:ascii="Arial" w:hAnsi="Arial" w:cs="Arial"/>
                 <w:lang w:val="es-GT"/>
@@ -5294,7 +5053,7 @@
                 <w:szCs w:val="20"/>
                 <w:lang w:val="es-GT"/>
               </w:rPr>
-              <w:t xml:space="preserve">Pregunta clave</w:t>
+              <w:t>Pregunta clave</w:t>
             </w:r>
           </w:p>
         </w:tc>
@@ -5309,7 +5068,6 @@
           <w:p>
             <w:pPr>
               <w:spacing w:before="40" w:after="40" w:line="240" w:lineRule="auto"/>
-              <w:jc w:val="left"/>
               <w:rPr>
                 <w:rFonts w:ascii="Arial" w:hAnsi="Arial" w:cs="Arial"/>
                 <w:lang w:val="es-GT"/>
@@ -5323,7 +5081,7 @@
                 <w:szCs w:val="20"/>
                 <w:lang w:val="es-GT"/>
               </w:rPr>
-              <w:t xml:space="preserve">Valoración</w:t>
+              <w:t>Valoración</w:t>
             </w:r>
           </w:p>
         </w:tc>
@@ -5339,7 +5097,6 @@
           <w:p>
             <w:pPr>
               <w:spacing w:before="40" w:after="40" w:line="240" w:lineRule="auto"/>
-              <w:jc w:val="left"/>
               <w:rPr>
                 <w:rFonts w:ascii="Arial" w:hAnsi="Arial" w:cs="Arial"/>
                 <w:lang w:val="es-GT"/>
@@ -5352,7 +5109,7 @@
                 <w:szCs w:val="20"/>
                 <w:lang w:val="es-GT"/>
               </w:rPr>
-              <w:t xml:space="preserve">Tiempo</w:t>
+              <w:t>Tiempo</w:t>
             </w:r>
           </w:p>
         </w:tc>
@@ -5363,7 +5120,6 @@
           <w:p>
             <w:pPr>
               <w:spacing w:before="40" w:after="40" w:line="240" w:lineRule="auto"/>
-              <w:jc w:val="left"/>
               <w:rPr>
                 <w:rFonts w:ascii="Arial" w:hAnsi="Arial" w:cs="Arial"/>
                 <w:lang w:val="es-GT"/>
@@ -5376,7 +5132,7 @@
                 <w:szCs w:val="20"/>
                 <w:lang w:val="es-GT"/>
               </w:rPr>
-              <w:t xml:space="preserve">¿Alcanza el plazo para el trabajo de campo?</w:t>
+              <w:t>¿Alcanza el plazo para el trabajo de campo?</w:t>
             </w:r>
           </w:p>
         </w:tc>
@@ -5387,7 +5143,6 @@
           <w:p>
             <w:pPr>
               <w:spacing w:before="40" w:after="40" w:line="240" w:lineRule="auto"/>
-              <w:jc w:val="left"/>
               <w:rPr>
                 <w:rFonts w:ascii="Arial" w:hAnsi="Arial" w:cs="Arial"/>
                 <w:lang w:val="es-GT"/>
@@ -5400,7 +5155,7 @@
                 <w:szCs w:val="20"/>
                 <w:lang w:val="es-GT"/>
               </w:rPr>
-              <w:t xml:space="preserve">Viable. El cronograma del curso prevé la recolección de datos entre abril y agosto de 2027, tiempo suficiente para una encuesta y entrevistas breves.</w:t>
+              <w:t>Viable. El cronograma del curso prevé la recolección de datos entre abril y agosto de 2027, tiempo suficiente para una encuesta y entrevistas breves.</w:t>
             </w:r>
           </w:p>
         </w:tc>
@@ -5416,7 +5171,6 @@
           <w:p>
             <w:pPr>
               <w:spacing w:before="40" w:after="40" w:line="240" w:lineRule="auto"/>
-              <w:jc w:val="left"/>
               <w:rPr>
                 <w:rFonts w:ascii="Arial" w:hAnsi="Arial" w:cs="Arial"/>
                 <w:lang w:val="es-GT"/>
@@ -5429,7 +5183,7 @@
                 <w:szCs w:val="20"/>
                 <w:lang w:val="es-GT"/>
               </w:rPr>
-              <w:t xml:space="preserve">Competencias técnicas</w:t>
+              <w:t>Competencias técnicas</w:t>
             </w:r>
           </w:p>
         </w:tc>
@@ -5440,7 +5194,6 @@
           <w:p>
             <w:pPr>
               <w:spacing w:before="40" w:after="40" w:line="240" w:lineRule="auto"/>
-              <w:jc w:val="left"/>
               <w:rPr>
                 <w:rFonts w:ascii="Arial" w:hAnsi="Arial" w:cs="Arial"/>
                 <w:lang w:val="es-GT"/>
@@ -5453,7 +5206,7 @@
                 <w:szCs w:val="20"/>
                 <w:lang w:val="es-GT"/>
               </w:rPr>
-              <w:t xml:space="preserve">¿El investigador domina el tema y las herramientas?</w:t>
+              <w:t>¿El investigador domina el tema y las herramientas?</w:t>
             </w:r>
           </w:p>
         </w:tc>
@@ -5464,7 +5217,6 @@
           <w:p>
             <w:pPr>
               <w:spacing w:before="40" w:after="40" w:line="240" w:lineRule="auto"/>
-              <w:jc w:val="left"/>
               <w:rPr>
                 <w:rFonts w:ascii="Arial" w:hAnsi="Arial" w:cs="Arial"/>
                 <w:lang w:val="es-GT"/>
@@ -5477,7 +5229,7 @@
                 <w:szCs w:val="20"/>
                 <w:lang w:val="es-GT"/>
               </w:rPr>
-              <w:t xml:space="preserve">Viable. El autor cursó Seguridad en Aplicaciones, que incluyó modelado de amenazas y desarrollo seguro.</w:t>
+              <w:t>Viable. El autor cursó Seguridad en Aplicaciones, que incluyó modelado de amenazas y desarrollo seguro.</w:t>
             </w:r>
           </w:p>
         </w:tc>
@@ -5493,7 +5245,6 @@
           <w:p>
             <w:pPr>
               <w:spacing w:before="40" w:after="40" w:line="240" w:lineRule="auto"/>
-              <w:jc w:val="left"/>
               <w:rPr>
                 <w:rFonts w:ascii="Arial" w:hAnsi="Arial" w:cs="Arial"/>
                 <w:lang w:val="es-GT"/>
@@ -5506,7 +5257,7 @@
                 <w:szCs w:val="20"/>
                 <w:lang w:val="es-GT"/>
               </w:rPr>
-              <w:t xml:space="preserve">Acceso a participantes</w:t>
+              <w:t>Acceso a participantes</w:t>
             </w:r>
           </w:p>
         </w:tc>
@@ -5517,7 +5268,6 @@
           <w:p>
             <w:pPr>
               <w:spacing w:before="40" w:after="40" w:line="240" w:lineRule="auto"/>
-              <w:jc w:val="left"/>
               <w:rPr>
                 <w:rFonts w:ascii="Arial" w:hAnsi="Arial" w:cs="Arial"/>
                 <w:lang w:val="es-GT"/>
@@ -5530,7 +5280,7 @@
                 <w:szCs w:val="20"/>
                 <w:lang w:val="es-GT"/>
               </w:rPr>
-              <w:t xml:space="preserve">¿Existen cartas de autorización y permisos institucionales?</w:t>
+              <w:t>¿Existen cartas de autorización y permisos institucionales?</w:t>
             </w:r>
           </w:p>
         </w:tc>
@@ -5541,7 +5291,6 @@
           <w:p>
             <w:pPr>
               <w:spacing w:before="40" w:after="40" w:line="240" w:lineRule="auto"/>
-              <w:jc w:val="left"/>
               <w:rPr>
                 <w:rFonts w:ascii="Arial" w:hAnsi="Arial" w:cs="Arial"/>
                 <w:lang w:val="es-GT"/>
@@ -5554,7 +5303,7 @@
                 <w:szCs w:val="20"/>
                 <w:lang w:val="es-GT"/>
               </w:rPr>
-              <w:t xml:space="preserve">Condicionada. Requiere autorización de las empresas; se mitiga con participación voluntaria y anónima mediante comunidades profesionales.</w:t>
+              <w:t>Condicionada. Requiere autorización de las empresas; se mitiga con participación voluntaria y anónima mediante comunidades profesionales.</w:t>
             </w:r>
           </w:p>
         </w:tc>
@@ -5570,7 +5319,6 @@
           <w:p>
             <w:pPr>
               <w:spacing w:before="40" w:after="40" w:line="240" w:lineRule="auto"/>
-              <w:jc w:val="left"/>
               <w:rPr>
                 <w:rFonts w:ascii="Arial" w:hAnsi="Arial" w:cs="Arial"/>
                 <w:lang w:val="es-GT"/>
@@ -5583,7 +5331,7 @@
                 <w:szCs w:val="20"/>
                 <w:lang w:val="es-GT"/>
               </w:rPr>
-              <w:t xml:space="preserve">Ética e integridad</w:t>
+              <w:t>Ética e integridad</w:t>
             </w:r>
           </w:p>
         </w:tc>
@@ -5594,7 +5342,6 @@
           <w:p>
             <w:pPr>
               <w:spacing w:before="40" w:after="40" w:line="240" w:lineRule="auto"/>
-              <w:jc w:val="left"/>
               <w:rPr>
                 <w:rFonts w:ascii="Arial" w:hAnsi="Arial" w:cs="Arial"/>
                 <w:lang w:val="es-GT"/>
@@ -5607,7 +5354,7 @@
                 <w:szCs w:val="20"/>
                 <w:lang w:val="es-GT"/>
               </w:rPr>
-              <w:t xml:space="preserve">¿Se vulneran derechos de los participantes?</w:t>
+              <w:t>¿Se vulneran derechos de los participantes?</w:t>
             </w:r>
           </w:p>
         </w:tc>
@@ -5618,7 +5365,6 @@
           <w:p>
             <w:pPr>
               <w:spacing w:before="40" w:after="40" w:line="240" w:lineRule="auto"/>
-              <w:jc w:val="left"/>
               <w:rPr>
                 <w:rFonts w:ascii="Arial" w:hAnsi="Arial" w:cs="Arial"/>
                 <w:lang w:val="es-GT"/>
@@ -5631,7 +5377,7 @@
                 <w:szCs w:val="20"/>
                 <w:lang w:val="es-GT"/>
               </w:rPr>
-              <w:t xml:space="preserve">Viable. Se prevé consentimiento informado, anonimato, almacenamiento seguro y ninguna recolección de código ni de vulnerabilidades.</w:t>
+              <w:t>Viable. Se prevé consentimiento informado, anonimato, almacenamiento seguro y ninguna recolección de código ni de vulnerabilidades.</w:t>
             </w:r>
           </w:p>
         </w:tc>
@@ -5647,7 +5393,6 @@
           <w:p>
             <w:pPr>
               <w:spacing w:before="40" w:after="40" w:line="240" w:lineRule="auto"/>
-              <w:jc w:val="left"/>
               <w:rPr>
                 <w:rFonts w:ascii="Arial" w:hAnsi="Arial" w:cs="Arial"/>
                 <w:lang w:val="es-GT"/>
@@ -5660,7 +5405,7 @@
                 <w:szCs w:val="20"/>
                 <w:lang w:val="es-GT"/>
               </w:rPr>
-              <w:t xml:space="preserve">Recursos económicos</w:t>
+              <w:t>Recursos económicos</w:t>
             </w:r>
           </w:p>
         </w:tc>
@@ -5671,7 +5416,6 @@
           <w:p>
             <w:pPr>
               <w:spacing w:before="40" w:after="40" w:line="240" w:lineRule="auto"/>
-              <w:jc w:val="left"/>
               <w:rPr>
                 <w:rFonts w:ascii="Arial" w:hAnsi="Arial" w:cs="Arial"/>
                 <w:lang w:val="es-GT"/>
@@ -5684,7 +5428,7 @@
                 <w:szCs w:val="20"/>
                 <w:lang w:val="es-GT"/>
               </w:rPr>
-              <w:t xml:space="preserve">¿Existe financiamiento para el proceso completo?</w:t>
+              <w:t>¿Existe financiamiento para el proceso completo?</w:t>
             </w:r>
           </w:p>
         </w:tc>
@@ -5695,7 +5439,6 @@
           <w:p>
             <w:pPr>
               <w:spacing w:before="40" w:after="40" w:line="240" w:lineRule="auto"/>
-              <w:jc w:val="left"/>
               <w:rPr>
                 <w:rFonts w:ascii="Arial" w:hAnsi="Arial" w:cs="Arial"/>
                 <w:lang w:val="es-GT"/>
@@ -5708,7 +5451,7 @@
                 <w:szCs w:val="20"/>
                 <w:lang w:val="es-GT"/>
               </w:rPr>
-              <w:t xml:space="preserve">Viable. Se usan herramientas gratuitas de encuesta y análisis, sin gastos de traslado.</w:t>
+              <w:t>Viable. Se usan herramientas gratuitas de encuesta y análisis, sin gastos de traslado.</w:t>
             </w:r>
           </w:p>
         </w:tc>
@@ -5724,7 +5467,6 @@
           <w:p>
             <w:pPr>
               <w:spacing w:before="40" w:after="40" w:line="240" w:lineRule="auto"/>
-              <w:jc w:val="left"/>
               <w:rPr>
                 <w:rFonts w:ascii="Arial" w:hAnsi="Arial" w:cs="Arial"/>
                 <w:lang w:val="es-GT"/>
@@ -5737,7 +5479,8 @@
                 <w:szCs w:val="20"/>
                 <w:lang w:val="es-GT"/>
               </w:rPr>
-              <w:t xml:space="preserve">Base científica</w:t>
+              <w:lastRenderedPageBreak/>
+              <w:t>Base científica</w:t>
             </w:r>
           </w:p>
         </w:tc>
@@ -5748,7 +5491,6 @@
           <w:p>
             <w:pPr>
               <w:spacing w:before="40" w:after="40" w:line="240" w:lineRule="auto"/>
-              <w:jc w:val="left"/>
               <w:rPr>
                 <w:rFonts w:ascii="Arial" w:hAnsi="Arial" w:cs="Arial"/>
                 <w:lang w:val="es-GT"/>
@@ -5761,7 +5503,7 @@
                 <w:szCs w:val="20"/>
                 <w:lang w:val="es-GT"/>
               </w:rPr>
-              <w:t xml:space="preserve">¿Existen marco teórico y literatura de apoyo?</w:t>
+              <w:t>¿Existen marco teórico y literatura de apoyo?</w:t>
             </w:r>
           </w:p>
         </w:tc>
@@ -5772,7 +5514,6 @@
           <w:p>
             <w:pPr>
               <w:spacing w:before="40" w:after="40" w:line="240" w:lineRule="auto"/>
-              <w:jc w:val="left"/>
               <w:rPr>
                 <w:rFonts w:ascii="Arial" w:hAnsi="Arial" w:cs="Arial"/>
                 <w:lang w:val="es-GT"/>
@@ -5785,7 +5526,7 @@
                 <w:szCs w:val="20"/>
                 <w:lang w:val="es-GT"/>
               </w:rPr>
-              <w:t xml:space="preserve">Viable. Se dispone del SSDF, revisiones sistemáticas sobre adopción (Rajapakse et al., 2022) y la teoría de los paradigmas (Kuhn, 2017).</w:t>
+              <w:t>Viable. Se dispone del SSDF, revisiones sistemáticas sobre adopción (Rajapakse et al., 2022) y la teoría de los paradigmas (Kuhn, 2017).</w:t>
             </w:r>
           </w:p>
         </w:tc>
@@ -5804,7 +5545,6 @@
           <w:p>
             <w:pPr>
               <w:spacing w:before="40" w:after="40" w:line="240" w:lineRule="auto"/>
-              <w:jc w:val="left"/>
               <w:rPr>
                 <w:rFonts w:ascii="Arial" w:hAnsi="Arial" w:cs="Arial"/>
                 <w:lang w:val="es-GT"/>
@@ -5817,7 +5557,7 @@
                 <w:szCs w:val="20"/>
                 <w:lang w:val="es-GT"/>
               </w:rPr>
-              <w:t xml:space="preserve">Riesgo de sobrealcance</w:t>
+              <w:t>Riesgo de sobrealcance</w:t>
             </w:r>
           </w:p>
         </w:tc>
@@ -5831,7 +5571,6 @@
           <w:p>
             <w:pPr>
               <w:spacing w:before="40" w:after="40" w:line="240" w:lineRule="auto"/>
-              <w:jc w:val="left"/>
               <w:rPr>
                 <w:rFonts w:ascii="Arial" w:hAnsi="Arial" w:cs="Arial"/>
                 <w:lang w:val="es-GT"/>
@@ -5844,7 +5583,7 @@
                 <w:szCs w:val="20"/>
                 <w:lang w:val="es-GT"/>
               </w:rPr>
-              <w:t xml:space="preserve">¿El alcance puede completarse?</w:t>
+              <w:t>¿El alcance puede completarse?</w:t>
             </w:r>
           </w:p>
         </w:tc>
@@ -5858,7 +5597,6 @@
           <w:p>
             <w:pPr>
               <w:spacing w:before="40" w:after="40" w:line="240" w:lineRule="auto"/>
-              <w:jc w:val="left"/>
               <w:rPr>
                 <w:rFonts w:ascii="Arial" w:hAnsi="Arial" w:cs="Arial"/>
                 <w:lang w:val="es-GT"/>
@@ -5871,7 +5609,7 @@
                 <w:szCs w:val="20"/>
                 <w:lang w:val="es-GT"/>
               </w:rPr>
-              <w:t xml:space="preserve">Controlado. El estudio se limita a una ciudad, un periodo y una población acotados.</w:t>
+              <w:t>Controlado. El estudio se limita a una ciudad, un periodo y una población acotados.</w:t>
             </w:r>
           </w:p>
         </w:tc>
@@ -5880,7 +5618,6 @@
     <w:p>
       <w:pPr>
         <w:spacing w:before="60" w:after="200" w:line="240" w:lineRule="auto"/>
-        <w:jc w:val="left"/>
         <w:rPr>
           <w:rFonts w:ascii="Arial" w:hAnsi="Arial" w:cs="Arial"/>
           <w:lang w:val="es-GT"/>
@@ -5903,12 +5640,12 @@
           <w:szCs w:val="20"/>
           <w:lang w:val="es-GT"/>
         </w:rPr>
-        <w:t xml:space="preserve">Elaboración propia con base en la matriz de chequeo de viabilidad de la Sesión 2 del curso.</w:t>
-      </w:r>
-    </w:p>
-    <w:p>
-      <w:pPr>
-        <w:spacing w:before="0" w:after="0" w:line="360" w:lineRule="auto"/>
+        <w:t>Elaboración propia con base en la matriz de chequeo de viabilidad de la Sesión 2 del curso.</w:t>
+      </w:r>
+    </w:p>
+    <w:p>
+      <w:pPr>
+        <w:spacing w:after="0" w:line="360" w:lineRule="auto"/>
         <w:ind w:firstLine="340"/>
         <w:jc w:val="both"/>
         <w:rPr>
@@ -5923,7 +5660,7 @@
           <w:szCs w:val="24"/>
           <w:lang w:val="es-GT"/>
         </w:rPr>
-        <w:t xml:space="preserve">El estudio en conjunto es técnicamente y científicamente viable. El único factor condicionado es el acceso a los participantes y se atiende con una estrategia de participación voluntaria.</w:t>
+        <w:t>El estudio en conjunto es técnicamente y científicamente viable. El único factor condicionado es el acceso a los participantes y se atiende con una estrategia de participación voluntaria.</w:t>
       </w:r>
     </w:p>
     <w:p>
@@ -5937,7 +5674,7 @@
           <w:lang w:val="es-GT"/>
         </w:rPr>
       </w:pPr>
-      <w:bookmarkStart w:id="217" w:name="_Toc800217"/>
+      <w:bookmarkStart w:id="17" w:name="_Toc242477872"/>
       <w:r>
         <w:rPr>
           <w:rFonts w:ascii="Arial" w:hAnsi="Arial" w:cs="Arial"/>
@@ -5946,13 +5683,13 @@
           <w:szCs w:val="28"/>
           <w:lang w:val="es-GT"/>
         </w:rPr>
-        <w:t xml:space="preserve">CONCLUSIONES</w:t>
-      </w:r>
-      <w:bookmarkEnd w:id="217"/>
-    </w:p>
-    <w:p>
-      <w:pPr>
-        <w:spacing w:before="0" w:after="0" w:line="360" w:lineRule="auto"/>
+        <w:t>CONCLUSIONES</w:t>
+      </w:r>
+      <w:bookmarkEnd w:id="17"/>
+    </w:p>
+    <w:p>
+      <w:pPr>
+        <w:spacing w:after="0" w:line="360" w:lineRule="auto"/>
         <w:ind w:left="720" w:hanging="360"/>
         <w:jc w:val="both"/>
         <w:rPr>
@@ -5967,21 +5704,12 @@
           <w:szCs w:val="24"/>
           <w:lang w:val="es-GT"/>
         </w:rPr>
-        <w:t xml:space="preserve">1. </w:t>
-      </w:r>
-      <w:r>
-        <w:rPr>
-          <w:rFonts w:ascii="Arial" w:hAnsi="Arial" w:cs="Arial"/>
-          <w:sz w:val="24"/>
-          <w:szCs w:val="24"/>
-          <w:lang w:val="es-GT"/>
-        </w:rPr>
-        <w:t xml:space="preserve">La evidencia internacional muestra que corregir fallas después del despliegue es lento y costoso, lo que respalda la necesidad de integrar la seguridad desde el diseño (Veracode, 2026; Verizon, 2026).</w:t>
-      </w:r>
-    </w:p>
-    <w:p>
-      <w:pPr>
-        <w:spacing w:before="0" w:after="0" w:line="360" w:lineRule="auto"/>
+        <w:t>1. La evidencia internacional muestra que corregir fallas después del despliegue es lento y costoso, lo que respalda la necesidad de integrar la seguridad desde el diseño (Veracode, 2026; Verizon, 2026).</w:t>
+      </w:r>
+    </w:p>
+    <w:p>
+      <w:pPr>
+        <w:spacing w:after="0" w:line="360" w:lineRule="auto"/>
         <w:ind w:left="720" w:hanging="360"/>
         <w:jc w:val="both"/>
         <w:rPr>
@@ -5996,21 +5724,12 @@
           <w:szCs w:val="24"/>
           <w:lang w:val="es-GT"/>
         </w:rPr>
-        <w:t xml:space="preserve">2. </w:t>
-      </w:r>
-      <w:r>
-        <w:rPr>
-          <w:rFonts w:ascii="Arial" w:hAnsi="Arial" w:cs="Arial"/>
-          <w:sz w:val="24"/>
-          <w:szCs w:val="24"/>
-          <w:lang w:val="es-GT"/>
-        </w:rPr>
-        <w:t xml:space="preserve">En Guatemala no se localizaron estudios sobre la adopción de prácticas de seguridad en equipos de desarrollo de empresas medianas, por lo que existe una brecha de conocimiento que el estudio propuesto busca atender.</w:t>
-      </w:r>
-    </w:p>
-    <w:p>
-      <w:pPr>
-        <w:spacing w:before="0" w:after="0" w:line="360" w:lineRule="auto"/>
+        <w:t>2. En Guatemala no se localizaron estudios sobre la adopción de prácticas de seguridad en equipos de desarrollo de empresas medianas, por lo que existe una brecha de conocimiento que el estudio propuesto busca atender.</w:t>
+      </w:r>
+    </w:p>
+    <w:p>
+      <w:pPr>
+        <w:spacing w:after="0" w:line="360" w:lineRule="auto"/>
         <w:ind w:left="720" w:hanging="360"/>
         <w:jc w:val="both"/>
         <w:rPr>
@@ -6025,21 +5744,12 @@
           <w:szCs w:val="24"/>
           <w:lang w:val="es-GT"/>
         </w:rPr>
-        <w:t xml:space="preserve">3. </w:t>
-      </w:r>
-      <w:r>
-        <w:rPr>
-          <w:rFonts w:ascii="Arial" w:hAnsi="Arial" w:cs="Arial"/>
-          <w:sz w:val="24"/>
-          <w:szCs w:val="24"/>
-          <w:lang w:val="es-GT"/>
-        </w:rPr>
-        <w:t xml:space="preserve">La teoría de los paradigmas ofrece una lectura útil del fenómeno, pero debe tratarse como una analogía y contrastarse con datos locales (Kuhn, 2017).</w:t>
-      </w:r>
-    </w:p>
-    <w:p>
-      <w:pPr>
-        <w:spacing w:before="0" w:after="0" w:line="360" w:lineRule="auto"/>
+        <w:t>3. La teoría de los paradigmas ofrece una lectura útil del fenómeno, pero debe tratarse como una analogía y contrastarse con datos locales (Kuhn, 2017).</w:t>
+      </w:r>
+    </w:p>
+    <w:p>
+      <w:pPr>
+        <w:spacing w:after="0" w:line="360" w:lineRule="auto"/>
         <w:ind w:left="720" w:hanging="360"/>
         <w:jc w:val="both"/>
         <w:rPr>
@@ -6054,16 +5764,7 @@
           <w:szCs w:val="24"/>
           <w:lang w:val="es-GT"/>
         </w:rPr>
-        <w:t xml:space="preserve">4. </w:t>
-      </w:r>
-      <w:r>
-        <w:rPr>
-          <w:rFonts w:ascii="Arial" w:hAnsi="Arial" w:cs="Arial"/>
-          <w:sz w:val="24"/>
-          <w:szCs w:val="24"/>
-          <w:lang w:val="es-GT"/>
-        </w:rPr>
-        <w:t xml:space="preserve">El estudio planteado es viable técnica y científicamente; el acceso a los participantes es el único factor condicionado.</w:t>
+        <w:t>4. El estudio planteado es viable técnica y científicamente; el acceso a los participantes es el único factor condicionado.</w:t>
       </w:r>
     </w:p>
     <w:p>
@@ -6077,7 +5778,7 @@
           <w:lang w:val="es-GT"/>
         </w:rPr>
       </w:pPr>
-      <w:bookmarkStart w:id="218" w:name="_Toc800218"/>
+      <w:bookmarkStart w:id="18" w:name="_Toc242477873"/>
       <w:r>
         <w:rPr>
           <w:rFonts w:ascii="Arial" w:hAnsi="Arial" w:cs="Arial"/>
@@ -6086,13 +5787,13 @@
           <w:szCs w:val="28"/>
           <w:lang w:val="es-GT"/>
         </w:rPr>
-        <w:t xml:space="preserve">RECOMENDACIONES</w:t>
-      </w:r>
-      <w:bookmarkEnd w:id="218"/>
-    </w:p>
-    <w:p>
-      <w:pPr>
-        <w:spacing w:before="0" w:after="0" w:line="360" w:lineRule="auto"/>
+        <w:t>RECOMENDACIONES</w:t>
+      </w:r>
+      <w:bookmarkEnd w:id="18"/>
+    </w:p>
+    <w:p>
+      <w:pPr>
+        <w:spacing w:after="0" w:line="360" w:lineRule="auto"/>
         <w:ind w:left="720" w:hanging="360"/>
         <w:jc w:val="both"/>
         <w:rPr>
@@ -6107,21 +5808,12 @@
           <w:szCs w:val="24"/>
           <w:lang w:val="es-GT"/>
         </w:rPr>
-        <w:t xml:space="preserve">1. </w:t>
-      </w:r>
-      <w:r>
-        <w:rPr>
-          <w:rFonts w:ascii="Arial" w:hAnsi="Arial" w:cs="Arial"/>
-          <w:sz w:val="24"/>
-          <w:szCs w:val="24"/>
-          <w:lang w:val="es-GT"/>
-        </w:rPr>
-        <w:t xml:space="preserve">Validar el instrumento con juicio de expertos y una prueba piloto antes de la recolección de datos.</w:t>
-      </w:r>
-    </w:p>
-    <w:p>
-      <w:pPr>
-        <w:spacing w:before="0" w:after="0" w:line="360" w:lineRule="auto"/>
+        <w:t>1. Validar el instrumento con juicio de expertos y una prueba piloto antes de la recolección de datos.</w:t>
+      </w:r>
+    </w:p>
+    <w:p>
+      <w:pPr>
+        <w:spacing w:after="0" w:line="360" w:lineRule="auto"/>
         <w:ind w:left="720" w:hanging="360"/>
         <w:jc w:val="both"/>
         <w:rPr>
@@ -6136,21 +5828,12 @@
           <w:szCs w:val="24"/>
           <w:lang w:val="es-GT"/>
         </w:rPr>
-        <w:t xml:space="preserve">2. </w:t>
-      </w:r>
-      <w:r>
-        <w:rPr>
-          <w:rFonts w:ascii="Arial" w:hAnsi="Arial" w:cs="Arial"/>
-          <w:sz w:val="24"/>
-          <w:szCs w:val="24"/>
-          <w:lang w:val="es-GT"/>
-        </w:rPr>
-        <w:t xml:space="preserve">Gestionar con anticipación las autorizaciones de las empresas y garantizar el anonimato de los participantes.</w:t>
-      </w:r>
-    </w:p>
-    <w:p>
-      <w:pPr>
-        <w:spacing w:before="0" w:after="0" w:line="360" w:lineRule="auto"/>
+        <w:t>2. Gestionar con anticipación las autorizaciones de las empresas y garantizar el anonimato de los participantes.</w:t>
+      </w:r>
+    </w:p>
+    <w:p>
+      <w:pPr>
+        <w:spacing w:after="0" w:line="360" w:lineRule="auto"/>
         <w:ind w:left="720" w:hanging="360"/>
         <w:jc w:val="both"/>
         <w:rPr>
@@ -6165,21 +5848,12 @@
           <w:szCs w:val="24"/>
           <w:lang w:val="es-GT"/>
         </w:rPr>
-        <w:t xml:space="preserve">3. </w:t>
-      </w:r>
-      <w:r>
-        <w:rPr>
-          <w:rFonts w:ascii="Arial" w:hAnsi="Arial" w:cs="Arial"/>
-          <w:sz w:val="24"/>
-          <w:szCs w:val="24"/>
-          <w:lang w:val="es-GT"/>
-        </w:rPr>
-        <w:t xml:space="preserve">Contrastar en el estudio las causas y los efectos del árbol de problemas, que se presentan como hipótesis por contrastar.</w:t>
-      </w:r>
-    </w:p>
-    <w:p>
-      <w:pPr>
-        <w:spacing w:before="0" w:after="0" w:line="360" w:lineRule="auto"/>
+        <w:t>3. Contrastar en el estudio las causas y los efectos del árbol de problemas, que se presentan como hipótesis por contrastar.</w:t>
+      </w:r>
+    </w:p>
+    <w:p>
+      <w:pPr>
+        <w:spacing w:after="0" w:line="360" w:lineRule="auto"/>
         <w:ind w:left="720" w:hanging="360"/>
         <w:jc w:val="both"/>
         <w:rPr>
@@ -6194,16 +5868,7 @@
           <w:szCs w:val="24"/>
           <w:lang w:val="es-GT"/>
         </w:rPr>
-        <w:t xml:space="preserve">4. </w:t>
-      </w:r>
-      <w:r>
-        <w:rPr>
-          <w:rFonts w:ascii="Arial" w:hAnsi="Arial" w:cs="Arial"/>
-          <w:sz w:val="24"/>
-          <w:szCs w:val="24"/>
-          <w:lang w:val="es-GT"/>
-        </w:rPr>
-        <w:t xml:space="preserve">Definir en el anteproyecto el criterio numérico para considerar a una empresa como mediana.</w:t>
+        <w:t>4. Definir en el anteproyecto el criterio numérico para considerar a una empresa como mediana.</w:t>
       </w:r>
     </w:p>
     <w:p>
@@ -6218,7 +5883,7 @@
           <w:lang w:val="es-GT"/>
         </w:rPr>
       </w:pPr>
-      <w:bookmarkStart w:id="219" w:name="_Toc800219"/>
+      <w:bookmarkStart w:id="19" w:name="_Toc242477874"/>
       <w:r>
         <w:rPr>
           <w:rFonts w:ascii="Arial" w:hAnsi="Arial" w:cs="Arial"/>
@@ -6227,15 +5892,15 @@
           <w:szCs w:val="28"/>
           <w:lang w:val="es-GT"/>
         </w:rPr>
-        <w:t xml:space="preserve">REFERENCIAS</w:t>
-      </w:r>
-      <w:bookmarkEnd w:id="219"/>
-    </w:p>
-    <w:p>
-      <w:pPr>
-        <w:spacing w:before="0" w:after="0" w:line="360" w:lineRule="auto"/>
+        <w:lastRenderedPageBreak/>
+        <w:t>REFERENCIAS</w:t>
+      </w:r>
+      <w:bookmarkEnd w:id="19"/>
+    </w:p>
+    <w:p>
+      <w:pPr>
+        <w:spacing w:after="0" w:line="360" w:lineRule="auto"/>
         <w:ind w:left="720" w:hanging="720"/>
-        <w:jc w:val="left"/>
         <w:rPr>
           <w:rFonts w:ascii="Arial" w:hAnsi="Arial" w:cs="Arial"/>
           <w:lang w:val="es-GT"/>
@@ -6258,34 +5923,33 @@
           <w:szCs w:val="24"/>
           <w:lang w:val="es-GT"/>
         </w:rPr>
-        <w:t xml:space="preserve">Epistemología y fundamentos de la investigación científica</w:t>
-      </w:r>
-      <w:r>
-        <w:rPr>
-          <w:rFonts w:ascii="Arial" w:hAnsi="Arial" w:cs="Arial"/>
-          <w:sz w:val="24"/>
-          <w:szCs w:val="24"/>
-          <w:lang w:val="es-GT"/>
-        </w:rPr>
-        <w:t xml:space="preserve">. Cengage Learning; Universidad Técnica Particular de Loja.</w:t>
-      </w:r>
-    </w:p>
-    <w:p>
-      <w:pPr>
-        <w:spacing w:before="0" w:after="0" w:line="360" w:lineRule="auto"/>
+        <w:t>Epistemología y fundamentos de la investigación científica</w:t>
+      </w:r>
+      <w:r>
+        <w:rPr>
+          <w:rFonts w:ascii="Arial" w:hAnsi="Arial" w:cs="Arial"/>
+          <w:sz w:val="24"/>
+          <w:szCs w:val="24"/>
+          <w:lang w:val="es-GT"/>
+        </w:rPr>
+        <w:t>. Cengage Learning; Universidad Técnica Particular de Loja.</w:t>
+      </w:r>
+    </w:p>
+    <w:p>
+      <w:pPr>
+        <w:spacing w:after="0" w:line="360" w:lineRule="auto"/>
         <w:ind w:left="720" w:hanging="720"/>
-        <w:jc w:val="left"/>
-        <w:rPr>
-          <w:rFonts w:ascii="Arial" w:hAnsi="Arial" w:cs="Arial"/>
-          <w:lang w:val="es-GT"/>
-        </w:rPr>
-      </w:pPr>
-      <w:r>
-        <w:rPr>
-          <w:rFonts w:ascii="Arial" w:hAnsi="Arial" w:cs="Arial"/>
-          <w:sz w:val="24"/>
-          <w:szCs w:val="24"/>
-          <w:lang w:val="es-GT"/>
+        <w:rPr>
+          <w:rFonts w:ascii="Arial" w:hAnsi="Arial" w:cs="Arial"/>
+          <w:lang w:val="en-US"/>
+        </w:rPr>
+      </w:pPr>
+      <w:r>
+        <w:rPr>
+          <w:rFonts w:ascii="Arial" w:hAnsi="Arial" w:cs="Arial"/>
+          <w:sz w:val="24"/>
+          <w:szCs w:val="24"/>
+          <w:lang w:val="en-US"/>
         </w:rPr>
         <w:t xml:space="preserve">IBM. (2026). </w:t>
       </w:r>
@@ -6295,25 +5959,24 @@
           <w:i/>
           <w:sz w:val="24"/>
           <w:szCs w:val="24"/>
-          <w:lang w:val="es-GT"/>
-        </w:rPr>
-        <w:t xml:space="preserve">Cost of a data breach report 2026</w:t>
-      </w:r>
-      <w:r>
-        <w:rPr>
-          <w:rFonts w:ascii="Arial" w:hAnsi="Arial" w:cs="Arial"/>
-          <w:sz w:val="24"/>
-          <w:szCs w:val="24"/>
-          <w:lang w:val="es-GT"/>
-        </w:rPr>
-        <w:t xml:space="preserve">. https://www.ibm.com/reports/data-breach</w:t>
-      </w:r>
-    </w:p>
-    <w:p>
-      <w:pPr>
-        <w:spacing w:before="0" w:after="0" w:line="360" w:lineRule="auto"/>
+          <w:lang w:val="en-US"/>
+        </w:rPr>
+        <w:t>Cost of a data breach report 2026</w:t>
+      </w:r>
+      <w:r>
+        <w:rPr>
+          <w:rFonts w:ascii="Arial" w:hAnsi="Arial" w:cs="Arial"/>
+          <w:sz w:val="24"/>
+          <w:szCs w:val="24"/>
+          <w:lang w:val="en-US"/>
+        </w:rPr>
+        <w:t>. https://www.ibm.com/reports/data-breach</w:t>
+      </w:r>
+    </w:p>
+    <w:p>
+      <w:pPr>
+        <w:spacing w:after="0" w:line="360" w:lineRule="auto"/>
         <w:ind w:left="720" w:hanging="720"/>
-        <w:jc w:val="left"/>
         <w:rPr>
           <w:rFonts w:ascii="Arial" w:hAnsi="Arial" w:cs="Arial"/>
           <w:lang w:val="es-GT"/>
@@ -6336,7 +5999,7 @@
           <w:szCs w:val="24"/>
           <w:lang w:val="es-GT"/>
         </w:rPr>
-        <w:t xml:space="preserve">La estructura de las revoluciones científicas</w:t>
+        <w:t>La estructura de las revoluciones científicas</w:t>
       </w:r>
       <w:r>
         <w:rPr>
@@ -6350,9 +6013,8 @@
     </w:p>
     <w:p>
       <w:pPr>
-        <w:spacing w:before="0" w:after="0" w:line="360" w:lineRule="auto"/>
+        <w:spacing w:after="0" w:line="360" w:lineRule="auto"/>
         <w:ind w:left="720" w:hanging="720"/>
-        <w:jc w:val="left"/>
         <w:rPr>
           <w:rFonts w:ascii="Arial" w:hAnsi="Arial" w:cs="Arial"/>
           <w:lang w:val="es-GT"/>
@@ -6375,7 +6037,7 @@
           <w:szCs w:val="24"/>
           <w:lang w:val="es-GT"/>
         </w:rPr>
-        <w:t xml:space="preserve">Guatemala avanza en su digitalización: Mastercard presenta hallazgos clave sobre ciberseguridad y refuerza su compromiso con la protección del ecosistema digital en el país</w:t>
+        <w:t>Guatemala avanza en su digitalización: Mastercard presenta hallazgos clave sobre ciberseguridad y refuerza su compromiso con la protección del ecosistema digital en el país</w:t>
       </w:r>
       <w:r>
         <w:rPr>
@@ -6389,9 +6051,8 @@
     </w:p>
     <w:p>
       <w:pPr>
-        <w:spacing w:before="0" w:after="0" w:line="360" w:lineRule="auto"/>
+        <w:spacing w:after="0" w:line="360" w:lineRule="auto"/>
         <w:ind w:left="720" w:hanging="720"/>
-        <w:jc w:val="left"/>
         <w:rPr>
           <w:rFonts w:ascii="Arial" w:hAnsi="Arial" w:cs="Arial"/>
           <w:lang w:val="es-GT"/>
@@ -6414,34 +6075,33 @@
           <w:szCs w:val="24"/>
           <w:lang w:val="es-GT"/>
         </w:rPr>
-        <w:t xml:space="preserve">Ciencia Latina Revista Científica Multidisciplinar, 10</w:t>
-      </w:r>
-      <w:r>
-        <w:rPr>
-          <w:rFonts w:ascii="Arial" w:hAnsi="Arial" w:cs="Arial"/>
-          <w:sz w:val="24"/>
-          <w:szCs w:val="24"/>
-          <w:lang w:val="es-GT"/>
-        </w:rPr>
-        <w:t xml:space="preserve">(1). https://doi.org/10.37811/cl_rcm.v10i1.22753</w:t>
-      </w:r>
-    </w:p>
-    <w:p>
-      <w:pPr>
-        <w:spacing w:before="0" w:after="0" w:line="360" w:lineRule="auto"/>
+        <w:t>Ciencia Latina Revista Científica Multidisciplinar, 10</w:t>
+      </w:r>
+      <w:r>
+        <w:rPr>
+          <w:rFonts w:ascii="Arial" w:hAnsi="Arial" w:cs="Arial"/>
+          <w:sz w:val="24"/>
+          <w:szCs w:val="24"/>
+          <w:lang w:val="es-GT"/>
+        </w:rPr>
+        <w:t>(1). https://doi.org/10.37811/cl_rcm.v10i1.22753</w:t>
+      </w:r>
+    </w:p>
+    <w:p>
+      <w:pPr>
+        <w:spacing w:after="0" w:line="360" w:lineRule="auto"/>
         <w:ind w:left="720" w:hanging="720"/>
-        <w:jc w:val="left"/>
-        <w:rPr>
-          <w:rFonts w:ascii="Arial" w:hAnsi="Arial" w:cs="Arial"/>
-          <w:lang w:val="es-GT"/>
-        </w:rPr>
-      </w:pPr>
-      <w:r>
-        <w:rPr>
-          <w:rFonts w:ascii="Arial" w:hAnsi="Arial" w:cs="Arial"/>
-          <w:sz w:val="24"/>
-          <w:szCs w:val="24"/>
-          <w:lang w:val="es-GT"/>
+        <w:rPr>
+          <w:rFonts w:ascii="Arial" w:hAnsi="Arial" w:cs="Arial"/>
+          <w:lang w:val="en-US"/>
+        </w:rPr>
+      </w:pPr>
+      <w:r>
+        <w:rPr>
+          <w:rFonts w:ascii="Arial" w:hAnsi="Arial" w:cs="Arial"/>
+          <w:sz w:val="24"/>
+          <w:szCs w:val="24"/>
+          <w:lang w:val="en-US"/>
         </w:rPr>
         <w:t xml:space="preserve">Rajapakse, R. N., Zahedi, M., Babar, M. A., &amp; Shen, H. (2022). Challenges and solutions when adopting DevSecOps: A systematic review. </w:t>
       </w:r>
@@ -6451,36 +6111,35 @@
           <w:i/>
           <w:sz w:val="24"/>
           <w:szCs w:val="24"/>
-          <w:lang w:val="es-GT"/>
-        </w:rPr>
-        <w:t xml:space="preserve">Information and Software Technology, 141</w:t>
-      </w:r>
-      <w:r>
-        <w:rPr>
-          <w:rFonts w:ascii="Arial" w:hAnsi="Arial" w:cs="Arial"/>
-          <w:sz w:val="24"/>
-          <w:szCs w:val="24"/>
-          <w:lang w:val="es-GT"/>
-        </w:rPr>
-        <w:t xml:space="preserve">, Artículo 106700. https://doi.org/10.1016/j.infsof.2021.106700</w:t>
-      </w:r>
-    </w:p>
-    <w:p>
-      <w:pPr>
-        <w:spacing w:before="0" w:after="0" w:line="360" w:lineRule="auto"/>
+          <w:lang w:val="en-US"/>
+        </w:rPr>
+        <w:t>Information and Software Technology, 141</w:t>
+      </w:r>
+      <w:r>
+        <w:rPr>
+          <w:rFonts w:ascii="Arial" w:hAnsi="Arial" w:cs="Arial"/>
+          <w:sz w:val="24"/>
+          <w:szCs w:val="24"/>
+          <w:lang w:val="en-US"/>
+        </w:rPr>
+        <w:t>, Artículo 106700. https://doi.org/10.1016/j.infsof.2021.106700</w:t>
+      </w:r>
+    </w:p>
+    <w:p>
+      <w:pPr>
+        <w:spacing w:after="0" w:line="360" w:lineRule="auto"/>
         <w:ind w:left="720" w:hanging="720"/>
-        <w:jc w:val="left"/>
-        <w:rPr>
-          <w:rFonts w:ascii="Arial" w:hAnsi="Arial" w:cs="Arial"/>
-          <w:lang w:val="es-GT"/>
-        </w:rPr>
-      </w:pPr>
-      <w:r>
-        <w:rPr>
-          <w:rFonts w:ascii="Arial" w:hAnsi="Arial" w:cs="Arial"/>
-          <w:sz w:val="24"/>
-          <w:szCs w:val="24"/>
-          <w:lang w:val="es-GT"/>
+        <w:rPr>
+          <w:rFonts w:ascii="Arial" w:hAnsi="Arial" w:cs="Arial"/>
+          <w:lang w:val="en-US"/>
+        </w:rPr>
+      </w:pPr>
+      <w:r>
+        <w:rPr>
+          <w:rFonts w:ascii="Arial" w:hAnsi="Arial" w:cs="Arial"/>
+          <w:sz w:val="24"/>
+          <w:szCs w:val="24"/>
+          <w:lang w:val="en-US"/>
         </w:rPr>
         <w:t xml:space="preserve">Rose, S., Borchert, O., Mitchell, S., &amp; Connelly, S. (2020). </w:t>
       </w:r>
@@ -6490,25 +6149,24 @@
           <w:i/>
           <w:sz w:val="24"/>
           <w:szCs w:val="24"/>
-          <w:lang w:val="es-GT"/>
-        </w:rPr>
-        <w:t xml:space="preserve">Zero trust architecture</w:t>
-      </w:r>
-      <w:r>
-        <w:rPr>
-          <w:rFonts w:ascii="Arial" w:hAnsi="Arial" w:cs="Arial"/>
-          <w:sz w:val="24"/>
-          <w:szCs w:val="24"/>
-          <w:lang w:val="es-GT"/>
+          <w:lang w:val="en-US"/>
+        </w:rPr>
+        <w:t>Zero trust architecture</w:t>
+      </w:r>
+      <w:r>
+        <w:rPr>
+          <w:rFonts w:ascii="Arial" w:hAnsi="Arial" w:cs="Arial"/>
+          <w:sz w:val="24"/>
+          <w:szCs w:val="24"/>
+          <w:lang w:val="en-US"/>
         </w:rPr>
         <w:t xml:space="preserve"> (NIST Special Publication 800-207). National Institute of Standards and Technology. https://doi.org/10.6028/NIST.SP.800-207</w:t>
       </w:r>
     </w:p>
     <w:p>
       <w:pPr>
-        <w:spacing w:before="0" w:after="0" w:line="360" w:lineRule="auto"/>
+        <w:spacing w:after="0" w:line="360" w:lineRule="auto"/>
         <w:ind w:left="720" w:hanging="720"/>
-        <w:jc w:val="left"/>
         <w:rPr>
           <w:rFonts w:ascii="Arial" w:hAnsi="Arial" w:cs="Arial"/>
           <w:lang w:val="es-GT"/>
@@ -6531,35 +6189,35 @@
           <w:szCs w:val="24"/>
           <w:lang w:val="es-GT"/>
         </w:rPr>
-        <w:t xml:space="preserve">Estatus de la iniciativa de Ley 6347 en Guatemala: Un avance hacia la ciberseguridad nacional</w:t>
-      </w:r>
-      <w:r>
-        <w:rPr>
-          <w:rFonts w:ascii="Arial" w:hAnsi="Arial" w:cs="Arial"/>
-          <w:sz w:val="24"/>
-          <w:szCs w:val="24"/>
-          <w:lang w:val="es-GT"/>
-        </w:rPr>
-        <w:t xml:space="preserve">. https://www.rsm.global/guatemala/es/insights/ley-de-ciberseguridad-guatemala</w:t>
-      </w:r>
-    </w:p>
-    <w:p>
-      <w:pPr>
-        <w:spacing w:before="0" w:after="0" w:line="360" w:lineRule="auto"/>
+        <w:t>Estatus de la iniciativa de Ley 6347 en Guatemala: Un avance hacia la ciberseguridad nacional</w:t>
+      </w:r>
+      <w:r>
+        <w:rPr>
+          <w:rFonts w:ascii="Arial" w:hAnsi="Arial" w:cs="Arial"/>
+          <w:sz w:val="24"/>
+          <w:szCs w:val="24"/>
+          <w:lang w:val="es-GT"/>
+        </w:rPr>
+        <w:t>. https://www.rsm.global/guatemala/es/insights/ley-de-ciberseguridad-guatemala</w:t>
+      </w:r>
+    </w:p>
+    <w:p>
+      <w:pPr>
+        <w:spacing w:after="0" w:line="360" w:lineRule="auto"/>
         <w:ind w:left="720" w:hanging="720"/>
-        <w:jc w:val="left"/>
-        <w:rPr>
-          <w:rFonts w:ascii="Arial" w:hAnsi="Arial" w:cs="Arial"/>
-          <w:lang w:val="es-GT"/>
-        </w:rPr>
-      </w:pPr>
-      <w:r>
-        <w:rPr>
-          <w:rFonts w:ascii="Arial" w:hAnsi="Arial" w:cs="Arial"/>
-          <w:sz w:val="24"/>
-          <w:szCs w:val="24"/>
-          <w:lang w:val="es-GT"/>
-        </w:rPr>
+        <w:rPr>
+          <w:rFonts w:ascii="Arial" w:hAnsi="Arial" w:cs="Arial"/>
+          <w:lang w:val="en-US"/>
+        </w:rPr>
+      </w:pPr>
+      <w:r>
+        <w:rPr>
+          <w:rFonts w:ascii="Arial" w:hAnsi="Arial" w:cs="Arial"/>
+          <w:sz w:val="24"/>
+          <w:szCs w:val="24"/>
+          <w:lang w:val="en-US"/>
+        </w:rPr>
+        <w:lastRenderedPageBreak/>
         <w:t xml:space="preserve">Souppaya, M., Scarfone, K., &amp; Dodson, D. (2022). </w:t>
       </w:r>
       <w:r>
@@ -6568,36 +6226,35 @@
           <w:i/>
           <w:sz w:val="24"/>
           <w:szCs w:val="24"/>
-          <w:lang w:val="es-GT"/>
-        </w:rPr>
-        <w:t xml:space="preserve">Secure software development framework (SSDF) version 1.1: Recommendations for mitigating the risk of software vulnerabilities</w:t>
-      </w:r>
-      <w:r>
-        <w:rPr>
-          <w:rFonts w:ascii="Arial" w:hAnsi="Arial" w:cs="Arial"/>
-          <w:sz w:val="24"/>
-          <w:szCs w:val="24"/>
-          <w:lang w:val="es-GT"/>
+          <w:lang w:val="en-US"/>
+        </w:rPr>
+        <w:t>Secure software development framework (SSDF) version 1.1: Recommendations for mitigating the risk of software vulnerabilities</w:t>
+      </w:r>
+      <w:r>
+        <w:rPr>
+          <w:rFonts w:ascii="Arial" w:hAnsi="Arial" w:cs="Arial"/>
+          <w:sz w:val="24"/>
+          <w:szCs w:val="24"/>
+          <w:lang w:val="en-US"/>
         </w:rPr>
         <w:t xml:space="preserve"> (NIST Special Publication 800-218). National Institute of Standards and Technology. https://doi.org/10.6028/NIST.SP.800-218</w:t>
       </w:r>
     </w:p>
     <w:p>
       <w:pPr>
-        <w:spacing w:before="0" w:after="0" w:line="360" w:lineRule="auto"/>
+        <w:spacing w:after="0" w:line="360" w:lineRule="auto"/>
         <w:ind w:left="720" w:hanging="720"/>
-        <w:jc w:val="left"/>
-        <w:rPr>
-          <w:rFonts w:ascii="Arial" w:hAnsi="Arial" w:cs="Arial"/>
-          <w:lang w:val="es-GT"/>
-        </w:rPr>
-      </w:pPr>
-      <w:r>
-        <w:rPr>
-          <w:rFonts w:ascii="Arial" w:hAnsi="Arial" w:cs="Arial"/>
-          <w:sz w:val="24"/>
-          <w:szCs w:val="24"/>
-          <w:lang w:val="es-GT"/>
+        <w:rPr>
+          <w:rFonts w:ascii="Arial" w:hAnsi="Arial" w:cs="Arial"/>
+          <w:lang w:val="en-US"/>
+        </w:rPr>
+      </w:pPr>
+      <w:r>
+        <w:rPr>
+          <w:rFonts w:ascii="Arial" w:hAnsi="Arial" w:cs="Arial"/>
+          <w:sz w:val="24"/>
+          <w:szCs w:val="24"/>
+          <w:lang w:val="en-US"/>
         </w:rPr>
         <w:t xml:space="preserve">Veracode. (2026). </w:t>
       </w:r>
@@ -6607,36 +6264,35 @@
           <w:i/>
           <w:sz w:val="24"/>
           <w:szCs w:val="24"/>
-          <w:lang w:val="es-GT"/>
-        </w:rPr>
-        <w:t xml:space="preserve">2026 state of software security report</w:t>
-      </w:r>
-      <w:r>
-        <w:rPr>
-          <w:rFonts w:ascii="Arial" w:hAnsi="Arial" w:cs="Arial"/>
-          <w:sz w:val="24"/>
-          <w:szCs w:val="24"/>
-          <w:lang w:val="es-GT"/>
-        </w:rPr>
-        <w:t xml:space="preserve">. https://www.veracode.com/wp-content/uploads/2026-State-of-Software-Security-Report.pdf</w:t>
-      </w:r>
-    </w:p>
-    <w:p>
-      <w:pPr>
-        <w:spacing w:before="0" w:after="0" w:line="360" w:lineRule="auto"/>
+          <w:lang w:val="en-US"/>
+        </w:rPr>
+        <w:t>2026 state of software security report</w:t>
+      </w:r>
+      <w:r>
+        <w:rPr>
+          <w:rFonts w:ascii="Arial" w:hAnsi="Arial" w:cs="Arial"/>
+          <w:sz w:val="24"/>
+          <w:szCs w:val="24"/>
+          <w:lang w:val="en-US"/>
+        </w:rPr>
+        <w:t>. https://www.veracode.com/wp-content/uploads/2026-State-of-Software-Security-Report.pdf</w:t>
+      </w:r>
+    </w:p>
+    <w:p>
+      <w:pPr>
+        <w:spacing w:after="0" w:line="360" w:lineRule="auto"/>
         <w:ind w:left="720" w:hanging="720"/>
-        <w:jc w:val="left"/>
-        <w:rPr>
-          <w:rFonts w:ascii="Arial" w:hAnsi="Arial" w:cs="Arial"/>
-          <w:lang w:val="es-GT"/>
-        </w:rPr>
-      </w:pPr>
-      <w:r>
-        <w:rPr>
-          <w:rFonts w:ascii="Arial" w:hAnsi="Arial" w:cs="Arial"/>
-          <w:sz w:val="24"/>
-          <w:szCs w:val="24"/>
-          <w:lang w:val="es-GT"/>
+        <w:rPr>
+          <w:rFonts w:ascii="Arial" w:hAnsi="Arial" w:cs="Arial"/>
+          <w:lang w:val="en-US"/>
+        </w:rPr>
+      </w:pPr>
+      <w:r>
+        <w:rPr>
+          <w:rFonts w:ascii="Arial" w:hAnsi="Arial" w:cs="Arial"/>
+          <w:sz w:val="24"/>
+          <w:szCs w:val="24"/>
+          <w:lang w:val="en-US"/>
         </w:rPr>
         <w:t xml:space="preserve">Verizon. (2026). </w:t>
       </w:r>
@@ -6646,22 +6302,22 @@
           <w:i/>
           <w:sz w:val="24"/>
           <w:szCs w:val="24"/>
-          <w:lang w:val="es-GT"/>
-        </w:rPr>
-        <w:t xml:space="preserve">2026 data breach investigations report</w:t>
-      </w:r>
-      <w:r>
-        <w:rPr>
-          <w:rFonts w:ascii="Arial" w:hAnsi="Arial" w:cs="Arial"/>
-          <w:sz w:val="24"/>
-          <w:szCs w:val="24"/>
-          <w:lang w:val="es-GT"/>
-        </w:rPr>
-        <w:t xml:space="preserve">. Verizon Business. https://www.verizon.com/business/resources/reports/dbir/</w:t>
+          <w:lang w:val="en-US"/>
+        </w:rPr>
+        <w:t>2026 data breach investigations report</w:t>
+      </w:r>
+      <w:r>
+        <w:rPr>
+          <w:rFonts w:ascii="Arial" w:hAnsi="Arial" w:cs="Arial"/>
+          <w:sz w:val="24"/>
+          <w:szCs w:val="24"/>
+          <w:lang w:val="en-US"/>
+        </w:rPr>
+        <w:t>. Verizon Business. https://www.verizon.com/business/resources/reports/dbir/</w:t>
       </w:r>
     </w:p>
     <w:sectPr>
-      <w:headerReference w:type="default" r:id="rIdHdrDef"/>
+      <w:headerReference w:type="default" r:id="rId9"/>
       <w:pgSz w:w="12240" w:h="15840"/>
       <w:pgMar w:top="1417" w:right="1417" w:bottom="1417" w:left="1984" w:header="720" w:footer="720" w:gutter="0"/>
       <w:cols w:space="720"/>
@@ -6671,8 +6327,58 @@
 </w:document>
 </file>
 
-<file path=word/headerDef.xml><?xml version="1.0" encoding="utf-8"?>
-<w:hdr xmlns:w="http://schemas.openxmlformats.org/wordprocessingml/2006/main" xmlns:r="http://schemas.openxmlformats.org/officeDocument/2006/relationships">
+<file path=word/endnotes.xml><?xml version="1.0" encoding="utf-8"?>
+<w:endnotes xmlns:wpc="http://schemas.microsoft.com/office/word/2010/wordprocessingCanvas" xmlns:cx="http://schemas.microsoft.com/office/drawing/2014/chartex" xmlns:cx1="http://schemas.microsoft.com/office/drawing/2015/9/8/chartex" xmlns:cx2="http://schemas.microsoft.com/office/drawing/2015/10/21/chartex" xmlns:cx3="http://schemas.microsoft.com/office/drawing/2016/5/9/chartex" xmlns:cx4="http://schemas.microsoft.com/office/drawing/2016/5/10/chartex" xmlns:cx5="http://schemas.microsoft.com/office/drawing/2016/5/11/chartex" xmlns:cx6="http://schemas.microsoft.com/office/drawing/2016/5/12/chartex" xmlns:cx7="http://schemas.microsoft.com/office/drawing/2016/5/13/chartex" xmlns:cx8="http://schemas.microsoft.com/office/drawing/2016/5/14/chartex" xmlns:mc="http://schemas.openxmlformats.org/markup-compatibility/2006" xmlns:aink="http://schemas.microsoft.com/office/drawing/2016/ink" xmlns:am3d="http://schemas.microsoft.com/office/drawing/2017/model3d" xmlns:o="urn:schemas-microsoft-com:office:office" xmlns:oel="http://schemas.microsoft.com/office/2019/extlst" xmlns:r="http://schemas.openxmlformats.org/officeDocument/2006/relationships" xmlns:m="http://schemas.openxmlformats.org/officeDocument/2006/math" xmlns:v="urn:schemas-microsoft-com:vml" xmlns:wp14="http://schemas.microsoft.com/office/word/2010/wordprocessingDrawing" xmlns:wp="http://schemas.openxmlformats.org/drawingml/2006/wordprocessingDrawing" xmlns:w10="urn:schemas-microsoft-com:office:word" xmlns:w="http://schemas.openxmlformats.org/wordprocessingml/2006/main" xmlns:w14="http://schemas.microsoft.com/office/word/2010/wordml" xmlns:w15="http://schemas.microsoft.com/office/word/2012/wordml" xmlns:w16cex="http://schemas.microsoft.com/office/word/2018/wordml/cex" xmlns:w16cid="http://schemas.microsoft.com/office/word/2016/wordml/cid" xmlns:w16="http://schemas.microsoft.com/office/word/2018/wordml" xmlns:w16du="http://schemas.microsoft.com/office/word/2023/wordml/word16du" xmlns:w16sdtdh="http://schemas.microsoft.com/office/word/2020/wordml/sdtdatahash" xmlns:w16sdtfl="http://schemas.microsoft.com/office/word/2024/wordml/sdtformatlock" xmlns:w16se="http://schemas.microsoft.com/office/word/2015/wordml/symex" xmlns:wpg="http://schemas.microsoft.com/office/word/2010/wordprocessingGroup" xmlns:wpi="http://schemas.microsoft.com/office/word/2010/wordprocessingInk" xmlns:wne="http://schemas.microsoft.com/office/word/2006/wordml" xmlns:wps="http://schemas.microsoft.com/office/word/2010/wordprocessingShape" mc:Ignorable="w14 w15 w16se w16cid w16 w16cex w16sdtdh w16sdtfl w16du wp14">
+  <w:endnote w:type="separator" w:id="-1">
+    <w:p>
+      <w:pPr>
+        <w:spacing w:after="0" w:line="240" w:lineRule="auto"/>
+      </w:pPr>
+      <w:r>
+        <w:separator/>
+      </w:r>
+    </w:p>
+  </w:endnote>
+  <w:endnote w:type="continuationSeparator" w:id="0">
+    <w:p>
+      <w:pPr>
+        <w:spacing w:after="0" w:line="240" w:lineRule="auto"/>
+      </w:pPr>
+      <w:r>
+        <w:continuationSeparator/>
+      </w:r>
+    </w:p>
+  </w:endnote>
+</w:endnotes>
+</file>
+
+<file path=word/footnotes.xml><?xml version="1.0" encoding="utf-8"?>
+<w:footnotes xmlns:wpc="http://schemas.microsoft.com/office/word/2010/wordprocessingCanvas" xmlns:cx="http://schemas.microsoft.com/office/drawing/2014/chartex" xmlns:cx1="http://schemas.microsoft.com/office/drawing/2015/9/8/chartex" xmlns:cx2="http://schemas.microsoft.com/office/drawing/2015/10/21/chartex" xmlns:cx3="http://schemas.microsoft.com/office/drawing/2016/5/9/chartex" xmlns:cx4="http://schemas.microsoft.com/office/drawing/2016/5/10/chartex" xmlns:cx5="http://schemas.microsoft.com/office/drawing/2016/5/11/chartex" xmlns:cx6="http://schemas.microsoft.com/office/drawing/2016/5/12/chartex" xmlns:cx7="http://schemas.microsoft.com/office/drawing/2016/5/13/chartex" xmlns:cx8="http://schemas.microsoft.com/office/drawing/2016/5/14/chartex" xmlns:mc="http://schemas.openxmlformats.org/markup-compatibility/2006" xmlns:aink="http://schemas.microsoft.com/office/drawing/2016/ink" xmlns:am3d="http://schemas.microsoft.com/office/drawing/2017/model3d" xmlns:o="urn:schemas-microsoft-com:office:office" xmlns:oel="http://schemas.microsoft.com/office/2019/extlst" xmlns:r="http://schemas.openxmlformats.org/officeDocument/2006/relationships" xmlns:m="http://schemas.openxmlformats.org/officeDocument/2006/math" xmlns:v="urn:schemas-microsoft-com:vml" xmlns:wp14="http://schemas.microsoft.com/office/word/2010/wordprocessingDrawing" xmlns:wp="http://schemas.openxmlformats.org/drawingml/2006/wordprocessingDrawing" xmlns:w10="urn:schemas-microsoft-com:office:word" xmlns:w="http://schemas.openxmlformats.org/wordprocessingml/2006/main" xmlns:w14="http://schemas.microsoft.com/office/word/2010/wordml" xmlns:w15="http://schemas.microsoft.com/office/word/2012/wordml" xmlns:w16cex="http://schemas.microsoft.com/office/word/2018/wordml/cex" xmlns:w16cid="http://schemas.microsoft.com/office/word/2016/wordml/cid" xmlns:w16="http://schemas.microsoft.com/office/word/2018/wordml" xmlns:w16du="http://schemas.microsoft.com/office/word/2023/wordml/word16du" xmlns:w16sdtdh="http://schemas.microsoft.com/office/word/2020/wordml/sdtdatahash" xmlns:w16sdtfl="http://schemas.microsoft.com/office/word/2024/wordml/sdtformatlock" xmlns:w16se="http://schemas.microsoft.com/office/word/2015/wordml/symex" xmlns:wpg="http://schemas.microsoft.com/office/word/2010/wordprocessingGroup" xmlns:wpi="http://schemas.microsoft.com/office/word/2010/wordprocessingInk" xmlns:wne="http://schemas.microsoft.com/office/word/2006/wordml" xmlns:wps="http://schemas.microsoft.com/office/word/2010/wordprocessingShape" mc:Ignorable="w14 w15 w16se w16cid w16 w16cex w16sdtdh w16sdtfl w16du wp14">
+  <w:footnote w:type="separator" w:id="-1">
+    <w:p>
+      <w:pPr>
+        <w:spacing w:after="0" w:line="240" w:lineRule="auto"/>
+      </w:pPr>
+      <w:r>
+        <w:separator/>
+      </w:r>
+    </w:p>
+  </w:footnote>
+  <w:footnote w:type="continuationSeparator" w:id="0">
+    <w:p>
+      <w:pPr>
+        <w:spacing w:after="0" w:line="240" w:lineRule="auto"/>
+      </w:pPr>
+      <w:r>
+        <w:continuationSeparator/>
+      </w:r>
+    </w:p>
+  </w:footnote>
+</w:footnotes>
+</file>
+
+<file path=word/header1.xml><?xml version="1.0" encoding="utf-8"?>
+<w:hdr xmlns:wpc="http://schemas.microsoft.com/office/word/2010/wordprocessingCanvas" xmlns:cx="http://schemas.microsoft.com/office/drawing/2014/chartex" xmlns:cx1="http://schemas.microsoft.com/office/drawing/2015/9/8/chartex" xmlns:cx2="http://schemas.microsoft.com/office/drawing/2015/10/21/chartex" xmlns:cx3="http://schemas.microsoft.com/office/drawing/2016/5/9/chartex" xmlns:cx4="http://schemas.microsoft.com/office/drawing/2016/5/10/chartex" xmlns:cx5="http://schemas.microsoft.com/office/drawing/2016/5/11/chartex" xmlns:cx6="http://schemas.microsoft.com/office/drawing/2016/5/12/chartex" xmlns:cx7="http://schemas.microsoft.com/office/drawing/2016/5/13/chartex" xmlns:cx8="http://schemas.microsoft.com/office/drawing/2016/5/14/chartex" xmlns:mc="http://schemas.openxmlformats.org/markup-compatibility/2006" xmlns:aink="http://schemas.microsoft.com/office/drawing/2016/ink" xmlns:am3d="http://schemas.microsoft.com/office/drawing/2017/model3d" xmlns:o="urn:schemas-microsoft-com:office:office" xmlns:oel="http://schemas.microsoft.com/office/2019/extlst" xmlns:r="http://schemas.openxmlformats.org/officeDocument/2006/relationships" xmlns:m="http://schemas.openxmlformats.org/officeDocument/2006/math" xmlns:v="urn:schemas-microsoft-com:vml" xmlns:wp14="http://schemas.microsoft.com/office/word/2010/wordprocessingDrawing" xmlns:wp="http://schemas.openxmlformats.org/drawingml/2006/wordprocessingDrawing" xmlns:w10="urn:schemas-microsoft-com:office:word" xmlns:w="http://schemas.openxmlformats.org/wordprocessingml/2006/main" xmlns:w14="http://schemas.microsoft.com/office/word/2010/wordml" xmlns:w15="http://schemas.microsoft.com/office/word/2012/wordml" xmlns:w16cex="http://schemas.microsoft.com/office/word/2018/wordml/cex" xmlns:w16cid="http://schemas.microsoft.com/office/word/2016/wordml/cid" xmlns:w16="http://schemas.microsoft.com/office/word/2018/wordml" xmlns:w16du="http://schemas.microsoft.com/office/word/2023/wordml/word16du" xmlns:w16sdtdh="http://schemas.microsoft.com/office/word/2020/wordml/sdtdatahash" xmlns:w16sdtfl="http://schemas.microsoft.com/office/word/2024/wordml/sdtformatlock" xmlns:w16se="http://schemas.microsoft.com/office/word/2015/wordml/symex" xmlns:wpg="http://schemas.microsoft.com/office/word/2010/wordprocessingGroup" xmlns:wpi="http://schemas.microsoft.com/office/word/2010/wordprocessingInk" xmlns:wne="http://schemas.microsoft.com/office/word/2006/wordml" xmlns:wps="http://schemas.microsoft.com/office/word/2010/wordprocessingShape" mc:Ignorable="w14 w15 w16se w16cid w16 w16cex w16sdtdh w16sdtfl w16du wp14">
   <w:p>
     <w:pPr>
       <w:jc w:val="right"/>
@@ -7707,6 +7413,42 @@
       <w:spacing w:val="5"/>
     </w:rPr>
   </w:style>
+  <w:style w:type="paragraph" w:styleId="TDC1">
+    <w:name w:val="toc 1"/>
+    <w:basedOn w:val="Normal"/>
+    <w:next w:val="Normal"/>
+    <w:autoRedefine/>
+    <w:uiPriority w:val="39"/>
+    <w:unhideWhenUsed/>
+    <w:rsid w:val="004E0CB6"/>
+    <w:pPr>
+      <w:spacing w:after="100"/>
+    </w:pPr>
+  </w:style>
+  <w:style w:type="paragraph" w:styleId="TDC2">
+    <w:name w:val="toc 2"/>
+    <w:basedOn w:val="Normal"/>
+    <w:next w:val="Normal"/>
+    <w:autoRedefine/>
+    <w:uiPriority w:val="39"/>
+    <w:unhideWhenUsed/>
+    <w:rsid w:val="004E0CB6"/>
+    <w:pPr>
+      <w:spacing w:after="100"/>
+      <w:ind w:left="220"/>
+    </w:pPr>
+  </w:style>
+  <w:style w:type="character" w:styleId="Hipervnculo">
+    <w:name w:val="Hyperlink"/>
+    <w:basedOn w:val="Fuentedeprrafopredeter"/>
+    <w:uiPriority w:val="99"/>
+    <w:unhideWhenUsed/>
+    <w:rsid w:val="004E0CB6"/>
+    <w:rPr>
+      <w:color w:val="467886" w:themeColor="hyperlink"/>
+      <w:u w:val="single"/>
+    </w:rPr>
+  </w:style>
 </w:styles>
 </file>
 
